--- a/LLDD/word/BE/LLDD-BE-API-Common-Contracts.docx
+++ b/LLDD/word/BE/LLDD-BE-API-Common-Contracts.docx
@@ -4296,7 +4296,7 @@
                 <w:b w:val="0"/>
                 <w:sz w:val="18"/>
               </w:rPr>
-              <w:t>/stores/search, /competitors, /document-statuses</w:t>
+              <w:t>/competitors, /document-statuses, /workflow-sections, /decisions (ร้าน/ภาค/ประเภทสาขา ใช้ /store/* + /common/common-code ของระบบ SBP เดิม · 2026-08-06)</w:t>
             </w:r>
           </w:p>
         </w:tc>

--- a/LLDD/word/BE/LLDD-BE-API-Common-Contracts.docx
+++ b/LLDD/word/BE/LLDD-BE-API-Common-Contracts.docx
@@ -103,11 +103,15 @@
               <w:keepLines/>
               <w:spacing w:after="0"/>
             </w:pPr>
-            <w:r/>
-            <w:r>
-              <w:rPr>
-                <w:rFonts w:ascii="Arial" w:hAnsi="Arial" w:eastAsia="Arial"/>
-                <w:b w:val="0"/>
+            <w:r>
+              <w:rPr>
+                <w:rFonts w:ascii="Arial" w:hAnsi="Arial" w:eastAsia="Arial"/>
+                <w:sz w:val="18"/>
+              </w:rPr>
+            </w:r>
+            <w:r>
+              <w:rPr>
+                <w:rFonts w:ascii="Arial" w:hAnsi="Arial" w:eastAsia="Arial"/>
                 <w:sz w:val="18"/>
               </w:rPr>
               <w:t>วัตถุประสงค์</w:t>
@@ -124,11 +128,15 @@
               <w:keepLines/>
               <w:spacing w:after="0"/>
             </w:pPr>
-            <w:r/>
-            <w:r>
-              <w:rPr>
-                <w:rFonts w:ascii="Arial" w:hAnsi="Arial" w:eastAsia="Arial"/>
-                <w:b w:val="0"/>
+            <w:r>
+              <w:rPr>
+                <w:rFonts w:ascii="Arial" w:hAnsi="Arial" w:eastAsia="Arial"/>
+                <w:sz w:val="18"/>
+              </w:rPr>
+            </w:r>
+            <w:r>
+              <w:rPr>
+                <w:rFonts w:ascii="Arial" w:hAnsi="Arial" w:eastAsia="Arial"/>
                 <w:sz w:val="18"/>
               </w:rPr>
               <w:t>ใช้เป็นรายละเอียดระดับพัฒนาสำหรับออกแบบ ลงมือพัฒนา ตรวจทาน และทดสอบขอบเขตที่ระบุในฉบับนี้</w:t>
@@ -150,11 +158,15 @@
               <w:keepLines/>
               <w:spacing w:after="0"/>
             </w:pPr>
-            <w:r/>
-            <w:r>
-              <w:rPr>
-                <w:rFonts w:ascii="Arial" w:hAnsi="Arial" w:eastAsia="Arial"/>
-                <w:b w:val="0"/>
+            <w:r>
+              <w:rPr>
+                <w:rFonts w:ascii="Arial" w:hAnsi="Arial" w:eastAsia="Arial"/>
+                <w:sz w:val="18"/>
+              </w:rPr>
+            </w:r>
+            <w:r>
+              <w:rPr>
+                <w:rFonts w:ascii="Arial" w:hAnsi="Arial" w:eastAsia="Arial"/>
                 <w:sz w:val="18"/>
               </w:rPr>
               <w:t>ลำดับการอ่าน</w:t>
@@ -171,11 +183,15 @@
               <w:keepLines/>
               <w:spacing w:after="0"/>
             </w:pPr>
-            <w:r/>
-            <w:r>
-              <w:rPr>
-                <w:rFonts w:ascii="Arial" w:hAnsi="Arial" w:eastAsia="Arial"/>
-                <w:b w:val="0"/>
+            <w:r>
+              <w:rPr>
+                <w:rFonts w:ascii="Arial" w:hAnsi="Arial" w:eastAsia="Arial"/>
+                <w:sz w:val="18"/>
+              </w:rPr>
+            </w:r>
+            <w:r>
+              <w:rPr>
+                <w:rFonts w:ascii="Arial" w:hAnsi="Arial" w:eastAsia="Arial"/>
                 <w:sz w:val="18"/>
               </w:rPr>
               <w:t>เริ่มจาก Overview และ Scope จากนั้นตรวจ Field/Validation, Implementation, Contract, Processing Flow, Acceptance Criteria และ Test Checklist ตามลำดับ</w:t>
@@ -197,11 +213,15 @@
               <w:keepLines/>
               <w:spacing w:after="0"/>
             </w:pPr>
-            <w:r/>
-            <w:r>
-              <w:rPr>
-                <w:rFonts w:ascii="Arial" w:hAnsi="Arial" w:eastAsia="Arial"/>
-                <w:b w:val="0"/>
+            <w:r>
+              <w:rPr>
+                <w:rFonts w:ascii="Arial" w:hAnsi="Arial" w:eastAsia="Arial"/>
+                <w:sz w:val="18"/>
+              </w:rPr>
+            </w:r>
+            <w:r>
+              <w:rPr>
+                <w:rFonts w:ascii="Arial" w:hAnsi="Arial" w:eastAsia="Arial"/>
                 <w:sz w:val="18"/>
               </w:rPr>
               <w:t>ผลลัพธ์ที่คาดหวัง</w:t>
@@ -218,11 +238,15 @@
               <w:keepLines/>
               <w:spacing w:after="0"/>
             </w:pPr>
-            <w:r/>
-            <w:r>
-              <w:rPr>
-                <w:rFonts w:ascii="Arial" w:hAnsi="Arial" w:eastAsia="Arial"/>
-                <w:b w:val="0"/>
+            <w:r>
+              <w:rPr>
+                <w:rFonts w:ascii="Arial" w:hAnsi="Arial" w:eastAsia="Arial"/>
+                <w:sz w:val="18"/>
+              </w:rPr>
+            </w:r>
+            <w:r>
+              <w:rPr>
+                <w:rFonts w:ascii="Arial" w:hAnsi="Arial" w:eastAsia="Arial"/>
                 <w:sz w:val="18"/>
               </w:rPr>
               <w:t>ผู้อ่านสามารถระบุ input, ขั้นตอนประมวลผล, output, เงื่อนไขผิดพลาด และหลักฐานการทดสอบได้จากเนื้อหาในฉบับเดียว</w:t>
@@ -322,11 +346,15 @@
               <w:keepLines/>
               <w:spacing w:after="0"/>
             </w:pPr>
-            <w:r/>
-            <w:r>
-              <w:rPr>
-                <w:rFonts w:ascii="Arial" w:hAnsi="Arial" w:eastAsia="Arial"/>
-                <w:b w:val="0"/>
+            <w:r>
+              <w:rPr>
+                <w:rFonts w:ascii="Arial" w:hAnsi="Arial" w:eastAsia="Arial"/>
+                <w:sz w:val="18"/>
+              </w:rPr>
+            </w:r>
+            <w:r>
+              <w:rPr>
+                <w:rFonts w:ascii="Arial" w:hAnsi="Arial" w:eastAsia="Arial"/>
                 <w:sz w:val="18"/>
               </w:rPr>
               <w:t>Track</w:t>
@@ -343,11 +371,15 @@
               <w:keepLines/>
               <w:spacing w:after="0"/>
             </w:pPr>
-            <w:r/>
-            <w:r>
-              <w:rPr>
-                <w:rFonts w:ascii="Arial" w:hAnsi="Arial" w:eastAsia="Arial"/>
-                <w:b w:val="0"/>
+            <w:r>
+              <w:rPr>
+                <w:rFonts w:ascii="Arial" w:hAnsi="Arial" w:eastAsia="Arial"/>
+                <w:sz w:val="18"/>
+              </w:rPr>
+            </w:r>
+            <w:r>
+              <w:rPr>
+                <w:rFonts w:ascii="Arial" w:hAnsi="Arial" w:eastAsia="Arial"/>
                 <w:sz w:val="18"/>
               </w:rPr>
               <w:t>BE</w:t>
@@ -369,11 +401,15 @@
               <w:keepLines/>
               <w:spacing w:after="0"/>
             </w:pPr>
-            <w:r/>
-            <w:r>
-              <w:rPr>
-                <w:rFonts w:ascii="Arial" w:hAnsi="Arial" w:eastAsia="Arial"/>
-                <w:b w:val="0"/>
+            <w:r>
+              <w:rPr>
+                <w:rFonts w:ascii="Arial" w:hAnsi="Arial" w:eastAsia="Arial"/>
+                <w:sz w:val="18"/>
+              </w:rPr>
+            </w:r>
+            <w:r>
+              <w:rPr>
+                <w:rFonts w:ascii="Arial" w:hAnsi="Arial" w:eastAsia="Arial"/>
                 <w:sz w:val="18"/>
               </w:rPr>
               <w:t>Estimate</w:t>
@@ -390,14 +426,18 @@
               <w:keepLines/>
               <w:spacing w:after="0"/>
             </w:pPr>
-            <w:r/>
-            <w:r>
-              <w:rPr>
-                <w:rFonts w:ascii="Arial" w:hAnsi="Arial" w:eastAsia="Arial"/>
-                <w:b w:val="0"/>
-                <w:sz w:val="18"/>
-              </w:rPr>
-              <w:t>15 ชั่วโมง</w:t>
+            <w:r>
+              <w:rPr>
+                <w:rFonts w:ascii="Arial" w:hAnsi="Arial" w:eastAsia="Arial"/>
+                <w:sz w:val="18"/>
+              </w:rPr>
+            </w:r>
+            <w:r>
+              <w:rPr>
+                <w:rFonts w:ascii="Arial" w:hAnsi="Arial" w:eastAsia="Arial"/>
+                <w:sz w:val="18"/>
+              </w:rPr>
+              <w:t>18 ชั่วโมง</w:t>
             </w:r>
           </w:p>
         </w:tc>
@@ -416,11 +456,15 @@
               <w:keepLines/>
               <w:spacing w:after="0"/>
             </w:pPr>
-            <w:r/>
-            <w:r>
-              <w:rPr>
-                <w:rFonts w:ascii="Arial" w:hAnsi="Arial" w:eastAsia="Arial"/>
-                <w:b w:val="0"/>
+            <w:r>
+              <w:rPr>
+                <w:rFonts w:ascii="Arial" w:hAnsi="Arial" w:eastAsia="Arial"/>
+                <w:sz w:val="18"/>
+              </w:rPr>
+            </w:r>
+            <w:r>
+              <w:rPr>
+                <w:rFonts w:ascii="Arial" w:hAnsi="Arial" w:eastAsia="Arial"/>
                 <w:sz w:val="18"/>
               </w:rPr>
               <w:t>Owner</w:t>
@@ -437,11 +481,15 @@
               <w:keepLines/>
               <w:spacing w:after="0"/>
             </w:pPr>
-            <w:r/>
-            <w:r>
-              <w:rPr>
-                <w:rFonts w:ascii="Arial" w:hAnsi="Arial" w:eastAsia="Arial"/>
-                <w:b w:val="0"/>
+            <w:r>
+              <w:rPr>
+                <w:rFonts w:ascii="Arial" w:hAnsi="Arial" w:eastAsia="Arial"/>
+                <w:sz w:val="18"/>
+              </w:rPr>
+            </w:r>
+            <w:r>
+              <w:rPr>
+                <w:rFonts w:ascii="Arial" w:hAnsi="Arial" w:eastAsia="Arial"/>
                 <w:sz w:val="18"/>
               </w:rPr>
               <w:t>Butsaba &lt;But&gt; Podamrong</w:t>
@@ -463,11 +511,15 @@
               <w:keepLines/>
               <w:spacing w:after="0"/>
             </w:pPr>
-            <w:r/>
-            <w:r>
-              <w:rPr>
-                <w:rFonts w:ascii="Arial" w:hAnsi="Arial" w:eastAsia="Arial"/>
-                <w:b w:val="0"/>
+            <w:r>
+              <w:rPr>
+                <w:rFonts w:ascii="Arial" w:hAnsi="Arial" w:eastAsia="Arial"/>
+                <w:sz w:val="18"/>
+              </w:rPr>
+            </w:r>
+            <w:r>
+              <w:rPr>
+                <w:rFonts w:ascii="Arial" w:hAnsi="Arial" w:eastAsia="Arial"/>
                 <w:sz w:val="18"/>
               </w:rPr>
               <w:t>Objective</w:t>
@@ -484,11 +536,15 @@
               <w:keepLines/>
               <w:spacing w:after="0"/>
             </w:pPr>
-            <w:r/>
-            <w:r>
-              <w:rPr>
-                <w:rFonts w:ascii="Arial" w:hAnsi="Arial" w:eastAsia="Arial"/>
-                <w:b w:val="0"/>
+            <w:r>
+              <w:rPr>
+                <w:rFonts w:ascii="Arial" w:hAnsi="Arial" w:eastAsia="Arial"/>
+                <w:sz w:val="18"/>
+              </w:rPr>
+            </w:r>
+            <w:r>
+              <w:rPr>
+                <w:rFonts w:ascii="Arial" w:hAnsi="Arial" w:eastAsia="Arial"/>
                 <w:sz w:val="18"/>
               </w:rPr>
               <w:t>กำหนดสัญญากลางของ REST API ทุกเส้นเพื่อไม่ให้ endpoint รายตัวตีความต่างกัน: transport/auth/error/format/pagination/action/RBAC/audit/idempotency</w:t>
@@ -781,11 +837,15 @@
               <w:keepLines/>
               <w:spacing w:after="0"/>
             </w:pPr>
-            <w:r/>
-            <w:r>
-              <w:rPr>
-                <w:rFonts w:ascii="Arial" w:hAnsi="Arial" w:eastAsia="Arial"/>
-                <w:b w:val="0"/>
+            <w:r>
+              <w:rPr>
+                <w:rFonts w:ascii="Arial" w:hAnsi="Arial" w:eastAsia="Arial"/>
+                <w:sz w:val="18"/>
+              </w:rPr>
+            </w:r>
+            <w:r>
+              <w:rPr>
+                <w:rFonts w:ascii="Arial" w:hAnsi="Arial" w:eastAsia="Arial"/>
                 <w:sz w:val="18"/>
               </w:rPr>
               <w:t>Base URL</w:t>
@@ -802,11 +862,15 @@
               <w:keepLines/>
               <w:spacing w:after="0"/>
             </w:pPr>
-            <w:r/>
-            <w:r>
-              <w:rPr>
-                <w:rFonts w:ascii="Arial" w:hAnsi="Arial" w:eastAsia="Arial"/>
-                <w:b w:val="0"/>
+            <w:r>
+              <w:rPr>
+                <w:rFonts w:ascii="Arial" w:hAnsi="Arial" w:eastAsia="Arial"/>
+                <w:sz w:val="18"/>
+              </w:rPr>
+            </w:r>
+            <w:r>
+              <w:rPr>
+                <w:rFonts w:ascii="Arial" w:hAnsi="Arial" w:eastAsia="Arial"/>
                 <w:sz w:val="18"/>
               </w:rPr>
               <w:t>/api/v1</w:t>
@@ -823,11 +887,15 @@
               <w:keepLines/>
               <w:spacing w:after="0"/>
             </w:pPr>
-            <w:r/>
-            <w:r>
-              <w:rPr>
-                <w:rFonts w:ascii="Arial" w:hAnsi="Arial" w:eastAsia="Arial"/>
-                <w:b w:val="0"/>
+            <w:r>
+              <w:rPr>
+                <w:rFonts w:ascii="Arial" w:hAnsi="Arial" w:eastAsia="Arial"/>
+                <w:sz w:val="18"/>
+              </w:rPr>
+            </w:r>
+            <w:r>
+              <w:rPr>
+                <w:rFonts w:ascii="Arial" w:hAnsi="Arial" w:eastAsia="Arial"/>
                 <w:sz w:val="18"/>
               </w:rPr>
               <w:t>required</w:t>
@@ -844,11 +912,15 @@
               <w:keepLines/>
               <w:spacing w:after="0"/>
             </w:pPr>
-            <w:r/>
-            <w:r>
-              <w:rPr>
-                <w:rFonts w:ascii="Arial" w:hAnsi="Arial" w:eastAsia="Arial"/>
-                <w:b w:val="0"/>
+            <w:r>
+              <w:rPr>
+                <w:rFonts w:ascii="Arial" w:hAnsi="Arial" w:eastAsia="Arial"/>
+                <w:sz w:val="18"/>
+              </w:rPr>
+            </w:r>
+            <w:r>
+              <w:rPr>
+                <w:rFonts w:ascii="Arial" w:hAnsi="Arial" w:eastAsia="Arial"/>
                 <w:sz w:val="18"/>
               </w:rPr>
               <w:t>ทุก endpoint ใช้ prefix นี้</w:t>
@@ -870,11 +942,15 @@
               <w:keepLines/>
               <w:spacing w:after="0"/>
             </w:pPr>
-            <w:r/>
-            <w:r>
-              <w:rPr>
-                <w:rFonts w:ascii="Arial" w:hAnsi="Arial" w:eastAsia="Arial"/>
-                <w:b w:val="0"/>
+            <w:r>
+              <w:rPr>
+                <w:rFonts w:ascii="Arial" w:hAnsi="Arial" w:eastAsia="Arial"/>
+                <w:sz w:val="18"/>
+              </w:rPr>
+            </w:r>
+            <w:r>
+              <w:rPr>
+                <w:rFonts w:ascii="Arial" w:hAnsi="Arial" w:eastAsia="Arial"/>
                 <w:sz w:val="18"/>
               </w:rPr>
               <w:t>Content-Type</w:t>
@@ -891,11 +967,15 @@
               <w:keepLines/>
               <w:spacing w:after="0"/>
             </w:pPr>
-            <w:r/>
-            <w:r>
-              <w:rPr>
-                <w:rFonts w:ascii="Arial" w:hAnsi="Arial" w:eastAsia="Arial"/>
-                <w:b w:val="0"/>
+            <w:r>
+              <w:rPr>
+                <w:rFonts w:ascii="Arial" w:hAnsi="Arial" w:eastAsia="Arial"/>
+                <w:sz w:val="18"/>
+              </w:rPr>
+            </w:r>
+            <w:r>
+              <w:rPr>
+                <w:rFonts w:ascii="Arial" w:hAnsi="Arial" w:eastAsia="Arial"/>
                 <w:sz w:val="18"/>
               </w:rPr>
               <w:t>application/json; charset=utf-8</w:t>
@@ -912,11 +992,15 @@
               <w:keepLines/>
               <w:spacing w:after="0"/>
             </w:pPr>
-            <w:r/>
-            <w:r>
-              <w:rPr>
-                <w:rFonts w:ascii="Arial" w:hAnsi="Arial" w:eastAsia="Arial"/>
-                <w:b w:val="0"/>
+            <w:r>
+              <w:rPr>
+                <w:rFonts w:ascii="Arial" w:hAnsi="Arial" w:eastAsia="Arial"/>
+                <w:sz w:val="18"/>
+              </w:rPr>
+            </w:r>
+            <w:r>
+              <w:rPr>
+                <w:rFonts w:ascii="Arial" w:hAnsi="Arial" w:eastAsia="Arial"/>
                 <w:sz w:val="18"/>
               </w:rPr>
               <w:t>required for JSON</w:t>
@@ -933,11 +1017,15 @@
               <w:keepLines/>
               <w:spacing w:after="0"/>
             </w:pPr>
-            <w:r/>
-            <w:r>
-              <w:rPr>
-                <w:rFonts w:ascii="Arial" w:hAnsi="Arial" w:eastAsia="Arial"/>
-                <w:b w:val="0"/>
+            <w:r>
+              <w:rPr>
+                <w:rFonts w:ascii="Arial" w:hAnsi="Arial" w:eastAsia="Arial"/>
+                <w:sz w:val="18"/>
+              </w:rPr>
+            </w:r>
+            <w:r>
+              <w:rPr>
+                <w:rFonts w:ascii="Arial" w:hAnsi="Arial" w:eastAsia="Arial"/>
                 <w:sz w:val="18"/>
               </w:rPr>
               <w:t>multipart เฉพาะ attachments</w:t>
@@ -959,11 +1047,15 @@
               <w:keepLines/>
               <w:spacing w:after="0"/>
             </w:pPr>
-            <w:r/>
-            <w:r>
-              <w:rPr>
-                <w:rFonts w:ascii="Arial" w:hAnsi="Arial" w:eastAsia="Arial"/>
-                <w:b w:val="0"/>
+            <w:r>
+              <w:rPr>
+                <w:rFonts w:ascii="Arial" w:hAnsi="Arial" w:eastAsia="Arial"/>
+                <w:sz w:val="18"/>
+              </w:rPr>
+            </w:r>
+            <w:r>
+              <w:rPr>
+                <w:rFonts w:ascii="Arial" w:hAnsi="Arial" w:eastAsia="Arial"/>
                 <w:sz w:val="18"/>
               </w:rPr>
               <w:t>Authorization</w:t>
@@ -980,11 +1072,15 @@
               <w:keepLines/>
               <w:spacing w:after="0"/>
             </w:pPr>
-            <w:r/>
-            <w:r>
-              <w:rPr>
-                <w:rFonts w:ascii="Arial" w:hAnsi="Arial" w:eastAsia="Arial"/>
-                <w:b w:val="0"/>
+            <w:r>
+              <w:rPr>
+                <w:rFonts w:ascii="Arial" w:hAnsi="Arial" w:eastAsia="Arial"/>
+                <w:sz w:val="18"/>
+              </w:rPr>
+            </w:r>
+            <w:r>
+              <w:rPr>
+                <w:rFonts w:ascii="Arial" w:hAnsi="Arial" w:eastAsia="Arial"/>
                 <w:sz w:val="18"/>
               </w:rPr>
               <w:t>Bearer &lt;JWT&gt;</w:t>
@@ -1001,11 +1097,15 @@
               <w:keepLines/>
               <w:spacing w:after="0"/>
             </w:pPr>
-            <w:r/>
-            <w:r>
-              <w:rPr>
-                <w:rFonts w:ascii="Arial" w:hAnsi="Arial" w:eastAsia="Arial"/>
-                <w:b w:val="0"/>
+            <w:r>
+              <w:rPr>
+                <w:rFonts w:ascii="Arial" w:hAnsi="Arial" w:eastAsia="Arial"/>
+                <w:sz w:val="18"/>
+              </w:rPr>
+            </w:r>
+            <w:r>
+              <w:rPr>
+                <w:rFonts w:ascii="Arial" w:hAnsi="Arial" w:eastAsia="Arial"/>
                 <w:sz w:val="18"/>
               </w:rPr>
               <w:t>required for user endpoints</w:t>
@@ -1022,11 +1122,15 @@
               <w:keepLines/>
               <w:spacing w:after="0"/>
             </w:pPr>
-            <w:r/>
-            <w:r>
-              <w:rPr>
-                <w:rFonts w:ascii="Arial" w:hAnsi="Arial" w:eastAsia="Arial"/>
-                <w:b w:val="0"/>
+            <w:r>
+              <w:rPr>
+                <w:rFonts w:ascii="Arial" w:hAnsi="Arial" w:eastAsia="Arial"/>
+                <w:sz w:val="18"/>
+              </w:rPr>
+            </w:r>
+            <w:r>
+              <w:rPr>
+                <w:rFonts w:ascii="Arial" w:hAnsi="Arial" w:eastAsia="Arial"/>
                 <w:sz w:val="18"/>
               </w:rPr>
               <w:t>validate signature/expiry/role; platform provides token</w:t>
@@ -1048,11 +1152,15 @@
               <w:keepLines/>
               <w:spacing w:after="0"/>
             </w:pPr>
-            <w:r/>
-            <w:r>
-              <w:rPr>
-                <w:rFonts w:ascii="Arial" w:hAnsi="Arial" w:eastAsia="Arial"/>
-                <w:b w:val="0"/>
+            <w:r>
+              <w:rPr>
+                <w:rFonts w:ascii="Arial" w:hAnsi="Arial" w:eastAsia="Arial"/>
+                <w:sz w:val="18"/>
+              </w:rPr>
+            </w:r>
+            <w:r>
+              <w:rPr>
+                <w:rFonts w:ascii="Arial" w:hAnsi="Arial" w:eastAsia="Arial"/>
                 <w:sz w:val="18"/>
               </w:rPr>
               <w:t>X-Service-Token</w:t>
@@ -1069,11 +1177,15 @@
               <w:keepLines/>
               <w:spacing w:after="0"/>
             </w:pPr>
-            <w:r/>
-            <w:r>
-              <w:rPr>
-                <w:rFonts w:ascii="Arial" w:hAnsi="Arial" w:eastAsia="Arial"/>
-                <w:b w:val="0"/>
+            <w:r>
+              <w:rPr>
+                <w:rFonts w:ascii="Arial" w:hAnsi="Arial" w:eastAsia="Arial"/>
+                <w:sz w:val="18"/>
+              </w:rPr>
+            </w:r>
+            <w:r>
+              <w:rPr>
+                <w:rFonts w:ascii="Arial" w:hAnsi="Arial" w:eastAsia="Arial"/>
                 <w:sz w:val="18"/>
               </w:rPr>
               <w:t>opaque service token</w:t>
@@ -1090,11 +1202,15 @@
               <w:keepLines/>
               <w:spacing w:after="0"/>
             </w:pPr>
-            <w:r/>
-            <w:r>
-              <w:rPr>
-                <w:rFonts w:ascii="Arial" w:hAnsi="Arial" w:eastAsia="Arial"/>
-                <w:b w:val="0"/>
+            <w:r>
+              <w:rPr>
+                <w:rFonts w:ascii="Arial" w:hAnsi="Arial" w:eastAsia="Arial"/>
+                <w:sz w:val="18"/>
+              </w:rPr>
+            </w:r>
+            <w:r>
+              <w:rPr>
+                <w:rFonts w:ascii="Arial" w:hAnsi="Arial" w:eastAsia="Arial"/>
                 <w:sz w:val="18"/>
               </w:rPr>
               <w:t>required for internal workflow/batch callbacks</w:t>
@@ -1111,11 +1227,15 @@
               <w:keepLines/>
               <w:spacing w:after="0"/>
             </w:pPr>
-            <w:r/>
-            <w:r>
-              <w:rPr>
-                <w:rFonts w:ascii="Arial" w:hAnsi="Arial" w:eastAsia="Arial"/>
-                <w:b w:val="0"/>
+            <w:r>
+              <w:rPr>
+                <w:rFonts w:ascii="Arial" w:hAnsi="Arial" w:eastAsia="Arial"/>
+                <w:sz w:val="18"/>
+              </w:rPr>
+            </w:r>
+            <w:r>
+              <w:rPr>
+                <w:rFonts w:ascii="Arial" w:hAnsi="Arial" w:eastAsia="Arial"/>
                 <w:sz w:val="18"/>
               </w:rPr>
               <w:t>ใช้กับ /workflows/instances และ external callback ที่ไม่ใช่ user JWT</w:t>
@@ -1137,11 +1257,15 @@
               <w:keepLines/>
               <w:spacing w:after="0"/>
             </w:pPr>
-            <w:r/>
-            <w:r>
-              <w:rPr>
-                <w:rFonts w:ascii="Arial" w:hAnsi="Arial" w:eastAsia="Arial"/>
-                <w:b w:val="0"/>
+            <w:r>
+              <w:rPr>
+                <w:rFonts w:ascii="Arial" w:hAnsi="Arial" w:eastAsia="Arial"/>
+                <w:sz w:val="18"/>
+              </w:rPr>
+            </w:r>
+            <w:r>
+              <w:rPr>
+                <w:rFonts w:ascii="Arial" w:hAnsi="Arial" w:eastAsia="Arial"/>
                 <w:sz w:val="18"/>
               </w:rPr>
               <w:t>X-Request-Id</w:t>
@@ -1158,11 +1282,15 @@
               <w:keepLines/>
               <w:spacing w:after="0"/>
             </w:pPr>
-            <w:r/>
-            <w:r>
-              <w:rPr>
-                <w:rFonts w:ascii="Arial" w:hAnsi="Arial" w:eastAsia="Arial"/>
-                <w:b w:val="0"/>
+            <w:r>
+              <w:rPr>
+                <w:rFonts w:ascii="Arial" w:hAnsi="Arial" w:eastAsia="Arial"/>
+                <w:sz w:val="18"/>
+              </w:rPr>
+            </w:r>
+            <w:r>
+              <w:rPr>
+                <w:rFonts w:ascii="Arial" w:hAnsi="Arial" w:eastAsia="Arial"/>
                 <w:sz w:val="18"/>
               </w:rPr>
               <w:t>uuid/string</w:t>
@@ -1179,11 +1307,15 @@
               <w:keepLines/>
               <w:spacing w:after="0"/>
             </w:pPr>
-            <w:r/>
-            <w:r>
-              <w:rPr>
-                <w:rFonts w:ascii="Arial" w:hAnsi="Arial" w:eastAsia="Arial"/>
-                <w:b w:val="0"/>
+            <w:r>
+              <w:rPr>
+                <w:rFonts w:ascii="Arial" w:hAnsi="Arial" w:eastAsia="Arial"/>
+                <w:sz w:val="18"/>
+              </w:rPr>
+            </w:r>
+            <w:r>
+              <w:rPr>
+                <w:rFonts w:ascii="Arial" w:hAnsi="Arial" w:eastAsia="Arial"/>
                 <w:sz w:val="18"/>
               </w:rPr>
               <w:t>optional but logged</w:t>
@@ -1200,11 +1332,15 @@
               <w:keepLines/>
               <w:spacing w:after="0"/>
             </w:pPr>
-            <w:r/>
-            <w:r>
-              <w:rPr>
-                <w:rFonts w:ascii="Arial" w:hAnsi="Arial" w:eastAsia="Arial"/>
-                <w:b w:val="0"/>
+            <w:r>
+              <w:rPr>
+                <w:rFonts w:ascii="Arial" w:hAnsi="Arial" w:eastAsia="Arial"/>
+                <w:sz w:val="18"/>
+              </w:rPr>
+            </w:r>
+            <w:r>
+              <w:rPr>
+                <w:rFonts w:ascii="Arial" w:hAnsi="Arial" w:eastAsia="Arial"/>
                 <w:sz w:val="18"/>
               </w:rPr>
               <w:t>ถ้าไม่ส่ง BE generate แล้วคืนใน log/trace</w:t>
@@ -1226,11 +1362,15 @@
               <w:keepLines/>
               <w:spacing w:after="0"/>
             </w:pPr>
-            <w:r/>
-            <w:r>
-              <w:rPr>
-                <w:rFonts w:ascii="Arial" w:hAnsi="Arial" w:eastAsia="Arial"/>
-                <w:b w:val="0"/>
+            <w:r>
+              <w:rPr>
+                <w:rFonts w:ascii="Arial" w:hAnsi="Arial" w:eastAsia="Arial"/>
+                <w:sz w:val="18"/>
+              </w:rPr>
+            </w:r>
+            <w:r>
+              <w:rPr>
+                <w:rFonts w:ascii="Arial" w:hAnsi="Arial" w:eastAsia="Arial"/>
                 <w:sz w:val="18"/>
               </w:rPr>
               <w:t>ErrorEnvelope</w:t>
@@ -1247,11 +1387,15 @@
               <w:keepLines/>
               <w:spacing w:after="0"/>
             </w:pPr>
-            <w:r/>
-            <w:r>
-              <w:rPr>
-                <w:rFonts w:ascii="Arial" w:hAnsi="Arial" w:eastAsia="Arial"/>
-                <w:b w:val="0"/>
+            <w:r>
+              <w:rPr>
+                <w:rFonts w:ascii="Arial" w:hAnsi="Arial" w:eastAsia="Arial"/>
+                <w:sz w:val="18"/>
+              </w:rPr>
+            </w:r>
+            <w:r>
+              <w:rPr>
+                <w:rFonts w:ascii="Arial" w:hAnsi="Arial" w:eastAsia="Arial"/>
                 <w:sz w:val="18"/>
               </w:rPr>
               <w:t>{code,message}</w:t>
@@ -1268,11 +1412,15 @@
               <w:keepLines/>
               <w:spacing w:after="0"/>
             </w:pPr>
-            <w:r/>
-            <w:r>
-              <w:rPr>
-                <w:rFonts w:ascii="Arial" w:hAnsi="Arial" w:eastAsia="Arial"/>
-                <w:b w:val="0"/>
+            <w:r>
+              <w:rPr>
+                <w:rFonts w:ascii="Arial" w:hAnsi="Arial" w:eastAsia="Arial"/>
+                <w:sz w:val="18"/>
+              </w:rPr>
+            </w:r>
+            <w:r>
+              <w:rPr>
+                <w:rFonts w:ascii="Arial" w:hAnsi="Arial" w:eastAsia="Arial"/>
                 <w:sz w:val="18"/>
               </w:rPr>
               <w:t>message Thai verbatim</w:t>
@@ -1289,11 +1437,15 @@
               <w:keepLines/>
               <w:spacing w:after="0"/>
             </w:pPr>
-            <w:r/>
-            <w:r>
-              <w:rPr>
-                <w:rFonts w:ascii="Arial" w:hAnsi="Arial" w:eastAsia="Arial"/>
-                <w:b w:val="0"/>
+            <w:r>
+              <w:rPr>
+                <w:rFonts w:ascii="Arial" w:hAnsi="Arial" w:eastAsia="Arial"/>
+                <w:sz w:val="18"/>
+              </w:rPr>
+            </w:r>
+            <w:r>
+              <w:rPr>
+                <w:rFonts w:ascii="Arial" w:hAnsi="Arial" w:eastAsia="Arial"/>
                 <w:sz w:val="18"/>
               </w:rPr>
               <w:t>ห้ามเพิ่ม error shape อื่นใน endpoint รายตัว</w:t>
@@ -1315,11 +1467,15 @@
               <w:keepLines/>
               <w:spacing w:after="0"/>
             </w:pPr>
-            <w:r/>
-            <w:r>
-              <w:rPr>
-                <w:rFonts w:ascii="Arial" w:hAnsi="Arial" w:eastAsia="Arial"/>
-                <w:b w:val="0"/>
+            <w:r>
+              <w:rPr>
+                <w:rFonts w:ascii="Arial" w:hAnsi="Arial" w:eastAsia="Arial"/>
+                <w:sz w:val="18"/>
+              </w:rPr>
+            </w:r>
+            <w:r>
+              <w:rPr>
+                <w:rFonts w:ascii="Arial" w:hAnsi="Arial" w:eastAsia="Arial"/>
                 <w:sz w:val="18"/>
               </w:rPr>
               <w:t>PageResponse&lt;T&gt;</w:t>
@@ -1336,11 +1492,15 @@
               <w:keepLines/>
               <w:spacing w:after="0"/>
             </w:pPr>
-            <w:r/>
-            <w:r>
-              <w:rPr>
-                <w:rFonts w:ascii="Arial" w:hAnsi="Arial" w:eastAsia="Arial"/>
-                <w:b w:val="0"/>
+            <w:r>
+              <w:rPr>
+                <w:rFonts w:ascii="Arial" w:hAnsi="Arial" w:eastAsia="Arial"/>
+                <w:sz w:val="18"/>
+              </w:rPr>
+            </w:r>
+            <w:r>
+              <w:rPr>
+                <w:rFonts w:ascii="Arial" w:hAnsi="Arial" w:eastAsia="Arial"/>
                 <w:sz w:val="18"/>
               </w:rPr>
               <w:t>{page,size,total,items}</w:t>
@@ -1357,11 +1517,15 @@
               <w:keepLines/>
               <w:spacing w:after="0"/>
             </w:pPr>
-            <w:r/>
-            <w:r>
-              <w:rPr>
-                <w:rFonts w:ascii="Arial" w:hAnsi="Arial" w:eastAsia="Arial"/>
-                <w:b w:val="0"/>
+            <w:r>
+              <w:rPr>
+                <w:rFonts w:ascii="Arial" w:hAnsi="Arial" w:eastAsia="Arial"/>
+                <w:sz w:val="18"/>
+              </w:rPr>
+            </w:r>
+            <w:r>
+              <w:rPr>
+                <w:rFonts w:ascii="Arial" w:hAnsi="Arial" w:eastAsia="Arial"/>
                 <w:sz w:val="18"/>
               </w:rPr>
               <w:t>page&gt;=1 size&lt;=100</w:t>
@@ -1378,11 +1542,15 @@
               <w:keepLines/>
               <w:spacing w:after="0"/>
             </w:pPr>
-            <w:r/>
-            <w:r>
-              <w:rPr>
-                <w:rFonts w:ascii="Arial" w:hAnsi="Arial" w:eastAsia="Arial"/>
-                <w:b w:val="0"/>
+            <w:r>
+              <w:rPr>
+                <w:rFonts w:ascii="Arial" w:hAnsi="Arial" w:eastAsia="Arial"/>
+                <w:sz w:val="18"/>
+              </w:rPr>
+            </w:r>
+            <w:r>
+              <w:rPr>
+                <w:rFonts w:ascii="Arial" w:hAnsi="Arial" w:eastAsia="Arial"/>
                 <w:sz w:val="18"/>
               </w:rPr>
               <w:t>ใช้กับทุก GET list</w:t>
@@ -1404,11 +1572,15 @@
               <w:keepLines/>
               <w:spacing w:after="0"/>
             </w:pPr>
-            <w:r/>
-            <w:r>
-              <w:rPr>
-                <w:rFonts w:ascii="Arial" w:hAnsi="Arial" w:eastAsia="Arial"/>
-                <w:b w:val="0"/>
+            <w:r>
+              <w:rPr>
+                <w:rFonts w:ascii="Arial" w:hAnsi="Arial" w:eastAsia="Arial"/>
+                <w:sz w:val="18"/>
+              </w:rPr>
+            </w:r>
+            <w:r>
+              <w:rPr>
+                <w:rFonts w:ascii="Arial" w:hAnsi="Arial" w:eastAsia="Arial"/>
                 <w:sz w:val="18"/>
               </w:rPr>
               <w:t>MutationResponse</w:t>
@@ -1425,11 +1597,15 @@
               <w:keepLines/>
               <w:spacing w:after="0"/>
             </w:pPr>
-            <w:r/>
-            <w:r>
-              <w:rPr>
-                <w:rFonts w:ascii="Arial" w:hAnsi="Arial" w:eastAsia="Arial"/>
-                <w:b w:val="0"/>
+            <w:r>
+              <w:rPr>
+                <w:rFonts w:ascii="Arial" w:hAnsi="Arial" w:eastAsia="Arial"/>
+                <w:sz w:val="18"/>
+              </w:rPr>
+            </w:r>
+            <w:r>
+              <w:rPr>
+                <w:rFonts w:ascii="Arial" w:hAnsi="Arial" w:eastAsia="Arial"/>
                 <w:sz w:val="18"/>
               </w:rPr>
               <w:t>{message}</w:t>
@@ -1446,11 +1622,15 @@
               <w:keepLines/>
               <w:spacing w:after="0"/>
             </w:pPr>
-            <w:r/>
-            <w:r>
-              <w:rPr>
-                <w:rFonts w:ascii="Arial" w:hAnsi="Arial" w:eastAsia="Arial"/>
-                <w:b w:val="0"/>
+            <w:r>
+              <w:rPr>
+                <w:rFonts w:ascii="Arial" w:hAnsi="Arial" w:eastAsia="Arial"/>
+                <w:sz w:val="18"/>
+              </w:rPr>
+            </w:r>
+            <w:r>
+              <w:rPr>
+                <w:rFonts w:ascii="Arial" w:hAnsi="Arial" w:eastAsia="Arial"/>
                 <w:sz w:val="18"/>
               </w:rPr>
               <w:t>message optional for simple save</w:t>
@@ -1467,11 +1647,15 @@
               <w:keepLines/>
               <w:spacing w:after="0"/>
             </w:pPr>
-            <w:r/>
-            <w:r>
-              <w:rPr>
-                <w:rFonts w:ascii="Arial" w:hAnsi="Arial" w:eastAsia="Arial"/>
-                <w:b w:val="0"/>
+            <w:r>
+              <w:rPr>
+                <w:rFonts w:ascii="Arial" w:hAnsi="Arial" w:eastAsia="Arial"/>
+                <w:sz w:val="18"/>
+              </w:rPr>
+            </w:r>
+            <w:r>
+              <w:rPr>
+                <w:rFonts w:ascii="Arial" w:hAnsi="Arial" w:eastAsia="Arial"/>
                 <w:sz w:val="18"/>
               </w:rPr>
               <w:t>ถ้า workflow action ใช้ ActionResponse แทน</w:t>
@@ -1493,11 +1677,15 @@
               <w:keepLines/>
               <w:spacing w:after="0"/>
             </w:pPr>
-            <w:r/>
-            <w:r>
-              <w:rPr>
-                <w:rFonts w:ascii="Arial" w:hAnsi="Arial" w:eastAsia="Arial"/>
-                <w:b w:val="0"/>
+            <w:r>
+              <w:rPr>
+                <w:rFonts w:ascii="Arial" w:hAnsi="Arial" w:eastAsia="Arial"/>
+                <w:sz w:val="18"/>
+              </w:rPr>
+            </w:r>
+            <w:r>
+              <w:rPr>
+                <w:rFonts w:ascii="Arial" w:hAnsi="Arial" w:eastAsia="Arial"/>
                 <w:sz w:val="18"/>
               </w:rPr>
               <w:t>docNo</w:t>
@@ -1514,11 +1702,15 @@
               <w:keepLines/>
               <w:spacing w:after="0"/>
             </w:pPr>
-            <w:r/>
-            <w:r>
-              <w:rPr>
-                <w:rFonts w:ascii="Arial" w:hAnsi="Arial" w:eastAsia="Arial"/>
-                <w:b w:val="0"/>
+            <w:r>
+              <w:rPr>
+                <w:rFonts w:ascii="Arial" w:hAnsi="Arial" w:eastAsia="Arial"/>
+                <w:sz w:val="18"/>
+              </w:rPr>
+            </w:r>
+            <w:r>
+              <w:rPr>
+                <w:rFonts w:ascii="Arial" w:hAnsi="Arial" w:eastAsia="Arial"/>
                 <w:sz w:val="18"/>
               </w:rPr>
               <w:t>YYYY/xxxxx พ.ศ.</w:t>
@@ -1535,11 +1727,15 @@
               <w:keepLines/>
               <w:spacing w:after="0"/>
             </w:pPr>
-            <w:r/>
-            <w:r>
-              <w:rPr>
-                <w:rFonts w:ascii="Arial" w:hAnsi="Arial" w:eastAsia="Arial"/>
-                <w:b w:val="0"/>
+            <w:r>
+              <w:rPr>
+                <w:rFonts w:ascii="Arial" w:hAnsi="Arial" w:eastAsia="Arial"/>
+                <w:sz w:val="18"/>
+              </w:rPr>
+            </w:r>
+            <w:r>
+              <w:rPr>
+                <w:rFonts w:ascii="Arial" w:hAnsi="Arial" w:eastAsia="Arial"/>
                 <w:sz w:val="18"/>
               </w:rPr>
               <w:t>path/query</w:t>
@@ -1556,11 +1752,15 @@
               <w:keepLines/>
               <w:spacing w:after="0"/>
             </w:pPr>
-            <w:r/>
-            <w:r>
-              <w:rPr>
-                <w:rFonts w:ascii="Arial" w:hAnsi="Arial" w:eastAsia="Arial"/>
-                <w:b w:val="0"/>
+            <w:r>
+              <w:rPr>
+                <w:rFonts w:ascii="Arial" w:hAnsi="Arial" w:eastAsia="Arial"/>
+                <w:sz w:val="18"/>
+              </w:rPr>
+            </w:r>
+            <w:r>
+              <w:rPr>
+                <w:rFonts w:ascii="Arial" w:hAnsi="Arial" w:eastAsia="Arial"/>
                 <w:sz w:val="18"/>
               </w:rPr>
               <w:t>URL encode slash ตาม client/router; service ประกอบกลับเป็น docNo</w:t>
@@ -1582,11 +1782,15 @@
               <w:keepLines/>
               <w:spacing w:after="0"/>
             </w:pPr>
-            <w:r/>
-            <w:r>
-              <w:rPr>
-                <w:rFonts w:ascii="Arial" w:hAnsi="Arial" w:eastAsia="Arial"/>
-                <w:b w:val="0"/>
+            <w:r>
+              <w:rPr>
+                <w:rFonts w:ascii="Arial" w:hAnsi="Arial" w:eastAsia="Arial"/>
+                <w:sz w:val="18"/>
+              </w:rPr>
+            </w:r>
+            <w:r>
+              <w:rPr>
+                <w:rFonts w:ascii="Arial" w:hAnsi="Arial" w:eastAsia="Arial"/>
                 <w:sz w:val="18"/>
               </w:rPr>
               <w:t>storeCode/newStoreCode</w:t>
@@ -1603,11 +1807,15 @@
               <w:keepLines/>
               <w:spacing w:after="0"/>
             </w:pPr>
-            <w:r/>
-            <w:r>
-              <w:rPr>
-                <w:rFonts w:ascii="Arial" w:hAnsi="Arial" w:eastAsia="Arial"/>
-                <w:b w:val="0"/>
+            <w:r>
+              <w:rPr>
+                <w:rFonts w:ascii="Arial" w:hAnsi="Arial" w:eastAsia="Arial"/>
+                <w:sz w:val="18"/>
+              </w:rPr>
+            </w:r>
+            <w:r>
+              <w:rPr>
+                <w:rFonts w:ascii="Arial" w:hAnsi="Arial" w:eastAsia="Arial"/>
                 <w:sz w:val="18"/>
               </w:rPr>
               <w:t>string 5 digits</w:t>
@@ -1624,11 +1832,15 @@
               <w:keepLines/>
               <w:spacing w:after="0"/>
             </w:pPr>
-            <w:r/>
-            <w:r>
-              <w:rPr>
-                <w:rFonts w:ascii="Arial" w:hAnsi="Arial" w:eastAsia="Arial"/>
-                <w:b w:val="0"/>
+            <w:r>
+              <w:rPr>
+                <w:rFonts w:ascii="Arial" w:hAnsi="Arial" w:eastAsia="Arial"/>
+                <w:sz w:val="18"/>
+              </w:rPr>
+            </w:r>
+            <w:r>
+              <w:rPr>
+                <w:rFonts w:ascii="Arial" w:hAnsi="Arial" w:eastAsia="Arial"/>
                 <w:sz w:val="18"/>
               </w:rPr>
               <w:t>preserve leading zero</w:t>
@@ -1645,11 +1857,15 @@
               <w:keepLines/>
               <w:spacing w:after="0"/>
             </w:pPr>
-            <w:r/>
-            <w:r>
-              <w:rPr>
-                <w:rFonts w:ascii="Arial" w:hAnsi="Arial" w:eastAsia="Arial"/>
-                <w:b w:val="0"/>
+            <w:r>
+              <w:rPr>
+                <w:rFonts w:ascii="Arial" w:hAnsi="Arial" w:eastAsia="Arial"/>
+                <w:sz w:val="18"/>
+              </w:rPr>
+            </w:r>
+            <w:r>
+              <w:rPr>
+                <w:rFonts w:ascii="Arial" w:hAnsi="Arial" w:eastAsia="Arial"/>
                 <w:sz w:val="18"/>
               </w:rPr>
               <w:t>ห้ามใช้ numeric id แทนรหัสร้านใน payload</w:t>
@@ -1671,11 +1887,15 @@
               <w:keepLines/>
               <w:spacing w:after="0"/>
             </w:pPr>
-            <w:r/>
-            <w:r>
-              <w:rPr>
-                <w:rFonts w:ascii="Arial" w:hAnsi="Arial" w:eastAsia="Arial"/>
-                <w:b w:val="0"/>
+            <w:r>
+              <w:rPr>
+                <w:rFonts w:ascii="Arial" w:hAnsi="Arial" w:eastAsia="Arial"/>
+                <w:sz w:val="18"/>
+              </w:rPr>
+            </w:r>
+            <w:r>
+              <w:rPr>
+                <w:rFonts w:ascii="Arial" w:hAnsi="Arial" w:eastAsia="Arial"/>
                 <w:sz w:val="18"/>
               </w:rPr>
               <w:t>date/month</w:t>
@@ -1692,11 +1912,15 @@
               <w:keepLines/>
               <w:spacing w:after="0"/>
             </w:pPr>
-            <w:r/>
-            <w:r>
-              <w:rPr>
-                <w:rFonts w:ascii="Arial" w:hAnsi="Arial" w:eastAsia="Arial"/>
-                <w:b w:val="0"/>
+            <w:r>
+              <w:rPr>
+                <w:rFonts w:ascii="Arial" w:hAnsi="Arial" w:eastAsia="Arial"/>
+                <w:sz w:val="18"/>
+              </w:rPr>
+            </w:r>
+            <w:r>
+              <w:rPr>
+                <w:rFonts w:ascii="Arial" w:hAnsi="Arial" w:eastAsia="Arial"/>
                 <w:sz w:val="18"/>
               </w:rPr>
               <w:t>ISO-8601 ค.ศ.</w:t>
@@ -1713,11 +1937,15 @@
               <w:keepLines/>
               <w:spacing w:after="0"/>
             </w:pPr>
-            <w:r/>
-            <w:r>
-              <w:rPr>
-                <w:rFonts w:ascii="Arial" w:hAnsi="Arial" w:eastAsia="Arial"/>
-                <w:b w:val="0"/>
+            <w:r>
+              <w:rPr>
+                <w:rFonts w:ascii="Arial" w:hAnsi="Arial" w:eastAsia="Arial"/>
+                <w:sz w:val="18"/>
+              </w:rPr>
+            </w:r>
+            <w:r>
+              <w:rPr>
+                <w:rFonts w:ascii="Arial" w:hAnsi="Arial" w:eastAsia="Arial"/>
                 <w:sz w:val="18"/>
               </w:rPr>
               <w:t>YYYY-MM-DD / YYYY-MM</w:t>
@@ -1734,11 +1962,15 @@
               <w:keepLines/>
               <w:spacing w:after="0"/>
             </w:pPr>
-            <w:r/>
-            <w:r>
-              <w:rPr>
-                <w:rFonts w:ascii="Arial" w:hAnsi="Arial" w:eastAsia="Arial"/>
-                <w:b w:val="0"/>
+            <w:r>
+              <w:rPr>
+                <w:rFonts w:ascii="Arial" w:hAnsi="Arial" w:eastAsia="Arial"/>
+                <w:sz w:val="18"/>
+              </w:rPr>
+            </w:r>
+            <w:r>
+              <w:rPr>
+                <w:rFonts w:ascii="Arial" w:hAnsi="Arial" w:eastAsia="Arial"/>
                 <w:sz w:val="18"/>
               </w:rPr>
               <w:t>FE แปลง พ.ศ. เฉพาะ display</w:t>
@@ -1760,11 +1992,15 @@
               <w:keepLines/>
               <w:spacing w:after="0"/>
             </w:pPr>
-            <w:r/>
-            <w:r>
-              <w:rPr>
-                <w:rFonts w:ascii="Arial" w:hAnsi="Arial" w:eastAsia="Arial"/>
-                <w:b w:val="0"/>
+            <w:r>
+              <w:rPr>
+                <w:rFonts w:ascii="Arial" w:hAnsi="Arial" w:eastAsia="Arial"/>
+                <w:sz w:val="18"/>
+              </w:rPr>
+            </w:r>
+            <w:r>
+              <w:rPr>
+                <w:rFonts w:ascii="Arial" w:hAnsi="Arial" w:eastAsia="Arial"/>
                 <w:sz w:val="18"/>
               </w:rPr>
               <w:t>amount/percent</w:t>
@@ -1781,11 +2017,15 @@
               <w:keepLines/>
               <w:spacing w:after="0"/>
             </w:pPr>
-            <w:r/>
-            <w:r>
-              <w:rPr>
-                <w:rFonts w:ascii="Arial" w:hAnsi="Arial" w:eastAsia="Arial"/>
-                <w:b w:val="0"/>
+            <w:r>
+              <w:rPr>
+                <w:rFonts w:ascii="Arial" w:hAnsi="Arial" w:eastAsia="Arial"/>
+                <w:sz w:val="18"/>
+              </w:rPr>
+            </w:r>
+            <w:r>
+              <w:rPr>
+                <w:rFonts w:ascii="Arial" w:hAnsi="Arial" w:eastAsia="Arial"/>
                 <w:sz w:val="18"/>
               </w:rPr>
               <w:t>number</w:t>
@@ -1802,11 +2042,15 @@
               <w:keepLines/>
               <w:spacing w:after="0"/>
             </w:pPr>
-            <w:r/>
-            <w:r>
-              <w:rPr>
-                <w:rFonts w:ascii="Arial" w:hAnsi="Arial" w:eastAsia="Arial"/>
-                <w:b w:val="0"/>
+            <w:r>
+              <w:rPr>
+                <w:rFonts w:ascii="Arial" w:hAnsi="Arial" w:eastAsia="Arial"/>
+                <w:sz w:val="18"/>
+              </w:rPr>
+            </w:r>
+            <w:r>
+              <w:rPr>
+                <w:rFonts w:ascii="Arial" w:hAnsi="Arial" w:eastAsia="Arial"/>
                 <w:sz w:val="18"/>
               </w:rPr>
               <w:t>2 decimal</w:t>
@@ -1823,11 +2067,15 @@
               <w:keepLines/>
               <w:spacing w:after="0"/>
             </w:pPr>
-            <w:r/>
-            <w:r>
-              <w:rPr>
-                <w:rFonts w:ascii="Arial" w:hAnsi="Arial" w:eastAsia="Arial"/>
-                <w:b w:val="0"/>
+            <w:r>
+              <w:rPr>
+                <w:rFonts w:ascii="Arial" w:hAnsi="Arial" w:eastAsia="Arial"/>
+                <w:sz w:val="18"/>
+              </w:rPr>
+            </w:r>
+            <w:r>
+              <w:rPr>
+                <w:rFonts w:ascii="Arial" w:hAnsi="Arial" w:eastAsia="Arial"/>
                 <w:sz w:val="18"/>
               </w:rPr>
               <w:t>format display อยู่ FE; BE validate precision/range</w:t>
@@ -1849,11 +2097,15 @@
               <w:keepLines/>
               <w:spacing w:after="0"/>
             </w:pPr>
-            <w:r/>
-            <w:r>
-              <w:rPr>
-                <w:rFonts w:ascii="Arial" w:hAnsi="Arial" w:eastAsia="Arial"/>
-                <w:b w:val="0"/>
+            <w:r>
+              <w:rPr>
+                <w:rFonts w:ascii="Arial" w:hAnsi="Arial" w:eastAsia="Arial"/>
+                <w:sz w:val="18"/>
+              </w:rPr>
+            </w:r>
+            <w:r>
+              <w:rPr>
+                <w:rFonts w:ascii="Arial" w:hAnsi="Arial" w:eastAsia="Arial"/>
                 <w:sz w:val="18"/>
               </w:rPr>
               <w:t>result</w:t>
@@ -1870,11 +2122,15 @@
               <w:keepLines/>
               <w:spacing w:after="0"/>
             </w:pPr>
-            <w:r/>
-            <w:r>
-              <w:rPr>
-                <w:rFonts w:ascii="Arial" w:hAnsi="Arial" w:eastAsia="Arial"/>
-                <w:b w:val="0"/>
+            <w:r>
+              <w:rPr>
+                <w:rFonts w:ascii="Arial" w:hAnsi="Arial" w:eastAsia="Arial"/>
+                <w:sz w:val="18"/>
+              </w:rPr>
+            </w:r>
+            <w:r>
+              <w:rPr>
+                <w:rFonts w:ascii="Arial" w:hAnsi="Arial" w:eastAsia="Arial"/>
                 <w:sz w:val="18"/>
               </w:rPr>
               <w:t>verbatim from actionOptions</w:t>
@@ -1891,11 +2147,15 @@
               <w:keepLines/>
               <w:spacing w:after="0"/>
             </w:pPr>
-            <w:r/>
-            <w:r>
-              <w:rPr>
-                <w:rFonts w:ascii="Arial" w:hAnsi="Arial" w:eastAsia="Arial"/>
-                <w:b w:val="0"/>
+            <w:r>
+              <w:rPr>
+                <w:rFonts w:ascii="Arial" w:hAnsi="Arial" w:eastAsia="Arial"/>
+                <w:sz w:val="18"/>
+              </w:rPr>
+            </w:r>
+            <w:r>
+              <w:rPr>
+                <w:rFonts w:ascii="Arial" w:hAnsi="Arial" w:eastAsia="Arial"/>
                 <w:sz w:val="18"/>
               </w:rPr>
               <w:t>required for /actions</w:t>
@@ -1912,11 +2172,15 @@
               <w:keepLines/>
               <w:spacing w:after="0"/>
             </w:pPr>
-            <w:r/>
-            <w:r>
-              <w:rPr>
-                <w:rFonts w:ascii="Arial" w:hAnsi="Arial" w:eastAsia="Arial"/>
-                <w:b w:val="0"/>
+            <w:r>
+              <w:rPr>
+                <w:rFonts w:ascii="Arial" w:hAnsi="Arial" w:eastAsia="Arial"/>
+                <w:sz w:val="18"/>
+              </w:rPr>
+            </w:r>
+            <w:r>
+              <w:rPr>
+                <w:rFonts w:ascii="Arial" w:hAnsi="Arial" w:eastAsia="Arial"/>
                 <w:sz w:val="18"/>
               </w:rPr>
               <w:t>ต้องเป็นค่าที่ BE ส่งมาใน role profile ของเอกสารนั้น</w:t>
@@ -1938,11 +2202,15 @@
               <w:keepLines/>
               <w:spacing w:after="0"/>
             </w:pPr>
-            <w:r/>
-            <w:r>
-              <w:rPr>
-                <w:rFonts w:ascii="Arial" w:hAnsi="Arial" w:eastAsia="Arial"/>
-                <w:b w:val="0"/>
+            <w:r>
+              <w:rPr>
+                <w:rFonts w:ascii="Arial" w:hAnsi="Arial" w:eastAsia="Arial"/>
+                <w:sz w:val="18"/>
+              </w:rPr>
+            </w:r>
+            <w:r>
+              <w:rPr>
+                <w:rFonts w:ascii="Arial" w:hAnsi="Arial" w:eastAsia="Arial"/>
                 <w:sz w:val="18"/>
               </w:rPr>
               <w:t>ActionResponse</w:t>
@@ -1959,11 +2227,15 @@
               <w:keepLines/>
               <w:spacing w:after="0"/>
             </w:pPr>
-            <w:r/>
-            <w:r>
-              <w:rPr>
-                <w:rFonts w:ascii="Arial" w:hAnsi="Arial" w:eastAsia="Arial"/>
-                <w:b w:val="0"/>
+            <w:r>
+              <w:rPr>
+                <w:rFonts w:ascii="Arial" w:hAnsi="Arial" w:eastAsia="Arial"/>
+                <w:sz w:val="18"/>
+              </w:rPr>
+            </w:r>
+            <w:r>
+              <w:rPr>
+                <w:rFonts w:ascii="Arial" w:hAnsi="Arial" w:eastAsia="Arial"/>
                 <w:sz w:val="18"/>
               </w:rPr>
               <w:t>{statusCode,nextSection,message}</w:t>
@@ -1980,11 +2252,15 @@
               <w:keepLines/>
               <w:spacing w:after="0"/>
             </w:pPr>
-            <w:r/>
-            <w:r>
-              <w:rPr>
-                <w:rFonts w:ascii="Arial" w:hAnsi="Arial" w:eastAsia="Arial"/>
-                <w:b w:val="0"/>
+            <w:r>
+              <w:rPr>
+                <w:rFonts w:ascii="Arial" w:hAnsi="Arial" w:eastAsia="Arial"/>
+                <w:sz w:val="18"/>
+              </w:rPr>
+            </w:r>
+            <w:r>
+              <w:rPr>
+                <w:rFonts w:ascii="Arial" w:hAnsi="Arial" w:eastAsia="Arial"/>
                 <w:sz w:val="18"/>
               </w:rPr>
               <w:t>required for /actions</w:t>
@@ -2001,11 +2277,15 @@
               <w:keepLines/>
               <w:spacing w:after="0"/>
             </w:pPr>
-            <w:r/>
-            <w:r>
-              <w:rPr>
-                <w:rFonts w:ascii="Arial" w:hAnsi="Arial" w:eastAsia="Arial"/>
-                <w:b w:val="0"/>
+            <w:r>
+              <w:rPr>
+                <w:rFonts w:ascii="Arial" w:hAnsi="Arial" w:eastAsia="Arial"/>
+                <w:sz w:val="18"/>
+              </w:rPr>
+            </w:r>
+            <w:r>
+              <w:rPr>
+                <w:rFonts w:ascii="Arial" w:hAnsi="Arial" w:eastAsia="Arial"/>
                 <w:sz w:val="18"/>
               </w:rPr>
               <w:t>FE resolve label จาก /document-statuses; mutation response ไม่คืน label ไทยซ้ำ</w:t>
@@ -2027,11 +2307,15 @@
               <w:keepLines/>
               <w:spacing w:after="0"/>
             </w:pPr>
-            <w:r/>
-            <w:r>
-              <w:rPr>
-                <w:rFonts w:ascii="Arial" w:hAnsi="Arial" w:eastAsia="Arial"/>
-                <w:b w:val="0"/>
+            <w:r>
+              <w:rPr>
+                <w:rFonts w:ascii="Arial" w:hAnsi="Arial" w:eastAsia="Arial"/>
+                <w:sz w:val="18"/>
+              </w:rPr>
+            </w:r>
+            <w:r>
+              <w:rPr>
+                <w:rFonts w:ascii="Arial" w:hAnsi="Arial" w:eastAsia="Arial"/>
                 <w:sz w:val="18"/>
               </w:rPr>
               <w:t>reason</w:t>
@@ -2048,11 +2332,15 @@
               <w:keepLines/>
               <w:spacing w:after="0"/>
             </w:pPr>
-            <w:r/>
-            <w:r>
-              <w:rPr>
-                <w:rFonts w:ascii="Arial" w:hAnsi="Arial" w:eastAsia="Arial"/>
-                <w:b w:val="0"/>
+            <w:r>
+              <w:rPr>
+                <w:rFonts w:ascii="Arial" w:hAnsi="Arial" w:eastAsia="Arial"/>
+                <w:sz w:val="18"/>
+              </w:rPr>
+            </w:r>
+            <w:r>
+              <w:rPr>
+                <w:rFonts w:ascii="Arial" w:hAnsi="Arial" w:eastAsia="Arial"/>
                 <w:sz w:val="18"/>
               </w:rPr>
               <w:t>text</w:t>
@@ -2069,14 +2357,18 @@
               <w:keepLines/>
               <w:spacing w:after="0"/>
             </w:pPr>
-            <w:r/>
-            <w:r>
-              <w:rPr>
-                <w:rFonts w:ascii="Arial" w:hAnsi="Arial" w:eastAsia="Arial"/>
-                <w:b w:val="0"/>
-                <w:sz w:val="18"/>
-              </w:rPr>
-              <w:t>required for master/config/email/RBAC mutation</w:t>
+            <w:r>
+              <w:rPr>
+                <w:rFonts w:ascii="Arial" w:hAnsi="Arial" w:eastAsia="Arial"/>
+                <w:sz w:val="18"/>
+              </w:rPr>
+            </w:r>
+            <w:r>
+              <w:rPr>
+                <w:rFonts w:ascii="Arial" w:hAnsi="Arial" w:eastAsia="Arial"/>
+                <w:sz w:val="18"/>
+              </w:rPr>
+              <w:t>ไม่บังคับแล้ว (ยกเลิกระบบ audit ของ master 2026-08-07)</w:t>
             </w:r>
           </w:p>
         </w:tc>
@@ -2090,14 +2382,18 @@
               <w:keepLines/>
               <w:spacing w:after="0"/>
             </w:pPr>
-            <w:r/>
-            <w:r>
-              <w:rPr>
-                <w:rFonts w:ascii="Arial" w:hAnsi="Arial" w:eastAsia="Arial"/>
-                <w:b w:val="0"/>
-                <w:sz w:val="18"/>
-              </w:rPr>
-              <w:t>write audit_logs ใน transaction เดียว</w:t>
+            <w:r>
+              <w:rPr>
+                <w:rFonts w:ascii="Arial" w:hAnsi="Arial" w:eastAsia="Arial"/>
+                <w:sz w:val="18"/>
+              </w:rPr>
+            </w:r>
+            <w:r>
+              <w:rPr>
+                <w:rFonts w:ascii="Arial" w:hAnsi="Arial" w:eastAsia="Arial"/>
+                <w:sz w:val="18"/>
+              </w:rPr>
+              <w:t>ไม่มีปลายทางเก็บ — ถ้าส่งมาให้ละเว้น</w:t>
             </w:r>
           </w:p>
         </w:tc>
@@ -2243,11 +2539,15 @@
               <w:keepLines/>
               <w:spacing w:after="0"/>
             </w:pPr>
-            <w:r/>
-            <w:r>
-              <w:rPr>
-                <w:rFonts w:ascii="Arial" w:hAnsi="Arial" w:eastAsia="Arial"/>
-                <w:b w:val="0"/>
+            <w:r>
+              <w:rPr>
+                <w:rFonts w:ascii="Arial" w:hAnsi="Arial" w:eastAsia="Arial"/>
+                <w:sz w:val="18"/>
+              </w:rPr>
+            </w:r>
+            <w:r>
+              <w:rPr>
+                <w:rFonts w:ascii="Arial" w:hAnsi="Arial" w:eastAsia="Arial"/>
                 <w:sz w:val="18"/>
               </w:rPr>
               <w:t>ACTION_RESULT_REQUIRED</w:t>
@@ -2264,11 +2564,15 @@
               <w:keepLines/>
               <w:spacing w:after="0"/>
             </w:pPr>
-            <w:r/>
-            <w:r>
-              <w:rPr>
-                <w:rFonts w:ascii="Arial" w:hAnsi="Arial" w:eastAsia="Arial"/>
-                <w:b w:val="0"/>
+            <w:r>
+              <w:rPr>
+                <w:rFonts w:ascii="Arial" w:hAnsi="Arial" w:eastAsia="Arial"/>
+                <w:sz w:val="18"/>
+              </w:rPr>
+            </w:r>
+            <w:r>
+              <w:rPr>
+                <w:rFonts w:ascii="Arial" w:hAnsi="Arial" w:eastAsia="Arial"/>
                 <w:sz w:val="18"/>
               </w:rPr>
               <w:t>422</w:t>
@@ -2285,11 +2589,15 @@
               <w:keepLines/>
               <w:spacing w:after="0"/>
             </w:pPr>
-            <w:r/>
-            <w:r>
-              <w:rPr>
-                <w:rFonts w:ascii="Arial" w:hAnsi="Arial" w:eastAsia="Arial"/>
-                <w:b w:val="0"/>
+            <w:r>
+              <w:rPr>
+                <w:rFonts w:ascii="Arial" w:hAnsi="Arial" w:eastAsia="Arial"/>
+                <w:sz w:val="18"/>
+              </w:rPr>
+            </w:r>
+            <w:r>
+              <w:rPr>
+                <w:rFonts w:ascii="Arial" w:hAnsi="Arial" w:eastAsia="Arial"/>
                 <w:sz w:val="18"/>
               </w:rPr>
               <w:t>submit action โดยไม่เลือกผลการพิจารณา</w:t>
@@ -2306,11 +2614,15 @@
               <w:keepLines/>
               <w:spacing w:after="0"/>
             </w:pPr>
-            <w:r/>
-            <w:r>
-              <w:rPr>
-                <w:rFonts w:ascii="Arial" w:hAnsi="Arial" w:eastAsia="Arial"/>
-                <w:b w:val="0"/>
+            <w:r>
+              <w:rPr>
+                <w:rFonts w:ascii="Arial" w:hAnsi="Arial" w:eastAsia="Arial"/>
+                <w:sz w:val="18"/>
+              </w:rPr>
+            </w:r>
+            <w:r>
+              <w:rPr>
+                <w:rFonts w:ascii="Arial" w:hAnsi="Arial" w:eastAsia="Arial"/>
                 <w:sz w:val="18"/>
               </w:rPr>
               <w:t>ท่านยังไม่เลือกผลการพิจารณา กรุณาเลือกข้อมูลก่อนกดส่งดำเนินการ</w:t>
@@ -2332,11 +2644,15 @@
               <w:keepLines/>
               <w:spacing w:after="0"/>
             </w:pPr>
-            <w:r/>
-            <w:r>
-              <w:rPr>
-                <w:rFonts w:ascii="Arial" w:hAnsi="Arial" w:eastAsia="Arial"/>
-                <w:b w:val="0"/>
+            <w:r>
+              <w:rPr>
+                <w:rFonts w:ascii="Arial" w:hAnsi="Arial" w:eastAsia="Arial"/>
+                <w:sz w:val="18"/>
+              </w:rPr>
+            </w:r>
+            <w:r>
+              <w:rPr>
+                <w:rFonts w:ascii="Arial" w:hAnsi="Arial" w:eastAsia="Arial"/>
                 <w:sz w:val="18"/>
               </w:rPr>
               <w:t>ACTION_COMMENT_REQUIRED</w:t>
@@ -2353,11 +2669,15 @@
               <w:keepLines/>
               <w:spacing w:after="0"/>
             </w:pPr>
-            <w:r/>
-            <w:r>
-              <w:rPr>
-                <w:rFonts w:ascii="Arial" w:hAnsi="Arial" w:eastAsia="Arial"/>
-                <w:b w:val="0"/>
+            <w:r>
+              <w:rPr>
+                <w:rFonts w:ascii="Arial" w:hAnsi="Arial" w:eastAsia="Arial"/>
+                <w:sz w:val="18"/>
+              </w:rPr>
+            </w:r>
+            <w:r>
+              <w:rPr>
+                <w:rFonts w:ascii="Arial" w:hAnsi="Arial" w:eastAsia="Arial"/>
                 <w:sz w:val="18"/>
               </w:rPr>
               <w:t>422</w:t>
@@ -2374,11 +2694,15 @@
               <w:keepLines/>
               <w:spacing w:after="0"/>
             </w:pPr>
-            <w:r/>
-            <w:r>
-              <w:rPr>
-                <w:rFonts w:ascii="Arial" w:hAnsi="Arial" w:eastAsia="Arial"/>
-                <w:b w:val="0"/>
+            <w:r>
+              <w:rPr>
+                <w:rFonts w:ascii="Arial" w:hAnsi="Arial" w:eastAsia="Arial"/>
+                <w:sz w:val="18"/>
+              </w:rPr>
+            </w:r>
+            <w:r>
+              <w:rPr>
+                <w:rFonts w:ascii="Arial" w:hAnsi="Arial" w:eastAsia="Arial"/>
                 <w:sz w:val="18"/>
               </w:rPr>
               <w:t>result ที่ต้องมี comment แต่ comment ว่าง</w:t>
@@ -2395,11 +2719,15 @@
               <w:keepLines/>
               <w:spacing w:after="0"/>
             </w:pPr>
-            <w:r/>
-            <w:r>
-              <w:rPr>
-                <w:rFonts w:ascii="Arial" w:hAnsi="Arial" w:eastAsia="Arial"/>
-                <w:b w:val="0"/>
+            <w:r>
+              <w:rPr>
+                <w:rFonts w:ascii="Arial" w:hAnsi="Arial" w:eastAsia="Arial"/>
+                <w:sz w:val="18"/>
+              </w:rPr>
+            </w:r>
+            <w:r>
+              <w:rPr>
+                <w:rFonts w:ascii="Arial" w:hAnsi="Arial" w:eastAsia="Arial"/>
                 <w:sz w:val="18"/>
               </w:rPr>
               <w:t>กรุณากรอกความคิดเห็นเพิ่มเติม (บังคับกรอกสำหรับผลการพิจารณานี้) ก่อนส่งดำเนินการ</w:t>
@@ -2421,11 +2749,15 @@
               <w:keepLines/>
               <w:spacing w:after="0"/>
             </w:pPr>
-            <w:r/>
-            <w:r>
-              <w:rPr>
-                <w:rFonts w:ascii="Arial" w:hAnsi="Arial" w:eastAsia="Arial"/>
-                <w:b w:val="0"/>
+            <w:r>
+              <w:rPr>
+                <w:rFonts w:ascii="Arial" w:hAnsi="Arial" w:eastAsia="Arial"/>
+                <w:sz w:val="18"/>
+              </w:rPr>
+            </w:r>
+            <w:r>
+              <w:rPr>
+                <w:rFonts w:ascii="Arial" w:hAnsi="Arial" w:eastAsia="Arial"/>
                 <w:sz w:val="18"/>
               </w:rPr>
               <w:t>COMPENSATE_PERCENT_INVALID</w:t>
@@ -2442,11 +2774,15 @@
               <w:keepLines/>
               <w:spacing w:after="0"/>
             </w:pPr>
-            <w:r/>
-            <w:r>
-              <w:rPr>
-                <w:rFonts w:ascii="Arial" w:hAnsi="Arial" w:eastAsia="Arial"/>
-                <w:b w:val="0"/>
+            <w:r>
+              <w:rPr>
+                <w:rFonts w:ascii="Arial" w:hAnsi="Arial" w:eastAsia="Arial"/>
+                <w:sz w:val="18"/>
+              </w:rPr>
+            </w:r>
+            <w:r>
+              <w:rPr>
+                <w:rFonts w:ascii="Arial" w:hAnsi="Arial" w:eastAsia="Arial"/>
                 <w:sz w:val="18"/>
               </w:rPr>
               <w:t>422</w:t>
@@ -2463,11 +2799,15 @@
               <w:keepLines/>
               <w:spacing w:after="0"/>
             </w:pPr>
-            <w:r/>
-            <w:r>
-              <w:rPr>
-                <w:rFonts w:ascii="Arial" w:hAnsi="Arial" w:eastAsia="Arial"/>
-                <w:b w:val="0"/>
+            <w:r>
+              <w:rPr>
+                <w:rFonts w:ascii="Arial" w:hAnsi="Arial" w:eastAsia="Arial"/>
+                <w:sz w:val="18"/>
+              </w:rPr>
+            </w:r>
+            <w:r>
+              <w:rPr>
+                <w:rFonts w:ascii="Arial" w:hAnsi="Arial" w:eastAsia="Arial"/>
                 <w:sz w:val="18"/>
               </w:rPr>
               <w:t>ผลรวม % ชดเชยร้านเปิดใหม่ไม่เท่ากับ 100</w:t>
@@ -2484,11 +2824,15 @@
               <w:keepLines/>
               <w:spacing w:after="0"/>
             </w:pPr>
-            <w:r/>
-            <w:r>
-              <w:rPr>
-                <w:rFonts w:ascii="Arial" w:hAnsi="Arial" w:eastAsia="Arial"/>
-                <w:b w:val="0"/>
+            <w:r>
+              <w:rPr>
+                <w:rFonts w:ascii="Arial" w:hAnsi="Arial" w:eastAsia="Arial"/>
+                <w:sz w:val="18"/>
+              </w:rPr>
+            </w:r>
+            <w:r>
+              <w:rPr>
+                <w:rFonts w:ascii="Arial" w:hAnsi="Arial" w:eastAsia="Arial"/>
                 <w:sz w:val="18"/>
               </w:rPr>
               <w:t>โปรดตรวจสอบ %ชดเชย ของท่าน รวมกันแล้วไม่เท่ากับ 100%</w:t>
@@ -2510,11 +2854,15 @@
               <w:keepLines/>
               <w:spacing w:after="0"/>
             </w:pPr>
-            <w:r/>
-            <w:r>
-              <w:rPr>
-                <w:rFonts w:ascii="Arial" w:hAnsi="Arial" w:eastAsia="Arial"/>
-                <w:b w:val="0"/>
+            <w:r>
+              <w:rPr>
+                <w:rFonts w:ascii="Arial" w:hAnsi="Arial" w:eastAsia="Arial"/>
+                <w:sz w:val="18"/>
+              </w:rPr>
+            </w:r>
+            <w:r>
+              <w:rPr>
+                <w:rFonts w:ascii="Arial" w:hAnsi="Arial" w:eastAsia="Arial"/>
                 <w:sz w:val="18"/>
               </w:rPr>
               <w:t>COMPETITOR_REQUIRED</w:t>
@@ -2531,11 +2879,15 @@
               <w:keepLines/>
               <w:spacing w:after="0"/>
             </w:pPr>
-            <w:r/>
-            <w:r>
-              <w:rPr>
-                <w:rFonts w:ascii="Arial" w:hAnsi="Arial" w:eastAsia="Arial"/>
-                <w:b w:val="0"/>
+            <w:r>
+              <w:rPr>
+                <w:rFonts w:ascii="Arial" w:hAnsi="Arial" w:eastAsia="Arial"/>
+                <w:sz w:val="18"/>
+              </w:rPr>
+            </w:r>
+            <w:r>
+              <w:rPr>
+                <w:rFonts w:ascii="Arial" w:hAnsi="Arial" w:eastAsia="Arial"/>
                 <w:sz w:val="18"/>
               </w:rPr>
               <w:t>422</w:t>
@@ -2552,11 +2904,15 @@
               <w:keepLines/>
               <w:spacing w:after="0"/>
             </w:pPr>
-            <w:r/>
-            <w:r>
-              <w:rPr>
-                <w:rFonts w:ascii="Arial" w:hAnsi="Arial" w:eastAsia="Arial"/>
-                <w:b w:val="0"/>
+            <w:r>
+              <w:rPr>
+                <w:rFonts w:ascii="Arial" w:hAnsi="Arial" w:eastAsia="Arial"/>
+                <w:sz w:val="18"/>
+              </w:rPr>
+            </w:r>
+            <w:r>
+              <w:rPr>
+                <w:rFonts w:ascii="Arial" w:hAnsi="Arial" w:eastAsia="Arial"/>
                 <w:sz w:val="18"/>
               </w:rPr>
               <w:t>บันทึกร้านคู่แข่งโดยไม่เลือก competitorCode</w:t>
@@ -2573,11 +2929,15 @@
               <w:keepLines/>
               <w:spacing w:after="0"/>
             </w:pPr>
-            <w:r/>
-            <w:r>
-              <w:rPr>
-                <w:rFonts w:ascii="Arial" w:hAnsi="Arial" w:eastAsia="Arial"/>
-                <w:b w:val="0"/>
+            <w:r>
+              <w:rPr>
+                <w:rFonts w:ascii="Arial" w:hAnsi="Arial" w:eastAsia="Arial"/>
+                <w:sz w:val="18"/>
+              </w:rPr>
+            </w:r>
+            <w:r>
+              <w:rPr>
+                <w:rFonts w:ascii="Arial" w:hAnsi="Arial" w:eastAsia="Arial"/>
                 <w:sz w:val="18"/>
               </w:rPr>
               <w:t>กรุณาเลือกร้านคู่แข่งก่อนบันทึก</w:t>
@@ -2599,11 +2959,15 @@
               <w:keepLines/>
               <w:spacing w:after="0"/>
             </w:pPr>
-            <w:r/>
-            <w:r>
-              <w:rPr>
-                <w:rFonts w:ascii="Arial" w:hAnsi="Arial" w:eastAsia="Arial"/>
-                <w:b w:val="0"/>
+            <w:r>
+              <w:rPr>
+                <w:rFonts w:ascii="Arial" w:hAnsi="Arial" w:eastAsia="Arial"/>
+                <w:sz w:val="18"/>
+              </w:rPr>
+            </w:r>
+            <w:r>
+              <w:rPr>
+                <w:rFonts w:ascii="Arial" w:hAnsi="Arial" w:eastAsia="Arial"/>
                 <w:sz w:val="18"/>
               </w:rPr>
               <w:t>EXTERNAL_FACTOR_REQUIRED</w:t>
@@ -2620,11 +2984,15 @@
               <w:keepLines/>
               <w:spacing w:after="0"/>
             </w:pPr>
-            <w:r/>
-            <w:r>
-              <w:rPr>
-                <w:rFonts w:ascii="Arial" w:hAnsi="Arial" w:eastAsia="Arial"/>
-                <w:b w:val="0"/>
+            <w:r>
+              <w:rPr>
+                <w:rFonts w:ascii="Arial" w:hAnsi="Arial" w:eastAsia="Arial"/>
+                <w:sz w:val="18"/>
+              </w:rPr>
+            </w:r>
+            <w:r>
+              <w:rPr>
+                <w:rFonts w:ascii="Arial" w:hAnsi="Arial" w:eastAsia="Arial"/>
                 <w:sz w:val="18"/>
               </w:rPr>
               <w:t>422</w:t>
@@ -2641,11 +3009,15 @@
               <w:keepLines/>
               <w:spacing w:after="0"/>
             </w:pPr>
-            <w:r/>
-            <w:r>
-              <w:rPr>
-                <w:rFonts w:ascii="Arial" w:hAnsi="Arial" w:eastAsia="Arial"/>
-                <w:b w:val="0"/>
+            <w:r>
+              <w:rPr>
+                <w:rFonts w:ascii="Arial" w:hAnsi="Arial" w:eastAsia="Arial"/>
+                <w:sz w:val="18"/>
+              </w:rPr>
+            </w:r>
+            <w:r>
+              <w:rPr>
+                <w:rFonts w:ascii="Arial" w:hAnsi="Arial" w:eastAsia="Arial"/>
                 <w:sz w:val="18"/>
               </w:rPr>
               <w:t>บันทึกปัจจัยอื่นโดยไม่เลือก factorCode</w:t>
@@ -2662,11 +3034,15 @@
               <w:keepLines/>
               <w:spacing w:after="0"/>
             </w:pPr>
-            <w:r/>
-            <w:r>
-              <w:rPr>
-                <w:rFonts w:ascii="Arial" w:hAnsi="Arial" w:eastAsia="Arial"/>
-                <w:b w:val="0"/>
+            <w:r>
+              <w:rPr>
+                <w:rFonts w:ascii="Arial" w:hAnsi="Arial" w:eastAsia="Arial"/>
+                <w:sz w:val="18"/>
+              </w:rPr>
+            </w:r>
+            <w:r>
+              <w:rPr>
+                <w:rFonts w:ascii="Arial" w:hAnsi="Arial" w:eastAsia="Arial"/>
                 <w:sz w:val="18"/>
               </w:rPr>
               <w:t>กรุณาเลือกปัจจัยอื่นก่อนบันทึก</w:t>
@@ -2688,11 +3064,15 @@
               <w:keepLines/>
               <w:spacing w:after="0"/>
             </w:pPr>
-            <w:r/>
-            <w:r>
-              <w:rPr>
-                <w:rFonts w:ascii="Arial" w:hAnsi="Arial" w:eastAsia="Arial"/>
-                <w:b w:val="0"/>
+            <w:r>
+              <w:rPr>
+                <w:rFonts w:ascii="Arial" w:hAnsi="Arial" w:eastAsia="Arial"/>
+                <w:sz w:val="18"/>
+              </w:rPr>
+            </w:r>
+            <w:r>
+              <w:rPr>
+                <w:rFonts w:ascii="Arial" w:hAnsi="Arial" w:eastAsia="Arial"/>
                 <w:sz w:val="18"/>
               </w:rPr>
               <w:t>REPORT_DATE_RANGE_INVALID</w:t>
@@ -2709,11 +3089,15 @@
               <w:keepLines/>
               <w:spacing w:after="0"/>
             </w:pPr>
-            <w:r/>
-            <w:r>
-              <w:rPr>
-                <w:rFonts w:ascii="Arial" w:hAnsi="Arial" w:eastAsia="Arial"/>
-                <w:b w:val="0"/>
+            <w:r>
+              <w:rPr>
+                <w:rFonts w:ascii="Arial" w:hAnsi="Arial" w:eastAsia="Arial"/>
+                <w:sz w:val="18"/>
+              </w:rPr>
+            </w:r>
+            <w:r>
+              <w:rPr>
+                <w:rFonts w:ascii="Arial" w:hAnsi="Arial" w:eastAsia="Arial"/>
                 <w:sz w:val="18"/>
               </w:rPr>
               <w:t>422</w:t>
@@ -2730,11 +3114,15 @@
               <w:keepLines/>
               <w:spacing w:after="0"/>
             </w:pPr>
-            <w:r/>
-            <w:r>
-              <w:rPr>
-                <w:rFonts w:ascii="Arial" w:hAnsi="Arial" w:eastAsia="Arial"/>
-                <w:b w:val="0"/>
+            <w:r>
+              <w:rPr>
+                <w:rFonts w:ascii="Arial" w:hAnsi="Arial" w:eastAsia="Arial"/>
+                <w:sz w:val="18"/>
+              </w:rPr>
+            </w:r>
+            <w:r>
+              <w:rPr>
+                <w:rFonts w:ascii="Arial" w:hAnsi="Arial" w:eastAsia="Arial"/>
                 <w:sz w:val="18"/>
               </w:rPr>
               <w:t>impactMonthFrom มากกว่า impactMonthTo</w:t>
@@ -2751,11 +3139,15 @@
               <w:keepLines/>
               <w:spacing w:after="0"/>
             </w:pPr>
-            <w:r/>
-            <w:r>
-              <w:rPr>
-                <w:rFonts w:ascii="Arial" w:hAnsi="Arial" w:eastAsia="Arial"/>
-                <w:b w:val="0"/>
+            <w:r>
+              <w:rPr>
+                <w:rFonts w:ascii="Arial" w:hAnsi="Arial" w:eastAsia="Arial"/>
+                <w:sz w:val="18"/>
+              </w:rPr>
+            </w:r>
+            <w:r>
+              <w:rPr>
+                <w:rFonts w:ascii="Arial" w:hAnsi="Arial" w:eastAsia="Arial"/>
                 <w:sz w:val="18"/>
               </w:rPr>
               <w:t>เดือนเริ่มต้นต้องไม่มากกว่าเดือนสิ้นสุด</w:t>
@@ -2777,11 +3169,15 @@
               <w:keepLines/>
               <w:spacing w:after="0"/>
             </w:pPr>
-            <w:r/>
-            <w:r>
-              <w:rPr>
-                <w:rFonts w:ascii="Arial" w:hAnsi="Arial" w:eastAsia="Arial"/>
-                <w:b w:val="0"/>
+            <w:r>
+              <w:rPr>
+                <w:rFonts w:ascii="Arial" w:hAnsi="Arial" w:eastAsia="Arial"/>
+                <w:sz w:val="18"/>
+              </w:rPr>
+            </w:r>
+            <w:r>
+              <w:rPr>
+                <w:rFonts w:ascii="Arial" w:hAnsi="Arial" w:eastAsia="Arial"/>
                 <w:sz w:val="18"/>
               </w:rPr>
               <w:t>FILE_TOO_LARGE</w:t>
@@ -2798,11 +3194,15 @@
               <w:keepLines/>
               <w:spacing w:after="0"/>
             </w:pPr>
-            <w:r/>
-            <w:r>
-              <w:rPr>
-                <w:rFonts w:ascii="Arial" w:hAnsi="Arial" w:eastAsia="Arial"/>
-                <w:b w:val="0"/>
+            <w:r>
+              <w:rPr>
+                <w:rFonts w:ascii="Arial" w:hAnsi="Arial" w:eastAsia="Arial"/>
+                <w:sz w:val="18"/>
+              </w:rPr>
+            </w:r>
+            <w:r>
+              <w:rPr>
+                <w:rFonts w:ascii="Arial" w:hAnsi="Arial" w:eastAsia="Arial"/>
                 <w:sz w:val="18"/>
               </w:rPr>
               <w:t>413</w:t>
@@ -2819,11 +3219,15 @@
               <w:keepLines/>
               <w:spacing w:after="0"/>
             </w:pPr>
-            <w:r/>
-            <w:r>
-              <w:rPr>
-                <w:rFonts w:ascii="Arial" w:hAnsi="Arial" w:eastAsia="Arial"/>
-                <w:b w:val="0"/>
+            <w:r>
+              <w:rPr>
+                <w:rFonts w:ascii="Arial" w:hAnsi="Arial" w:eastAsia="Arial"/>
+                <w:sz w:val="18"/>
+              </w:rPr>
+            </w:r>
+            <w:r>
+              <w:rPr>
+                <w:rFonts w:ascii="Arial" w:hAnsi="Arial" w:eastAsia="Arial"/>
                 <w:sz w:val="18"/>
               </w:rPr>
               <w:t>attachment &gt; 5 MB</w:t>
@@ -2840,11 +3244,15 @@
               <w:keepLines/>
               <w:spacing w:after="0"/>
             </w:pPr>
-            <w:r/>
-            <w:r>
-              <w:rPr>
-                <w:rFonts w:ascii="Arial" w:hAnsi="Arial" w:eastAsia="Arial"/>
-                <w:b w:val="0"/>
+            <w:r>
+              <w:rPr>
+                <w:rFonts w:ascii="Arial" w:hAnsi="Arial" w:eastAsia="Arial"/>
+                <w:sz w:val="18"/>
+              </w:rPr>
+            </w:r>
+            <w:r>
+              <w:rPr>
+                <w:rFonts w:ascii="Arial" w:hAnsi="Arial" w:eastAsia="Arial"/>
                 <w:sz w:val="18"/>
               </w:rPr>
               <w:t>ไฟล์แนบมีขนาดเกิน 5 MB</w:t>
@@ -2866,11 +3274,15 @@
               <w:keepLines/>
               <w:spacing w:after="0"/>
             </w:pPr>
-            <w:r/>
-            <w:r>
-              <w:rPr>
-                <w:rFonts w:ascii="Arial" w:hAnsi="Arial" w:eastAsia="Arial"/>
-                <w:b w:val="0"/>
+            <w:r>
+              <w:rPr>
+                <w:rFonts w:ascii="Arial" w:hAnsi="Arial" w:eastAsia="Arial"/>
+                <w:sz w:val="18"/>
+              </w:rPr>
+            </w:r>
+            <w:r>
+              <w:rPr>
+                <w:rFonts w:ascii="Arial" w:hAnsi="Arial" w:eastAsia="Arial"/>
                 <w:sz w:val="18"/>
               </w:rPr>
               <w:t>FILE_TYPE_UNSUPPORTED</w:t>
@@ -2887,11 +3299,15 @@
               <w:keepLines/>
               <w:spacing w:after="0"/>
             </w:pPr>
-            <w:r/>
-            <w:r>
-              <w:rPr>
-                <w:rFonts w:ascii="Arial" w:hAnsi="Arial" w:eastAsia="Arial"/>
-                <w:b w:val="0"/>
+            <w:r>
+              <w:rPr>
+                <w:rFonts w:ascii="Arial" w:hAnsi="Arial" w:eastAsia="Arial"/>
+                <w:sz w:val="18"/>
+              </w:rPr>
+            </w:r>
+            <w:r>
+              <w:rPr>
+                <w:rFonts w:ascii="Arial" w:hAnsi="Arial" w:eastAsia="Arial"/>
                 <w:sz w:val="18"/>
               </w:rPr>
               <w:t>415</w:t>
@@ -2908,11 +3324,15 @@
               <w:keepLines/>
               <w:spacing w:after="0"/>
             </w:pPr>
-            <w:r/>
-            <w:r>
-              <w:rPr>
-                <w:rFonts w:ascii="Arial" w:hAnsi="Arial" w:eastAsia="Arial"/>
-                <w:b w:val="0"/>
+            <w:r>
+              <w:rPr>
+                <w:rFonts w:ascii="Arial" w:hAnsi="Arial" w:eastAsia="Arial"/>
+                <w:sz w:val="18"/>
+              </w:rPr>
+            </w:r>
+            <w:r>
+              <w:rPr>
+                <w:rFonts w:ascii="Arial" w:hAnsi="Arial" w:eastAsia="Arial"/>
                 <w:sz w:val="18"/>
               </w:rPr>
               <w:t>extension/content type ไม่อยู่ใน allowlist</w:t>
@@ -2929,11 +3349,15 @@
               <w:keepLines/>
               <w:spacing w:after="0"/>
             </w:pPr>
-            <w:r/>
-            <w:r>
-              <w:rPr>
-                <w:rFonts w:ascii="Arial" w:hAnsi="Arial" w:eastAsia="Arial"/>
-                <w:b w:val="0"/>
+            <w:r>
+              <w:rPr>
+                <w:rFonts w:ascii="Arial" w:hAnsi="Arial" w:eastAsia="Arial"/>
+                <w:sz w:val="18"/>
+              </w:rPr>
+            </w:r>
+            <w:r>
+              <w:rPr>
+                <w:rFonts w:ascii="Arial" w:hAnsi="Arial" w:eastAsia="Arial"/>
                 <w:sz w:val="18"/>
               </w:rPr>
               <w:t>ชนิดไฟล์ไม่อนุญาตให้อัปโหลด</w:t>
@@ -2955,11 +3379,15 @@
               <w:keepLines/>
               <w:spacing w:after="0"/>
             </w:pPr>
-            <w:r/>
-            <w:r>
-              <w:rPr>
-                <w:rFonts w:ascii="Arial" w:hAnsi="Arial" w:eastAsia="Arial"/>
-                <w:b w:val="0"/>
+            <w:r>
+              <w:rPr>
+                <w:rFonts w:ascii="Arial" w:hAnsi="Arial" w:eastAsia="Arial"/>
+                <w:sz w:val="18"/>
+              </w:rPr>
+            </w:r>
+            <w:r>
+              <w:rPr>
+                <w:rFonts w:ascii="Arial" w:hAnsi="Arial" w:eastAsia="Arial"/>
                 <w:sz w:val="18"/>
               </w:rPr>
               <w:t>FILE_SCAN_BLOCKED</w:t>
@@ -2976,11 +3404,15 @@
               <w:keepLines/>
               <w:spacing w:after="0"/>
             </w:pPr>
-            <w:r/>
-            <w:r>
-              <w:rPr>
-                <w:rFonts w:ascii="Arial" w:hAnsi="Arial" w:eastAsia="Arial"/>
-                <w:b w:val="0"/>
+            <w:r>
+              <w:rPr>
+                <w:rFonts w:ascii="Arial" w:hAnsi="Arial" w:eastAsia="Arial"/>
+                <w:sz w:val="18"/>
+              </w:rPr>
+            </w:r>
+            <w:r>
+              <w:rPr>
+                <w:rFonts w:ascii="Arial" w:hAnsi="Arial" w:eastAsia="Arial"/>
                 <w:sz w:val="18"/>
               </w:rPr>
               <w:t>422</w:t>
@@ -2997,11 +3429,15 @@
               <w:keepLines/>
               <w:spacing w:after="0"/>
             </w:pPr>
-            <w:r/>
-            <w:r>
-              <w:rPr>
-                <w:rFonts w:ascii="Arial" w:hAnsi="Arial" w:eastAsia="Arial"/>
-                <w:b w:val="0"/>
+            <w:r>
+              <w:rPr>
+                <w:rFonts w:ascii="Arial" w:hAnsi="Arial" w:eastAsia="Arial"/>
+                <w:sz w:val="18"/>
+              </w:rPr>
+            </w:r>
+            <w:r>
+              <w:rPr>
+                <w:rFonts w:ascii="Arial" w:hAnsi="Arial" w:eastAsia="Arial"/>
                 <w:sz w:val="18"/>
               </w:rPr>
               <w:t>AV scan พบไวรัสหรือ scan failed</w:t>
@@ -3018,11 +3454,15 @@
               <w:keepLines/>
               <w:spacing w:after="0"/>
             </w:pPr>
-            <w:r/>
-            <w:r>
-              <w:rPr>
-                <w:rFonts w:ascii="Arial" w:hAnsi="Arial" w:eastAsia="Arial"/>
-                <w:b w:val="0"/>
+            <w:r>
+              <w:rPr>
+                <w:rFonts w:ascii="Arial" w:hAnsi="Arial" w:eastAsia="Arial"/>
+                <w:sz w:val="18"/>
+              </w:rPr>
+            </w:r>
+            <w:r>
+              <w:rPr>
+                <w:rFonts w:ascii="Arial" w:hAnsi="Arial" w:eastAsia="Arial"/>
                 <w:sz w:val="18"/>
               </w:rPr>
               <w:t>ไฟล์แนบไม่ผ่านการตรวจสอบความปลอดภัย</w:t>
@@ -3044,11 +3484,15 @@
               <w:keepLines/>
               <w:spacing w:after="0"/>
             </w:pPr>
-            <w:r/>
-            <w:r>
-              <w:rPr>
-                <w:rFonts w:ascii="Arial" w:hAnsi="Arial" w:eastAsia="Arial"/>
-                <w:b w:val="0"/>
+            <w:r>
+              <w:rPr>
+                <w:rFonts w:ascii="Arial" w:hAnsi="Arial" w:eastAsia="Arial"/>
+                <w:sz w:val="18"/>
+              </w:rPr>
+            </w:r>
+            <w:r>
+              <w:rPr>
+                <w:rFonts w:ascii="Arial" w:hAnsi="Arial" w:eastAsia="Arial"/>
                 <w:sz w:val="18"/>
               </w:rPr>
               <w:t>FORBIDDEN</w:t>
@@ -3065,11 +3509,15 @@
               <w:keepLines/>
               <w:spacing w:after="0"/>
             </w:pPr>
-            <w:r/>
-            <w:r>
-              <w:rPr>
-                <w:rFonts w:ascii="Arial" w:hAnsi="Arial" w:eastAsia="Arial"/>
-                <w:b w:val="0"/>
+            <w:r>
+              <w:rPr>
+                <w:rFonts w:ascii="Arial" w:hAnsi="Arial" w:eastAsia="Arial"/>
+                <w:sz w:val="18"/>
+              </w:rPr>
+            </w:r>
+            <w:r>
+              <w:rPr>
+                <w:rFonts w:ascii="Arial" w:hAnsi="Arial" w:eastAsia="Arial"/>
                 <w:sz w:val="18"/>
               </w:rPr>
               <w:t>403</w:t>
@@ -3086,11 +3534,15 @@
               <w:keepLines/>
               <w:spacing w:after="0"/>
             </w:pPr>
-            <w:r/>
-            <w:r>
-              <w:rPr>
-                <w:rFonts w:ascii="Arial" w:hAnsi="Arial" w:eastAsia="Arial"/>
-                <w:b w:val="0"/>
+            <w:r>
+              <w:rPr>
+                <w:rFonts w:ascii="Arial" w:hAnsi="Arial" w:eastAsia="Arial"/>
+                <w:sz w:val="18"/>
+              </w:rPr>
+            </w:r>
+            <w:r>
+              <w:rPr>
+                <w:rFonts w:ascii="Arial" w:hAnsi="Arial" w:eastAsia="Arial"/>
                 <w:sz w:val="18"/>
               </w:rPr>
               <w:t>ไม่มีสิทธิ์เมนู/เอกสาร/task</w:t>
@@ -3107,11 +3559,15 @@
               <w:keepLines/>
               <w:spacing w:after="0"/>
             </w:pPr>
-            <w:r/>
-            <w:r>
-              <w:rPr>
-                <w:rFonts w:ascii="Arial" w:hAnsi="Arial" w:eastAsia="Arial"/>
-                <w:b w:val="0"/>
+            <w:r>
+              <w:rPr>
+                <w:rFonts w:ascii="Arial" w:hAnsi="Arial" w:eastAsia="Arial"/>
+                <w:sz w:val="18"/>
+              </w:rPr>
+            </w:r>
+            <w:r>
+              <w:rPr>
+                <w:rFonts w:ascii="Arial" w:hAnsi="Arial" w:eastAsia="Arial"/>
                 <w:sz w:val="18"/>
               </w:rPr>
               <w:t>กรุณาติดต่อผู้ดูแลระบบ</w:t>
@@ -3133,11 +3589,15 @@
               <w:keepLines/>
               <w:spacing w:after="0"/>
             </w:pPr>
-            <w:r/>
-            <w:r>
-              <w:rPr>
-                <w:rFonts w:ascii="Arial" w:hAnsi="Arial" w:eastAsia="Arial"/>
-                <w:b w:val="0"/>
+            <w:r>
+              <w:rPr>
+                <w:rFonts w:ascii="Arial" w:hAnsi="Arial" w:eastAsia="Arial"/>
+                <w:sz w:val="18"/>
+              </w:rPr>
+            </w:r>
+            <w:r>
+              <w:rPr>
+                <w:rFonts w:ascii="Arial" w:hAnsi="Arial" w:eastAsia="Arial"/>
                 <w:sz w:val="18"/>
               </w:rPr>
               <w:t>DUPLICATE_DOCUMENT</w:t>
@@ -3154,11 +3614,15 @@
               <w:keepLines/>
               <w:spacing w:after="0"/>
             </w:pPr>
-            <w:r/>
-            <w:r>
-              <w:rPr>
-                <w:rFonts w:ascii="Arial" w:hAnsi="Arial" w:eastAsia="Arial"/>
-                <w:b w:val="0"/>
+            <w:r>
+              <w:rPr>
+                <w:rFonts w:ascii="Arial" w:hAnsi="Arial" w:eastAsia="Arial"/>
+                <w:sz w:val="18"/>
+              </w:rPr>
+            </w:r>
+            <w:r>
+              <w:rPr>
+                <w:rFonts w:ascii="Arial" w:hAnsi="Arial" w:eastAsia="Arial"/>
                 <w:sz w:val="18"/>
               </w:rPr>
               <w:t>409</w:t>
@@ -3175,11 +3639,15 @@
               <w:keepLines/>
               <w:spacing w:after="0"/>
             </w:pPr>
-            <w:r/>
-            <w:r>
-              <w:rPr>
-                <w:rFonts w:ascii="Arial" w:hAnsi="Arial" w:eastAsia="Arial"/>
-                <w:b w:val="0"/>
+            <w:r>
+              <w:rPr>
+                <w:rFonts w:ascii="Arial" w:hAnsi="Arial" w:eastAsia="Arial"/>
+                <w:sz w:val="18"/>
+              </w:rPr>
+            </w:r>
+            <w:r>
+              <w:rPr>
+                <w:rFonts w:ascii="Arial" w:hAnsi="Arial" w:eastAsia="Arial"/>
                 <w:sz w:val="18"/>
               </w:rPr>
               <w:t>business key ซ้ำตอนสร้างเอกสาร</w:t>
@@ -3196,11 +3664,15 @@
               <w:keepLines/>
               <w:spacing w:after="0"/>
             </w:pPr>
-            <w:r/>
-            <w:r>
-              <w:rPr>
-                <w:rFonts w:ascii="Arial" w:hAnsi="Arial" w:eastAsia="Arial"/>
-                <w:b w:val="0"/>
+            <w:r>
+              <w:rPr>
+                <w:rFonts w:ascii="Arial" w:hAnsi="Arial" w:eastAsia="Arial"/>
+                <w:sz w:val="18"/>
+              </w:rPr>
+            </w:r>
+            <w:r>
+              <w:rPr>
+                <w:rFonts w:ascii="Arial" w:hAnsi="Arial" w:eastAsia="Arial"/>
                 <w:sz w:val="18"/>
               </w:rPr>
               <w:t>ร้านนี้ในเดือนนี้มีเอกสารอยู่แล้ว</w:t>
@@ -3222,11 +3694,15 @@
               <w:keepLines/>
               <w:spacing w:after="0"/>
             </w:pPr>
-            <w:r/>
-            <w:r>
-              <w:rPr>
-                <w:rFonts w:ascii="Arial" w:hAnsi="Arial" w:eastAsia="Arial"/>
-                <w:b w:val="0"/>
+            <w:r>
+              <w:rPr>
+                <w:rFonts w:ascii="Arial" w:hAnsi="Arial" w:eastAsia="Arial"/>
+                <w:sz w:val="18"/>
+              </w:rPr>
+            </w:r>
+            <w:r>
+              <w:rPr>
+                <w:rFonts w:ascii="Arial" w:hAnsi="Arial" w:eastAsia="Arial"/>
                 <w:sz w:val="18"/>
               </w:rPr>
               <w:t>CONFLICT</w:t>
@@ -3243,11 +3719,15 @@
               <w:keepLines/>
               <w:spacing w:after="0"/>
             </w:pPr>
-            <w:r/>
-            <w:r>
-              <w:rPr>
-                <w:rFonts w:ascii="Arial" w:hAnsi="Arial" w:eastAsia="Arial"/>
-                <w:b w:val="0"/>
+            <w:r>
+              <w:rPr>
+                <w:rFonts w:ascii="Arial" w:hAnsi="Arial" w:eastAsia="Arial"/>
+                <w:sz w:val="18"/>
+              </w:rPr>
+            </w:r>
+            <w:r>
+              <w:rPr>
+                <w:rFonts w:ascii="Arial" w:hAnsi="Arial" w:eastAsia="Arial"/>
                 <w:sz w:val="18"/>
               </w:rPr>
               <w:t>409</w:t>
@@ -3264,11 +3744,15 @@
               <w:keepLines/>
               <w:spacing w:after="0"/>
             </w:pPr>
-            <w:r/>
-            <w:r>
-              <w:rPr>
-                <w:rFonts w:ascii="Arial" w:hAnsi="Arial" w:eastAsia="Arial"/>
-                <w:b w:val="0"/>
+            <w:r>
+              <w:rPr>
+                <w:rFonts w:ascii="Arial" w:hAnsi="Arial" w:eastAsia="Arial"/>
+                <w:sz w:val="18"/>
+              </w:rPr>
+            </w:r>
+            <w:r>
+              <w:rPr>
+                <w:rFonts w:ascii="Arial" w:hAnsi="Arial" w:eastAsia="Arial"/>
                 <w:sz w:val="18"/>
               </w:rPr>
               <w:t>resource/task ถูกเปลี่ยนหรือเงื่อนไขปัจจุบันไม่ตรงกับคำขอ</w:t>
@@ -3285,11 +3769,15 @@
               <w:keepLines/>
               <w:spacing w:after="0"/>
             </w:pPr>
-            <w:r/>
-            <w:r>
-              <w:rPr>
-                <w:rFonts w:ascii="Arial" w:hAnsi="Arial" w:eastAsia="Arial"/>
-                <w:b w:val="0"/>
+            <w:r>
+              <w:rPr>
+                <w:rFonts w:ascii="Arial" w:hAnsi="Arial" w:eastAsia="Arial"/>
+                <w:sz w:val="18"/>
+              </w:rPr>
+            </w:r>
+            <w:r>
+              <w:rPr>
+                <w:rFonts w:ascii="Arial" w:hAnsi="Arial" w:eastAsia="Arial"/>
                 <w:sz w:val="18"/>
               </w:rPr>
               <w:t>ข้อมูลมีการเปลี่ยนแปลง กรุณาโหลดข้อมูลล่าสุดแล้วดำเนินการใหม่</w:t>
@@ -3311,11 +3799,15 @@
               <w:keepLines/>
               <w:spacing w:after="0"/>
             </w:pPr>
-            <w:r/>
-            <w:r>
-              <w:rPr>
-                <w:rFonts w:ascii="Arial" w:hAnsi="Arial" w:eastAsia="Arial"/>
-                <w:b w:val="0"/>
+            <w:r>
+              <w:rPr>
+                <w:rFonts w:ascii="Arial" w:hAnsi="Arial" w:eastAsia="Arial"/>
+                <w:sz w:val="18"/>
+              </w:rPr>
+            </w:r>
+            <w:r>
+              <w:rPr>
+                <w:rFonts w:ascii="Arial" w:hAnsi="Arial" w:eastAsia="Arial"/>
                 <w:sz w:val="18"/>
               </w:rPr>
               <w:t>STALE_VERSION</w:t>
@@ -3332,11 +3824,15 @@
               <w:keepLines/>
               <w:spacing w:after="0"/>
             </w:pPr>
-            <w:r/>
-            <w:r>
-              <w:rPr>
-                <w:rFonts w:ascii="Arial" w:hAnsi="Arial" w:eastAsia="Arial"/>
-                <w:b w:val="0"/>
+            <w:r>
+              <w:rPr>
+                <w:rFonts w:ascii="Arial" w:hAnsi="Arial" w:eastAsia="Arial"/>
+                <w:sz w:val="18"/>
+              </w:rPr>
+            </w:r>
+            <w:r>
+              <w:rPr>
+                <w:rFonts w:ascii="Arial" w:hAnsi="Arial" w:eastAsia="Arial"/>
                 <w:sz w:val="18"/>
               </w:rPr>
               <w:t>409</w:t>
@@ -3353,11 +3849,15 @@
               <w:keepLines/>
               <w:spacing w:after="0"/>
             </w:pPr>
-            <w:r/>
-            <w:r>
-              <w:rPr>
-                <w:rFonts w:ascii="Arial" w:hAnsi="Arial" w:eastAsia="Arial"/>
-                <w:b w:val="0"/>
+            <w:r>
+              <w:rPr>
+                <w:rFonts w:ascii="Arial" w:hAnsi="Arial" w:eastAsia="Arial"/>
+                <w:sz w:val="18"/>
+              </w:rPr>
+            </w:r>
+            <w:r>
+              <w:rPr>
+                <w:rFonts w:ascii="Arial" w:hAnsi="Arial" w:eastAsia="Arial"/>
                 <w:sz w:val="18"/>
               </w:rPr>
               <w:t>versionNo ที่ส่งมาไม่ตรงกับ compensation_documents.version_no</w:t>
@@ -3374,11 +3874,15 @@
               <w:keepLines/>
               <w:spacing w:after="0"/>
             </w:pPr>
-            <w:r/>
-            <w:r>
-              <w:rPr>
-                <w:rFonts w:ascii="Arial" w:hAnsi="Arial" w:eastAsia="Arial"/>
-                <w:b w:val="0"/>
+            <w:r>
+              <w:rPr>
+                <w:rFonts w:ascii="Arial" w:hAnsi="Arial" w:eastAsia="Arial"/>
+                <w:sz w:val="18"/>
+              </w:rPr>
+            </w:r>
+            <w:r>
+              <w:rPr>
+                <w:rFonts w:ascii="Arial" w:hAnsi="Arial" w:eastAsia="Arial"/>
                 <w:sz w:val="18"/>
               </w:rPr>
               <w:t>ข้อมูลถูกแก้ไขโดยผู้ใช้อื่น กรุณาโหลดข้อมูลล่าสุดแล้วลองอีกครั้ง</w:t>
@@ -3400,11 +3904,15 @@
               <w:keepLines/>
               <w:spacing w:after="0"/>
             </w:pPr>
-            <w:r/>
-            <w:r>
-              <w:rPr>
-                <w:rFonts w:ascii="Arial" w:hAnsi="Arial" w:eastAsia="Arial"/>
-                <w:b w:val="0"/>
+            <w:r>
+              <w:rPr>
+                <w:rFonts w:ascii="Arial" w:hAnsi="Arial" w:eastAsia="Arial"/>
+                <w:sz w:val="18"/>
+              </w:rPr>
+            </w:r>
+            <w:r>
+              <w:rPr>
+                <w:rFonts w:ascii="Arial" w:hAnsi="Arial" w:eastAsia="Arial"/>
                 <w:sz w:val="18"/>
               </w:rPr>
               <w:t>FS_BRIDGE_UNAVAILABLE</w:t>
@@ -3421,11 +3929,15 @@
               <w:keepLines/>
               <w:spacing w:after="0"/>
             </w:pPr>
-            <w:r/>
-            <w:r>
-              <w:rPr>
-                <w:rFonts w:ascii="Arial" w:hAnsi="Arial" w:eastAsia="Arial"/>
-                <w:b w:val="0"/>
+            <w:r>
+              <w:rPr>
+                <w:rFonts w:ascii="Arial" w:hAnsi="Arial" w:eastAsia="Arial"/>
+                <w:sz w:val="18"/>
+              </w:rPr>
+            </w:r>
+            <w:r>
+              <w:rPr>
+                <w:rFonts w:ascii="Arial" w:hAnsi="Arial" w:eastAsia="Arial"/>
                 <w:sz w:val="18"/>
               </w:rPr>
               <w:t>FE</w:t>
@@ -3442,11 +3954,15 @@
               <w:keepLines/>
               <w:spacing w:after="0"/>
             </w:pPr>
-            <w:r/>
-            <w:r>
-              <w:rPr>
-                <w:rFonts w:ascii="Arial" w:hAnsi="Arial" w:eastAsia="Arial"/>
-                <w:b w:val="0"/>
+            <w:r>
+              <w:rPr>
+                <w:rFonts w:ascii="Arial" w:hAnsi="Arial" w:eastAsia="Arial"/>
+                <w:sz w:val="18"/>
+              </w:rPr>
+            </w:r>
+            <w:r>
+              <w:rPr>
+                <w:rFonts w:ascii="Arial" w:hAnsi="Arial" w:eastAsia="Arial"/>
                 <w:sz w:val="18"/>
               </w:rPr>
               <w:t>hidden iframe ไม่ตอบ FS_FORM_READY ภายในเวลาที่กำหนด</w:t>
@@ -3463,11 +3979,15 @@
               <w:keepLines/>
               <w:spacing w:after="0"/>
             </w:pPr>
-            <w:r/>
-            <w:r>
-              <w:rPr>
-                <w:rFonts w:ascii="Arial" w:hAnsi="Arial" w:eastAsia="Arial"/>
-                <w:b w:val="0"/>
+            <w:r>
+              <w:rPr>
+                <w:rFonts w:ascii="Arial" w:hAnsi="Arial" w:eastAsia="Arial"/>
+                <w:sz w:val="18"/>
+              </w:rPr>
+            </w:r>
+            <w:r>
+              <w:rPr>
+                <w:rFonts w:ascii="Arial" w:hAnsi="Arial" w:eastAsia="Arial"/>
                 <w:sz w:val="18"/>
               </w:rPr>
               <w:t>ไม่สามารถเชื่อมต่อแบบฟอร์ม FS ได้ กรุณาลองอีกครั้ง</w:t>
@@ -3489,11 +4009,15 @@
               <w:keepLines/>
               <w:spacing w:after="0"/>
             </w:pPr>
-            <w:r/>
-            <w:r>
-              <w:rPr>
-                <w:rFonts w:ascii="Arial" w:hAnsi="Arial" w:eastAsia="Arial"/>
-                <w:b w:val="0"/>
+            <w:r>
+              <w:rPr>
+                <w:rFonts w:ascii="Arial" w:hAnsi="Arial" w:eastAsia="Arial"/>
+                <w:sz w:val="18"/>
+              </w:rPr>
+            </w:r>
+            <w:r>
+              <w:rPr>
+                <w:rFonts w:ascii="Arial" w:hAnsi="Arial" w:eastAsia="Arial"/>
                 <w:sz w:val="18"/>
               </w:rPr>
               <w:t>FS_BRIDGE_ORIGIN_INVALID</w:t>
@@ -3510,11 +4034,15 @@
               <w:keepLines/>
               <w:spacing w:after="0"/>
             </w:pPr>
-            <w:r/>
-            <w:r>
-              <w:rPr>
-                <w:rFonts w:ascii="Arial" w:hAnsi="Arial" w:eastAsia="Arial"/>
-                <w:b w:val="0"/>
+            <w:r>
+              <w:rPr>
+                <w:rFonts w:ascii="Arial" w:hAnsi="Arial" w:eastAsia="Arial"/>
+                <w:sz w:val="18"/>
+              </w:rPr>
+            </w:r>
+            <w:r>
+              <w:rPr>
+                <w:rFonts w:ascii="Arial" w:hAnsi="Arial" w:eastAsia="Arial"/>
                 <w:sz w:val="18"/>
               </w:rPr>
               <w:t>FE</w:t>
@@ -3531,11 +4059,15 @@
               <w:keepLines/>
               <w:spacing w:after="0"/>
             </w:pPr>
-            <w:r/>
-            <w:r>
-              <w:rPr>
-                <w:rFonts w:ascii="Arial" w:hAnsi="Arial" w:eastAsia="Arial"/>
-                <w:b w:val="0"/>
+            <w:r>
+              <w:rPr>
+                <w:rFonts w:ascii="Arial" w:hAnsi="Arial" w:eastAsia="Arial"/>
+                <w:sz w:val="18"/>
+              </w:rPr>
+            </w:r>
+            <w:r>
+              <w:rPr>
+                <w:rFonts w:ascii="Arial" w:hAnsi="Arial" w:eastAsia="Arial"/>
                 <w:sz w:val="18"/>
               </w:rPr>
               <w:t>event.origin ไม่ตรง allowlist</w:t>
@@ -3552,11 +4084,15 @@
               <w:keepLines/>
               <w:spacing w:after="0"/>
             </w:pPr>
-            <w:r/>
-            <w:r>
-              <w:rPr>
-                <w:rFonts w:ascii="Arial" w:hAnsi="Arial" w:eastAsia="Arial"/>
-                <w:b w:val="0"/>
+            <w:r>
+              <w:rPr>
+                <w:rFonts w:ascii="Arial" w:hAnsi="Arial" w:eastAsia="Arial"/>
+                <w:sz w:val="18"/>
+              </w:rPr>
+            </w:r>
+            <w:r>
+              <w:rPr>
+                <w:rFonts w:ascii="Arial" w:hAnsi="Arial" w:eastAsia="Arial"/>
                 <w:sz w:val="18"/>
               </w:rPr>
               <w:t>ไม่สามารถยืนยันแหล่งที่มาของแบบฟอร์ม FS ได้</w:t>
@@ -3578,11 +4114,15 @@
               <w:keepLines/>
               <w:spacing w:after="0"/>
             </w:pPr>
-            <w:r/>
-            <w:r>
-              <w:rPr>
-                <w:rFonts w:ascii="Arial" w:hAnsi="Arial" w:eastAsia="Arial"/>
-                <w:b w:val="0"/>
+            <w:r>
+              <w:rPr>
+                <w:rFonts w:ascii="Arial" w:hAnsi="Arial" w:eastAsia="Arial"/>
+                <w:sz w:val="18"/>
+              </w:rPr>
+            </w:r>
+            <w:r>
+              <w:rPr>
+                <w:rFonts w:ascii="Arial" w:hAnsi="Arial" w:eastAsia="Arial"/>
                 <w:sz w:val="18"/>
               </w:rPr>
               <w:t>FS_BRIDGE_SCHEMA_INVALID</w:t>
@@ -3599,11 +4139,15 @@
               <w:keepLines/>
               <w:spacing w:after="0"/>
             </w:pPr>
-            <w:r/>
-            <w:r>
-              <w:rPr>
-                <w:rFonts w:ascii="Arial" w:hAnsi="Arial" w:eastAsia="Arial"/>
-                <w:b w:val="0"/>
+            <w:r>
+              <w:rPr>
+                <w:rFonts w:ascii="Arial" w:hAnsi="Arial" w:eastAsia="Arial"/>
+                <w:sz w:val="18"/>
+              </w:rPr>
+            </w:r>
+            <w:r>
+              <w:rPr>
+                <w:rFonts w:ascii="Arial" w:hAnsi="Arial" w:eastAsia="Arial"/>
                 <w:sz w:val="18"/>
               </w:rPr>
               <w:t>FE</w:t>
@@ -3620,11 +4164,15 @@
               <w:keepLines/>
               <w:spacing w:after="0"/>
             </w:pPr>
-            <w:r/>
-            <w:r>
-              <w:rPr>
-                <w:rFonts w:ascii="Arial" w:hAnsi="Arial" w:eastAsia="Arial"/>
-                <w:b w:val="0"/>
+            <w:r>
+              <w:rPr>
+                <w:rFonts w:ascii="Arial" w:hAnsi="Arial" w:eastAsia="Arial"/>
+                <w:sz w:val="18"/>
+              </w:rPr>
+            </w:r>
+            <w:r>
+              <w:rPr>
+                <w:rFonts w:ascii="Arial" w:hAnsi="Arial" w:eastAsia="Arial"/>
                 <w:sz w:val="18"/>
               </w:rPr>
               <w:t>FS_FIELD_SCHEMA ไม่ตรง message schema หรือมี field type ที่ไม่รองรับ</w:t>
@@ -3641,11 +4189,15 @@
               <w:keepLines/>
               <w:spacing w:after="0"/>
             </w:pPr>
-            <w:r/>
-            <w:r>
-              <w:rPr>
-                <w:rFonts w:ascii="Arial" w:hAnsi="Arial" w:eastAsia="Arial"/>
-                <w:b w:val="0"/>
+            <w:r>
+              <w:rPr>
+                <w:rFonts w:ascii="Arial" w:hAnsi="Arial" w:eastAsia="Arial"/>
+                <w:sz w:val="18"/>
+              </w:rPr>
+            </w:r>
+            <w:r>
+              <w:rPr>
+                <w:rFonts w:ascii="Arial" w:hAnsi="Arial" w:eastAsia="Arial"/>
                 <w:sz w:val="18"/>
               </w:rPr>
               <w:t>ข้อมูลแบบฟอร์ม FS ไม่ถูกต้อง กรุณาติดต่อผู้ดูแลระบบ</w:t>
@@ -3667,11 +4219,15 @@
               <w:keepLines/>
               <w:spacing w:after="0"/>
             </w:pPr>
-            <w:r/>
-            <w:r>
-              <w:rPr>
-                <w:rFonts w:ascii="Arial" w:hAnsi="Arial" w:eastAsia="Arial"/>
-                <w:b w:val="0"/>
+            <w:r>
+              <w:rPr>
+                <w:rFonts w:ascii="Arial" w:hAnsi="Arial" w:eastAsia="Arial"/>
+                <w:sz w:val="18"/>
+              </w:rPr>
+            </w:r>
+            <w:r>
+              <w:rPr>
+                <w:rFonts w:ascii="Arial" w:hAnsi="Arial" w:eastAsia="Arial"/>
                 <w:sz w:val="18"/>
               </w:rPr>
               <w:t>FS_BRIDGE_SUBMIT_FAILED</w:t>
@@ -3688,11 +4244,15 @@
               <w:keepLines/>
               <w:spacing w:after="0"/>
             </w:pPr>
-            <w:r/>
-            <w:r>
-              <w:rPr>
-                <w:rFonts w:ascii="Arial" w:hAnsi="Arial" w:eastAsia="Arial"/>
-                <w:b w:val="0"/>
+            <w:r>
+              <w:rPr>
+                <w:rFonts w:ascii="Arial" w:hAnsi="Arial" w:eastAsia="Arial"/>
+                <w:sz w:val="18"/>
+              </w:rPr>
+            </w:r>
+            <w:r>
+              <w:rPr>
+                <w:rFonts w:ascii="Arial" w:hAnsi="Arial" w:eastAsia="Arial"/>
                 <w:sz w:val="18"/>
               </w:rPr>
               <w:t>FE</w:t>
@@ -3709,11 +4269,15 @@
               <w:keepLines/>
               <w:spacing w:after="0"/>
             </w:pPr>
-            <w:r/>
-            <w:r>
-              <w:rPr>
-                <w:rFonts w:ascii="Arial" w:hAnsi="Arial" w:eastAsia="Arial"/>
-                <w:b w:val="0"/>
+            <w:r>
+              <w:rPr>
+                <w:rFonts w:ascii="Arial" w:hAnsi="Arial" w:eastAsia="Arial"/>
+                <w:sz w:val="18"/>
+              </w:rPr>
+            </w:r>
+            <w:r>
+              <w:rPr>
+                <w:rFonts w:ascii="Arial" w:hAnsi="Arial" w:eastAsia="Arial"/>
                 <w:sz w:val="18"/>
               </w:rPr>
               <w:t>FS_SUBMIT_RESULT ไม่สำเร็จหรือ FS_ERROR ตอน submit</w:t>
@@ -3730,11 +4294,15 @@
               <w:keepLines/>
               <w:spacing w:after="0"/>
             </w:pPr>
-            <w:r/>
-            <w:r>
-              <w:rPr>
-                <w:rFonts w:ascii="Arial" w:hAnsi="Arial" w:eastAsia="Arial"/>
-                <w:b w:val="0"/>
+            <w:r>
+              <w:rPr>
+                <w:rFonts w:ascii="Arial" w:hAnsi="Arial" w:eastAsia="Arial"/>
+                <w:sz w:val="18"/>
+              </w:rPr>
+            </w:r>
+            <w:r>
+              <w:rPr>
+                <w:rFonts w:ascii="Arial" w:hAnsi="Arial" w:eastAsia="Arial"/>
                 <w:sz w:val="18"/>
               </w:rPr>
               <w:t>ส่งแบบฟอร์ม FS ไม่สำเร็จ กรุณาตรวจสอบข้อมูลแล้วลองอีกครั้ง</w:t>
@@ -3860,11 +4428,15 @@
               <w:keepLines/>
               <w:spacing w:after="0"/>
             </w:pPr>
-            <w:r/>
-            <w:r>
-              <w:rPr>
-                <w:rFonts w:ascii="Arial" w:hAnsi="Arial" w:eastAsia="Arial"/>
-                <w:b w:val="0"/>
+            <w:r>
+              <w:rPr>
+                <w:rFonts w:ascii="Arial" w:hAnsi="Arial" w:eastAsia="Arial"/>
+                <w:sz w:val="18"/>
+              </w:rPr>
+            </w:r>
+            <w:r>
+              <w:rPr>
+                <w:rFonts w:ascii="Arial" w:hAnsi="Arial" w:eastAsia="Arial"/>
                 <w:sz w:val="18"/>
               </w:rPr>
               <w:t>Current user/menu</w:t>
@@ -3881,11 +4453,15 @@
               <w:keepLines/>
               <w:spacing w:after="0"/>
             </w:pPr>
-            <w:r/>
-            <w:r>
-              <w:rPr>
-                <w:rFonts w:ascii="Arial" w:hAnsi="Arial" w:eastAsia="Arial"/>
-                <w:b w:val="0"/>
+            <w:r>
+              <w:rPr>
+                <w:rFonts w:ascii="Arial" w:hAnsi="Arial" w:eastAsia="Arial"/>
+                <w:sz w:val="18"/>
+              </w:rPr>
+            </w:r>
+            <w:r>
+              <w:rPr>
+                <w:rFonts w:ascii="Arial" w:hAnsi="Arial" w:eastAsia="Arial"/>
                 <w:sz w:val="18"/>
               </w:rPr>
               <w:t>/auth/me, /me/menus</w:t>
@@ -3902,11 +4478,15 @@
               <w:keepLines/>
               <w:spacing w:after="0"/>
             </w:pPr>
-            <w:r/>
-            <w:r>
-              <w:rPr>
-                <w:rFonts w:ascii="Arial" w:hAnsi="Arial" w:eastAsia="Arial"/>
-                <w:b w:val="0"/>
+            <w:r>
+              <w:rPr>
+                <w:rFonts w:ascii="Arial" w:hAnsi="Arial" w:eastAsia="Arial"/>
+                <w:sz w:val="18"/>
+              </w:rPr>
+            </w:r>
+            <w:r>
+              <w:rPr>
+                <w:rFonts w:ascii="Arial" w:hAnsi="Arial" w:eastAsia="Arial"/>
                 <w:sz w:val="18"/>
               </w:rPr>
               <w:t>authenticated user</w:t>
@@ -3928,11 +4508,15 @@
               <w:keepLines/>
               <w:spacing w:after="0"/>
             </w:pPr>
-            <w:r/>
-            <w:r>
-              <w:rPr>
-                <w:rFonts w:ascii="Arial" w:hAnsi="Arial" w:eastAsia="Arial"/>
-                <w:b w:val="0"/>
+            <w:r>
+              <w:rPr>
+                <w:rFonts w:ascii="Arial" w:hAnsi="Arial" w:eastAsia="Arial"/>
+                <w:sz w:val="18"/>
+              </w:rPr>
+            </w:r>
+            <w:r>
+              <w:rPr>
+                <w:rFonts w:ascii="Arial" w:hAnsi="Arial" w:eastAsia="Arial"/>
                 <w:sz w:val="18"/>
               </w:rPr>
               <w:t>Task inbox</w:t>
@@ -3949,11 +4533,15 @@
               <w:keepLines/>
               <w:spacing w:after="0"/>
             </w:pPr>
-            <w:r/>
-            <w:r>
-              <w:rPr>
-                <w:rFonts w:ascii="Arial" w:hAnsi="Arial" w:eastAsia="Arial"/>
-                <w:b w:val="0"/>
+            <w:r>
+              <w:rPr>
+                <w:rFonts w:ascii="Arial" w:hAnsi="Arial" w:eastAsia="Arial"/>
+                <w:sz w:val="18"/>
+              </w:rPr>
+            </w:r>
+            <w:r>
+              <w:rPr>
+                <w:rFonts w:ascii="Arial" w:hAnsi="Arial" w:eastAsia="Arial"/>
                 <w:sz w:val="18"/>
               </w:rPr>
               <w:t>GET /tasks</w:t>
@@ -3970,11 +4558,15 @@
               <w:keepLines/>
               <w:spacing w:after="0"/>
             </w:pPr>
-            <w:r/>
-            <w:r>
-              <w:rPr>
-                <w:rFonts w:ascii="Arial" w:hAnsi="Arial" w:eastAsia="Arial"/>
-                <w:b w:val="0"/>
+            <w:r>
+              <w:rPr>
+                <w:rFonts w:ascii="Arial" w:hAnsi="Arial" w:eastAsia="Arial"/>
+                <w:sz w:val="18"/>
+              </w:rPr>
+            </w:r>
+            <w:r>
+              <w:rPr>
+                <w:rFonts w:ascii="Arial" w:hAnsi="Arial" w:eastAsia="Arial"/>
                 <w:sz w:val="18"/>
               </w:rPr>
               <w:t>authenticated user with assigned task access</w:t>
@@ -3996,11 +4588,15 @@
               <w:keepLines/>
               <w:spacing w:after="0"/>
             </w:pPr>
-            <w:r/>
-            <w:r>
-              <w:rPr>
-                <w:rFonts w:ascii="Arial" w:hAnsi="Arial" w:eastAsia="Arial"/>
-                <w:b w:val="0"/>
+            <w:r>
+              <w:rPr>
+                <w:rFonts w:ascii="Arial" w:hAnsi="Arial" w:eastAsia="Arial"/>
+                <w:sz w:val="18"/>
+              </w:rPr>
+            </w:r>
+            <w:r>
+              <w:rPr>
+                <w:rFonts w:ascii="Arial" w:hAnsi="Arial" w:eastAsia="Arial"/>
                 <w:sz w:val="18"/>
               </w:rPr>
               <w:t>Document read/list/timeline/sales</w:t>
@@ -4017,11 +4613,15 @@
               <w:keepLines/>
               <w:spacing w:after="0"/>
             </w:pPr>
-            <w:r/>
-            <w:r>
-              <w:rPr>
-                <w:rFonts w:ascii="Arial" w:hAnsi="Arial" w:eastAsia="Arial"/>
-                <w:b w:val="0"/>
+            <w:r>
+              <w:rPr>
+                <w:rFonts w:ascii="Arial" w:hAnsi="Arial" w:eastAsia="Arial"/>
+                <w:sz w:val="18"/>
+              </w:rPr>
+            </w:r>
+            <w:r>
+              <w:rPr>
+                <w:rFonts w:ascii="Arial" w:hAnsi="Arial" w:eastAsia="Arial"/>
                 <w:sz w:val="18"/>
               </w:rPr>
               <w:t>GET /documents*, GET /documents/{docNo}/timeline, GET /documents/{docNo}/sales</w:t>
@@ -4038,11 +4638,15 @@
               <w:keepLines/>
               <w:spacing w:after="0"/>
             </w:pPr>
-            <w:r/>
-            <w:r>
-              <w:rPr>
-                <w:rFonts w:ascii="Arial" w:hAnsi="Arial" w:eastAsia="Arial"/>
-                <w:b w:val="0"/>
+            <w:r>
+              <w:rPr>
+                <w:rFonts w:ascii="Arial" w:hAnsi="Arial" w:eastAsia="Arial"/>
+                <w:sz w:val="18"/>
+              </w:rPr>
+            </w:r>
+            <w:r>
+              <w:rPr>
+                <w:rFonts w:ascii="Arial" w:hAnsi="Arial" w:eastAsia="Arial"/>
                 <w:sz w:val="18"/>
               </w:rPr>
               <w:t>document participant or report/admin role explicitly granted</w:t>
@@ -4064,11 +4668,15 @@
               <w:keepLines/>
               <w:spacing w:after="0"/>
             </w:pPr>
-            <w:r/>
-            <w:r>
-              <w:rPr>
-                <w:rFonts w:ascii="Arial" w:hAnsi="Arial" w:eastAsia="Arial"/>
-                <w:b w:val="0"/>
+            <w:r>
+              <w:rPr>
+                <w:rFonts w:ascii="Arial" w:hAnsi="Arial" w:eastAsia="Arial"/>
+                <w:sz w:val="18"/>
+              </w:rPr>
+            </w:r>
+            <w:r>
+              <w:rPr>
+                <w:rFonts w:ascii="Arial" w:hAnsi="Arial" w:eastAsia="Arial"/>
                 <w:sz w:val="18"/>
               </w:rPr>
               <w:t>Document create</w:t>
@@ -4085,11 +4693,15 @@
               <w:keepLines/>
               <w:spacing w:after="0"/>
             </w:pPr>
-            <w:r/>
-            <w:r>
-              <w:rPr>
-                <w:rFonts w:ascii="Arial" w:hAnsi="Arial" w:eastAsia="Arial"/>
-                <w:b w:val="0"/>
+            <w:r>
+              <w:rPr>
+                <w:rFonts w:ascii="Arial" w:hAnsi="Arial" w:eastAsia="Arial"/>
+                <w:sz w:val="18"/>
+              </w:rPr>
+            </w:r>
+            <w:r>
+              <w:rPr>
+                <w:rFonts w:ascii="Arial" w:hAnsi="Arial" w:eastAsia="Arial"/>
                 <w:sz w:val="18"/>
               </w:rPr>
               <w:t>POST /documents</w:t>
@@ -4106,11 +4718,15 @@
               <w:keepLines/>
               <w:spacing w:after="0"/>
             </w:pPr>
-            <w:r/>
-            <w:r>
-              <w:rPr>
-                <w:rFonts w:ascii="Arial" w:hAnsi="Arial" w:eastAsia="Arial"/>
-                <w:b w:val="0"/>
+            <w:r>
+              <w:rPr>
+                <w:rFonts w:ascii="Arial" w:hAnsi="Arial" w:eastAsia="Arial"/>
+                <w:sz w:val="18"/>
+              </w:rPr>
+            </w:r>
+            <w:r>
+              <w:rPr>
+                <w:rFonts w:ascii="Arial" w:hAnsi="Arial" w:eastAsia="Arial"/>
                 <w:sz w:val="18"/>
               </w:rPr>
               <w:t>02 HQ, 03 User Admin, 01 Admin</w:t>
@@ -4132,11 +4748,15 @@
               <w:keepLines/>
               <w:spacing w:after="0"/>
             </w:pPr>
-            <w:r/>
-            <w:r>
-              <w:rPr>
-                <w:rFonts w:ascii="Arial" w:hAnsi="Arial" w:eastAsia="Arial"/>
-                <w:b w:val="0"/>
+            <w:r>
+              <w:rPr>
+                <w:rFonts w:ascii="Arial" w:hAnsi="Arial" w:eastAsia="Arial"/>
+                <w:sz w:val="18"/>
+              </w:rPr>
+            </w:r>
+            <w:r>
+              <w:rPr>
+                <w:rFonts w:ascii="Arial" w:hAnsi="Arial" w:eastAsia="Arial"/>
                 <w:sz w:val="18"/>
               </w:rPr>
               <w:t>Document update/action/attachment upload</w:t>
@@ -4153,11 +4773,15 @@
               <w:keepLines/>
               <w:spacing w:after="0"/>
             </w:pPr>
-            <w:r/>
-            <w:r>
-              <w:rPr>
-                <w:rFonts w:ascii="Arial" w:hAnsi="Arial" w:eastAsia="Arial"/>
-                <w:b w:val="0"/>
+            <w:r>
+              <w:rPr>
+                <w:rFonts w:ascii="Arial" w:hAnsi="Arial" w:eastAsia="Arial"/>
+                <w:sz w:val="18"/>
+              </w:rPr>
+            </w:r>
+            <w:r>
+              <w:rPr>
+                <w:rFonts w:ascii="Arial" w:hAnsi="Arial" w:eastAsia="Arial"/>
                 <w:sz w:val="18"/>
               </w:rPr>
               <w:t>PUT /documents/{docNo}, POST /documents/{docNo}/actions, POST /documents/{docNo}/attachments</w:t>
@@ -4174,11 +4798,15 @@
               <w:keepLines/>
               <w:spacing w:after="0"/>
             </w:pPr>
-            <w:r/>
-            <w:r>
-              <w:rPr>
-                <w:rFonts w:ascii="Arial" w:hAnsi="Arial" w:eastAsia="Arial"/>
-                <w:b w:val="0"/>
+            <w:r>
+              <w:rPr>
+                <w:rFonts w:ascii="Arial" w:hAnsi="Arial" w:eastAsia="Arial"/>
+                <w:sz w:val="18"/>
+              </w:rPr>
+            </w:r>
+            <w:r>
+              <w:rPr>
+                <w:rFonts w:ascii="Arial" w:hAnsi="Arial" w:eastAsia="Arial"/>
                 <w:sz w:val="18"/>
               </w:rPr>
               <w:t>current action owner; admin override only with policy and audit reason</w:t>
@@ -4200,11 +4828,15 @@
               <w:keepLines/>
               <w:spacing w:after="0"/>
             </w:pPr>
-            <w:r/>
-            <w:r>
-              <w:rPr>
-                <w:rFonts w:ascii="Arial" w:hAnsi="Arial" w:eastAsia="Arial"/>
-                <w:b w:val="0"/>
+            <w:r>
+              <w:rPr>
+                <w:rFonts w:ascii="Arial" w:hAnsi="Arial" w:eastAsia="Arial"/>
+                <w:sz w:val="18"/>
+              </w:rPr>
+            </w:r>
+            <w:r>
+              <w:rPr>
+                <w:rFonts w:ascii="Arial" w:hAnsi="Arial" w:eastAsia="Arial"/>
                 <w:sz w:val="18"/>
               </w:rPr>
               <w:t>Attachment download</w:t>
@@ -4221,11 +4853,15 @@
               <w:keepLines/>
               <w:spacing w:after="0"/>
             </w:pPr>
-            <w:r/>
-            <w:r>
-              <w:rPr>
-                <w:rFonts w:ascii="Arial" w:hAnsi="Arial" w:eastAsia="Arial"/>
-                <w:b w:val="0"/>
+            <w:r>
+              <w:rPr>
+                <w:rFonts w:ascii="Arial" w:hAnsi="Arial" w:eastAsia="Arial"/>
+                <w:sz w:val="18"/>
+              </w:rPr>
+            </w:r>
+            <w:r>
+              <w:rPr>
+                <w:rFonts w:ascii="Arial" w:hAnsi="Arial" w:eastAsia="Arial"/>
                 <w:sz w:val="18"/>
               </w:rPr>
               <w:t>GET /documents/{docNo}/attachments/{attachId}/download</w:t>
@@ -4242,11 +4878,15 @@
               <w:keepLines/>
               <w:spacing w:after="0"/>
             </w:pPr>
-            <w:r/>
-            <w:r>
-              <w:rPr>
-                <w:rFonts w:ascii="Arial" w:hAnsi="Arial" w:eastAsia="Arial"/>
-                <w:b w:val="0"/>
+            <w:r>
+              <w:rPr>
+                <w:rFonts w:ascii="Arial" w:hAnsi="Arial" w:eastAsia="Arial"/>
+                <w:sz w:val="18"/>
+              </w:rPr>
+            </w:r>
+            <w:r>
+              <w:rPr>
+                <w:rFonts w:ascii="Arial" w:hAnsi="Arial" w:eastAsia="Arial"/>
                 <w:sz w:val="18"/>
               </w:rPr>
               <w:t>same as document read; attachment belongs to doc and scanStatus=CLEAN</w:t>
@@ -4268,11 +4908,15 @@
               <w:keepLines/>
               <w:spacing w:after="0"/>
             </w:pPr>
-            <w:r/>
-            <w:r>
-              <w:rPr>
-                <w:rFonts w:ascii="Arial" w:hAnsi="Arial" w:eastAsia="Arial"/>
-                <w:b w:val="0"/>
+            <w:r>
+              <w:rPr>
+                <w:rFonts w:ascii="Arial" w:hAnsi="Arial" w:eastAsia="Arial"/>
+                <w:sz w:val="18"/>
+              </w:rPr>
+            </w:r>
+            <w:r>
+              <w:rPr>
+                <w:rFonts w:ascii="Arial" w:hAnsi="Arial" w:eastAsia="Arial"/>
                 <w:sz w:val="18"/>
               </w:rPr>
               <w:t>Lookup</w:t>
@@ -4289,11 +4933,15 @@
               <w:keepLines/>
               <w:spacing w:after="0"/>
             </w:pPr>
-            <w:r/>
-            <w:r>
-              <w:rPr>
-                <w:rFonts w:ascii="Arial" w:hAnsi="Arial" w:eastAsia="Arial"/>
-                <w:b w:val="0"/>
+            <w:r>
+              <w:rPr>
+                <w:rFonts w:ascii="Arial" w:hAnsi="Arial" w:eastAsia="Arial"/>
+                <w:sz w:val="18"/>
+              </w:rPr>
+            </w:r>
+            <w:r>
+              <w:rPr>
+                <w:rFonts w:ascii="Arial" w:hAnsi="Arial" w:eastAsia="Arial"/>
                 <w:sz w:val="18"/>
               </w:rPr>
               <w:t>/competitors, /document-statuses, /workflow-sections, /decisions (ร้าน/ภาค/ประเภทสาขา ใช้ /store/* + /common/common-code ของระบบ SBP เดิม · 2026-08-06)</w:t>
@@ -4310,11 +4958,15 @@
               <w:keepLines/>
               <w:spacing w:after="0"/>
             </w:pPr>
-            <w:r/>
-            <w:r>
-              <w:rPr>
-                <w:rFonts w:ascii="Arial" w:hAnsi="Arial" w:eastAsia="Arial"/>
-                <w:b w:val="0"/>
+            <w:r>
+              <w:rPr>
+                <w:rFonts w:ascii="Arial" w:hAnsi="Arial" w:eastAsia="Arial"/>
+                <w:sz w:val="18"/>
+              </w:rPr>
+            </w:r>
+            <w:r>
+              <w:rPr>
+                <w:rFonts w:ascii="Arial" w:hAnsi="Arial" w:eastAsia="Arial"/>
                 <w:sz w:val="18"/>
               </w:rPr>
               <w:t>authenticated user with related menu access</w:t>
@@ -4336,14 +4988,18 @@
               <w:keepLines/>
               <w:spacing w:after="0"/>
             </w:pPr>
-            <w:r/>
-            <w:r>
-              <w:rPr>
-                <w:rFonts w:ascii="Arial" w:hAnsi="Arial" w:eastAsia="Arial"/>
-                <w:b w:val="0"/>
-                <w:sz w:val="18"/>
-              </w:rPr>
-              <w:t>Master/RBAC/config</w:t>
+            <w:r>
+              <w:rPr>
+                <w:rFonts w:ascii="Arial" w:hAnsi="Arial" w:eastAsia="Arial"/>
+                <w:sz w:val="18"/>
+              </w:rPr>
+            </w:r>
+            <w:r>
+              <w:rPr>
+                <w:rFonts w:ascii="Arial" w:hAnsi="Arial" w:eastAsia="Arial"/>
+                <w:sz w:val="18"/>
+              </w:rPr>
+              <w:t>Master/RBAC</w:t>
             </w:r>
           </w:p>
         </w:tc>
@@ -4357,14 +5013,18 @@
               <w:keepLines/>
               <w:spacing w:after="0"/>
             </w:pPr>
-            <w:r/>
-            <w:r>
-              <w:rPr>
-                <w:rFonts w:ascii="Arial" w:hAnsi="Arial" w:eastAsia="Arial"/>
-                <w:b w:val="0"/>
-                <w:sz w:val="18"/>
-              </w:rPr>
-              <w:t>/operators*, /factors*, /menu-permissions*, /roles*, /menus*, /configs*</w:t>
+            <w:r>
+              <w:rPr>
+                <w:rFonts w:ascii="Arial" w:hAnsi="Arial" w:eastAsia="Arial"/>
+                <w:sz w:val="18"/>
+              </w:rPr>
+            </w:r>
+            <w:r>
+              <w:rPr>
+                <w:rFonts w:ascii="Arial" w:hAnsi="Arial" w:eastAsia="Arial"/>
+                <w:sz w:val="18"/>
+              </w:rPr>
+              <w:t>/operators*, /factors*, /menu-permissions*, /roles*, /menus*</w:t>
             </w:r>
           </w:p>
         </w:tc>
@@ -4378,11 +5038,15 @@
               <w:keepLines/>
               <w:spacing w:after="0"/>
             </w:pPr>
-            <w:r/>
-            <w:r>
-              <w:rPr>
-                <w:rFonts w:ascii="Arial" w:hAnsi="Arial" w:eastAsia="Arial"/>
-                <w:b w:val="0"/>
+            <w:r>
+              <w:rPr>
+                <w:rFonts w:ascii="Arial" w:hAnsi="Arial" w:eastAsia="Arial"/>
+                <w:sz w:val="18"/>
+              </w:rPr>
+            </w:r>
+            <w:r>
+              <w:rPr>
+                <w:rFonts w:ascii="Arial" w:hAnsi="Arial" w:eastAsia="Arial"/>
                 <w:sz w:val="18"/>
               </w:rPr>
               <w:t>admin/HQ roles according to menu_permissions</w:t>
@@ -4404,11 +5068,15 @@
               <w:keepLines/>
               <w:spacing w:after="0"/>
             </w:pPr>
-            <w:r/>
-            <w:r>
-              <w:rPr>
-                <w:rFonts w:ascii="Arial" w:hAnsi="Arial" w:eastAsia="Arial"/>
-                <w:b w:val="0"/>
+            <w:r>
+              <w:rPr>
+                <w:rFonts w:ascii="Arial" w:hAnsi="Arial" w:eastAsia="Arial"/>
+                <w:sz w:val="18"/>
+              </w:rPr>
+            </w:r>
+            <w:r>
+              <w:rPr>
+                <w:rFonts w:ascii="Arial" w:hAnsi="Arial" w:eastAsia="Arial"/>
                 <w:sz w:val="18"/>
               </w:rPr>
               <w:t>Reports</w:t>
@@ -4425,11 +5093,15 @@
               <w:keepLines/>
               <w:spacing w:after="0"/>
             </w:pPr>
-            <w:r/>
-            <w:r>
-              <w:rPr>
-                <w:rFonts w:ascii="Arial" w:hAnsi="Arial" w:eastAsia="Arial"/>
-                <w:b w:val="0"/>
+            <w:r>
+              <w:rPr>
+                <w:rFonts w:ascii="Arial" w:hAnsi="Arial" w:eastAsia="Arial"/>
+                <w:sz w:val="18"/>
+              </w:rPr>
+            </w:r>
+            <w:r>
+              <w:rPr>
+                <w:rFonts w:ascii="Arial" w:hAnsi="Arial" w:eastAsia="Arial"/>
                 <w:sz w:val="18"/>
               </w:rPr>
               <w:t>/reports/status-summary*</w:t>
@@ -4446,11 +5118,15 @@
               <w:keepLines/>
               <w:spacing w:after="0"/>
             </w:pPr>
-            <w:r/>
-            <w:r>
-              <w:rPr>
-                <w:rFonts w:ascii="Arial" w:hAnsi="Arial" w:eastAsia="Arial"/>
-                <w:b w:val="0"/>
+            <w:r>
+              <w:rPr>
+                <w:rFonts w:ascii="Arial" w:hAnsi="Arial" w:eastAsia="Arial"/>
+                <w:sz w:val="18"/>
+              </w:rPr>
+            </w:r>
+            <w:r>
+              <w:rPr>
+                <w:rFonts w:ascii="Arial" w:hAnsi="Arial" w:eastAsia="Arial"/>
                 <w:sz w:val="18"/>
               </w:rPr>
               <w:t>admin/HQ/report roles and accounting service user</w:t>
@@ -4472,11 +5148,15 @@
               <w:keepLines/>
               <w:spacing w:after="0"/>
             </w:pPr>
-            <w:r/>
-            <w:r>
-              <w:rPr>
-                <w:rFonts w:ascii="Arial" w:hAnsi="Arial" w:eastAsia="Arial"/>
-                <w:b w:val="0"/>
+            <w:r>
+              <w:rPr>
+                <w:rFonts w:ascii="Arial" w:hAnsi="Arial" w:eastAsia="Arial"/>
+                <w:sz w:val="18"/>
+              </w:rPr>
+            </w:r>
+            <w:r>
+              <w:rPr>
+                <w:rFonts w:ascii="Arial" w:hAnsi="Arial" w:eastAsia="Arial"/>
                 <w:sz w:val="18"/>
               </w:rPr>
               <w:t>Internal workflow/interface</w:t>
@@ -4493,11 +5173,15 @@
               <w:keepLines/>
               <w:spacing w:after="0"/>
             </w:pPr>
-            <w:r/>
-            <w:r>
-              <w:rPr>
-                <w:rFonts w:ascii="Arial" w:hAnsi="Arial" w:eastAsia="Arial"/>
-                <w:b w:val="0"/>
+            <w:r>
+              <w:rPr>
+                <w:rFonts w:ascii="Arial" w:hAnsi="Arial" w:eastAsia="Arial"/>
+                <w:sz w:val="18"/>
+              </w:rPr>
+            </w:r>
+            <w:r>
+              <w:rPr>
+                <w:rFonts w:ascii="Arial" w:hAnsi="Arial" w:eastAsia="Arial"/>
                 <w:sz w:val="18"/>
               </w:rPr>
               <w:t>/workflows/instances, /interfaces/* callback</w:t>
@@ -4514,11 +5198,15 @@
               <w:keepLines/>
               <w:spacing w:after="0"/>
             </w:pPr>
-            <w:r/>
-            <w:r>
-              <w:rPr>
-                <w:rFonts w:ascii="Arial" w:hAnsi="Arial" w:eastAsia="Arial"/>
-                <w:b w:val="0"/>
+            <w:r>
+              <w:rPr>
+                <w:rFonts w:ascii="Arial" w:hAnsi="Arial" w:eastAsia="Arial"/>
+                <w:sz w:val="18"/>
+              </w:rPr>
+            </w:r>
+            <w:r>
+              <w:rPr>
+                <w:rFonts w:ascii="Arial" w:hAnsi="Arial" w:eastAsia="Arial"/>
                 <w:sz w:val="18"/>
               </w:rPr>
               <w:t>service token or API key only</w:t>
@@ -4613,11 +5301,15 @@
               <w:keepLines/>
               <w:spacing w:after="0"/>
             </w:pPr>
-            <w:r/>
-            <w:r>
-              <w:rPr>
-                <w:rFonts w:ascii="Arial" w:hAnsi="Arial" w:eastAsia="Arial"/>
-                <w:b w:val="0"/>
+            <w:r>
+              <w:rPr>
+                <w:rFonts w:ascii="Arial" w:hAnsi="Arial" w:eastAsia="Arial"/>
+                <w:sz w:val="18"/>
+              </w:rPr>
+            </w:r>
+            <w:r>
+              <w:rPr>
+                <w:rFonts w:ascii="Arial" w:hAnsi="Arial" w:eastAsia="Arial"/>
                 <w:sz w:val="18"/>
               </w:rPr>
               <w:t>Input</w:t>
@@ -4634,11 +5326,15 @@
               <w:keepLines/>
               <w:spacing w:after="0"/>
             </w:pPr>
-            <w:r/>
-            <w:r>
-              <w:rPr>
-                <w:rFonts w:ascii="Arial" w:hAnsi="Arial" w:eastAsia="Arial"/>
-                <w:b w:val="0"/>
+            <w:r>
+              <w:rPr>
+                <w:rFonts w:ascii="Arial" w:hAnsi="Arial" w:eastAsia="Arial"/>
+                <w:sz w:val="18"/>
+              </w:rPr>
+            </w:r>
+            <w:r>
+              <w:rPr>
+                <w:rFonts w:ascii="Arial" w:hAnsi="Arial" w:eastAsia="Arial"/>
                 <w:sz w:val="18"/>
               </w:rPr>
               <w:t>ALL /api/v1/*; GET /api/v1/*; POST /api/v1/documents/{docNo}/actions</w:t>
@@ -4660,11 +5356,15 @@
               <w:keepLines/>
               <w:spacing w:after="0"/>
             </w:pPr>
-            <w:r/>
-            <w:r>
-              <w:rPr>
-                <w:rFonts w:ascii="Arial" w:hAnsi="Arial" w:eastAsia="Arial"/>
-                <w:b w:val="0"/>
+            <w:r>
+              <w:rPr>
+                <w:rFonts w:ascii="Arial" w:hAnsi="Arial" w:eastAsia="Arial"/>
+                <w:sz w:val="18"/>
+              </w:rPr>
+            </w:r>
+            <w:r>
+              <w:rPr>
+                <w:rFonts w:ascii="Arial" w:hAnsi="Arial" w:eastAsia="Arial"/>
                 <w:sz w:val="18"/>
               </w:rPr>
               <w:t>Progress</w:t>
@@ -4681,11 +5381,15 @@
               <w:keepLines/>
               <w:spacing w:after="0"/>
             </w:pPr>
-            <w:r/>
-            <w:r>
-              <w:rPr>
-                <w:rFonts w:ascii="Arial" w:hAnsi="Arial" w:eastAsia="Arial"/>
-                <w:b w:val="0"/>
+            <w:r>
+              <w:rPr>
+                <w:rFonts w:ascii="Arial" w:hAnsi="Arial" w:eastAsia="Arial"/>
+                <w:sz w:val="18"/>
+              </w:rPr>
+            </w:r>
+            <w:r>
+              <w:rPr>
+                <w:rFonts w:ascii="Arial" w:hAnsi="Arial" w:eastAsia="Arial"/>
                 <w:sz w:val="18"/>
               </w:rPr>
               <w:t>Request enters logging middleware and request id is attached; Auth middleware validates JWT or service token by endpoint allowlist; RBAC guard checks role/menu/current workflow task owner; Validate params/query/body with shared schema conventions</w:t>
@@ -4707,11 +5411,15 @@
               <w:keepLines/>
               <w:spacing w:after="0"/>
             </w:pPr>
-            <w:r/>
-            <w:r>
-              <w:rPr>
-                <w:rFonts w:ascii="Arial" w:hAnsi="Arial" w:eastAsia="Arial"/>
-                <w:b w:val="0"/>
+            <w:r>
+              <w:rPr>
+                <w:rFonts w:ascii="Arial" w:hAnsi="Arial" w:eastAsia="Arial"/>
+                <w:sz w:val="18"/>
+              </w:rPr>
+            </w:r>
+            <w:r>
+              <w:rPr>
+                <w:rFonts w:ascii="Arial" w:hAnsi="Arial" w:eastAsia="Arial"/>
                 <w:sz w:val="18"/>
               </w:rPr>
               <w:t>Output</w:t>
@@ -4728,11 +5436,15 @@
               <w:keepLines/>
               <w:spacing w:after="0"/>
             </w:pPr>
-            <w:r/>
-            <w:r>
-              <w:rPr>
-                <w:rFonts w:ascii="Arial" w:hAnsi="Arial" w:eastAsia="Arial"/>
-                <w:b w:val="0"/>
+            <w:r>
+              <w:rPr>
+                <w:rFonts w:ascii="Arial" w:hAnsi="Arial" w:eastAsia="Arial"/>
+                <w:sz w:val="18"/>
+              </w:rPr>
+            </w:r>
+            <w:r>
+              <w:rPr>
+                <w:rFonts w:ascii="Arial" w:hAnsi="Arial" w:eastAsia="Arial"/>
                 <w:sz w:val="18"/>
               </w:rPr>
               <w:t>Rendered UI state or normalized API response with status/message and audit-ready trace reference.</w:t>
@@ -4873,11 +5585,15 @@
               <w:keepLines/>
               <w:spacing w:after="0"/>
             </w:pPr>
-            <w:r/>
-            <w:r>
-              <w:rPr>
-                <w:rFonts w:ascii="Arial" w:hAnsi="Arial" w:eastAsia="Arial"/>
-                <w:b w:val="0"/>
+            <w:r>
+              <w:rPr>
+                <w:rFonts w:ascii="Arial" w:hAnsi="Arial" w:eastAsia="Arial"/>
+                <w:sz w:val="18"/>
+              </w:rPr>
+            </w:r>
+            <w:r>
+              <w:rPr>
+                <w:rFonts w:ascii="Arial" w:hAnsi="Arial" w:eastAsia="Arial"/>
                 <w:sz w:val="18"/>
               </w:rPr>
               <w:t>ALL /api/v1/*</w:t>
@@ -4894,11 +5610,15 @@
               <w:keepLines/>
               <w:spacing w:after="0"/>
             </w:pPr>
-            <w:r/>
-            <w:r>
-              <w:rPr>
-                <w:rFonts w:ascii="Arial" w:hAnsi="Arial" w:eastAsia="Arial"/>
-                <w:b w:val="0"/>
+            <w:r>
+              <w:rPr>
+                <w:rFonts w:ascii="Arial" w:hAnsi="Arial" w:eastAsia="Arial"/>
+                <w:sz w:val="18"/>
+              </w:rPr>
+            </w:r>
+            <w:r>
+              <w:rPr>
+                <w:rFonts w:ascii="Arial" w:hAnsi="Arial" w:eastAsia="Arial"/>
                 <w:sz w:val="18"/>
               </w:rPr>
               <w:t>Standard error envelope</w:t>
@@ -4915,11 +5635,15 @@
               <w:keepLines/>
               <w:spacing w:after="0"/>
             </w:pPr>
-            <w:r/>
-            <w:r>
-              <w:rPr>
-                <w:rFonts w:ascii="Arial" w:hAnsi="Arial" w:eastAsia="Arial"/>
-                <w:b w:val="0"/>
+            <w:r>
+              <w:rPr>
+                <w:rFonts w:ascii="Arial" w:hAnsi="Arial" w:eastAsia="Arial"/>
+                <w:sz w:val="18"/>
+              </w:rPr>
+            </w:r>
+            <w:r>
+              <w:rPr>
+                <w:rFonts w:ascii="Arial" w:hAnsi="Arial" w:eastAsia="Arial"/>
                 <w:sz w:val="18"/>
               </w:rPr>
               <w:t>Request enters logging middleware and request id is attached</w:t>
@@ -4936,11 +5660,15 @@
               <w:keepLines/>
               <w:spacing w:after="0"/>
             </w:pPr>
-            <w:r/>
-            <w:r>
-              <w:rPr>
-                <w:rFonts w:ascii="Arial" w:hAnsi="Arial" w:eastAsia="Arial"/>
-                <w:b w:val="0"/>
+            <w:r>
+              <w:rPr>
+                <w:rFonts w:ascii="Arial" w:hAnsi="Arial" w:eastAsia="Arial"/>
+                <w:sz w:val="18"/>
+              </w:rPr>
+            </w:r>
+            <w:r>
+              <w:rPr>
+                <w:rFonts w:ascii="Arial" w:hAnsi="Arial" w:eastAsia="Arial"/>
                 <w:sz w:val="18"/>
               </w:rPr>
               <w:t>ทุก endpoint ต้องใช้ common contract นี้</w:t>
@@ -4962,11 +5690,15 @@
               <w:keepLines/>
               <w:spacing w:after="0"/>
             </w:pPr>
-            <w:r/>
-            <w:r>
-              <w:rPr>
-                <w:rFonts w:ascii="Arial" w:hAnsi="Arial" w:eastAsia="Arial"/>
-                <w:b w:val="0"/>
+            <w:r>
+              <w:rPr>
+                <w:rFonts w:ascii="Arial" w:hAnsi="Arial" w:eastAsia="Arial"/>
+                <w:sz w:val="18"/>
+              </w:rPr>
+            </w:r>
+            <w:r>
+              <w:rPr>
+                <w:rFonts w:ascii="Arial" w:hAnsi="Arial" w:eastAsia="Arial"/>
                 <w:sz w:val="18"/>
               </w:rPr>
               <w:t>GET /api/v1/*</w:t>
@@ -4983,11 +5715,15 @@
               <w:keepLines/>
               <w:spacing w:after="0"/>
             </w:pPr>
-            <w:r/>
-            <w:r>
-              <w:rPr>
-                <w:rFonts w:ascii="Arial" w:hAnsi="Arial" w:eastAsia="Arial"/>
-                <w:b w:val="0"/>
+            <w:r>
+              <w:rPr>
+                <w:rFonts w:ascii="Arial" w:hAnsi="Arial" w:eastAsia="Arial"/>
+                <w:sz w:val="18"/>
+              </w:rPr>
+            </w:r>
+            <w:r>
+              <w:rPr>
+                <w:rFonts w:ascii="Arial" w:hAnsi="Arial" w:eastAsia="Arial"/>
                 <w:sz w:val="18"/>
               </w:rPr>
               <w:t>Standard list envelope เมื่อ endpoint เป็นรายการ</w:t>
@@ -5004,11 +5740,15 @@
               <w:keepLines/>
               <w:spacing w:after="0"/>
             </w:pPr>
-            <w:r/>
-            <w:r>
-              <w:rPr>
-                <w:rFonts w:ascii="Arial" w:hAnsi="Arial" w:eastAsia="Arial"/>
-                <w:b w:val="0"/>
+            <w:r>
+              <w:rPr>
+                <w:rFonts w:ascii="Arial" w:hAnsi="Arial" w:eastAsia="Arial"/>
+                <w:sz w:val="18"/>
+              </w:rPr>
+            </w:r>
+            <w:r>
+              <w:rPr>
+                <w:rFonts w:ascii="Arial" w:hAnsi="Arial" w:eastAsia="Arial"/>
                 <w:sz w:val="18"/>
               </w:rPr>
               <w:t>Auth middleware validates JWT or service token by endpoint allowlist</w:t>
@@ -5025,14 +5765,25 @@
               <w:keepLines/>
               <w:spacing w:after="0"/>
             </w:pPr>
-            <w:r/>
-            <w:r>
-              <w:rPr>
-                <w:rFonts w:ascii="Arial" w:hAnsi="Arial" w:eastAsia="Arial"/>
-                <w:b w:val="0"/>
-                <w:sz w:val="18"/>
-              </w:rPr>
-              <w:t>ไม่มี endpoint คืน error shape อื่นนอกจาก `{code,message}`</w:t>
+            <w:r>
+              <w:rPr>
+                <w:rFonts w:ascii="Arial" w:hAnsi="Arial" w:eastAsia="Arial"/>
+                <w:sz w:val="18"/>
+              </w:rPr>
+            </w:r>
+            <w:r>
+              <w:rPr>
+                <w:rFonts w:ascii="Arial" w:hAnsi="Arial" w:eastAsia="Arial"/>
+                <w:sz w:val="18"/>
+              </w:rPr>
+              <w:t xml:space="preserve">ไม่มี endpoint คืน error shape อื่นนอกจาก </w:t>
+            </w:r>
+            <w:r>
+              <w:rPr>
+                <w:rFonts w:ascii="Courier New" w:hAnsi="Courier New" w:eastAsia="Arial"/>
+                <w:sz w:val="18"/>
+              </w:rPr>
+              <w:t>{code,message}</w:t>
             </w:r>
           </w:p>
         </w:tc>
@@ -5051,11 +5802,15 @@
               <w:keepLines/>
               <w:spacing w:after="0"/>
             </w:pPr>
-            <w:r/>
-            <w:r>
-              <w:rPr>
-                <w:rFonts w:ascii="Arial" w:hAnsi="Arial" w:eastAsia="Arial"/>
-                <w:b w:val="0"/>
+            <w:r>
+              <w:rPr>
+                <w:rFonts w:ascii="Arial" w:hAnsi="Arial" w:eastAsia="Arial"/>
+                <w:sz w:val="18"/>
+              </w:rPr>
+            </w:r>
+            <w:r>
+              <w:rPr>
+                <w:rFonts w:ascii="Arial" w:hAnsi="Arial" w:eastAsia="Arial"/>
                 <w:sz w:val="18"/>
               </w:rPr>
               <w:t>POST /api/v1/documents/{docNo}/actions</w:t>
@@ -5072,11 +5827,15 @@
               <w:keepLines/>
               <w:spacing w:after="0"/>
             </w:pPr>
-            <w:r/>
-            <w:r>
-              <w:rPr>
-                <w:rFonts w:ascii="Arial" w:hAnsi="Arial" w:eastAsia="Arial"/>
-                <w:b w:val="0"/>
+            <w:r>
+              <w:rPr>
+                <w:rFonts w:ascii="Arial" w:hAnsi="Arial" w:eastAsia="Arial"/>
+                <w:sz w:val="18"/>
+              </w:rPr>
+            </w:r>
+            <w:r>
+              <w:rPr>
+                <w:rFonts w:ascii="Arial" w:hAnsi="Arial" w:eastAsia="Arial"/>
                 <w:sz w:val="18"/>
               </w:rPr>
               <w:t>Document action contract กลาง; ตัวอย่าง currentSection=01 จึงเปลี่ยนไป 02</w:t>
@@ -5093,11 +5852,15 @@
               <w:keepLines/>
               <w:spacing w:after="0"/>
             </w:pPr>
-            <w:r/>
-            <w:r>
-              <w:rPr>
-                <w:rFonts w:ascii="Arial" w:hAnsi="Arial" w:eastAsia="Arial"/>
-                <w:b w:val="0"/>
+            <w:r>
+              <w:rPr>
+                <w:rFonts w:ascii="Arial" w:hAnsi="Arial" w:eastAsia="Arial"/>
+                <w:sz w:val="18"/>
+              </w:rPr>
+            </w:r>
+            <w:r>
+              <w:rPr>
+                <w:rFonts w:ascii="Arial" w:hAnsi="Arial" w:eastAsia="Arial"/>
                 <w:sz w:val="18"/>
               </w:rPr>
               <w:t>RBAC guard checks role/menu/current workflow task owner</w:t>
@@ -5114,11 +5877,15 @@
               <w:keepLines/>
               <w:spacing w:after="0"/>
             </w:pPr>
-            <w:r/>
-            <w:r>
-              <w:rPr>
-                <w:rFonts w:ascii="Arial" w:hAnsi="Arial" w:eastAsia="Arial"/>
-                <w:b w:val="0"/>
+            <w:r>
+              <w:rPr>
+                <w:rFonts w:ascii="Arial" w:hAnsi="Arial" w:eastAsia="Arial"/>
+                <w:sz w:val="18"/>
+              </w:rPr>
+            </w:r>
+            <w:r>
+              <w:rPr>
+                <w:rFonts w:ascii="Arial" w:hAnsi="Arial" w:eastAsia="Arial"/>
                 <w:sz w:val="18"/>
               </w:rPr>
               <w:t>401/403/404/409/422/413/415 mapping คงที่และ test ได้</w:t>
@@ -5140,11 +5907,15 @@
               <w:keepLines/>
               <w:spacing w:after="0"/>
             </w:pPr>
-            <w:r/>
-            <w:r>
-              <w:rPr>
-                <w:rFonts w:ascii="Arial" w:hAnsi="Arial" w:eastAsia="Arial"/>
-                <w:b w:val="0"/>
+            <w:r>
+              <w:rPr>
+                <w:rFonts w:ascii="Arial" w:hAnsi="Arial" w:eastAsia="Arial"/>
+                <w:sz w:val="18"/>
+              </w:rPr>
+            </w:r>
+            <w:r>
+              <w:rPr>
+                <w:rFonts w:ascii="Arial" w:hAnsi="Arial" w:eastAsia="Arial"/>
                 <w:sz w:val="18"/>
               </w:rPr>
               <w:t>GET /api/v1/me/menus</w:t>
@@ -5161,11 +5932,15 @@
               <w:keepLines/>
               <w:spacing w:after="0"/>
             </w:pPr>
-            <w:r/>
-            <w:r>
-              <w:rPr>
-                <w:rFonts w:ascii="Arial" w:hAnsi="Arial" w:eastAsia="Arial"/>
-                <w:b w:val="0"/>
+            <w:r>
+              <w:rPr>
+                <w:rFonts w:ascii="Arial" w:hAnsi="Arial" w:eastAsia="Arial"/>
+                <w:sz w:val="18"/>
+              </w:rPr>
+            </w:r>
+            <w:r>
+              <w:rPr>
+                <w:rFonts w:ascii="Arial" w:hAnsi="Arial" w:eastAsia="Arial"/>
                 <w:sz w:val="18"/>
               </w:rPr>
               <w:t>RBAC/menu contract กลาง</w:t>
@@ -5182,11 +5957,15 @@
               <w:keepLines/>
               <w:spacing w:after="0"/>
             </w:pPr>
-            <w:r/>
-            <w:r>
-              <w:rPr>
-                <w:rFonts w:ascii="Arial" w:hAnsi="Arial" w:eastAsia="Arial"/>
-                <w:b w:val="0"/>
+            <w:r>
+              <w:rPr>
+                <w:rFonts w:ascii="Arial" w:hAnsi="Arial" w:eastAsia="Arial"/>
+                <w:sz w:val="18"/>
+              </w:rPr>
+            </w:r>
+            <w:r>
+              <w:rPr>
+                <w:rFonts w:ascii="Arial" w:hAnsi="Arial" w:eastAsia="Arial"/>
                 <w:sz w:val="18"/>
               </w:rPr>
               <w:t>Validate params/query/body with shared schema conventions</w:t>
@@ -5203,14 +5982,25 @@
               <w:keepLines/>
               <w:spacing w:after="0"/>
             </w:pPr>
-            <w:r/>
-            <w:r>
-              <w:rPr>
-                <w:rFonts w:ascii="Arial" w:hAnsi="Arial" w:eastAsia="Arial"/>
-                <w:b w:val="0"/>
-                <w:sz w:val="18"/>
-              </w:rPr>
-              <w:t>GET list ทุกเส้นคืน `{page,size,total,items}`</w:t>
+            <w:r>
+              <w:rPr>
+                <w:rFonts w:ascii="Arial" w:hAnsi="Arial" w:eastAsia="Arial"/>
+                <w:sz w:val="18"/>
+              </w:rPr>
+            </w:r>
+            <w:r>
+              <w:rPr>
+                <w:rFonts w:ascii="Arial" w:hAnsi="Arial" w:eastAsia="Arial"/>
+                <w:sz w:val="18"/>
+              </w:rPr>
+              <w:t xml:space="preserve">GET list ทุกเส้นคืน </w:t>
+            </w:r>
+            <w:r>
+              <w:rPr>
+                <w:rFonts w:ascii="Courier New" w:hAnsi="Courier New" w:eastAsia="Arial"/>
+                <w:sz w:val="18"/>
+              </w:rPr>
+              <w:t>{page,size,total,items}</w:t>
             </w:r>
           </w:p>
         </w:tc>
@@ -5325,11 +6115,15 @@
               <w:keepLines/>
               <w:spacing w:after="0"/>
             </w:pPr>
-            <w:r/>
-            <w:r>
-              <w:rPr>
-                <w:rFonts w:ascii="Arial" w:hAnsi="Arial" w:eastAsia="Arial"/>
-                <w:b w:val="0"/>
+            <w:r>
+              <w:rPr>
+                <w:rFonts w:ascii="Arial" w:hAnsi="Arial" w:eastAsia="Arial"/>
+                <w:sz w:val="18"/>
+              </w:rPr>
+            </w:r>
+            <w:r>
+              <w:rPr>
+                <w:rFonts w:ascii="Arial" w:hAnsi="Arial" w:eastAsia="Arial"/>
                 <w:sz w:val="18"/>
               </w:rPr>
               <w:t>1</w:t>
@@ -5346,11 +6140,15 @@
               <w:keepLines/>
               <w:spacing w:after="0"/>
             </w:pPr>
-            <w:r/>
-            <w:r>
-              <w:rPr>
-                <w:rFonts w:ascii="Arial" w:hAnsi="Arial" w:eastAsia="Arial"/>
-                <w:b w:val="0"/>
+            <w:r>
+              <w:rPr>
+                <w:rFonts w:ascii="Arial" w:hAnsi="Arial" w:eastAsia="Arial"/>
+                <w:sz w:val="18"/>
+              </w:rPr>
+            </w:r>
+            <w:r>
+              <w:rPr>
+                <w:rFonts w:ascii="Arial" w:hAnsi="Arial" w:eastAsia="Arial"/>
                 <w:sz w:val="18"/>
               </w:rPr>
               <w:t>Request enters logging middleware and request id is attached</w:t>
@@ -5367,11 +6165,15 @@
               <w:keepLines/>
               <w:spacing w:after="0"/>
             </w:pPr>
-            <w:r/>
-            <w:r>
-              <w:rPr>
-                <w:rFonts w:ascii="Arial" w:hAnsi="Arial" w:eastAsia="Arial"/>
-                <w:b w:val="0"/>
+            <w:r>
+              <w:rPr>
+                <w:rFonts w:ascii="Arial" w:hAnsi="Arial" w:eastAsia="Arial"/>
+                <w:sz w:val="18"/>
+              </w:rPr>
+            </w:r>
+            <w:r>
+              <w:rPr>
+                <w:rFonts w:ascii="Arial" w:hAnsi="Arial" w:eastAsia="Arial"/>
                 <w:sz w:val="18"/>
               </w:rPr>
               <w:t>missing JWT 401</w:t>
@@ -5393,11 +6195,15 @@
               <w:keepLines/>
               <w:spacing w:after="0"/>
             </w:pPr>
-            <w:r/>
-            <w:r>
-              <w:rPr>
-                <w:rFonts w:ascii="Arial" w:hAnsi="Arial" w:eastAsia="Arial"/>
-                <w:b w:val="0"/>
+            <w:r>
+              <w:rPr>
+                <w:rFonts w:ascii="Arial" w:hAnsi="Arial" w:eastAsia="Arial"/>
+                <w:sz w:val="18"/>
+              </w:rPr>
+            </w:r>
+            <w:r>
+              <w:rPr>
+                <w:rFonts w:ascii="Arial" w:hAnsi="Arial" w:eastAsia="Arial"/>
                 <w:sz w:val="18"/>
               </w:rPr>
               <w:t>2</w:t>
@@ -5414,11 +6220,15 @@
               <w:keepLines/>
               <w:spacing w:after="0"/>
             </w:pPr>
-            <w:r/>
-            <w:r>
-              <w:rPr>
-                <w:rFonts w:ascii="Arial" w:hAnsi="Arial" w:eastAsia="Arial"/>
-                <w:b w:val="0"/>
+            <w:r>
+              <w:rPr>
+                <w:rFonts w:ascii="Arial" w:hAnsi="Arial" w:eastAsia="Arial"/>
+                <w:sz w:val="18"/>
+              </w:rPr>
+            </w:r>
+            <w:r>
+              <w:rPr>
+                <w:rFonts w:ascii="Arial" w:hAnsi="Arial" w:eastAsia="Arial"/>
                 <w:sz w:val="18"/>
               </w:rPr>
               <w:t>Auth middleware validates JWT or service token by endpoint allowlist</w:t>
@@ -5435,11 +6245,15 @@
               <w:keepLines/>
               <w:spacing w:after="0"/>
             </w:pPr>
-            <w:r/>
-            <w:r>
-              <w:rPr>
-                <w:rFonts w:ascii="Arial" w:hAnsi="Arial" w:eastAsia="Arial"/>
-                <w:b w:val="0"/>
+            <w:r>
+              <w:rPr>
+                <w:rFonts w:ascii="Arial" w:hAnsi="Arial" w:eastAsia="Arial"/>
+                <w:sz w:val="18"/>
+              </w:rPr>
+            </w:r>
+            <w:r>
+              <w:rPr>
+                <w:rFonts w:ascii="Arial" w:hAnsi="Arial" w:eastAsia="Arial"/>
                 <w:sz w:val="18"/>
               </w:rPr>
               <w:t>role forbidden 403</w:t>
@@ -5461,11 +6275,15 @@
               <w:keepLines/>
               <w:spacing w:after="0"/>
             </w:pPr>
-            <w:r/>
-            <w:r>
-              <w:rPr>
-                <w:rFonts w:ascii="Arial" w:hAnsi="Arial" w:eastAsia="Arial"/>
-                <w:b w:val="0"/>
+            <w:r>
+              <w:rPr>
+                <w:rFonts w:ascii="Arial" w:hAnsi="Arial" w:eastAsia="Arial"/>
+                <w:sz w:val="18"/>
+              </w:rPr>
+            </w:r>
+            <w:r>
+              <w:rPr>
+                <w:rFonts w:ascii="Arial" w:hAnsi="Arial" w:eastAsia="Arial"/>
                 <w:sz w:val="18"/>
               </w:rPr>
               <w:t>3</w:t>
@@ -5482,11 +6300,15 @@
               <w:keepLines/>
               <w:spacing w:after="0"/>
             </w:pPr>
-            <w:r/>
-            <w:r>
-              <w:rPr>
-                <w:rFonts w:ascii="Arial" w:hAnsi="Arial" w:eastAsia="Arial"/>
-                <w:b w:val="0"/>
+            <w:r>
+              <w:rPr>
+                <w:rFonts w:ascii="Arial" w:hAnsi="Arial" w:eastAsia="Arial"/>
+                <w:sz w:val="18"/>
+              </w:rPr>
+            </w:r>
+            <w:r>
+              <w:rPr>
+                <w:rFonts w:ascii="Arial" w:hAnsi="Arial" w:eastAsia="Arial"/>
                 <w:sz w:val="18"/>
               </w:rPr>
               <w:t>RBAC guard checks role/menu/current workflow task owner</w:t>
@@ -5503,11 +6325,15 @@
               <w:keepLines/>
               <w:spacing w:after="0"/>
             </w:pPr>
-            <w:r/>
-            <w:r>
-              <w:rPr>
-                <w:rFonts w:ascii="Arial" w:hAnsi="Arial" w:eastAsia="Arial"/>
-                <w:b w:val="0"/>
+            <w:r>
+              <w:rPr>
+                <w:rFonts w:ascii="Arial" w:hAnsi="Arial" w:eastAsia="Arial"/>
+                <w:sz w:val="18"/>
+              </w:rPr>
+            </w:r>
+            <w:r>
+              <w:rPr>
+                <w:rFonts w:ascii="Arial" w:hAnsi="Arial" w:eastAsia="Arial"/>
                 <w:sz w:val="18"/>
               </w:rPr>
               <w:t>validation error 400</w:t>
@@ -5529,11 +6355,15 @@
               <w:keepLines/>
               <w:spacing w:after="0"/>
             </w:pPr>
-            <w:r/>
-            <w:r>
-              <w:rPr>
-                <w:rFonts w:ascii="Arial" w:hAnsi="Arial" w:eastAsia="Arial"/>
-                <w:b w:val="0"/>
+            <w:r>
+              <w:rPr>
+                <w:rFonts w:ascii="Arial" w:hAnsi="Arial" w:eastAsia="Arial"/>
+                <w:sz w:val="18"/>
+              </w:rPr>
+            </w:r>
+            <w:r>
+              <w:rPr>
+                <w:rFonts w:ascii="Arial" w:hAnsi="Arial" w:eastAsia="Arial"/>
                 <w:sz w:val="18"/>
               </w:rPr>
               <w:t>4</w:t>
@@ -5550,11 +6380,15 @@
               <w:keepLines/>
               <w:spacing w:after="0"/>
             </w:pPr>
-            <w:r/>
-            <w:r>
-              <w:rPr>
-                <w:rFonts w:ascii="Arial" w:hAnsi="Arial" w:eastAsia="Arial"/>
-                <w:b w:val="0"/>
+            <w:r>
+              <w:rPr>
+                <w:rFonts w:ascii="Arial" w:hAnsi="Arial" w:eastAsia="Arial"/>
+                <w:sz w:val="18"/>
+              </w:rPr>
+            </w:r>
+            <w:r>
+              <w:rPr>
+                <w:rFonts w:ascii="Arial" w:hAnsi="Arial" w:eastAsia="Arial"/>
                 <w:sz w:val="18"/>
               </w:rPr>
               <w:t>Validate params/query/body with shared schema conventions</w:t>
@@ -5571,11 +6405,15 @@
               <w:keepLines/>
               <w:spacing w:after="0"/>
             </w:pPr>
-            <w:r/>
-            <w:r>
-              <w:rPr>
-                <w:rFonts w:ascii="Arial" w:hAnsi="Arial" w:eastAsia="Arial"/>
-                <w:b w:val="0"/>
+            <w:r>
+              <w:rPr>
+                <w:rFonts w:ascii="Arial" w:hAnsi="Arial" w:eastAsia="Arial"/>
+                <w:sz w:val="18"/>
+              </w:rPr>
+            </w:r>
+            <w:r>
+              <w:rPr>
+                <w:rFonts w:ascii="Arial" w:hAnsi="Arial" w:eastAsia="Arial"/>
                 <w:sz w:val="18"/>
               </w:rPr>
               <w:t>not found 404</w:t>
@@ -5597,11 +6435,15 @@
               <w:keepLines/>
               <w:spacing w:after="0"/>
             </w:pPr>
-            <w:r/>
-            <w:r>
-              <w:rPr>
-                <w:rFonts w:ascii="Arial" w:hAnsi="Arial" w:eastAsia="Arial"/>
-                <w:b w:val="0"/>
+            <w:r>
+              <w:rPr>
+                <w:rFonts w:ascii="Arial" w:hAnsi="Arial" w:eastAsia="Arial"/>
+                <w:sz w:val="18"/>
+              </w:rPr>
+            </w:r>
+            <w:r>
+              <w:rPr>
+                <w:rFonts w:ascii="Arial" w:hAnsi="Arial" w:eastAsia="Arial"/>
                 <w:sz w:val="18"/>
               </w:rPr>
               <w:t>5</w:t>
@@ -5618,11 +6460,15 @@
               <w:keepLines/>
               <w:spacing w:after="0"/>
             </w:pPr>
-            <w:r/>
-            <w:r>
-              <w:rPr>
-                <w:rFonts w:ascii="Arial" w:hAnsi="Arial" w:eastAsia="Arial"/>
-                <w:b w:val="0"/>
+            <w:r>
+              <w:rPr>
+                <w:rFonts w:ascii="Arial" w:hAnsi="Arial" w:eastAsia="Arial"/>
+                <w:sz w:val="18"/>
+              </w:rPr>
+            </w:r>
+            <w:r>
+              <w:rPr>
+                <w:rFonts w:ascii="Arial" w:hAnsi="Arial" w:eastAsia="Arial"/>
                 <w:sz w:val="18"/>
               </w:rPr>
               <w:t>Service executes business rule and document action if relevant</w:t>
@@ -5639,11 +6485,15 @@
               <w:keepLines/>
               <w:spacing w:after="0"/>
             </w:pPr>
-            <w:r/>
-            <w:r>
-              <w:rPr>
-                <w:rFonts w:ascii="Arial" w:hAnsi="Arial" w:eastAsia="Arial"/>
-                <w:b w:val="0"/>
+            <w:r>
+              <w:rPr>
+                <w:rFonts w:ascii="Arial" w:hAnsi="Arial" w:eastAsia="Arial"/>
+                <w:sz w:val="18"/>
+              </w:rPr>
+            </w:r>
+            <w:r>
+              <w:rPr>
+                <w:rFonts w:ascii="Arial" w:hAnsi="Arial" w:eastAsia="Arial"/>
                 <w:sz w:val="18"/>
               </w:rPr>
               <w:t>duplicate conflict 409</w:t>
@@ -5665,11 +6515,15 @@
               <w:keepLines/>
               <w:spacing w:after="0"/>
             </w:pPr>
-            <w:r/>
-            <w:r>
-              <w:rPr>
-                <w:rFonts w:ascii="Arial" w:hAnsi="Arial" w:eastAsia="Arial"/>
-                <w:b w:val="0"/>
+            <w:r>
+              <w:rPr>
+                <w:rFonts w:ascii="Arial" w:hAnsi="Arial" w:eastAsia="Arial"/>
+                <w:sz w:val="18"/>
+              </w:rPr>
+            </w:r>
+            <w:r>
+              <w:rPr>
+                <w:rFonts w:ascii="Arial" w:hAnsi="Arial" w:eastAsia="Arial"/>
                 <w:sz w:val="18"/>
               </w:rPr>
               <w:t>6</w:t>
@@ -5686,11 +6540,15 @@
               <w:keepLines/>
               <w:spacing w:after="0"/>
             </w:pPr>
-            <w:r/>
-            <w:r>
-              <w:rPr>
-                <w:rFonts w:ascii="Arial" w:hAnsi="Arial" w:eastAsia="Arial"/>
-                <w:b w:val="0"/>
+            <w:r>
+              <w:rPr>
+                <w:rFonts w:ascii="Arial" w:hAnsi="Arial" w:eastAsia="Arial"/>
+                <w:sz w:val="18"/>
+              </w:rPr>
+            </w:r>
+            <w:r>
+              <w:rPr>
+                <w:rFonts w:ascii="Arial" w:hAnsi="Arial" w:eastAsia="Arial"/>
                 <w:sz w:val="18"/>
               </w:rPr>
               <w:t>Mutation writes domain row and audit/reason in the same transaction</w:t>
@@ -5707,11 +6565,15 @@
               <w:keepLines/>
               <w:spacing w:after="0"/>
             </w:pPr>
-            <w:r/>
-            <w:r>
-              <w:rPr>
-                <w:rFonts w:ascii="Arial" w:hAnsi="Arial" w:eastAsia="Arial"/>
-                <w:b w:val="0"/>
+            <w:r>
+              <w:rPr>
+                <w:rFonts w:ascii="Arial" w:hAnsi="Arial" w:eastAsia="Arial"/>
+                <w:sz w:val="18"/>
+              </w:rPr>
+            </w:r>
+            <w:r>
+              <w:rPr>
+                <w:rFonts w:ascii="Arial" w:hAnsi="Arial" w:eastAsia="Arial"/>
                 <w:sz w:val="18"/>
               </w:rPr>
               <w:t>list envelope</w:t>
@@ -5733,11 +6595,15 @@
               <w:keepLines/>
               <w:spacing w:after="0"/>
             </w:pPr>
-            <w:r/>
-            <w:r>
-              <w:rPr>
-                <w:rFonts w:ascii="Arial" w:hAnsi="Arial" w:eastAsia="Arial"/>
-                <w:b w:val="0"/>
+            <w:r>
+              <w:rPr>
+                <w:rFonts w:ascii="Arial" w:hAnsi="Arial" w:eastAsia="Arial"/>
+                <w:sz w:val="18"/>
+              </w:rPr>
+            </w:r>
+            <w:r>
+              <w:rPr>
+                <w:rFonts w:ascii="Arial" w:hAnsi="Arial" w:eastAsia="Arial"/>
                 <w:sz w:val="18"/>
               </w:rPr>
               <w:t>7</w:t>
@@ -5754,11 +6620,15 @@
               <w:keepLines/>
               <w:spacing w:after="0"/>
             </w:pPr>
-            <w:r/>
-            <w:r>
-              <w:rPr>
-                <w:rFonts w:ascii="Arial" w:hAnsi="Arial" w:eastAsia="Arial"/>
-                <w:b w:val="0"/>
+            <w:r>
+              <w:rPr>
+                <w:rFonts w:ascii="Arial" w:hAnsi="Arial" w:eastAsia="Arial"/>
+                <w:sz w:val="18"/>
+              </w:rPr>
+            </w:r>
+            <w:r>
+              <w:rPr>
+                <w:rFonts w:ascii="Arial" w:hAnsi="Arial" w:eastAsia="Arial"/>
                 <w:sz w:val="18"/>
               </w:rPr>
               <w:t>Controller maps result to standard envelope or throws AppError</w:t>
@@ -5775,11 +6645,15 @@
               <w:keepLines/>
               <w:spacing w:after="0"/>
             </w:pPr>
-            <w:r/>
-            <w:r>
-              <w:rPr>
-                <w:rFonts w:ascii="Arial" w:hAnsi="Arial" w:eastAsia="Arial"/>
-                <w:b w:val="0"/>
+            <w:r>
+              <w:rPr>
+                <w:rFonts w:ascii="Arial" w:hAnsi="Arial" w:eastAsia="Arial"/>
+                <w:sz w:val="18"/>
+              </w:rPr>
+            </w:r>
+            <w:r>
+              <w:rPr>
+                <w:rFonts w:ascii="Arial" w:hAnsi="Arial" w:eastAsia="Arial"/>
                 <w:sz w:val="18"/>
               </w:rPr>
               <w:t>action transition envelope</w:t>
@@ -5801,11 +6675,15 @@
               <w:keepLines/>
               <w:spacing w:after="0"/>
             </w:pPr>
-            <w:r/>
-            <w:r>
-              <w:rPr>
-                <w:rFonts w:ascii="Arial" w:hAnsi="Arial" w:eastAsia="Arial"/>
-                <w:b w:val="0"/>
+            <w:r>
+              <w:rPr>
+                <w:rFonts w:ascii="Arial" w:hAnsi="Arial" w:eastAsia="Arial"/>
+                <w:sz w:val="18"/>
+              </w:rPr>
+            </w:r>
+            <w:r>
+              <w:rPr>
+                <w:rFonts w:ascii="Arial" w:hAnsi="Arial" w:eastAsia="Arial"/>
                 <w:sz w:val="18"/>
               </w:rPr>
               <w:t>8</w:t>
@@ -5822,14 +6700,32 @@
               <w:keepLines/>
               <w:spacing w:after="0"/>
             </w:pPr>
-            <w:r/>
-            <w:r>
-              <w:rPr>
-                <w:rFonts w:ascii="Arial" w:hAnsi="Arial" w:eastAsia="Arial"/>
-                <w:b w:val="0"/>
-                <w:sz w:val="18"/>
-              </w:rPr>
-              <w:t>Error handler maps all failures to `{code,message}` only</w:t>
+            <w:r>
+              <w:rPr>
+                <w:rFonts w:ascii="Arial" w:hAnsi="Arial" w:eastAsia="Arial"/>
+                <w:sz w:val="18"/>
+              </w:rPr>
+            </w:r>
+            <w:r>
+              <w:rPr>
+                <w:rFonts w:ascii="Arial" w:hAnsi="Arial" w:eastAsia="Arial"/>
+                <w:sz w:val="18"/>
+              </w:rPr>
+              <w:t xml:space="preserve">Error handler maps all failures to </w:t>
+            </w:r>
+            <w:r>
+              <w:rPr>
+                <w:rFonts w:ascii="Courier New" w:hAnsi="Courier New" w:eastAsia="Arial"/>
+                <w:sz w:val="18"/>
+              </w:rPr>
+              <w:t>{code,message}</w:t>
+            </w:r>
+            <w:r>
+              <w:rPr>
+                <w:rFonts w:ascii="Arial" w:hAnsi="Arial" w:eastAsia="Arial"/>
+                <w:sz w:val="18"/>
+              </w:rPr>
+              <w:t xml:space="preserve"> only</w:t>
             </w:r>
           </w:p>
         </w:tc>
@@ -5843,11 +6739,15 @@
               <w:keepLines/>
               <w:spacing w:after="0"/>
             </w:pPr>
-            <w:r/>
-            <w:r>
-              <w:rPr>
-                <w:rFonts w:ascii="Arial" w:hAnsi="Arial" w:eastAsia="Arial"/>
-                <w:b w:val="0"/>
+            <w:r>
+              <w:rPr>
+                <w:rFonts w:ascii="Arial" w:hAnsi="Arial" w:eastAsia="Arial"/>
+                <w:sz w:val="18"/>
+              </w:rPr>
+            </w:r>
+            <w:r>
+              <w:rPr>
+                <w:rFonts w:ascii="Arial" w:hAnsi="Arial" w:eastAsia="Arial"/>
                 <w:sz w:val="18"/>
               </w:rPr>
               <w:t>audit reason required</w:t>
@@ -5988,11 +6888,15 @@
               <w:keepLines/>
               <w:spacing w:after="0"/>
             </w:pPr>
-            <w:r/>
-            <w:r>
-              <w:rPr>
-                <w:rFonts w:ascii="Arial" w:hAnsi="Arial" w:eastAsia="Arial"/>
-                <w:b w:val="0"/>
+            <w:r>
+              <w:rPr>
+                <w:rFonts w:ascii="Arial" w:hAnsi="Arial" w:eastAsia="Arial"/>
+                <w:sz w:val="18"/>
+              </w:rPr>
+            </w:r>
+            <w:r>
+              <w:rPr>
+                <w:rFonts w:ascii="Arial" w:hAnsi="Arial" w:eastAsia="Arial"/>
                 <w:sz w:val="18"/>
               </w:rPr>
               <w:t>Authenticate user endpoint</w:t>
@@ -6009,11 +6913,15 @@
               <w:keepLines/>
               <w:spacing w:after="0"/>
             </w:pPr>
-            <w:r/>
-            <w:r>
-              <w:rPr>
-                <w:rFonts w:ascii="Arial" w:hAnsi="Arial" w:eastAsia="Arial"/>
-                <w:b w:val="0"/>
+            <w:r>
+              <w:rPr>
+                <w:rFonts w:ascii="Arial" w:hAnsi="Arial" w:eastAsia="Arial"/>
+                <w:sz w:val="18"/>
+              </w:rPr>
+            </w:r>
+            <w:r>
+              <w:rPr>
+                <w:rFonts w:ascii="Arial" w:hAnsi="Arial" w:eastAsia="Arial"/>
                 <w:sz w:val="18"/>
               </w:rPr>
               <w:t>middleware</w:t>
@@ -6030,11 +6938,15 @@
               <w:keepLines/>
               <w:spacing w:after="0"/>
             </w:pPr>
-            <w:r/>
-            <w:r>
-              <w:rPr>
-                <w:rFonts w:ascii="Arial" w:hAnsi="Arial" w:eastAsia="Arial"/>
-                <w:b w:val="0"/>
+            <w:r>
+              <w:rPr>
+                <w:rFonts w:ascii="Arial" w:hAnsi="Arial" w:eastAsia="Arial"/>
+                <w:sz w:val="18"/>
+              </w:rPr>
+            </w:r>
+            <w:r>
+              <w:rPr>
+                <w:rFonts w:ascii="Arial" w:hAnsi="Arial" w:eastAsia="Arial"/>
                 <w:sz w:val="18"/>
               </w:rPr>
               <w:t>auth.verifyJwt</w:t>
@@ -6051,11 +6963,15 @@
               <w:keepLines/>
               <w:spacing w:after="0"/>
             </w:pPr>
-            <w:r/>
-            <w:r>
-              <w:rPr>
-                <w:rFonts w:ascii="Arial" w:hAnsi="Arial" w:eastAsia="Arial"/>
-                <w:b w:val="0"/>
+            <w:r>
+              <w:rPr>
+                <w:rFonts w:ascii="Arial" w:hAnsi="Arial" w:eastAsia="Arial"/>
+                <w:sz w:val="18"/>
+              </w:rPr>
+            </w:r>
+            <w:r>
+              <w:rPr>
+                <w:rFonts w:ascii="Arial" w:hAnsi="Arial" w:eastAsia="Arial"/>
                 <w:sz w:val="18"/>
               </w:rPr>
               <w:t>req.user = employeeId/roleCode/sectionCode</w:t>
@@ -6077,11 +6993,15 @@
               <w:keepLines/>
               <w:spacing w:after="0"/>
             </w:pPr>
-            <w:r/>
-            <w:r>
-              <w:rPr>
-                <w:rFonts w:ascii="Arial" w:hAnsi="Arial" w:eastAsia="Arial"/>
-                <w:b w:val="0"/>
+            <w:r>
+              <w:rPr>
+                <w:rFonts w:ascii="Arial" w:hAnsi="Arial" w:eastAsia="Arial"/>
+                <w:sz w:val="18"/>
+              </w:rPr>
+            </w:r>
+            <w:r>
+              <w:rPr>
+                <w:rFonts w:ascii="Arial" w:hAnsi="Arial" w:eastAsia="Arial"/>
                 <w:sz w:val="18"/>
               </w:rPr>
               <w:t>Authorize menu/role</w:t>
@@ -6098,11 +7018,15 @@
               <w:keepLines/>
               <w:spacing w:after="0"/>
             </w:pPr>
-            <w:r/>
-            <w:r>
-              <w:rPr>
-                <w:rFonts w:ascii="Arial" w:hAnsi="Arial" w:eastAsia="Arial"/>
-                <w:b w:val="0"/>
+            <w:r>
+              <w:rPr>
+                <w:rFonts w:ascii="Arial" w:hAnsi="Arial" w:eastAsia="Arial"/>
+                <w:sz w:val="18"/>
+              </w:rPr>
+            </w:r>
+            <w:r>
+              <w:rPr>
+                <w:rFonts w:ascii="Arial" w:hAnsi="Arial" w:eastAsia="Arial"/>
                 <w:sz w:val="18"/>
               </w:rPr>
               <w:t>middleware/service</w:t>
@@ -6119,11 +7043,15 @@
               <w:keepLines/>
               <w:spacing w:after="0"/>
             </w:pPr>
-            <w:r/>
-            <w:r>
-              <w:rPr>
-                <w:rFonts w:ascii="Arial" w:hAnsi="Arial" w:eastAsia="Arial"/>
-                <w:b w:val="0"/>
+            <w:r>
+              <w:rPr>
+                <w:rFonts w:ascii="Arial" w:hAnsi="Arial" w:eastAsia="Arial"/>
+                <w:sz w:val="18"/>
+              </w:rPr>
+            </w:r>
+            <w:r>
+              <w:rPr>
+                <w:rFonts w:ascii="Arial" w:hAnsi="Arial" w:eastAsia="Arial"/>
                 <w:sz w:val="18"/>
               </w:rPr>
               <w:t>rbac.requireMenu/requireRole</w:t>
@@ -6140,11 +7068,15 @@
               <w:keepLines/>
               <w:spacing w:after="0"/>
             </w:pPr>
-            <w:r/>
-            <w:r>
-              <w:rPr>
-                <w:rFonts w:ascii="Arial" w:hAnsi="Arial" w:eastAsia="Arial"/>
-                <w:b w:val="0"/>
+            <w:r>
+              <w:rPr>
+                <w:rFonts w:ascii="Arial" w:hAnsi="Arial" w:eastAsia="Arial"/>
+                <w:sz w:val="18"/>
+              </w:rPr>
+            </w:r>
+            <w:r>
+              <w:rPr>
+                <w:rFonts w:ascii="Arial" w:hAnsi="Arial" w:eastAsia="Arial"/>
                 <w:sz w:val="18"/>
               </w:rPr>
               <w:t>403 FORBIDDEN เมื่อไม่มีสิทธิ์</w:t>
@@ -6166,11 +7098,15 @@
               <w:keepLines/>
               <w:spacing w:after="0"/>
             </w:pPr>
-            <w:r/>
-            <w:r>
-              <w:rPr>
-                <w:rFonts w:ascii="Arial" w:hAnsi="Arial" w:eastAsia="Arial"/>
-                <w:b w:val="0"/>
+            <w:r>
+              <w:rPr>
+                <w:rFonts w:ascii="Arial" w:hAnsi="Arial" w:eastAsia="Arial"/>
+                <w:sz w:val="18"/>
+              </w:rPr>
+            </w:r>
+            <w:r>
+              <w:rPr>
+                <w:rFonts w:ascii="Arial" w:hAnsi="Arial" w:eastAsia="Arial"/>
                 <w:sz w:val="18"/>
               </w:rPr>
               <w:t>Validate request</w:t>
@@ -6187,11 +7123,15 @@
               <w:keepLines/>
               <w:spacing w:after="0"/>
             </w:pPr>
-            <w:r/>
-            <w:r>
-              <w:rPr>
-                <w:rFonts w:ascii="Arial" w:hAnsi="Arial" w:eastAsia="Arial"/>
-                <w:b w:val="0"/>
+            <w:r>
+              <w:rPr>
+                <w:rFonts w:ascii="Arial" w:hAnsi="Arial" w:eastAsia="Arial"/>
+                <w:sz w:val="18"/>
+              </w:rPr>
+            </w:r>
+            <w:r>
+              <w:rPr>
+                <w:rFonts w:ascii="Arial" w:hAnsi="Arial" w:eastAsia="Arial"/>
                 <w:sz w:val="18"/>
               </w:rPr>
               <w:t>controller</w:t>
@@ -6208,11 +7148,15 @@
               <w:keepLines/>
               <w:spacing w:after="0"/>
             </w:pPr>
-            <w:r/>
-            <w:r>
-              <w:rPr>
-                <w:rFonts w:ascii="Arial" w:hAnsi="Arial" w:eastAsia="Arial"/>
-                <w:b w:val="0"/>
+            <w:r>
+              <w:rPr>
+                <w:rFonts w:ascii="Arial" w:hAnsi="Arial" w:eastAsia="Arial"/>
+                <w:sz w:val="18"/>
+              </w:rPr>
+            </w:r>
+            <w:r>
+              <w:rPr>
+                <w:rFonts w:ascii="Arial" w:hAnsi="Arial" w:eastAsia="Arial"/>
                 <w:sz w:val="18"/>
               </w:rPr>
               <w:t>zod schema</w:t>
@@ -6229,11 +7173,15 @@
               <w:keepLines/>
               <w:spacing w:after="0"/>
             </w:pPr>
-            <w:r/>
-            <w:r>
-              <w:rPr>
-                <w:rFonts w:ascii="Arial" w:hAnsi="Arial" w:eastAsia="Arial"/>
-                <w:b w:val="0"/>
+            <w:r>
+              <w:rPr>
+                <w:rFonts w:ascii="Arial" w:hAnsi="Arial" w:eastAsia="Arial"/>
+                <w:sz w:val="18"/>
+              </w:rPr>
+            </w:r>
+            <w:r>
+              <w:rPr>
+                <w:rFonts w:ascii="Arial" w:hAnsi="Arial" w:eastAsia="Arial"/>
                 <w:sz w:val="18"/>
               </w:rPr>
               <w:t>400 VALIDATION envelope</w:t>
@@ -6255,11 +7203,15 @@
               <w:keepLines/>
               <w:spacing w:after="0"/>
             </w:pPr>
-            <w:r/>
-            <w:r>
-              <w:rPr>
-                <w:rFonts w:ascii="Arial" w:hAnsi="Arial" w:eastAsia="Arial"/>
-                <w:b w:val="0"/>
+            <w:r>
+              <w:rPr>
+                <w:rFonts w:ascii="Arial" w:hAnsi="Arial" w:eastAsia="Arial"/>
+                <w:sz w:val="18"/>
+              </w:rPr>
+            </w:r>
+            <w:r>
+              <w:rPr>
+                <w:rFonts w:ascii="Arial" w:hAnsi="Arial" w:eastAsia="Arial"/>
                 <w:sz w:val="18"/>
               </w:rPr>
               <w:t>Return list</w:t>
@@ -6276,11 +7228,15 @@
               <w:keepLines/>
               <w:spacing w:after="0"/>
             </w:pPr>
-            <w:r/>
-            <w:r>
-              <w:rPr>
-                <w:rFonts w:ascii="Arial" w:hAnsi="Arial" w:eastAsia="Arial"/>
-                <w:b w:val="0"/>
+            <w:r>
+              <w:rPr>
+                <w:rFonts w:ascii="Arial" w:hAnsi="Arial" w:eastAsia="Arial"/>
+                <w:sz w:val="18"/>
+              </w:rPr>
+            </w:r>
+            <w:r>
+              <w:rPr>
+                <w:rFonts w:ascii="Arial" w:hAnsi="Arial" w:eastAsia="Arial"/>
                 <w:sz w:val="18"/>
               </w:rPr>
               <w:t>repository/service</w:t>
@@ -6297,11 +7253,15 @@
               <w:keepLines/>
               <w:spacing w:after="0"/>
             </w:pPr>
-            <w:r/>
-            <w:r>
-              <w:rPr>
-                <w:rFonts w:ascii="Arial" w:hAnsi="Arial" w:eastAsia="Arial"/>
-                <w:b w:val="0"/>
+            <w:r>
+              <w:rPr>
+                <w:rFonts w:ascii="Arial" w:hAnsi="Arial" w:eastAsia="Arial"/>
+                <w:sz w:val="18"/>
+              </w:rPr>
+            </w:r>
+            <w:r>
+              <w:rPr>
+                <w:rFonts w:ascii="Arial" w:hAnsi="Arial" w:eastAsia="Arial"/>
                 <w:sz w:val="18"/>
               </w:rPr>
               <w:t>PageResponse&lt;T&gt;</w:t>
@@ -6318,11 +7278,15 @@
               <w:keepLines/>
               <w:spacing w:after="0"/>
             </w:pPr>
-            <w:r/>
-            <w:r>
-              <w:rPr>
-                <w:rFonts w:ascii="Arial" w:hAnsi="Arial" w:eastAsia="Arial"/>
-                <w:b w:val="0"/>
+            <w:r>
+              <w:rPr>
+                <w:rFonts w:ascii="Arial" w:hAnsi="Arial" w:eastAsia="Arial"/>
+                <w:sz w:val="18"/>
+              </w:rPr>
+            </w:r>
+            <w:r>
+              <w:rPr>
+                <w:rFonts w:ascii="Arial" w:hAnsi="Arial" w:eastAsia="Arial"/>
                 <w:sz w:val="18"/>
               </w:rPr>
               <w:t>pagination shape เดียวกัน</w:t>
@@ -6344,11 +7308,15 @@
               <w:keepLines/>
               <w:spacing w:after="0"/>
             </w:pPr>
-            <w:r/>
-            <w:r>
-              <w:rPr>
-                <w:rFonts w:ascii="Arial" w:hAnsi="Arial" w:eastAsia="Arial"/>
-                <w:b w:val="0"/>
+            <w:r>
+              <w:rPr>
+                <w:rFonts w:ascii="Arial" w:hAnsi="Arial" w:eastAsia="Arial"/>
+                <w:sz w:val="18"/>
+              </w:rPr>
+            </w:r>
+            <w:r>
+              <w:rPr>
+                <w:rFonts w:ascii="Arial" w:hAnsi="Arial" w:eastAsia="Arial"/>
                 <w:sz w:val="18"/>
               </w:rPr>
               <w:t>Submit document action</w:t>
@@ -6365,11 +7333,15 @@
               <w:keepLines/>
               <w:spacing w:after="0"/>
             </w:pPr>
-            <w:r/>
-            <w:r>
-              <w:rPr>
-                <w:rFonts w:ascii="Arial" w:hAnsi="Arial" w:eastAsia="Arial"/>
-                <w:b w:val="0"/>
+            <w:r>
+              <w:rPr>
+                <w:rFonts w:ascii="Arial" w:hAnsi="Arial" w:eastAsia="Arial"/>
+                <w:sz w:val="18"/>
+              </w:rPr>
+            </w:r>
+            <w:r>
+              <w:rPr>
+                <w:rFonts w:ascii="Arial" w:hAnsi="Arial" w:eastAsia="Arial"/>
                 <w:sz w:val="18"/>
               </w:rPr>
               <w:t>service</w:t>
@@ -6386,11 +7358,15 @@
               <w:keepLines/>
               <w:spacing w:after="0"/>
             </w:pPr>
-            <w:r/>
-            <w:r>
-              <w:rPr>
-                <w:rFonts w:ascii="Arial" w:hAnsi="Arial" w:eastAsia="Arial"/>
-                <w:b w:val="0"/>
+            <w:r>
+              <w:rPr>
+                <w:rFonts w:ascii="Arial" w:hAnsi="Arial" w:eastAsia="Arial"/>
+                <w:sz w:val="18"/>
+              </w:rPr>
+            </w:r>
+            <w:r>
+              <w:rPr>
+                <w:rFonts w:ascii="Arial" w:hAnsi="Arial" w:eastAsia="Arial"/>
                 <w:sz w:val="18"/>
               </w:rPr>
               <w:t>documentAction.service.submit</w:t>
@@ -6407,11 +7383,15 @@
               <w:keepLines/>
               <w:spacing w:after="0"/>
             </w:pPr>
-            <w:r/>
-            <w:r>
-              <w:rPr>
-                <w:rFonts w:ascii="Arial" w:hAnsi="Arial" w:eastAsia="Arial"/>
-                <w:b w:val="0"/>
+            <w:r>
+              <w:rPr>
+                <w:rFonts w:ascii="Arial" w:hAnsi="Arial" w:eastAsia="Arial"/>
+                <w:sz w:val="18"/>
+              </w:rPr>
+            </w:r>
+            <w:r>
+              <w:rPr>
+                <w:rFonts w:ascii="Arial" w:hAnsi="Arial" w:eastAsia="Arial"/>
                 <w:sz w:val="18"/>
               </w:rPr>
               <w:t>return ActionResponse</w:t>
@@ -6433,11 +7413,15 @@
               <w:keepLines/>
               <w:spacing w:after="0"/>
             </w:pPr>
-            <w:r/>
-            <w:r>
-              <w:rPr>
-                <w:rFonts w:ascii="Arial" w:hAnsi="Arial" w:eastAsia="Arial"/>
-                <w:b w:val="0"/>
+            <w:r>
+              <w:rPr>
+                <w:rFonts w:ascii="Arial" w:hAnsi="Arial" w:eastAsia="Arial"/>
+                <w:sz w:val="18"/>
+              </w:rPr>
+            </w:r>
+            <w:r>
+              <w:rPr>
+                <w:rFonts w:ascii="Arial" w:hAnsi="Arial" w:eastAsia="Arial"/>
                 <w:sz w:val="18"/>
               </w:rPr>
               <w:t>Write audit</w:t>
@@ -6454,11 +7438,15 @@
               <w:keepLines/>
               <w:spacing w:after="0"/>
             </w:pPr>
-            <w:r/>
-            <w:r>
-              <w:rPr>
-                <w:rFonts w:ascii="Arial" w:hAnsi="Arial" w:eastAsia="Arial"/>
-                <w:b w:val="0"/>
+            <w:r>
+              <w:rPr>
+                <w:rFonts w:ascii="Arial" w:hAnsi="Arial" w:eastAsia="Arial"/>
+                <w:sz w:val="18"/>
+              </w:rPr>
+            </w:r>
+            <w:r>
+              <w:rPr>
+                <w:rFonts w:ascii="Arial" w:hAnsi="Arial" w:eastAsia="Arial"/>
                 <w:sz w:val="18"/>
               </w:rPr>
               <w:t>transaction</w:t>
@@ -6475,11 +7463,15 @@
               <w:keepLines/>
               <w:spacing w:after="0"/>
             </w:pPr>
-            <w:r/>
-            <w:r>
-              <w:rPr>
-                <w:rFonts w:ascii="Arial" w:hAnsi="Arial" w:eastAsia="Arial"/>
-                <w:b w:val="0"/>
+            <w:r>
+              <w:rPr>
+                <w:rFonts w:ascii="Arial" w:hAnsi="Arial" w:eastAsia="Arial"/>
+                <w:sz w:val="18"/>
+              </w:rPr>
+            </w:r>
+            <w:r>
+              <w:rPr>
+                <w:rFonts w:ascii="Arial" w:hAnsi="Arial" w:eastAsia="Arial"/>
                 <w:sz w:val="18"/>
               </w:rPr>
               <w:t>audit.service.write</w:t>
@@ -6496,11 +7488,15 @@
               <w:keepLines/>
               <w:spacing w:after="0"/>
             </w:pPr>
-            <w:r/>
-            <w:r>
-              <w:rPr>
-                <w:rFonts w:ascii="Arial" w:hAnsi="Arial" w:eastAsia="Arial"/>
-                <w:b w:val="0"/>
+            <w:r>
+              <w:rPr>
+                <w:rFonts w:ascii="Arial" w:hAnsi="Arial" w:eastAsia="Arial"/>
+                <w:sz w:val="18"/>
+              </w:rPr>
+            </w:r>
+            <w:r>
+              <w:rPr>
+                <w:rFonts w:ascii="Arial" w:hAnsi="Arial" w:eastAsia="Arial"/>
                 <w:sz w:val="18"/>
               </w:rPr>
               <w:t>reason/updated_by/old_value/new_value</w:t>
@@ -6522,11 +7518,15 @@
               <w:keepLines/>
               <w:spacing w:after="0"/>
             </w:pPr>
-            <w:r/>
-            <w:r>
-              <w:rPr>
-                <w:rFonts w:ascii="Arial" w:hAnsi="Arial" w:eastAsia="Arial"/>
-                <w:b w:val="0"/>
+            <w:r>
+              <w:rPr>
+                <w:rFonts w:ascii="Arial" w:hAnsi="Arial" w:eastAsia="Arial"/>
+                <w:sz w:val="18"/>
+              </w:rPr>
+            </w:r>
+            <w:r>
+              <w:rPr>
+                <w:rFonts w:ascii="Arial" w:hAnsi="Arial" w:eastAsia="Arial"/>
                 <w:sz w:val="18"/>
               </w:rPr>
               <w:t>Handle idempotency</w:t>
@@ -6543,11 +7543,15 @@
               <w:keepLines/>
               <w:spacing w:after="0"/>
             </w:pPr>
-            <w:r/>
-            <w:r>
-              <w:rPr>
-                <w:rFonts w:ascii="Arial" w:hAnsi="Arial" w:eastAsia="Arial"/>
-                <w:b w:val="0"/>
+            <w:r>
+              <w:rPr>
+                <w:rFonts w:ascii="Arial" w:hAnsi="Arial" w:eastAsia="Arial"/>
+                <w:sz w:val="18"/>
+              </w:rPr>
+            </w:r>
+            <w:r>
+              <w:rPr>
+                <w:rFonts w:ascii="Arial" w:hAnsi="Arial" w:eastAsia="Arial"/>
                 <w:sz w:val="18"/>
               </w:rPr>
               <w:t>service</w:t>
@@ -6564,11 +7568,15 @@
               <w:keepLines/>
               <w:spacing w:after="0"/>
             </w:pPr>
-            <w:r/>
-            <w:r>
-              <w:rPr>
-                <w:rFonts w:ascii="Arial" w:hAnsi="Arial" w:eastAsia="Arial"/>
-                <w:b w:val="0"/>
+            <w:r>
+              <w:rPr>
+                <w:rFonts w:ascii="Arial" w:hAnsi="Arial" w:eastAsia="Arial"/>
+                <w:sz w:val="18"/>
+              </w:rPr>
+            </w:r>
+            <w:r>
+              <w:rPr>
+                <w:rFonts w:ascii="Arial" w:hAnsi="Arial" w:eastAsia="Arial"/>
                 <w:sz w:val="18"/>
               </w:rPr>
               <w:t>requestId/business key</w:t>
@@ -6585,11 +7593,15 @@
               <w:keepLines/>
               <w:spacing w:after="0"/>
             </w:pPr>
-            <w:r/>
-            <w:r>
-              <w:rPr>
-                <w:rFonts w:ascii="Arial" w:hAnsi="Arial" w:eastAsia="Arial"/>
-                <w:b w:val="0"/>
+            <w:r>
+              <w:rPr>
+                <w:rFonts w:ascii="Arial" w:hAnsi="Arial" w:eastAsia="Arial"/>
+                <w:sz w:val="18"/>
+              </w:rPr>
+            </w:r>
+            <w:r>
+              <w:rPr>
+                <w:rFonts w:ascii="Arial" w:hAnsi="Arial" w:eastAsia="Arial"/>
                 <w:sz w:val="18"/>
               </w:rPr>
               <w:t>duplicate returns existing result or 409 per endpoint rule</w:t>
@@ -6760,11 +7772,15 @@
               <w:keepLines/>
               <w:spacing w:after="0"/>
             </w:pPr>
-            <w:r/>
-            <w:r>
-              <w:rPr>
-                <w:rFonts w:ascii="Arial" w:hAnsi="Arial" w:eastAsia="Arial"/>
-                <w:b w:val="0"/>
+            <w:r>
+              <w:rPr>
+                <w:rFonts w:ascii="Arial" w:hAnsi="Arial" w:eastAsia="Arial"/>
+                <w:sz w:val="18"/>
+              </w:rPr>
+            </w:r>
+            <w:r>
+              <w:rPr>
+                <w:rFonts w:ascii="Arial" w:hAnsi="Arial" w:eastAsia="Arial"/>
                 <w:sz w:val="18"/>
               </w:rPr>
               <w:t>-</w:t>
@@ -6781,11 +7797,15 @@
               <w:keepLines/>
               <w:spacing w:after="0"/>
             </w:pPr>
-            <w:r/>
-            <w:r>
-              <w:rPr>
-                <w:rFonts w:ascii="Arial" w:hAnsi="Arial" w:eastAsia="Arial"/>
-                <w:b w:val="0"/>
+            <w:r>
+              <w:rPr>
+                <w:rFonts w:ascii="Arial" w:hAnsi="Arial" w:eastAsia="Arial"/>
+                <w:sz w:val="18"/>
+              </w:rPr>
+            </w:r>
+            <w:r>
+              <w:rPr>
+                <w:rFonts w:ascii="Arial" w:hAnsi="Arial" w:eastAsia="Arial"/>
                 <w:sz w:val="18"/>
               </w:rPr>
               <w:t>none</w:t>
@@ -6802,11 +7822,15 @@
               <w:keepLines/>
               <w:spacing w:after="0"/>
             </w:pPr>
-            <w:r/>
-            <w:r>
-              <w:rPr>
-                <w:rFonts w:ascii="Arial" w:hAnsi="Arial" w:eastAsia="Arial"/>
-                <w:b w:val="0"/>
+            <w:r>
+              <w:rPr>
+                <w:rFonts w:ascii="Arial" w:hAnsi="Arial" w:eastAsia="Arial"/>
+                <w:sz w:val="18"/>
+              </w:rPr>
+            </w:r>
+            <w:r>
+              <w:rPr>
+                <w:rFonts w:ascii="Arial" w:hAnsi="Arial" w:eastAsia="Arial"/>
                 <w:sz w:val="18"/>
               </w:rPr>
               <w:t>No</w:t>
@@ -6823,11 +7847,15 @@
               <w:keepLines/>
               <w:spacing w:after="0"/>
             </w:pPr>
-            <w:r/>
-            <w:r>
-              <w:rPr>
-                <w:rFonts w:ascii="Arial" w:hAnsi="Arial" w:eastAsia="Arial"/>
-                <w:b w:val="0"/>
+            <w:r>
+              <w:rPr>
+                <w:rFonts w:ascii="Arial" w:hAnsi="Arial" w:eastAsia="Arial"/>
+                <w:sz w:val="18"/>
+              </w:rPr>
+            </w:r>
+            <w:r>
+              <w:rPr>
+                <w:rFonts w:ascii="Arial" w:hAnsi="Arial" w:eastAsia="Arial"/>
                 <w:sz w:val="18"/>
               </w:rPr>
               <w:t>Endpoint has no JSON body/query object</w:t>
@@ -7038,11 +8066,15 @@
               <w:keepLines/>
               <w:spacing w:after="0"/>
             </w:pPr>
-            <w:r/>
-            <w:r>
-              <w:rPr>
-                <w:rFonts w:ascii="Arial" w:hAnsi="Arial" w:eastAsia="Arial"/>
-                <w:b w:val="0"/>
+            <w:r>
+              <w:rPr>
+                <w:rFonts w:ascii="Arial" w:hAnsi="Arial" w:eastAsia="Arial"/>
+                <w:sz w:val="18"/>
+              </w:rPr>
+            </w:r>
+            <w:r>
+              <w:rPr>
+                <w:rFonts w:ascii="Arial" w:hAnsi="Arial" w:eastAsia="Arial"/>
                 <w:sz w:val="18"/>
               </w:rPr>
               <w:t>code</w:t>
@@ -7059,11 +8091,15 @@
               <w:keepLines/>
               <w:spacing w:after="0"/>
             </w:pPr>
-            <w:r/>
-            <w:r>
-              <w:rPr>
-                <w:rFonts w:ascii="Arial" w:hAnsi="Arial" w:eastAsia="Arial"/>
-                <w:b w:val="0"/>
+            <w:r>
+              <w:rPr>
+                <w:rFonts w:ascii="Arial" w:hAnsi="Arial" w:eastAsia="Arial"/>
+                <w:sz w:val="18"/>
+              </w:rPr>
+            </w:r>
+            <w:r>
+              <w:rPr>
+                <w:rFonts w:ascii="Arial" w:hAnsi="Arial" w:eastAsia="Arial"/>
                 <w:sz w:val="18"/>
               </w:rPr>
               <w:t>string</w:t>
@@ -7080,11 +8116,15 @@
               <w:keepLines/>
               <w:spacing w:after="0"/>
             </w:pPr>
-            <w:r/>
-            <w:r>
-              <w:rPr>
-                <w:rFonts w:ascii="Arial" w:hAnsi="Arial" w:eastAsia="Arial"/>
-                <w:b w:val="0"/>
+            <w:r>
+              <w:rPr>
+                <w:rFonts w:ascii="Arial" w:hAnsi="Arial" w:eastAsia="Arial"/>
+                <w:sz w:val="18"/>
+              </w:rPr>
+            </w:r>
+            <w:r>
+              <w:rPr>
+                <w:rFonts w:ascii="Arial" w:hAnsi="Arial" w:eastAsia="Arial"/>
                 <w:sz w:val="18"/>
               </w:rPr>
               <w:t>Yes</w:t>
@@ -7101,11 +8141,15 @@
               <w:keepLines/>
               <w:spacing w:after="0"/>
             </w:pPr>
-            <w:r/>
-            <w:r>
-              <w:rPr>
-                <w:rFonts w:ascii="Arial" w:hAnsi="Arial" w:eastAsia="Arial"/>
-                <w:b w:val="0"/>
+            <w:r>
+              <w:rPr>
+                <w:rFonts w:ascii="Arial" w:hAnsi="Arial" w:eastAsia="Arial"/>
+                <w:sz w:val="18"/>
+              </w:rPr>
+            </w:r>
+            <w:r>
+              <w:rPr>
+                <w:rFonts w:ascii="Arial" w:hAnsi="Arial" w:eastAsia="Arial"/>
                 <w:sz w:val="18"/>
               </w:rPr>
               <w:t>UTF-8; use value domain described by endpoint purpose</w:t>
@@ -7127,11 +8171,15 @@
               <w:keepLines/>
               <w:spacing w:after="0"/>
             </w:pPr>
-            <w:r/>
-            <w:r>
-              <w:rPr>
-                <w:rFonts w:ascii="Arial" w:hAnsi="Arial" w:eastAsia="Arial"/>
-                <w:b w:val="0"/>
+            <w:r>
+              <w:rPr>
+                <w:rFonts w:ascii="Arial" w:hAnsi="Arial" w:eastAsia="Arial"/>
+                <w:sz w:val="18"/>
+              </w:rPr>
+            </w:r>
+            <w:r>
+              <w:rPr>
+                <w:rFonts w:ascii="Arial" w:hAnsi="Arial" w:eastAsia="Arial"/>
                 <w:sz w:val="18"/>
               </w:rPr>
               <w:t>message</w:t>
@@ -7148,11 +8196,15 @@
               <w:keepLines/>
               <w:spacing w:after="0"/>
             </w:pPr>
-            <w:r/>
-            <w:r>
-              <w:rPr>
-                <w:rFonts w:ascii="Arial" w:hAnsi="Arial" w:eastAsia="Arial"/>
-                <w:b w:val="0"/>
+            <w:r>
+              <w:rPr>
+                <w:rFonts w:ascii="Arial" w:hAnsi="Arial" w:eastAsia="Arial"/>
+                <w:sz w:val="18"/>
+              </w:rPr>
+            </w:r>
+            <w:r>
+              <w:rPr>
+                <w:rFonts w:ascii="Arial" w:hAnsi="Arial" w:eastAsia="Arial"/>
                 <w:sz w:val="18"/>
               </w:rPr>
               <w:t>string</w:t>
@@ -7169,11 +8221,15 @@
               <w:keepLines/>
               <w:spacing w:after="0"/>
             </w:pPr>
-            <w:r/>
-            <w:r>
-              <w:rPr>
-                <w:rFonts w:ascii="Arial" w:hAnsi="Arial" w:eastAsia="Arial"/>
-                <w:b w:val="0"/>
+            <w:r>
+              <w:rPr>
+                <w:rFonts w:ascii="Arial" w:hAnsi="Arial" w:eastAsia="Arial"/>
+                <w:sz w:val="18"/>
+              </w:rPr>
+            </w:r>
+            <w:r>
+              <w:rPr>
+                <w:rFonts w:ascii="Arial" w:hAnsi="Arial" w:eastAsia="Arial"/>
                 <w:sz w:val="18"/>
               </w:rPr>
               <w:t>Yes</w:t>
@@ -7190,11 +8246,15 @@
               <w:keepLines/>
               <w:spacing w:after="0"/>
             </w:pPr>
-            <w:r/>
-            <w:r>
-              <w:rPr>
-                <w:rFonts w:ascii="Arial" w:hAnsi="Arial" w:eastAsia="Arial"/>
-                <w:b w:val="0"/>
+            <w:r>
+              <w:rPr>
+                <w:rFonts w:ascii="Arial" w:hAnsi="Arial" w:eastAsia="Arial"/>
+                <w:sz w:val="18"/>
+              </w:rPr>
+            </w:r>
+            <w:r>
+              <w:rPr>
+                <w:rFonts w:ascii="Arial" w:hAnsi="Arial" w:eastAsia="Arial"/>
                 <w:sz w:val="18"/>
               </w:rPr>
               <w:t>UTF-8; use value domain described by endpoint purpose</w:t>
@@ -7424,11 +8484,15 @@
               <w:keepLines/>
               <w:spacing w:after="0"/>
             </w:pPr>
-            <w:r/>
-            <w:r>
-              <w:rPr>
-                <w:rFonts w:ascii="Arial" w:hAnsi="Arial" w:eastAsia="Arial"/>
-                <w:b w:val="0"/>
+            <w:r>
+              <w:rPr>
+                <w:rFonts w:ascii="Arial" w:hAnsi="Arial" w:eastAsia="Arial"/>
+                <w:sz w:val="18"/>
+              </w:rPr>
+            </w:r>
+            <w:r>
+              <w:rPr>
+                <w:rFonts w:ascii="Arial" w:hAnsi="Arial" w:eastAsia="Arial"/>
                 <w:sz w:val="18"/>
               </w:rPr>
               <w:t>page</w:t>
@@ -7445,11 +8509,15 @@
               <w:keepLines/>
               <w:spacing w:after="0"/>
             </w:pPr>
-            <w:r/>
-            <w:r>
-              <w:rPr>
-                <w:rFonts w:ascii="Arial" w:hAnsi="Arial" w:eastAsia="Arial"/>
-                <w:b w:val="0"/>
+            <w:r>
+              <w:rPr>
+                <w:rFonts w:ascii="Arial" w:hAnsi="Arial" w:eastAsia="Arial"/>
+                <w:sz w:val="18"/>
+              </w:rPr>
+            </w:r>
+            <w:r>
+              <w:rPr>
+                <w:rFonts w:ascii="Arial" w:hAnsi="Arial" w:eastAsia="Arial"/>
                 <w:sz w:val="18"/>
               </w:rPr>
               <w:t>integer</w:t>
@@ -7466,11 +8534,15 @@
               <w:keepLines/>
               <w:spacing w:after="0"/>
             </w:pPr>
-            <w:r/>
-            <w:r>
-              <w:rPr>
-                <w:rFonts w:ascii="Arial" w:hAnsi="Arial" w:eastAsia="Arial"/>
-                <w:b w:val="0"/>
+            <w:r>
+              <w:rPr>
+                <w:rFonts w:ascii="Arial" w:hAnsi="Arial" w:eastAsia="Arial"/>
+                <w:sz w:val="18"/>
+              </w:rPr>
+            </w:r>
+            <w:r>
+              <w:rPr>
+                <w:rFonts w:ascii="Arial" w:hAnsi="Arial" w:eastAsia="Arial"/>
                 <w:sz w:val="18"/>
               </w:rPr>
               <w:t>No</w:t>
@@ -7487,11 +8559,15 @@
               <w:keepLines/>
               <w:spacing w:after="0"/>
             </w:pPr>
-            <w:r/>
-            <w:r>
-              <w:rPr>
-                <w:rFonts w:ascii="Arial" w:hAnsi="Arial" w:eastAsia="Arial"/>
-                <w:b w:val="0"/>
+            <w:r>
+              <w:rPr>
+                <w:rFonts w:ascii="Arial" w:hAnsi="Arial" w:eastAsia="Arial"/>
+                <w:sz w:val="18"/>
+              </w:rPr>
+            </w:r>
+            <w:r>
+              <w:rPr>
+                <w:rFonts w:ascii="Arial" w:hAnsi="Arial" w:eastAsia="Arial"/>
                 <w:sz w:val="18"/>
               </w:rPr>
               <w:t>&gt;= 1; default 1</w:t>
@@ -7513,11 +8589,15 @@
               <w:keepLines/>
               <w:spacing w:after="0"/>
             </w:pPr>
-            <w:r/>
-            <w:r>
-              <w:rPr>
-                <w:rFonts w:ascii="Arial" w:hAnsi="Arial" w:eastAsia="Arial"/>
-                <w:b w:val="0"/>
+            <w:r>
+              <w:rPr>
+                <w:rFonts w:ascii="Arial" w:hAnsi="Arial" w:eastAsia="Arial"/>
+                <w:sz w:val="18"/>
+              </w:rPr>
+            </w:r>
+            <w:r>
+              <w:rPr>
+                <w:rFonts w:ascii="Arial" w:hAnsi="Arial" w:eastAsia="Arial"/>
                 <w:sz w:val="18"/>
               </w:rPr>
               <w:t>size</w:t>
@@ -7534,11 +8614,15 @@
               <w:keepLines/>
               <w:spacing w:after="0"/>
             </w:pPr>
-            <w:r/>
-            <w:r>
-              <w:rPr>
-                <w:rFonts w:ascii="Arial" w:hAnsi="Arial" w:eastAsia="Arial"/>
-                <w:b w:val="0"/>
+            <w:r>
+              <w:rPr>
+                <w:rFonts w:ascii="Arial" w:hAnsi="Arial" w:eastAsia="Arial"/>
+                <w:sz w:val="18"/>
+              </w:rPr>
+            </w:r>
+            <w:r>
+              <w:rPr>
+                <w:rFonts w:ascii="Arial" w:hAnsi="Arial" w:eastAsia="Arial"/>
                 <w:sz w:val="18"/>
               </w:rPr>
               <w:t>integer</w:t>
@@ -7555,11 +8639,15 @@
               <w:keepLines/>
               <w:spacing w:after="0"/>
             </w:pPr>
-            <w:r/>
-            <w:r>
-              <w:rPr>
-                <w:rFonts w:ascii="Arial" w:hAnsi="Arial" w:eastAsia="Arial"/>
-                <w:b w:val="0"/>
+            <w:r>
+              <w:rPr>
+                <w:rFonts w:ascii="Arial" w:hAnsi="Arial" w:eastAsia="Arial"/>
+                <w:sz w:val="18"/>
+              </w:rPr>
+            </w:r>
+            <w:r>
+              <w:rPr>
+                <w:rFonts w:ascii="Arial" w:hAnsi="Arial" w:eastAsia="Arial"/>
                 <w:sz w:val="18"/>
               </w:rPr>
               <w:t>No</w:t>
@@ -7576,11 +8664,15 @@
               <w:keepLines/>
               <w:spacing w:after="0"/>
             </w:pPr>
-            <w:r/>
-            <w:r>
-              <w:rPr>
-                <w:rFonts w:ascii="Arial" w:hAnsi="Arial" w:eastAsia="Arial"/>
-                <w:b w:val="0"/>
+            <w:r>
+              <w:rPr>
+                <w:rFonts w:ascii="Arial" w:hAnsi="Arial" w:eastAsia="Arial"/>
+                <w:sz w:val="18"/>
+              </w:rPr>
+            </w:r>
+            <w:r>
+              <w:rPr>
+                <w:rFonts w:ascii="Arial" w:hAnsi="Arial" w:eastAsia="Arial"/>
                 <w:sz w:val="18"/>
               </w:rPr>
               <w:t>1..100; default 20</w:t>
@@ -7795,11 +8887,15 @@
               <w:keepLines/>
               <w:spacing w:after="0"/>
             </w:pPr>
-            <w:r/>
-            <w:r>
-              <w:rPr>
-                <w:rFonts w:ascii="Arial" w:hAnsi="Arial" w:eastAsia="Arial"/>
-                <w:b w:val="0"/>
+            <w:r>
+              <w:rPr>
+                <w:rFonts w:ascii="Arial" w:hAnsi="Arial" w:eastAsia="Arial"/>
+                <w:sz w:val="18"/>
+              </w:rPr>
+            </w:r>
+            <w:r>
+              <w:rPr>
+                <w:rFonts w:ascii="Arial" w:hAnsi="Arial" w:eastAsia="Arial"/>
                 <w:sz w:val="18"/>
               </w:rPr>
               <w:t>page</w:t>
@@ -7816,11 +8912,15 @@
               <w:keepLines/>
               <w:spacing w:after="0"/>
             </w:pPr>
-            <w:r/>
-            <w:r>
-              <w:rPr>
-                <w:rFonts w:ascii="Arial" w:hAnsi="Arial" w:eastAsia="Arial"/>
-                <w:b w:val="0"/>
+            <w:r>
+              <w:rPr>
+                <w:rFonts w:ascii="Arial" w:hAnsi="Arial" w:eastAsia="Arial"/>
+                <w:sz w:val="18"/>
+              </w:rPr>
+            </w:r>
+            <w:r>
+              <w:rPr>
+                <w:rFonts w:ascii="Arial" w:hAnsi="Arial" w:eastAsia="Arial"/>
                 <w:sz w:val="18"/>
               </w:rPr>
               <w:t>integer</w:t>
@@ -7837,11 +8937,15 @@
               <w:keepLines/>
               <w:spacing w:after="0"/>
             </w:pPr>
-            <w:r/>
-            <w:r>
-              <w:rPr>
-                <w:rFonts w:ascii="Arial" w:hAnsi="Arial" w:eastAsia="Arial"/>
-                <w:b w:val="0"/>
+            <w:r>
+              <w:rPr>
+                <w:rFonts w:ascii="Arial" w:hAnsi="Arial" w:eastAsia="Arial"/>
+                <w:sz w:val="18"/>
+              </w:rPr>
+            </w:r>
+            <w:r>
+              <w:rPr>
+                <w:rFonts w:ascii="Arial" w:hAnsi="Arial" w:eastAsia="Arial"/>
                 <w:sz w:val="18"/>
               </w:rPr>
               <w:t>Yes</w:t>
@@ -7858,11 +8962,15 @@
               <w:keepLines/>
               <w:spacing w:after="0"/>
             </w:pPr>
-            <w:r/>
-            <w:r>
-              <w:rPr>
-                <w:rFonts w:ascii="Arial" w:hAnsi="Arial" w:eastAsia="Arial"/>
-                <w:b w:val="0"/>
+            <w:r>
+              <w:rPr>
+                <w:rFonts w:ascii="Arial" w:hAnsi="Arial" w:eastAsia="Arial"/>
+                <w:sz w:val="18"/>
+              </w:rPr>
+            </w:r>
+            <w:r>
+              <w:rPr>
+                <w:rFonts w:ascii="Arial" w:hAnsi="Arial" w:eastAsia="Arial"/>
                 <w:sz w:val="18"/>
               </w:rPr>
               <w:t>&gt;= 1; default 1</w:t>
@@ -7884,11 +8992,15 @@
               <w:keepLines/>
               <w:spacing w:after="0"/>
             </w:pPr>
-            <w:r/>
-            <w:r>
-              <w:rPr>
-                <w:rFonts w:ascii="Arial" w:hAnsi="Arial" w:eastAsia="Arial"/>
-                <w:b w:val="0"/>
+            <w:r>
+              <w:rPr>
+                <w:rFonts w:ascii="Arial" w:hAnsi="Arial" w:eastAsia="Arial"/>
+                <w:sz w:val="18"/>
+              </w:rPr>
+            </w:r>
+            <w:r>
+              <w:rPr>
+                <w:rFonts w:ascii="Arial" w:hAnsi="Arial" w:eastAsia="Arial"/>
                 <w:sz w:val="18"/>
               </w:rPr>
               <w:t>size</w:t>
@@ -7905,11 +9017,15 @@
               <w:keepLines/>
               <w:spacing w:after="0"/>
             </w:pPr>
-            <w:r/>
-            <w:r>
-              <w:rPr>
-                <w:rFonts w:ascii="Arial" w:hAnsi="Arial" w:eastAsia="Arial"/>
-                <w:b w:val="0"/>
+            <w:r>
+              <w:rPr>
+                <w:rFonts w:ascii="Arial" w:hAnsi="Arial" w:eastAsia="Arial"/>
+                <w:sz w:val="18"/>
+              </w:rPr>
+            </w:r>
+            <w:r>
+              <w:rPr>
+                <w:rFonts w:ascii="Arial" w:hAnsi="Arial" w:eastAsia="Arial"/>
                 <w:sz w:val="18"/>
               </w:rPr>
               <w:t>integer</w:t>
@@ -7926,11 +9042,15 @@
               <w:keepLines/>
               <w:spacing w:after="0"/>
             </w:pPr>
-            <w:r/>
-            <w:r>
-              <w:rPr>
-                <w:rFonts w:ascii="Arial" w:hAnsi="Arial" w:eastAsia="Arial"/>
-                <w:b w:val="0"/>
+            <w:r>
+              <w:rPr>
+                <w:rFonts w:ascii="Arial" w:hAnsi="Arial" w:eastAsia="Arial"/>
+                <w:sz w:val="18"/>
+              </w:rPr>
+            </w:r>
+            <w:r>
+              <w:rPr>
+                <w:rFonts w:ascii="Arial" w:hAnsi="Arial" w:eastAsia="Arial"/>
                 <w:sz w:val="18"/>
               </w:rPr>
               <w:t>Yes</w:t>
@@ -7947,11 +9067,15 @@
               <w:keepLines/>
               <w:spacing w:after="0"/>
             </w:pPr>
-            <w:r/>
-            <w:r>
-              <w:rPr>
-                <w:rFonts w:ascii="Arial" w:hAnsi="Arial" w:eastAsia="Arial"/>
-                <w:b w:val="0"/>
+            <w:r>
+              <w:rPr>
+                <w:rFonts w:ascii="Arial" w:hAnsi="Arial" w:eastAsia="Arial"/>
+                <w:sz w:val="18"/>
+              </w:rPr>
+            </w:r>
+            <w:r>
+              <w:rPr>
+                <w:rFonts w:ascii="Arial" w:hAnsi="Arial" w:eastAsia="Arial"/>
                 <w:sz w:val="18"/>
               </w:rPr>
               <w:t>1..100; default 20</w:t>
@@ -7973,11 +9097,15 @@
               <w:keepLines/>
               <w:spacing w:after="0"/>
             </w:pPr>
-            <w:r/>
-            <w:r>
-              <w:rPr>
-                <w:rFonts w:ascii="Arial" w:hAnsi="Arial" w:eastAsia="Arial"/>
-                <w:b w:val="0"/>
+            <w:r>
+              <w:rPr>
+                <w:rFonts w:ascii="Arial" w:hAnsi="Arial" w:eastAsia="Arial"/>
+                <w:sz w:val="18"/>
+              </w:rPr>
+            </w:r>
+            <w:r>
+              <w:rPr>
+                <w:rFonts w:ascii="Arial" w:hAnsi="Arial" w:eastAsia="Arial"/>
                 <w:sz w:val="18"/>
               </w:rPr>
               <w:t>total</w:t>
@@ -7994,11 +9122,15 @@
               <w:keepLines/>
               <w:spacing w:after="0"/>
             </w:pPr>
-            <w:r/>
-            <w:r>
-              <w:rPr>
-                <w:rFonts w:ascii="Arial" w:hAnsi="Arial" w:eastAsia="Arial"/>
-                <w:b w:val="0"/>
+            <w:r>
+              <w:rPr>
+                <w:rFonts w:ascii="Arial" w:hAnsi="Arial" w:eastAsia="Arial"/>
+                <w:sz w:val="18"/>
+              </w:rPr>
+            </w:r>
+            <w:r>
+              <w:rPr>
+                <w:rFonts w:ascii="Arial" w:hAnsi="Arial" w:eastAsia="Arial"/>
                 <w:sz w:val="18"/>
               </w:rPr>
               <w:t>integer</w:t>
@@ -8015,11 +9147,15 @@
               <w:keepLines/>
               <w:spacing w:after="0"/>
             </w:pPr>
-            <w:r/>
-            <w:r>
-              <w:rPr>
-                <w:rFonts w:ascii="Arial" w:hAnsi="Arial" w:eastAsia="Arial"/>
-                <w:b w:val="0"/>
+            <w:r>
+              <w:rPr>
+                <w:rFonts w:ascii="Arial" w:hAnsi="Arial" w:eastAsia="Arial"/>
+                <w:sz w:val="18"/>
+              </w:rPr>
+            </w:r>
+            <w:r>
+              <w:rPr>
+                <w:rFonts w:ascii="Arial" w:hAnsi="Arial" w:eastAsia="Arial"/>
                 <w:sz w:val="18"/>
               </w:rPr>
               <w:t>Yes</w:t>
@@ -8036,11 +9172,15 @@
               <w:keepLines/>
               <w:spacing w:after="0"/>
             </w:pPr>
-            <w:r/>
-            <w:r>
-              <w:rPr>
-                <w:rFonts w:ascii="Arial" w:hAnsi="Arial" w:eastAsia="Arial"/>
-                <w:b w:val="0"/>
+            <w:r>
+              <w:rPr>
+                <w:rFonts w:ascii="Arial" w:hAnsi="Arial" w:eastAsia="Arial"/>
+                <w:sz w:val="18"/>
+              </w:rPr>
+            </w:r>
+            <w:r>
+              <w:rPr>
+                <w:rFonts w:ascii="Arial" w:hAnsi="Arial" w:eastAsia="Arial"/>
                 <w:sz w:val="18"/>
               </w:rPr>
               <w:t>UTF-8; use value domain described by endpoint purpose</w:t>
@@ -8062,11 +9202,15 @@
               <w:keepLines/>
               <w:spacing w:after="0"/>
             </w:pPr>
-            <w:r/>
-            <w:r>
-              <w:rPr>
-                <w:rFonts w:ascii="Arial" w:hAnsi="Arial" w:eastAsia="Arial"/>
-                <w:b w:val="0"/>
+            <w:r>
+              <w:rPr>
+                <w:rFonts w:ascii="Arial" w:hAnsi="Arial" w:eastAsia="Arial"/>
+                <w:sz w:val="18"/>
+              </w:rPr>
+            </w:r>
+            <w:r>
+              <w:rPr>
+                <w:rFonts w:ascii="Arial" w:hAnsi="Arial" w:eastAsia="Arial"/>
                 <w:sz w:val="18"/>
               </w:rPr>
               <w:t>items</w:t>
@@ -8083,11 +9227,15 @@
               <w:keepLines/>
               <w:spacing w:after="0"/>
             </w:pPr>
-            <w:r/>
-            <w:r>
-              <w:rPr>
-                <w:rFonts w:ascii="Arial" w:hAnsi="Arial" w:eastAsia="Arial"/>
-                <w:b w:val="0"/>
+            <w:r>
+              <w:rPr>
+                <w:rFonts w:ascii="Arial" w:hAnsi="Arial" w:eastAsia="Arial"/>
+                <w:sz w:val="18"/>
+              </w:rPr>
+            </w:r>
+            <w:r>
+              <w:rPr>
+                <w:rFonts w:ascii="Arial" w:hAnsi="Arial" w:eastAsia="Arial"/>
                 <w:sz w:val="18"/>
               </w:rPr>
               <w:t>array&lt;object&gt;</w:t>
@@ -8104,11 +9252,15 @@
               <w:keepLines/>
               <w:spacing w:after="0"/>
             </w:pPr>
-            <w:r/>
-            <w:r>
-              <w:rPr>
-                <w:rFonts w:ascii="Arial" w:hAnsi="Arial" w:eastAsia="Arial"/>
-                <w:b w:val="0"/>
+            <w:r>
+              <w:rPr>
+                <w:rFonts w:ascii="Arial" w:hAnsi="Arial" w:eastAsia="Arial"/>
+                <w:sz w:val="18"/>
+              </w:rPr>
+            </w:r>
+            <w:r>
+              <w:rPr>
+                <w:rFonts w:ascii="Arial" w:hAnsi="Arial" w:eastAsia="Arial"/>
                 <w:sz w:val="18"/>
               </w:rPr>
               <w:t>Yes</w:t>
@@ -8125,11 +9277,15 @@
               <w:keepLines/>
               <w:spacing w:after="0"/>
             </w:pPr>
-            <w:r/>
-            <w:r>
-              <w:rPr>
-                <w:rFonts w:ascii="Arial" w:hAnsi="Arial" w:eastAsia="Arial"/>
-                <w:b w:val="0"/>
+            <w:r>
+              <w:rPr>
+                <w:rFonts w:ascii="Arial" w:hAnsi="Arial" w:eastAsia="Arial"/>
+                <w:sz w:val="18"/>
+              </w:rPr>
+            </w:r>
+            <w:r>
+              <w:rPr>
+                <w:rFonts w:ascii="Arial" w:hAnsi="Arial" w:eastAsia="Arial"/>
                 <w:sz w:val="18"/>
               </w:rPr>
               <w:t>JSON array; element type shown in Type column</w:t>
@@ -8359,11 +9515,15 @@
               <w:keepLines/>
               <w:spacing w:after="0"/>
             </w:pPr>
-            <w:r/>
-            <w:r>
-              <w:rPr>
-                <w:rFonts w:ascii="Arial" w:hAnsi="Arial" w:eastAsia="Arial"/>
-                <w:b w:val="0"/>
+            <w:r>
+              <w:rPr>
+                <w:rFonts w:ascii="Arial" w:hAnsi="Arial" w:eastAsia="Arial"/>
+                <w:sz w:val="18"/>
+              </w:rPr>
+            </w:r>
+            <w:r>
+              <w:rPr>
+                <w:rFonts w:ascii="Arial" w:hAnsi="Arial" w:eastAsia="Arial"/>
                 <w:sz w:val="18"/>
               </w:rPr>
               <w:t>result</w:t>
@@ -8380,11 +9540,15 @@
               <w:keepLines/>
               <w:spacing w:after="0"/>
             </w:pPr>
-            <w:r/>
-            <w:r>
-              <w:rPr>
-                <w:rFonts w:ascii="Arial" w:hAnsi="Arial" w:eastAsia="Arial"/>
-                <w:b w:val="0"/>
+            <w:r>
+              <w:rPr>
+                <w:rFonts w:ascii="Arial" w:hAnsi="Arial" w:eastAsia="Arial"/>
+                <w:sz w:val="18"/>
+              </w:rPr>
+            </w:r>
+            <w:r>
+              <w:rPr>
+                <w:rFonts w:ascii="Arial" w:hAnsi="Arial" w:eastAsia="Arial"/>
                 <w:sz w:val="18"/>
               </w:rPr>
               <w:t>string</w:t>
@@ -8401,11 +9565,15 @@
               <w:keepLines/>
               <w:spacing w:after="0"/>
             </w:pPr>
-            <w:r/>
-            <w:r>
-              <w:rPr>
-                <w:rFonts w:ascii="Arial" w:hAnsi="Arial" w:eastAsia="Arial"/>
-                <w:b w:val="0"/>
+            <w:r>
+              <w:rPr>
+                <w:rFonts w:ascii="Arial" w:hAnsi="Arial" w:eastAsia="Arial"/>
+                <w:sz w:val="18"/>
+              </w:rPr>
+            </w:r>
+            <w:r>
+              <w:rPr>
+                <w:rFonts w:ascii="Arial" w:hAnsi="Arial" w:eastAsia="Arial"/>
                 <w:sz w:val="18"/>
               </w:rPr>
               <w:t>Yes</w:t>
@@ -8422,11 +9590,15 @@
               <w:keepLines/>
               <w:spacing w:after="0"/>
             </w:pPr>
-            <w:r/>
-            <w:r>
-              <w:rPr>
-                <w:rFonts w:ascii="Arial" w:hAnsi="Arial" w:eastAsia="Arial"/>
-                <w:b w:val="0"/>
+            <w:r>
+              <w:rPr>
+                <w:rFonts w:ascii="Arial" w:hAnsi="Arial" w:eastAsia="Arial"/>
+                <w:sz w:val="18"/>
+              </w:rPr>
+            </w:r>
+            <w:r>
+              <w:rPr>
+                <w:rFonts w:ascii="Arial" w:hAnsi="Arial" w:eastAsia="Arial"/>
                 <w:sz w:val="18"/>
               </w:rPr>
               <w:t>UTF-8; use value domain described by endpoint purpose</w:t>
@@ -8448,11 +9620,15 @@
               <w:keepLines/>
               <w:spacing w:after="0"/>
             </w:pPr>
-            <w:r/>
-            <w:r>
-              <w:rPr>
-                <w:rFonts w:ascii="Arial" w:hAnsi="Arial" w:eastAsia="Arial"/>
-                <w:b w:val="0"/>
+            <w:r>
+              <w:rPr>
+                <w:rFonts w:ascii="Arial" w:hAnsi="Arial" w:eastAsia="Arial"/>
+                <w:sz w:val="18"/>
+              </w:rPr>
+            </w:r>
+            <w:r>
+              <w:rPr>
+                <w:rFonts w:ascii="Arial" w:hAnsi="Arial" w:eastAsia="Arial"/>
                 <w:sz w:val="18"/>
               </w:rPr>
               <w:t>comment</w:t>
@@ -8469,11 +9645,15 @@
               <w:keepLines/>
               <w:spacing w:after="0"/>
             </w:pPr>
-            <w:r/>
-            <w:r>
-              <w:rPr>
-                <w:rFonts w:ascii="Arial" w:hAnsi="Arial" w:eastAsia="Arial"/>
-                <w:b w:val="0"/>
+            <w:r>
+              <w:rPr>
+                <w:rFonts w:ascii="Arial" w:hAnsi="Arial" w:eastAsia="Arial"/>
+                <w:sz w:val="18"/>
+              </w:rPr>
+            </w:r>
+            <w:r>
+              <w:rPr>
+                <w:rFonts w:ascii="Arial" w:hAnsi="Arial" w:eastAsia="Arial"/>
                 <w:sz w:val="18"/>
               </w:rPr>
               <w:t>string</w:t>
@@ -8490,11 +9670,15 @@
               <w:keepLines/>
               <w:spacing w:after="0"/>
             </w:pPr>
-            <w:r/>
-            <w:r>
-              <w:rPr>
-                <w:rFonts w:ascii="Arial" w:hAnsi="Arial" w:eastAsia="Arial"/>
-                <w:b w:val="0"/>
+            <w:r>
+              <w:rPr>
+                <w:rFonts w:ascii="Arial" w:hAnsi="Arial" w:eastAsia="Arial"/>
+                <w:sz w:val="18"/>
+              </w:rPr>
+            </w:r>
+            <w:r>
+              <w:rPr>
+                <w:rFonts w:ascii="Arial" w:hAnsi="Arial" w:eastAsia="Arial"/>
                 <w:sz w:val="18"/>
               </w:rPr>
               <w:t>Yes</w:t>
@@ -8511,11 +9695,15 @@
               <w:keepLines/>
               <w:spacing w:after="0"/>
             </w:pPr>
-            <w:r/>
-            <w:r>
-              <w:rPr>
-                <w:rFonts w:ascii="Arial" w:hAnsi="Arial" w:eastAsia="Arial"/>
-                <w:b w:val="0"/>
+            <w:r>
+              <w:rPr>
+                <w:rFonts w:ascii="Arial" w:hAnsi="Arial" w:eastAsia="Arial"/>
+                <w:sz w:val="18"/>
+              </w:rPr>
+            </w:r>
+            <w:r>
+              <w:rPr>
+                <w:rFonts w:ascii="Arial" w:hAnsi="Arial" w:eastAsia="Arial"/>
                 <w:sz w:val="18"/>
               </w:rPr>
               <w:t>trimmed UTF-8 Thai text; required by operation/business rule</w:t>
@@ -8728,11 +9916,15 @@
               <w:keepLines/>
               <w:spacing w:after="0"/>
             </w:pPr>
-            <w:r/>
-            <w:r>
-              <w:rPr>
-                <w:rFonts w:ascii="Arial" w:hAnsi="Arial" w:eastAsia="Arial"/>
-                <w:b w:val="0"/>
+            <w:r>
+              <w:rPr>
+                <w:rFonts w:ascii="Arial" w:hAnsi="Arial" w:eastAsia="Arial"/>
+                <w:sz w:val="18"/>
+              </w:rPr>
+            </w:r>
+            <w:r>
+              <w:rPr>
+                <w:rFonts w:ascii="Arial" w:hAnsi="Arial" w:eastAsia="Arial"/>
                 <w:sz w:val="18"/>
               </w:rPr>
               <w:t>statusCode</w:t>
@@ -8749,11 +9941,15 @@
               <w:keepLines/>
               <w:spacing w:after="0"/>
             </w:pPr>
-            <w:r/>
-            <w:r>
-              <w:rPr>
-                <w:rFonts w:ascii="Arial" w:hAnsi="Arial" w:eastAsia="Arial"/>
-                <w:b w:val="0"/>
+            <w:r>
+              <w:rPr>
+                <w:rFonts w:ascii="Arial" w:hAnsi="Arial" w:eastAsia="Arial"/>
+                <w:sz w:val="18"/>
+              </w:rPr>
+            </w:r>
+            <w:r>
+              <w:rPr>
+                <w:rFonts w:ascii="Arial" w:hAnsi="Arial" w:eastAsia="Arial"/>
                 <w:sz w:val="18"/>
               </w:rPr>
               <w:t>string</w:t>
@@ -8770,11 +9966,15 @@
               <w:keepLines/>
               <w:spacing w:after="0"/>
             </w:pPr>
-            <w:r/>
-            <w:r>
-              <w:rPr>
-                <w:rFonts w:ascii="Arial" w:hAnsi="Arial" w:eastAsia="Arial"/>
-                <w:b w:val="0"/>
+            <w:r>
+              <w:rPr>
+                <w:rFonts w:ascii="Arial" w:hAnsi="Arial" w:eastAsia="Arial"/>
+                <w:sz w:val="18"/>
+              </w:rPr>
+            </w:r>
+            <w:r>
+              <w:rPr>
+                <w:rFonts w:ascii="Arial" w:hAnsi="Arial" w:eastAsia="Arial"/>
                 <w:sz w:val="18"/>
               </w:rPr>
               <w:t>Yes</w:t>
@@ -8791,11 +9991,15 @@
               <w:keepLines/>
               <w:spacing w:after="0"/>
             </w:pPr>
-            <w:r/>
-            <w:r>
-              <w:rPr>
-                <w:rFonts w:ascii="Arial" w:hAnsi="Arial" w:eastAsia="Arial"/>
-                <w:b w:val="0"/>
+            <w:r>
+              <w:rPr>
+                <w:rFonts w:ascii="Arial" w:hAnsi="Arial" w:eastAsia="Arial"/>
+                <w:sz w:val="18"/>
+              </w:rPr>
+            </w:r>
+            <w:r>
+              <w:rPr>
+                <w:rFonts w:ascii="Arial" w:hAnsi="Arial" w:eastAsia="Arial"/>
                 <w:sz w:val="18"/>
               </w:rPr>
               <w:t>canonical code; do not replace with display label</w:t>
@@ -8817,11 +10021,15 @@
               <w:keepLines/>
               <w:spacing w:after="0"/>
             </w:pPr>
-            <w:r/>
-            <w:r>
-              <w:rPr>
-                <w:rFonts w:ascii="Arial" w:hAnsi="Arial" w:eastAsia="Arial"/>
-                <w:b w:val="0"/>
+            <w:r>
+              <w:rPr>
+                <w:rFonts w:ascii="Arial" w:hAnsi="Arial" w:eastAsia="Arial"/>
+                <w:sz w:val="18"/>
+              </w:rPr>
+            </w:r>
+            <w:r>
+              <w:rPr>
+                <w:rFonts w:ascii="Arial" w:hAnsi="Arial" w:eastAsia="Arial"/>
                 <w:sz w:val="18"/>
               </w:rPr>
               <w:t>nextSection</w:t>
@@ -8838,11 +10046,15 @@
               <w:keepLines/>
               <w:spacing w:after="0"/>
             </w:pPr>
-            <w:r/>
-            <w:r>
-              <w:rPr>
-                <w:rFonts w:ascii="Arial" w:hAnsi="Arial" w:eastAsia="Arial"/>
-                <w:b w:val="0"/>
+            <w:r>
+              <w:rPr>
+                <w:rFonts w:ascii="Arial" w:hAnsi="Arial" w:eastAsia="Arial"/>
+                <w:sz w:val="18"/>
+              </w:rPr>
+            </w:r>
+            <w:r>
+              <w:rPr>
+                <w:rFonts w:ascii="Arial" w:hAnsi="Arial" w:eastAsia="Arial"/>
                 <w:sz w:val="18"/>
               </w:rPr>
               <w:t>string</w:t>
@@ -8859,11 +10071,15 @@
               <w:keepLines/>
               <w:spacing w:after="0"/>
             </w:pPr>
-            <w:r/>
-            <w:r>
-              <w:rPr>
-                <w:rFonts w:ascii="Arial" w:hAnsi="Arial" w:eastAsia="Arial"/>
-                <w:b w:val="0"/>
+            <w:r>
+              <w:rPr>
+                <w:rFonts w:ascii="Arial" w:hAnsi="Arial" w:eastAsia="Arial"/>
+                <w:sz w:val="18"/>
+              </w:rPr>
+            </w:r>
+            <w:r>
+              <w:rPr>
+                <w:rFonts w:ascii="Arial" w:hAnsi="Arial" w:eastAsia="Arial"/>
                 <w:sz w:val="18"/>
               </w:rPr>
               <w:t>Yes</w:t>
@@ -8880,11 +10096,15 @@
               <w:keepLines/>
               <w:spacing w:after="0"/>
             </w:pPr>
-            <w:r/>
-            <w:r>
-              <w:rPr>
-                <w:rFonts w:ascii="Arial" w:hAnsi="Arial" w:eastAsia="Arial"/>
-                <w:b w:val="0"/>
+            <w:r>
+              <w:rPr>
+                <w:rFonts w:ascii="Arial" w:hAnsi="Arial" w:eastAsia="Arial"/>
+                <w:sz w:val="18"/>
+              </w:rPr>
+            </w:r>
+            <w:r>
+              <w:rPr>
+                <w:rFonts w:ascii="Arial" w:hAnsi="Arial" w:eastAsia="Arial"/>
                 <w:sz w:val="18"/>
               </w:rPr>
               <w:t>canonical code; do not replace with display label</w:t>
@@ -8906,11 +10126,15 @@
               <w:keepLines/>
               <w:spacing w:after="0"/>
             </w:pPr>
-            <w:r/>
-            <w:r>
-              <w:rPr>
-                <w:rFonts w:ascii="Arial" w:hAnsi="Arial" w:eastAsia="Arial"/>
-                <w:b w:val="0"/>
+            <w:r>
+              <w:rPr>
+                <w:rFonts w:ascii="Arial" w:hAnsi="Arial" w:eastAsia="Arial"/>
+                <w:sz w:val="18"/>
+              </w:rPr>
+            </w:r>
+            <w:r>
+              <w:rPr>
+                <w:rFonts w:ascii="Arial" w:hAnsi="Arial" w:eastAsia="Arial"/>
                 <w:sz w:val="18"/>
               </w:rPr>
               <w:t>message</w:t>
@@ -8927,11 +10151,15 @@
               <w:keepLines/>
               <w:spacing w:after="0"/>
             </w:pPr>
-            <w:r/>
-            <w:r>
-              <w:rPr>
-                <w:rFonts w:ascii="Arial" w:hAnsi="Arial" w:eastAsia="Arial"/>
-                <w:b w:val="0"/>
+            <w:r>
+              <w:rPr>
+                <w:rFonts w:ascii="Arial" w:hAnsi="Arial" w:eastAsia="Arial"/>
+                <w:sz w:val="18"/>
+              </w:rPr>
+            </w:r>
+            <w:r>
+              <w:rPr>
+                <w:rFonts w:ascii="Arial" w:hAnsi="Arial" w:eastAsia="Arial"/>
                 <w:sz w:val="18"/>
               </w:rPr>
               <w:t>string</w:t>
@@ -8948,11 +10176,15 @@
               <w:keepLines/>
               <w:spacing w:after="0"/>
             </w:pPr>
-            <w:r/>
-            <w:r>
-              <w:rPr>
-                <w:rFonts w:ascii="Arial" w:hAnsi="Arial" w:eastAsia="Arial"/>
-                <w:b w:val="0"/>
+            <w:r>
+              <w:rPr>
+                <w:rFonts w:ascii="Arial" w:hAnsi="Arial" w:eastAsia="Arial"/>
+                <w:sz w:val="18"/>
+              </w:rPr>
+            </w:r>
+            <w:r>
+              <w:rPr>
+                <w:rFonts w:ascii="Arial" w:hAnsi="Arial" w:eastAsia="Arial"/>
                 <w:sz w:val="18"/>
               </w:rPr>
               <w:t>Yes</w:t>
@@ -8969,11 +10201,15 @@
               <w:keepLines/>
               <w:spacing w:after="0"/>
             </w:pPr>
-            <w:r/>
-            <w:r>
-              <w:rPr>
-                <w:rFonts w:ascii="Arial" w:hAnsi="Arial" w:eastAsia="Arial"/>
-                <w:b w:val="0"/>
+            <w:r>
+              <w:rPr>
+                <w:rFonts w:ascii="Arial" w:hAnsi="Arial" w:eastAsia="Arial"/>
+                <w:sz w:val="18"/>
+              </w:rPr>
+            </w:r>
+            <w:r>
+              <w:rPr>
+                <w:rFonts w:ascii="Arial" w:hAnsi="Arial" w:eastAsia="Arial"/>
                 <w:sz w:val="18"/>
               </w:rPr>
               <w:t>UTF-8; use value domain described by endpoint purpose</w:t>
@@ -9197,11 +10433,15 @@
               <w:keepLines/>
               <w:spacing w:after="0"/>
             </w:pPr>
-            <w:r/>
-            <w:r>
-              <w:rPr>
-                <w:rFonts w:ascii="Arial" w:hAnsi="Arial" w:eastAsia="Arial"/>
-                <w:b w:val="0"/>
+            <w:r>
+              <w:rPr>
+                <w:rFonts w:ascii="Arial" w:hAnsi="Arial" w:eastAsia="Arial"/>
+                <w:sz w:val="18"/>
+              </w:rPr>
+            </w:r>
+            <w:r>
+              <w:rPr>
+                <w:rFonts w:ascii="Arial" w:hAnsi="Arial" w:eastAsia="Arial"/>
                 <w:sz w:val="18"/>
               </w:rPr>
               <w:t>-</w:t>
@@ -9218,11 +10458,15 @@
               <w:keepLines/>
               <w:spacing w:after="0"/>
             </w:pPr>
-            <w:r/>
-            <w:r>
-              <w:rPr>
-                <w:rFonts w:ascii="Arial" w:hAnsi="Arial" w:eastAsia="Arial"/>
-                <w:b w:val="0"/>
+            <w:r>
+              <w:rPr>
+                <w:rFonts w:ascii="Arial" w:hAnsi="Arial" w:eastAsia="Arial"/>
+                <w:sz w:val="18"/>
+              </w:rPr>
+            </w:r>
+            <w:r>
+              <w:rPr>
+                <w:rFonts w:ascii="Arial" w:hAnsi="Arial" w:eastAsia="Arial"/>
                 <w:sz w:val="18"/>
               </w:rPr>
               <w:t>none</w:t>
@@ -9239,11 +10483,15 @@
               <w:keepLines/>
               <w:spacing w:after="0"/>
             </w:pPr>
-            <w:r/>
-            <w:r>
-              <w:rPr>
-                <w:rFonts w:ascii="Arial" w:hAnsi="Arial" w:eastAsia="Arial"/>
-                <w:b w:val="0"/>
+            <w:r>
+              <w:rPr>
+                <w:rFonts w:ascii="Arial" w:hAnsi="Arial" w:eastAsia="Arial"/>
+                <w:sz w:val="18"/>
+              </w:rPr>
+            </w:r>
+            <w:r>
+              <w:rPr>
+                <w:rFonts w:ascii="Arial" w:hAnsi="Arial" w:eastAsia="Arial"/>
                 <w:sz w:val="18"/>
               </w:rPr>
               <w:t>No</w:t>
@@ -9260,11 +10508,15 @@
               <w:keepLines/>
               <w:spacing w:after="0"/>
             </w:pPr>
-            <w:r/>
-            <w:r>
-              <w:rPr>
-                <w:rFonts w:ascii="Arial" w:hAnsi="Arial" w:eastAsia="Arial"/>
-                <w:b w:val="0"/>
+            <w:r>
+              <w:rPr>
+                <w:rFonts w:ascii="Arial" w:hAnsi="Arial" w:eastAsia="Arial"/>
+                <w:sz w:val="18"/>
+              </w:rPr>
+            </w:r>
+            <w:r>
+              <w:rPr>
+                <w:rFonts w:ascii="Arial" w:hAnsi="Arial" w:eastAsia="Arial"/>
                 <w:sz w:val="18"/>
               </w:rPr>
               <w:t>No fields</w:t>
@@ -9489,11 +10741,15 @@
               <w:keepLines/>
               <w:spacing w:after="0"/>
             </w:pPr>
-            <w:r/>
-            <w:r>
-              <w:rPr>
-                <w:rFonts w:ascii="Arial" w:hAnsi="Arial" w:eastAsia="Arial"/>
-                <w:b w:val="0"/>
+            <w:r>
+              <w:rPr>
+                <w:rFonts w:ascii="Arial" w:hAnsi="Arial" w:eastAsia="Arial"/>
+                <w:sz w:val="18"/>
+              </w:rPr>
+            </w:r>
+            <w:r>
+              <w:rPr>
+                <w:rFonts w:ascii="Arial" w:hAnsi="Arial" w:eastAsia="Arial"/>
                 <w:sz w:val="18"/>
               </w:rPr>
               <w:t>menus</w:t>
@@ -9510,11 +10766,15 @@
               <w:keepLines/>
               <w:spacing w:after="0"/>
             </w:pPr>
-            <w:r/>
-            <w:r>
-              <w:rPr>
-                <w:rFonts w:ascii="Arial" w:hAnsi="Arial" w:eastAsia="Arial"/>
-                <w:b w:val="0"/>
+            <w:r>
+              <w:rPr>
+                <w:rFonts w:ascii="Arial" w:hAnsi="Arial" w:eastAsia="Arial"/>
+                <w:sz w:val="18"/>
+              </w:rPr>
+            </w:r>
+            <w:r>
+              <w:rPr>
+                <w:rFonts w:ascii="Arial" w:hAnsi="Arial" w:eastAsia="Arial"/>
                 <w:sz w:val="18"/>
               </w:rPr>
               <w:t>array&lt;object&gt;</w:t>
@@ -9531,11 +10791,15 @@
               <w:keepLines/>
               <w:spacing w:after="0"/>
             </w:pPr>
-            <w:r/>
-            <w:r>
-              <w:rPr>
-                <w:rFonts w:ascii="Arial" w:hAnsi="Arial" w:eastAsia="Arial"/>
-                <w:b w:val="0"/>
+            <w:r>
+              <w:rPr>
+                <w:rFonts w:ascii="Arial" w:hAnsi="Arial" w:eastAsia="Arial"/>
+                <w:sz w:val="18"/>
+              </w:rPr>
+            </w:r>
+            <w:r>
+              <w:rPr>
+                <w:rFonts w:ascii="Arial" w:hAnsi="Arial" w:eastAsia="Arial"/>
                 <w:sz w:val="18"/>
               </w:rPr>
               <w:t>Yes</w:t>
@@ -9552,11 +10816,15 @@
               <w:keepLines/>
               <w:spacing w:after="0"/>
             </w:pPr>
-            <w:r/>
-            <w:r>
-              <w:rPr>
-                <w:rFonts w:ascii="Arial" w:hAnsi="Arial" w:eastAsia="Arial"/>
-                <w:b w:val="0"/>
+            <w:r>
+              <w:rPr>
+                <w:rFonts w:ascii="Arial" w:hAnsi="Arial" w:eastAsia="Arial"/>
+                <w:sz w:val="18"/>
+              </w:rPr>
+            </w:r>
+            <w:r>
+              <w:rPr>
+                <w:rFonts w:ascii="Arial" w:hAnsi="Arial" w:eastAsia="Arial"/>
                 <w:sz w:val="18"/>
               </w:rPr>
               <w:t>JSON array; element type shown in Type column</w:t>
@@ -9578,11 +10846,15 @@
               <w:keepLines/>
               <w:spacing w:after="0"/>
             </w:pPr>
-            <w:r/>
-            <w:r>
-              <w:rPr>
-                <w:rFonts w:ascii="Arial" w:hAnsi="Arial" w:eastAsia="Arial"/>
-                <w:b w:val="0"/>
+            <w:r>
+              <w:rPr>
+                <w:rFonts w:ascii="Arial" w:hAnsi="Arial" w:eastAsia="Arial"/>
+                <w:sz w:val="18"/>
+              </w:rPr>
+            </w:r>
+            <w:r>
+              <w:rPr>
+                <w:rFonts w:ascii="Arial" w:hAnsi="Arial" w:eastAsia="Arial"/>
                 <w:sz w:val="18"/>
               </w:rPr>
               <w:t>menus[].menuCode</w:t>
@@ -9599,11 +10871,15 @@
               <w:keepLines/>
               <w:spacing w:after="0"/>
             </w:pPr>
-            <w:r/>
-            <w:r>
-              <w:rPr>
-                <w:rFonts w:ascii="Arial" w:hAnsi="Arial" w:eastAsia="Arial"/>
-                <w:b w:val="0"/>
+            <w:r>
+              <w:rPr>
+                <w:rFonts w:ascii="Arial" w:hAnsi="Arial" w:eastAsia="Arial"/>
+                <w:sz w:val="18"/>
+              </w:rPr>
+            </w:r>
+            <w:r>
+              <w:rPr>
+                <w:rFonts w:ascii="Arial" w:hAnsi="Arial" w:eastAsia="Arial"/>
                 <w:sz w:val="18"/>
               </w:rPr>
               <w:t>string</w:t>
@@ -9620,11 +10896,15 @@
               <w:keepLines/>
               <w:spacing w:after="0"/>
             </w:pPr>
-            <w:r/>
-            <w:r>
-              <w:rPr>
-                <w:rFonts w:ascii="Arial" w:hAnsi="Arial" w:eastAsia="Arial"/>
-                <w:b w:val="0"/>
+            <w:r>
+              <w:rPr>
+                <w:rFonts w:ascii="Arial" w:hAnsi="Arial" w:eastAsia="Arial"/>
+                <w:sz w:val="18"/>
+              </w:rPr>
+            </w:r>
+            <w:r>
+              <w:rPr>
+                <w:rFonts w:ascii="Arial" w:hAnsi="Arial" w:eastAsia="Arial"/>
                 <w:sz w:val="18"/>
               </w:rPr>
               <w:t>Yes</w:t>
@@ -9641,11 +10921,15 @@
               <w:keepLines/>
               <w:spacing w:after="0"/>
             </w:pPr>
-            <w:r/>
-            <w:r>
-              <w:rPr>
-                <w:rFonts w:ascii="Arial" w:hAnsi="Arial" w:eastAsia="Arial"/>
-                <w:b w:val="0"/>
+            <w:r>
+              <w:rPr>
+                <w:rFonts w:ascii="Arial" w:hAnsi="Arial" w:eastAsia="Arial"/>
+                <w:sz w:val="18"/>
+              </w:rPr>
+            </w:r>
+            <w:r>
+              <w:rPr>
+                <w:rFonts w:ascii="Arial" w:hAnsi="Arial" w:eastAsia="Arial"/>
                 <w:sz w:val="18"/>
               </w:rPr>
               <w:t>UTF-8; use value domain described by endpoint purpose</w:t>
@@ -9667,11 +10951,15 @@
               <w:keepLines/>
               <w:spacing w:after="0"/>
             </w:pPr>
-            <w:r/>
-            <w:r>
-              <w:rPr>
-                <w:rFonts w:ascii="Arial" w:hAnsi="Arial" w:eastAsia="Arial"/>
-                <w:b w:val="0"/>
+            <w:r>
+              <w:rPr>
+                <w:rFonts w:ascii="Arial" w:hAnsi="Arial" w:eastAsia="Arial"/>
+                <w:sz w:val="18"/>
+              </w:rPr>
+            </w:r>
+            <w:r>
+              <w:rPr>
+                <w:rFonts w:ascii="Arial" w:hAnsi="Arial" w:eastAsia="Arial"/>
                 <w:sz w:val="18"/>
               </w:rPr>
               <w:t>menus[].label</w:t>
@@ -9688,11 +10976,15 @@
               <w:keepLines/>
               <w:spacing w:after="0"/>
             </w:pPr>
-            <w:r/>
-            <w:r>
-              <w:rPr>
-                <w:rFonts w:ascii="Arial" w:hAnsi="Arial" w:eastAsia="Arial"/>
-                <w:b w:val="0"/>
+            <w:r>
+              <w:rPr>
+                <w:rFonts w:ascii="Arial" w:hAnsi="Arial" w:eastAsia="Arial"/>
+                <w:sz w:val="18"/>
+              </w:rPr>
+            </w:r>
+            <w:r>
+              <w:rPr>
+                <w:rFonts w:ascii="Arial" w:hAnsi="Arial" w:eastAsia="Arial"/>
                 <w:sz w:val="18"/>
               </w:rPr>
               <w:t>string</w:t>
@@ -9709,11 +11001,15 @@
               <w:keepLines/>
               <w:spacing w:after="0"/>
             </w:pPr>
-            <w:r/>
-            <w:r>
-              <w:rPr>
-                <w:rFonts w:ascii="Arial" w:hAnsi="Arial" w:eastAsia="Arial"/>
-                <w:b w:val="0"/>
+            <w:r>
+              <w:rPr>
+                <w:rFonts w:ascii="Arial" w:hAnsi="Arial" w:eastAsia="Arial"/>
+                <w:sz w:val="18"/>
+              </w:rPr>
+            </w:r>
+            <w:r>
+              <w:rPr>
+                <w:rFonts w:ascii="Arial" w:hAnsi="Arial" w:eastAsia="Arial"/>
                 <w:sz w:val="18"/>
               </w:rPr>
               <w:t>Yes</w:t>
@@ -9730,11 +11026,15 @@
               <w:keepLines/>
               <w:spacing w:after="0"/>
             </w:pPr>
-            <w:r/>
-            <w:r>
-              <w:rPr>
-                <w:rFonts w:ascii="Arial" w:hAnsi="Arial" w:eastAsia="Arial"/>
-                <w:b w:val="0"/>
+            <w:r>
+              <w:rPr>
+                <w:rFonts w:ascii="Arial" w:hAnsi="Arial" w:eastAsia="Arial"/>
+                <w:sz w:val="18"/>
+              </w:rPr>
+            </w:r>
+            <w:r>
+              <w:rPr>
+                <w:rFonts w:ascii="Arial" w:hAnsi="Arial" w:eastAsia="Arial"/>
                 <w:sz w:val="18"/>
               </w:rPr>
               <w:t>UTF-8; use value domain described by endpoint purpose</w:t>
@@ -9756,11 +11056,15 @@
               <w:keepLines/>
               <w:spacing w:after="0"/>
             </w:pPr>
-            <w:r/>
-            <w:r>
-              <w:rPr>
-                <w:rFonts w:ascii="Arial" w:hAnsi="Arial" w:eastAsia="Arial"/>
-                <w:b w:val="0"/>
+            <w:r>
+              <w:rPr>
+                <w:rFonts w:ascii="Arial" w:hAnsi="Arial" w:eastAsia="Arial"/>
+                <w:sz w:val="18"/>
+              </w:rPr>
+            </w:r>
+            <w:r>
+              <w:rPr>
+                <w:rFonts w:ascii="Arial" w:hAnsi="Arial" w:eastAsia="Arial"/>
                 <w:sz w:val="18"/>
               </w:rPr>
               <w:t>menus[].route</w:t>
@@ -9777,11 +11081,15 @@
               <w:keepLines/>
               <w:spacing w:after="0"/>
             </w:pPr>
-            <w:r/>
-            <w:r>
-              <w:rPr>
-                <w:rFonts w:ascii="Arial" w:hAnsi="Arial" w:eastAsia="Arial"/>
-                <w:b w:val="0"/>
+            <w:r>
+              <w:rPr>
+                <w:rFonts w:ascii="Arial" w:hAnsi="Arial" w:eastAsia="Arial"/>
+                <w:sz w:val="18"/>
+              </w:rPr>
+            </w:r>
+            <w:r>
+              <w:rPr>
+                <w:rFonts w:ascii="Arial" w:hAnsi="Arial" w:eastAsia="Arial"/>
                 <w:sz w:val="18"/>
               </w:rPr>
               <w:t>string</w:t>
@@ -9798,11 +11106,15 @@
               <w:keepLines/>
               <w:spacing w:after="0"/>
             </w:pPr>
-            <w:r/>
-            <w:r>
-              <w:rPr>
-                <w:rFonts w:ascii="Arial" w:hAnsi="Arial" w:eastAsia="Arial"/>
-                <w:b w:val="0"/>
+            <w:r>
+              <w:rPr>
+                <w:rFonts w:ascii="Arial" w:hAnsi="Arial" w:eastAsia="Arial"/>
+                <w:sz w:val="18"/>
+              </w:rPr>
+            </w:r>
+            <w:r>
+              <w:rPr>
+                <w:rFonts w:ascii="Arial" w:hAnsi="Arial" w:eastAsia="Arial"/>
                 <w:sz w:val="18"/>
               </w:rPr>
               <w:t>Yes</w:t>
@@ -9819,11 +11131,15 @@
               <w:keepLines/>
               <w:spacing w:after="0"/>
             </w:pPr>
-            <w:r/>
-            <w:r>
-              <w:rPr>
-                <w:rFonts w:ascii="Arial" w:hAnsi="Arial" w:eastAsia="Arial"/>
-                <w:b w:val="0"/>
+            <w:r>
+              <w:rPr>
+                <w:rFonts w:ascii="Arial" w:hAnsi="Arial" w:eastAsia="Arial"/>
+                <w:sz w:val="18"/>
+              </w:rPr>
+            </w:r>
+            <w:r>
+              <w:rPr>
+                <w:rFonts w:ascii="Arial" w:hAnsi="Arial" w:eastAsia="Arial"/>
                 <w:sz w:val="18"/>
               </w:rPr>
               <w:t>UTF-8; use value domain described by endpoint purpose</w:t>
@@ -9845,11 +11161,15 @@
               <w:keepLines/>
               <w:spacing w:after="0"/>
             </w:pPr>
-            <w:r/>
-            <w:r>
-              <w:rPr>
-                <w:rFonts w:ascii="Arial" w:hAnsi="Arial" w:eastAsia="Arial"/>
-                <w:b w:val="0"/>
+            <w:r>
+              <w:rPr>
+                <w:rFonts w:ascii="Arial" w:hAnsi="Arial" w:eastAsia="Arial"/>
+                <w:sz w:val="18"/>
+              </w:rPr>
+            </w:r>
+            <w:r>
+              <w:rPr>
+                <w:rFonts w:ascii="Arial" w:hAnsi="Arial" w:eastAsia="Arial"/>
                 <w:sz w:val="18"/>
               </w:rPr>
               <w:t>menus[].group</w:t>
@@ -9866,11 +11186,15 @@
               <w:keepLines/>
               <w:spacing w:after="0"/>
             </w:pPr>
-            <w:r/>
-            <w:r>
-              <w:rPr>
-                <w:rFonts w:ascii="Arial" w:hAnsi="Arial" w:eastAsia="Arial"/>
-                <w:b w:val="0"/>
+            <w:r>
+              <w:rPr>
+                <w:rFonts w:ascii="Arial" w:hAnsi="Arial" w:eastAsia="Arial"/>
+                <w:sz w:val="18"/>
+              </w:rPr>
+            </w:r>
+            <w:r>
+              <w:rPr>
+                <w:rFonts w:ascii="Arial" w:hAnsi="Arial" w:eastAsia="Arial"/>
                 <w:sz w:val="18"/>
               </w:rPr>
               <w:t>string</w:t>
@@ -9887,11 +11211,15 @@
               <w:keepLines/>
               <w:spacing w:after="0"/>
             </w:pPr>
-            <w:r/>
-            <w:r>
-              <w:rPr>
-                <w:rFonts w:ascii="Arial" w:hAnsi="Arial" w:eastAsia="Arial"/>
-                <w:b w:val="0"/>
+            <w:r>
+              <w:rPr>
+                <w:rFonts w:ascii="Arial" w:hAnsi="Arial" w:eastAsia="Arial"/>
+                <w:sz w:val="18"/>
+              </w:rPr>
+            </w:r>
+            <w:r>
+              <w:rPr>
+                <w:rFonts w:ascii="Arial" w:hAnsi="Arial" w:eastAsia="Arial"/>
                 <w:sz w:val="18"/>
               </w:rPr>
               <w:t>Yes</w:t>
@@ -9908,11 +11236,15 @@
               <w:keepLines/>
               <w:spacing w:after="0"/>
             </w:pPr>
-            <w:r/>
-            <w:r>
-              <w:rPr>
-                <w:rFonts w:ascii="Arial" w:hAnsi="Arial" w:eastAsia="Arial"/>
-                <w:b w:val="0"/>
+            <w:r>
+              <w:rPr>
+                <w:rFonts w:ascii="Arial" w:hAnsi="Arial" w:eastAsia="Arial"/>
+                <w:sz w:val="18"/>
+              </w:rPr>
+            </w:r>
+            <w:r>
+              <w:rPr>
+                <w:rFonts w:ascii="Arial" w:hAnsi="Arial" w:eastAsia="Arial"/>
                 <w:sz w:val="18"/>
               </w:rPr>
               <w:t>UTF-8; use value domain described by endpoint purpose</w:t>
@@ -9934,11 +11266,15 @@
               <w:keepLines/>
               <w:spacing w:after="0"/>
             </w:pPr>
-            <w:r/>
-            <w:r>
-              <w:rPr>
-                <w:rFonts w:ascii="Arial" w:hAnsi="Arial" w:eastAsia="Arial"/>
-                <w:b w:val="0"/>
+            <w:r>
+              <w:rPr>
+                <w:rFonts w:ascii="Arial" w:hAnsi="Arial" w:eastAsia="Arial"/>
+                <w:sz w:val="18"/>
+              </w:rPr>
+            </w:r>
+            <w:r>
+              <w:rPr>
+                <w:rFonts w:ascii="Arial" w:hAnsi="Arial" w:eastAsia="Arial"/>
                 <w:sz w:val="18"/>
               </w:rPr>
               <w:t>menus[].canAccess</w:t>
@@ -9955,11 +11291,15 @@
               <w:keepLines/>
               <w:spacing w:after="0"/>
             </w:pPr>
-            <w:r/>
-            <w:r>
-              <w:rPr>
-                <w:rFonts w:ascii="Arial" w:hAnsi="Arial" w:eastAsia="Arial"/>
-                <w:b w:val="0"/>
+            <w:r>
+              <w:rPr>
+                <w:rFonts w:ascii="Arial" w:hAnsi="Arial" w:eastAsia="Arial"/>
+                <w:sz w:val="18"/>
+              </w:rPr>
+            </w:r>
+            <w:r>
+              <w:rPr>
+                <w:rFonts w:ascii="Arial" w:hAnsi="Arial" w:eastAsia="Arial"/>
                 <w:sz w:val="18"/>
               </w:rPr>
               <w:t>boolean</w:t>
@@ -9976,11 +11316,15 @@
               <w:keepLines/>
               <w:spacing w:after="0"/>
             </w:pPr>
-            <w:r/>
-            <w:r>
-              <w:rPr>
-                <w:rFonts w:ascii="Arial" w:hAnsi="Arial" w:eastAsia="Arial"/>
-                <w:b w:val="0"/>
+            <w:r>
+              <w:rPr>
+                <w:rFonts w:ascii="Arial" w:hAnsi="Arial" w:eastAsia="Arial"/>
+                <w:sz w:val="18"/>
+              </w:rPr>
+            </w:r>
+            <w:r>
+              <w:rPr>
+                <w:rFonts w:ascii="Arial" w:hAnsi="Arial" w:eastAsia="Arial"/>
                 <w:sz w:val="18"/>
               </w:rPr>
               <w:t>Yes</w:t>
@@ -9997,11 +11341,15 @@
               <w:keepLines/>
               <w:spacing w:after="0"/>
             </w:pPr>
-            <w:r/>
-            <w:r>
-              <w:rPr>
-                <w:rFonts w:ascii="Arial" w:hAnsi="Arial" w:eastAsia="Arial"/>
-                <w:b w:val="0"/>
+            <w:r>
+              <w:rPr>
+                <w:rFonts w:ascii="Arial" w:hAnsi="Arial" w:eastAsia="Arial"/>
+                <w:sz w:val="18"/>
+              </w:rPr>
+            </w:r>
+            <w:r>
+              <w:rPr>
+                <w:rFonts w:ascii="Arial" w:hAnsi="Arial" w:eastAsia="Arial"/>
                 <w:sz w:val="18"/>
               </w:rPr>
               <w:t>UTF-8; use value domain described by endpoint purpose</w:t>
@@ -10019,7 +11367,80 @@
         <w:pageBreakBefore w:val="0"/>
       </w:pPr>
       <w:r>
-        <w:t>9. Processing Flow</w:t>
+        <w:t>8. Skeleton Code (store-backend + BFF)</w:t>
+      </w:r>
+    </w:p>
+    <w:p>
+      <w:pPr>
+        <w:keepNext w:val="0"/>
+      </w:pPr>
+      <w:r>
+        <w:t xml:space="preserve">โครงโค้ดตั้งต้นของเอกสารฉบับนี้ ยึด convention จริงของ </w:t>
+      </w:r>
+      <w:r>
+        <w:rPr>
+          <w:rFonts w:ascii="Courier New" w:hAnsi="Courier New"/>
+        </w:rPr>
+        <w:t>srm-sps-spsap-store-backend</w:t>
+      </w:r>
+      <w:r>
+        <w:t xml:space="preserve"> (NestJS 11 + TypeORM, schema </w:t>
+      </w:r>
+      <w:r>
+        <w:rPr>
+          <w:rFonts w:ascii="Courier New" w:hAnsi="Courier New"/>
+        </w:rPr>
+        <w:t>sps_store</w:t>
+      </w:r>
+      <w:r>
+        <w:t xml:space="preserve">, custom provider </w:t>
+      </w:r>
+      <w:r>
+        <w:rPr>
+          <w:rFonts w:ascii="Courier New" w:hAnsi="Courier New"/>
+        </w:rPr>
+        <w:t>DATA_SOURCE</w:t>
+      </w:r>
+      <w:r>
+        <w:t xml:space="preserve"> ที่ route SELECT ไป slave pool) และ </w:t>
+      </w:r>
+      <w:r>
+        <w:rPr>
+          <w:rFonts w:ascii="Courier New" w:hAnsi="Courier New"/>
+        </w:rPr>
+        <w:t>srm-sps-spsap-sbp-bff</w:t>
+      </w:r>
+      <w:r>
+        <w:t xml:space="preserve"> (ไม่มี DB, forward ผ่าน client service). ทุกจุดที่ต้องเติมกำกับด้วย </w:t>
+      </w:r>
+      <w:r>
+        <w:rPr>
+          <w:rFonts w:ascii="Courier New" w:hAnsi="Courier New"/>
+        </w:rPr>
+        <w:t>// TODO:</w:t>
+      </w:r>
+      <w:r>
+        <w:t xml:space="preserve"> และ response ทุกเส้นถูกห่อเป็น </w:t>
+      </w:r>
+      <w:r>
+        <w:rPr>
+          <w:rFonts w:ascii="Courier New" w:hAnsi="Courier New"/>
+        </w:rPr>
+        <w:t>{success, data}</w:t>
+      </w:r>
+      <w:r>
+        <w:t xml:space="preserve"> โดย ResponseInterceptor อยู่แล้ว จึงห้าม service ห่อซ้ำ</w:t>
+      </w:r>
+    </w:p>
+    <w:p>
+      <w:pPr>
+        <w:pStyle w:val="Heading3"/>
+        <w:keepNext/>
+        <w:keepLines/>
+        <w:pageBreakBefore w:val="0"/>
+      </w:pPr>
+      <w:r>
+        <w:t>8.1 ผังไฟล์ที่ต้องสร้าง</w:t>
       </w:r>
     </w:p>
     <w:tbl>
@@ -10055,7 +11476,7 @@
                 <w:b/>
                 <w:sz w:val="18"/>
               </w:rPr>
-              <w:t>Step</w:t>
+              <w:t>Path</w:t>
             </w:r>
           </w:p>
         </w:tc>
@@ -10077,7 +11498,7 @@
                 <w:b/>
                 <w:sz w:val="18"/>
               </w:rPr>
-              <w:t>Description</w:t>
+              <w:t>หน้าที่</w:t>
             </w:r>
           </w:p>
         </w:tc>
@@ -10096,14 +11517,18 @@
               <w:keepLines/>
               <w:spacing w:after="0"/>
             </w:pPr>
-            <w:r/>
-            <w:r>
-              <w:rPr>
-                <w:rFonts w:ascii="Arial" w:hAnsi="Arial" w:eastAsia="Arial"/>
-                <w:b w:val="0"/>
-                <w:sz w:val="18"/>
-              </w:rPr>
-              <w:t>1</w:t>
+            <w:r>
+              <w:rPr>
+                <w:rFonts w:ascii="Arial" w:hAnsi="Arial" w:eastAsia="Arial"/>
+                <w:sz w:val="18"/>
+              </w:rPr>
+            </w:r>
+            <w:r>
+              <w:rPr>
+                <w:rFonts w:ascii="Arial" w:hAnsi="Arial" w:eastAsia="Arial"/>
+                <w:sz w:val="18"/>
+              </w:rPr>
+              <w:t>store-backend · src/modules/sbpgi-common-contracts/sbpgi-common-contracts.controller.ts</w:t>
             </w:r>
           </w:p>
         </w:tc>
@@ -10117,14 +11542,39 @@
               <w:keepLines/>
               <w:spacing w:after="0"/>
             </w:pPr>
-            <w:r/>
-            <w:r>
-              <w:rPr>
-                <w:rFonts w:ascii="Arial" w:hAnsi="Arial" w:eastAsia="Arial"/>
-                <w:b w:val="0"/>
-                <w:sz w:val="18"/>
-              </w:rPr>
-              <w:t>Request enters logging middleware and request id is attached</w:t>
+            <w:r>
+              <w:rPr>
+                <w:rFonts w:ascii="Arial" w:hAnsi="Arial" w:eastAsia="Arial"/>
+                <w:sz w:val="18"/>
+              </w:rPr>
+            </w:r>
+            <w:r>
+              <w:rPr>
+                <w:rFonts w:ascii="Arial" w:hAnsi="Arial" w:eastAsia="Arial"/>
+                <w:sz w:val="18"/>
+              </w:rPr>
+              <w:t xml:space="preserve">route ทั้งหมดของเอกสารนี้ (1 เส้น) + </w:t>
+            </w:r>
+            <w:r>
+              <w:rPr>
+                <w:rFonts w:ascii="Courier New" w:hAnsi="Courier New" w:eastAsia="Arial"/>
+                <w:sz w:val="18"/>
+              </w:rPr>
+              <w:t>@UseGuards(HttpHeaderGuard)</w:t>
+            </w:r>
+            <w:r>
+              <w:rPr>
+                <w:rFonts w:ascii="Arial" w:hAnsi="Arial" w:eastAsia="Arial"/>
+                <w:sz w:val="18"/>
+              </w:rPr>
+              <w:t xml:space="preserve"> + </w:t>
+            </w:r>
+            <w:r>
+              <w:rPr>
+                <w:rFonts w:ascii="Courier New" w:hAnsi="Courier New" w:eastAsia="Arial"/>
+                <w:sz w:val="18"/>
+              </w:rPr>
+              <w:t>@UserId()</w:t>
             </w:r>
           </w:p>
         </w:tc>
@@ -10143,14 +11593,18 @@
               <w:keepLines/>
               <w:spacing w:after="0"/>
             </w:pPr>
-            <w:r/>
-            <w:r>
-              <w:rPr>
-                <w:rFonts w:ascii="Arial" w:hAnsi="Arial" w:eastAsia="Arial"/>
-                <w:b w:val="0"/>
-                <w:sz w:val="18"/>
-              </w:rPr>
-              <w:t>2</w:t>
+            <w:r>
+              <w:rPr>
+                <w:rFonts w:ascii="Arial" w:hAnsi="Arial" w:eastAsia="Arial"/>
+                <w:sz w:val="18"/>
+              </w:rPr>
+            </w:r>
+            <w:r>
+              <w:rPr>
+                <w:rFonts w:ascii="Arial" w:hAnsi="Arial" w:eastAsia="Arial"/>
+                <w:sz w:val="18"/>
+              </w:rPr>
+              <w:t>store-backend · src/modules/sbpgi-common-contracts/sbpgi-common-contracts.service.ts</w:t>
             </w:r>
           </w:p>
         </w:tc>
@@ -10164,14 +11618,32 @@
               <w:keepLines/>
               <w:spacing w:after="0"/>
             </w:pPr>
-            <w:r/>
-            <w:r>
-              <w:rPr>
-                <w:rFonts w:ascii="Arial" w:hAnsi="Arial" w:eastAsia="Arial"/>
-                <w:b w:val="0"/>
-                <w:sz w:val="18"/>
-              </w:rPr>
-              <w:t>Auth middleware validates JWT or service token by endpoint allowlist</w:t>
+            <w:r>
+              <w:rPr>
+                <w:rFonts w:ascii="Arial" w:hAnsi="Arial" w:eastAsia="Arial"/>
+                <w:sz w:val="18"/>
+              </w:rPr>
+            </w:r>
+            <w:r>
+              <w:rPr>
+                <w:rFonts w:ascii="Arial" w:hAnsi="Arial" w:eastAsia="Arial"/>
+                <w:sz w:val="18"/>
+              </w:rPr>
+              <w:t xml:space="preserve">business logic — inject </w:t>
+            </w:r>
+            <w:r>
+              <w:rPr>
+                <w:rFonts w:ascii="Courier New" w:hAnsi="Courier New" w:eastAsia="Arial"/>
+                <w:sz w:val="18"/>
+              </w:rPr>
+              <w:t>'DATA_SOURCE'</w:t>
+            </w:r>
+            <w:r>
+              <w:rPr>
+                <w:rFonts w:ascii="Arial" w:hAnsi="Arial" w:eastAsia="Arial"/>
+                <w:sz w:val="18"/>
+              </w:rPr>
+              <w:t xml:space="preserve"> แล้วยิง raw SQL, mutation ใช้ QueryRunner transaction</w:t>
             </w:r>
           </w:p>
         </w:tc>
@@ -10190,14 +11662,18 @@
               <w:keepLines/>
               <w:spacing w:after="0"/>
             </w:pPr>
-            <w:r/>
-            <w:r>
-              <w:rPr>
-                <w:rFonts w:ascii="Arial" w:hAnsi="Arial" w:eastAsia="Arial"/>
-                <w:b w:val="0"/>
-                <w:sz w:val="18"/>
-              </w:rPr>
-              <w:t>3</w:t>
+            <w:r>
+              <w:rPr>
+                <w:rFonts w:ascii="Arial" w:hAnsi="Arial" w:eastAsia="Arial"/>
+                <w:sz w:val="18"/>
+              </w:rPr>
+            </w:r>
+            <w:r>
+              <w:rPr>
+                <w:rFonts w:ascii="Arial" w:hAnsi="Arial" w:eastAsia="Arial"/>
+                <w:sz w:val="18"/>
+              </w:rPr>
+              <w:t>store-backend · src/modules/sbpgi-common-contracts/sbpgi-common-contracts.sql.ts</w:t>
             </w:r>
           </w:p>
         </w:tc>
@@ -10211,14 +11687,18 @@
               <w:keepLines/>
               <w:spacing w:after="0"/>
             </w:pPr>
-            <w:r/>
-            <w:r>
-              <w:rPr>
-                <w:rFonts w:ascii="Arial" w:hAnsi="Arial" w:eastAsia="Arial"/>
-                <w:b w:val="0"/>
-                <w:sz w:val="18"/>
-              </w:rPr>
-              <w:t>RBAC guard checks role/menu/current workflow task owner</w:t>
+            <w:r>
+              <w:rPr>
+                <w:rFonts w:ascii="Arial" w:hAnsi="Arial" w:eastAsia="Arial"/>
+                <w:sz w:val="18"/>
+              </w:rPr>
+            </w:r>
+            <w:r>
+              <w:rPr>
+                <w:rFonts w:ascii="Arial" w:hAnsi="Arial" w:eastAsia="Arial"/>
+                <w:sz w:val="18"/>
+              </w:rPr>
+              <w:t>เก็บ SQL ต่อ endpoint (คัดจากหัวข้อ 9) แยกออกจาก service ให้ทดสอบ/รีวิวง่าย</w:t>
             </w:r>
           </w:p>
         </w:tc>
@@ -10237,14 +11717,18 @@
               <w:keepLines/>
               <w:spacing w:after="0"/>
             </w:pPr>
-            <w:r/>
-            <w:r>
-              <w:rPr>
-                <w:rFonts w:ascii="Arial" w:hAnsi="Arial" w:eastAsia="Arial"/>
-                <w:b w:val="0"/>
-                <w:sz w:val="18"/>
-              </w:rPr>
-              <w:t>4</w:t>
+            <w:r>
+              <w:rPr>
+                <w:rFonts w:ascii="Arial" w:hAnsi="Arial" w:eastAsia="Arial"/>
+                <w:sz w:val="18"/>
+              </w:rPr>
+            </w:r>
+            <w:r>
+              <w:rPr>
+                <w:rFonts w:ascii="Arial" w:hAnsi="Arial" w:eastAsia="Arial"/>
+                <w:sz w:val="18"/>
+              </w:rPr>
+              <w:t>store-backend · src/modules/sbpgi-common-contracts/dto/sbpgi-common-contracts.dto.ts</w:t>
             </w:r>
           </w:p>
         </w:tc>
@@ -10258,14 +11742,18 @@
               <w:keepLines/>
               <w:spacing w:after="0"/>
             </w:pPr>
-            <w:r/>
-            <w:r>
-              <w:rPr>
-                <w:rFonts w:ascii="Arial" w:hAnsi="Arial" w:eastAsia="Arial"/>
-                <w:b w:val="0"/>
-                <w:sz w:val="18"/>
-              </w:rPr>
-              <w:t>Validate params/query/body with shared schema conventions</w:t>
+            <w:r>
+              <w:rPr>
+                <w:rFonts w:ascii="Arial" w:hAnsi="Arial" w:eastAsia="Arial"/>
+                <w:sz w:val="18"/>
+              </w:rPr>
+            </w:r>
+            <w:r>
+              <w:rPr>
+                <w:rFonts w:ascii="Arial" w:hAnsi="Arial" w:eastAsia="Arial"/>
+                <w:sz w:val="18"/>
+              </w:rPr>
+              <w:t>DTO + class-validator ตาม validation ในหัวข้อฟิลด์ของเอกสารนี้</w:t>
             </w:r>
           </w:p>
         </w:tc>
@@ -10284,14 +11772,18 @@
               <w:keepLines/>
               <w:spacing w:after="0"/>
             </w:pPr>
-            <w:r/>
-            <w:r>
-              <w:rPr>
-                <w:rFonts w:ascii="Arial" w:hAnsi="Arial" w:eastAsia="Arial"/>
-                <w:b w:val="0"/>
-                <w:sz w:val="18"/>
-              </w:rPr>
-              <w:t>5</w:t>
+            <w:r>
+              <w:rPr>
+                <w:rFonts w:ascii="Arial" w:hAnsi="Arial" w:eastAsia="Arial"/>
+                <w:sz w:val="18"/>
+              </w:rPr>
+            </w:r>
+            <w:r>
+              <w:rPr>
+                <w:rFonts w:ascii="Arial" w:hAnsi="Arial" w:eastAsia="Arial"/>
+                <w:sz w:val="18"/>
+              </w:rPr>
+              <w:t>store-backend · src/modules/sbpgi-common-contracts/sbpgi-common-contracts.module.ts</w:t>
             </w:r>
           </w:p>
         </w:tc>
@@ -10305,14 +11797,25 @@
               <w:keepLines/>
               <w:spacing w:after="0"/>
             </w:pPr>
-            <w:r/>
-            <w:r>
-              <w:rPr>
-                <w:rFonts w:ascii="Arial" w:hAnsi="Arial" w:eastAsia="Arial"/>
-                <w:b w:val="0"/>
-                <w:sz w:val="18"/>
-              </w:rPr>
-              <w:t>Service executes business rule and document action if relevant</w:t>
+            <w:r>
+              <w:rPr>
+                <w:rFonts w:ascii="Arial" w:hAnsi="Arial" w:eastAsia="Arial"/>
+                <w:sz w:val="18"/>
+              </w:rPr>
+            </w:r>
+            <w:r>
+              <w:rPr>
+                <w:rFonts w:ascii="Arial" w:hAnsi="Arial" w:eastAsia="Arial"/>
+                <w:sz w:val="18"/>
+              </w:rPr>
+              <w:t xml:space="preserve">ประกอบ controller/service/providers แล้ว register ที่ </w:t>
+            </w:r>
+            <w:r>
+              <w:rPr>
+                <w:rFonts w:ascii="Courier New" w:hAnsi="Courier New" w:eastAsia="Arial"/>
+                <w:sz w:val="18"/>
+              </w:rPr>
+              <w:t>app.module.ts</w:t>
             </w:r>
           </w:p>
         </w:tc>
@@ -10331,14 +11834,18 @@
               <w:keepLines/>
               <w:spacing w:after="0"/>
             </w:pPr>
-            <w:r/>
-            <w:r>
-              <w:rPr>
-                <w:rFonts w:ascii="Arial" w:hAnsi="Arial" w:eastAsia="Arial"/>
-                <w:b w:val="0"/>
-                <w:sz w:val="18"/>
-              </w:rPr>
-              <w:t>6</w:t>
+            <w:r>
+              <w:rPr>
+                <w:rFonts w:ascii="Arial" w:hAnsi="Arial" w:eastAsia="Arial"/>
+                <w:sz w:val="18"/>
+              </w:rPr>
+            </w:r>
+            <w:r>
+              <w:rPr>
+                <w:rFonts w:ascii="Arial" w:hAnsi="Arial" w:eastAsia="Arial"/>
+                <w:sz w:val="18"/>
+              </w:rPr>
+              <w:t>store-backend · src/providers/sbpgi/sbpgi.ts</w:t>
             </w:r>
           </w:p>
         </w:tc>
@@ -10352,14 +11859,40 @@
               <w:keepLines/>
               <w:spacing w:after="0"/>
             </w:pPr>
-            <w:r/>
-            <w:r>
-              <w:rPr>
-                <w:rFonts w:ascii="Arial" w:hAnsi="Arial" w:eastAsia="Arial"/>
-                <w:b w:val="0"/>
-                <w:sz w:val="18"/>
-              </w:rPr>
-              <w:t>Mutation writes domain row and audit/reason in the same transaction</w:t>
+            <w:r>
+              <w:rPr>
+                <w:rFonts w:ascii="Arial" w:hAnsi="Arial" w:eastAsia="Arial"/>
+                <w:sz w:val="18"/>
+              </w:rPr>
+            </w:r>
+            <w:r>
+              <w:rPr>
+                <w:rFonts w:ascii="Arial" w:hAnsi="Arial" w:eastAsia="Arial"/>
+                <w:sz w:val="18"/>
+              </w:rPr>
+              <w:t xml:space="preserve">repository provider แบบ factory ผูก token string กับ </w:t>
+            </w:r>
+            <w:r>
+              <w:rPr>
+                <w:rFonts w:ascii="Courier New" w:hAnsi="Courier New" w:eastAsia="Arial"/>
+                <w:sz w:val="18"/>
+              </w:rPr>
+              <w:t>DATA_SOURCE</w:t>
+            </w:r>
+            <w:r>
+              <w:rPr>
+                <w:rFonts w:ascii="Arial" w:hAnsi="Arial" w:eastAsia="Arial"/>
+                <w:sz w:val="18"/>
+              </w:rPr>
+              <w:t xml:space="preserve"> — </w:t>
+            </w:r>
+            <w:r>
+              <w:rPr>
+                <w:rFonts w:ascii="Arial" w:hAnsi="Arial" w:eastAsia="Arial"/>
+                <w:b/>
+                <w:sz w:val="18"/>
+              </w:rPr>
+              <w:t>ไฟล์ร่วมของทุกเอกสาร BE ให้ merge array เพิ่ม ห้ามเขียนทับ</w:t>
             </w:r>
           </w:p>
         </w:tc>
@@ -10378,14 +11911,18 @@
               <w:keepLines/>
               <w:spacing w:after="0"/>
             </w:pPr>
-            <w:r/>
-            <w:r>
-              <w:rPr>
-                <w:rFonts w:ascii="Arial" w:hAnsi="Arial" w:eastAsia="Arial"/>
-                <w:b w:val="0"/>
-                <w:sz w:val="18"/>
-              </w:rPr>
-              <w:t>7</w:t>
+            <w:r>
+              <w:rPr>
+                <w:rFonts w:ascii="Arial" w:hAnsi="Arial" w:eastAsia="Arial"/>
+                <w:sz w:val="18"/>
+              </w:rPr>
+            </w:r>
+            <w:r>
+              <w:rPr>
+                <w:rFonts w:ascii="Arial" w:hAnsi="Arial" w:eastAsia="Arial"/>
+                <w:sz w:val="18"/>
+              </w:rPr>
+              <w:t>store-backend · sql/deploy-sbpgi-common-contracts.sql</w:t>
             </w:r>
           </w:p>
         </w:tc>
@@ -10399,14 +11936,18 @@
               <w:keepLines/>
               <w:spacing w:after="0"/>
             </w:pPr>
-            <w:r/>
-            <w:r>
-              <w:rPr>
-                <w:rFonts w:ascii="Arial" w:hAnsi="Arial" w:eastAsia="Arial"/>
-                <w:b w:val="0"/>
-                <w:sz w:val="18"/>
-              </w:rPr>
-              <w:t>Controller maps result to standard envelope or throws AppError</w:t>
+            <w:r>
+              <w:rPr>
+                <w:rFonts w:ascii="Arial" w:hAnsi="Arial" w:eastAsia="Arial"/>
+                <w:sz w:val="18"/>
+              </w:rPr>
+            </w:r>
+            <w:r>
+              <w:rPr>
+                <w:rFonts w:ascii="Arial" w:hAnsi="Arial" w:eastAsia="Arial"/>
+                <w:sz w:val="18"/>
+              </w:rPr>
+              <w:t>DDL production แบบ idempotent (ทีมนี้ไม่ใช้ migration เป็นหลัก)</w:t>
             </w:r>
           </w:p>
         </w:tc>
@@ -10425,11 +11966,1635 @@
               <w:keepLines/>
               <w:spacing w:after="0"/>
             </w:pPr>
+            <w:r>
+              <w:rPr>
+                <w:rFonts w:ascii="Arial" w:hAnsi="Arial" w:eastAsia="Arial"/>
+                <w:sz w:val="18"/>
+              </w:rPr>
+            </w:r>
+            <w:r>
+              <w:rPr>
+                <w:rFonts w:ascii="Arial" w:hAnsi="Arial" w:eastAsia="Arial"/>
+                <w:sz w:val="18"/>
+              </w:rPr>
+              <w:t>BFF · src/common/client-services/sbpgi-client.service.ts</w:t>
+            </w:r>
+          </w:p>
+        </w:tc>
+        <w:tc>
+          <w:tcPr>
+            <w:tcW w:type="dxa" w:w="5040"/>
+            <w:vAlign w:val="center"/>
+          </w:tcPr>
+          <w:p>
+            <w:pPr>
+              <w:keepLines/>
+              <w:spacing w:after="0"/>
+            </w:pPr>
+            <w:r>
+              <w:rPr>
+                <w:rFonts w:ascii="Arial" w:hAnsi="Arial" w:eastAsia="Arial"/>
+                <w:sz w:val="18"/>
+              </w:rPr>
+            </w:r>
+            <w:r>
+              <w:rPr>
+                <w:rFonts w:ascii="Arial" w:hAnsi="Arial" w:eastAsia="Arial"/>
+                <w:sz w:val="18"/>
+              </w:rPr>
+              <w:t xml:space="preserve">client ต่อจาก </w:t>
+            </w:r>
+            <w:r>
+              <w:rPr>
+                <w:rFonts w:ascii="Courier New" w:hAnsi="Courier New" w:eastAsia="Arial"/>
+                <w:sz w:val="18"/>
+              </w:rPr>
+              <w:t>BaseClientService</w:t>
+            </w:r>
+            <w:r>
+              <w:rPr>
+                <w:rFonts w:ascii="Arial" w:hAnsi="Arial" w:eastAsia="Arial"/>
+                <w:sz w:val="18"/>
+              </w:rPr>
+              <w:t xml:space="preserve"> ตั้ง baseUrl + </w:t>
+            </w:r>
+            <w:r>
+              <w:rPr>
+                <w:rFonts w:ascii="Courier New" w:hAnsi="Courier New" w:eastAsia="Arial"/>
+                <w:sz w:val="18"/>
+              </w:rPr>
+              <w:t>x-api-key</w:t>
+            </w:r>
+            <w:r>
+              <w:rPr>
+                <w:rFonts w:ascii="Arial" w:hAnsi="Arial" w:eastAsia="Arial"/>
+                <w:sz w:val="18"/>
+              </w:rPr>
+              <w:t xml:space="preserve"> ตอน </w:t>
+            </w:r>
+            <w:r>
+              <w:rPr>
+                <w:rFonts w:ascii="Courier New" w:hAnsi="Courier New" w:eastAsia="Arial"/>
+                <w:sz w:val="18"/>
+              </w:rPr>
+              <w:t>onModuleInit</w:t>
+            </w:r>
+          </w:p>
+        </w:tc>
+      </w:tr>
+      <w:tr>
+        <w:trPr>
+          <w:cantSplit/>
+        </w:trPr>
+        <w:tc>
+          <w:tcPr>
+            <w:tcW w:type="dxa" w:w="5040"/>
+            <w:vAlign w:val="center"/>
+          </w:tcPr>
+          <w:p>
+            <w:pPr>
+              <w:keepLines/>
+              <w:spacing w:after="0"/>
+            </w:pPr>
+            <w:r>
+              <w:rPr>
+                <w:rFonts w:ascii="Arial" w:hAnsi="Arial" w:eastAsia="Arial"/>
+                <w:sz w:val="18"/>
+              </w:rPr>
+            </w:r>
+            <w:r>
+              <w:rPr>
+                <w:rFonts w:ascii="Arial" w:hAnsi="Arial" w:eastAsia="Arial"/>
+                <w:sz w:val="18"/>
+              </w:rPr>
+              <w:t>BFF · src/modules/sbpgi-common-contracts/sbpgi-common-contracts.controller.ts</w:t>
+            </w:r>
+          </w:p>
+        </w:tc>
+        <w:tc>
+          <w:tcPr>
+            <w:tcW w:type="dxa" w:w="5040"/>
+            <w:vAlign w:val="center"/>
+          </w:tcPr>
+          <w:p>
+            <w:pPr>
+              <w:keepLines/>
+              <w:spacing w:after="0"/>
+            </w:pPr>
+            <w:r>
+              <w:rPr>
+                <w:rFonts w:ascii="Arial" w:hAnsi="Arial" w:eastAsia="Arial"/>
+                <w:sz w:val="18"/>
+              </w:rPr>
+            </w:r>
+            <w:r>
+              <w:rPr>
+                <w:rFonts w:ascii="Arial" w:hAnsi="Arial" w:eastAsia="Arial"/>
+                <w:sz w:val="18"/>
+              </w:rPr>
+              <w:t xml:space="preserve">route ฝั่ง BFF prefix </w:t>
+            </w:r>
+            <w:r>
+              <w:rPr>
+                <w:rFonts w:ascii="Courier New" w:hAnsi="Courier New" w:eastAsia="Arial"/>
+                <w:sz w:val="18"/>
+              </w:rPr>
+              <w:t>/bff/sbpgi/…</w:t>
+            </w:r>
+            <w:r>
+              <w:rPr>
+                <w:rFonts w:ascii="Arial" w:hAnsi="Arial" w:eastAsia="Arial"/>
+                <w:sz w:val="18"/>
+              </w:rPr>
+              <w:t xml:space="preserve"> + </w:t>
+            </w:r>
+            <w:r>
+              <w:rPr>
+                <w:rFonts w:ascii="Courier New" w:hAnsi="Courier New" w:eastAsia="Arial"/>
+                <w:sz w:val="18"/>
+              </w:rPr>
+              <w:t>@UseGuards(AuthGuard('jwt'))</w:t>
+            </w:r>
+          </w:p>
+        </w:tc>
+      </w:tr>
+      <w:tr>
+        <w:trPr>
+          <w:cantSplit/>
+        </w:trPr>
+        <w:tc>
+          <w:tcPr>
+            <w:tcW w:type="dxa" w:w="5040"/>
+            <w:vAlign w:val="center"/>
+          </w:tcPr>
+          <w:p>
+            <w:pPr>
+              <w:keepLines/>
+              <w:spacing w:after="0"/>
+            </w:pPr>
+            <w:r>
+              <w:rPr>
+                <w:rFonts w:ascii="Arial" w:hAnsi="Arial" w:eastAsia="Arial"/>
+                <w:sz w:val="18"/>
+              </w:rPr>
+            </w:r>
+            <w:r>
+              <w:rPr>
+                <w:rFonts w:ascii="Arial" w:hAnsi="Arial" w:eastAsia="Arial"/>
+                <w:sz w:val="18"/>
+              </w:rPr>
+              <w:t>BFF · src/modules/sbpgi-common-contracts/sbpgi-common-contracts.service.ts</w:t>
+            </w:r>
+          </w:p>
+        </w:tc>
+        <w:tc>
+          <w:tcPr>
+            <w:tcW w:type="dxa" w:w="5040"/>
+            <w:vAlign w:val="center"/>
+          </w:tcPr>
+          <w:p>
+            <w:pPr>
+              <w:keepLines/>
+              <w:spacing w:after="0"/>
+            </w:pPr>
+            <w:r>
+              <w:rPr>
+                <w:rFonts w:ascii="Arial" w:hAnsi="Arial" w:eastAsia="Arial"/>
+                <w:sz w:val="18"/>
+              </w:rPr>
+            </w:r>
+            <w:r>
+              <w:rPr>
+                <w:rFonts w:ascii="Arial" w:hAnsi="Arial" w:eastAsia="Arial"/>
+                <w:sz w:val="18"/>
+              </w:rPr>
+              <w:t xml:space="preserve">แนบ </w:t>
+            </w:r>
+            <w:r>
+              <w:rPr>
+                <w:rFonts w:ascii="Courier New" w:hAnsi="Courier New" w:eastAsia="Arial"/>
+                <w:sz w:val="18"/>
+              </w:rPr>
+              <w:t>x-user-id</w:t>
+            </w:r>
+            <w:r>
+              <w:rPr>
+                <w:rFonts w:ascii="Arial" w:hAnsi="Arial" w:eastAsia="Arial"/>
+                <w:sz w:val="18"/>
+              </w:rPr>
+              <w:t xml:space="preserve"> / </w:t>
+            </w:r>
+            <w:r>
+              <w:rPr>
+                <w:rFonts w:ascii="Courier New" w:hAnsi="Courier New" w:eastAsia="Arial"/>
+                <w:sz w:val="18"/>
+              </w:rPr>
+              <w:t>x-user-group-id</w:t>
+            </w:r>
+            <w:r>
+              <w:rPr>
+                <w:rFonts w:ascii="Arial" w:hAnsi="Arial" w:eastAsia="Arial"/>
+                <w:sz w:val="18"/>
+              </w:rPr>
+              <w:t xml:space="preserve"> / </w:t>
+            </w:r>
+            <w:r>
+              <w:rPr>
+                <w:rFonts w:ascii="Courier New" w:hAnsi="Courier New" w:eastAsia="Arial"/>
+                <w:sz w:val="18"/>
+              </w:rPr>
+              <w:t>x-user-permissions</w:t>
+            </w:r>
+            <w:r>
+              <w:rPr>
+                <w:rFonts w:ascii="Arial" w:hAnsi="Arial" w:eastAsia="Arial"/>
+                <w:sz w:val="18"/>
+              </w:rPr>
+              <w:t xml:space="preserve"> แล้ว forward ไป backend</w:t>
+            </w:r>
+          </w:p>
+        </w:tc>
+      </w:tr>
+    </w:tbl>
+    <w:p/>
+    <w:p>
+      <w:r>
+        <w:t>เส้นที่ไม่ต้อง implement ใหม่ในเอกสารนี้:</w:t>
+      </w:r>
+    </w:p>
+    <w:tbl>
+      <w:tblPr>
+        <w:tblStyle w:val="TableGrid"/>
+        <w:tblW w:type="auto" w:w="0"/>
+        <w:jc w:val="center"/>
+        <w:tblLook w:firstColumn="1" w:firstRow="1" w:lastColumn="0" w:lastRow="0" w:noHBand="0" w:noVBand="1" w:val="04A0"/>
+      </w:tblPr>
+      <w:tblGrid>
+        <w:gridCol w:w="3360"/>
+        <w:gridCol w:w="3360"/>
+        <w:gridCol w:w="3360"/>
+      </w:tblGrid>
+      <w:tr>
+        <w:trPr>
+          <w:cantSplit/>
+        </w:trPr>
+        <w:tc>
+          <w:tcPr>
+            <w:tcW w:type="dxa" w:w="3360"/>
+            <w:vAlign w:val="center"/>
+            <w:shd w:fill="E8EEF5"/>
+          </w:tcPr>
+          <w:p>
+            <w:pPr>
+              <w:keepLines/>
+              <w:spacing w:after="0"/>
+            </w:pPr>
             <w:r/>
             <w:r>
               <w:rPr>
                 <w:rFonts w:ascii="Arial" w:hAnsi="Arial" w:eastAsia="Arial"/>
-                <w:b w:val="0"/>
+                <w:b/>
+                <w:sz w:val="18"/>
+              </w:rPr>
+              <w:t>Endpoint</w:t>
+            </w:r>
+          </w:p>
+        </w:tc>
+        <w:tc>
+          <w:tcPr>
+            <w:tcW w:type="dxa" w:w="3360"/>
+            <w:vAlign w:val="center"/>
+            <w:shd w:fill="E8EEF5"/>
+          </w:tcPr>
+          <w:p>
+            <w:pPr>
+              <w:keepLines/>
+              <w:spacing w:after="0"/>
+            </w:pPr>
+            <w:r/>
+            <w:r>
+              <w:rPr>
+                <w:rFonts w:ascii="Arial" w:hAnsi="Arial" w:eastAsia="Arial"/>
+                <w:b/>
+                <w:sz w:val="18"/>
+              </w:rPr>
+              <w:t>จุดประสงค์</w:t>
+            </w:r>
+          </w:p>
+        </w:tc>
+        <w:tc>
+          <w:tcPr>
+            <w:tcW w:type="dxa" w:w="3360"/>
+            <w:vAlign w:val="center"/>
+            <w:shd w:fill="E8EEF5"/>
+          </w:tcPr>
+          <w:p>
+            <w:pPr>
+              <w:keepLines/>
+              <w:spacing w:after="0"/>
+            </w:pPr>
+            <w:r/>
+            <w:r>
+              <w:rPr>
+                <w:rFonts w:ascii="Arial" w:hAnsi="Arial" w:eastAsia="Arial"/>
+                <w:b/>
+                <w:sz w:val="18"/>
+              </w:rPr>
+              <w:t>เหตุผล</w:t>
+            </w:r>
+          </w:p>
+        </w:tc>
+      </w:tr>
+      <w:tr>
+        <w:trPr>
+          <w:cantSplit/>
+        </w:trPr>
+        <w:tc>
+          <w:tcPr>
+            <w:tcW w:type="dxa" w:w="3360"/>
+            <w:vAlign w:val="center"/>
+          </w:tcPr>
+          <w:p>
+            <w:pPr>
+              <w:keepLines/>
+              <w:spacing w:after="0"/>
+            </w:pPr>
+            <w:r>
+              <w:rPr>
+                <w:rFonts w:ascii="Arial" w:hAnsi="Arial" w:eastAsia="Arial"/>
+                <w:sz w:val="18"/>
+              </w:rPr>
+            </w:r>
+            <w:r>
+              <w:rPr>
+                <w:rFonts w:ascii="Arial" w:hAnsi="Arial" w:eastAsia="Arial"/>
+                <w:sz w:val="18"/>
+              </w:rPr>
+              <w:t>ALL /api/v1/*</w:t>
+            </w:r>
+          </w:p>
+        </w:tc>
+        <w:tc>
+          <w:tcPr>
+            <w:tcW w:type="dxa" w:w="3360"/>
+            <w:vAlign w:val="center"/>
+          </w:tcPr>
+          <w:p>
+            <w:pPr>
+              <w:keepLines/>
+              <w:spacing w:after="0"/>
+            </w:pPr>
+            <w:r>
+              <w:rPr>
+                <w:rFonts w:ascii="Arial" w:hAnsi="Arial" w:eastAsia="Arial"/>
+                <w:sz w:val="18"/>
+              </w:rPr>
+            </w:r>
+            <w:r>
+              <w:rPr>
+                <w:rFonts w:ascii="Arial" w:hAnsi="Arial" w:eastAsia="Arial"/>
+                <w:sz w:val="18"/>
+              </w:rPr>
+              <w:t>Standard error envelope</w:t>
+            </w:r>
+          </w:p>
+        </w:tc>
+        <w:tc>
+          <w:tcPr>
+            <w:tcW w:type="dxa" w:w="3360"/>
+            <w:vAlign w:val="center"/>
+          </w:tcPr>
+          <w:p>
+            <w:pPr>
+              <w:keepLines/>
+              <w:spacing w:after="0"/>
+            </w:pPr>
+            <w:r>
+              <w:rPr>
+                <w:rFonts w:ascii="Arial" w:hAnsi="Arial" w:eastAsia="Arial"/>
+                <w:sz w:val="18"/>
+              </w:rPr>
+            </w:r>
+            <w:r>
+              <w:rPr>
+                <w:rFonts w:ascii="Arial" w:hAnsi="Arial" w:eastAsia="Arial"/>
+                <w:sz w:val="18"/>
+              </w:rPr>
+              <w:t>contract กลาง/wildcard — ไม่ผูกกับ controller ใดเส้นเดียว</w:t>
+            </w:r>
+          </w:p>
+        </w:tc>
+      </w:tr>
+      <w:tr>
+        <w:trPr>
+          <w:cantSplit/>
+        </w:trPr>
+        <w:tc>
+          <w:tcPr>
+            <w:tcW w:type="dxa" w:w="3360"/>
+            <w:vAlign w:val="center"/>
+          </w:tcPr>
+          <w:p>
+            <w:pPr>
+              <w:keepLines/>
+              <w:spacing w:after="0"/>
+            </w:pPr>
+            <w:r>
+              <w:rPr>
+                <w:rFonts w:ascii="Arial" w:hAnsi="Arial" w:eastAsia="Arial"/>
+                <w:sz w:val="18"/>
+              </w:rPr>
+            </w:r>
+            <w:r>
+              <w:rPr>
+                <w:rFonts w:ascii="Arial" w:hAnsi="Arial" w:eastAsia="Arial"/>
+                <w:sz w:val="18"/>
+              </w:rPr>
+              <w:t>GET /api/v1/*</w:t>
+            </w:r>
+          </w:p>
+        </w:tc>
+        <w:tc>
+          <w:tcPr>
+            <w:tcW w:type="dxa" w:w="3360"/>
+            <w:vAlign w:val="center"/>
+          </w:tcPr>
+          <w:p>
+            <w:pPr>
+              <w:keepLines/>
+              <w:spacing w:after="0"/>
+            </w:pPr>
+            <w:r>
+              <w:rPr>
+                <w:rFonts w:ascii="Arial" w:hAnsi="Arial" w:eastAsia="Arial"/>
+                <w:sz w:val="18"/>
+              </w:rPr>
+            </w:r>
+            <w:r>
+              <w:rPr>
+                <w:rFonts w:ascii="Arial" w:hAnsi="Arial" w:eastAsia="Arial"/>
+                <w:sz w:val="18"/>
+              </w:rPr>
+              <w:t>Standard list envelope เมื่อ endpoint เป็นรายการ</w:t>
+            </w:r>
+          </w:p>
+        </w:tc>
+        <w:tc>
+          <w:tcPr>
+            <w:tcW w:type="dxa" w:w="3360"/>
+            <w:vAlign w:val="center"/>
+          </w:tcPr>
+          <w:p>
+            <w:pPr>
+              <w:keepLines/>
+              <w:spacing w:after="0"/>
+            </w:pPr>
+            <w:r>
+              <w:rPr>
+                <w:rFonts w:ascii="Arial" w:hAnsi="Arial" w:eastAsia="Arial"/>
+                <w:sz w:val="18"/>
+              </w:rPr>
+            </w:r>
+            <w:r>
+              <w:rPr>
+                <w:rFonts w:ascii="Arial" w:hAnsi="Arial" w:eastAsia="Arial"/>
+                <w:sz w:val="18"/>
+              </w:rPr>
+              <w:t>contract กลาง/wildcard — ไม่ผูกกับ controller ใดเส้นเดียว</w:t>
+            </w:r>
+          </w:p>
+        </w:tc>
+      </w:tr>
+      <w:tr>
+        <w:trPr>
+          <w:cantSplit/>
+        </w:trPr>
+        <w:tc>
+          <w:tcPr>
+            <w:tcW w:type="dxa" w:w="3360"/>
+            <w:vAlign w:val="center"/>
+          </w:tcPr>
+          <w:p>
+            <w:pPr>
+              <w:keepLines/>
+              <w:spacing w:after="0"/>
+            </w:pPr>
+            <w:r>
+              <w:rPr>
+                <w:rFonts w:ascii="Arial" w:hAnsi="Arial" w:eastAsia="Arial"/>
+                <w:sz w:val="18"/>
+              </w:rPr>
+            </w:r>
+            <w:r>
+              <w:rPr>
+                <w:rFonts w:ascii="Arial" w:hAnsi="Arial" w:eastAsia="Arial"/>
+                <w:sz w:val="18"/>
+              </w:rPr>
+              <w:t>POST /api/v1/documents/{docNo}/actions</w:t>
+            </w:r>
+          </w:p>
+        </w:tc>
+        <w:tc>
+          <w:tcPr>
+            <w:tcW w:type="dxa" w:w="3360"/>
+            <w:vAlign w:val="center"/>
+          </w:tcPr>
+          <w:p>
+            <w:pPr>
+              <w:keepLines/>
+              <w:spacing w:after="0"/>
+            </w:pPr>
+            <w:r>
+              <w:rPr>
+                <w:rFonts w:ascii="Arial" w:hAnsi="Arial" w:eastAsia="Arial"/>
+                <w:sz w:val="18"/>
+              </w:rPr>
+            </w:r>
+            <w:r>
+              <w:rPr>
+                <w:rFonts w:ascii="Arial" w:hAnsi="Arial" w:eastAsia="Arial"/>
+                <w:sz w:val="18"/>
+              </w:rPr>
+              <w:t>Document action contract กลาง; ตัวอย่าง currentSection=01 จ…</w:t>
+            </w:r>
+          </w:p>
+        </w:tc>
+        <w:tc>
+          <w:tcPr>
+            <w:tcW w:type="dxa" w:w="3360"/>
+            <w:vAlign w:val="center"/>
+          </w:tcPr>
+          <w:p>
+            <w:pPr>
+              <w:keepLines/>
+              <w:spacing w:after="0"/>
+            </w:pPr>
+            <w:r>
+              <w:rPr>
+                <w:rFonts w:ascii="Arial" w:hAnsi="Arial" w:eastAsia="Arial"/>
+                <w:sz w:val="18"/>
+              </w:rPr>
+            </w:r>
+            <w:r>
+              <w:rPr>
+                <w:rFonts w:ascii="Arial" w:hAnsi="Arial" w:eastAsia="Arial"/>
+                <w:b/>
+                <w:sz w:val="18"/>
+              </w:rPr>
+              <w:t>reference — implement ที่เอกสาร `LLDD-BE-API-Document-Workflow-Actions.pdf`</w:t>
+            </w:r>
+            <w:r>
+              <w:rPr>
+                <w:rFonts w:ascii="Arial" w:hAnsi="Arial" w:eastAsia="Arial"/>
+                <w:sz w:val="18"/>
+              </w:rPr>
+              <w:t xml:space="preserve"> (1 เส้น = 1 เจ้าของ ไม่ประกาศ controller ซ้ำ ไม่งั้น NestJS จะ register ทับกันเงียบ ๆ)</w:t>
+            </w:r>
+          </w:p>
+        </w:tc>
+      </w:tr>
+    </w:tbl>
+    <w:p/>
+    <w:p>
+      <w:pPr>
+        <w:pStyle w:val="Heading3"/>
+        <w:keepNext/>
+        <w:keepLines/>
+        <w:pageBreakBefore w:val="0"/>
+      </w:pPr>
+      <w:r>
+        <w:t>8.2 Controller (store-backend)</w:t>
+      </w:r>
+    </w:p>
+    <w:p>
+      <w:pPr>
+        <w:keepLines w:val="0"/>
+        <w:ind w:left="288"/>
+      </w:pPr>
+      <w:r>
+        <w:rPr>
+          <w:rFonts w:ascii="Courier New" w:hAnsi="Courier New"/>
+          <w:sz w:val="16"/>
+        </w:rPr>
+        <w:t>// src/modules/sbpgi-common-contracts/sbpgi-common-contracts.controller.ts</w:t>
+        <w:br/>
+        <w:t>import { Controller, Get, UseGuards } from '@nestjs/common';</w:t>
+        <w:br/>
+        <w:t>import { HttpHeaderGuard } from '../../guards/http-header.guard';</w:t>
+        <w:br/>
+        <w:t>import { UserId } from '../../common/decorators/user-id.decorator';</w:t>
+        <w:br/>
+        <w:t>import { SbpgiCommonContractsService } from './sbpgi-common-contracts.service';</w:t>
+        <w:br/>
+        <w:br/>
+        <w:t>// LLDD BE - API Common Contracts</w:t>
+        <w:br/>
+        <w:t>// BFF เรียกด้วย x-api-key และแนบ x-user-id / x-user-group-id / x-user-permissions มาให้</w:t>
+        <w:br/>
+        <w:t>@Controller('sbpgi/me')</w:t>
+        <w:br/>
+        <w:t>@UseGuards(HttpHeaderGuard)</w:t>
+        <w:br/>
+        <w:t>export class SbpgiCommonContractsController {</w:t>
+        <w:br/>
+        <w:t xml:space="preserve">  constructor(private readonly service: SbpgiCommonContractsService) {}</w:t>
+        <w:br/>
+        <w:br/>
+        <w:t xml:space="preserve">  // GET /api/v1/me/menus — RBAC/menu contract กลาง</w:t>
+        <w:br/>
+        <w:t xml:space="preserve">  @Get('menus')</w:t>
+        <w:br/>
+        <w:t xml:space="preserve">  getMeMenus(@UserId() userId: string) {</w:t>
+        <w:br/>
+        <w:t xml:space="preserve">    // TODO: ตรวจ x-user-permissions ก่อนเรียก service ถ้า endpoint นี้จำกัดสิทธิ์เมนู</w:t>
+        <w:br/>
+        <w:t xml:space="preserve">    return this.service.getMeMenus(userId);</w:t>
+        <w:br/>
+        <w:t xml:space="preserve">  }</w:t>
+        <w:br/>
+        <w:t>}</w:t>
+      </w:r>
+    </w:p>
+    <w:p>
+      <w:pPr>
+        <w:pStyle w:val="Heading3"/>
+        <w:keepNext/>
+        <w:keepLines/>
+        <w:pageBreakBefore w:val="0"/>
+      </w:pPr>
+      <w:r>
+        <w:t>8.3 DTO + Validation</w:t>
+      </w:r>
+    </w:p>
+    <w:p>
+      <w:pPr>
+        <w:keepLines w:val="0"/>
+        <w:ind w:left="288"/>
+      </w:pPr>
+      <w:r>
+        <w:rPr>
+          <w:rFonts w:ascii="Courier New" w:hAnsi="Courier New"/>
+          <w:sz w:val="16"/>
+        </w:rPr>
+        <w:t>// src/modules/sbpgi-common-contracts/dto/sbpgi-common-contracts.dto.ts</w:t>
+        <w:br/>
+        <w:t>import { Type } from 'class-transformer';</w:t>
+        <w:br/>
+        <w:t>import {</w:t>
+        <w:br/>
+        <w:t xml:space="preserve">  IsArray, IsBoolean, IsIn, IsInt, IsNotEmpty, IsNumber, IsObject, IsOptional,</w:t>
+        <w:br/>
+        <w:t xml:space="preserve">  IsString, Matches, Max, MaxLength, Min,</w:t>
+        <w:br/>
+        <w:t>} from 'class-validator';</w:t>
+        <w:br/>
+        <w:br/>
+        <w:t>// ValidationPipe ระดับ global ตั้ง whitelist + forbidNonWhitelisted + transform ไว้แล้ว (main.ts)</w:t>
+        <w:br/>
+        <w:t>// property ที่ไม่ประกาศที่นี่จะถูก reject เป็น 400 อัตโนมัติ</w:t>
+        <w:br/>
+        <w:br/>
+        <w:t>// payload ของโมดูลนี้</w:t>
+        <w:br/>
+        <w:t>export class CommonContractsRequestDto {</w:t>
+        <w:br/>
+        <w:t xml:space="preserve">  // TODO: endpoint นี้ไม่มี body/query ใน LLDD — เพิ่ม property เมื่อสรุป payload แล้ว</w:t>
+        <w:br/>
+        <w:t>}</w:t>
+      </w:r>
+    </w:p>
+    <w:p>
+      <w:pPr>
+        <w:pStyle w:val="Heading3"/>
+        <w:keepNext/>
+        <w:keepLines/>
+        <w:pageBreakBefore w:val="0"/>
+      </w:pPr>
+      <w:r>
+        <w:t>8.4 Service (inject `DATA_SOURCE` + raw SQL)</w:t>
+      </w:r>
+    </w:p>
+    <w:p>
+      <w:pPr>
+        <w:keepNext w:val="0"/>
+      </w:pPr>
+      <w:r>
+        <w:t xml:space="preserve">service ประกาศ method ครบทุกเส้นที่ controller เรียก และ </w:t>
+      </w:r>
+      <w:r>
+        <w:rPr>
+          <w:b/>
+        </w:rPr>
+        <w:t>signature มาจากแหล่งเดียวกับ controller</w:t>
+      </w:r>
+      <w:r>
+        <w:t xml:space="preserve"> (จำนวน/ลำดับพารามิเตอร์จึงตรงกันเสมอ) — เส้นที่ยังไม่ได้ implement เป็น stub ที่ </w:t>
+      </w:r>
+      <w:r>
+        <w:rPr>
+          <w:rFonts w:ascii="Courier New" w:hAnsi="Courier New"/>
+        </w:rPr>
+        <w:t>throw new NotImplementedException(...)</w:t>
+      </w:r>
+      <w:r>
+        <w:t xml:space="preserve"> ให้ TypeScript compile ผ่านตั้งแต่วันแรก</w:t>
+      </w:r>
+    </w:p>
+    <w:p>
+      <w:pPr>
+        <w:keepLines w:val="0"/>
+        <w:ind w:left="288"/>
+      </w:pPr>
+      <w:r>
+        <w:rPr>
+          <w:rFonts w:ascii="Courier New" w:hAnsi="Courier New"/>
+          <w:sz w:val="16"/>
+        </w:rPr>
+        <w:t>// src/modules/sbpgi-common-contracts/sbpgi-common-contracts.service.ts</w:t>
+        <w:br/>
+        <w:t>import { Inject, Injectable, Logger, NotFoundException, NotImplementedException } from '@nestjs/common';</w:t>
+        <w:br/>
+        <w:t>import { DataSource } from 'typeorm';</w:t>
+        <w:br/>
+        <w:t>import { SBPGI_SQL } from './sbpgi-common-contracts.sql';</w:t>
+        <w:br/>
+        <w:br/>
+        <w:t>@Injectable()</w:t>
+        <w:br/>
+        <w:t>export class SbpgiCommonContractsService {</w:t>
+        <w:br/>
+        <w:t xml:space="preserve">  private readonly logger = new Logger(SbpgiCommonContractsService.name);</w:t>
+        <w:br/>
+        <w:br/>
+        <w:t xml:space="preserve">  constructor(</w:t>
+        <w:br/>
+        <w:t xml:space="preserve">    // DATA_SOURCE override query(): SELECT/WITH ไป slave pool, write ไป master</w:t>
+        <w:br/>
+        <w:t xml:space="preserve">    @Inject('DATA_SOURCE') private readonly dataSource: DataSource,</w:t>
+        <w:br/>
+        <w:t xml:space="preserve">  ) {}</w:t>
+        <w:br/>
+        <w:br/>
+        <w:t xml:space="preserve">  // GET /api/v1/me/menus — RBAC/menu contract กลาง</w:t>
+        <w:br/>
+        <w:t xml:space="preserve">  async getMeMenus(userId: string) {</w:t>
+        <w:br/>
+        <w:t xml:space="preserve">    const page = 1;</w:t>
+        <w:br/>
+        <w:t xml:space="preserve">    const size = 100; // endpoint นี้ไม่มี query param — ไม่แบ่งหน้า</w:t>
+        <w:br/>
+        <w:t xml:space="preserve">    // SQL เต็มอยู่ในหัวข้อ Database SQL ของเอกสารนี้ (คีย์ 'GET /api/v1/me/menus')</w:t>
+        <w:br/>
+        <w:t xml:space="preserve">    // ⚠️ SQL ตัวอย่างบางเส้นเขียนด้วย named parameter (:size/:offset) แต่ dataSource.query()</w:t>
+        <w:br/>
+        <w:t xml:space="preserve">    //    รับเฉพาะ positional $1..$n — ต้องแปลงชื่อเป็นลำดับก่อน หรือใช้ QueryBuilder แทน</w:t>
+        <w:br/>
+        <w:t xml:space="preserve">    const rows = await this.dataSource.query(SBPGI_SQL.getMeMenus, [</w:t>
+        <w:br/>
+        <w:t xml:space="preserve">      // TODO: เรียงพารามิเตอร์ให้ตรงกับ $1..$n ของ SQL จริง</w:t>
+        <w:br/>
+        <w:t xml:space="preserve">      userId, (page - 1) * size, size,</w:t>
+        <w:br/>
+        <w:t xml:space="preserve">    ]);</w:t>
+        <w:br/>
+        <w:t xml:space="preserve">    // TODO: total ต้องมาจาก COUNT(*) แยก query หรือ window function ไม่ใช่ rows.length</w:t>
+        <w:br/>
+        <w:t xml:space="preserve">    return { page, size, total: rows.length, items: rows };</w:t>
+        <w:br/>
+        <w:t xml:space="preserve">  }</w:t>
+        <w:br/>
+        <w:t>}</w:t>
+      </w:r>
+    </w:p>
+    <w:p>
+      <w:pPr>
+        <w:pStyle w:val="Heading3"/>
+        <w:keepNext/>
+        <w:keepLines/>
+        <w:pageBreakBefore w:val="0"/>
+      </w:pPr>
+      <w:r>
+        <w:t>8.5 Repository Providers + Module wiring</w:t>
+      </w:r>
+    </w:p>
+    <w:p>
+      <w:pPr>
+        <w:keepLines w:val="0"/>
+        <w:ind w:left="288"/>
+      </w:pPr>
+      <w:r>
+        <w:rPr>
+          <w:rFonts w:ascii="Courier New" w:hAnsi="Courier New"/>
+          <w:sz w:val="16"/>
+        </w:rPr>
+        <w:t>// src/providers/sbpgi/sbpgi.ts — repository provider แบบ factory (ไม่ใช้ TypeOrmModule.forFeature)</w:t>
+        <w:br/>
+        <w:t>// convention ของโฟลเดอร์ providers คือ 1 ไฟล์ต่อโดเมน ตั้งชื่อตามโดเมน (business_user/business_user.ts,</w:t>
+        <w:br/>
+        <w:t>// common_code/common_code.ts …) ไม่ใช่ index.ts</w:t>
+        <w:br/>
+        <w:t>//</w:t>
+        <w:br/>
+        <w:t>// ⚠️ ไฟล์นี้ใช้ร่วมกันทุกเอกสาร BE ของ SBPGI — ให้ **merge array เพิ่ม** เข้าไฟล์เดิม ห้ามเขียนทับ</w:t>
+        <w:br/>
+        <w:t>//    (ชื่อ const แยกต่อเอกสารไว้แล้วเพื่อไม่ให้ชนกัน)</w:t>
+        <w:br/>
+        <w:t>import { DataSource } from 'typeorm';</w:t>
+        <w:br/>
+        <w:t>import { CompensationDocument } from '../../entitys/compensation-documents.entity';</w:t>
+        <w:br/>
+        <w:br/>
+        <w:t>export const sbpgiCommonContractsProviders = [</w:t>
+        <w:br/>
+        <w:t xml:space="preserve">  {</w:t>
+        <w:br/>
+        <w:t xml:space="preserve">    provide: 'COMPENSATION_DOCUMENT_REPOSITORY',</w:t>
+        <w:br/>
+        <w:t xml:space="preserve">    useFactory: (dataSource: DataSource) =&gt; dataSource.getRepository(CompensationDocument),</w:t>
+        <w:br/>
+        <w:t xml:space="preserve">    inject: ['DATA_SOURCE'],</w:t>
+        <w:br/>
+        <w:t xml:space="preserve">  },</w:t>
+        <w:br/>
+        <w:t>];</w:t>
+        <w:br/>
+        <w:br/>
+        <w:t>// src/modules/sbpgi-common-contracts/sbpgi-common-contracts.module.ts</w:t>
+        <w:br/>
+        <w:t>import { MiddlewareConsumer, Module, NestModule } from '@nestjs/common';</w:t>
+        <w:br/>
+        <w:t>import { DatabaseModule } from '../../database/database.module';</w:t>
+        <w:br/>
+        <w:t>// UserContextMiddleware อ่าน header x-user-id แล้วเซ็ต request.userId ที่ @UserId() ใช้</w:t>
+        <w:br/>
+        <w:t>// — app.module.ts **ไม่ได้** apply แบบ global (มีแค่ HttpContext/LoggerContext) แต่ละโมดูลต้อง apply เอง</w:t>
+        <w:br/>
+        <w:t>// (ดู evaluation-process.module.ts / inform-evaluate.module.ts / cooperation-request.module.ts)</w:t>
+        <w:br/>
+        <w:t>import { UserContextMiddleware } from '../../common/middleware/user-context.middleware';</w:t>
+        <w:br/>
+        <w:t>import { sbpgiCommonContractsProviders } from '../../providers/sbpgi/sbpgi';</w:t>
+        <w:br/>
+        <w:t>import { SbpgiCommonContractsController } from './sbpgi-common-contracts.controller';</w:t>
+        <w:br/>
+        <w:t>import { SbpgiCommonContractsService } from './sbpgi-common-contracts.service';</w:t>
+        <w:br/>
+        <w:br/>
+        <w:t>@Module({</w:t>
+        <w:br/>
+        <w:t xml:space="preserve">  imports: [DatabaseModule],</w:t>
+        <w:br/>
+        <w:t xml:space="preserve">  controllers: [SbpgiCommonContractsController],</w:t>
+        <w:br/>
+        <w:t xml:space="preserve">  providers: [SbpgiCommonContractsService, ...sbpgiCommonContractsProviders],</w:t>
+        <w:br/>
+        <w:t xml:space="preserve">  exports: [SbpgiCommonContractsService],</w:t>
+        <w:br/>
+        <w:t>})</w:t>
+        <w:br/>
+        <w:t>export class SbpgiCommonContractsModule implements NestModule {</w:t>
+        <w:br/>
+        <w:t xml:space="preserve">  configure(consumer: MiddlewareConsumer) {</w:t>
+        <w:br/>
+        <w:t xml:space="preserve">    // ถ้าไม่ apply ตรงนี้ userId จะเป็น undefined เงียบ ๆ ทุก endpoint</w:t>
+        <w:br/>
+        <w:t xml:space="preserve">    consumer.apply(UserContextMiddleware).forRoutes(SbpgiCommonContractsController);</w:t>
+        <w:br/>
+        <w:t xml:space="preserve">  }</w:t>
+        <w:br/>
+        <w:t>}</w:t>
+        <w:br/>
+        <w:t>// TODO: register module นี้ใน app.module.ts (imports) พร้อมกับโมดูล SBPGI ตัวอื่น</w:t>
+      </w:r>
+    </w:p>
+    <w:p>
+      <w:pPr>
+        <w:pStyle w:val="Heading3"/>
+        <w:keepNext/>
+        <w:keepLines/>
+        <w:pageBreakBefore w:val="0"/>
+      </w:pPr>
+      <w:r>
+        <w:t>8.6 BFF Proxy (module + controller + client service)</w:t>
+      </w:r>
+    </w:p>
+    <w:p>
+      <w:pPr>
+        <w:keepNext w:val="0"/>
+      </w:pPr>
+      <w:r>
+        <w:t xml:space="preserve">BFF ยังไม่มีฟีเจอร์ประกันรายได้เลย จึงต้องสร้าง module ใหม่ + client service ใหม่ทั้งชุด และเลือก prefix แบบเดียวทั้งโมดูล (ที่นี่ใช้ </w:t>
+      </w:r>
+      <w:r>
+        <w:rPr>
+          <w:rFonts w:ascii="Courier New" w:hAnsi="Courier New"/>
+        </w:rPr>
+        <w:t>/bff/sbpgi/…</w:t>
+      </w:r>
+      <w:r>
+        <w:t xml:space="preserve">) เพื่อไม่ให้ปนแบบที่มี/ไม่มี </w:t>
+      </w:r>
+      <w:r>
+        <w:rPr>
+          <w:rFonts w:ascii="Courier New" w:hAnsi="Courier New"/>
+        </w:rPr>
+        <w:t>/bff</w:t>
+      </w:r>
+      <w:r>
+        <w:t xml:space="preserve"> เหมือนโมดูลเดิม</w:t>
+      </w:r>
+    </w:p>
+    <w:p>
+      <w:pPr>
+        <w:keepLines w:val="0"/>
+        <w:ind w:left="288"/>
+      </w:pPr>
+      <w:r>
+        <w:rPr>
+          <w:rFonts w:ascii="Courier New" w:hAnsi="Courier New"/>
+          <w:sz w:val="16"/>
+        </w:rPr>
+        <w:t>// src/common/client-services/sbpgi-client.service.ts</w:t>
+        <w:br/>
+        <w:t>import { Injectable, Logger, OnModuleInit } from '@nestjs/common';</w:t>
+        <w:br/>
+        <w:t>import { BaseClientService } from './base-client.service';</w:t>
+        <w:br/>
+        <w:br/>
+        <w:t>@Injectable()</w:t>
+        <w:br/>
+        <w:t>export class SbpgiClientService extends BaseClientService implements OnModuleInit {</w:t>
+        <w:br/>
+        <w:t xml:space="preserve">  protected logger: Logger = new Logger(SbpgiClientService.name);</w:t>
+        <w:br/>
+        <w:br/>
+        <w:t xml:space="preserve">  onModuleInit() {</w:t>
+        <w:br/>
+        <w:t xml:space="preserve">    // TODO: ถ้า deploy SBPGI แยก service ให้เพิ่ม API_SBPGI_BACKEND_* ใน AppConfigService</w:t>
+        <w:br/>
+        <w:t xml:space="preserve">    //       ตอนนี้ชี้ store backend ตัวเดียวกับ StoreClientService</w:t>
+        <w:br/>
+        <w:t xml:space="preserve">    this.defaultHeaders[this.config.api.store.key.name] = this.config.api.store.key.value;</w:t>
+        <w:br/>
+        <w:t xml:space="preserve">    this.baseUrl = this.config.api.store.url;</w:t>
+        <w:br/>
+        <w:t xml:space="preserve">  }</w:t>
+        <w:br/>
+        <w:t>}</w:t>
+        <w:br/>
+        <w:t>// BaseClientService แกะ { success, data } ให้แล้ว — service ฝั่ง BFF จึงได้ data ตรง ๆ</w:t>
+        <w:br/>
+        <w:t>// TODO: เพิ่ม SbpgiClientService ใน providers/exports ของ ClientServiceModule (@Global)</w:t>
+      </w:r>
+    </w:p>
+    <w:p>
+      <w:pPr>
+        <w:keepLines w:val="0"/>
+        <w:ind w:left="288"/>
+      </w:pPr>
+      <w:r>
+        <w:rPr>
+          <w:rFonts w:ascii="Courier New" w:hAnsi="Courier New"/>
+          <w:sz w:val="16"/>
+        </w:rPr>
+        <w:t>// src/modules/sbpgi-common-contracts/sbpgi-common-contracts.service.ts (BFF)</w:t>
+        <w:br/>
+        <w:t>import { Injectable } from '@nestjs/common';</w:t>
+        <w:br/>
+        <w:t>import { SbpgiClientService } from '@common/client-services/sbpgi-client.service';</w:t>
+        <w:br/>
+        <w:br/>
+        <w:t>@Injectable()</w:t>
+        <w:br/>
+        <w:t>export class SbpgiCommonContractsBffService {</w:t>
+        <w:br/>
+        <w:t xml:space="preserve">  constructor(private readonly client: SbpgiClientService) {}</w:t>
+        <w:br/>
+        <w:br/>
+        <w:t xml:space="preserve">  // BFF ไม่มี DB — หน้าที่เดียวคือแนบ user context แล้ว forward</w:t>
+        <w:br/>
+        <w:t xml:space="preserve">  private userHeaders(user: any) {</w:t>
+        <w:br/>
+        <w:t xml:space="preserve">    return {</w:t>
+        <w:br/>
+        <w:t xml:space="preserve">      'x-user-id': user?.userId,</w:t>
+        <w:br/>
+        <w:t xml:space="preserve">      'x-user-group-id': user?.groupId,</w:t>
+        <w:br/>
+        <w:t xml:space="preserve">      'x-user-permissions': (user?.permissions ?? []).join(','),</w:t>
+        <w:br/>
+        <w:t xml:space="preserve">    };</w:t>
+        <w:br/>
+        <w:t xml:space="preserve">  }</w:t>
+        <w:br/>
+        <w:br/>
+        <w:t xml:space="preserve">  getMeMenus(params: any, user: any) {</w:t>
+        <w:br/>
+        <w:t xml:space="preserve">    return this.client.get('/api/v1/me/menus', { params, headers: this.userHeaders(user) });</w:t>
+        <w:br/>
+        <w:t xml:space="preserve">  }</w:t>
+        <w:br/>
+        <w:t>}</w:t>
+        <w:br/>
+        <w:br/>
+        <w:t>// ---------- src/modules/sbpgi-common-contracts/sbpgi-common-contracts.controller.ts (BFF) ----------</w:t>
+        <w:br/>
+        <w:t>import { Body, Controller, Delete, Get, Param, Post, Put, Query, Req, UseGuards } from '@nestjs/common';</w:t>
+        <w:br/>
+        <w:t>import { AuthGuard } from '@nestjs/passport';</w:t>
+        <w:br/>
+        <w:br/>
+        <w:t>// เลือก prefix แบบเดียวทั้งโมดูล: ใช้ '/bff/sbpgi/...' (ห้ามปนกับแบบไม่มี /bff)</w:t>
+        <w:br/>
+        <w:t>@Controller('bff/sbpgi/common-contracts')</w:t>
+        <w:br/>
+        <w:t>@UseGuards(AuthGuard('jwt'))</w:t>
+        <w:br/>
+        <w:t>export class SbpgiCommonContractsBffController {</w:t>
+        <w:br/>
+        <w:t xml:space="preserve">  constructor(private readonly service: SbpgiCommonContractsBffService) {}</w:t>
+        <w:br/>
+        <w:br/>
+        <w:t xml:space="preserve">  // proxy ของ GET /api/v1/me/menus</w:t>
+        <w:br/>
+        <w:t xml:space="preserve">  @Get('me/menus')</w:t>
+        <w:br/>
+        <w:t xml:space="preserve">  getMeMenus(@Query() query: any, @Req() req: any) {</w:t>
+        <w:br/>
+        <w:t xml:space="preserve">    return this.service.getMeMenus(query, req.user);</w:t>
+        <w:br/>
+        <w:t xml:space="preserve">  }</w:t>
+        <w:br/>
+        <w:t>}</w:t>
+        <w:br/>
+        <w:t>// TODO: register module ใน app.module.ts ของ BFF และเพิ่ม SbpgiClientService ใน ClientServiceModule (@Global)</w:t>
+      </w:r>
+    </w:p>
+    <w:p>
+      <w:pPr>
+        <w:pStyle w:val="Heading1"/>
+        <w:keepNext/>
+        <w:keepLines/>
+        <w:pageBreakBefore w:val="0"/>
+      </w:pPr>
+      <w:r>
+        <w:t>9. Database SQL</w:t>
+      </w:r>
+    </w:p>
+    <w:p>
+      <w:pPr>
+        <w:pStyle w:val="Heading3"/>
+        <w:keepNext/>
+        <w:keepLines/>
+        <w:pageBreakBefore w:val="0"/>
+      </w:pPr>
+      <w:r>
+        <w:t>9.1 ตารางที่อ่าน/เขียน</w:t>
+      </w:r>
+    </w:p>
+    <w:p>
+      <w:pPr>
+        <w:keepNext w:val="0"/>
+      </w:pPr>
+      <w:r>
+        <w:t>เอกสารนี้ไม่ระบุตารางที่ใช้โดยตรง — ให้ยึด DB Mapping ของ LLDD ที่เกี่ยวข้อง</w:t>
+      </w:r>
+    </w:p>
+    <w:p>
+      <w:pPr>
+        <w:pStyle w:val="Heading3"/>
+        <w:keepNext/>
+        <w:keepLines/>
+        <w:pageBreakBefore w:val="0"/>
+      </w:pPr>
+      <w:r>
+        <w:t>9.2 SQL จริงต่อ Endpoint</w:t>
+      </w:r>
+    </w:p>
+    <w:p>
+      <w:pPr>
+        <w:keepNext w:val="0"/>
+      </w:pPr>
+      <w:r>
+        <w:t xml:space="preserve">ยังไม่มี SQL ตัวอย่างที่ผูกกับ endpoint ของเอกสารนี้ใน </w:t>
+      </w:r>
+      <w:r>
+        <w:rPr>
+          <w:rFonts w:ascii="Courier New" w:hAnsi="Courier New"/>
+        </w:rPr>
+        <w:t>SQL_BY_PATH</w:t>
+      </w:r>
+      <w:r>
+        <w:t xml:space="preserve"> (</w:t>
+      </w:r>
+      <w:r>
+        <w:rPr>
+          <w:rFonts w:ascii="Courier New" w:hAnsi="Courier New"/>
+        </w:rPr>
+        <w:t>API specification screen</w:t>
+      </w:r>
+      <w:r>
+        <w:t>) — ให้เพิ่มที่นั่นก่อน แล้วเอกสารจะดึงมาแสดงอัตโนมัติ (ห้ามเขียน SQL ใหม่ในเอกสารนี้)</w:t>
+      </w:r>
+    </w:p>
+    <w:p>
+      <w:pPr>
+        <w:pStyle w:val="Heading3"/>
+        <w:keepNext/>
+        <w:keepLines/>
+        <w:pageBreakBefore w:val="0"/>
+      </w:pPr>
+      <w:r>
+        <w:t>9.3 Index / Constraint ที่ควรมี (ข้อเสนอ)</w:t>
+      </w:r>
+    </w:p>
+    <w:p>
+      <w:pPr>
+        <w:keepNext w:val="0"/>
+      </w:pPr>
+      <w:r>
+        <w:t>ยังไม่มีข้อมูลเงื่อนไข query พอจะเสนอ index — รอ SQL ต่อ endpoint ครบก่อน</w:t>
+      </w:r>
+    </w:p>
+    <w:p>
+      <w:pPr>
+        <w:pStyle w:val="Heading1"/>
+        <w:keepNext/>
+        <w:keepLines/>
+        <w:pageBreakBefore w:val="0"/>
+      </w:pPr>
+      <w:r>
+        <w:t>10. Processing Flow</w:t>
+      </w:r>
+    </w:p>
+    <w:tbl>
+      <w:tblPr>
+        <w:tblStyle w:val="TableGrid"/>
+        <w:tblW w:type="auto" w:w="0"/>
+        <w:jc w:val="center"/>
+        <w:tblLook w:firstColumn="1" w:firstRow="1" w:lastColumn="0" w:lastRow="0" w:noHBand="0" w:noVBand="1" w:val="04A0"/>
+      </w:tblPr>
+      <w:tblGrid>
+        <w:gridCol w:w="5040"/>
+        <w:gridCol w:w="5040"/>
+      </w:tblGrid>
+      <w:tr>
+        <w:trPr>
+          <w:cantSplit/>
+        </w:trPr>
+        <w:tc>
+          <w:tcPr>
+            <w:tcW w:type="dxa" w:w="5040"/>
+            <w:vAlign w:val="center"/>
+            <w:shd w:fill="E8EEF5"/>
+          </w:tcPr>
+          <w:p>
+            <w:pPr>
+              <w:keepLines/>
+              <w:spacing w:after="0"/>
+            </w:pPr>
+            <w:r/>
+            <w:r>
+              <w:rPr>
+                <w:rFonts w:ascii="Arial" w:hAnsi="Arial" w:eastAsia="Arial"/>
+                <w:b/>
+                <w:sz w:val="18"/>
+              </w:rPr>
+              <w:t>Step</w:t>
+            </w:r>
+          </w:p>
+        </w:tc>
+        <w:tc>
+          <w:tcPr>
+            <w:tcW w:type="dxa" w:w="5040"/>
+            <w:vAlign w:val="center"/>
+            <w:shd w:fill="E8EEF5"/>
+          </w:tcPr>
+          <w:p>
+            <w:pPr>
+              <w:keepLines/>
+              <w:spacing w:after="0"/>
+            </w:pPr>
+            <w:r/>
+            <w:r>
+              <w:rPr>
+                <w:rFonts w:ascii="Arial" w:hAnsi="Arial" w:eastAsia="Arial"/>
+                <w:b/>
+                <w:sz w:val="18"/>
+              </w:rPr>
+              <w:t>Description</w:t>
+            </w:r>
+          </w:p>
+        </w:tc>
+      </w:tr>
+      <w:tr>
+        <w:trPr>
+          <w:cantSplit/>
+        </w:trPr>
+        <w:tc>
+          <w:tcPr>
+            <w:tcW w:type="dxa" w:w="5040"/>
+            <w:vAlign w:val="center"/>
+          </w:tcPr>
+          <w:p>
+            <w:pPr>
+              <w:keepLines/>
+              <w:spacing w:after="0"/>
+            </w:pPr>
+            <w:r>
+              <w:rPr>
+                <w:rFonts w:ascii="Arial" w:hAnsi="Arial" w:eastAsia="Arial"/>
+                <w:sz w:val="18"/>
+              </w:rPr>
+            </w:r>
+            <w:r>
+              <w:rPr>
+                <w:rFonts w:ascii="Arial" w:hAnsi="Arial" w:eastAsia="Arial"/>
+                <w:sz w:val="18"/>
+              </w:rPr>
+              <w:t>1</w:t>
+            </w:r>
+          </w:p>
+        </w:tc>
+        <w:tc>
+          <w:tcPr>
+            <w:tcW w:type="dxa" w:w="5040"/>
+            <w:vAlign w:val="center"/>
+          </w:tcPr>
+          <w:p>
+            <w:pPr>
+              <w:keepLines/>
+              <w:spacing w:after="0"/>
+            </w:pPr>
+            <w:r>
+              <w:rPr>
+                <w:rFonts w:ascii="Arial" w:hAnsi="Arial" w:eastAsia="Arial"/>
+                <w:sz w:val="18"/>
+              </w:rPr>
+            </w:r>
+            <w:r>
+              <w:rPr>
+                <w:rFonts w:ascii="Arial" w:hAnsi="Arial" w:eastAsia="Arial"/>
+                <w:sz w:val="18"/>
+              </w:rPr>
+              <w:t>Request enters logging middleware and request id is attached</w:t>
+            </w:r>
+          </w:p>
+        </w:tc>
+      </w:tr>
+      <w:tr>
+        <w:trPr>
+          <w:cantSplit/>
+        </w:trPr>
+        <w:tc>
+          <w:tcPr>
+            <w:tcW w:type="dxa" w:w="5040"/>
+            <w:vAlign w:val="center"/>
+          </w:tcPr>
+          <w:p>
+            <w:pPr>
+              <w:keepLines/>
+              <w:spacing w:after="0"/>
+            </w:pPr>
+            <w:r>
+              <w:rPr>
+                <w:rFonts w:ascii="Arial" w:hAnsi="Arial" w:eastAsia="Arial"/>
+                <w:sz w:val="18"/>
+              </w:rPr>
+            </w:r>
+            <w:r>
+              <w:rPr>
+                <w:rFonts w:ascii="Arial" w:hAnsi="Arial" w:eastAsia="Arial"/>
+                <w:sz w:val="18"/>
+              </w:rPr>
+              <w:t>2</w:t>
+            </w:r>
+          </w:p>
+        </w:tc>
+        <w:tc>
+          <w:tcPr>
+            <w:tcW w:type="dxa" w:w="5040"/>
+            <w:vAlign w:val="center"/>
+          </w:tcPr>
+          <w:p>
+            <w:pPr>
+              <w:keepLines/>
+              <w:spacing w:after="0"/>
+            </w:pPr>
+            <w:r>
+              <w:rPr>
+                <w:rFonts w:ascii="Arial" w:hAnsi="Arial" w:eastAsia="Arial"/>
+                <w:sz w:val="18"/>
+              </w:rPr>
+            </w:r>
+            <w:r>
+              <w:rPr>
+                <w:rFonts w:ascii="Arial" w:hAnsi="Arial" w:eastAsia="Arial"/>
+                <w:sz w:val="18"/>
+              </w:rPr>
+              <w:t>Auth middleware validates JWT or service token by endpoint allowlist</w:t>
+            </w:r>
+          </w:p>
+        </w:tc>
+      </w:tr>
+      <w:tr>
+        <w:trPr>
+          <w:cantSplit/>
+        </w:trPr>
+        <w:tc>
+          <w:tcPr>
+            <w:tcW w:type="dxa" w:w="5040"/>
+            <w:vAlign w:val="center"/>
+          </w:tcPr>
+          <w:p>
+            <w:pPr>
+              <w:keepLines/>
+              <w:spacing w:after="0"/>
+            </w:pPr>
+            <w:r>
+              <w:rPr>
+                <w:rFonts w:ascii="Arial" w:hAnsi="Arial" w:eastAsia="Arial"/>
+                <w:sz w:val="18"/>
+              </w:rPr>
+            </w:r>
+            <w:r>
+              <w:rPr>
+                <w:rFonts w:ascii="Arial" w:hAnsi="Arial" w:eastAsia="Arial"/>
+                <w:sz w:val="18"/>
+              </w:rPr>
+              <w:t>3</w:t>
+            </w:r>
+          </w:p>
+        </w:tc>
+        <w:tc>
+          <w:tcPr>
+            <w:tcW w:type="dxa" w:w="5040"/>
+            <w:vAlign w:val="center"/>
+          </w:tcPr>
+          <w:p>
+            <w:pPr>
+              <w:keepLines/>
+              <w:spacing w:after="0"/>
+            </w:pPr>
+            <w:r>
+              <w:rPr>
+                <w:rFonts w:ascii="Arial" w:hAnsi="Arial" w:eastAsia="Arial"/>
+                <w:sz w:val="18"/>
+              </w:rPr>
+            </w:r>
+            <w:r>
+              <w:rPr>
+                <w:rFonts w:ascii="Arial" w:hAnsi="Arial" w:eastAsia="Arial"/>
+                <w:sz w:val="18"/>
+              </w:rPr>
+              <w:t>RBAC guard checks role/menu/current workflow task owner</w:t>
+            </w:r>
+          </w:p>
+        </w:tc>
+      </w:tr>
+      <w:tr>
+        <w:trPr>
+          <w:cantSplit/>
+        </w:trPr>
+        <w:tc>
+          <w:tcPr>
+            <w:tcW w:type="dxa" w:w="5040"/>
+            <w:vAlign w:val="center"/>
+          </w:tcPr>
+          <w:p>
+            <w:pPr>
+              <w:keepLines/>
+              <w:spacing w:after="0"/>
+            </w:pPr>
+            <w:r>
+              <w:rPr>
+                <w:rFonts w:ascii="Arial" w:hAnsi="Arial" w:eastAsia="Arial"/>
+                <w:sz w:val="18"/>
+              </w:rPr>
+            </w:r>
+            <w:r>
+              <w:rPr>
+                <w:rFonts w:ascii="Arial" w:hAnsi="Arial" w:eastAsia="Arial"/>
+                <w:sz w:val="18"/>
+              </w:rPr>
+              <w:t>4</w:t>
+            </w:r>
+          </w:p>
+        </w:tc>
+        <w:tc>
+          <w:tcPr>
+            <w:tcW w:type="dxa" w:w="5040"/>
+            <w:vAlign w:val="center"/>
+          </w:tcPr>
+          <w:p>
+            <w:pPr>
+              <w:keepLines/>
+              <w:spacing w:after="0"/>
+            </w:pPr>
+            <w:r>
+              <w:rPr>
+                <w:rFonts w:ascii="Arial" w:hAnsi="Arial" w:eastAsia="Arial"/>
+                <w:sz w:val="18"/>
+              </w:rPr>
+            </w:r>
+            <w:r>
+              <w:rPr>
+                <w:rFonts w:ascii="Arial" w:hAnsi="Arial" w:eastAsia="Arial"/>
+                <w:sz w:val="18"/>
+              </w:rPr>
+              <w:t>Validate params/query/body with shared schema conventions</w:t>
+            </w:r>
+          </w:p>
+        </w:tc>
+      </w:tr>
+      <w:tr>
+        <w:trPr>
+          <w:cantSplit/>
+        </w:trPr>
+        <w:tc>
+          <w:tcPr>
+            <w:tcW w:type="dxa" w:w="5040"/>
+            <w:vAlign w:val="center"/>
+          </w:tcPr>
+          <w:p>
+            <w:pPr>
+              <w:keepLines/>
+              <w:spacing w:after="0"/>
+            </w:pPr>
+            <w:r>
+              <w:rPr>
+                <w:rFonts w:ascii="Arial" w:hAnsi="Arial" w:eastAsia="Arial"/>
+                <w:sz w:val="18"/>
+              </w:rPr>
+            </w:r>
+            <w:r>
+              <w:rPr>
+                <w:rFonts w:ascii="Arial" w:hAnsi="Arial" w:eastAsia="Arial"/>
+                <w:sz w:val="18"/>
+              </w:rPr>
+              <w:t>5</w:t>
+            </w:r>
+          </w:p>
+        </w:tc>
+        <w:tc>
+          <w:tcPr>
+            <w:tcW w:type="dxa" w:w="5040"/>
+            <w:vAlign w:val="center"/>
+          </w:tcPr>
+          <w:p>
+            <w:pPr>
+              <w:keepLines/>
+              <w:spacing w:after="0"/>
+            </w:pPr>
+            <w:r>
+              <w:rPr>
+                <w:rFonts w:ascii="Arial" w:hAnsi="Arial" w:eastAsia="Arial"/>
+                <w:sz w:val="18"/>
+              </w:rPr>
+            </w:r>
+            <w:r>
+              <w:rPr>
+                <w:rFonts w:ascii="Arial" w:hAnsi="Arial" w:eastAsia="Arial"/>
+                <w:sz w:val="18"/>
+              </w:rPr>
+              <w:t>Service executes business rule and document action if relevant</w:t>
+            </w:r>
+          </w:p>
+        </w:tc>
+      </w:tr>
+      <w:tr>
+        <w:trPr>
+          <w:cantSplit/>
+        </w:trPr>
+        <w:tc>
+          <w:tcPr>
+            <w:tcW w:type="dxa" w:w="5040"/>
+            <w:vAlign w:val="center"/>
+          </w:tcPr>
+          <w:p>
+            <w:pPr>
+              <w:keepLines/>
+              <w:spacing w:after="0"/>
+            </w:pPr>
+            <w:r>
+              <w:rPr>
+                <w:rFonts w:ascii="Arial" w:hAnsi="Arial" w:eastAsia="Arial"/>
+                <w:sz w:val="18"/>
+              </w:rPr>
+            </w:r>
+            <w:r>
+              <w:rPr>
+                <w:rFonts w:ascii="Arial" w:hAnsi="Arial" w:eastAsia="Arial"/>
+                <w:sz w:val="18"/>
+              </w:rPr>
+              <w:t>6</w:t>
+            </w:r>
+          </w:p>
+        </w:tc>
+        <w:tc>
+          <w:tcPr>
+            <w:tcW w:type="dxa" w:w="5040"/>
+            <w:vAlign w:val="center"/>
+          </w:tcPr>
+          <w:p>
+            <w:pPr>
+              <w:keepLines/>
+              <w:spacing w:after="0"/>
+            </w:pPr>
+            <w:r>
+              <w:rPr>
+                <w:rFonts w:ascii="Arial" w:hAnsi="Arial" w:eastAsia="Arial"/>
+                <w:sz w:val="18"/>
+              </w:rPr>
+            </w:r>
+            <w:r>
+              <w:rPr>
+                <w:rFonts w:ascii="Arial" w:hAnsi="Arial" w:eastAsia="Arial"/>
+                <w:sz w:val="18"/>
+              </w:rPr>
+              <w:t>Mutation writes domain row and audit/reason in the same transaction</w:t>
+            </w:r>
+          </w:p>
+        </w:tc>
+      </w:tr>
+      <w:tr>
+        <w:trPr>
+          <w:cantSplit/>
+        </w:trPr>
+        <w:tc>
+          <w:tcPr>
+            <w:tcW w:type="dxa" w:w="5040"/>
+            <w:vAlign w:val="center"/>
+          </w:tcPr>
+          <w:p>
+            <w:pPr>
+              <w:keepLines/>
+              <w:spacing w:after="0"/>
+            </w:pPr>
+            <w:r>
+              <w:rPr>
+                <w:rFonts w:ascii="Arial" w:hAnsi="Arial" w:eastAsia="Arial"/>
+                <w:sz w:val="18"/>
+              </w:rPr>
+            </w:r>
+            <w:r>
+              <w:rPr>
+                <w:rFonts w:ascii="Arial" w:hAnsi="Arial" w:eastAsia="Arial"/>
+                <w:sz w:val="18"/>
+              </w:rPr>
+              <w:t>7</w:t>
+            </w:r>
+          </w:p>
+        </w:tc>
+        <w:tc>
+          <w:tcPr>
+            <w:tcW w:type="dxa" w:w="5040"/>
+            <w:vAlign w:val="center"/>
+          </w:tcPr>
+          <w:p>
+            <w:pPr>
+              <w:keepLines/>
+              <w:spacing w:after="0"/>
+            </w:pPr>
+            <w:r>
+              <w:rPr>
+                <w:rFonts w:ascii="Arial" w:hAnsi="Arial" w:eastAsia="Arial"/>
+                <w:sz w:val="18"/>
+              </w:rPr>
+            </w:r>
+            <w:r>
+              <w:rPr>
+                <w:rFonts w:ascii="Arial" w:hAnsi="Arial" w:eastAsia="Arial"/>
+                <w:sz w:val="18"/>
+              </w:rPr>
+              <w:t>Controller maps result to standard envelope or throws AppError</w:t>
+            </w:r>
+          </w:p>
+        </w:tc>
+      </w:tr>
+      <w:tr>
+        <w:trPr>
+          <w:cantSplit/>
+        </w:trPr>
+        <w:tc>
+          <w:tcPr>
+            <w:tcW w:type="dxa" w:w="5040"/>
+            <w:vAlign w:val="center"/>
+          </w:tcPr>
+          <w:p>
+            <w:pPr>
+              <w:keepLines/>
+              <w:spacing w:after="0"/>
+            </w:pPr>
+            <w:r>
+              <w:rPr>
+                <w:rFonts w:ascii="Arial" w:hAnsi="Arial" w:eastAsia="Arial"/>
+                <w:sz w:val="18"/>
+              </w:rPr>
+            </w:r>
+            <w:r>
+              <w:rPr>
+                <w:rFonts w:ascii="Arial" w:hAnsi="Arial" w:eastAsia="Arial"/>
                 <w:sz w:val="18"/>
               </w:rPr>
               <w:t>8</w:t>
@@ -10446,14 +13611,32 @@
               <w:keepLines/>
               <w:spacing w:after="0"/>
             </w:pPr>
-            <w:r/>
-            <w:r>
-              <w:rPr>
-                <w:rFonts w:ascii="Arial" w:hAnsi="Arial" w:eastAsia="Arial"/>
-                <w:b w:val="0"/>
-                <w:sz w:val="18"/>
-              </w:rPr>
-              <w:t>Error handler maps all failures to `{code,message}` only</w:t>
+            <w:r>
+              <w:rPr>
+                <w:rFonts w:ascii="Arial" w:hAnsi="Arial" w:eastAsia="Arial"/>
+                <w:sz w:val="18"/>
+              </w:rPr>
+            </w:r>
+            <w:r>
+              <w:rPr>
+                <w:rFonts w:ascii="Arial" w:hAnsi="Arial" w:eastAsia="Arial"/>
+                <w:sz w:val="18"/>
+              </w:rPr>
+              <w:t xml:space="preserve">Error handler maps all failures to </w:t>
+            </w:r>
+            <w:r>
+              <w:rPr>
+                <w:rFonts w:ascii="Courier New" w:hAnsi="Courier New" w:eastAsia="Arial"/>
+                <w:sz w:val="18"/>
+              </w:rPr>
+              <w:t>{code,message}</w:t>
+            </w:r>
+            <w:r>
+              <w:rPr>
+                <w:rFonts w:ascii="Arial" w:hAnsi="Arial" w:eastAsia="Arial"/>
+                <w:sz w:val="18"/>
+              </w:rPr>
+              <w:t xml:space="preserve"> only</w:t>
             </w:r>
           </w:p>
         </w:tc>
@@ -10468,7 +13651,7 @@
         <w:pageBreakBefore w:val="0"/>
       </w:pPr>
       <w:r>
-        <w:t>10. Acceptance Criteria</w:t>
+        <w:t>11. Acceptance Criteria</w:t>
       </w:r>
     </w:p>
     <w:p>
@@ -10486,7 +13669,13 @@
         <w:keepLines/>
       </w:pPr>
       <w:r>
-        <w:t>ไม่มี endpoint คืน error shape อื่นนอกจาก `{code,message}`</w:t>
+        <w:t xml:space="preserve">ไม่มี endpoint คืน error shape อื่นนอกจาก </w:t>
+      </w:r>
+      <w:r>
+        <w:rPr>
+          <w:rFonts w:ascii="Courier New" w:hAnsi="Courier New"/>
+        </w:rPr>
+        <w:t>{code,message}</w:t>
       </w:r>
     </w:p>
     <w:p>
@@ -10504,7 +13693,13 @@
         <w:keepLines/>
       </w:pPr>
       <w:r>
-        <w:t>GET list ทุกเส้นคืน `{page,size,total,items}`</w:t>
+        <w:t xml:space="preserve">GET list ทุกเส้นคืน </w:t>
+      </w:r>
+      <w:r>
+        <w:rPr>
+          <w:rFonts w:ascii="Courier New" w:hAnsi="Courier New"/>
+        </w:rPr>
+        <w:t>{page,size,total,items}</w:t>
       </w:r>
     </w:p>
     <w:p>
@@ -10513,7 +13708,22 @@
         <w:keepLines/>
       </w:pPr>
       <w:r>
-        <w:t>/actions รับ `{result,comment}` เท่านั้นและคืน `{statusCode,nextSection,message}`</w:t>
+        <w:t xml:space="preserve">/actions รับ </w:t>
+      </w:r>
+      <w:r>
+        <w:rPr>
+          <w:rFonts w:ascii="Courier New" w:hAnsi="Courier New"/>
+        </w:rPr>
+        <w:t>{result,comment}</w:t>
+      </w:r>
+      <w:r>
+        <w:t xml:space="preserve"> เท่านั้นและคืน </w:t>
+      </w:r>
+      <w:r>
+        <w:rPr>
+          <w:rFonts w:ascii="Courier New" w:hAnsi="Courier New"/>
+        </w:rPr>
+        <w:t>{statusCode,nextSection,message}</w:t>
       </w:r>
     </w:p>
     <w:p>
@@ -10531,7 +13741,7 @@
         <w:keepLines/>
       </w:pPr>
       <w:r>
-        <w:t>mutation ที่ต้องมี reason ต้องเขียน audit_logs/consideration_logs/job_run_histories ตามโดเมน</w:t>
+        <w:t>workflow action ต้องเขียน consideration_logs · master mutation ไม่มี audit แล้ว (ยกเลิกระบบ audit ของ master 2026-08-07)</w:t>
       </w:r>
     </w:p>
     <w:p>
@@ -10542,7 +13752,7 @@
         <w:pageBreakBefore w:val="0"/>
       </w:pPr>
       <w:r>
-        <w:t>11. Developer Test Checklist</w:t>
+        <w:t>12. Developer Test Checklist</w:t>
       </w:r>
     </w:p>
     <w:tbl>
@@ -10619,11 +13829,15 @@
               <w:keepLines/>
               <w:spacing w:after="0"/>
             </w:pPr>
-            <w:r/>
-            <w:r>
-              <w:rPr>
-                <w:rFonts w:ascii="Arial" w:hAnsi="Arial" w:eastAsia="Arial"/>
-                <w:b w:val="0"/>
+            <w:r>
+              <w:rPr>
+                <w:rFonts w:ascii="Arial" w:hAnsi="Arial" w:eastAsia="Arial"/>
+                <w:sz w:val="18"/>
+              </w:rPr>
+            </w:r>
+            <w:r>
+              <w:rPr>
+                <w:rFonts w:ascii="Arial" w:hAnsi="Arial" w:eastAsia="Arial"/>
                 <w:sz w:val="18"/>
               </w:rPr>
               <w:t>1</w:t>
@@ -10640,11 +13854,15 @@
               <w:keepLines/>
               <w:spacing w:after="0"/>
             </w:pPr>
-            <w:r/>
-            <w:r>
-              <w:rPr>
-                <w:rFonts w:ascii="Arial" w:hAnsi="Arial" w:eastAsia="Arial"/>
-                <w:b w:val="0"/>
+            <w:r>
+              <w:rPr>
+                <w:rFonts w:ascii="Arial" w:hAnsi="Arial" w:eastAsia="Arial"/>
+                <w:sz w:val="18"/>
+              </w:rPr>
+            </w:r>
+            <w:r>
+              <w:rPr>
+                <w:rFonts w:ascii="Arial" w:hAnsi="Arial" w:eastAsia="Arial"/>
                 <w:sz w:val="18"/>
               </w:rPr>
               <w:t>missing JWT 401</w:t>
@@ -10666,11 +13884,15 @@
               <w:keepLines/>
               <w:spacing w:after="0"/>
             </w:pPr>
-            <w:r/>
-            <w:r>
-              <w:rPr>
-                <w:rFonts w:ascii="Arial" w:hAnsi="Arial" w:eastAsia="Arial"/>
-                <w:b w:val="0"/>
+            <w:r>
+              <w:rPr>
+                <w:rFonts w:ascii="Arial" w:hAnsi="Arial" w:eastAsia="Arial"/>
+                <w:sz w:val="18"/>
+              </w:rPr>
+            </w:r>
+            <w:r>
+              <w:rPr>
+                <w:rFonts w:ascii="Arial" w:hAnsi="Arial" w:eastAsia="Arial"/>
                 <w:sz w:val="18"/>
               </w:rPr>
               <w:t>2</w:t>
@@ -10687,11 +13909,15 @@
               <w:keepLines/>
               <w:spacing w:after="0"/>
             </w:pPr>
-            <w:r/>
-            <w:r>
-              <w:rPr>
-                <w:rFonts w:ascii="Arial" w:hAnsi="Arial" w:eastAsia="Arial"/>
-                <w:b w:val="0"/>
+            <w:r>
+              <w:rPr>
+                <w:rFonts w:ascii="Arial" w:hAnsi="Arial" w:eastAsia="Arial"/>
+                <w:sz w:val="18"/>
+              </w:rPr>
+            </w:r>
+            <w:r>
+              <w:rPr>
+                <w:rFonts w:ascii="Arial" w:hAnsi="Arial" w:eastAsia="Arial"/>
                 <w:sz w:val="18"/>
               </w:rPr>
               <w:t>role forbidden 403</w:t>
@@ -10713,11 +13939,15 @@
               <w:keepLines/>
               <w:spacing w:after="0"/>
             </w:pPr>
-            <w:r/>
-            <w:r>
-              <w:rPr>
-                <w:rFonts w:ascii="Arial" w:hAnsi="Arial" w:eastAsia="Arial"/>
-                <w:b w:val="0"/>
+            <w:r>
+              <w:rPr>
+                <w:rFonts w:ascii="Arial" w:hAnsi="Arial" w:eastAsia="Arial"/>
+                <w:sz w:val="18"/>
+              </w:rPr>
+            </w:r>
+            <w:r>
+              <w:rPr>
+                <w:rFonts w:ascii="Arial" w:hAnsi="Arial" w:eastAsia="Arial"/>
                 <w:sz w:val="18"/>
               </w:rPr>
               <w:t>3</w:t>
@@ -10734,11 +13964,15 @@
               <w:keepLines/>
               <w:spacing w:after="0"/>
             </w:pPr>
-            <w:r/>
-            <w:r>
-              <w:rPr>
-                <w:rFonts w:ascii="Arial" w:hAnsi="Arial" w:eastAsia="Arial"/>
-                <w:b w:val="0"/>
+            <w:r>
+              <w:rPr>
+                <w:rFonts w:ascii="Arial" w:hAnsi="Arial" w:eastAsia="Arial"/>
+                <w:sz w:val="18"/>
+              </w:rPr>
+            </w:r>
+            <w:r>
+              <w:rPr>
+                <w:rFonts w:ascii="Arial" w:hAnsi="Arial" w:eastAsia="Arial"/>
                 <w:sz w:val="18"/>
               </w:rPr>
               <w:t>validation error 400</w:t>
@@ -10760,11 +13994,15 @@
               <w:keepLines/>
               <w:spacing w:after="0"/>
             </w:pPr>
-            <w:r/>
-            <w:r>
-              <w:rPr>
-                <w:rFonts w:ascii="Arial" w:hAnsi="Arial" w:eastAsia="Arial"/>
-                <w:b w:val="0"/>
+            <w:r>
+              <w:rPr>
+                <w:rFonts w:ascii="Arial" w:hAnsi="Arial" w:eastAsia="Arial"/>
+                <w:sz w:val="18"/>
+              </w:rPr>
+            </w:r>
+            <w:r>
+              <w:rPr>
+                <w:rFonts w:ascii="Arial" w:hAnsi="Arial" w:eastAsia="Arial"/>
                 <w:sz w:val="18"/>
               </w:rPr>
               <w:t>4</w:t>
@@ -10781,11 +14019,15 @@
               <w:keepLines/>
               <w:spacing w:after="0"/>
             </w:pPr>
-            <w:r/>
-            <w:r>
-              <w:rPr>
-                <w:rFonts w:ascii="Arial" w:hAnsi="Arial" w:eastAsia="Arial"/>
-                <w:b w:val="0"/>
+            <w:r>
+              <w:rPr>
+                <w:rFonts w:ascii="Arial" w:hAnsi="Arial" w:eastAsia="Arial"/>
+                <w:sz w:val="18"/>
+              </w:rPr>
+            </w:r>
+            <w:r>
+              <w:rPr>
+                <w:rFonts w:ascii="Arial" w:hAnsi="Arial" w:eastAsia="Arial"/>
                 <w:sz w:val="18"/>
               </w:rPr>
               <w:t>not found 404</w:t>
@@ -10807,11 +14049,15 @@
               <w:keepLines/>
               <w:spacing w:after="0"/>
             </w:pPr>
-            <w:r/>
-            <w:r>
-              <w:rPr>
-                <w:rFonts w:ascii="Arial" w:hAnsi="Arial" w:eastAsia="Arial"/>
-                <w:b w:val="0"/>
+            <w:r>
+              <w:rPr>
+                <w:rFonts w:ascii="Arial" w:hAnsi="Arial" w:eastAsia="Arial"/>
+                <w:sz w:val="18"/>
+              </w:rPr>
+            </w:r>
+            <w:r>
+              <w:rPr>
+                <w:rFonts w:ascii="Arial" w:hAnsi="Arial" w:eastAsia="Arial"/>
                 <w:sz w:val="18"/>
               </w:rPr>
               <w:t>5</w:t>
@@ -10828,11 +14074,15 @@
               <w:keepLines/>
               <w:spacing w:after="0"/>
             </w:pPr>
-            <w:r/>
-            <w:r>
-              <w:rPr>
-                <w:rFonts w:ascii="Arial" w:hAnsi="Arial" w:eastAsia="Arial"/>
-                <w:b w:val="0"/>
+            <w:r>
+              <w:rPr>
+                <w:rFonts w:ascii="Arial" w:hAnsi="Arial" w:eastAsia="Arial"/>
+                <w:sz w:val="18"/>
+              </w:rPr>
+            </w:r>
+            <w:r>
+              <w:rPr>
+                <w:rFonts w:ascii="Arial" w:hAnsi="Arial" w:eastAsia="Arial"/>
                 <w:sz w:val="18"/>
               </w:rPr>
               <w:t>duplicate conflict 409</w:t>
@@ -10854,11 +14104,15 @@
               <w:keepLines/>
               <w:spacing w:after="0"/>
             </w:pPr>
-            <w:r/>
-            <w:r>
-              <w:rPr>
-                <w:rFonts w:ascii="Arial" w:hAnsi="Arial" w:eastAsia="Arial"/>
-                <w:b w:val="0"/>
+            <w:r>
+              <w:rPr>
+                <w:rFonts w:ascii="Arial" w:hAnsi="Arial" w:eastAsia="Arial"/>
+                <w:sz w:val="18"/>
+              </w:rPr>
+            </w:r>
+            <w:r>
+              <w:rPr>
+                <w:rFonts w:ascii="Arial" w:hAnsi="Arial" w:eastAsia="Arial"/>
                 <w:sz w:val="18"/>
               </w:rPr>
               <w:t>6</w:t>
@@ -10875,11 +14129,15 @@
               <w:keepLines/>
               <w:spacing w:after="0"/>
             </w:pPr>
-            <w:r/>
-            <w:r>
-              <w:rPr>
-                <w:rFonts w:ascii="Arial" w:hAnsi="Arial" w:eastAsia="Arial"/>
-                <w:b w:val="0"/>
+            <w:r>
+              <w:rPr>
+                <w:rFonts w:ascii="Arial" w:hAnsi="Arial" w:eastAsia="Arial"/>
+                <w:sz w:val="18"/>
+              </w:rPr>
+            </w:r>
+            <w:r>
+              <w:rPr>
+                <w:rFonts w:ascii="Arial" w:hAnsi="Arial" w:eastAsia="Arial"/>
                 <w:sz w:val="18"/>
               </w:rPr>
               <w:t>list envelope</w:t>
@@ -10901,11 +14159,15 @@
               <w:keepLines/>
               <w:spacing w:after="0"/>
             </w:pPr>
-            <w:r/>
-            <w:r>
-              <w:rPr>
-                <w:rFonts w:ascii="Arial" w:hAnsi="Arial" w:eastAsia="Arial"/>
-                <w:b w:val="0"/>
+            <w:r>
+              <w:rPr>
+                <w:rFonts w:ascii="Arial" w:hAnsi="Arial" w:eastAsia="Arial"/>
+                <w:sz w:val="18"/>
+              </w:rPr>
+            </w:r>
+            <w:r>
+              <w:rPr>
+                <w:rFonts w:ascii="Arial" w:hAnsi="Arial" w:eastAsia="Arial"/>
                 <w:sz w:val="18"/>
               </w:rPr>
               <w:t>7</w:t>
@@ -10922,11 +14184,15 @@
               <w:keepLines/>
               <w:spacing w:after="0"/>
             </w:pPr>
-            <w:r/>
-            <w:r>
-              <w:rPr>
-                <w:rFonts w:ascii="Arial" w:hAnsi="Arial" w:eastAsia="Arial"/>
-                <w:b w:val="0"/>
+            <w:r>
+              <w:rPr>
+                <w:rFonts w:ascii="Arial" w:hAnsi="Arial" w:eastAsia="Arial"/>
+                <w:sz w:val="18"/>
+              </w:rPr>
+            </w:r>
+            <w:r>
+              <w:rPr>
+                <w:rFonts w:ascii="Arial" w:hAnsi="Arial" w:eastAsia="Arial"/>
                 <w:sz w:val="18"/>
               </w:rPr>
               <w:t>action transition envelope</w:t>
@@ -10948,11 +14214,15 @@
               <w:keepLines/>
               <w:spacing w:after="0"/>
             </w:pPr>
-            <w:r/>
-            <w:r>
-              <w:rPr>
-                <w:rFonts w:ascii="Arial" w:hAnsi="Arial" w:eastAsia="Arial"/>
-                <w:b w:val="0"/>
+            <w:r>
+              <w:rPr>
+                <w:rFonts w:ascii="Arial" w:hAnsi="Arial" w:eastAsia="Arial"/>
+                <w:sz w:val="18"/>
+              </w:rPr>
+            </w:r>
+            <w:r>
+              <w:rPr>
+                <w:rFonts w:ascii="Arial" w:hAnsi="Arial" w:eastAsia="Arial"/>
                 <w:sz w:val="18"/>
               </w:rPr>
               <w:t>8</w:t>
@@ -10969,11 +14239,15 @@
               <w:keepLines/>
               <w:spacing w:after="0"/>
             </w:pPr>
-            <w:r/>
-            <w:r>
-              <w:rPr>
-                <w:rFonts w:ascii="Arial" w:hAnsi="Arial" w:eastAsia="Arial"/>
-                <w:b w:val="0"/>
+            <w:r>
+              <w:rPr>
+                <w:rFonts w:ascii="Arial" w:hAnsi="Arial" w:eastAsia="Arial"/>
+                <w:sz w:val="18"/>
+              </w:rPr>
+            </w:r>
+            <w:r>
+              <w:rPr>
+                <w:rFonts w:ascii="Arial" w:hAnsi="Arial" w:eastAsia="Arial"/>
                 <w:sz w:val="18"/>
               </w:rPr>
               <w:t>audit reason required</w:t>
@@ -10995,11 +14269,15 @@
               <w:keepLines/>
               <w:spacing w:after="0"/>
             </w:pPr>
-            <w:r/>
-            <w:r>
-              <w:rPr>
-                <w:rFonts w:ascii="Arial" w:hAnsi="Arial" w:eastAsia="Arial"/>
-                <w:b w:val="0"/>
+            <w:r>
+              <w:rPr>
+                <w:rFonts w:ascii="Arial" w:hAnsi="Arial" w:eastAsia="Arial"/>
+                <w:sz w:val="18"/>
+              </w:rPr>
+            </w:r>
+            <w:r>
+              <w:rPr>
+                <w:rFonts w:ascii="Arial" w:hAnsi="Arial" w:eastAsia="Arial"/>
                 <w:sz w:val="18"/>
               </w:rPr>
               <w:t>9</w:t>
@@ -11016,11 +14294,15 @@
               <w:keepLines/>
               <w:spacing w:after="0"/>
             </w:pPr>
-            <w:r/>
-            <w:r>
-              <w:rPr>
-                <w:rFonts w:ascii="Arial" w:hAnsi="Arial" w:eastAsia="Arial"/>
-                <w:b w:val="0"/>
+            <w:r>
+              <w:rPr>
+                <w:rFonts w:ascii="Arial" w:hAnsi="Arial" w:eastAsia="Arial"/>
+                <w:sz w:val="18"/>
+              </w:rPr>
+            </w:r>
+            <w:r>
+              <w:rPr>
+                <w:rFonts w:ascii="Arial" w:hAnsi="Arial" w:eastAsia="Arial"/>
                 <w:sz w:val="18"/>
               </w:rPr>
               <w:t>service token endpoint</w:t>
@@ -11578,12 +14860,13 @@
       <w:outlineLvl w:val="3"/>
     </w:pPr>
     <w:rPr>
-      <w:rFonts w:asciiTheme="majorHAnsi" w:eastAsiaTheme="majorEastAsia" w:hAnsiTheme="majorHAnsi" w:cstheme="majorBidi"/>
+      <w:rFonts w:asciiTheme="majorHAnsi" w:eastAsiaTheme="majorEastAsia" w:hAnsiTheme="majorHAnsi" w:cstheme="majorBidi" w:ascii="Arial" w:hAnsi="Arial" w:eastAsia="Arial"/>
       <w:b/>
       <w:bCs/>
       <w:i/>
       <w:iCs/>
-      <w:color w:val="4F81BD" w:themeColor="accent1"/>
+      <w:color w:val="2E74B5"/>
+      <w:sz w:val="20"/>
     </w:rPr>
   </w:style>
   <w:style w:type="paragraph" w:styleId="Heading5">

--- a/LLDD/word/BE/LLDD-BE-API-Common-Contracts.docx
+++ b/LLDD/word/BE/LLDD-BE-API-Common-Contracts.docx
@@ -1713,7 +1713,7 @@
                 <w:rFonts w:ascii="Arial" w:hAnsi="Arial" w:eastAsia="Arial"/>
                 <w:sz w:val="18"/>
               </w:rPr>
-              <w:t>YYYY/xxxxx พ.ศ.</w:t>
+              <w:t>YYYY/xxxxx ค.ศ.</w:t>
             </w:r>
           </w:p>
         </w:tc>
@@ -1973,7 +1973,7 @@
                 <w:rFonts w:ascii="Arial" w:hAnsi="Arial" w:eastAsia="Arial"/>
                 <w:sz w:val="18"/>
               </w:rPr>
-              <w:t>FE แปลง พ.ศ. เฉพาะ display</w:t>
+              <w:t>FE แสดง ค.ศ. เป็นค่าเริ่มต้น (buddhistEra=false) · แปลง พ.ศ. เฉพาะ component ที่เปิด flag</w:t>
             </w:r>
           </w:p>
         </w:tc>
@@ -4328,7 +4328,16 @@
         <w:keepNext w:val="0"/>
       </w:pPr>
       <w:r>
-        <w:t>Matrix นี้เป็น baseline สำหรับ BE authorization guard; menu-level visibility ยังคงมาจาก menu_permissions</w:t>
+        <w:t xml:space="preserve">Matrix นี้เป็น baseline สำหรับ BE authorization guard; menu-level visibility มาจาก permissions ต่อ URL ของ auth-backend (header </w:t>
+      </w:r>
+      <w:r>
+        <w:rPr>
+          <w:rFonts w:ascii="Courier New" w:hAnsi="Courier New"/>
+        </w:rPr>
+        <w:t>x-user-permissions</w:t>
+      </w:r>
+      <w:r>
+        <w:t>)</w:t>
       </w:r>
     </w:p>
     <w:tbl>
@@ -4464,7 +4473,7 @@
                 <w:rFonts w:ascii="Arial" w:hAnsi="Arial" w:eastAsia="Arial"/>
                 <w:sz w:val="18"/>
               </w:rPr>
-              <w:t>/auth/me, /me/menus</w:t>
+              <w:t>ไม่ใช่ endpoint ของ SBPGI — FE เรียกของระบบเดิมผ่าน BFF: GET /auth/profile, GET /users/current, GET /menus, GET /groups/current-user/permissions</w:t>
             </w:r>
           </w:p>
         </w:tc>
@@ -4944,7 +4953,7 @@
                 <w:rFonts w:ascii="Arial" w:hAnsi="Arial" w:eastAsia="Arial"/>
                 <w:sz w:val="18"/>
               </w:rPr>
-              <w:t>/competitors, /document-statuses, /workflow-sections, /decisions (ร้าน/ภาค/ประเภทสาขา ใช้ /store/* + /common/common-code ของระบบ SBP เดิม · 2026-08-06)</w:t>
+              <w:t>/document-statuses, /workflow-sections (ร้าน/ภาค/ประเภทสาขา ใช้ /store/* + /common/common-code ของระบบ SBP เดิม · 2026-08-06)</w:t>
             </w:r>
           </w:p>
         </w:tc>
@@ -4999,7 +5008,7 @@
                 <w:rFonts w:ascii="Arial" w:hAnsi="Arial" w:eastAsia="Arial"/>
                 <w:sz w:val="18"/>
               </w:rPr>
-              <w:t>Master/RBAC</w:t>
+              <w:t>Master (SBPGI)</w:t>
             </w:r>
           </w:p>
         </w:tc>
@@ -5024,7 +5033,7 @@
                 <w:rFonts w:ascii="Arial" w:hAnsi="Arial" w:eastAsia="Arial"/>
                 <w:sz w:val="18"/>
               </w:rPr>
-              <w:t>/operators*, /factors*, /menu-permissions*, /roles*, /menus*</w:t>
+              <w:t>/factors*, /competitors*</w:t>
             </w:r>
           </w:p>
         </w:tc>
@@ -5049,7 +5058,87 @@
                 <w:rFonts w:ascii="Arial" w:hAnsi="Arial" w:eastAsia="Arial"/>
                 <w:sz w:val="18"/>
               </w:rPr>
-              <w:t>admin/HQ roles according to menu_permissions</w:t>
+              <w:t>admin/HQ ตามสิทธิ์เมนูที่มากับ header x-user-permissions</w:t>
+            </w:r>
+          </w:p>
+        </w:tc>
+      </w:tr>
+      <w:tr>
+        <w:trPr>
+          <w:cantSplit/>
+        </w:trPr>
+        <w:tc>
+          <w:tcPr>
+            <w:tcW w:type="dxa" w:w="3360"/>
+            <w:vAlign w:val="center"/>
+          </w:tcPr>
+          <w:p>
+            <w:pPr>
+              <w:keepLines/>
+              <w:spacing w:after="0"/>
+            </w:pPr>
+            <w:r>
+              <w:rPr>
+                <w:rFonts w:ascii="Arial" w:hAnsi="Arial" w:eastAsia="Arial"/>
+                <w:sz w:val="18"/>
+              </w:rPr>
+            </w:r>
+            <w:r>
+              <w:rPr>
+                <w:rFonts w:ascii="Arial" w:hAnsi="Arial" w:eastAsia="Arial"/>
+                <w:sz w:val="18"/>
+              </w:rPr>
+              <w:t>RBAC/ผู้ปฏิบัติงาน</w:t>
+            </w:r>
+          </w:p>
+        </w:tc>
+        <w:tc>
+          <w:tcPr>
+            <w:tcW w:type="dxa" w:w="3360"/>
+            <w:vAlign w:val="center"/>
+          </w:tcPr>
+          <w:p>
+            <w:pPr>
+              <w:keepLines/>
+              <w:spacing w:after="0"/>
+            </w:pPr>
+            <w:r>
+              <w:rPr>
+                <w:rFonts w:ascii="Arial" w:hAnsi="Arial" w:eastAsia="Arial"/>
+                <w:sz w:val="18"/>
+              </w:rPr>
+            </w:r>
+            <w:r>
+              <w:rPr>
+                <w:rFonts w:ascii="Arial" w:hAnsi="Arial" w:eastAsia="Arial"/>
+                <w:sz w:val="18"/>
+              </w:rPr>
+              <w:t>ไม่ใช่ endpoint ของ SBPGI — ตัด /operators* /roles* /menus* /menu-permissions* /employees/search รวม 14 เส้น (2026-08-05) ใช้ auth-backend เดิม จัดการที่หน้า /setting/manage-user-rights</w:t>
+            </w:r>
+          </w:p>
+        </w:tc>
+        <w:tc>
+          <w:tcPr>
+            <w:tcW w:type="dxa" w:w="3360"/>
+            <w:vAlign w:val="center"/>
+          </w:tcPr>
+          <w:p>
+            <w:pPr>
+              <w:keepLines/>
+              <w:spacing w:after="0"/>
+            </w:pPr>
+            <w:r>
+              <w:rPr>
+                <w:rFonts w:ascii="Arial" w:hAnsi="Arial" w:eastAsia="Arial"/>
+                <w:sz w:val="18"/>
+              </w:rPr>
+            </w:r>
+            <w:r>
+              <w:rPr>
+                <w:rFonts w:ascii="Arial" w:hAnsi="Arial" w:eastAsia="Arial"/>
+                <w:sz w:val="18"/>
+              </w:rPr>
+              <w:t>-</w:t>
             </w:r>
           </w:p>
         </w:tc>
@@ -5836,9 +5925,17 @@
             <w:r>
               <w:rPr>
                 <w:rFonts w:ascii="Arial" w:hAnsi="Arial" w:eastAsia="Arial"/>
-                <w:sz w:val="18"/>
-              </w:rPr>
-              <w:t>Document action contract กลาง; ตัวอย่าง currentSection=01 จึงเปลี่ยนไป 02</w:t>
+                <w:b/>
+                <w:sz w:val="18"/>
+              </w:rPr>
+              <w:t>อ้างอิงเท่านั้น — เจ้าของ endpoint นี้คือ LLDD-BE-API-Document-Workflow-Actions.pdf (Tunyatorn)</w:t>
+            </w:r>
+            <w:r>
+              <w:rPr>
+                <w:rFonts w:ascii="Arial" w:hAnsi="Arial" w:eastAsia="Arial"/>
+                <w:sz w:val="18"/>
+              </w:rPr>
+              <w:t xml:space="preserve"> · ยกมาเป็นตัวอย่างสัญญา action กลางที่ทุกเส้นต้องยึด (ตัวอย่าง currentSection=01 จึงเปลี่ยนไป 02)</w:t>
             </w:r>
           </w:p>
         </w:tc>
@@ -5889,118 +5986,6 @@
                 <w:sz w:val="18"/>
               </w:rPr>
               <w:t>401/403/404/409/422/413/415 mapping คงที่และ test ได้</w:t>
-            </w:r>
-          </w:p>
-        </w:tc>
-      </w:tr>
-      <w:tr>
-        <w:trPr>
-          <w:cantSplit/>
-        </w:trPr>
-        <w:tc>
-          <w:tcPr>
-            <w:tcW w:type="dxa" w:w="2520"/>
-            <w:vAlign w:val="center"/>
-          </w:tcPr>
-          <w:p>
-            <w:pPr>
-              <w:keepLines/>
-              <w:spacing w:after="0"/>
-            </w:pPr>
-            <w:r>
-              <w:rPr>
-                <w:rFonts w:ascii="Arial" w:hAnsi="Arial" w:eastAsia="Arial"/>
-                <w:sz w:val="18"/>
-              </w:rPr>
-            </w:r>
-            <w:r>
-              <w:rPr>
-                <w:rFonts w:ascii="Arial" w:hAnsi="Arial" w:eastAsia="Arial"/>
-                <w:sz w:val="18"/>
-              </w:rPr>
-              <w:t>GET /api/v1/me/menus</w:t>
-            </w:r>
-          </w:p>
-        </w:tc>
-        <w:tc>
-          <w:tcPr>
-            <w:tcW w:type="dxa" w:w="2520"/>
-            <w:vAlign w:val="center"/>
-          </w:tcPr>
-          <w:p>
-            <w:pPr>
-              <w:keepLines/>
-              <w:spacing w:after="0"/>
-            </w:pPr>
-            <w:r>
-              <w:rPr>
-                <w:rFonts w:ascii="Arial" w:hAnsi="Arial" w:eastAsia="Arial"/>
-                <w:sz w:val="18"/>
-              </w:rPr>
-            </w:r>
-            <w:r>
-              <w:rPr>
-                <w:rFonts w:ascii="Arial" w:hAnsi="Arial" w:eastAsia="Arial"/>
-                <w:sz w:val="18"/>
-              </w:rPr>
-              <w:t>RBAC/menu contract กลาง</w:t>
-            </w:r>
-          </w:p>
-        </w:tc>
-        <w:tc>
-          <w:tcPr>
-            <w:tcW w:type="dxa" w:w="2520"/>
-            <w:vAlign w:val="center"/>
-          </w:tcPr>
-          <w:p>
-            <w:pPr>
-              <w:keepLines/>
-              <w:spacing w:after="0"/>
-            </w:pPr>
-            <w:r>
-              <w:rPr>
-                <w:rFonts w:ascii="Arial" w:hAnsi="Arial" w:eastAsia="Arial"/>
-                <w:sz w:val="18"/>
-              </w:rPr>
-            </w:r>
-            <w:r>
-              <w:rPr>
-                <w:rFonts w:ascii="Arial" w:hAnsi="Arial" w:eastAsia="Arial"/>
-                <w:sz w:val="18"/>
-              </w:rPr>
-              <w:t>Validate params/query/body with shared schema conventions</w:t>
-            </w:r>
-          </w:p>
-        </w:tc>
-        <w:tc>
-          <w:tcPr>
-            <w:tcW w:type="dxa" w:w="2520"/>
-            <w:vAlign w:val="center"/>
-          </w:tcPr>
-          <w:p>
-            <w:pPr>
-              <w:keepLines/>
-              <w:spacing w:after="0"/>
-            </w:pPr>
-            <w:r>
-              <w:rPr>
-                <w:rFonts w:ascii="Arial" w:hAnsi="Arial" w:eastAsia="Arial"/>
-                <w:sz w:val="18"/>
-              </w:rPr>
-            </w:r>
-            <w:r>
-              <w:rPr>
-                <w:rFonts w:ascii="Arial" w:hAnsi="Arial" w:eastAsia="Arial"/>
-                <w:sz w:val="18"/>
-              </w:rPr>
-              <w:t xml:space="preserve">GET list ทุกเส้นคืน </w:t>
-            </w:r>
-            <w:r>
-              <w:rPr>
-                <w:rFonts w:ascii="Courier New" w:hAnsi="Courier New" w:eastAsia="Arial"/>
-                <w:sz w:val="18"/>
-              </w:rPr>
-              <w:t>{page,size,total,items}</w:t>
             </w:r>
           </w:p>
         </w:tc>
@@ -9311,7 +9296,13 @@
         <w:keepNext w:val="0"/>
       </w:pPr>
       <w:r>
-        <w:t>Document action contract กลาง; ตัวอย่าง currentSection=01 จึงเปลี่ยนไป 02</w:t>
+        <w:rPr>
+          <w:b/>
+        </w:rPr>
+        <w:t>อ้างอิงเท่านั้น — เจ้าของ endpoint นี้คือ LLDD-BE-API-Document-Workflow-Actions.pdf (Tunyatorn)</w:t>
+      </w:r>
+      <w:r>
+        <w:t xml:space="preserve"> · ยกมาเป็นตัวอย่างสัญญา action กลางที่ทุกเส้นต้องยึด (ตัวอย่าง currentSection=01 จึงเปลี่ยนไป 02)</w:t>
       </w:r>
     </w:p>
     <w:tbl>
@@ -10163,1146 +10154,6 @@
                 <w:sz w:val="18"/>
               </w:rPr>
               <w:t>string</w:t>
-            </w:r>
-          </w:p>
-        </w:tc>
-        <w:tc>
-          <w:tcPr>
-            <w:tcW w:type="dxa" w:w="2520"/>
-            <w:vAlign w:val="center"/>
-          </w:tcPr>
-          <w:p>
-            <w:pPr>
-              <w:keepLines/>
-              <w:spacing w:after="0"/>
-            </w:pPr>
-            <w:r>
-              <w:rPr>
-                <w:rFonts w:ascii="Arial" w:hAnsi="Arial" w:eastAsia="Arial"/>
-                <w:sz w:val="18"/>
-              </w:rPr>
-            </w:r>
-            <w:r>
-              <w:rPr>
-                <w:rFonts w:ascii="Arial" w:hAnsi="Arial" w:eastAsia="Arial"/>
-                <w:sz w:val="18"/>
-              </w:rPr>
-              <w:t>Yes</w:t>
-            </w:r>
-          </w:p>
-        </w:tc>
-        <w:tc>
-          <w:tcPr>
-            <w:tcW w:type="dxa" w:w="2520"/>
-            <w:vAlign w:val="center"/>
-          </w:tcPr>
-          <w:p>
-            <w:pPr>
-              <w:keepLines/>
-              <w:spacing w:after="0"/>
-            </w:pPr>
-            <w:r>
-              <w:rPr>
-                <w:rFonts w:ascii="Arial" w:hAnsi="Arial" w:eastAsia="Arial"/>
-                <w:sz w:val="18"/>
-              </w:rPr>
-            </w:r>
-            <w:r>
-              <w:rPr>
-                <w:rFonts w:ascii="Arial" w:hAnsi="Arial" w:eastAsia="Arial"/>
-                <w:sz w:val="18"/>
-              </w:rPr>
-              <w:t>UTF-8; use value domain described by endpoint purpose</w:t>
-            </w:r>
-          </w:p>
-        </w:tc>
-      </w:tr>
-    </w:tbl>
-    <w:p/>
-    <w:p>
-      <w:pPr>
-        <w:pStyle w:val="Heading2"/>
-        <w:keepNext/>
-        <w:keepLines/>
-        <w:pageBreakBefore w:val="0"/>
-      </w:pPr>
-      <w:r>
-        <w:t>GET /api/v1/me/menus</w:t>
-      </w:r>
-    </w:p>
-    <w:p>
-      <w:pPr>
-        <w:keepNext w:val="0"/>
-      </w:pPr>
-      <w:r>
-        <w:t>RBAC/menu contract กลาง</w:t>
-      </w:r>
-    </w:p>
-    <w:tbl>
-      <w:tblPr>
-        <w:tblStyle w:val="TableGrid"/>
-        <w:tblW w:type="auto" w:w="0"/>
-        <w:jc w:val="center"/>
-        <w:tblLook w:firstColumn="1" w:firstRow="1" w:lastColumn="0" w:lastRow="0" w:noHBand="0" w:noVBand="1" w:val="04A0"/>
-      </w:tblPr>
-      <w:tblGrid>
-        <w:gridCol w:w="10080"/>
-      </w:tblGrid>
-      <w:tr>
-        <w:trPr>
-          <w:cantSplit/>
-        </w:trPr>
-        <w:tc>
-          <w:tcPr>
-            <w:tcW w:type="dxa" w:w="10080"/>
-            <w:vAlign w:val="center"/>
-            <w:shd w:fill="DDEBFF"/>
-          </w:tcPr>
-          <w:p>
-            <w:pPr>
-              <w:keepLines/>
-              <w:spacing w:after="0"/>
-            </w:pPr>
-            <w:r/>
-            <w:r>
-              <w:rPr>
-                <w:rFonts w:ascii="Arial" w:hAnsi="Arial" w:eastAsia="Arial"/>
-                <w:b/>
-                <w:sz w:val="18"/>
-              </w:rPr>
-              <w:t>Query Params</w:t>
-            </w:r>
-          </w:p>
-        </w:tc>
-      </w:tr>
-      <w:tr>
-        <w:trPr>
-          <w:cantSplit/>
-        </w:trPr>
-        <w:tc>
-          <w:tcPr>
-            <w:tcW w:type="dxa" w:w="10080"/>
-            <w:shd w:fill="F7FAFE"/>
-          </w:tcPr>
-          <w:p>
-            <w:pPr>
-              <w:keepLines/>
-              <w:spacing w:after="0"/>
-            </w:pPr>
-            <w:r/>
-            <w:r>
-              <w:rPr>
-                <w:rFonts w:ascii="Courier New" w:hAnsi="Courier New" w:eastAsia="Courier New"/>
-                <w:sz w:val="16"/>
-              </w:rPr>
-              <w:t>{}</w:t>
-            </w:r>
-          </w:p>
-        </w:tc>
-      </w:tr>
-    </w:tbl>
-    <w:p/>
-    <w:p>
-      <w:pPr>
-        <w:pStyle w:val="Heading3"/>
-        <w:keepNext/>
-        <w:keepLines/>
-        <w:pageBreakBefore w:val="0"/>
-      </w:pPr>
-      <w:r>
-        <w:t>Request Field Schema</w:t>
-      </w:r>
-    </w:p>
-    <w:tbl>
-      <w:tblPr>
-        <w:tblStyle w:val="TableGrid"/>
-        <w:tblW w:type="auto" w:w="0"/>
-        <w:jc w:val="center"/>
-        <w:tblLook w:firstColumn="1" w:firstRow="1" w:lastColumn="0" w:lastRow="0" w:noHBand="0" w:noVBand="1" w:val="04A0"/>
-      </w:tblPr>
-      <w:tblGrid>
-        <w:gridCol w:w="2520"/>
-        <w:gridCol w:w="2520"/>
-        <w:gridCol w:w="2520"/>
-        <w:gridCol w:w="2520"/>
-      </w:tblGrid>
-      <w:tr>
-        <w:trPr>
-          <w:cantSplit/>
-        </w:trPr>
-        <w:tc>
-          <w:tcPr>
-            <w:tcW w:type="dxa" w:w="2520"/>
-            <w:vAlign w:val="center"/>
-            <w:shd w:fill="E8EEF5"/>
-          </w:tcPr>
-          <w:p>
-            <w:pPr>
-              <w:keepLines/>
-              <w:spacing w:after="0"/>
-            </w:pPr>
-            <w:r/>
-            <w:r>
-              <w:rPr>
-                <w:rFonts w:ascii="Arial" w:hAnsi="Arial" w:eastAsia="Arial"/>
-                <w:b/>
-                <w:sz w:val="18"/>
-              </w:rPr>
-              <w:t>Field</w:t>
-            </w:r>
-          </w:p>
-        </w:tc>
-        <w:tc>
-          <w:tcPr>
-            <w:tcW w:type="dxa" w:w="2520"/>
-            <w:vAlign w:val="center"/>
-            <w:shd w:fill="E8EEF5"/>
-          </w:tcPr>
-          <w:p>
-            <w:pPr>
-              <w:keepLines/>
-              <w:spacing w:after="0"/>
-            </w:pPr>
-            <w:r/>
-            <w:r>
-              <w:rPr>
-                <w:rFonts w:ascii="Arial" w:hAnsi="Arial" w:eastAsia="Arial"/>
-                <w:b/>
-                <w:sz w:val="18"/>
-              </w:rPr>
-              <w:t>Type</w:t>
-            </w:r>
-          </w:p>
-        </w:tc>
-        <w:tc>
-          <w:tcPr>
-            <w:tcW w:type="dxa" w:w="2520"/>
-            <w:vAlign w:val="center"/>
-            <w:shd w:fill="E8EEF5"/>
-          </w:tcPr>
-          <w:p>
-            <w:pPr>
-              <w:keepLines/>
-              <w:spacing w:after="0"/>
-            </w:pPr>
-            <w:r/>
-            <w:r>
-              <w:rPr>
-                <w:rFonts w:ascii="Arial" w:hAnsi="Arial" w:eastAsia="Arial"/>
-                <w:b/>
-                <w:sz w:val="18"/>
-              </w:rPr>
-              <w:t>Required</w:t>
-            </w:r>
-          </w:p>
-        </w:tc>
-        <w:tc>
-          <w:tcPr>
-            <w:tcW w:type="dxa" w:w="2520"/>
-            <w:vAlign w:val="center"/>
-            <w:shd w:fill="E8EEF5"/>
-          </w:tcPr>
-          <w:p>
-            <w:pPr>
-              <w:keepLines/>
-              <w:spacing w:after="0"/>
-            </w:pPr>
-            <w:r/>
-            <w:r>
-              <w:rPr>
-                <w:rFonts w:ascii="Arial" w:hAnsi="Arial" w:eastAsia="Arial"/>
-                <w:b/>
-                <w:sz w:val="18"/>
-              </w:rPr>
-              <w:t>Constraint / Meaning</w:t>
-            </w:r>
-          </w:p>
-        </w:tc>
-      </w:tr>
-      <w:tr>
-        <w:trPr>
-          <w:cantSplit/>
-        </w:trPr>
-        <w:tc>
-          <w:tcPr>
-            <w:tcW w:type="dxa" w:w="2520"/>
-            <w:vAlign w:val="center"/>
-          </w:tcPr>
-          <w:p>
-            <w:pPr>
-              <w:keepLines/>
-              <w:spacing w:after="0"/>
-            </w:pPr>
-            <w:r>
-              <w:rPr>
-                <w:rFonts w:ascii="Arial" w:hAnsi="Arial" w:eastAsia="Arial"/>
-                <w:sz w:val="18"/>
-              </w:rPr>
-            </w:r>
-            <w:r>
-              <w:rPr>
-                <w:rFonts w:ascii="Arial" w:hAnsi="Arial" w:eastAsia="Arial"/>
-                <w:sz w:val="18"/>
-              </w:rPr>
-              <w:t>-</w:t>
-            </w:r>
-          </w:p>
-        </w:tc>
-        <w:tc>
-          <w:tcPr>
-            <w:tcW w:type="dxa" w:w="2520"/>
-            <w:vAlign w:val="center"/>
-          </w:tcPr>
-          <w:p>
-            <w:pPr>
-              <w:keepLines/>
-              <w:spacing w:after="0"/>
-            </w:pPr>
-            <w:r>
-              <w:rPr>
-                <w:rFonts w:ascii="Arial" w:hAnsi="Arial" w:eastAsia="Arial"/>
-                <w:sz w:val="18"/>
-              </w:rPr>
-            </w:r>
-            <w:r>
-              <w:rPr>
-                <w:rFonts w:ascii="Arial" w:hAnsi="Arial" w:eastAsia="Arial"/>
-                <w:sz w:val="18"/>
-              </w:rPr>
-              <w:t>none</w:t>
-            </w:r>
-          </w:p>
-        </w:tc>
-        <w:tc>
-          <w:tcPr>
-            <w:tcW w:type="dxa" w:w="2520"/>
-            <w:vAlign w:val="center"/>
-          </w:tcPr>
-          <w:p>
-            <w:pPr>
-              <w:keepLines/>
-              <w:spacing w:after="0"/>
-            </w:pPr>
-            <w:r>
-              <w:rPr>
-                <w:rFonts w:ascii="Arial" w:hAnsi="Arial" w:eastAsia="Arial"/>
-                <w:sz w:val="18"/>
-              </w:rPr>
-            </w:r>
-            <w:r>
-              <w:rPr>
-                <w:rFonts w:ascii="Arial" w:hAnsi="Arial" w:eastAsia="Arial"/>
-                <w:sz w:val="18"/>
-              </w:rPr>
-              <w:t>No</w:t>
-            </w:r>
-          </w:p>
-        </w:tc>
-        <w:tc>
-          <w:tcPr>
-            <w:tcW w:type="dxa" w:w="2520"/>
-            <w:vAlign w:val="center"/>
-          </w:tcPr>
-          <w:p>
-            <w:pPr>
-              <w:keepLines/>
-              <w:spacing w:after="0"/>
-            </w:pPr>
-            <w:r>
-              <w:rPr>
-                <w:rFonts w:ascii="Arial" w:hAnsi="Arial" w:eastAsia="Arial"/>
-                <w:sz w:val="18"/>
-              </w:rPr>
-            </w:r>
-            <w:r>
-              <w:rPr>
-                <w:rFonts w:ascii="Arial" w:hAnsi="Arial" w:eastAsia="Arial"/>
-                <w:sz w:val="18"/>
-              </w:rPr>
-              <w:t>No fields</w:t>
-            </w:r>
-          </w:p>
-        </w:tc>
-      </w:tr>
-    </w:tbl>
-    <w:p/>
-    <w:tbl>
-      <w:tblPr>
-        <w:tblStyle w:val="TableGrid"/>
-        <w:tblW w:type="auto" w:w="0"/>
-        <w:jc w:val="center"/>
-        <w:tblLook w:firstColumn="1" w:firstRow="1" w:lastColumn="0" w:lastRow="0" w:noHBand="0" w:noVBand="1" w:val="04A0"/>
-      </w:tblPr>
-      <w:tblGrid>
-        <w:gridCol w:w="10080"/>
-      </w:tblGrid>
-      <w:tr>
-        <w:trPr>
-          <w:cantSplit/>
-        </w:trPr>
-        <w:tc>
-          <w:tcPr>
-            <w:tcW w:type="dxa" w:w="10080"/>
-            <w:vAlign w:val="center"/>
-            <w:shd w:fill="DDEBFF"/>
-          </w:tcPr>
-          <w:p>
-            <w:pPr>
-              <w:keepLines/>
-              <w:spacing w:after="0"/>
-            </w:pPr>
-            <w:r/>
-            <w:r>
-              <w:rPr>
-                <w:rFonts w:ascii="Arial" w:hAnsi="Arial" w:eastAsia="Arial"/>
-                <w:b/>
-                <w:sz w:val="18"/>
-              </w:rPr>
-              <w:t>Response</w:t>
-            </w:r>
-          </w:p>
-        </w:tc>
-      </w:tr>
-      <w:tr>
-        <w:trPr>
-          <w:cantSplit/>
-        </w:trPr>
-        <w:tc>
-          <w:tcPr>
-            <w:tcW w:type="dxa" w:w="10080"/>
-            <w:shd w:fill="F7FAFE"/>
-          </w:tcPr>
-          <w:p>
-            <w:pPr>
-              <w:keepLines/>
-              <w:spacing w:after="0"/>
-            </w:pPr>
-            <w:r/>
-            <w:r>
-              <w:rPr>
-                <w:rFonts w:ascii="Courier New" w:hAnsi="Courier New" w:eastAsia="Courier New"/>
-                <w:sz w:val="16"/>
-              </w:rPr>
-              <w:t>{</w:t>
-              <w:br/>
-              <w:t xml:space="preserve">  "menus": [</w:t>
-              <w:br/>
-              <w:t xml:space="preserve">    {</w:t>
-              <w:br/>
-              <w:t xml:space="preserve">      "menuCode": "k2-report",</w:t>
-              <w:br/>
-              <w:t xml:space="preserve">      "label": "รายงานสรุปสถานะ",</w:t>
-              <w:br/>
-              <w:t xml:space="preserve">      "route": "/reports/income-audit",</w:t>
-              <w:br/>
-              <w:t xml:space="preserve">      "group": "ระบบประกันรายได้",</w:t>
-              <w:br/>
-              <w:t xml:space="preserve">      "canAccess": true</w:t>
-              <w:br/>
-              <w:t xml:space="preserve">    }</w:t>
-              <w:br/>
-              <w:t xml:space="preserve">  ]</w:t>
-              <w:br/>
-              <w:t>}</w:t>
-            </w:r>
-          </w:p>
-        </w:tc>
-      </w:tr>
-    </w:tbl>
-    <w:p/>
-    <w:p>
-      <w:pPr>
-        <w:pStyle w:val="Heading3"/>
-        <w:keepNext/>
-        <w:keepLines/>
-        <w:pageBreakBefore w:val="0"/>
-      </w:pPr>
-      <w:r>
-        <w:t>Response Field Schema</w:t>
-      </w:r>
-    </w:p>
-    <w:tbl>
-      <w:tblPr>
-        <w:tblStyle w:val="TableGrid"/>
-        <w:tblW w:type="auto" w:w="0"/>
-        <w:jc w:val="center"/>
-        <w:tblLook w:firstColumn="1" w:firstRow="1" w:lastColumn="0" w:lastRow="0" w:noHBand="0" w:noVBand="1" w:val="04A0"/>
-      </w:tblPr>
-      <w:tblGrid>
-        <w:gridCol w:w="2520"/>
-        <w:gridCol w:w="2520"/>
-        <w:gridCol w:w="2520"/>
-        <w:gridCol w:w="2520"/>
-      </w:tblGrid>
-      <w:tr>
-        <w:trPr>
-          <w:cantSplit/>
-        </w:trPr>
-        <w:tc>
-          <w:tcPr>
-            <w:tcW w:type="dxa" w:w="2520"/>
-            <w:vAlign w:val="center"/>
-            <w:shd w:fill="E8EEF5"/>
-          </w:tcPr>
-          <w:p>
-            <w:pPr>
-              <w:keepLines/>
-              <w:spacing w:after="0"/>
-            </w:pPr>
-            <w:r/>
-            <w:r>
-              <w:rPr>
-                <w:rFonts w:ascii="Arial" w:hAnsi="Arial" w:eastAsia="Arial"/>
-                <w:b/>
-                <w:sz w:val="18"/>
-              </w:rPr>
-              <w:t>Field</w:t>
-            </w:r>
-          </w:p>
-        </w:tc>
-        <w:tc>
-          <w:tcPr>
-            <w:tcW w:type="dxa" w:w="2520"/>
-            <w:vAlign w:val="center"/>
-            <w:shd w:fill="E8EEF5"/>
-          </w:tcPr>
-          <w:p>
-            <w:pPr>
-              <w:keepLines/>
-              <w:spacing w:after="0"/>
-            </w:pPr>
-            <w:r/>
-            <w:r>
-              <w:rPr>
-                <w:rFonts w:ascii="Arial" w:hAnsi="Arial" w:eastAsia="Arial"/>
-                <w:b/>
-                <w:sz w:val="18"/>
-              </w:rPr>
-              <w:t>Type</w:t>
-            </w:r>
-          </w:p>
-        </w:tc>
-        <w:tc>
-          <w:tcPr>
-            <w:tcW w:type="dxa" w:w="2520"/>
-            <w:vAlign w:val="center"/>
-            <w:shd w:fill="E8EEF5"/>
-          </w:tcPr>
-          <w:p>
-            <w:pPr>
-              <w:keepLines/>
-              <w:spacing w:after="0"/>
-            </w:pPr>
-            <w:r/>
-            <w:r>
-              <w:rPr>
-                <w:rFonts w:ascii="Arial" w:hAnsi="Arial" w:eastAsia="Arial"/>
-                <w:b/>
-                <w:sz w:val="18"/>
-              </w:rPr>
-              <w:t>Required</w:t>
-            </w:r>
-          </w:p>
-        </w:tc>
-        <w:tc>
-          <w:tcPr>
-            <w:tcW w:type="dxa" w:w="2520"/>
-            <w:vAlign w:val="center"/>
-            <w:shd w:fill="E8EEF5"/>
-          </w:tcPr>
-          <w:p>
-            <w:pPr>
-              <w:keepLines/>
-              <w:spacing w:after="0"/>
-            </w:pPr>
-            <w:r/>
-            <w:r>
-              <w:rPr>
-                <w:rFonts w:ascii="Arial" w:hAnsi="Arial" w:eastAsia="Arial"/>
-                <w:b/>
-                <w:sz w:val="18"/>
-              </w:rPr>
-              <w:t>Constraint / Meaning</w:t>
-            </w:r>
-          </w:p>
-        </w:tc>
-      </w:tr>
-      <w:tr>
-        <w:trPr>
-          <w:cantSplit/>
-        </w:trPr>
-        <w:tc>
-          <w:tcPr>
-            <w:tcW w:type="dxa" w:w="2520"/>
-            <w:vAlign w:val="center"/>
-          </w:tcPr>
-          <w:p>
-            <w:pPr>
-              <w:keepLines/>
-              <w:spacing w:after="0"/>
-            </w:pPr>
-            <w:r>
-              <w:rPr>
-                <w:rFonts w:ascii="Arial" w:hAnsi="Arial" w:eastAsia="Arial"/>
-                <w:sz w:val="18"/>
-              </w:rPr>
-            </w:r>
-            <w:r>
-              <w:rPr>
-                <w:rFonts w:ascii="Arial" w:hAnsi="Arial" w:eastAsia="Arial"/>
-                <w:sz w:val="18"/>
-              </w:rPr>
-              <w:t>menus</w:t>
-            </w:r>
-          </w:p>
-        </w:tc>
-        <w:tc>
-          <w:tcPr>
-            <w:tcW w:type="dxa" w:w="2520"/>
-            <w:vAlign w:val="center"/>
-          </w:tcPr>
-          <w:p>
-            <w:pPr>
-              <w:keepLines/>
-              <w:spacing w:after="0"/>
-            </w:pPr>
-            <w:r>
-              <w:rPr>
-                <w:rFonts w:ascii="Arial" w:hAnsi="Arial" w:eastAsia="Arial"/>
-                <w:sz w:val="18"/>
-              </w:rPr>
-            </w:r>
-            <w:r>
-              <w:rPr>
-                <w:rFonts w:ascii="Arial" w:hAnsi="Arial" w:eastAsia="Arial"/>
-                <w:sz w:val="18"/>
-              </w:rPr>
-              <w:t>array&lt;object&gt;</w:t>
-            </w:r>
-          </w:p>
-        </w:tc>
-        <w:tc>
-          <w:tcPr>
-            <w:tcW w:type="dxa" w:w="2520"/>
-            <w:vAlign w:val="center"/>
-          </w:tcPr>
-          <w:p>
-            <w:pPr>
-              <w:keepLines/>
-              <w:spacing w:after="0"/>
-            </w:pPr>
-            <w:r>
-              <w:rPr>
-                <w:rFonts w:ascii="Arial" w:hAnsi="Arial" w:eastAsia="Arial"/>
-                <w:sz w:val="18"/>
-              </w:rPr>
-            </w:r>
-            <w:r>
-              <w:rPr>
-                <w:rFonts w:ascii="Arial" w:hAnsi="Arial" w:eastAsia="Arial"/>
-                <w:sz w:val="18"/>
-              </w:rPr>
-              <w:t>Yes</w:t>
-            </w:r>
-          </w:p>
-        </w:tc>
-        <w:tc>
-          <w:tcPr>
-            <w:tcW w:type="dxa" w:w="2520"/>
-            <w:vAlign w:val="center"/>
-          </w:tcPr>
-          <w:p>
-            <w:pPr>
-              <w:keepLines/>
-              <w:spacing w:after="0"/>
-            </w:pPr>
-            <w:r>
-              <w:rPr>
-                <w:rFonts w:ascii="Arial" w:hAnsi="Arial" w:eastAsia="Arial"/>
-                <w:sz w:val="18"/>
-              </w:rPr>
-            </w:r>
-            <w:r>
-              <w:rPr>
-                <w:rFonts w:ascii="Arial" w:hAnsi="Arial" w:eastAsia="Arial"/>
-                <w:sz w:val="18"/>
-              </w:rPr>
-              <w:t>JSON array; element type shown in Type column</w:t>
-            </w:r>
-          </w:p>
-        </w:tc>
-      </w:tr>
-      <w:tr>
-        <w:trPr>
-          <w:cantSplit/>
-        </w:trPr>
-        <w:tc>
-          <w:tcPr>
-            <w:tcW w:type="dxa" w:w="2520"/>
-            <w:vAlign w:val="center"/>
-          </w:tcPr>
-          <w:p>
-            <w:pPr>
-              <w:keepLines/>
-              <w:spacing w:after="0"/>
-            </w:pPr>
-            <w:r>
-              <w:rPr>
-                <w:rFonts w:ascii="Arial" w:hAnsi="Arial" w:eastAsia="Arial"/>
-                <w:sz w:val="18"/>
-              </w:rPr>
-            </w:r>
-            <w:r>
-              <w:rPr>
-                <w:rFonts w:ascii="Arial" w:hAnsi="Arial" w:eastAsia="Arial"/>
-                <w:sz w:val="18"/>
-              </w:rPr>
-              <w:t>menus[].menuCode</w:t>
-            </w:r>
-          </w:p>
-        </w:tc>
-        <w:tc>
-          <w:tcPr>
-            <w:tcW w:type="dxa" w:w="2520"/>
-            <w:vAlign w:val="center"/>
-          </w:tcPr>
-          <w:p>
-            <w:pPr>
-              <w:keepLines/>
-              <w:spacing w:after="0"/>
-            </w:pPr>
-            <w:r>
-              <w:rPr>
-                <w:rFonts w:ascii="Arial" w:hAnsi="Arial" w:eastAsia="Arial"/>
-                <w:sz w:val="18"/>
-              </w:rPr>
-            </w:r>
-            <w:r>
-              <w:rPr>
-                <w:rFonts w:ascii="Arial" w:hAnsi="Arial" w:eastAsia="Arial"/>
-                <w:sz w:val="18"/>
-              </w:rPr>
-              <w:t>string</w:t>
-            </w:r>
-          </w:p>
-        </w:tc>
-        <w:tc>
-          <w:tcPr>
-            <w:tcW w:type="dxa" w:w="2520"/>
-            <w:vAlign w:val="center"/>
-          </w:tcPr>
-          <w:p>
-            <w:pPr>
-              <w:keepLines/>
-              <w:spacing w:after="0"/>
-            </w:pPr>
-            <w:r>
-              <w:rPr>
-                <w:rFonts w:ascii="Arial" w:hAnsi="Arial" w:eastAsia="Arial"/>
-                <w:sz w:val="18"/>
-              </w:rPr>
-            </w:r>
-            <w:r>
-              <w:rPr>
-                <w:rFonts w:ascii="Arial" w:hAnsi="Arial" w:eastAsia="Arial"/>
-                <w:sz w:val="18"/>
-              </w:rPr>
-              <w:t>Yes</w:t>
-            </w:r>
-          </w:p>
-        </w:tc>
-        <w:tc>
-          <w:tcPr>
-            <w:tcW w:type="dxa" w:w="2520"/>
-            <w:vAlign w:val="center"/>
-          </w:tcPr>
-          <w:p>
-            <w:pPr>
-              <w:keepLines/>
-              <w:spacing w:after="0"/>
-            </w:pPr>
-            <w:r>
-              <w:rPr>
-                <w:rFonts w:ascii="Arial" w:hAnsi="Arial" w:eastAsia="Arial"/>
-                <w:sz w:val="18"/>
-              </w:rPr>
-            </w:r>
-            <w:r>
-              <w:rPr>
-                <w:rFonts w:ascii="Arial" w:hAnsi="Arial" w:eastAsia="Arial"/>
-                <w:sz w:val="18"/>
-              </w:rPr>
-              <w:t>UTF-8; use value domain described by endpoint purpose</w:t>
-            </w:r>
-          </w:p>
-        </w:tc>
-      </w:tr>
-      <w:tr>
-        <w:trPr>
-          <w:cantSplit/>
-        </w:trPr>
-        <w:tc>
-          <w:tcPr>
-            <w:tcW w:type="dxa" w:w="2520"/>
-            <w:vAlign w:val="center"/>
-          </w:tcPr>
-          <w:p>
-            <w:pPr>
-              <w:keepLines/>
-              <w:spacing w:after="0"/>
-            </w:pPr>
-            <w:r>
-              <w:rPr>
-                <w:rFonts w:ascii="Arial" w:hAnsi="Arial" w:eastAsia="Arial"/>
-                <w:sz w:val="18"/>
-              </w:rPr>
-            </w:r>
-            <w:r>
-              <w:rPr>
-                <w:rFonts w:ascii="Arial" w:hAnsi="Arial" w:eastAsia="Arial"/>
-                <w:sz w:val="18"/>
-              </w:rPr>
-              <w:t>menus[].label</w:t>
-            </w:r>
-          </w:p>
-        </w:tc>
-        <w:tc>
-          <w:tcPr>
-            <w:tcW w:type="dxa" w:w="2520"/>
-            <w:vAlign w:val="center"/>
-          </w:tcPr>
-          <w:p>
-            <w:pPr>
-              <w:keepLines/>
-              <w:spacing w:after="0"/>
-            </w:pPr>
-            <w:r>
-              <w:rPr>
-                <w:rFonts w:ascii="Arial" w:hAnsi="Arial" w:eastAsia="Arial"/>
-                <w:sz w:val="18"/>
-              </w:rPr>
-            </w:r>
-            <w:r>
-              <w:rPr>
-                <w:rFonts w:ascii="Arial" w:hAnsi="Arial" w:eastAsia="Arial"/>
-                <w:sz w:val="18"/>
-              </w:rPr>
-              <w:t>string</w:t>
-            </w:r>
-          </w:p>
-        </w:tc>
-        <w:tc>
-          <w:tcPr>
-            <w:tcW w:type="dxa" w:w="2520"/>
-            <w:vAlign w:val="center"/>
-          </w:tcPr>
-          <w:p>
-            <w:pPr>
-              <w:keepLines/>
-              <w:spacing w:after="0"/>
-            </w:pPr>
-            <w:r>
-              <w:rPr>
-                <w:rFonts w:ascii="Arial" w:hAnsi="Arial" w:eastAsia="Arial"/>
-                <w:sz w:val="18"/>
-              </w:rPr>
-            </w:r>
-            <w:r>
-              <w:rPr>
-                <w:rFonts w:ascii="Arial" w:hAnsi="Arial" w:eastAsia="Arial"/>
-                <w:sz w:val="18"/>
-              </w:rPr>
-              <w:t>Yes</w:t>
-            </w:r>
-          </w:p>
-        </w:tc>
-        <w:tc>
-          <w:tcPr>
-            <w:tcW w:type="dxa" w:w="2520"/>
-            <w:vAlign w:val="center"/>
-          </w:tcPr>
-          <w:p>
-            <w:pPr>
-              <w:keepLines/>
-              <w:spacing w:after="0"/>
-            </w:pPr>
-            <w:r>
-              <w:rPr>
-                <w:rFonts w:ascii="Arial" w:hAnsi="Arial" w:eastAsia="Arial"/>
-                <w:sz w:val="18"/>
-              </w:rPr>
-            </w:r>
-            <w:r>
-              <w:rPr>
-                <w:rFonts w:ascii="Arial" w:hAnsi="Arial" w:eastAsia="Arial"/>
-                <w:sz w:val="18"/>
-              </w:rPr>
-              <w:t>UTF-8; use value domain described by endpoint purpose</w:t>
-            </w:r>
-          </w:p>
-        </w:tc>
-      </w:tr>
-      <w:tr>
-        <w:trPr>
-          <w:cantSplit/>
-        </w:trPr>
-        <w:tc>
-          <w:tcPr>
-            <w:tcW w:type="dxa" w:w="2520"/>
-            <w:vAlign w:val="center"/>
-          </w:tcPr>
-          <w:p>
-            <w:pPr>
-              <w:keepLines/>
-              <w:spacing w:after="0"/>
-            </w:pPr>
-            <w:r>
-              <w:rPr>
-                <w:rFonts w:ascii="Arial" w:hAnsi="Arial" w:eastAsia="Arial"/>
-                <w:sz w:val="18"/>
-              </w:rPr>
-            </w:r>
-            <w:r>
-              <w:rPr>
-                <w:rFonts w:ascii="Arial" w:hAnsi="Arial" w:eastAsia="Arial"/>
-                <w:sz w:val="18"/>
-              </w:rPr>
-              <w:t>menus[].route</w:t>
-            </w:r>
-          </w:p>
-        </w:tc>
-        <w:tc>
-          <w:tcPr>
-            <w:tcW w:type="dxa" w:w="2520"/>
-            <w:vAlign w:val="center"/>
-          </w:tcPr>
-          <w:p>
-            <w:pPr>
-              <w:keepLines/>
-              <w:spacing w:after="0"/>
-            </w:pPr>
-            <w:r>
-              <w:rPr>
-                <w:rFonts w:ascii="Arial" w:hAnsi="Arial" w:eastAsia="Arial"/>
-                <w:sz w:val="18"/>
-              </w:rPr>
-            </w:r>
-            <w:r>
-              <w:rPr>
-                <w:rFonts w:ascii="Arial" w:hAnsi="Arial" w:eastAsia="Arial"/>
-                <w:sz w:val="18"/>
-              </w:rPr>
-              <w:t>string</w:t>
-            </w:r>
-          </w:p>
-        </w:tc>
-        <w:tc>
-          <w:tcPr>
-            <w:tcW w:type="dxa" w:w="2520"/>
-            <w:vAlign w:val="center"/>
-          </w:tcPr>
-          <w:p>
-            <w:pPr>
-              <w:keepLines/>
-              <w:spacing w:after="0"/>
-            </w:pPr>
-            <w:r>
-              <w:rPr>
-                <w:rFonts w:ascii="Arial" w:hAnsi="Arial" w:eastAsia="Arial"/>
-                <w:sz w:val="18"/>
-              </w:rPr>
-            </w:r>
-            <w:r>
-              <w:rPr>
-                <w:rFonts w:ascii="Arial" w:hAnsi="Arial" w:eastAsia="Arial"/>
-                <w:sz w:val="18"/>
-              </w:rPr>
-              <w:t>Yes</w:t>
-            </w:r>
-          </w:p>
-        </w:tc>
-        <w:tc>
-          <w:tcPr>
-            <w:tcW w:type="dxa" w:w="2520"/>
-            <w:vAlign w:val="center"/>
-          </w:tcPr>
-          <w:p>
-            <w:pPr>
-              <w:keepLines/>
-              <w:spacing w:after="0"/>
-            </w:pPr>
-            <w:r>
-              <w:rPr>
-                <w:rFonts w:ascii="Arial" w:hAnsi="Arial" w:eastAsia="Arial"/>
-                <w:sz w:val="18"/>
-              </w:rPr>
-            </w:r>
-            <w:r>
-              <w:rPr>
-                <w:rFonts w:ascii="Arial" w:hAnsi="Arial" w:eastAsia="Arial"/>
-                <w:sz w:val="18"/>
-              </w:rPr>
-              <w:t>UTF-8; use value domain described by endpoint purpose</w:t>
-            </w:r>
-          </w:p>
-        </w:tc>
-      </w:tr>
-      <w:tr>
-        <w:trPr>
-          <w:cantSplit/>
-        </w:trPr>
-        <w:tc>
-          <w:tcPr>
-            <w:tcW w:type="dxa" w:w="2520"/>
-            <w:vAlign w:val="center"/>
-          </w:tcPr>
-          <w:p>
-            <w:pPr>
-              <w:keepLines/>
-              <w:spacing w:after="0"/>
-            </w:pPr>
-            <w:r>
-              <w:rPr>
-                <w:rFonts w:ascii="Arial" w:hAnsi="Arial" w:eastAsia="Arial"/>
-                <w:sz w:val="18"/>
-              </w:rPr>
-            </w:r>
-            <w:r>
-              <w:rPr>
-                <w:rFonts w:ascii="Arial" w:hAnsi="Arial" w:eastAsia="Arial"/>
-                <w:sz w:val="18"/>
-              </w:rPr>
-              <w:t>menus[].group</w:t>
-            </w:r>
-          </w:p>
-        </w:tc>
-        <w:tc>
-          <w:tcPr>
-            <w:tcW w:type="dxa" w:w="2520"/>
-            <w:vAlign w:val="center"/>
-          </w:tcPr>
-          <w:p>
-            <w:pPr>
-              <w:keepLines/>
-              <w:spacing w:after="0"/>
-            </w:pPr>
-            <w:r>
-              <w:rPr>
-                <w:rFonts w:ascii="Arial" w:hAnsi="Arial" w:eastAsia="Arial"/>
-                <w:sz w:val="18"/>
-              </w:rPr>
-            </w:r>
-            <w:r>
-              <w:rPr>
-                <w:rFonts w:ascii="Arial" w:hAnsi="Arial" w:eastAsia="Arial"/>
-                <w:sz w:val="18"/>
-              </w:rPr>
-              <w:t>string</w:t>
-            </w:r>
-          </w:p>
-        </w:tc>
-        <w:tc>
-          <w:tcPr>
-            <w:tcW w:type="dxa" w:w="2520"/>
-            <w:vAlign w:val="center"/>
-          </w:tcPr>
-          <w:p>
-            <w:pPr>
-              <w:keepLines/>
-              <w:spacing w:after="0"/>
-            </w:pPr>
-            <w:r>
-              <w:rPr>
-                <w:rFonts w:ascii="Arial" w:hAnsi="Arial" w:eastAsia="Arial"/>
-                <w:sz w:val="18"/>
-              </w:rPr>
-            </w:r>
-            <w:r>
-              <w:rPr>
-                <w:rFonts w:ascii="Arial" w:hAnsi="Arial" w:eastAsia="Arial"/>
-                <w:sz w:val="18"/>
-              </w:rPr>
-              <w:t>Yes</w:t>
-            </w:r>
-          </w:p>
-        </w:tc>
-        <w:tc>
-          <w:tcPr>
-            <w:tcW w:type="dxa" w:w="2520"/>
-            <w:vAlign w:val="center"/>
-          </w:tcPr>
-          <w:p>
-            <w:pPr>
-              <w:keepLines/>
-              <w:spacing w:after="0"/>
-            </w:pPr>
-            <w:r>
-              <w:rPr>
-                <w:rFonts w:ascii="Arial" w:hAnsi="Arial" w:eastAsia="Arial"/>
-                <w:sz w:val="18"/>
-              </w:rPr>
-            </w:r>
-            <w:r>
-              <w:rPr>
-                <w:rFonts w:ascii="Arial" w:hAnsi="Arial" w:eastAsia="Arial"/>
-                <w:sz w:val="18"/>
-              </w:rPr>
-              <w:t>UTF-8; use value domain described by endpoint purpose</w:t>
-            </w:r>
-          </w:p>
-        </w:tc>
-      </w:tr>
-      <w:tr>
-        <w:trPr>
-          <w:cantSplit/>
-        </w:trPr>
-        <w:tc>
-          <w:tcPr>
-            <w:tcW w:type="dxa" w:w="2520"/>
-            <w:vAlign w:val="center"/>
-          </w:tcPr>
-          <w:p>
-            <w:pPr>
-              <w:keepLines/>
-              <w:spacing w:after="0"/>
-            </w:pPr>
-            <w:r>
-              <w:rPr>
-                <w:rFonts w:ascii="Arial" w:hAnsi="Arial" w:eastAsia="Arial"/>
-                <w:sz w:val="18"/>
-              </w:rPr>
-            </w:r>
-            <w:r>
-              <w:rPr>
-                <w:rFonts w:ascii="Arial" w:hAnsi="Arial" w:eastAsia="Arial"/>
-                <w:sz w:val="18"/>
-              </w:rPr>
-              <w:t>menus[].canAccess</w:t>
-            </w:r>
-          </w:p>
-        </w:tc>
-        <w:tc>
-          <w:tcPr>
-            <w:tcW w:type="dxa" w:w="2520"/>
-            <w:vAlign w:val="center"/>
-          </w:tcPr>
-          <w:p>
-            <w:pPr>
-              <w:keepLines/>
-              <w:spacing w:after="0"/>
-            </w:pPr>
-            <w:r>
-              <w:rPr>
-                <w:rFonts w:ascii="Arial" w:hAnsi="Arial" w:eastAsia="Arial"/>
-                <w:sz w:val="18"/>
-              </w:rPr>
-            </w:r>
-            <w:r>
-              <w:rPr>
-                <w:rFonts w:ascii="Arial" w:hAnsi="Arial" w:eastAsia="Arial"/>
-                <w:sz w:val="18"/>
-              </w:rPr>
-              <w:t>boolean</w:t>
             </w:r>
           </w:p>
         </w:tc>
@@ -11443,783 +10294,18 @@
         <w:t>8.1 ผังไฟล์ที่ต้องสร้าง</w:t>
       </w:r>
     </w:p>
-    <w:tbl>
-      <w:tblPr>
-        <w:tblStyle w:val="TableGrid"/>
-        <w:tblW w:type="auto" w:w="0"/>
-        <w:jc w:val="center"/>
-        <w:tblLook w:firstColumn="1" w:firstRow="1" w:lastColumn="0" w:lastRow="0" w:noHBand="0" w:noVBand="1" w:val="04A0"/>
-      </w:tblPr>
-      <w:tblGrid>
-        <w:gridCol w:w="5040"/>
-        <w:gridCol w:w="5040"/>
-      </w:tblGrid>
-      <w:tr>
-        <w:trPr>
-          <w:cantSplit/>
-        </w:trPr>
-        <w:tc>
-          <w:tcPr>
-            <w:tcW w:type="dxa" w:w="5040"/>
-            <w:vAlign w:val="center"/>
-            <w:shd w:fill="E8EEF5"/>
-          </w:tcPr>
-          <w:p>
-            <w:pPr>
-              <w:keepLines/>
-              <w:spacing w:after="0"/>
-            </w:pPr>
-            <w:r/>
-            <w:r>
-              <w:rPr>
-                <w:rFonts w:ascii="Arial" w:hAnsi="Arial" w:eastAsia="Arial"/>
-                <w:b/>
-                <w:sz w:val="18"/>
-              </w:rPr>
-              <w:t>Path</w:t>
-            </w:r>
-          </w:p>
-        </w:tc>
-        <w:tc>
-          <w:tcPr>
-            <w:tcW w:type="dxa" w:w="5040"/>
-            <w:vAlign w:val="center"/>
-            <w:shd w:fill="E8EEF5"/>
-          </w:tcPr>
-          <w:p>
-            <w:pPr>
-              <w:keepLines/>
-              <w:spacing w:after="0"/>
-            </w:pPr>
-            <w:r/>
-            <w:r>
-              <w:rPr>
-                <w:rFonts w:ascii="Arial" w:hAnsi="Arial" w:eastAsia="Arial"/>
-                <w:b/>
-                <w:sz w:val="18"/>
-              </w:rPr>
-              <w:t>หน้าที่</w:t>
-            </w:r>
-          </w:p>
-        </w:tc>
-      </w:tr>
-      <w:tr>
-        <w:trPr>
-          <w:cantSplit/>
-        </w:trPr>
-        <w:tc>
-          <w:tcPr>
-            <w:tcW w:type="dxa" w:w="5040"/>
-            <w:vAlign w:val="center"/>
-          </w:tcPr>
-          <w:p>
-            <w:pPr>
-              <w:keepLines/>
-              <w:spacing w:after="0"/>
-            </w:pPr>
-            <w:r>
-              <w:rPr>
-                <w:rFonts w:ascii="Arial" w:hAnsi="Arial" w:eastAsia="Arial"/>
-                <w:sz w:val="18"/>
-              </w:rPr>
-            </w:r>
-            <w:r>
-              <w:rPr>
-                <w:rFonts w:ascii="Arial" w:hAnsi="Arial" w:eastAsia="Arial"/>
-                <w:sz w:val="18"/>
-              </w:rPr>
-              <w:t>store-backend · src/modules/sbpgi-common-contracts/sbpgi-common-contracts.controller.ts</w:t>
-            </w:r>
-          </w:p>
-        </w:tc>
-        <w:tc>
-          <w:tcPr>
-            <w:tcW w:type="dxa" w:w="5040"/>
-            <w:vAlign w:val="center"/>
-          </w:tcPr>
-          <w:p>
-            <w:pPr>
-              <w:keepLines/>
-              <w:spacing w:after="0"/>
-            </w:pPr>
-            <w:r>
-              <w:rPr>
-                <w:rFonts w:ascii="Arial" w:hAnsi="Arial" w:eastAsia="Arial"/>
-                <w:sz w:val="18"/>
-              </w:rPr>
-            </w:r>
-            <w:r>
-              <w:rPr>
-                <w:rFonts w:ascii="Arial" w:hAnsi="Arial" w:eastAsia="Arial"/>
-                <w:sz w:val="18"/>
-              </w:rPr>
-              <w:t xml:space="preserve">route ทั้งหมดของเอกสารนี้ (1 เส้น) + </w:t>
-            </w:r>
-            <w:r>
-              <w:rPr>
-                <w:rFonts w:ascii="Courier New" w:hAnsi="Courier New" w:eastAsia="Arial"/>
-                <w:sz w:val="18"/>
-              </w:rPr>
-              <w:t>@UseGuards(HttpHeaderGuard)</w:t>
-            </w:r>
-            <w:r>
-              <w:rPr>
-                <w:rFonts w:ascii="Arial" w:hAnsi="Arial" w:eastAsia="Arial"/>
-                <w:sz w:val="18"/>
-              </w:rPr>
-              <w:t xml:space="preserve"> + </w:t>
-            </w:r>
-            <w:r>
-              <w:rPr>
-                <w:rFonts w:ascii="Courier New" w:hAnsi="Courier New" w:eastAsia="Arial"/>
-                <w:sz w:val="18"/>
-              </w:rPr>
-              <w:t>@UserId()</w:t>
-            </w:r>
-          </w:p>
-        </w:tc>
-      </w:tr>
-      <w:tr>
-        <w:trPr>
-          <w:cantSplit/>
-        </w:trPr>
-        <w:tc>
-          <w:tcPr>
-            <w:tcW w:type="dxa" w:w="5040"/>
-            <w:vAlign w:val="center"/>
-          </w:tcPr>
-          <w:p>
-            <w:pPr>
-              <w:keepLines/>
-              <w:spacing w:after="0"/>
-            </w:pPr>
-            <w:r>
-              <w:rPr>
-                <w:rFonts w:ascii="Arial" w:hAnsi="Arial" w:eastAsia="Arial"/>
-                <w:sz w:val="18"/>
-              </w:rPr>
-            </w:r>
-            <w:r>
-              <w:rPr>
-                <w:rFonts w:ascii="Arial" w:hAnsi="Arial" w:eastAsia="Arial"/>
-                <w:sz w:val="18"/>
-              </w:rPr>
-              <w:t>store-backend · src/modules/sbpgi-common-contracts/sbpgi-common-contracts.service.ts</w:t>
-            </w:r>
-          </w:p>
-        </w:tc>
-        <w:tc>
-          <w:tcPr>
-            <w:tcW w:type="dxa" w:w="5040"/>
-            <w:vAlign w:val="center"/>
-          </w:tcPr>
-          <w:p>
-            <w:pPr>
-              <w:keepLines/>
-              <w:spacing w:after="0"/>
-            </w:pPr>
-            <w:r>
-              <w:rPr>
-                <w:rFonts w:ascii="Arial" w:hAnsi="Arial" w:eastAsia="Arial"/>
-                <w:sz w:val="18"/>
-              </w:rPr>
-            </w:r>
-            <w:r>
-              <w:rPr>
-                <w:rFonts w:ascii="Arial" w:hAnsi="Arial" w:eastAsia="Arial"/>
-                <w:sz w:val="18"/>
-              </w:rPr>
-              <w:t xml:space="preserve">business logic — inject </w:t>
-            </w:r>
-            <w:r>
-              <w:rPr>
-                <w:rFonts w:ascii="Courier New" w:hAnsi="Courier New" w:eastAsia="Arial"/>
-                <w:sz w:val="18"/>
-              </w:rPr>
-              <w:t>'DATA_SOURCE'</w:t>
-            </w:r>
-            <w:r>
-              <w:rPr>
-                <w:rFonts w:ascii="Arial" w:hAnsi="Arial" w:eastAsia="Arial"/>
-                <w:sz w:val="18"/>
-              </w:rPr>
-              <w:t xml:space="preserve"> แล้วยิง raw SQL, mutation ใช้ QueryRunner transaction</w:t>
-            </w:r>
-          </w:p>
-        </w:tc>
-      </w:tr>
-      <w:tr>
-        <w:trPr>
-          <w:cantSplit/>
-        </w:trPr>
-        <w:tc>
-          <w:tcPr>
-            <w:tcW w:type="dxa" w:w="5040"/>
-            <w:vAlign w:val="center"/>
-          </w:tcPr>
-          <w:p>
-            <w:pPr>
-              <w:keepLines/>
-              <w:spacing w:after="0"/>
-            </w:pPr>
-            <w:r>
-              <w:rPr>
-                <w:rFonts w:ascii="Arial" w:hAnsi="Arial" w:eastAsia="Arial"/>
-                <w:sz w:val="18"/>
-              </w:rPr>
-            </w:r>
-            <w:r>
-              <w:rPr>
-                <w:rFonts w:ascii="Arial" w:hAnsi="Arial" w:eastAsia="Arial"/>
-                <w:sz w:val="18"/>
-              </w:rPr>
-              <w:t>store-backend · src/modules/sbpgi-common-contracts/sbpgi-common-contracts.sql.ts</w:t>
-            </w:r>
-          </w:p>
-        </w:tc>
-        <w:tc>
-          <w:tcPr>
-            <w:tcW w:type="dxa" w:w="5040"/>
-            <w:vAlign w:val="center"/>
-          </w:tcPr>
-          <w:p>
-            <w:pPr>
-              <w:keepLines/>
-              <w:spacing w:after="0"/>
-            </w:pPr>
-            <w:r>
-              <w:rPr>
-                <w:rFonts w:ascii="Arial" w:hAnsi="Arial" w:eastAsia="Arial"/>
-                <w:sz w:val="18"/>
-              </w:rPr>
-            </w:r>
-            <w:r>
-              <w:rPr>
-                <w:rFonts w:ascii="Arial" w:hAnsi="Arial" w:eastAsia="Arial"/>
-                <w:sz w:val="18"/>
-              </w:rPr>
-              <w:t>เก็บ SQL ต่อ endpoint (คัดจากหัวข้อ 9) แยกออกจาก service ให้ทดสอบ/รีวิวง่าย</w:t>
-            </w:r>
-          </w:p>
-        </w:tc>
-      </w:tr>
-      <w:tr>
-        <w:trPr>
-          <w:cantSplit/>
-        </w:trPr>
-        <w:tc>
-          <w:tcPr>
-            <w:tcW w:type="dxa" w:w="5040"/>
-            <w:vAlign w:val="center"/>
-          </w:tcPr>
-          <w:p>
-            <w:pPr>
-              <w:keepLines/>
-              <w:spacing w:after="0"/>
-            </w:pPr>
-            <w:r>
-              <w:rPr>
-                <w:rFonts w:ascii="Arial" w:hAnsi="Arial" w:eastAsia="Arial"/>
-                <w:sz w:val="18"/>
-              </w:rPr>
-            </w:r>
-            <w:r>
-              <w:rPr>
-                <w:rFonts w:ascii="Arial" w:hAnsi="Arial" w:eastAsia="Arial"/>
-                <w:sz w:val="18"/>
-              </w:rPr>
-              <w:t>store-backend · src/modules/sbpgi-common-contracts/dto/sbpgi-common-contracts.dto.ts</w:t>
-            </w:r>
-          </w:p>
-        </w:tc>
-        <w:tc>
-          <w:tcPr>
-            <w:tcW w:type="dxa" w:w="5040"/>
-            <w:vAlign w:val="center"/>
-          </w:tcPr>
-          <w:p>
-            <w:pPr>
-              <w:keepLines/>
-              <w:spacing w:after="0"/>
-            </w:pPr>
-            <w:r>
-              <w:rPr>
-                <w:rFonts w:ascii="Arial" w:hAnsi="Arial" w:eastAsia="Arial"/>
-                <w:sz w:val="18"/>
-              </w:rPr>
-            </w:r>
-            <w:r>
-              <w:rPr>
-                <w:rFonts w:ascii="Arial" w:hAnsi="Arial" w:eastAsia="Arial"/>
-                <w:sz w:val="18"/>
-              </w:rPr>
-              <w:t>DTO + class-validator ตาม validation ในหัวข้อฟิลด์ของเอกสารนี้</w:t>
-            </w:r>
-          </w:p>
-        </w:tc>
-      </w:tr>
-      <w:tr>
-        <w:trPr>
-          <w:cantSplit/>
-        </w:trPr>
-        <w:tc>
-          <w:tcPr>
-            <w:tcW w:type="dxa" w:w="5040"/>
-            <w:vAlign w:val="center"/>
-          </w:tcPr>
-          <w:p>
-            <w:pPr>
-              <w:keepLines/>
-              <w:spacing w:after="0"/>
-            </w:pPr>
-            <w:r>
-              <w:rPr>
-                <w:rFonts w:ascii="Arial" w:hAnsi="Arial" w:eastAsia="Arial"/>
-                <w:sz w:val="18"/>
-              </w:rPr>
-            </w:r>
-            <w:r>
-              <w:rPr>
-                <w:rFonts w:ascii="Arial" w:hAnsi="Arial" w:eastAsia="Arial"/>
-                <w:sz w:val="18"/>
-              </w:rPr>
-              <w:t>store-backend · src/modules/sbpgi-common-contracts/sbpgi-common-contracts.module.ts</w:t>
-            </w:r>
-          </w:p>
-        </w:tc>
-        <w:tc>
-          <w:tcPr>
-            <w:tcW w:type="dxa" w:w="5040"/>
-            <w:vAlign w:val="center"/>
-          </w:tcPr>
-          <w:p>
-            <w:pPr>
-              <w:keepLines/>
-              <w:spacing w:after="0"/>
-            </w:pPr>
-            <w:r>
-              <w:rPr>
-                <w:rFonts w:ascii="Arial" w:hAnsi="Arial" w:eastAsia="Arial"/>
-                <w:sz w:val="18"/>
-              </w:rPr>
-            </w:r>
-            <w:r>
-              <w:rPr>
-                <w:rFonts w:ascii="Arial" w:hAnsi="Arial" w:eastAsia="Arial"/>
-                <w:sz w:val="18"/>
-              </w:rPr>
-              <w:t xml:space="preserve">ประกอบ controller/service/providers แล้ว register ที่ </w:t>
-            </w:r>
-            <w:r>
-              <w:rPr>
-                <w:rFonts w:ascii="Courier New" w:hAnsi="Courier New" w:eastAsia="Arial"/>
-                <w:sz w:val="18"/>
-              </w:rPr>
-              <w:t>app.module.ts</w:t>
-            </w:r>
-          </w:p>
-        </w:tc>
-      </w:tr>
-      <w:tr>
-        <w:trPr>
-          <w:cantSplit/>
-        </w:trPr>
-        <w:tc>
-          <w:tcPr>
-            <w:tcW w:type="dxa" w:w="5040"/>
-            <w:vAlign w:val="center"/>
-          </w:tcPr>
-          <w:p>
-            <w:pPr>
-              <w:keepLines/>
-              <w:spacing w:after="0"/>
-            </w:pPr>
-            <w:r>
-              <w:rPr>
-                <w:rFonts w:ascii="Arial" w:hAnsi="Arial" w:eastAsia="Arial"/>
-                <w:sz w:val="18"/>
-              </w:rPr>
-            </w:r>
-            <w:r>
-              <w:rPr>
-                <w:rFonts w:ascii="Arial" w:hAnsi="Arial" w:eastAsia="Arial"/>
-                <w:sz w:val="18"/>
-              </w:rPr>
-              <w:t>store-backend · src/providers/sbpgi/sbpgi.ts</w:t>
-            </w:r>
-          </w:p>
-        </w:tc>
-        <w:tc>
-          <w:tcPr>
-            <w:tcW w:type="dxa" w:w="5040"/>
-            <w:vAlign w:val="center"/>
-          </w:tcPr>
-          <w:p>
-            <w:pPr>
-              <w:keepLines/>
-              <w:spacing w:after="0"/>
-            </w:pPr>
-            <w:r>
-              <w:rPr>
-                <w:rFonts w:ascii="Arial" w:hAnsi="Arial" w:eastAsia="Arial"/>
-                <w:sz w:val="18"/>
-              </w:rPr>
-            </w:r>
-            <w:r>
-              <w:rPr>
-                <w:rFonts w:ascii="Arial" w:hAnsi="Arial" w:eastAsia="Arial"/>
-                <w:sz w:val="18"/>
-              </w:rPr>
-              <w:t xml:space="preserve">repository provider แบบ factory ผูก token string กับ </w:t>
-            </w:r>
-            <w:r>
-              <w:rPr>
-                <w:rFonts w:ascii="Courier New" w:hAnsi="Courier New" w:eastAsia="Arial"/>
-                <w:sz w:val="18"/>
-              </w:rPr>
-              <w:t>DATA_SOURCE</w:t>
-            </w:r>
-            <w:r>
-              <w:rPr>
-                <w:rFonts w:ascii="Arial" w:hAnsi="Arial" w:eastAsia="Arial"/>
-                <w:sz w:val="18"/>
-              </w:rPr>
-              <w:t xml:space="preserve"> — </w:t>
-            </w:r>
-            <w:r>
-              <w:rPr>
-                <w:rFonts w:ascii="Arial" w:hAnsi="Arial" w:eastAsia="Arial"/>
-                <w:b/>
-                <w:sz w:val="18"/>
-              </w:rPr>
-              <w:t>ไฟล์ร่วมของทุกเอกสาร BE ให้ merge array เพิ่ม ห้ามเขียนทับ</w:t>
-            </w:r>
-          </w:p>
-        </w:tc>
-      </w:tr>
-      <w:tr>
-        <w:trPr>
-          <w:cantSplit/>
-        </w:trPr>
-        <w:tc>
-          <w:tcPr>
-            <w:tcW w:type="dxa" w:w="5040"/>
-            <w:vAlign w:val="center"/>
-          </w:tcPr>
-          <w:p>
-            <w:pPr>
-              <w:keepLines/>
-              <w:spacing w:after="0"/>
-            </w:pPr>
-            <w:r>
-              <w:rPr>
-                <w:rFonts w:ascii="Arial" w:hAnsi="Arial" w:eastAsia="Arial"/>
-                <w:sz w:val="18"/>
-              </w:rPr>
-            </w:r>
-            <w:r>
-              <w:rPr>
-                <w:rFonts w:ascii="Arial" w:hAnsi="Arial" w:eastAsia="Arial"/>
-                <w:sz w:val="18"/>
-              </w:rPr>
-              <w:t>store-backend · sql/deploy-sbpgi-common-contracts.sql</w:t>
-            </w:r>
-          </w:p>
-        </w:tc>
-        <w:tc>
-          <w:tcPr>
-            <w:tcW w:type="dxa" w:w="5040"/>
-            <w:vAlign w:val="center"/>
-          </w:tcPr>
-          <w:p>
-            <w:pPr>
-              <w:keepLines/>
-              <w:spacing w:after="0"/>
-            </w:pPr>
-            <w:r>
-              <w:rPr>
-                <w:rFonts w:ascii="Arial" w:hAnsi="Arial" w:eastAsia="Arial"/>
-                <w:sz w:val="18"/>
-              </w:rPr>
-            </w:r>
-            <w:r>
-              <w:rPr>
-                <w:rFonts w:ascii="Arial" w:hAnsi="Arial" w:eastAsia="Arial"/>
-                <w:sz w:val="18"/>
-              </w:rPr>
-              <w:t>DDL production แบบ idempotent (ทีมนี้ไม่ใช้ migration เป็นหลัก)</w:t>
-            </w:r>
-          </w:p>
-        </w:tc>
-      </w:tr>
-      <w:tr>
-        <w:trPr>
-          <w:cantSplit/>
-        </w:trPr>
-        <w:tc>
-          <w:tcPr>
-            <w:tcW w:type="dxa" w:w="5040"/>
-            <w:vAlign w:val="center"/>
-          </w:tcPr>
-          <w:p>
-            <w:pPr>
-              <w:keepLines/>
-              <w:spacing w:after="0"/>
-            </w:pPr>
-            <w:r>
-              <w:rPr>
-                <w:rFonts w:ascii="Arial" w:hAnsi="Arial" w:eastAsia="Arial"/>
-                <w:sz w:val="18"/>
-              </w:rPr>
-            </w:r>
-            <w:r>
-              <w:rPr>
-                <w:rFonts w:ascii="Arial" w:hAnsi="Arial" w:eastAsia="Arial"/>
-                <w:sz w:val="18"/>
-              </w:rPr>
-              <w:t>BFF · src/common/client-services/sbpgi-client.service.ts</w:t>
-            </w:r>
-          </w:p>
-        </w:tc>
-        <w:tc>
-          <w:tcPr>
-            <w:tcW w:type="dxa" w:w="5040"/>
-            <w:vAlign w:val="center"/>
-          </w:tcPr>
-          <w:p>
-            <w:pPr>
-              <w:keepLines/>
-              <w:spacing w:after="0"/>
-            </w:pPr>
-            <w:r>
-              <w:rPr>
-                <w:rFonts w:ascii="Arial" w:hAnsi="Arial" w:eastAsia="Arial"/>
-                <w:sz w:val="18"/>
-              </w:rPr>
-            </w:r>
-            <w:r>
-              <w:rPr>
-                <w:rFonts w:ascii="Arial" w:hAnsi="Arial" w:eastAsia="Arial"/>
-                <w:sz w:val="18"/>
-              </w:rPr>
-              <w:t xml:space="preserve">client ต่อจาก </w:t>
-            </w:r>
-            <w:r>
-              <w:rPr>
-                <w:rFonts w:ascii="Courier New" w:hAnsi="Courier New" w:eastAsia="Arial"/>
-                <w:sz w:val="18"/>
-              </w:rPr>
-              <w:t>BaseClientService</w:t>
-            </w:r>
-            <w:r>
-              <w:rPr>
-                <w:rFonts w:ascii="Arial" w:hAnsi="Arial" w:eastAsia="Arial"/>
-                <w:sz w:val="18"/>
-              </w:rPr>
-              <w:t xml:space="preserve"> ตั้ง baseUrl + </w:t>
-            </w:r>
-            <w:r>
-              <w:rPr>
-                <w:rFonts w:ascii="Courier New" w:hAnsi="Courier New" w:eastAsia="Arial"/>
-                <w:sz w:val="18"/>
-              </w:rPr>
-              <w:t>x-api-key</w:t>
-            </w:r>
-            <w:r>
-              <w:rPr>
-                <w:rFonts w:ascii="Arial" w:hAnsi="Arial" w:eastAsia="Arial"/>
-                <w:sz w:val="18"/>
-              </w:rPr>
-              <w:t xml:space="preserve"> ตอน </w:t>
-            </w:r>
-            <w:r>
-              <w:rPr>
-                <w:rFonts w:ascii="Courier New" w:hAnsi="Courier New" w:eastAsia="Arial"/>
-                <w:sz w:val="18"/>
-              </w:rPr>
-              <w:t>onModuleInit</w:t>
-            </w:r>
-          </w:p>
-        </w:tc>
-      </w:tr>
-      <w:tr>
-        <w:trPr>
-          <w:cantSplit/>
-        </w:trPr>
-        <w:tc>
-          <w:tcPr>
-            <w:tcW w:type="dxa" w:w="5040"/>
-            <w:vAlign w:val="center"/>
-          </w:tcPr>
-          <w:p>
-            <w:pPr>
-              <w:keepLines/>
-              <w:spacing w:after="0"/>
-            </w:pPr>
-            <w:r>
-              <w:rPr>
-                <w:rFonts w:ascii="Arial" w:hAnsi="Arial" w:eastAsia="Arial"/>
-                <w:sz w:val="18"/>
-              </w:rPr>
-            </w:r>
-            <w:r>
-              <w:rPr>
-                <w:rFonts w:ascii="Arial" w:hAnsi="Arial" w:eastAsia="Arial"/>
-                <w:sz w:val="18"/>
-              </w:rPr>
-              <w:t>BFF · src/modules/sbpgi-common-contracts/sbpgi-common-contracts.controller.ts</w:t>
-            </w:r>
-          </w:p>
-        </w:tc>
-        <w:tc>
-          <w:tcPr>
-            <w:tcW w:type="dxa" w:w="5040"/>
-            <w:vAlign w:val="center"/>
-          </w:tcPr>
-          <w:p>
-            <w:pPr>
-              <w:keepLines/>
-              <w:spacing w:after="0"/>
-            </w:pPr>
-            <w:r>
-              <w:rPr>
-                <w:rFonts w:ascii="Arial" w:hAnsi="Arial" w:eastAsia="Arial"/>
-                <w:sz w:val="18"/>
-              </w:rPr>
-            </w:r>
-            <w:r>
-              <w:rPr>
-                <w:rFonts w:ascii="Arial" w:hAnsi="Arial" w:eastAsia="Arial"/>
-                <w:sz w:val="18"/>
-              </w:rPr>
-              <w:t xml:space="preserve">route ฝั่ง BFF prefix </w:t>
-            </w:r>
-            <w:r>
-              <w:rPr>
-                <w:rFonts w:ascii="Courier New" w:hAnsi="Courier New" w:eastAsia="Arial"/>
-                <w:sz w:val="18"/>
-              </w:rPr>
-              <w:t>/bff/sbpgi/…</w:t>
-            </w:r>
-            <w:r>
-              <w:rPr>
-                <w:rFonts w:ascii="Arial" w:hAnsi="Arial" w:eastAsia="Arial"/>
-                <w:sz w:val="18"/>
-              </w:rPr>
-              <w:t xml:space="preserve"> + </w:t>
-            </w:r>
-            <w:r>
-              <w:rPr>
-                <w:rFonts w:ascii="Courier New" w:hAnsi="Courier New" w:eastAsia="Arial"/>
-                <w:sz w:val="18"/>
-              </w:rPr>
-              <w:t>@UseGuards(AuthGuard('jwt'))</w:t>
-            </w:r>
-          </w:p>
-        </w:tc>
-      </w:tr>
-      <w:tr>
-        <w:trPr>
-          <w:cantSplit/>
-        </w:trPr>
-        <w:tc>
-          <w:tcPr>
-            <w:tcW w:type="dxa" w:w="5040"/>
-            <w:vAlign w:val="center"/>
-          </w:tcPr>
-          <w:p>
-            <w:pPr>
-              <w:keepLines/>
-              <w:spacing w:after="0"/>
-            </w:pPr>
-            <w:r>
-              <w:rPr>
-                <w:rFonts w:ascii="Arial" w:hAnsi="Arial" w:eastAsia="Arial"/>
-                <w:sz w:val="18"/>
-              </w:rPr>
-            </w:r>
-            <w:r>
-              <w:rPr>
-                <w:rFonts w:ascii="Arial" w:hAnsi="Arial" w:eastAsia="Arial"/>
-                <w:sz w:val="18"/>
-              </w:rPr>
-              <w:t>BFF · src/modules/sbpgi-common-contracts/sbpgi-common-contracts.service.ts</w:t>
-            </w:r>
-          </w:p>
-        </w:tc>
-        <w:tc>
-          <w:tcPr>
-            <w:tcW w:type="dxa" w:w="5040"/>
-            <w:vAlign w:val="center"/>
-          </w:tcPr>
-          <w:p>
-            <w:pPr>
-              <w:keepLines/>
-              <w:spacing w:after="0"/>
-            </w:pPr>
-            <w:r>
-              <w:rPr>
-                <w:rFonts w:ascii="Arial" w:hAnsi="Arial" w:eastAsia="Arial"/>
-                <w:sz w:val="18"/>
-              </w:rPr>
-            </w:r>
-            <w:r>
-              <w:rPr>
-                <w:rFonts w:ascii="Arial" w:hAnsi="Arial" w:eastAsia="Arial"/>
-                <w:sz w:val="18"/>
-              </w:rPr>
-              <w:t xml:space="preserve">แนบ </w:t>
-            </w:r>
-            <w:r>
-              <w:rPr>
-                <w:rFonts w:ascii="Courier New" w:hAnsi="Courier New" w:eastAsia="Arial"/>
-                <w:sz w:val="18"/>
-              </w:rPr>
-              <w:t>x-user-id</w:t>
-            </w:r>
-            <w:r>
-              <w:rPr>
-                <w:rFonts w:ascii="Arial" w:hAnsi="Arial" w:eastAsia="Arial"/>
-                <w:sz w:val="18"/>
-              </w:rPr>
-              <w:t xml:space="preserve"> / </w:t>
-            </w:r>
-            <w:r>
-              <w:rPr>
-                <w:rFonts w:ascii="Courier New" w:hAnsi="Courier New" w:eastAsia="Arial"/>
-                <w:sz w:val="18"/>
-              </w:rPr>
-              <w:t>x-user-group-id</w:t>
-            </w:r>
-            <w:r>
-              <w:rPr>
-                <w:rFonts w:ascii="Arial" w:hAnsi="Arial" w:eastAsia="Arial"/>
-                <w:sz w:val="18"/>
-              </w:rPr>
-              <w:t xml:space="preserve"> / </w:t>
-            </w:r>
-            <w:r>
-              <w:rPr>
-                <w:rFonts w:ascii="Courier New" w:hAnsi="Courier New" w:eastAsia="Arial"/>
-                <w:sz w:val="18"/>
-              </w:rPr>
-              <w:t>x-user-permissions</w:t>
-            </w:r>
-            <w:r>
-              <w:rPr>
-                <w:rFonts w:ascii="Arial" w:hAnsi="Arial" w:eastAsia="Arial"/>
-                <w:sz w:val="18"/>
-              </w:rPr>
-              <w:t xml:space="preserve"> แล้ว forward ไป backend</w:t>
-            </w:r>
-          </w:p>
-        </w:tc>
-      </w:tr>
-    </w:tbl>
-    <w:p/>
     <w:p>
+      <w:pPr>
+        <w:keepNext w:val="0"/>
+      </w:pPr>
       <w:r>
-        <w:t>เส้นที่ไม่ต้อง implement ใหม่ในเอกสารนี้:</w:t>
+        <w:rPr>
+          <w:b/>
+        </w:rPr>
+        <w:t>เอกสารฉบับนี้ไม่ต้องสร้างไฟล์ใหม่</w:t>
+      </w:r>
+      <w:r>
+        <w:t xml:space="preserve"> — ทุก endpoint ที่อยู่ในตาราง API เป็น contract กลาง หรือถูก implement ที่เอกสารอื่น/ระบบ SBP เดิมแล้ว (ดูตารางด้านล่าง) การสร้าง controller ซ้ำจะทำให้ NestJS มี 2 controller จอง route เดียวกันแล้ว register ตัวแรกชนะเงียบ ๆ</w:t>
       </w:r>
     </w:p>
     <w:tbl>
@@ -12300,7 +10386,7 @@
                 <w:b/>
                 <w:sz w:val="18"/>
               </w:rPr>
-              <w:t>เหตุผล</w:t>
+              <w:t>implement ที่ไหน</w:t>
             </w:r>
           </w:p>
         </w:tc>
@@ -12515,7 +10601,7 @@
                 <w:rFonts w:ascii="Arial" w:hAnsi="Arial" w:eastAsia="Arial"/>
                 <w:sz w:val="18"/>
               </w:rPr>
-              <w:t>Document action contract กลาง; ตัวอย่าง currentSection=01 จ…</w:t>
+              <w:t>**อ้างอิงเท่านั้น — เจ้าของ endpoint นี้คือ LLDD-BE-API-Doc.pdf…</w:t>
             </w:r>
           </w:p>
         </w:tc>
@@ -12563,7 +10649,7 @@
         <w:pageBreakBefore w:val="0"/>
       </w:pPr>
       <w:r>
-        <w:t>8.2 Controller (store-backend)</w:t>
+        <w:t>8.2 สัญญากลางที่ต้องยึด</w:t>
       </w:r>
     </w:p>
     <w:p>
@@ -12576,458 +10662,13 @@
           <w:rFonts w:ascii="Courier New" w:hAnsi="Courier New"/>
           <w:sz w:val="16"/>
         </w:rPr>
-        <w:t>// src/modules/sbpgi-common-contracts/sbpgi-common-contracts.controller.ts</w:t>
+        <w:t>// src/common/interceptors/response.interceptor.ts (มีอยู่แล้ว — ห้ามห่อซ้ำใน service)</w:t>
         <w:br/>
-        <w:t>import { Controller, Get, UseGuards } from '@nestjs/common';</w:t>
+        <w:t>// success : { success: true, data }</w:t>
         <w:br/>
-        <w:t>import { HttpHeaderGuard } from '../../guards/http-header.guard';</w:t>
+        <w:t>// error   : { success: false, data: null, error: { code, message } }</w:t>
         <w:br/>
-        <w:t>import { UserId } from '../../common/decorators/user-id.decorator';</w:t>
-        <w:br/>
-        <w:t>import { SbpgiCommonContractsService } from './sbpgi-common-contracts.service';</w:t>
-        <w:br/>
-        <w:br/>
-        <w:t>// LLDD BE - API Common Contracts</w:t>
-        <w:br/>
-        <w:t>// BFF เรียกด้วย x-api-key และแนบ x-user-id / x-user-group-id / x-user-permissions มาให้</w:t>
-        <w:br/>
-        <w:t>@Controller('sbpgi/me')</w:t>
-        <w:br/>
-        <w:t>@UseGuards(HttpHeaderGuard)</w:t>
-        <w:br/>
-        <w:t>export class SbpgiCommonContractsController {</w:t>
-        <w:br/>
-        <w:t xml:space="preserve">  constructor(private readonly service: SbpgiCommonContractsService) {}</w:t>
-        <w:br/>
-        <w:br/>
-        <w:t xml:space="preserve">  // GET /api/v1/me/menus — RBAC/menu contract กลาง</w:t>
-        <w:br/>
-        <w:t xml:space="preserve">  @Get('menus')</w:t>
-        <w:br/>
-        <w:t xml:space="preserve">  getMeMenus(@UserId() userId: string) {</w:t>
-        <w:br/>
-        <w:t xml:space="preserve">    // TODO: ตรวจ x-user-permissions ก่อนเรียก service ถ้า endpoint นี้จำกัดสิทธิ์เมนู</w:t>
-        <w:br/>
-        <w:t xml:space="preserve">    return this.service.getMeMenus(userId);</w:t>
-        <w:br/>
-        <w:t xml:space="preserve">  }</w:t>
-        <w:br/>
-        <w:t>}</w:t>
-      </w:r>
-    </w:p>
-    <w:p>
-      <w:pPr>
-        <w:pStyle w:val="Heading3"/>
-        <w:keepNext/>
-        <w:keepLines/>
-        <w:pageBreakBefore w:val="0"/>
-      </w:pPr>
-      <w:r>
-        <w:t>8.3 DTO + Validation</w:t>
-      </w:r>
-    </w:p>
-    <w:p>
-      <w:pPr>
-        <w:keepLines w:val="0"/>
-        <w:ind w:left="288"/>
-      </w:pPr>
-      <w:r>
-        <w:rPr>
-          <w:rFonts w:ascii="Courier New" w:hAnsi="Courier New"/>
-          <w:sz w:val="16"/>
-        </w:rPr>
-        <w:t>// src/modules/sbpgi-common-contracts/dto/sbpgi-common-contracts.dto.ts</w:t>
-        <w:br/>
-        <w:t>import { Type } from 'class-transformer';</w:t>
-        <w:br/>
-        <w:t>import {</w:t>
-        <w:br/>
-        <w:t xml:space="preserve">  IsArray, IsBoolean, IsIn, IsInt, IsNotEmpty, IsNumber, IsObject, IsOptional,</w:t>
-        <w:br/>
-        <w:t xml:space="preserve">  IsString, Matches, Max, MaxLength, Min,</w:t>
-        <w:br/>
-        <w:t>} from 'class-validator';</w:t>
-        <w:br/>
-        <w:br/>
-        <w:t>// ValidationPipe ระดับ global ตั้ง whitelist + forbidNonWhitelisted + transform ไว้แล้ว (main.ts)</w:t>
-        <w:br/>
-        <w:t>// property ที่ไม่ประกาศที่นี่จะถูก reject เป็น 400 อัตโนมัติ</w:t>
-        <w:br/>
-        <w:br/>
-        <w:t>// payload ของโมดูลนี้</w:t>
-        <w:br/>
-        <w:t>export class CommonContractsRequestDto {</w:t>
-        <w:br/>
-        <w:t xml:space="preserve">  // TODO: endpoint นี้ไม่มี body/query ใน LLDD — เพิ่ม property เมื่อสรุป payload แล้ว</w:t>
-        <w:br/>
-        <w:t>}</w:t>
-      </w:r>
-    </w:p>
-    <w:p>
-      <w:pPr>
-        <w:pStyle w:val="Heading3"/>
-        <w:keepNext/>
-        <w:keepLines/>
-        <w:pageBreakBefore w:val="0"/>
-      </w:pPr>
-      <w:r>
-        <w:t>8.4 Service (inject `DATA_SOURCE` + raw SQL)</w:t>
-      </w:r>
-    </w:p>
-    <w:p>
-      <w:pPr>
-        <w:keepNext w:val="0"/>
-      </w:pPr>
-      <w:r>
-        <w:t xml:space="preserve">service ประกาศ method ครบทุกเส้นที่ controller เรียก และ </w:t>
-      </w:r>
-      <w:r>
-        <w:rPr>
-          <w:b/>
-        </w:rPr>
-        <w:t>signature มาจากแหล่งเดียวกับ controller</w:t>
-      </w:r>
-      <w:r>
-        <w:t xml:space="preserve"> (จำนวน/ลำดับพารามิเตอร์จึงตรงกันเสมอ) — เส้นที่ยังไม่ได้ implement เป็น stub ที่ </w:t>
-      </w:r>
-      <w:r>
-        <w:rPr>
-          <w:rFonts w:ascii="Courier New" w:hAnsi="Courier New"/>
-        </w:rPr>
-        <w:t>throw new NotImplementedException(...)</w:t>
-      </w:r>
-      <w:r>
-        <w:t xml:space="preserve"> ให้ TypeScript compile ผ่านตั้งแต่วันแรก</w:t>
-      </w:r>
-    </w:p>
-    <w:p>
-      <w:pPr>
-        <w:keepLines w:val="0"/>
-        <w:ind w:left="288"/>
-      </w:pPr>
-      <w:r>
-        <w:rPr>
-          <w:rFonts w:ascii="Courier New" w:hAnsi="Courier New"/>
-          <w:sz w:val="16"/>
-        </w:rPr>
-        <w:t>// src/modules/sbpgi-common-contracts/sbpgi-common-contracts.service.ts</w:t>
-        <w:br/>
-        <w:t>import { Inject, Injectable, Logger, NotFoundException, NotImplementedException } from '@nestjs/common';</w:t>
-        <w:br/>
-        <w:t>import { DataSource } from 'typeorm';</w:t>
-        <w:br/>
-        <w:t>import { SBPGI_SQL } from './sbpgi-common-contracts.sql';</w:t>
-        <w:br/>
-        <w:br/>
-        <w:t>@Injectable()</w:t>
-        <w:br/>
-        <w:t>export class SbpgiCommonContractsService {</w:t>
-        <w:br/>
-        <w:t xml:space="preserve">  private readonly logger = new Logger(SbpgiCommonContractsService.name);</w:t>
-        <w:br/>
-        <w:br/>
-        <w:t xml:space="preserve">  constructor(</w:t>
-        <w:br/>
-        <w:t xml:space="preserve">    // DATA_SOURCE override query(): SELECT/WITH ไป slave pool, write ไป master</w:t>
-        <w:br/>
-        <w:t xml:space="preserve">    @Inject('DATA_SOURCE') private readonly dataSource: DataSource,</w:t>
-        <w:br/>
-        <w:t xml:space="preserve">  ) {}</w:t>
-        <w:br/>
-        <w:br/>
-        <w:t xml:space="preserve">  // GET /api/v1/me/menus — RBAC/menu contract กลาง</w:t>
-        <w:br/>
-        <w:t xml:space="preserve">  async getMeMenus(userId: string) {</w:t>
-        <w:br/>
-        <w:t xml:space="preserve">    const page = 1;</w:t>
-        <w:br/>
-        <w:t xml:space="preserve">    const size = 100; // endpoint นี้ไม่มี query param — ไม่แบ่งหน้า</w:t>
-        <w:br/>
-        <w:t xml:space="preserve">    // SQL เต็มอยู่ในหัวข้อ Database SQL ของเอกสารนี้ (คีย์ 'GET /api/v1/me/menus')</w:t>
-        <w:br/>
-        <w:t xml:space="preserve">    // ⚠️ SQL ตัวอย่างบางเส้นเขียนด้วย named parameter (:size/:offset) แต่ dataSource.query()</w:t>
-        <w:br/>
-        <w:t xml:space="preserve">    //    รับเฉพาะ positional $1..$n — ต้องแปลงชื่อเป็นลำดับก่อน หรือใช้ QueryBuilder แทน</w:t>
-        <w:br/>
-        <w:t xml:space="preserve">    const rows = await this.dataSource.query(SBPGI_SQL.getMeMenus, [</w:t>
-        <w:br/>
-        <w:t xml:space="preserve">      // TODO: เรียงพารามิเตอร์ให้ตรงกับ $1..$n ของ SQL จริง</w:t>
-        <w:br/>
-        <w:t xml:space="preserve">      userId, (page - 1) * size, size,</w:t>
-        <w:br/>
-        <w:t xml:space="preserve">    ]);</w:t>
-        <w:br/>
-        <w:t xml:space="preserve">    // TODO: total ต้องมาจาก COUNT(*) แยก query หรือ window function ไม่ใช่ rows.length</w:t>
-        <w:br/>
-        <w:t xml:space="preserve">    return { page, size, total: rows.length, items: rows };</w:t>
-        <w:br/>
-        <w:t xml:space="preserve">  }</w:t>
-        <w:br/>
-        <w:t>}</w:t>
-      </w:r>
-    </w:p>
-    <w:p>
-      <w:pPr>
-        <w:pStyle w:val="Heading3"/>
-        <w:keepNext/>
-        <w:keepLines/>
-        <w:pageBreakBefore w:val="0"/>
-      </w:pPr>
-      <w:r>
-        <w:t>8.5 Repository Providers + Module wiring</w:t>
-      </w:r>
-    </w:p>
-    <w:p>
-      <w:pPr>
-        <w:keepLines w:val="0"/>
-        <w:ind w:left="288"/>
-      </w:pPr>
-      <w:r>
-        <w:rPr>
-          <w:rFonts w:ascii="Courier New" w:hAnsi="Courier New"/>
-          <w:sz w:val="16"/>
-        </w:rPr>
-        <w:t>// src/providers/sbpgi/sbpgi.ts — repository provider แบบ factory (ไม่ใช้ TypeOrmModule.forFeature)</w:t>
-        <w:br/>
-        <w:t>// convention ของโฟลเดอร์ providers คือ 1 ไฟล์ต่อโดเมน ตั้งชื่อตามโดเมน (business_user/business_user.ts,</w:t>
-        <w:br/>
-        <w:t>// common_code/common_code.ts …) ไม่ใช่ index.ts</w:t>
-        <w:br/>
-        <w:t>//</w:t>
-        <w:br/>
-        <w:t>// ⚠️ ไฟล์นี้ใช้ร่วมกันทุกเอกสาร BE ของ SBPGI — ให้ **merge array เพิ่ม** เข้าไฟล์เดิม ห้ามเขียนทับ</w:t>
-        <w:br/>
-        <w:t>//    (ชื่อ const แยกต่อเอกสารไว้แล้วเพื่อไม่ให้ชนกัน)</w:t>
-        <w:br/>
-        <w:t>import { DataSource } from 'typeorm';</w:t>
-        <w:br/>
-        <w:t>import { CompensationDocument } from '../../entitys/compensation-documents.entity';</w:t>
-        <w:br/>
-        <w:br/>
-        <w:t>export const sbpgiCommonContractsProviders = [</w:t>
-        <w:br/>
-        <w:t xml:space="preserve">  {</w:t>
-        <w:br/>
-        <w:t xml:space="preserve">    provide: 'COMPENSATION_DOCUMENT_REPOSITORY',</w:t>
-        <w:br/>
-        <w:t xml:space="preserve">    useFactory: (dataSource: DataSource) =&gt; dataSource.getRepository(CompensationDocument),</w:t>
-        <w:br/>
-        <w:t xml:space="preserve">    inject: ['DATA_SOURCE'],</w:t>
-        <w:br/>
-        <w:t xml:space="preserve">  },</w:t>
-        <w:br/>
-        <w:t>];</w:t>
-        <w:br/>
-        <w:br/>
-        <w:t>// src/modules/sbpgi-common-contracts/sbpgi-common-contracts.module.ts</w:t>
-        <w:br/>
-        <w:t>import { MiddlewareConsumer, Module, NestModule } from '@nestjs/common';</w:t>
-        <w:br/>
-        <w:t>import { DatabaseModule } from '../../database/database.module';</w:t>
-        <w:br/>
-        <w:t>// UserContextMiddleware อ่าน header x-user-id แล้วเซ็ต request.userId ที่ @UserId() ใช้</w:t>
-        <w:br/>
-        <w:t>// — app.module.ts **ไม่ได้** apply แบบ global (มีแค่ HttpContext/LoggerContext) แต่ละโมดูลต้อง apply เอง</w:t>
-        <w:br/>
-        <w:t>// (ดู evaluation-process.module.ts / inform-evaluate.module.ts / cooperation-request.module.ts)</w:t>
-        <w:br/>
-        <w:t>import { UserContextMiddleware } from '../../common/middleware/user-context.middleware';</w:t>
-        <w:br/>
-        <w:t>import { sbpgiCommonContractsProviders } from '../../providers/sbpgi/sbpgi';</w:t>
-        <w:br/>
-        <w:t>import { SbpgiCommonContractsController } from './sbpgi-common-contracts.controller';</w:t>
-        <w:br/>
-        <w:t>import { SbpgiCommonContractsService } from './sbpgi-common-contracts.service';</w:t>
-        <w:br/>
-        <w:br/>
-        <w:t>@Module({</w:t>
-        <w:br/>
-        <w:t xml:space="preserve">  imports: [DatabaseModule],</w:t>
-        <w:br/>
-        <w:t xml:space="preserve">  controllers: [SbpgiCommonContractsController],</w:t>
-        <w:br/>
-        <w:t xml:space="preserve">  providers: [SbpgiCommonContractsService, ...sbpgiCommonContractsProviders],</w:t>
-        <w:br/>
-        <w:t xml:space="preserve">  exports: [SbpgiCommonContractsService],</w:t>
-        <w:br/>
-        <w:t>})</w:t>
-        <w:br/>
-        <w:t>export class SbpgiCommonContractsModule implements NestModule {</w:t>
-        <w:br/>
-        <w:t xml:space="preserve">  configure(consumer: MiddlewareConsumer) {</w:t>
-        <w:br/>
-        <w:t xml:space="preserve">    // ถ้าไม่ apply ตรงนี้ userId จะเป็น undefined เงียบ ๆ ทุก endpoint</w:t>
-        <w:br/>
-        <w:t xml:space="preserve">    consumer.apply(UserContextMiddleware).forRoutes(SbpgiCommonContractsController);</w:t>
-        <w:br/>
-        <w:t xml:space="preserve">  }</w:t>
-        <w:br/>
-        <w:t>}</w:t>
-        <w:br/>
-        <w:t>// TODO: register module นี้ใน app.module.ts (imports) พร้อมกับโมดูล SBPGI ตัวอื่น</w:t>
-      </w:r>
-    </w:p>
-    <w:p>
-      <w:pPr>
-        <w:pStyle w:val="Heading3"/>
-        <w:keepNext/>
-        <w:keepLines/>
-        <w:pageBreakBefore w:val="0"/>
-      </w:pPr>
-      <w:r>
-        <w:t>8.6 BFF Proxy (module + controller + client service)</w:t>
-      </w:r>
-    </w:p>
-    <w:p>
-      <w:pPr>
-        <w:keepNext w:val="0"/>
-      </w:pPr>
-      <w:r>
-        <w:t xml:space="preserve">BFF ยังไม่มีฟีเจอร์ประกันรายได้เลย จึงต้องสร้าง module ใหม่ + client service ใหม่ทั้งชุด และเลือก prefix แบบเดียวทั้งโมดูล (ที่นี่ใช้ </w:t>
-      </w:r>
-      <w:r>
-        <w:rPr>
-          <w:rFonts w:ascii="Courier New" w:hAnsi="Courier New"/>
-        </w:rPr>
-        <w:t>/bff/sbpgi/…</w:t>
-      </w:r>
-      <w:r>
-        <w:t xml:space="preserve">) เพื่อไม่ให้ปนแบบที่มี/ไม่มี </w:t>
-      </w:r>
-      <w:r>
-        <w:rPr>
-          <w:rFonts w:ascii="Courier New" w:hAnsi="Courier New"/>
-        </w:rPr>
-        <w:t>/bff</w:t>
-      </w:r>
-      <w:r>
-        <w:t xml:space="preserve"> เหมือนโมดูลเดิม</w:t>
-      </w:r>
-    </w:p>
-    <w:p>
-      <w:pPr>
-        <w:keepLines w:val="0"/>
-        <w:ind w:left="288"/>
-      </w:pPr>
-      <w:r>
-        <w:rPr>
-          <w:rFonts w:ascii="Courier New" w:hAnsi="Courier New"/>
-          <w:sz w:val="16"/>
-        </w:rPr>
-        <w:t>// src/common/client-services/sbpgi-client.service.ts</w:t>
-        <w:br/>
-        <w:t>import { Injectable, Logger, OnModuleInit } from '@nestjs/common';</w:t>
-        <w:br/>
-        <w:t>import { BaseClientService } from './base-client.service';</w:t>
-        <w:br/>
-        <w:br/>
-        <w:t>@Injectable()</w:t>
-        <w:br/>
-        <w:t>export class SbpgiClientService extends BaseClientService implements OnModuleInit {</w:t>
-        <w:br/>
-        <w:t xml:space="preserve">  protected logger: Logger = new Logger(SbpgiClientService.name);</w:t>
-        <w:br/>
-        <w:br/>
-        <w:t xml:space="preserve">  onModuleInit() {</w:t>
-        <w:br/>
-        <w:t xml:space="preserve">    // TODO: ถ้า deploy SBPGI แยก service ให้เพิ่ม API_SBPGI_BACKEND_* ใน AppConfigService</w:t>
-        <w:br/>
-        <w:t xml:space="preserve">    //       ตอนนี้ชี้ store backend ตัวเดียวกับ StoreClientService</w:t>
-        <w:br/>
-        <w:t xml:space="preserve">    this.defaultHeaders[this.config.api.store.key.name] = this.config.api.store.key.value;</w:t>
-        <w:br/>
-        <w:t xml:space="preserve">    this.baseUrl = this.config.api.store.url;</w:t>
-        <w:br/>
-        <w:t xml:space="preserve">  }</w:t>
-        <w:br/>
-        <w:t>}</w:t>
-        <w:br/>
-        <w:t>// BaseClientService แกะ { success, data } ให้แล้ว — service ฝั่ง BFF จึงได้ data ตรง ๆ</w:t>
-        <w:br/>
-        <w:t>// TODO: เพิ่ม SbpgiClientService ใน providers/exports ของ ClientServiceModule (@Global)</w:t>
-      </w:r>
-    </w:p>
-    <w:p>
-      <w:pPr>
-        <w:keepLines w:val="0"/>
-        <w:ind w:left="288"/>
-      </w:pPr>
-      <w:r>
-        <w:rPr>
-          <w:rFonts w:ascii="Courier New" w:hAnsi="Courier New"/>
-          <w:sz w:val="16"/>
-        </w:rPr>
-        <w:t>// src/modules/sbpgi-common-contracts/sbpgi-common-contracts.service.ts (BFF)</w:t>
-        <w:br/>
-        <w:t>import { Injectable } from '@nestjs/common';</w:t>
-        <w:br/>
-        <w:t>import { SbpgiClientService } from '@common/client-services/sbpgi-client.service';</w:t>
-        <w:br/>
-        <w:br/>
-        <w:t>@Injectable()</w:t>
-        <w:br/>
-        <w:t>export class SbpgiCommonContractsBffService {</w:t>
-        <w:br/>
-        <w:t xml:space="preserve">  constructor(private readonly client: SbpgiClientService) {}</w:t>
-        <w:br/>
-        <w:br/>
-        <w:t xml:space="preserve">  // BFF ไม่มี DB — หน้าที่เดียวคือแนบ user context แล้ว forward</w:t>
-        <w:br/>
-        <w:t xml:space="preserve">  private userHeaders(user: any) {</w:t>
-        <w:br/>
-        <w:t xml:space="preserve">    return {</w:t>
-        <w:br/>
-        <w:t xml:space="preserve">      'x-user-id': user?.userId,</w:t>
-        <w:br/>
-        <w:t xml:space="preserve">      'x-user-group-id': user?.groupId,</w:t>
-        <w:br/>
-        <w:t xml:space="preserve">      'x-user-permissions': (user?.permissions ?? []).join(','),</w:t>
-        <w:br/>
-        <w:t xml:space="preserve">    };</w:t>
-        <w:br/>
-        <w:t xml:space="preserve">  }</w:t>
-        <w:br/>
-        <w:br/>
-        <w:t xml:space="preserve">  getMeMenus(params: any, user: any) {</w:t>
-        <w:br/>
-        <w:t xml:space="preserve">    return this.client.get('/api/v1/me/menus', { params, headers: this.userHeaders(user) });</w:t>
-        <w:br/>
-        <w:t xml:space="preserve">  }</w:t>
-        <w:br/>
-        <w:t>}</w:t>
-        <w:br/>
-        <w:br/>
-        <w:t>// ---------- src/modules/sbpgi-common-contracts/sbpgi-common-contracts.controller.ts (BFF) ----------</w:t>
-        <w:br/>
-        <w:t>import { Body, Controller, Delete, Get, Param, Post, Put, Query, Req, UseGuards } from '@nestjs/common';</w:t>
-        <w:br/>
-        <w:t>import { AuthGuard } from '@nestjs/passport';</w:t>
-        <w:br/>
-        <w:br/>
-        <w:t>// เลือก prefix แบบเดียวทั้งโมดูล: ใช้ '/bff/sbpgi/...' (ห้ามปนกับแบบไม่มี /bff)</w:t>
-        <w:br/>
-        <w:t>@Controller('bff/sbpgi/common-contracts')</w:t>
-        <w:br/>
-        <w:t>@UseGuards(AuthGuard('jwt'))</w:t>
-        <w:br/>
-        <w:t>export class SbpgiCommonContractsBffController {</w:t>
-        <w:br/>
-        <w:t xml:space="preserve">  constructor(private readonly service: SbpgiCommonContractsBffService) {}</w:t>
-        <w:br/>
-        <w:br/>
-        <w:t xml:space="preserve">  // proxy ของ GET /api/v1/me/menus</w:t>
-        <w:br/>
-        <w:t xml:space="preserve">  @Get('me/menus')</w:t>
-        <w:br/>
-        <w:t xml:space="preserve">  getMeMenus(@Query() query: any, @Req() req: any) {</w:t>
-        <w:br/>
-        <w:t xml:space="preserve">    return this.service.getMeMenus(query, req.user);</w:t>
-        <w:br/>
-        <w:t xml:space="preserve">  }</w:t>
-        <w:br/>
-        <w:t>}</w:t>
-        <w:br/>
-        <w:t>// TODO: register module ใน app.module.ts ของ BFF และเพิ่ม SbpgiClientService ใน ClientServiceModule (@Global)</w:t>
+        <w:t>// TODO: endpoint ของ SBPGI ทุกเส้นต้องคืน error message ภาษาไทย verbatim ตาม ข้อกำหนดทางธุรกิจ ผ่าน HttpException เท่านั้น</w:t>
       </w:r>
     </w:p>
     <w:p>
@@ -13043,77 +10684,10 @@
     </w:p>
     <w:p>
       <w:pPr>
-        <w:pStyle w:val="Heading3"/>
-        <w:keepNext/>
-        <w:keepLines/>
-        <w:pageBreakBefore w:val="0"/>
-      </w:pPr>
-      <w:r>
-        <w:t>9.1 ตารางที่อ่าน/เขียน</w:t>
-      </w:r>
-    </w:p>
-    <w:p>
-      <w:pPr>
         <w:keepNext w:val="0"/>
       </w:pPr>
       <w:r>
-        <w:t>เอกสารนี้ไม่ระบุตารางที่ใช้โดยตรง — ให้ยึด DB Mapping ของ LLDD ที่เกี่ยวข้อง</w:t>
-      </w:r>
-    </w:p>
-    <w:p>
-      <w:pPr>
-        <w:pStyle w:val="Heading3"/>
-        <w:keepNext/>
-        <w:keepLines/>
-        <w:pageBreakBefore w:val="0"/>
-      </w:pPr>
-      <w:r>
-        <w:t>9.2 SQL จริงต่อ Endpoint</w:t>
-      </w:r>
-    </w:p>
-    <w:p>
-      <w:pPr>
-        <w:keepNext w:val="0"/>
-      </w:pPr>
-      <w:r>
-        <w:t xml:space="preserve">ยังไม่มี SQL ตัวอย่างที่ผูกกับ endpoint ของเอกสารนี้ใน </w:t>
-      </w:r>
-      <w:r>
-        <w:rPr>
-          <w:rFonts w:ascii="Courier New" w:hAnsi="Courier New"/>
-        </w:rPr>
-        <w:t>SQL_BY_PATH</w:t>
-      </w:r>
-      <w:r>
-        <w:t xml:space="preserve"> (</w:t>
-      </w:r>
-      <w:r>
-        <w:rPr>
-          <w:rFonts w:ascii="Courier New" w:hAnsi="Courier New"/>
-        </w:rPr>
-        <w:t>API specification screen</w:t>
-      </w:r>
-      <w:r>
-        <w:t>) — ให้เพิ่มที่นั่นก่อน แล้วเอกสารจะดึงมาแสดงอัตโนมัติ (ห้ามเขียน SQL ใหม่ในเอกสารนี้)</w:t>
-      </w:r>
-    </w:p>
-    <w:p>
-      <w:pPr>
-        <w:pStyle w:val="Heading3"/>
-        <w:keepNext/>
-        <w:keepLines/>
-        <w:pageBreakBefore w:val="0"/>
-      </w:pPr>
-      <w:r>
-        <w:t>9.3 Index / Constraint ที่ควรมี (ข้อเสนอ)</w:t>
-      </w:r>
-    </w:p>
-    <w:p>
-      <w:pPr>
-        <w:keepNext w:val="0"/>
-      </w:pPr>
-      <w:r>
-        <w:t>ยังไม่มีข้อมูลเงื่อนไข query พอจะเสนอ index — รอ SQL ต่อ endpoint ครบก่อน</w:t>
+        <w:t>ไม่มี SQL เฉพาะของเอกสารนี้ — SQL ของแต่ละเส้นอยู่ในเอกสารเจ้าของ endpoint ตามตารางด้านบน</w:t>
       </w:r>
     </w:p>
     <w:p>

--- a/LLDD/word/BE/LLDD-BE-API-Common-Contracts.docx
+++ b/LLDD/word/BE/LLDD-BE-API-Common-Contracts.docx
@@ -5,7 +5,7 @@
     <w:p>
       <w:r>
         <w:rPr>
-          <w:rFonts w:ascii="Arial" w:hAnsi="Arial" w:eastAsia="Arial"/>
+          <w:rFonts w:ascii="Arial" w:hAnsi="Arial" w:eastAsia="Arial" w:cs="Tahoma"/>
           <w:b/>
           <w:color w:val="0B2545"/>
           <w:sz w:val="40"/>
@@ -58,7 +58,7 @@
             <w:r/>
             <w:r>
               <w:rPr>
-                <w:rFonts w:ascii="Arial" w:hAnsi="Arial" w:eastAsia="Arial"/>
+                <w:rFonts w:ascii="Arial" w:hAnsi="Arial" w:eastAsia="Arial" w:cs="Tahoma"/>
                 <w:b/>
                 <w:sz w:val="18"/>
               </w:rPr>
@@ -80,7 +80,7 @@
             <w:r/>
             <w:r>
               <w:rPr>
-                <w:rFonts w:ascii="Arial" w:hAnsi="Arial" w:eastAsia="Arial"/>
+                <w:rFonts w:ascii="Arial" w:hAnsi="Arial" w:eastAsia="Arial" w:cs="Tahoma"/>
                 <w:b/>
                 <w:sz w:val="18"/>
               </w:rPr>
@@ -105,13 +105,13 @@
             </w:pPr>
             <w:r>
               <w:rPr>
-                <w:rFonts w:ascii="Arial" w:hAnsi="Arial" w:eastAsia="Arial"/>
-                <w:sz w:val="18"/>
-              </w:rPr>
-            </w:r>
-            <w:r>
-              <w:rPr>
-                <w:rFonts w:ascii="Arial" w:hAnsi="Arial" w:eastAsia="Arial"/>
+                <w:rFonts w:ascii="Arial" w:hAnsi="Arial" w:eastAsia="Arial" w:cs="Tahoma"/>
+                <w:sz w:val="18"/>
+              </w:rPr>
+            </w:r>
+            <w:r>
+              <w:rPr>
+                <w:rFonts w:ascii="Arial" w:hAnsi="Arial" w:eastAsia="Arial" w:cs="Tahoma"/>
                 <w:sz w:val="18"/>
               </w:rPr>
               <w:t>วัตถุประสงค์</w:t>
@@ -130,13 +130,13 @@
             </w:pPr>
             <w:r>
               <w:rPr>
-                <w:rFonts w:ascii="Arial" w:hAnsi="Arial" w:eastAsia="Arial"/>
-                <w:sz w:val="18"/>
-              </w:rPr>
-            </w:r>
-            <w:r>
-              <w:rPr>
-                <w:rFonts w:ascii="Arial" w:hAnsi="Arial" w:eastAsia="Arial"/>
+                <w:rFonts w:ascii="Arial" w:hAnsi="Arial" w:eastAsia="Arial" w:cs="Tahoma"/>
+                <w:sz w:val="18"/>
+              </w:rPr>
+            </w:r>
+            <w:r>
+              <w:rPr>
+                <w:rFonts w:ascii="Arial" w:hAnsi="Arial" w:eastAsia="Arial" w:cs="Tahoma"/>
                 <w:sz w:val="18"/>
               </w:rPr>
               <w:t>ใช้เป็นรายละเอียดระดับพัฒนาสำหรับออกแบบ ลงมือพัฒนา ตรวจทาน และทดสอบขอบเขตที่ระบุในฉบับนี้</w:t>
@@ -160,13 +160,13 @@
             </w:pPr>
             <w:r>
               <w:rPr>
-                <w:rFonts w:ascii="Arial" w:hAnsi="Arial" w:eastAsia="Arial"/>
-                <w:sz w:val="18"/>
-              </w:rPr>
-            </w:r>
-            <w:r>
-              <w:rPr>
-                <w:rFonts w:ascii="Arial" w:hAnsi="Arial" w:eastAsia="Arial"/>
+                <w:rFonts w:ascii="Arial" w:hAnsi="Arial" w:eastAsia="Arial" w:cs="Tahoma"/>
+                <w:sz w:val="18"/>
+              </w:rPr>
+            </w:r>
+            <w:r>
+              <w:rPr>
+                <w:rFonts w:ascii="Arial" w:hAnsi="Arial" w:eastAsia="Arial" w:cs="Tahoma"/>
                 <w:sz w:val="18"/>
               </w:rPr>
               <w:t>ลำดับการอ่าน</w:t>
@@ -185,13 +185,13 @@
             </w:pPr>
             <w:r>
               <w:rPr>
-                <w:rFonts w:ascii="Arial" w:hAnsi="Arial" w:eastAsia="Arial"/>
-                <w:sz w:val="18"/>
-              </w:rPr>
-            </w:r>
-            <w:r>
-              <w:rPr>
-                <w:rFonts w:ascii="Arial" w:hAnsi="Arial" w:eastAsia="Arial"/>
+                <w:rFonts w:ascii="Arial" w:hAnsi="Arial" w:eastAsia="Arial" w:cs="Tahoma"/>
+                <w:sz w:val="18"/>
+              </w:rPr>
+            </w:r>
+            <w:r>
+              <w:rPr>
+                <w:rFonts w:ascii="Arial" w:hAnsi="Arial" w:eastAsia="Arial" w:cs="Tahoma"/>
                 <w:sz w:val="18"/>
               </w:rPr>
               <w:t>เริ่มจาก Overview และ Scope จากนั้นตรวจ Field/Validation, Implementation, Contract, Processing Flow, Acceptance Criteria และ Test Checklist ตามลำดับ</w:t>
@@ -215,13 +215,13 @@
             </w:pPr>
             <w:r>
               <w:rPr>
-                <w:rFonts w:ascii="Arial" w:hAnsi="Arial" w:eastAsia="Arial"/>
-                <w:sz w:val="18"/>
-              </w:rPr>
-            </w:r>
-            <w:r>
-              <w:rPr>
-                <w:rFonts w:ascii="Arial" w:hAnsi="Arial" w:eastAsia="Arial"/>
+                <w:rFonts w:ascii="Arial" w:hAnsi="Arial" w:eastAsia="Arial" w:cs="Tahoma"/>
+                <w:sz w:val="18"/>
+              </w:rPr>
+            </w:r>
+            <w:r>
+              <w:rPr>
+                <w:rFonts w:ascii="Arial" w:hAnsi="Arial" w:eastAsia="Arial" w:cs="Tahoma"/>
                 <w:sz w:val="18"/>
               </w:rPr>
               <w:t>ผลลัพธ์ที่คาดหวัง</w:t>
@@ -240,13 +240,13 @@
             </w:pPr>
             <w:r>
               <w:rPr>
-                <w:rFonts w:ascii="Arial" w:hAnsi="Arial" w:eastAsia="Arial"/>
-                <w:sz w:val="18"/>
-              </w:rPr>
-            </w:r>
-            <w:r>
-              <w:rPr>
-                <w:rFonts w:ascii="Arial" w:hAnsi="Arial" w:eastAsia="Arial"/>
+                <w:rFonts w:ascii="Arial" w:hAnsi="Arial" w:eastAsia="Arial" w:cs="Tahoma"/>
+                <w:sz w:val="18"/>
+              </w:rPr>
+            </w:r>
+            <w:r>
+              <w:rPr>
+                <w:rFonts w:ascii="Arial" w:hAnsi="Arial" w:eastAsia="Arial" w:cs="Tahoma"/>
                 <w:sz w:val="18"/>
               </w:rPr>
               <w:t>ผู้อ่านสามารถระบุ input, ขั้นตอนประมวลผล, output, เงื่อนไขผิดพลาด และหลักฐานการทดสอบได้จากเนื้อหาในฉบับเดียว</w:t>
@@ -301,7 +301,7 @@
             <w:r/>
             <w:r>
               <w:rPr>
-                <w:rFonts w:ascii="Arial" w:hAnsi="Arial" w:eastAsia="Arial"/>
+                <w:rFonts w:ascii="Arial" w:hAnsi="Arial" w:eastAsia="Arial" w:cs="Tahoma"/>
                 <w:b/>
                 <w:sz w:val="18"/>
               </w:rPr>
@@ -323,7 +323,7 @@
             <w:r/>
             <w:r>
               <w:rPr>
-                <w:rFonts w:ascii="Arial" w:hAnsi="Arial" w:eastAsia="Arial"/>
+                <w:rFonts w:ascii="Arial" w:hAnsi="Arial" w:eastAsia="Arial" w:cs="Tahoma"/>
                 <w:b/>
                 <w:sz w:val="18"/>
               </w:rPr>
@@ -348,13 +348,13 @@
             </w:pPr>
             <w:r>
               <w:rPr>
-                <w:rFonts w:ascii="Arial" w:hAnsi="Arial" w:eastAsia="Arial"/>
-                <w:sz w:val="18"/>
-              </w:rPr>
-            </w:r>
-            <w:r>
-              <w:rPr>
-                <w:rFonts w:ascii="Arial" w:hAnsi="Arial" w:eastAsia="Arial"/>
+                <w:rFonts w:ascii="Arial" w:hAnsi="Arial" w:eastAsia="Arial" w:cs="Tahoma"/>
+                <w:sz w:val="18"/>
+              </w:rPr>
+            </w:r>
+            <w:r>
+              <w:rPr>
+                <w:rFonts w:ascii="Arial" w:hAnsi="Arial" w:eastAsia="Arial" w:cs="Tahoma"/>
                 <w:sz w:val="18"/>
               </w:rPr>
               <w:t>Track</w:t>
@@ -373,13 +373,13 @@
             </w:pPr>
             <w:r>
               <w:rPr>
-                <w:rFonts w:ascii="Arial" w:hAnsi="Arial" w:eastAsia="Arial"/>
-                <w:sz w:val="18"/>
-              </w:rPr>
-            </w:r>
-            <w:r>
-              <w:rPr>
-                <w:rFonts w:ascii="Arial" w:hAnsi="Arial" w:eastAsia="Arial"/>
+                <w:rFonts w:ascii="Arial" w:hAnsi="Arial" w:eastAsia="Arial" w:cs="Tahoma"/>
+                <w:sz w:val="18"/>
+              </w:rPr>
+            </w:r>
+            <w:r>
+              <w:rPr>
+                <w:rFonts w:ascii="Arial" w:hAnsi="Arial" w:eastAsia="Arial" w:cs="Tahoma"/>
                 <w:sz w:val="18"/>
               </w:rPr>
               <w:t>BE</w:t>
@@ -403,13 +403,13 @@
             </w:pPr>
             <w:r>
               <w:rPr>
-                <w:rFonts w:ascii="Arial" w:hAnsi="Arial" w:eastAsia="Arial"/>
-                <w:sz w:val="18"/>
-              </w:rPr>
-            </w:r>
-            <w:r>
-              <w:rPr>
-                <w:rFonts w:ascii="Arial" w:hAnsi="Arial" w:eastAsia="Arial"/>
+                <w:rFonts w:ascii="Arial" w:hAnsi="Arial" w:eastAsia="Arial" w:cs="Tahoma"/>
+                <w:sz w:val="18"/>
+              </w:rPr>
+            </w:r>
+            <w:r>
+              <w:rPr>
+                <w:rFonts w:ascii="Arial" w:hAnsi="Arial" w:eastAsia="Arial" w:cs="Tahoma"/>
                 <w:sz w:val="18"/>
               </w:rPr>
               <w:t>Estimate</w:t>
@@ -428,16 +428,16 @@
             </w:pPr>
             <w:r>
               <w:rPr>
-                <w:rFonts w:ascii="Arial" w:hAnsi="Arial" w:eastAsia="Arial"/>
-                <w:sz w:val="18"/>
-              </w:rPr>
-            </w:r>
-            <w:r>
-              <w:rPr>
-                <w:rFonts w:ascii="Arial" w:hAnsi="Arial" w:eastAsia="Arial"/>
-                <w:sz w:val="18"/>
-              </w:rPr>
-              <w:t>18 ชั่วโมง</w:t>
+                <w:rFonts w:ascii="Arial" w:hAnsi="Arial" w:eastAsia="Arial" w:cs="Tahoma"/>
+                <w:sz w:val="18"/>
+              </w:rPr>
+            </w:r>
+            <w:r>
+              <w:rPr>
+                <w:rFonts w:ascii="Arial" w:hAnsi="Arial" w:eastAsia="Arial" w:cs="Tahoma"/>
+                <w:sz w:val="18"/>
+              </w:rPr>
+              <w:t>18 ชั่วโมง (ไม่มี unit test แยก — ดูเหตุผลใน NO_UNIT_TEST_DOCS)</w:t>
             </w:r>
           </w:p>
         </w:tc>
@@ -458,13 +458,13 @@
             </w:pPr>
             <w:r>
               <w:rPr>
-                <w:rFonts w:ascii="Arial" w:hAnsi="Arial" w:eastAsia="Arial"/>
-                <w:sz w:val="18"/>
-              </w:rPr>
-            </w:r>
-            <w:r>
-              <w:rPr>
-                <w:rFonts w:ascii="Arial" w:hAnsi="Arial" w:eastAsia="Arial"/>
+                <w:rFonts w:ascii="Arial" w:hAnsi="Arial" w:eastAsia="Arial" w:cs="Tahoma"/>
+                <w:sz w:val="18"/>
+              </w:rPr>
+            </w:r>
+            <w:r>
+              <w:rPr>
+                <w:rFonts w:ascii="Arial" w:hAnsi="Arial" w:eastAsia="Arial" w:cs="Tahoma"/>
                 <w:sz w:val="18"/>
               </w:rPr>
               <w:t>Owner</w:t>
@@ -483,13 +483,13 @@
             </w:pPr>
             <w:r>
               <w:rPr>
-                <w:rFonts w:ascii="Arial" w:hAnsi="Arial" w:eastAsia="Arial"/>
-                <w:sz w:val="18"/>
-              </w:rPr>
-            </w:r>
-            <w:r>
-              <w:rPr>
-                <w:rFonts w:ascii="Arial" w:hAnsi="Arial" w:eastAsia="Arial"/>
+                <w:rFonts w:ascii="Arial" w:hAnsi="Arial" w:eastAsia="Arial" w:cs="Tahoma"/>
+                <w:sz w:val="18"/>
+              </w:rPr>
+            </w:r>
+            <w:r>
+              <w:rPr>
+                <w:rFonts w:ascii="Arial" w:hAnsi="Arial" w:eastAsia="Arial" w:cs="Tahoma"/>
                 <w:sz w:val="18"/>
               </w:rPr>
               <w:t>Butsaba &lt;But&gt; Podamrong</w:t>
@@ -513,13 +513,103 @@
             </w:pPr>
             <w:r>
               <w:rPr>
-                <w:rFonts w:ascii="Arial" w:hAnsi="Arial" w:eastAsia="Arial"/>
-                <w:sz w:val="18"/>
-              </w:rPr>
-            </w:r>
-            <w:r>
-              <w:rPr>
-                <w:rFonts w:ascii="Arial" w:hAnsi="Arial" w:eastAsia="Arial"/>
+                <w:rFonts w:ascii="Arial" w:hAnsi="Arial" w:eastAsia="Arial" w:cs="Tahoma"/>
+                <w:sz w:val="18"/>
+              </w:rPr>
+            </w:r>
+            <w:r>
+              <w:rPr>
+                <w:rFonts w:ascii="Arial" w:hAnsi="Arial" w:eastAsia="Arial" w:cs="Tahoma"/>
+                <w:sz w:val="18"/>
+              </w:rPr>
+              <w:t>Target repository</w:t>
+            </w:r>
+          </w:p>
+        </w:tc>
+        <w:tc>
+          <w:tcPr>
+            <w:tcW w:type="dxa" w:w="5040"/>
+            <w:vAlign w:val="center"/>
+          </w:tcPr>
+          <w:p>
+            <w:pPr>
+              <w:keepLines/>
+              <w:spacing w:after="0"/>
+            </w:pPr>
+            <w:r>
+              <w:rPr>
+                <w:rFonts w:ascii="Arial" w:hAnsi="Arial" w:eastAsia="Arial" w:cs="Tahoma"/>
+                <w:sz w:val="18"/>
+              </w:rPr>
+            </w:r>
+            <w:r>
+              <w:rPr>
+                <w:rFonts w:ascii="Courier New" w:hAnsi="Courier New" w:eastAsia="Courier New" w:cs="Tahoma"/>
+                <w:sz w:val="18"/>
+              </w:rPr>
+              <w:t>SBP/srm-sps-spsap-store-backend</w:t>
+            </w:r>
+            <w:r>
+              <w:rPr>
+                <w:rFonts w:ascii="Arial" w:hAnsi="Arial" w:eastAsia="Arial" w:cs="Tahoma"/>
+                <w:sz w:val="18"/>
+              </w:rPr>
+              <w:t xml:space="preserve"> (NestJS + TypeORM · schema </w:t>
+            </w:r>
+            <w:r>
+              <w:rPr>
+                <w:rFonts w:ascii="Courier New" w:hAnsi="Courier New" w:eastAsia="Courier New" w:cs="Tahoma"/>
+                <w:sz w:val="18"/>
+              </w:rPr>
+              <w:t>sps_store</w:t>
+            </w:r>
+            <w:r>
+              <w:rPr>
+                <w:rFonts w:ascii="Arial" w:hAnsi="Arial" w:eastAsia="Arial" w:cs="Tahoma"/>
+                <w:sz w:val="18"/>
+              </w:rPr>
+              <w:t xml:space="preserve">) + </w:t>
+            </w:r>
+            <w:r>
+              <w:rPr>
+                <w:rFonts w:ascii="Courier New" w:hAnsi="Courier New" w:eastAsia="Courier New" w:cs="Tahoma"/>
+                <w:sz w:val="18"/>
+              </w:rPr>
+              <w:t>SBP/srm-sps-spsap-sbp-bff</w:t>
+            </w:r>
+            <w:r>
+              <w:rPr>
+                <w:rFonts w:ascii="Arial" w:hAnsi="Arial" w:eastAsia="Arial" w:cs="Tahoma"/>
+                <w:sz w:val="18"/>
+              </w:rPr>
+              <w:t xml:space="preserve"> (forward ผ่าน client service · ไม่มี DB) สำหรับเส้นที่ FE เรียก</w:t>
+            </w:r>
+          </w:p>
+        </w:tc>
+      </w:tr>
+      <w:tr>
+        <w:trPr>
+          <w:cantSplit/>
+        </w:trPr>
+        <w:tc>
+          <w:tcPr>
+            <w:tcW w:type="dxa" w:w="5040"/>
+            <w:vAlign w:val="center"/>
+          </w:tcPr>
+          <w:p>
+            <w:pPr>
+              <w:keepLines/>
+              <w:spacing w:after="0"/>
+            </w:pPr>
+            <w:r>
+              <w:rPr>
+                <w:rFonts w:ascii="Arial" w:hAnsi="Arial" w:eastAsia="Arial" w:cs="Tahoma"/>
+                <w:sz w:val="18"/>
+              </w:rPr>
+            </w:r>
+            <w:r>
+              <w:rPr>
+                <w:rFonts w:ascii="Arial" w:hAnsi="Arial" w:eastAsia="Arial" w:cs="Tahoma"/>
                 <w:sz w:val="18"/>
               </w:rPr>
               <w:t>Objective</w:t>
@@ -538,13 +628,13 @@
             </w:pPr>
             <w:r>
               <w:rPr>
-                <w:rFonts w:ascii="Arial" w:hAnsi="Arial" w:eastAsia="Arial"/>
-                <w:sz w:val="18"/>
-              </w:rPr>
-            </w:r>
-            <w:r>
-              <w:rPr>
-                <w:rFonts w:ascii="Arial" w:hAnsi="Arial" w:eastAsia="Arial"/>
+                <w:rFonts w:ascii="Arial" w:hAnsi="Arial" w:eastAsia="Arial" w:cs="Tahoma"/>
+                <w:sz w:val="18"/>
+              </w:rPr>
+            </w:r>
+            <w:r>
+              <w:rPr>
+                <w:rFonts w:ascii="Arial" w:hAnsi="Arial" w:eastAsia="Arial" w:cs="Tahoma"/>
                 <w:sz w:val="18"/>
               </w:rPr>
               <w:t>กำหนดสัญญากลางของ REST API ทุกเส้นเพื่อไม่ให้ endpoint รายตัวตีความต่างกัน: transport/auth/error/format/pagination/action/RBAC/audit/idempotency</w:t>
@@ -650,6 +740,25 @@
         <w:pageBreakBefore w:val="0"/>
       </w:pPr>
       <w:r>
+        <w:t>3. Screenshot Reference</w:t>
+      </w:r>
+    </w:p>
+    <w:p>
+      <w:pPr>
+        <w:keepNext w:val="0"/>
+      </w:pPr>
+      <w:r>
+        <w:t>ไม่มีภาพหน้าจอสำหรับหัวข้อนี้ — เป็นเอกสารฝั่ง Backend/Batch ที่ไม่มี UI (ภาพหน้าจอทั้งหมดอยู่ในเอกสารชุด FE)</w:t>
+      </w:r>
+    </w:p>
+    <w:p>
+      <w:pPr>
+        <w:pStyle w:val="Heading1"/>
+        <w:keepNext/>
+        <w:keepLines/>
+        <w:pageBreakBefore w:val="0"/>
+      </w:pPr>
+      <w:r>
         <w:t>4. Implementation Flow Diagram (Reference)</w:t>
       </w:r>
     </w:p>
@@ -748,7 +857,7 @@
             <w:r/>
             <w:r>
               <w:rPr>
-                <w:rFonts w:ascii="Arial" w:hAnsi="Arial" w:eastAsia="Arial"/>
+                <w:rFonts w:ascii="Arial" w:hAnsi="Arial" w:eastAsia="Arial" w:cs="Tahoma"/>
                 <w:b/>
                 <w:sz w:val="18"/>
               </w:rPr>
@@ -770,7 +879,7 @@
             <w:r/>
             <w:r>
               <w:rPr>
-                <w:rFonts w:ascii="Arial" w:hAnsi="Arial" w:eastAsia="Arial"/>
+                <w:rFonts w:ascii="Arial" w:hAnsi="Arial" w:eastAsia="Arial" w:cs="Tahoma"/>
                 <w:b/>
                 <w:sz w:val="18"/>
               </w:rPr>
@@ -792,7 +901,7 @@
             <w:r/>
             <w:r>
               <w:rPr>
-                <w:rFonts w:ascii="Arial" w:hAnsi="Arial" w:eastAsia="Arial"/>
+                <w:rFonts w:ascii="Arial" w:hAnsi="Arial" w:eastAsia="Arial" w:cs="Tahoma"/>
                 <w:b/>
                 <w:sz w:val="18"/>
               </w:rPr>
@@ -814,7 +923,7 @@
             <w:r/>
             <w:r>
               <w:rPr>
-                <w:rFonts w:ascii="Arial" w:hAnsi="Arial" w:eastAsia="Arial"/>
+                <w:rFonts w:ascii="Arial" w:hAnsi="Arial" w:eastAsia="Arial" w:cs="Tahoma"/>
                 <w:b/>
                 <w:sz w:val="18"/>
               </w:rPr>
@@ -839,13 +948,13 @@
             </w:pPr>
             <w:r>
               <w:rPr>
-                <w:rFonts w:ascii="Arial" w:hAnsi="Arial" w:eastAsia="Arial"/>
-                <w:sz w:val="18"/>
-              </w:rPr>
-            </w:r>
-            <w:r>
-              <w:rPr>
-                <w:rFonts w:ascii="Arial" w:hAnsi="Arial" w:eastAsia="Arial"/>
+                <w:rFonts w:ascii="Arial" w:hAnsi="Arial" w:eastAsia="Arial" w:cs="Tahoma"/>
+                <w:sz w:val="18"/>
+              </w:rPr>
+            </w:r>
+            <w:r>
+              <w:rPr>
+                <w:rFonts w:ascii="Arial" w:hAnsi="Arial" w:eastAsia="Arial" w:cs="Tahoma"/>
                 <w:sz w:val="18"/>
               </w:rPr>
               <w:t>Base URL</w:t>
@@ -864,13 +973,13 @@
             </w:pPr>
             <w:r>
               <w:rPr>
-                <w:rFonts w:ascii="Arial" w:hAnsi="Arial" w:eastAsia="Arial"/>
-                <w:sz w:val="18"/>
-              </w:rPr>
-            </w:r>
-            <w:r>
-              <w:rPr>
-                <w:rFonts w:ascii="Arial" w:hAnsi="Arial" w:eastAsia="Arial"/>
+                <w:rFonts w:ascii="Arial" w:hAnsi="Arial" w:eastAsia="Arial" w:cs="Tahoma"/>
+                <w:sz w:val="18"/>
+              </w:rPr>
+            </w:r>
+            <w:r>
+              <w:rPr>
+                <w:rFonts w:ascii="Arial" w:hAnsi="Arial" w:eastAsia="Arial" w:cs="Tahoma"/>
                 <w:sz w:val="18"/>
               </w:rPr>
               <w:t>/api/v1</w:t>
@@ -889,13 +998,13 @@
             </w:pPr>
             <w:r>
               <w:rPr>
-                <w:rFonts w:ascii="Arial" w:hAnsi="Arial" w:eastAsia="Arial"/>
-                <w:sz w:val="18"/>
-              </w:rPr>
-            </w:r>
-            <w:r>
-              <w:rPr>
-                <w:rFonts w:ascii="Arial" w:hAnsi="Arial" w:eastAsia="Arial"/>
+                <w:rFonts w:ascii="Arial" w:hAnsi="Arial" w:eastAsia="Arial" w:cs="Tahoma"/>
+                <w:sz w:val="18"/>
+              </w:rPr>
+            </w:r>
+            <w:r>
+              <w:rPr>
+                <w:rFonts w:ascii="Arial" w:hAnsi="Arial" w:eastAsia="Arial" w:cs="Tahoma"/>
                 <w:sz w:val="18"/>
               </w:rPr>
               <w:t>required</w:t>
@@ -914,13 +1023,13 @@
             </w:pPr>
             <w:r>
               <w:rPr>
-                <w:rFonts w:ascii="Arial" w:hAnsi="Arial" w:eastAsia="Arial"/>
-                <w:sz w:val="18"/>
-              </w:rPr>
-            </w:r>
-            <w:r>
-              <w:rPr>
-                <w:rFonts w:ascii="Arial" w:hAnsi="Arial" w:eastAsia="Arial"/>
+                <w:rFonts w:ascii="Arial" w:hAnsi="Arial" w:eastAsia="Arial" w:cs="Tahoma"/>
+                <w:sz w:val="18"/>
+              </w:rPr>
+            </w:r>
+            <w:r>
+              <w:rPr>
+                <w:rFonts w:ascii="Arial" w:hAnsi="Arial" w:eastAsia="Arial" w:cs="Tahoma"/>
                 <w:sz w:val="18"/>
               </w:rPr>
               <w:t>ทุก endpoint ใช้ prefix นี้</w:t>
@@ -944,13 +1053,13 @@
             </w:pPr>
             <w:r>
               <w:rPr>
-                <w:rFonts w:ascii="Arial" w:hAnsi="Arial" w:eastAsia="Arial"/>
-                <w:sz w:val="18"/>
-              </w:rPr>
-            </w:r>
-            <w:r>
-              <w:rPr>
-                <w:rFonts w:ascii="Arial" w:hAnsi="Arial" w:eastAsia="Arial"/>
+                <w:rFonts w:ascii="Arial" w:hAnsi="Arial" w:eastAsia="Arial" w:cs="Tahoma"/>
+                <w:sz w:val="18"/>
+              </w:rPr>
+            </w:r>
+            <w:r>
+              <w:rPr>
+                <w:rFonts w:ascii="Arial" w:hAnsi="Arial" w:eastAsia="Arial" w:cs="Tahoma"/>
                 <w:sz w:val="18"/>
               </w:rPr>
               <w:t>Content-Type</w:t>
@@ -969,13 +1078,13 @@
             </w:pPr>
             <w:r>
               <w:rPr>
-                <w:rFonts w:ascii="Arial" w:hAnsi="Arial" w:eastAsia="Arial"/>
-                <w:sz w:val="18"/>
-              </w:rPr>
-            </w:r>
-            <w:r>
-              <w:rPr>
-                <w:rFonts w:ascii="Arial" w:hAnsi="Arial" w:eastAsia="Arial"/>
+                <w:rFonts w:ascii="Arial" w:hAnsi="Arial" w:eastAsia="Arial" w:cs="Tahoma"/>
+                <w:sz w:val="18"/>
+              </w:rPr>
+            </w:r>
+            <w:r>
+              <w:rPr>
+                <w:rFonts w:ascii="Arial" w:hAnsi="Arial" w:eastAsia="Arial" w:cs="Tahoma"/>
                 <w:sz w:val="18"/>
               </w:rPr>
               <w:t>application/json; charset=utf-8</w:t>
@@ -994,13 +1103,13 @@
             </w:pPr>
             <w:r>
               <w:rPr>
-                <w:rFonts w:ascii="Arial" w:hAnsi="Arial" w:eastAsia="Arial"/>
-                <w:sz w:val="18"/>
-              </w:rPr>
-            </w:r>
-            <w:r>
-              <w:rPr>
-                <w:rFonts w:ascii="Arial" w:hAnsi="Arial" w:eastAsia="Arial"/>
+                <w:rFonts w:ascii="Arial" w:hAnsi="Arial" w:eastAsia="Arial" w:cs="Tahoma"/>
+                <w:sz w:val="18"/>
+              </w:rPr>
+            </w:r>
+            <w:r>
+              <w:rPr>
+                <w:rFonts w:ascii="Arial" w:hAnsi="Arial" w:eastAsia="Arial" w:cs="Tahoma"/>
                 <w:sz w:val="18"/>
               </w:rPr>
               <w:t>required for JSON</w:t>
@@ -1019,13 +1128,13 @@
             </w:pPr>
             <w:r>
               <w:rPr>
-                <w:rFonts w:ascii="Arial" w:hAnsi="Arial" w:eastAsia="Arial"/>
-                <w:sz w:val="18"/>
-              </w:rPr>
-            </w:r>
-            <w:r>
-              <w:rPr>
-                <w:rFonts w:ascii="Arial" w:hAnsi="Arial" w:eastAsia="Arial"/>
+                <w:rFonts w:ascii="Arial" w:hAnsi="Arial" w:eastAsia="Arial" w:cs="Tahoma"/>
+                <w:sz w:val="18"/>
+              </w:rPr>
+            </w:r>
+            <w:r>
+              <w:rPr>
+                <w:rFonts w:ascii="Arial" w:hAnsi="Arial" w:eastAsia="Arial" w:cs="Tahoma"/>
                 <w:sz w:val="18"/>
               </w:rPr>
               <w:t>multipart เฉพาะ attachments</w:t>
@@ -1049,13 +1158,13 @@
             </w:pPr>
             <w:r>
               <w:rPr>
-                <w:rFonts w:ascii="Arial" w:hAnsi="Arial" w:eastAsia="Arial"/>
-                <w:sz w:val="18"/>
-              </w:rPr>
-            </w:r>
-            <w:r>
-              <w:rPr>
-                <w:rFonts w:ascii="Arial" w:hAnsi="Arial" w:eastAsia="Arial"/>
+                <w:rFonts w:ascii="Arial" w:hAnsi="Arial" w:eastAsia="Arial" w:cs="Tahoma"/>
+                <w:sz w:val="18"/>
+              </w:rPr>
+            </w:r>
+            <w:r>
+              <w:rPr>
+                <w:rFonts w:ascii="Arial" w:hAnsi="Arial" w:eastAsia="Arial" w:cs="Tahoma"/>
                 <w:sz w:val="18"/>
               </w:rPr>
               <w:t>Authorization</w:t>
@@ -1074,13 +1183,13 @@
             </w:pPr>
             <w:r>
               <w:rPr>
-                <w:rFonts w:ascii="Arial" w:hAnsi="Arial" w:eastAsia="Arial"/>
-                <w:sz w:val="18"/>
-              </w:rPr>
-            </w:r>
-            <w:r>
-              <w:rPr>
-                <w:rFonts w:ascii="Arial" w:hAnsi="Arial" w:eastAsia="Arial"/>
+                <w:rFonts w:ascii="Arial" w:hAnsi="Arial" w:eastAsia="Arial" w:cs="Tahoma"/>
+                <w:sz w:val="18"/>
+              </w:rPr>
+            </w:r>
+            <w:r>
+              <w:rPr>
+                <w:rFonts w:ascii="Arial" w:hAnsi="Arial" w:eastAsia="Arial" w:cs="Tahoma"/>
                 <w:sz w:val="18"/>
               </w:rPr>
               <w:t>Bearer &lt;JWT&gt;</w:t>
@@ -1099,13 +1208,13 @@
             </w:pPr>
             <w:r>
               <w:rPr>
-                <w:rFonts w:ascii="Arial" w:hAnsi="Arial" w:eastAsia="Arial"/>
-                <w:sz w:val="18"/>
-              </w:rPr>
-            </w:r>
-            <w:r>
-              <w:rPr>
-                <w:rFonts w:ascii="Arial" w:hAnsi="Arial" w:eastAsia="Arial"/>
+                <w:rFonts w:ascii="Arial" w:hAnsi="Arial" w:eastAsia="Arial" w:cs="Tahoma"/>
+                <w:sz w:val="18"/>
+              </w:rPr>
+            </w:r>
+            <w:r>
+              <w:rPr>
+                <w:rFonts w:ascii="Arial" w:hAnsi="Arial" w:eastAsia="Arial" w:cs="Tahoma"/>
                 <w:sz w:val="18"/>
               </w:rPr>
               <w:t>required for user endpoints</w:t>
@@ -1124,13 +1233,13 @@
             </w:pPr>
             <w:r>
               <w:rPr>
-                <w:rFonts w:ascii="Arial" w:hAnsi="Arial" w:eastAsia="Arial"/>
-                <w:sz w:val="18"/>
-              </w:rPr>
-            </w:r>
-            <w:r>
-              <w:rPr>
-                <w:rFonts w:ascii="Arial" w:hAnsi="Arial" w:eastAsia="Arial"/>
+                <w:rFonts w:ascii="Arial" w:hAnsi="Arial" w:eastAsia="Arial" w:cs="Tahoma"/>
+                <w:sz w:val="18"/>
+              </w:rPr>
+            </w:r>
+            <w:r>
+              <w:rPr>
+                <w:rFonts w:ascii="Arial" w:hAnsi="Arial" w:eastAsia="Arial" w:cs="Tahoma"/>
                 <w:sz w:val="18"/>
               </w:rPr>
               <w:t>validate signature/expiry/role; platform provides token</w:t>
@@ -1154,13 +1263,13 @@
             </w:pPr>
             <w:r>
               <w:rPr>
-                <w:rFonts w:ascii="Arial" w:hAnsi="Arial" w:eastAsia="Arial"/>
-                <w:sz w:val="18"/>
-              </w:rPr>
-            </w:r>
-            <w:r>
-              <w:rPr>
-                <w:rFonts w:ascii="Arial" w:hAnsi="Arial" w:eastAsia="Arial"/>
+                <w:rFonts w:ascii="Arial" w:hAnsi="Arial" w:eastAsia="Arial" w:cs="Tahoma"/>
+                <w:sz w:val="18"/>
+              </w:rPr>
+            </w:r>
+            <w:r>
+              <w:rPr>
+                <w:rFonts w:ascii="Arial" w:hAnsi="Arial" w:eastAsia="Arial" w:cs="Tahoma"/>
                 <w:sz w:val="18"/>
               </w:rPr>
               <w:t>X-Service-Token</w:t>
@@ -1179,13 +1288,13 @@
             </w:pPr>
             <w:r>
               <w:rPr>
-                <w:rFonts w:ascii="Arial" w:hAnsi="Arial" w:eastAsia="Arial"/>
-                <w:sz w:val="18"/>
-              </w:rPr>
-            </w:r>
-            <w:r>
-              <w:rPr>
-                <w:rFonts w:ascii="Arial" w:hAnsi="Arial" w:eastAsia="Arial"/>
+                <w:rFonts w:ascii="Arial" w:hAnsi="Arial" w:eastAsia="Arial" w:cs="Tahoma"/>
+                <w:sz w:val="18"/>
+              </w:rPr>
+            </w:r>
+            <w:r>
+              <w:rPr>
+                <w:rFonts w:ascii="Arial" w:hAnsi="Arial" w:eastAsia="Arial" w:cs="Tahoma"/>
                 <w:sz w:val="18"/>
               </w:rPr>
               <w:t>opaque service token</w:t>
@@ -1204,13 +1313,13 @@
             </w:pPr>
             <w:r>
               <w:rPr>
-                <w:rFonts w:ascii="Arial" w:hAnsi="Arial" w:eastAsia="Arial"/>
-                <w:sz w:val="18"/>
-              </w:rPr>
-            </w:r>
-            <w:r>
-              <w:rPr>
-                <w:rFonts w:ascii="Arial" w:hAnsi="Arial" w:eastAsia="Arial"/>
+                <w:rFonts w:ascii="Arial" w:hAnsi="Arial" w:eastAsia="Arial" w:cs="Tahoma"/>
+                <w:sz w:val="18"/>
+              </w:rPr>
+            </w:r>
+            <w:r>
+              <w:rPr>
+                <w:rFonts w:ascii="Arial" w:hAnsi="Arial" w:eastAsia="Arial" w:cs="Tahoma"/>
                 <w:sz w:val="18"/>
               </w:rPr>
               <w:t>required for internal workflow/batch callbacks</w:t>
@@ -1229,13 +1338,13 @@
             </w:pPr>
             <w:r>
               <w:rPr>
-                <w:rFonts w:ascii="Arial" w:hAnsi="Arial" w:eastAsia="Arial"/>
-                <w:sz w:val="18"/>
-              </w:rPr>
-            </w:r>
-            <w:r>
-              <w:rPr>
-                <w:rFonts w:ascii="Arial" w:hAnsi="Arial" w:eastAsia="Arial"/>
+                <w:rFonts w:ascii="Arial" w:hAnsi="Arial" w:eastAsia="Arial" w:cs="Tahoma"/>
+                <w:sz w:val="18"/>
+              </w:rPr>
+            </w:r>
+            <w:r>
+              <w:rPr>
+                <w:rFonts w:ascii="Arial" w:hAnsi="Arial" w:eastAsia="Arial" w:cs="Tahoma"/>
                 <w:sz w:val="18"/>
               </w:rPr>
               <w:t>ใช้กับ /workflows/instances และ external callback ที่ไม่ใช่ user JWT</w:t>
@@ -1259,13 +1368,13 @@
             </w:pPr>
             <w:r>
               <w:rPr>
-                <w:rFonts w:ascii="Arial" w:hAnsi="Arial" w:eastAsia="Arial"/>
-                <w:sz w:val="18"/>
-              </w:rPr>
-            </w:r>
-            <w:r>
-              <w:rPr>
-                <w:rFonts w:ascii="Arial" w:hAnsi="Arial" w:eastAsia="Arial"/>
+                <w:rFonts w:ascii="Arial" w:hAnsi="Arial" w:eastAsia="Arial" w:cs="Tahoma"/>
+                <w:sz w:val="18"/>
+              </w:rPr>
+            </w:r>
+            <w:r>
+              <w:rPr>
+                <w:rFonts w:ascii="Arial" w:hAnsi="Arial" w:eastAsia="Arial" w:cs="Tahoma"/>
                 <w:sz w:val="18"/>
               </w:rPr>
               <w:t>X-Request-Id</w:t>
@@ -1284,13 +1393,13 @@
             </w:pPr>
             <w:r>
               <w:rPr>
-                <w:rFonts w:ascii="Arial" w:hAnsi="Arial" w:eastAsia="Arial"/>
-                <w:sz w:val="18"/>
-              </w:rPr>
-            </w:r>
-            <w:r>
-              <w:rPr>
-                <w:rFonts w:ascii="Arial" w:hAnsi="Arial" w:eastAsia="Arial"/>
+                <w:rFonts w:ascii="Arial" w:hAnsi="Arial" w:eastAsia="Arial" w:cs="Tahoma"/>
+                <w:sz w:val="18"/>
+              </w:rPr>
+            </w:r>
+            <w:r>
+              <w:rPr>
+                <w:rFonts w:ascii="Arial" w:hAnsi="Arial" w:eastAsia="Arial" w:cs="Tahoma"/>
                 <w:sz w:val="18"/>
               </w:rPr>
               <w:t>uuid/string</w:t>
@@ -1309,13 +1418,13 @@
             </w:pPr>
             <w:r>
               <w:rPr>
-                <w:rFonts w:ascii="Arial" w:hAnsi="Arial" w:eastAsia="Arial"/>
-                <w:sz w:val="18"/>
-              </w:rPr>
-            </w:r>
-            <w:r>
-              <w:rPr>
-                <w:rFonts w:ascii="Arial" w:hAnsi="Arial" w:eastAsia="Arial"/>
+                <w:rFonts w:ascii="Arial" w:hAnsi="Arial" w:eastAsia="Arial" w:cs="Tahoma"/>
+                <w:sz w:val="18"/>
+              </w:rPr>
+            </w:r>
+            <w:r>
+              <w:rPr>
+                <w:rFonts w:ascii="Arial" w:hAnsi="Arial" w:eastAsia="Arial" w:cs="Tahoma"/>
                 <w:sz w:val="18"/>
               </w:rPr>
               <w:t>optional but logged</w:t>
@@ -1334,13 +1443,13 @@
             </w:pPr>
             <w:r>
               <w:rPr>
-                <w:rFonts w:ascii="Arial" w:hAnsi="Arial" w:eastAsia="Arial"/>
-                <w:sz w:val="18"/>
-              </w:rPr>
-            </w:r>
-            <w:r>
-              <w:rPr>
-                <w:rFonts w:ascii="Arial" w:hAnsi="Arial" w:eastAsia="Arial"/>
+                <w:rFonts w:ascii="Arial" w:hAnsi="Arial" w:eastAsia="Arial" w:cs="Tahoma"/>
+                <w:sz w:val="18"/>
+              </w:rPr>
+            </w:r>
+            <w:r>
+              <w:rPr>
+                <w:rFonts w:ascii="Arial" w:hAnsi="Arial" w:eastAsia="Arial" w:cs="Tahoma"/>
                 <w:sz w:val="18"/>
               </w:rPr>
               <w:t>ถ้าไม่ส่ง BE generate แล้วคืนใน log/trace</w:t>
@@ -1364,13 +1473,13 @@
             </w:pPr>
             <w:r>
               <w:rPr>
-                <w:rFonts w:ascii="Arial" w:hAnsi="Arial" w:eastAsia="Arial"/>
-                <w:sz w:val="18"/>
-              </w:rPr>
-            </w:r>
-            <w:r>
-              <w:rPr>
-                <w:rFonts w:ascii="Arial" w:hAnsi="Arial" w:eastAsia="Arial"/>
+                <w:rFonts w:ascii="Arial" w:hAnsi="Arial" w:eastAsia="Arial" w:cs="Tahoma"/>
+                <w:sz w:val="18"/>
+              </w:rPr>
+            </w:r>
+            <w:r>
+              <w:rPr>
+                <w:rFonts w:ascii="Arial" w:hAnsi="Arial" w:eastAsia="Arial" w:cs="Tahoma"/>
                 <w:sz w:val="18"/>
               </w:rPr>
               <w:t>ErrorEnvelope</w:t>
@@ -1389,13 +1498,13 @@
             </w:pPr>
             <w:r>
               <w:rPr>
-                <w:rFonts w:ascii="Arial" w:hAnsi="Arial" w:eastAsia="Arial"/>
-                <w:sz w:val="18"/>
-              </w:rPr>
-            </w:r>
-            <w:r>
-              <w:rPr>
-                <w:rFonts w:ascii="Arial" w:hAnsi="Arial" w:eastAsia="Arial"/>
+                <w:rFonts w:ascii="Arial" w:hAnsi="Arial" w:eastAsia="Arial" w:cs="Tahoma"/>
+                <w:sz w:val="18"/>
+              </w:rPr>
+            </w:r>
+            <w:r>
+              <w:rPr>
+                <w:rFonts w:ascii="Arial" w:hAnsi="Arial" w:eastAsia="Arial" w:cs="Tahoma"/>
                 <w:sz w:val="18"/>
               </w:rPr>
               <w:t>{code,message}</w:t>
@@ -1414,13 +1523,13 @@
             </w:pPr>
             <w:r>
               <w:rPr>
-                <w:rFonts w:ascii="Arial" w:hAnsi="Arial" w:eastAsia="Arial"/>
-                <w:sz w:val="18"/>
-              </w:rPr>
-            </w:r>
-            <w:r>
-              <w:rPr>
-                <w:rFonts w:ascii="Arial" w:hAnsi="Arial" w:eastAsia="Arial"/>
+                <w:rFonts w:ascii="Arial" w:hAnsi="Arial" w:eastAsia="Arial" w:cs="Tahoma"/>
+                <w:sz w:val="18"/>
+              </w:rPr>
+            </w:r>
+            <w:r>
+              <w:rPr>
+                <w:rFonts w:ascii="Arial" w:hAnsi="Arial" w:eastAsia="Arial" w:cs="Tahoma"/>
                 <w:sz w:val="18"/>
               </w:rPr>
               <w:t>message Thai verbatim</w:t>
@@ -1439,13 +1548,13 @@
             </w:pPr>
             <w:r>
               <w:rPr>
-                <w:rFonts w:ascii="Arial" w:hAnsi="Arial" w:eastAsia="Arial"/>
-                <w:sz w:val="18"/>
-              </w:rPr>
-            </w:r>
-            <w:r>
-              <w:rPr>
-                <w:rFonts w:ascii="Arial" w:hAnsi="Arial" w:eastAsia="Arial"/>
+                <w:rFonts w:ascii="Arial" w:hAnsi="Arial" w:eastAsia="Arial" w:cs="Tahoma"/>
+                <w:sz w:val="18"/>
+              </w:rPr>
+            </w:r>
+            <w:r>
+              <w:rPr>
+                <w:rFonts w:ascii="Arial" w:hAnsi="Arial" w:eastAsia="Arial" w:cs="Tahoma"/>
                 <w:sz w:val="18"/>
               </w:rPr>
               <w:t>ห้ามเพิ่ม error shape อื่นใน endpoint รายตัว</w:t>
@@ -1469,13 +1578,13 @@
             </w:pPr>
             <w:r>
               <w:rPr>
-                <w:rFonts w:ascii="Arial" w:hAnsi="Arial" w:eastAsia="Arial"/>
-                <w:sz w:val="18"/>
-              </w:rPr>
-            </w:r>
-            <w:r>
-              <w:rPr>
-                <w:rFonts w:ascii="Arial" w:hAnsi="Arial" w:eastAsia="Arial"/>
+                <w:rFonts w:ascii="Arial" w:hAnsi="Arial" w:eastAsia="Arial" w:cs="Tahoma"/>
+                <w:sz w:val="18"/>
+              </w:rPr>
+            </w:r>
+            <w:r>
+              <w:rPr>
+                <w:rFonts w:ascii="Arial" w:hAnsi="Arial" w:eastAsia="Arial" w:cs="Tahoma"/>
                 <w:sz w:val="18"/>
               </w:rPr>
               <w:t>PageResponse&lt;T&gt;</w:t>
@@ -1494,13 +1603,13 @@
             </w:pPr>
             <w:r>
               <w:rPr>
-                <w:rFonts w:ascii="Arial" w:hAnsi="Arial" w:eastAsia="Arial"/>
-                <w:sz w:val="18"/>
-              </w:rPr>
-            </w:r>
-            <w:r>
-              <w:rPr>
-                <w:rFonts w:ascii="Arial" w:hAnsi="Arial" w:eastAsia="Arial"/>
+                <w:rFonts w:ascii="Arial" w:hAnsi="Arial" w:eastAsia="Arial" w:cs="Tahoma"/>
+                <w:sz w:val="18"/>
+              </w:rPr>
+            </w:r>
+            <w:r>
+              <w:rPr>
+                <w:rFonts w:ascii="Arial" w:hAnsi="Arial" w:eastAsia="Arial" w:cs="Tahoma"/>
                 <w:sz w:val="18"/>
               </w:rPr>
               <w:t>{page,size,total,items}</w:t>
@@ -1519,13 +1628,13 @@
             </w:pPr>
             <w:r>
               <w:rPr>
-                <w:rFonts w:ascii="Arial" w:hAnsi="Arial" w:eastAsia="Arial"/>
-                <w:sz w:val="18"/>
-              </w:rPr>
-            </w:r>
-            <w:r>
-              <w:rPr>
-                <w:rFonts w:ascii="Arial" w:hAnsi="Arial" w:eastAsia="Arial"/>
+                <w:rFonts w:ascii="Arial" w:hAnsi="Arial" w:eastAsia="Arial" w:cs="Tahoma"/>
+                <w:sz w:val="18"/>
+              </w:rPr>
+            </w:r>
+            <w:r>
+              <w:rPr>
+                <w:rFonts w:ascii="Arial" w:hAnsi="Arial" w:eastAsia="Arial" w:cs="Tahoma"/>
                 <w:sz w:val="18"/>
               </w:rPr>
               <w:t>page&gt;=1 size&lt;=100</w:t>
@@ -1544,13 +1653,13 @@
             </w:pPr>
             <w:r>
               <w:rPr>
-                <w:rFonts w:ascii="Arial" w:hAnsi="Arial" w:eastAsia="Arial"/>
-                <w:sz w:val="18"/>
-              </w:rPr>
-            </w:r>
-            <w:r>
-              <w:rPr>
-                <w:rFonts w:ascii="Arial" w:hAnsi="Arial" w:eastAsia="Arial"/>
+                <w:rFonts w:ascii="Arial" w:hAnsi="Arial" w:eastAsia="Arial" w:cs="Tahoma"/>
+                <w:sz w:val="18"/>
+              </w:rPr>
+            </w:r>
+            <w:r>
+              <w:rPr>
+                <w:rFonts w:ascii="Arial" w:hAnsi="Arial" w:eastAsia="Arial" w:cs="Tahoma"/>
                 <w:sz w:val="18"/>
               </w:rPr>
               <w:t>ใช้กับทุก GET list</w:t>
@@ -1574,13 +1683,13 @@
             </w:pPr>
             <w:r>
               <w:rPr>
-                <w:rFonts w:ascii="Arial" w:hAnsi="Arial" w:eastAsia="Arial"/>
-                <w:sz w:val="18"/>
-              </w:rPr>
-            </w:r>
-            <w:r>
-              <w:rPr>
-                <w:rFonts w:ascii="Arial" w:hAnsi="Arial" w:eastAsia="Arial"/>
+                <w:rFonts w:ascii="Arial" w:hAnsi="Arial" w:eastAsia="Arial" w:cs="Tahoma"/>
+                <w:sz w:val="18"/>
+              </w:rPr>
+            </w:r>
+            <w:r>
+              <w:rPr>
+                <w:rFonts w:ascii="Arial" w:hAnsi="Arial" w:eastAsia="Arial" w:cs="Tahoma"/>
                 <w:sz w:val="18"/>
               </w:rPr>
               <w:t>MutationResponse</w:t>
@@ -1599,13 +1708,13 @@
             </w:pPr>
             <w:r>
               <w:rPr>
-                <w:rFonts w:ascii="Arial" w:hAnsi="Arial" w:eastAsia="Arial"/>
-                <w:sz w:val="18"/>
-              </w:rPr>
-            </w:r>
-            <w:r>
-              <w:rPr>
-                <w:rFonts w:ascii="Arial" w:hAnsi="Arial" w:eastAsia="Arial"/>
+                <w:rFonts w:ascii="Arial" w:hAnsi="Arial" w:eastAsia="Arial" w:cs="Tahoma"/>
+                <w:sz w:val="18"/>
+              </w:rPr>
+            </w:r>
+            <w:r>
+              <w:rPr>
+                <w:rFonts w:ascii="Arial" w:hAnsi="Arial" w:eastAsia="Arial" w:cs="Tahoma"/>
                 <w:sz w:val="18"/>
               </w:rPr>
               <w:t>{message}</w:t>
@@ -1624,13 +1733,13 @@
             </w:pPr>
             <w:r>
               <w:rPr>
-                <w:rFonts w:ascii="Arial" w:hAnsi="Arial" w:eastAsia="Arial"/>
-                <w:sz w:val="18"/>
-              </w:rPr>
-            </w:r>
-            <w:r>
-              <w:rPr>
-                <w:rFonts w:ascii="Arial" w:hAnsi="Arial" w:eastAsia="Arial"/>
+                <w:rFonts w:ascii="Arial" w:hAnsi="Arial" w:eastAsia="Arial" w:cs="Tahoma"/>
+                <w:sz w:val="18"/>
+              </w:rPr>
+            </w:r>
+            <w:r>
+              <w:rPr>
+                <w:rFonts w:ascii="Arial" w:hAnsi="Arial" w:eastAsia="Arial" w:cs="Tahoma"/>
                 <w:sz w:val="18"/>
               </w:rPr>
               <w:t>message optional for simple save</w:t>
@@ -1649,13 +1758,13 @@
             </w:pPr>
             <w:r>
               <w:rPr>
-                <w:rFonts w:ascii="Arial" w:hAnsi="Arial" w:eastAsia="Arial"/>
-                <w:sz w:val="18"/>
-              </w:rPr>
-            </w:r>
-            <w:r>
-              <w:rPr>
-                <w:rFonts w:ascii="Arial" w:hAnsi="Arial" w:eastAsia="Arial"/>
+                <w:rFonts w:ascii="Arial" w:hAnsi="Arial" w:eastAsia="Arial" w:cs="Tahoma"/>
+                <w:sz w:val="18"/>
+              </w:rPr>
+            </w:r>
+            <w:r>
+              <w:rPr>
+                <w:rFonts w:ascii="Arial" w:hAnsi="Arial" w:eastAsia="Arial" w:cs="Tahoma"/>
                 <w:sz w:val="18"/>
               </w:rPr>
               <w:t>ถ้า workflow action ใช้ ActionResponse แทน</w:t>
@@ -1679,13 +1788,13 @@
             </w:pPr>
             <w:r>
               <w:rPr>
-                <w:rFonts w:ascii="Arial" w:hAnsi="Arial" w:eastAsia="Arial"/>
-                <w:sz w:val="18"/>
-              </w:rPr>
-            </w:r>
-            <w:r>
-              <w:rPr>
-                <w:rFonts w:ascii="Arial" w:hAnsi="Arial" w:eastAsia="Arial"/>
+                <w:rFonts w:ascii="Arial" w:hAnsi="Arial" w:eastAsia="Arial" w:cs="Tahoma"/>
+                <w:sz w:val="18"/>
+              </w:rPr>
+            </w:r>
+            <w:r>
+              <w:rPr>
+                <w:rFonts w:ascii="Arial" w:hAnsi="Arial" w:eastAsia="Arial" w:cs="Tahoma"/>
                 <w:sz w:val="18"/>
               </w:rPr>
               <w:t>docNo</w:t>
@@ -1704,13 +1813,13 @@
             </w:pPr>
             <w:r>
               <w:rPr>
-                <w:rFonts w:ascii="Arial" w:hAnsi="Arial" w:eastAsia="Arial"/>
-                <w:sz w:val="18"/>
-              </w:rPr>
-            </w:r>
-            <w:r>
-              <w:rPr>
-                <w:rFonts w:ascii="Arial" w:hAnsi="Arial" w:eastAsia="Arial"/>
+                <w:rFonts w:ascii="Arial" w:hAnsi="Arial" w:eastAsia="Arial" w:cs="Tahoma"/>
+                <w:sz w:val="18"/>
+              </w:rPr>
+            </w:r>
+            <w:r>
+              <w:rPr>
+                <w:rFonts w:ascii="Arial" w:hAnsi="Arial" w:eastAsia="Arial" w:cs="Tahoma"/>
                 <w:sz w:val="18"/>
               </w:rPr>
               <w:t>YYYY/xxxxx ค.ศ.</w:t>
@@ -1729,13 +1838,13 @@
             </w:pPr>
             <w:r>
               <w:rPr>
-                <w:rFonts w:ascii="Arial" w:hAnsi="Arial" w:eastAsia="Arial"/>
-                <w:sz w:val="18"/>
-              </w:rPr>
-            </w:r>
-            <w:r>
-              <w:rPr>
-                <w:rFonts w:ascii="Arial" w:hAnsi="Arial" w:eastAsia="Arial"/>
+                <w:rFonts w:ascii="Arial" w:hAnsi="Arial" w:eastAsia="Arial" w:cs="Tahoma"/>
+                <w:sz w:val="18"/>
+              </w:rPr>
+            </w:r>
+            <w:r>
+              <w:rPr>
+                <w:rFonts w:ascii="Arial" w:hAnsi="Arial" w:eastAsia="Arial" w:cs="Tahoma"/>
                 <w:sz w:val="18"/>
               </w:rPr>
               <w:t>path/query</w:t>
@@ -1754,13 +1863,13 @@
             </w:pPr>
             <w:r>
               <w:rPr>
-                <w:rFonts w:ascii="Arial" w:hAnsi="Arial" w:eastAsia="Arial"/>
-                <w:sz w:val="18"/>
-              </w:rPr>
-            </w:r>
-            <w:r>
-              <w:rPr>
-                <w:rFonts w:ascii="Arial" w:hAnsi="Arial" w:eastAsia="Arial"/>
+                <w:rFonts w:ascii="Arial" w:hAnsi="Arial" w:eastAsia="Arial" w:cs="Tahoma"/>
+                <w:sz w:val="18"/>
+              </w:rPr>
+            </w:r>
+            <w:r>
+              <w:rPr>
+                <w:rFonts w:ascii="Arial" w:hAnsi="Arial" w:eastAsia="Arial" w:cs="Tahoma"/>
                 <w:sz w:val="18"/>
               </w:rPr>
               <w:t>URL encode slash ตาม client/router; service ประกอบกลับเป็น docNo</w:t>
@@ -1784,13 +1893,13 @@
             </w:pPr>
             <w:r>
               <w:rPr>
-                <w:rFonts w:ascii="Arial" w:hAnsi="Arial" w:eastAsia="Arial"/>
-                <w:sz w:val="18"/>
-              </w:rPr>
-            </w:r>
-            <w:r>
-              <w:rPr>
-                <w:rFonts w:ascii="Arial" w:hAnsi="Arial" w:eastAsia="Arial"/>
+                <w:rFonts w:ascii="Arial" w:hAnsi="Arial" w:eastAsia="Arial" w:cs="Tahoma"/>
+                <w:sz w:val="18"/>
+              </w:rPr>
+            </w:r>
+            <w:r>
+              <w:rPr>
+                <w:rFonts w:ascii="Arial" w:hAnsi="Arial" w:eastAsia="Arial" w:cs="Tahoma"/>
                 <w:sz w:val="18"/>
               </w:rPr>
               <w:t>storeCode/newStoreCode</w:t>
@@ -1809,13 +1918,13 @@
             </w:pPr>
             <w:r>
               <w:rPr>
-                <w:rFonts w:ascii="Arial" w:hAnsi="Arial" w:eastAsia="Arial"/>
-                <w:sz w:val="18"/>
-              </w:rPr>
-            </w:r>
-            <w:r>
-              <w:rPr>
-                <w:rFonts w:ascii="Arial" w:hAnsi="Arial" w:eastAsia="Arial"/>
+                <w:rFonts w:ascii="Arial" w:hAnsi="Arial" w:eastAsia="Arial" w:cs="Tahoma"/>
+                <w:sz w:val="18"/>
+              </w:rPr>
+            </w:r>
+            <w:r>
+              <w:rPr>
+                <w:rFonts w:ascii="Arial" w:hAnsi="Arial" w:eastAsia="Arial" w:cs="Tahoma"/>
                 <w:sz w:val="18"/>
               </w:rPr>
               <w:t>string 5 digits</w:t>
@@ -1834,13 +1943,13 @@
             </w:pPr>
             <w:r>
               <w:rPr>
-                <w:rFonts w:ascii="Arial" w:hAnsi="Arial" w:eastAsia="Arial"/>
-                <w:sz w:val="18"/>
-              </w:rPr>
-            </w:r>
-            <w:r>
-              <w:rPr>
-                <w:rFonts w:ascii="Arial" w:hAnsi="Arial" w:eastAsia="Arial"/>
+                <w:rFonts w:ascii="Arial" w:hAnsi="Arial" w:eastAsia="Arial" w:cs="Tahoma"/>
+                <w:sz w:val="18"/>
+              </w:rPr>
+            </w:r>
+            <w:r>
+              <w:rPr>
+                <w:rFonts w:ascii="Arial" w:hAnsi="Arial" w:eastAsia="Arial" w:cs="Tahoma"/>
                 <w:sz w:val="18"/>
               </w:rPr>
               <w:t>preserve leading zero</w:t>
@@ -1859,13 +1968,13 @@
             </w:pPr>
             <w:r>
               <w:rPr>
-                <w:rFonts w:ascii="Arial" w:hAnsi="Arial" w:eastAsia="Arial"/>
-                <w:sz w:val="18"/>
-              </w:rPr>
-            </w:r>
-            <w:r>
-              <w:rPr>
-                <w:rFonts w:ascii="Arial" w:hAnsi="Arial" w:eastAsia="Arial"/>
+                <w:rFonts w:ascii="Arial" w:hAnsi="Arial" w:eastAsia="Arial" w:cs="Tahoma"/>
+                <w:sz w:val="18"/>
+              </w:rPr>
+            </w:r>
+            <w:r>
+              <w:rPr>
+                <w:rFonts w:ascii="Arial" w:hAnsi="Arial" w:eastAsia="Arial" w:cs="Tahoma"/>
                 <w:sz w:val="18"/>
               </w:rPr>
               <w:t>ห้ามใช้ numeric id แทนรหัสร้านใน payload</w:t>
@@ -1889,13 +1998,13 @@
             </w:pPr>
             <w:r>
               <w:rPr>
-                <w:rFonts w:ascii="Arial" w:hAnsi="Arial" w:eastAsia="Arial"/>
-                <w:sz w:val="18"/>
-              </w:rPr>
-            </w:r>
-            <w:r>
-              <w:rPr>
-                <w:rFonts w:ascii="Arial" w:hAnsi="Arial" w:eastAsia="Arial"/>
+                <w:rFonts w:ascii="Arial" w:hAnsi="Arial" w:eastAsia="Arial" w:cs="Tahoma"/>
+                <w:sz w:val="18"/>
+              </w:rPr>
+            </w:r>
+            <w:r>
+              <w:rPr>
+                <w:rFonts w:ascii="Arial" w:hAnsi="Arial" w:eastAsia="Arial" w:cs="Tahoma"/>
                 <w:sz w:val="18"/>
               </w:rPr>
               <w:t>date/month</w:t>
@@ -1914,13 +2023,13 @@
             </w:pPr>
             <w:r>
               <w:rPr>
-                <w:rFonts w:ascii="Arial" w:hAnsi="Arial" w:eastAsia="Arial"/>
-                <w:sz w:val="18"/>
-              </w:rPr>
-            </w:r>
-            <w:r>
-              <w:rPr>
-                <w:rFonts w:ascii="Arial" w:hAnsi="Arial" w:eastAsia="Arial"/>
+                <w:rFonts w:ascii="Arial" w:hAnsi="Arial" w:eastAsia="Arial" w:cs="Tahoma"/>
+                <w:sz w:val="18"/>
+              </w:rPr>
+            </w:r>
+            <w:r>
+              <w:rPr>
+                <w:rFonts w:ascii="Arial" w:hAnsi="Arial" w:eastAsia="Arial" w:cs="Tahoma"/>
                 <w:sz w:val="18"/>
               </w:rPr>
               <w:t>ISO-8601 ค.ศ.</w:t>
@@ -1939,13 +2048,13 @@
             </w:pPr>
             <w:r>
               <w:rPr>
-                <w:rFonts w:ascii="Arial" w:hAnsi="Arial" w:eastAsia="Arial"/>
-                <w:sz w:val="18"/>
-              </w:rPr>
-            </w:r>
-            <w:r>
-              <w:rPr>
-                <w:rFonts w:ascii="Arial" w:hAnsi="Arial" w:eastAsia="Arial"/>
+                <w:rFonts w:ascii="Arial" w:hAnsi="Arial" w:eastAsia="Arial" w:cs="Tahoma"/>
+                <w:sz w:val="18"/>
+              </w:rPr>
+            </w:r>
+            <w:r>
+              <w:rPr>
+                <w:rFonts w:ascii="Arial" w:hAnsi="Arial" w:eastAsia="Arial" w:cs="Tahoma"/>
                 <w:sz w:val="18"/>
               </w:rPr>
               <w:t>YYYY-MM-DD / YYYY-MM</w:t>
@@ -1964,13 +2073,13 @@
             </w:pPr>
             <w:r>
               <w:rPr>
-                <w:rFonts w:ascii="Arial" w:hAnsi="Arial" w:eastAsia="Arial"/>
-                <w:sz w:val="18"/>
-              </w:rPr>
-            </w:r>
-            <w:r>
-              <w:rPr>
-                <w:rFonts w:ascii="Arial" w:hAnsi="Arial" w:eastAsia="Arial"/>
+                <w:rFonts w:ascii="Arial" w:hAnsi="Arial" w:eastAsia="Arial" w:cs="Tahoma"/>
+                <w:sz w:val="18"/>
+              </w:rPr>
+            </w:r>
+            <w:r>
+              <w:rPr>
+                <w:rFonts w:ascii="Arial" w:hAnsi="Arial" w:eastAsia="Arial" w:cs="Tahoma"/>
                 <w:sz w:val="18"/>
               </w:rPr>
               <w:t>FE แสดง ค.ศ. เป็นค่าเริ่มต้น (buddhistEra=false) · แปลง พ.ศ. เฉพาะ component ที่เปิด flag</w:t>
@@ -1994,13 +2103,13 @@
             </w:pPr>
             <w:r>
               <w:rPr>
-                <w:rFonts w:ascii="Arial" w:hAnsi="Arial" w:eastAsia="Arial"/>
-                <w:sz w:val="18"/>
-              </w:rPr>
-            </w:r>
-            <w:r>
-              <w:rPr>
-                <w:rFonts w:ascii="Arial" w:hAnsi="Arial" w:eastAsia="Arial"/>
+                <w:rFonts w:ascii="Arial" w:hAnsi="Arial" w:eastAsia="Arial" w:cs="Tahoma"/>
+                <w:sz w:val="18"/>
+              </w:rPr>
+            </w:r>
+            <w:r>
+              <w:rPr>
+                <w:rFonts w:ascii="Arial" w:hAnsi="Arial" w:eastAsia="Arial" w:cs="Tahoma"/>
                 <w:sz w:val="18"/>
               </w:rPr>
               <w:t>amount/percent</w:t>
@@ -2019,13 +2128,13 @@
             </w:pPr>
             <w:r>
               <w:rPr>
-                <w:rFonts w:ascii="Arial" w:hAnsi="Arial" w:eastAsia="Arial"/>
-                <w:sz w:val="18"/>
-              </w:rPr>
-            </w:r>
-            <w:r>
-              <w:rPr>
-                <w:rFonts w:ascii="Arial" w:hAnsi="Arial" w:eastAsia="Arial"/>
+                <w:rFonts w:ascii="Arial" w:hAnsi="Arial" w:eastAsia="Arial" w:cs="Tahoma"/>
+                <w:sz w:val="18"/>
+              </w:rPr>
+            </w:r>
+            <w:r>
+              <w:rPr>
+                <w:rFonts w:ascii="Arial" w:hAnsi="Arial" w:eastAsia="Arial" w:cs="Tahoma"/>
                 <w:sz w:val="18"/>
               </w:rPr>
               <w:t>number</w:t>
@@ -2044,13 +2153,13 @@
             </w:pPr>
             <w:r>
               <w:rPr>
-                <w:rFonts w:ascii="Arial" w:hAnsi="Arial" w:eastAsia="Arial"/>
-                <w:sz w:val="18"/>
-              </w:rPr>
-            </w:r>
-            <w:r>
-              <w:rPr>
-                <w:rFonts w:ascii="Arial" w:hAnsi="Arial" w:eastAsia="Arial"/>
+                <w:rFonts w:ascii="Arial" w:hAnsi="Arial" w:eastAsia="Arial" w:cs="Tahoma"/>
+                <w:sz w:val="18"/>
+              </w:rPr>
+            </w:r>
+            <w:r>
+              <w:rPr>
+                <w:rFonts w:ascii="Arial" w:hAnsi="Arial" w:eastAsia="Arial" w:cs="Tahoma"/>
                 <w:sz w:val="18"/>
               </w:rPr>
               <w:t>2 decimal</w:t>
@@ -2069,13 +2178,13 @@
             </w:pPr>
             <w:r>
               <w:rPr>
-                <w:rFonts w:ascii="Arial" w:hAnsi="Arial" w:eastAsia="Arial"/>
-                <w:sz w:val="18"/>
-              </w:rPr>
-            </w:r>
-            <w:r>
-              <w:rPr>
-                <w:rFonts w:ascii="Arial" w:hAnsi="Arial" w:eastAsia="Arial"/>
+                <w:rFonts w:ascii="Arial" w:hAnsi="Arial" w:eastAsia="Arial" w:cs="Tahoma"/>
+                <w:sz w:val="18"/>
+              </w:rPr>
+            </w:r>
+            <w:r>
+              <w:rPr>
+                <w:rFonts w:ascii="Arial" w:hAnsi="Arial" w:eastAsia="Arial" w:cs="Tahoma"/>
                 <w:sz w:val="18"/>
               </w:rPr>
               <w:t>format display อยู่ FE; BE validate precision/range</w:t>
@@ -2099,13 +2208,13 @@
             </w:pPr>
             <w:r>
               <w:rPr>
-                <w:rFonts w:ascii="Arial" w:hAnsi="Arial" w:eastAsia="Arial"/>
-                <w:sz w:val="18"/>
-              </w:rPr>
-            </w:r>
-            <w:r>
-              <w:rPr>
-                <w:rFonts w:ascii="Arial" w:hAnsi="Arial" w:eastAsia="Arial"/>
+                <w:rFonts w:ascii="Arial" w:hAnsi="Arial" w:eastAsia="Arial" w:cs="Tahoma"/>
+                <w:sz w:val="18"/>
+              </w:rPr>
+            </w:r>
+            <w:r>
+              <w:rPr>
+                <w:rFonts w:ascii="Arial" w:hAnsi="Arial" w:eastAsia="Arial" w:cs="Tahoma"/>
                 <w:sz w:val="18"/>
               </w:rPr>
               <w:t>result</w:t>
@@ -2124,13 +2233,13 @@
             </w:pPr>
             <w:r>
               <w:rPr>
-                <w:rFonts w:ascii="Arial" w:hAnsi="Arial" w:eastAsia="Arial"/>
-                <w:sz w:val="18"/>
-              </w:rPr>
-            </w:r>
-            <w:r>
-              <w:rPr>
-                <w:rFonts w:ascii="Arial" w:hAnsi="Arial" w:eastAsia="Arial"/>
+                <w:rFonts w:ascii="Arial" w:hAnsi="Arial" w:eastAsia="Arial" w:cs="Tahoma"/>
+                <w:sz w:val="18"/>
+              </w:rPr>
+            </w:r>
+            <w:r>
+              <w:rPr>
+                <w:rFonts w:ascii="Arial" w:hAnsi="Arial" w:eastAsia="Arial" w:cs="Tahoma"/>
                 <w:sz w:val="18"/>
               </w:rPr>
               <w:t>verbatim from actionOptions</w:t>
@@ -2149,13 +2258,13 @@
             </w:pPr>
             <w:r>
               <w:rPr>
-                <w:rFonts w:ascii="Arial" w:hAnsi="Arial" w:eastAsia="Arial"/>
-                <w:sz w:val="18"/>
-              </w:rPr>
-            </w:r>
-            <w:r>
-              <w:rPr>
-                <w:rFonts w:ascii="Arial" w:hAnsi="Arial" w:eastAsia="Arial"/>
+                <w:rFonts w:ascii="Arial" w:hAnsi="Arial" w:eastAsia="Arial" w:cs="Tahoma"/>
+                <w:sz w:val="18"/>
+              </w:rPr>
+            </w:r>
+            <w:r>
+              <w:rPr>
+                <w:rFonts w:ascii="Arial" w:hAnsi="Arial" w:eastAsia="Arial" w:cs="Tahoma"/>
                 <w:sz w:val="18"/>
               </w:rPr>
               <w:t>required for /actions</w:t>
@@ -2174,13 +2283,13 @@
             </w:pPr>
             <w:r>
               <w:rPr>
-                <w:rFonts w:ascii="Arial" w:hAnsi="Arial" w:eastAsia="Arial"/>
-                <w:sz w:val="18"/>
-              </w:rPr>
-            </w:r>
-            <w:r>
-              <w:rPr>
-                <w:rFonts w:ascii="Arial" w:hAnsi="Arial" w:eastAsia="Arial"/>
+                <w:rFonts w:ascii="Arial" w:hAnsi="Arial" w:eastAsia="Arial" w:cs="Tahoma"/>
+                <w:sz w:val="18"/>
+              </w:rPr>
+            </w:r>
+            <w:r>
+              <w:rPr>
+                <w:rFonts w:ascii="Arial" w:hAnsi="Arial" w:eastAsia="Arial" w:cs="Tahoma"/>
                 <w:sz w:val="18"/>
               </w:rPr>
               <w:t>ต้องเป็นค่าที่ BE ส่งมาใน role profile ของเอกสารนั้น</w:t>
@@ -2204,13 +2313,13 @@
             </w:pPr>
             <w:r>
               <w:rPr>
-                <w:rFonts w:ascii="Arial" w:hAnsi="Arial" w:eastAsia="Arial"/>
-                <w:sz w:val="18"/>
-              </w:rPr>
-            </w:r>
-            <w:r>
-              <w:rPr>
-                <w:rFonts w:ascii="Arial" w:hAnsi="Arial" w:eastAsia="Arial"/>
+                <w:rFonts w:ascii="Arial" w:hAnsi="Arial" w:eastAsia="Arial" w:cs="Tahoma"/>
+                <w:sz w:val="18"/>
+              </w:rPr>
+            </w:r>
+            <w:r>
+              <w:rPr>
+                <w:rFonts w:ascii="Arial" w:hAnsi="Arial" w:eastAsia="Arial" w:cs="Tahoma"/>
                 <w:sz w:val="18"/>
               </w:rPr>
               <w:t>ActionResponse</w:t>
@@ -2229,13 +2338,13 @@
             </w:pPr>
             <w:r>
               <w:rPr>
-                <w:rFonts w:ascii="Arial" w:hAnsi="Arial" w:eastAsia="Arial"/>
-                <w:sz w:val="18"/>
-              </w:rPr>
-            </w:r>
-            <w:r>
-              <w:rPr>
-                <w:rFonts w:ascii="Arial" w:hAnsi="Arial" w:eastAsia="Arial"/>
+                <w:rFonts w:ascii="Arial" w:hAnsi="Arial" w:eastAsia="Arial" w:cs="Tahoma"/>
+                <w:sz w:val="18"/>
+              </w:rPr>
+            </w:r>
+            <w:r>
+              <w:rPr>
+                <w:rFonts w:ascii="Arial" w:hAnsi="Arial" w:eastAsia="Arial" w:cs="Tahoma"/>
                 <w:sz w:val="18"/>
               </w:rPr>
               <w:t>{statusCode,nextSection,message}</w:t>
@@ -2254,13 +2363,13 @@
             </w:pPr>
             <w:r>
               <w:rPr>
-                <w:rFonts w:ascii="Arial" w:hAnsi="Arial" w:eastAsia="Arial"/>
-                <w:sz w:val="18"/>
-              </w:rPr>
-            </w:r>
-            <w:r>
-              <w:rPr>
-                <w:rFonts w:ascii="Arial" w:hAnsi="Arial" w:eastAsia="Arial"/>
+                <w:rFonts w:ascii="Arial" w:hAnsi="Arial" w:eastAsia="Arial" w:cs="Tahoma"/>
+                <w:sz w:val="18"/>
+              </w:rPr>
+            </w:r>
+            <w:r>
+              <w:rPr>
+                <w:rFonts w:ascii="Arial" w:hAnsi="Arial" w:eastAsia="Arial" w:cs="Tahoma"/>
                 <w:sz w:val="18"/>
               </w:rPr>
               <w:t>required for /actions</w:t>
@@ -2279,13 +2388,13 @@
             </w:pPr>
             <w:r>
               <w:rPr>
-                <w:rFonts w:ascii="Arial" w:hAnsi="Arial" w:eastAsia="Arial"/>
-                <w:sz w:val="18"/>
-              </w:rPr>
-            </w:r>
-            <w:r>
-              <w:rPr>
-                <w:rFonts w:ascii="Arial" w:hAnsi="Arial" w:eastAsia="Arial"/>
+                <w:rFonts w:ascii="Arial" w:hAnsi="Arial" w:eastAsia="Arial" w:cs="Tahoma"/>
+                <w:sz w:val="18"/>
+              </w:rPr>
+            </w:r>
+            <w:r>
+              <w:rPr>
+                <w:rFonts w:ascii="Arial" w:hAnsi="Arial" w:eastAsia="Arial" w:cs="Tahoma"/>
                 <w:sz w:val="18"/>
               </w:rPr>
               <w:t>FE resolve label จาก /document-statuses; mutation response ไม่คืน label ไทยซ้ำ</w:t>
@@ -2309,13 +2418,13 @@
             </w:pPr>
             <w:r>
               <w:rPr>
-                <w:rFonts w:ascii="Arial" w:hAnsi="Arial" w:eastAsia="Arial"/>
-                <w:sz w:val="18"/>
-              </w:rPr>
-            </w:r>
-            <w:r>
-              <w:rPr>
-                <w:rFonts w:ascii="Arial" w:hAnsi="Arial" w:eastAsia="Arial"/>
+                <w:rFonts w:ascii="Arial" w:hAnsi="Arial" w:eastAsia="Arial" w:cs="Tahoma"/>
+                <w:sz w:val="18"/>
+              </w:rPr>
+            </w:r>
+            <w:r>
+              <w:rPr>
+                <w:rFonts w:ascii="Arial" w:hAnsi="Arial" w:eastAsia="Arial" w:cs="Tahoma"/>
                 <w:sz w:val="18"/>
               </w:rPr>
               <w:t>reason</w:t>
@@ -2334,13 +2443,13 @@
             </w:pPr>
             <w:r>
               <w:rPr>
-                <w:rFonts w:ascii="Arial" w:hAnsi="Arial" w:eastAsia="Arial"/>
-                <w:sz w:val="18"/>
-              </w:rPr>
-            </w:r>
-            <w:r>
-              <w:rPr>
-                <w:rFonts w:ascii="Arial" w:hAnsi="Arial" w:eastAsia="Arial"/>
+                <w:rFonts w:ascii="Arial" w:hAnsi="Arial" w:eastAsia="Arial" w:cs="Tahoma"/>
+                <w:sz w:val="18"/>
+              </w:rPr>
+            </w:r>
+            <w:r>
+              <w:rPr>
+                <w:rFonts w:ascii="Arial" w:hAnsi="Arial" w:eastAsia="Arial" w:cs="Tahoma"/>
                 <w:sz w:val="18"/>
               </w:rPr>
               <w:t>text</w:t>
@@ -2359,13 +2468,13 @@
             </w:pPr>
             <w:r>
               <w:rPr>
-                <w:rFonts w:ascii="Arial" w:hAnsi="Arial" w:eastAsia="Arial"/>
-                <w:sz w:val="18"/>
-              </w:rPr>
-            </w:r>
-            <w:r>
-              <w:rPr>
-                <w:rFonts w:ascii="Arial" w:hAnsi="Arial" w:eastAsia="Arial"/>
+                <w:rFonts w:ascii="Arial" w:hAnsi="Arial" w:eastAsia="Arial" w:cs="Tahoma"/>
+                <w:sz w:val="18"/>
+              </w:rPr>
+            </w:r>
+            <w:r>
+              <w:rPr>
+                <w:rFonts w:ascii="Arial" w:hAnsi="Arial" w:eastAsia="Arial" w:cs="Tahoma"/>
                 <w:sz w:val="18"/>
               </w:rPr>
               <w:t>ไม่บังคับแล้ว (ยกเลิกระบบ audit ของ master 2026-08-07)</w:t>
@@ -2384,13 +2493,13 @@
             </w:pPr>
             <w:r>
               <w:rPr>
-                <w:rFonts w:ascii="Arial" w:hAnsi="Arial" w:eastAsia="Arial"/>
-                <w:sz w:val="18"/>
-              </w:rPr>
-            </w:r>
-            <w:r>
-              <w:rPr>
-                <w:rFonts w:ascii="Arial" w:hAnsi="Arial" w:eastAsia="Arial"/>
+                <w:rFonts w:ascii="Arial" w:hAnsi="Arial" w:eastAsia="Arial" w:cs="Tahoma"/>
+                <w:sz w:val="18"/>
+              </w:rPr>
+            </w:r>
+            <w:r>
+              <w:rPr>
+                <w:rFonts w:ascii="Arial" w:hAnsi="Arial" w:eastAsia="Arial" w:cs="Tahoma"/>
                 <w:sz w:val="18"/>
               </w:rPr>
               <w:t>ไม่มีปลายทางเก็บ — ถ้าส่งมาให้ละเว้น</w:t>
@@ -2450,7 +2559,7 @@
             <w:r/>
             <w:r>
               <w:rPr>
-                <w:rFonts w:ascii="Arial" w:hAnsi="Arial" w:eastAsia="Arial"/>
+                <w:rFonts w:ascii="Arial" w:hAnsi="Arial" w:eastAsia="Arial" w:cs="Tahoma"/>
                 <w:b/>
                 <w:sz w:val="18"/>
               </w:rPr>
@@ -2472,7 +2581,7 @@
             <w:r/>
             <w:r>
               <w:rPr>
-                <w:rFonts w:ascii="Arial" w:hAnsi="Arial" w:eastAsia="Arial"/>
+                <w:rFonts w:ascii="Arial" w:hAnsi="Arial" w:eastAsia="Arial" w:cs="Tahoma"/>
                 <w:b/>
                 <w:sz w:val="18"/>
               </w:rPr>
@@ -2494,7 +2603,7 @@
             <w:r/>
             <w:r>
               <w:rPr>
-                <w:rFonts w:ascii="Arial" w:hAnsi="Arial" w:eastAsia="Arial"/>
+                <w:rFonts w:ascii="Arial" w:hAnsi="Arial" w:eastAsia="Arial" w:cs="Tahoma"/>
                 <w:b/>
                 <w:sz w:val="18"/>
               </w:rPr>
@@ -2516,7 +2625,7 @@
             <w:r/>
             <w:r>
               <w:rPr>
-                <w:rFonts w:ascii="Arial" w:hAnsi="Arial" w:eastAsia="Arial"/>
+                <w:rFonts w:ascii="Arial" w:hAnsi="Arial" w:eastAsia="Arial" w:cs="Tahoma"/>
                 <w:b/>
                 <w:sz w:val="18"/>
               </w:rPr>
@@ -2541,13 +2650,13 @@
             </w:pPr>
             <w:r>
               <w:rPr>
-                <w:rFonts w:ascii="Arial" w:hAnsi="Arial" w:eastAsia="Arial"/>
-                <w:sz w:val="18"/>
-              </w:rPr>
-            </w:r>
-            <w:r>
-              <w:rPr>
-                <w:rFonts w:ascii="Arial" w:hAnsi="Arial" w:eastAsia="Arial"/>
+                <w:rFonts w:ascii="Arial" w:hAnsi="Arial" w:eastAsia="Arial" w:cs="Tahoma"/>
+                <w:sz w:val="18"/>
+              </w:rPr>
+            </w:r>
+            <w:r>
+              <w:rPr>
+                <w:rFonts w:ascii="Arial" w:hAnsi="Arial" w:eastAsia="Arial" w:cs="Tahoma"/>
                 <w:sz w:val="18"/>
               </w:rPr>
               <w:t>ACTION_RESULT_REQUIRED</w:t>
@@ -2566,13 +2675,13 @@
             </w:pPr>
             <w:r>
               <w:rPr>
-                <w:rFonts w:ascii="Arial" w:hAnsi="Arial" w:eastAsia="Arial"/>
-                <w:sz w:val="18"/>
-              </w:rPr>
-            </w:r>
-            <w:r>
-              <w:rPr>
-                <w:rFonts w:ascii="Arial" w:hAnsi="Arial" w:eastAsia="Arial"/>
+                <w:rFonts w:ascii="Arial" w:hAnsi="Arial" w:eastAsia="Arial" w:cs="Tahoma"/>
+                <w:sz w:val="18"/>
+              </w:rPr>
+            </w:r>
+            <w:r>
+              <w:rPr>
+                <w:rFonts w:ascii="Arial" w:hAnsi="Arial" w:eastAsia="Arial" w:cs="Tahoma"/>
                 <w:sz w:val="18"/>
               </w:rPr>
               <w:t>422</w:t>
@@ -2591,13 +2700,13 @@
             </w:pPr>
             <w:r>
               <w:rPr>
-                <w:rFonts w:ascii="Arial" w:hAnsi="Arial" w:eastAsia="Arial"/>
-                <w:sz w:val="18"/>
-              </w:rPr>
-            </w:r>
-            <w:r>
-              <w:rPr>
-                <w:rFonts w:ascii="Arial" w:hAnsi="Arial" w:eastAsia="Arial"/>
+                <w:rFonts w:ascii="Arial" w:hAnsi="Arial" w:eastAsia="Arial" w:cs="Tahoma"/>
+                <w:sz w:val="18"/>
+              </w:rPr>
+            </w:r>
+            <w:r>
+              <w:rPr>
+                <w:rFonts w:ascii="Arial" w:hAnsi="Arial" w:eastAsia="Arial" w:cs="Tahoma"/>
                 <w:sz w:val="18"/>
               </w:rPr>
               <w:t>submit action โดยไม่เลือกผลการพิจารณา</w:t>
@@ -2616,13 +2725,13 @@
             </w:pPr>
             <w:r>
               <w:rPr>
-                <w:rFonts w:ascii="Arial" w:hAnsi="Arial" w:eastAsia="Arial"/>
-                <w:sz w:val="18"/>
-              </w:rPr>
-            </w:r>
-            <w:r>
-              <w:rPr>
-                <w:rFonts w:ascii="Arial" w:hAnsi="Arial" w:eastAsia="Arial"/>
+                <w:rFonts w:ascii="Arial" w:hAnsi="Arial" w:eastAsia="Arial" w:cs="Tahoma"/>
+                <w:sz w:val="18"/>
+              </w:rPr>
+            </w:r>
+            <w:r>
+              <w:rPr>
+                <w:rFonts w:ascii="Arial" w:hAnsi="Arial" w:eastAsia="Arial" w:cs="Tahoma"/>
                 <w:sz w:val="18"/>
               </w:rPr>
               <w:t>ท่านยังไม่เลือกผลการพิจารณา กรุณาเลือกข้อมูลก่อนกดส่งดำเนินการ</w:t>
@@ -2646,13 +2755,13 @@
             </w:pPr>
             <w:r>
               <w:rPr>
-                <w:rFonts w:ascii="Arial" w:hAnsi="Arial" w:eastAsia="Arial"/>
-                <w:sz w:val="18"/>
-              </w:rPr>
-            </w:r>
-            <w:r>
-              <w:rPr>
-                <w:rFonts w:ascii="Arial" w:hAnsi="Arial" w:eastAsia="Arial"/>
+                <w:rFonts w:ascii="Arial" w:hAnsi="Arial" w:eastAsia="Arial" w:cs="Tahoma"/>
+                <w:sz w:val="18"/>
+              </w:rPr>
+            </w:r>
+            <w:r>
+              <w:rPr>
+                <w:rFonts w:ascii="Arial" w:hAnsi="Arial" w:eastAsia="Arial" w:cs="Tahoma"/>
                 <w:sz w:val="18"/>
               </w:rPr>
               <w:t>ACTION_COMMENT_REQUIRED</w:t>
@@ -2671,13 +2780,13 @@
             </w:pPr>
             <w:r>
               <w:rPr>
-                <w:rFonts w:ascii="Arial" w:hAnsi="Arial" w:eastAsia="Arial"/>
-                <w:sz w:val="18"/>
-              </w:rPr>
-            </w:r>
-            <w:r>
-              <w:rPr>
-                <w:rFonts w:ascii="Arial" w:hAnsi="Arial" w:eastAsia="Arial"/>
+                <w:rFonts w:ascii="Arial" w:hAnsi="Arial" w:eastAsia="Arial" w:cs="Tahoma"/>
+                <w:sz w:val="18"/>
+              </w:rPr>
+            </w:r>
+            <w:r>
+              <w:rPr>
+                <w:rFonts w:ascii="Arial" w:hAnsi="Arial" w:eastAsia="Arial" w:cs="Tahoma"/>
                 <w:sz w:val="18"/>
               </w:rPr>
               <w:t>422</w:t>
@@ -2696,13 +2805,13 @@
             </w:pPr>
             <w:r>
               <w:rPr>
-                <w:rFonts w:ascii="Arial" w:hAnsi="Arial" w:eastAsia="Arial"/>
-                <w:sz w:val="18"/>
-              </w:rPr>
-            </w:r>
-            <w:r>
-              <w:rPr>
-                <w:rFonts w:ascii="Arial" w:hAnsi="Arial" w:eastAsia="Arial"/>
+                <w:rFonts w:ascii="Arial" w:hAnsi="Arial" w:eastAsia="Arial" w:cs="Tahoma"/>
+                <w:sz w:val="18"/>
+              </w:rPr>
+            </w:r>
+            <w:r>
+              <w:rPr>
+                <w:rFonts w:ascii="Arial" w:hAnsi="Arial" w:eastAsia="Arial" w:cs="Tahoma"/>
                 <w:sz w:val="18"/>
               </w:rPr>
               <w:t>result ที่ต้องมี comment แต่ comment ว่าง</w:t>
@@ -2721,13 +2830,13 @@
             </w:pPr>
             <w:r>
               <w:rPr>
-                <w:rFonts w:ascii="Arial" w:hAnsi="Arial" w:eastAsia="Arial"/>
-                <w:sz w:val="18"/>
-              </w:rPr>
-            </w:r>
-            <w:r>
-              <w:rPr>
-                <w:rFonts w:ascii="Arial" w:hAnsi="Arial" w:eastAsia="Arial"/>
+                <w:rFonts w:ascii="Arial" w:hAnsi="Arial" w:eastAsia="Arial" w:cs="Tahoma"/>
+                <w:sz w:val="18"/>
+              </w:rPr>
+            </w:r>
+            <w:r>
+              <w:rPr>
+                <w:rFonts w:ascii="Arial" w:hAnsi="Arial" w:eastAsia="Arial" w:cs="Tahoma"/>
                 <w:sz w:val="18"/>
               </w:rPr>
               <w:t>กรุณากรอกความคิดเห็นเพิ่มเติม (บังคับกรอกสำหรับผลการพิจารณานี้) ก่อนส่งดำเนินการ</w:t>
@@ -2751,13 +2860,13 @@
             </w:pPr>
             <w:r>
               <w:rPr>
-                <w:rFonts w:ascii="Arial" w:hAnsi="Arial" w:eastAsia="Arial"/>
-                <w:sz w:val="18"/>
-              </w:rPr>
-            </w:r>
-            <w:r>
-              <w:rPr>
-                <w:rFonts w:ascii="Arial" w:hAnsi="Arial" w:eastAsia="Arial"/>
+                <w:rFonts w:ascii="Arial" w:hAnsi="Arial" w:eastAsia="Arial" w:cs="Tahoma"/>
+                <w:sz w:val="18"/>
+              </w:rPr>
+            </w:r>
+            <w:r>
+              <w:rPr>
+                <w:rFonts w:ascii="Arial" w:hAnsi="Arial" w:eastAsia="Arial" w:cs="Tahoma"/>
                 <w:sz w:val="18"/>
               </w:rPr>
               <w:t>COMPENSATE_PERCENT_INVALID</w:t>
@@ -2776,13 +2885,13 @@
             </w:pPr>
             <w:r>
               <w:rPr>
-                <w:rFonts w:ascii="Arial" w:hAnsi="Arial" w:eastAsia="Arial"/>
-                <w:sz w:val="18"/>
-              </w:rPr>
-            </w:r>
-            <w:r>
-              <w:rPr>
-                <w:rFonts w:ascii="Arial" w:hAnsi="Arial" w:eastAsia="Arial"/>
+                <w:rFonts w:ascii="Arial" w:hAnsi="Arial" w:eastAsia="Arial" w:cs="Tahoma"/>
+                <w:sz w:val="18"/>
+              </w:rPr>
+            </w:r>
+            <w:r>
+              <w:rPr>
+                <w:rFonts w:ascii="Arial" w:hAnsi="Arial" w:eastAsia="Arial" w:cs="Tahoma"/>
                 <w:sz w:val="18"/>
               </w:rPr>
               <w:t>422</w:t>
@@ -2801,13 +2910,13 @@
             </w:pPr>
             <w:r>
               <w:rPr>
-                <w:rFonts w:ascii="Arial" w:hAnsi="Arial" w:eastAsia="Arial"/>
-                <w:sz w:val="18"/>
-              </w:rPr>
-            </w:r>
-            <w:r>
-              <w:rPr>
-                <w:rFonts w:ascii="Arial" w:hAnsi="Arial" w:eastAsia="Arial"/>
+                <w:rFonts w:ascii="Arial" w:hAnsi="Arial" w:eastAsia="Arial" w:cs="Tahoma"/>
+                <w:sz w:val="18"/>
+              </w:rPr>
+            </w:r>
+            <w:r>
+              <w:rPr>
+                <w:rFonts w:ascii="Arial" w:hAnsi="Arial" w:eastAsia="Arial" w:cs="Tahoma"/>
                 <w:sz w:val="18"/>
               </w:rPr>
               <w:t>ผลรวม % ชดเชยร้านเปิดใหม่ไม่เท่ากับ 100</w:t>
@@ -2826,13 +2935,13 @@
             </w:pPr>
             <w:r>
               <w:rPr>
-                <w:rFonts w:ascii="Arial" w:hAnsi="Arial" w:eastAsia="Arial"/>
-                <w:sz w:val="18"/>
-              </w:rPr>
-            </w:r>
-            <w:r>
-              <w:rPr>
-                <w:rFonts w:ascii="Arial" w:hAnsi="Arial" w:eastAsia="Arial"/>
+                <w:rFonts w:ascii="Arial" w:hAnsi="Arial" w:eastAsia="Arial" w:cs="Tahoma"/>
+                <w:sz w:val="18"/>
+              </w:rPr>
+            </w:r>
+            <w:r>
+              <w:rPr>
+                <w:rFonts w:ascii="Arial" w:hAnsi="Arial" w:eastAsia="Arial" w:cs="Tahoma"/>
                 <w:sz w:val="18"/>
               </w:rPr>
               <w:t>โปรดตรวจสอบ %ชดเชย ของท่าน รวมกันแล้วไม่เท่ากับ 100%</w:t>
@@ -2856,13 +2965,13 @@
             </w:pPr>
             <w:r>
               <w:rPr>
-                <w:rFonts w:ascii="Arial" w:hAnsi="Arial" w:eastAsia="Arial"/>
-                <w:sz w:val="18"/>
-              </w:rPr>
-            </w:r>
-            <w:r>
-              <w:rPr>
-                <w:rFonts w:ascii="Arial" w:hAnsi="Arial" w:eastAsia="Arial"/>
+                <w:rFonts w:ascii="Arial" w:hAnsi="Arial" w:eastAsia="Arial" w:cs="Tahoma"/>
+                <w:sz w:val="18"/>
+              </w:rPr>
+            </w:r>
+            <w:r>
+              <w:rPr>
+                <w:rFonts w:ascii="Arial" w:hAnsi="Arial" w:eastAsia="Arial" w:cs="Tahoma"/>
                 <w:sz w:val="18"/>
               </w:rPr>
               <w:t>COMPETITOR_REQUIRED</w:t>
@@ -2881,13 +2990,13 @@
             </w:pPr>
             <w:r>
               <w:rPr>
-                <w:rFonts w:ascii="Arial" w:hAnsi="Arial" w:eastAsia="Arial"/>
-                <w:sz w:val="18"/>
-              </w:rPr>
-            </w:r>
-            <w:r>
-              <w:rPr>
-                <w:rFonts w:ascii="Arial" w:hAnsi="Arial" w:eastAsia="Arial"/>
+                <w:rFonts w:ascii="Arial" w:hAnsi="Arial" w:eastAsia="Arial" w:cs="Tahoma"/>
+                <w:sz w:val="18"/>
+              </w:rPr>
+            </w:r>
+            <w:r>
+              <w:rPr>
+                <w:rFonts w:ascii="Arial" w:hAnsi="Arial" w:eastAsia="Arial" w:cs="Tahoma"/>
                 <w:sz w:val="18"/>
               </w:rPr>
               <w:t>422</w:t>
@@ -2906,13 +3015,13 @@
             </w:pPr>
             <w:r>
               <w:rPr>
-                <w:rFonts w:ascii="Arial" w:hAnsi="Arial" w:eastAsia="Arial"/>
-                <w:sz w:val="18"/>
-              </w:rPr>
-            </w:r>
-            <w:r>
-              <w:rPr>
-                <w:rFonts w:ascii="Arial" w:hAnsi="Arial" w:eastAsia="Arial"/>
+                <w:rFonts w:ascii="Arial" w:hAnsi="Arial" w:eastAsia="Arial" w:cs="Tahoma"/>
+                <w:sz w:val="18"/>
+              </w:rPr>
+            </w:r>
+            <w:r>
+              <w:rPr>
+                <w:rFonts w:ascii="Arial" w:hAnsi="Arial" w:eastAsia="Arial" w:cs="Tahoma"/>
                 <w:sz w:val="18"/>
               </w:rPr>
               <w:t>บันทึกร้านคู่แข่งโดยไม่เลือก competitorCode</w:t>
@@ -2931,13 +3040,13 @@
             </w:pPr>
             <w:r>
               <w:rPr>
-                <w:rFonts w:ascii="Arial" w:hAnsi="Arial" w:eastAsia="Arial"/>
-                <w:sz w:val="18"/>
-              </w:rPr>
-            </w:r>
-            <w:r>
-              <w:rPr>
-                <w:rFonts w:ascii="Arial" w:hAnsi="Arial" w:eastAsia="Arial"/>
+                <w:rFonts w:ascii="Arial" w:hAnsi="Arial" w:eastAsia="Arial" w:cs="Tahoma"/>
+                <w:sz w:val="18"/>
+              </w:rPr>
+            </w:r>
+            <w:r>
+              <w:rPr>
+                <w:rFonts w:ascii="Arial" w:hAnsi="Arial" w:eastAsia="Arial" w:cs="Tahoma"/>
                 <w:sz w:val="18"/>
               </w:rPr>
               <w:t>กรุณาเลือกร้านคู่แข่งก่อนบันทึก</w:t>
@@ -2961,13 +3070,13 @@
             </w:pPr>
             <w:r>
               <w:rPr>
-                <w:rFonts w:ascii="Arial" w:hAnsi="Arial" w:eastAsia="Arial"/>
-                <w:sz w:val="18"/>
-              </w:rPr>
-            </w:r>
-            <w:r>
-              <w:rPr>
-                <w:rFonts w:ascii="Arial" w:hAnsi="Arial" w:eastAsia="Arial"/>
+                <w:rFonts w:ascii="Arial" w:hAnsi="Arial" w:eastAsia="Arial" w:cs="Tahoma"/>
+                <w:sz w:val="18"/>
+              </w:rPr>
+            </w:r>
+            <w:r>
+              <w:rPr>
+                <w:rFonts w:ascii="Arial" w:hAnsi="Arial" w:eastAsia="Arial" w:cs="Tahoma"/>
                 <w:sz w:val="18"/>
               </w:rPr>
               <w:t>EXTERNAL_FACTOR_REQUIRED</w:t>
@@ -2986,13 +3095,13 @@
             </w:pPr>
             <w:r>
               <w:rPr>
-                <w:rFonts w:ascii="Arial" w:hAnsi="Arial" w:eastAsia="Arial"/>
-                <w:sz w:val="18"/>
-              </w:rPr>
-            </w:r>
-            <w:r>
-              <w:rPr>
-                <w:rFonts w:ascii="Arial" w:hAnsi="Arial" w:eastAsia="Arial"/>
+                <w:rFonts w:ascii="Arial" w:hAnsi="Arial" w:eastAsia="Arial" w:cs="Tahoma"/>
+                <w:sz w:val="18"/>
+              </w:rPr>
+            </w:r>
+            <w:r>
+              <w:rPr>
+                <w:rFonts w:ascii="Arial" w:hAnsi="Arial" w:eastAsia="Arial" w:cs="Tahoma"/>
                 <w:sz w:val="18"/>
               </w:rPr>
               <w:t>422</w:t>
@@ -3011,13 +3120,13 @@
             </w:pPr>
             <w:r>
               <w:rPr>
-                <w:rFonts w:ascii="Arial" w:hAnsi="Arial" w:eastAsia="Arial"/>
-                <w:sz w:val="18"/>
-              </w:rPr>
-            </w:r>
-            <w:r>
-              <w:rPr>
-                <w:rFonts w:ascii="Arial" w:hAnsi="Arial" w:eastAsia="Arial"/>
+                <w:rFonts w:ascii="Arial" w:hAnsi="Arial" w:eastAsia="Arial" w:cs="Tahoma"/>
+                <w:sz w:val="18"/>
+              </w:rPr>
+            </w:r>
+            <w:r>
+              <w:rPr>
+                <w:rFonts w:ascii="Arial" w:hAnsi="Arial" w:eastAsia="Arial" w:cs="Tahoma"/>
                 <w:sz w:val="18"/>
               </w:rPr>
               <w:t>บันทึกปัจจัยอื่นโดยไม่เลือก factorCode</w:t>
@@ -3036,13 +3145,13 @@
             </w:pPr>
             <w:r>
               <w:rPr>
-                <w:rFonts w:ascii="Arial" w:hAnsi="Arial" w:eastAsia="Arial"/>
-                <w:sz w:val="18"/>
-              </w:rPr>
-            </w:r>
-            <w:r>
-              <w:rPr>
-                <w:rFonts w:ascii="Arial" w:hAnsi="Arial" w:eastAsia="Arial"/>
+                <w:rFonts w:ascii="Arial" w:hAnsi="Arial" w:eastAsia="Arial" w:cs="Tahoma"/>
+                <w:sz w:val="18"/>
+              </w:rPr>
+            </w:r>
+            <w:r>
+              <w:rPr>
+                <w:rFonts w:ascii="Arial" w:hAnsi="Arial" w:eastAsia="Arial" w:cs="Tahoma"/>
                 <w:sz w:val="18"/>
               </w:rPr>
               <w:t>กรุณาเลือกปัจจัยอื่นก่อนบันทึก</w:t>
@@ -3066,13 +3175,13 @@
             </w:pPr>
             <w:r>
               <w:rPr>
-                <w:rFonts w:ascii="Arial" w:hAnsi="Arial" w:eastAsia="Arial"/>
-                <w:sz w:val="18"/>
-              </w:rPr>
-            </w:r>
-            <w:r>
-              <w:rPr>
-                <w:rFonts w:ascii="Arial" w:hAnsi="Arial" w:eastAsia="Arial"/>
+                <w:rFonts w:ascii="Arial" w:hAnsi="Arial" w:eastAsia="Arial" w:cs="Tahoma"/>
+                <w:sz w:val="18"/>
+              </w:rPr>
+            </w:r>
+            <w:r>
+              <w:rPr>
+                <w:rFonts w:ascii="Arial" w:hAnsi="Arial" w:eastAsia="Arial" w:cs="Tahoma"/>
                 <w:sz w:val="18"/>
               </w:rPr>
               <w:t>REPORT_DATE_RANGE_INVALID</w:t>
@@ -3091,13 +3200,13 @@
             </w:pPr>
             <w:r>
               <w:rPr>
-                <w:rFonts w:ascii="Arial" w:hAnsi="Arial" w:eastAsia="Arial"/>
-                <w:sz w:val="18"/>
-              </w:rPr>
-            </w:r>
-            <w:r>
-              <w:rPr>
-                <w:rFonts w:ascii="Arial" w:hAnsi="Arial" w:eastAsia="Arial"/>
+                <w:rFonts w:ascii="Arial" w:hAnsi="Arial" w:eastAsia="Arial" w:cs="Tahoma"/>
+                <w:sz w:val="18"/>
+              </w:rPr>
+            </w:r>
+            <w:r>
+              <w:rPr>
+                <w:rFonts w:ascii="Arial" w:hAnsi="Arial" w:eastAsia="Arial" w:cs="Tahoma"/>
                 <w:sz w:val="18"/>
               </w:rPr>
               <w:t>422</w:t>
@@ -3116,13 +3225,13 @@
             </w:pPr>
             <w:r>
               <w:rPr>
-                <w:rFonts w:ascii="Arial" w:hAnsi="Arial" w:eastAsia="Arial"/>
-                <w:sz w:val="18"/>
-              </w:rPr>
-            </w:r>
-            <w:r>
-              <w:rPr>
-                <w:rFonts w:ascii="Arial" w:hAnsi="Arial" w:eastAsia="Arial"/>
+                <w:rFonts w:ascii="Arial" w:hAnsi="Arial" w:eastAsia="Arial" w:cs="Tahoma"/>
+                <w:sz w:val="18"/>
+              </w:rPr>
+            </w:r>
+            <w:r>
+              <w:rPr>
+                <w:rFonts w:ascii="Arial" w:hAnsi="Arial" w:eastAsia="Arial" w:cs="Tahoma"/>
                 <w:sz w:val="18"/>
               </w:rPr>
               <w:t>impactMonthFrom มากกว่า impactMonthTo</w:t>
@@ -3141,13 +3250,13 @@
             </w:pPr>
             <w:r>
               <w:rPr>
-                <w:rFonts w:ascii="Arial" w:hAnsi="Arial" w:eastAsia="Arial"/>
-                <w:sz w:val="18"/>
-              </w:rPr>
-            </w:r>
-            <w:r>
-              <w:rPr>
-                <w:rFonts w:ascii="Arial" w:hAnsi="Arial" w:eastAsia="Arial"/>
+                <w:rFonts w:ascii="Arial" w:hAnsi="Arial" w:eastAsia="Arial" w:cs="Tahoma"/>
+                <w:sz w:val="18"/>
+              </w:rPr>
+            </w:r>
+            <w:r>
+              <w:rPr>
+                <w:rFonts w:ascii="Arial" w:hAnsi="Arial" w:eastAsia="Arial" w:cs="Tahoma"/>
                 <w:sz w:val="18"/>
               </w:rPr>
               <w:t>เดือนเริ่มต้นต้องไม่มากกว่าเดือนสิ้นสุด</w:t>
@@ -3171,13 +3280,13 @@
             </w:pPr>
             <w:r>
               <w:rPr>
-                <w:rFonts w:ascii="Arial" w:hAnsi="Arial" w:eastAsia="Arial"/>
-                <w:sz w:val="18"/>
-              </w:rPr>
-            </w:r>
-            <w:r>
-              <w:rPr>
-                <w:rFonts w:ascii="Arial" w:hAnsi="Arial" w:eastAsia="Arial"/>
+                <w:rFonts w:ascii="Arial" w:hAnsi="Arial" w:eastAsia="Arial" w:cs="Tahoma"/>
+                <w:sz w:val="18"/>
+              </w:rPr>
+            </w:r>
+            <w:r>
+              <w:rPr>
+                <w:rFonts w:ascii="Arial" w:hAnsi="Arial" w:eastAsia="Arial" w:cs="Tahoma"/>
                 <w:sz w:val="18"/>
               </w:rPr>
               <w:t>FILE_TOO_LARGE</w:t>
@@ -3196,13 +3305,13 @@
             </w:pPr>
             <w:r>
               <w:rPr>
-                <w:rFonts w:ascii="Arial" w:hAnsi="Arial" w:eastAsia="Arial"/>
-                <w:sz w:val="18"/>
-              </w:rPr>
-            </w:r>
-            <w:r>
-              <w:rPr>
-                <w:rFonts w:ascii="Arial" w:hAnsi="Arial" w:eastAsia="Arial"/>
+                <w:rFonts w:ascii="Arial" w:hAnsi="Arial" w:eastAsia="Arial" w:cs="Tahoma"/>
+                <w:sz w:val="18"/>
+              </w:rPr>
+            </w:r>
+            <w:r>
+              <w:rPr>
+                <w:rFonts w:ascii="Arial" w:hAnsi="Arial" w:eastAsia="Arial" w:cs="Tahoma"/>
                 <w:sz w:val="18"/>
               </w:rPr>
               <w:t>413</w:t>
@@ -3221,13 +3330,13 @@
             </w:pPr>
             <w:r>
               <w:rPr>
-                <w:rFonts w:ascii="Arial" w:hAnsi="Arial" w:eastAsia="Arial"/>
-                <w:sz w:val="18"/>
-              </w:rPr>
-            </w:r>
-            <w:r>
-              <w:rPr>
-                <w:rFonts w:ascii="Arial" w:hAnsi="Arial" w:eastAsia="Arial"/>
+                <w:rFonts w:ascii="Arial" w:hAnsi="Arial" w:eastAsia="Arial" w:cs="Tahoma"/>
+                <w:sz w:val="18"/>
+              </w:rPr>
+            </w:r>
+            <w:r>
+              <w:rPr>
+                <w:rFonts w:ascii="Arial" w:hAnsi="Arial" w:eastAsia="Arial" w:cs="Tahoma"/>
                 <w:sz w:val="18"/>
               </w:rPr>
               <w:t>attachment &gt; 5 MB</w:t>
@@ -3246,13 +3355,13 @@
             </w:pPr>
             <w:r>
               <w:rPr>
-                <w:rFonts w:ascii="Arial" w:hAnsi="Arial" w:eastAsia="Arial"/>
-                <w:sz w:val="18"/>
-              </w:rPr>
-            </w:r>
-            <w:r>
-              <w:rPr>
-                <w:rFonts w:ascii="Arial" w:hAnsi="Arial" w:eastAsia="Arial"/>
+                <w:rFonts w:ascii="Arial" w:hAnsi="Arial" w:eastAsia="Arial" w:cs="Tahoma"/>
+                <w:sz w:val="18"/>
+              </w:rPr>
+            </w:r>
+            <w:r>
+              <w:rPr>
+                <w:rFonts w:ascii="Arial" w:hAnsi="Arial" w:eastAsia="Arial" w:cs="Tahoma"/>
                 <w:sz w:val="18"/>
               </w:rPr>
               <w:t>ไฟล์แนบมีขนาดเกิน 5 MB</w:t>
@@ -3276,13 +3385,13 @@
             </w:pPr>
             <w:r>
               <w:rPr>
-                <w:rFonts w:ascii="Arial" w:hAnsi="Arial" w:eastAsia="Arial"/>
-                <w:sz w:val="18"/>
-              </w:rPr>
-            </w:r>
-            <w:r>
-              <w:rPr>
-                <w:rFonts w:ascii="Arial" w:hAnsi="Arial" w:eastAsia="Arial"/>
+                <w:rFonts w:ascii="Arial" w:hAnsi="Arial" w:eastAsia="Arial" w:cs="Tahoma"/>
+                <w:sz w:val="18"/>
+              </w:rPr>
+            </w:r>
+            <w:r>
+              <w:rPr>
+                <w:rFonts w:ascii="Arial" w:hAnsi="Arial" w:eastAsia="Arial" w:cs="Tahoma"/>
                 <w:sz w:val="18"/>
               </w:rPr>
               <w:t>FILE_TYPE_UNSUPPORTED</w:t>
@@ -3301,13 +3410,13 @@
             </w:pPr>
             <w:r>
               <w:rPr>
-                <w:rFonts w:ascii="Arial" w:hAnsi="Arial" w:eastAsia="Arial"/>
-                <w:sz w:val="18"/>
-              </w:rPr>
-            </w:r>
-            <w:r>
-              <w:rPr>
-                <w:rFonts w:ascii="Arial" w:hAnsi="Arial" w:eastAsia="Arial"/>
+                <w:rFonts w:ascii="Arial" w:hAnsi="Arial" w:eastAsia="Arial" w:cs="Tahoma"/>
+                <w:sz w:val="18"/>
+              </w:rPr>
+            </w:r>
+            <w:r>
+              <w:rPr>
+                <w:rFonts w:ascii="Arial" w:hAnsi="Arial" w:eastAsia="Arial" w:cs="Tahoma"/>
                 <w:sz w:val="18"/>
               </w:rPr>
               <w:t>415</w:t>
@@ -3326,13 +3435,13 @@
             </w:pPr>
             <w:r>
               <w:rPr>
-                <w:rFonts w:ascii="Arial" w:hAnsi="Arial" w:eastAsia="Arial"/>
-                <w:sz w:val="18"/>
-              </w:rPr>
-            </w:r>
-            <w:r>
-              <w:rPr>
-                <w:rFonts w:ascii="Arial" w:hAnsi="Arial" w:eastAsia="Arial"/>
+                <w:rFonts w:ascii="Arial" w:hAnsi="Arial" w:eastAsia="Arial" w:cs="Tahoma"/>
+                <w:sz w:val="18"/>
+              </w:rPr>
+            </w:r>
+            <w:r>
+              <w:rPr>
+                <w:rFonts w:ascii="Arial" w:hAnsi="Arial" w:eastAsia="Arial" w:cs="Tahoma"/>
                 <w:sz w:val="18"/>
               </w:rPr>
               <w:t>extension/content type ไม่อยู่ใน allowlist</w:t>
@@ -3351,13 +3460,13 @@
             </w:pPr>
             <w:r>
               <w:rPr>
-                <w:rFonts w:ascii="Arial" w:hAnsi="Arial" w:eastAsia="Arial"/>
-                <w:sz w:val="18"/>
-              </w:rPr>
-            </w:r>
-            <w:r>
-              <w:rPr>
-                <w:rFonts w:ascii="Arial" w:hAnsi="Arial" w:eastAsia="Arial"/>
+                <w:rFonts w:ascii="Arial" w:hAnsi="Arial" w:eastAsia="Arial" w:cs="Tahoma"/>
+                <w:sz w:val="18"/>
+              </w:rPr>
+            </w:r>
+            <w:r>
+              <w:rPr>
+                <w:rFonts w:ascii="Arial" w:hAnsi="Arial" w:eastAsia="Arial" w:cs="Tahoma"/>
                 <w:sz w:val="18"/>
               </w:rPr>
               <w:t>ชนิดไฟล์ไม่อนุญาตให้อัปโหลด</w:t>
@@ -3381,13 +3490,13 @@
             </w:pPr>
             <w:r>
               <w:rPr>
-                <w:rFonts w:ascii="Arial" w:hAnsi="Arial" w:eastAsia="Arial"/>
-                <w:sz w:val="18"/>
-              </w:rPr>
-            </w:r>
-            <w:r>
-              <w:rPr>
-                <w:rFonts w:ascii="Arial" w:hAnsi="Arial" w:eastAsia="Arial"/>
+                <w:rFonts w:ascii="Arial" w:hAnsi="Arial" w:eastAsia="Arial" w:cs="Tahoma"/>
+                <w:sz w:val="18"/>
+              </w:rPr>
+            </w:r>
+            <w:r>
+              <w:rPr>
+                <w:rFonts w:ascii="Arial" w:hAnsi="Arial" w:eastAsia="Arial" w:cs="Tahoma"/>
                 <w:sz w:val="18"/>
               </w:rPr>
               <w:t>FILE_SCAN_BLOCKED</w:t>
@@ -3406,13 +3515,13 @@
             </w:pPr>
             <w:r>
               <w:rPr>
-                <w:rFonts w:ascii="Arial" w:hAnsi="Arial" w:eastAsia="Arial"/>
-                <w:sz w:val="18"/>
-              </w:rPr>
-            </w:r>
-            <w:r>
-              <w:rPr>
-                <w:rFonts w:ascii="Arial" w:hAnsi="Arial" w:eastAsia="Arial"/>
+                <w:rFonts w:ascii="Arial" w:hAnsi="Arial" w:eastAsia="Arial" w:cs="Tahoma"/>
+                <w:sz w:val="18"/>
+              </w:rPr>
+            </w:r>
+            <w:r>
+              <w:rPr>
+                <w:rFonts w:ascii="Arial" w:hAnsi="Arial" w:eastAsia="Arial" w:cs="Tahoma"/>
                 <w:sz w:val="18"/>
               </w:rPr>
               <w:t>422</w:t>
@@ -3431,13 +3540,13 @@
             </w:pPr>
             <w:r>
               <w:rPr>
-                <w:rFonts w:ascii="Arial" w:hAnsi="Arial" w:eastAsia="Arial"/>
-                <w:sz w:val="18"/>
-              </w:rPr>
-            </w:r>
-            <w:r>
-              <w:rPr>
-                <w:rFonts w:ascii="Arial" w:hAnsi="Arial" w:eastAsia="Arial"/>
+                <w:rFonts w:ascii="Arial" w:hAnsi="Arial" w:eastAsia="Arial" w:cs="Tahoma"/>
+                <w:sz w:val="18"/>
+              </w:rPr>
+            </w:r>
+            <w:r>
+              <w:rPr>
+                <w:rFonts w:ascii="Arial" w:hAnsi="Arial" w:eastAsia="Arial" w:cs="Tahoma"/>
                 <w:sz w:val="18"/>
               </w:rPr>
               <w:t>AV scan พบไวรัสหรือ scan failed</w:t>
@@ -3456,13 +3565,13 @@
             </w:pPr>
             <w:r>
               <w:rPr>
-                <w:rFonts w:ascii="Arial" w:hAnsi="Arial" w:eastAsia="Arial"/>
-                <w:sz w:val="18"/>
-              </w:rPr>
-            </w:r>
-            <w:r>
-              <w:rPr>
-                <w:rFonts w:ascii="Arial" w:hAnsi="Arial" w:eastAsia="Arial"/>
+                <w:rFonts w:ascii="Arial" w:hAnsi="Arial" w:eastAsia="Arial" w:cs="Tahoma"/>
+                <w:sz w:val="18"/>
+              </w:rPr>
+            </w:r>
+            <w:r>
+              <w:rPr>
+                <w:rFonts w:ascii="Arial" w:hAnsi="Arial" w:eastAsia="Arial" w:cs="Tahoma"/>
                 <w:sz w:val="18"/>
               </w:rPr>
               <w:t>ไฟล์แนบไม่ผ่านการตรวจสอบความปลอดภัย</w:t>
@@ -3486,13 +3595,13 @@
             </w:pPr>
             <w:r>
               <w:rPr>
-                <w:rFonts w:ascii="Arial" w:hAnsi="Arial" w:eastAsia="Arial"/>
-                <w:sz w:val="18"/>
-              </w:rPr>
-            </w:r>
-            <w:r>
-              <w:rPr>
-                <w:rFonts w:ascii="Arial" w:hAnsi="Arial" w:eastAsia="Arial"/>
+                <w:rFonts w:ascii="Arial" w:hAnsi="Arial" w:eastAsia="Arial" w:cs="Tahoma"/>
+                <w:sz w:val="18"/>
+              </w:rPr>
+            </w:r>
+            <w:r>
+              <w:rPr>
+                <w:rFonts w:ascii="Arial" w:hAnsi="Arial" w:eastAsia="Arial" w:cs="Tahoma"/>
                 <w:sz w:val="18"/>
               </w:rPr>
               <w:t>FORBIDDEN</w:t>
@@ -3511,13 +3620,13 @@
             </w:pPr>
             <w:r>
               <w:rPr>
-                <w:rFonts w:ascii="Arial" w:hAnsi="Arial" w:eastAsia="Arial"/>
-                <w:sz w:val="18"/>
-              </w:rPr>
-            </w:r>
-            <w:r>
-              <w:rPr>
-                <w:rFonts w:ascii="Arial" w:hAnsi="Arial" w:eastAsia="Arial"/>
+                <w:rFonts w:ascii="Arial" w:hAnsi="Arial" w:eastAsia="Arial" w:cs="Tahoma"/>
+                <w:sz w:val="18"/>
+              </w:rPr>
+            </w:r>
+            <w:r>
+              <w:rPr>
+                <w:rFonts w:ascii="Arial" w:hAnsi="Arial" w:eastAsia="Arial" w:cs="Tahoma"/>
                 <w:sz w:val="18"/>
               </w:rPr>
               <w:t>403</w:t>
@@ -3536,13 +3645,13 @@
             </w:pPr>
             <w:r>
               <w:rPr>
-                <w:rFonts w:ascii="Arial" w:hAnsi="Arial" w:eastAsia="Arial"/>
-                <w:sz w:val="18"/>
-              </w:rPr>
-            </w:r>
-            <w:r>
-              <w:rPr>
-                <w:rFonts w:ascii="Arial" w:hAnsi="Arial" w:eastAsia="Arial"/>
+                <w:rFonts w:ascii="Arial" w:hAnsi="Arial" w:eastAsia="Arial" w:cs="Tahoma"/>
+                <w:sz w:val="18"/>
+              </w:rPr>
+            </w:r>
+            <w:r>
+              <w:rPr>
+                <w:rFonts w:ascii="Arial" w:hAnsi="Arial" w:eastAsia="Arial" w:cs="Tahoma"/>
                 <w:sz w:val="18"/>
               </w:rPr>
               <w:t>ไม่มีสิทธิ์เมนู/เอกสาร/task</w:t>
@@ -3561,13 +3670,13 @@
             </w:pPr>
             <w:r>
               <w:rPr>
-                <w:rFonts w:ascii="Arial" w:hAnsi="Arial" w:eastAsia="Arial"/>
-                <w:sz w:val="18"/>
-              </w:rPr>
-            </w:r>
-            <w:r>
-              <w:rPr>
-                <w:rFonts w:ascii="Arial" w:hAnsi="Arial" w:eastAsia="Arial"/>
+                <w:rFonts w:ascii="Arial" w:hAnsi="Arial" w:eastAsia="Arial" w:cs="Tahoma"/>
+                <w:sz w:val="18"/>
+              </w:rPr>
+            </w:r>
+            <w:r>
+              <w:rPr>
+                <w:rFonts w:ascii="Arial" w:hAnsi="Arial" w:eastAsia="Arial" w:cs="Tahoma"/>
                 <w:sz w:val="18"/>
               </w:rPr>
               <w:t>กรุณาติดต่อผู้ดูแลระบบ</w:t>
@@ -3591,13 +3700,13 @@
             </w:pPr>
             <w:r>
               <w:rPr>
-                <w:rFonts w:ascii="Arial" w:hAnsi="Arial" w:eastAsia="Arial"/>
-                <w:sz w:val="18"/>
-              </w:rPr>
-            </w:r>
-            <w:r>
-              <w:rPr>
-                <w:rFonts w:ascii="Arial" w:hAnsi="Arial" w:eastAsia="Arial"/>
+                <w:rFonts w:ascii="Arial" w:hAnsi="Arial" w:eastAsia="Arial" w:cs="Tahoma"/>
+                <w:sz w:val="18"/>
+              </w:rPr>
+            </w:r>
+            <w:r>
+              <w:rPr>
+                <w:rFonts w:ascii="Arial" w:hAnsi="Arial" w:eastAsia="Arial" w:cs="Tahoma"/>
                 <w:sz w:val="18"/>
               </w:rPr>
               <w:t>DUPLICATE_DOCUMENT</w:t>
@@ -3616,13 +3725,13 @@
             </w:pPr>
             <w:r>
               <w:rPr>
-                <w:rFonts w:ascii="Arial" w:hAnsi="Arial" w:eastAsia="Arial"/>
-                <w:sz w:val="18"/>
-              </w:rPr>
-            </w:r>
-            <w:r>
-              <w:rPr>
-                <w:rFonts w:ascii="Arial" w:hAnsi="Arial" w:eastAsia="Arial"/>
+                <w:rFonts w:ascii="Arial" w:hAnsi="Arial" w:eastAsia="Arial" w:cs="Tahoma"/>
+                <w:sz w:val="18"/>
+              </w:rPr>
+            </w:r>
+            <w:r>
+              <w:rPr>
+                <w:rFonts w:ascii="Arial" w:hAnsi="Arial" w:eastAsia="Arial" w:cs="Tahoma"/>
                 <w:sz w:val="18"/>
               </w:rPr>
               <w:t>409</w:t>
@@ -3641,13 +3750,13 @@
             </w:pPr>
             <w:r>
               <w:rPr>
-                <w:rFonts w:ascii="Arial" w:hAnsi="Arial" w:eastAsia="Arial"/>
-                <w:sz w:val="18"/>
-              </w:rPr>
-            </w:r>
-            <w:r>
-              <w:rPr>
-                <w:rFonts w:ascii="Arial" w:hAnsi="Arial" w:eastAsia="Arial"/>
+                <w:rFonts w:ascii="Arial" w:hAnsi="Arial" w:eastAsia="Arial" w:cs="Tahoma"/>
+                <w:sz w:val="18"/>
+              </w:rPr>
+            </w:r>
+            <w:r>
+              <w:rPr>
+                <w:rFonts w:ascii="Arial" w:hAnsi="Arial" w:eastAsia="Arial" w:cs="Tahoma"/>
                 <w:sz w:val="18"/>
               </w:rPr>
               <w:t>business key ซ้ำตอนสร้างเอกสาร</w:t>
@@ -3666,13 +3775,13 @@
             </w:pPr>
             <w:r>
               <w:rPr>
-                <w:rFonts w:ascii="Arial" w:hAnsi="Arial" w:eastAsia="Arial"/>
-                <w:sz w:val="18"/>
-              </w:rPr>
-            </w:r>
-            <w:r>
-              <w:rPr>
-                <w:rFonts w:ascii="Arial" w:hAnsi="Arial" w:eastAsia="Arial"/>
+                <w:rFonts w:ascii="Arial" w:hAnsi="Arial" w:eastAsia="Arial" w:cs="Tahoma"/>
+                <w:sz w:val="18"/>
+              </w:rPr>
+            </w:r>
+            <w:r>
+              <w:rPr>
+                <w:rFonts w:ascii="Arial" w:hAnsi="Arial" w:eastAsia="Arial" w:cs="Tahoma"/>
                 <w:sz w:val="18"/>
               </w:rPr>
               <w:t>ร้านนี้ในเดือนนี้มีเอกสารอยู่แล้ว</w:t>
@@ -3696,13 +3805,13 @@
             </w:pPr>
             <w:r>
               <w:rPr>
-                <w:rFonts w:ascii="Arial" w:hAnsi="Arial" w:eastAsia="Arial"/>
-                <w:sz w:val="18"/>
-              </w:rPr>
-            </w:r>
-            <w:r>
-              <w:rPr>
-                <w:rFonts w:ascii="Arial" w:hAnsi="Arial" w:eastAsia="Arial"/>
+                <w:rFonts w:ascii="Arial" w:hAnsi="Arial" w:eastAsia="Arial" w:cs="Tahoma"/>
+                <w:sz w:val="18"/>
+              </w:rPr>
+            </w:r>
+            <w:r>
+              <w:rPr>
+                <w:rFonts w:ascii="Arial" w:hAnsi="Arial" w:eastAsia="Arial" w:cs="Tahoma"/>
                 <w:sz w:val="18"/>
               </w:rPr>
               <w:t>CONFLICT</w:t>
@@ -3721,13 +3830,13 @@
             </w:pPr>
             <w:r>
               <w:rPr>
-                <w:rFonts w:ascii="Arial" w:hAnsi="Arial" w:eastAsia="Arial"/>
-                <w:sz w:val="18"/>
-              </w:rPr>
-            </w:r>
-            <w:r>
-              <w:rPr>
-                <w:rFonts w:ascii="Arial" w:hAnsi="Arial" w:eastAsia="Arial"/>
+                <w:rFonts w:ascii="Arial" w:hAnsi="Arial" w:eastAsia="Arial" w:cs="Tahoma"/>
+                <w:sz w:val="18"/>
+              </w:rPr>
+            </w:r>
+            <w:r>
+              <w:rPr>
+                <w:rFonts w:ascii="Arial" w:hAnsi="Arial" w:eastAsia="Arial" w:cs="Tahoma"/>
                 <w:sz w:val="18"/>
               </w:rPr>
               <w:t>409</w:t>
@@ -3746,13 +3855,13 @@
             </w:pPr>
             <w:r>
               <w:rPr>
-                <w:rFonts w:ascii="Arial" w:hAnsi="Arial" w:eastAsia="Arial"/>
-                <w:sz w:val="18"/>
-              </w:rPr>
-            </w:r>
-            <w:r>
-              <w:rPr>
-                <w:rFonts w:ascii="Arial" w:hAnsi="Arial" w:eastAsia="Arial"/>
+                <w:rFonts w:ascii="Arial" w:hAnsi="Arial" w:eastAsia="Arial" w:cs="Tahoma"/>
+                <w:sz w:val="18"/>
+              </w:rPr>
+            </w:r>
+            <w:r>
+              <w:rPr>
+                <w:rFonts w:ascii="Arial" w:hAnsi="Arial" w:eastAsia="Arial" w:cs="Tahoma"/>
                 <w:sz w:val="18"/>
               </w:rPr>
               <w:t>resource/task ถูกเปลี่ยนหรือเงื่อนไขปัจจุบันไม่ตรงกับคำขอ</w:t>
@@ -3771,13 +3880,13 @@
             </w:pPr>
             <w:r>
               <w:rPr>
-                <w:rFonts w:ascii="Arial" w:hAnsi="Arial" w:eastAsia="Arial"/>
-                <w:sz w:val="18"/>
-              </w:rPr>
-            </w:r>
-            <w:r>
-              <w:rPr>
-                <w:rFonts w:ascii="Arial" w:hAnsi="Arial" w:eastAsia="Arial"/>
+                <w:rFonts w:ascii="Arial" w:hAnsi="Arial" w:eastAsia="Arial" w:cs="Tahoma"/>
+                <w:sz w:val="18"/>
+              </w:rPr>
+            </w:r>
+            <w:r>
+              <w:rPr>
+                <w:rFonts w:ascii="Arial" w:hAnsi="Arial" w:eastAsia="Arial" w:cs="Tahoma"/>
                 <w:sz w:val="18"/>
               </w:rPr>
               <w:t>ข้อมูลมีการเปลี่ยนแปลง กรุณาโหลดข้อมูลล่าสุดแล้วดำเนินการใหม่</w:t>
@@ -3801,13 +3910,13 @@
             </w:pPr>
             <w:r>
               <w:rPr>
-                <w:rFonts w:ascii="Arial" w:hAnsi="Arial" w:eastAsia="Arial"/>
-                <w:sz w:val="18"/>
-              </w:rPr>
-            </w:r>
-            <w:r>
-              <w:rPr>
-                <w:rFonts w:ascii="Arial" w:hAnsi="Arial" w:eastAsia="Arial"/>
+                <w:rFonts w:ascii="Arial" w:hAnsi="Arial" w:eastAsia="Arial" w:cs="Tahoma"/>
+                <w:sz w:val="18"/>
+              </w:rPr>
+            </w:r>
+            <w:r>
+              <w:rPr>
+                <w:rFonts w:ascii="Arial" w:hAnsi="Arial" w:eastAsia="Arial" w:cs="Tahoma"/>
                 <w:sz w:val="18"/>
               </w:rPr>
               <w:t>STALE_VERSION</w:t>
@@ -3826,13 +3935,13 @@
             </w:pPr>
             <w:r>
               <w:rPr>
-                <w:rFonts w:ascii="Arial" w:hAnsi="Arial" w:eastAsia="Arial"/>
-                <w:sz w:val="18"/>
-              </w:rPr>
-            </w:r>
-            <w:r>
-              <w:rPr>
-                <w:rFonts w:ascii="Arial" w:hAnsi="Arial" w:eastAsia="Arial"/>
+                <w:rFonts w:ascii="Arial" w:hAnsi="Arial" w:eastAsia="Arial" w:cs="Tahoma"/>
+                <w:sz w:val="18"/>
+              </w:rPr>
+            </w:r>
+            <w:r>
+              <w:rPr>
+                <w:rFonts w:ascii="Arial" w:hAnsi="Arial" w:eastAsia="Arial" w:cs="Tahoma"/>
                 <w:sz w:val="18"/>
               </w:rPr>
               <w:t>409</w:t>
@@ -3851,13 +3960,13 @@
             </w:pPr>
             <w:r>
               <w:rPr>
-                <w:rFonts w:ascii="Arial" w:hAnsi="Arial" w:eastAsia="Arial"/>
-                <w:sz w:val="18"/>
-              </w:rPr>
-            </w:r>
-            <w:r>
-              <w:rPr>
-                <w:rFonts w:ascii="Arial" w:hAnsi="Arial" w:eastAsia="Arial"/>
+                <w:rFonts w:ascii="Arial" w:hAnsi="Arial" w:eastAsia="Arial" w:cs="Tahoma"/>
+                <w:sz w:val="18"/>
+              </w:rPr>
+            </w:r>
+            <w:r>
+              <w:rPr>
+                <w:rFonts w:ascii="Arial" w:hAnsi="Arial" w:eastAsia="Arial" w:cs="Tahoma"/>
                 <w:sz w:val="18"/>
               </w:rPr>
               <w:t>versionNo ที่ส่งมาไม่ตรงกับ compensation_documents.version_no</w:t>
@@ -3876,13 +3985,13 @@
             </w:pPr>
             <w:r>
               <w:rPr>
-                <w:rFonts w:ascii="Arial" w:hAnsi="Arial" w:eastAsia="Arial"/>
-                <w:sz w:val="18"/>
-              </w:rPr>
-            </w:r>
-            <w:r>
-              <w:rPr>
-                <w:rFonts w:ascii="Arial" w:hAnsi="Arial" w:eastAsia="Arial"/>
+                <w:rFonts w:ascii="Arial" w:hAnsi="Arial" w:eastAsia="Arial" w:cs="Tahoma"/>
+                <w:sz w:val="18"/>
+              </w:rPr>
+            </w:r>
+            <w:r>
+              <w:rPr>
+                <w:rFonts w:ascii="Arial" w:hAnsi="Arial" w:eastAsia="Arial" w:cs="Tahoma"/>
                 <w:sz w:val="18"/>
               </w:rPr>
               <w:t>ข้อมูลถูกแก้ไขโดยผู้ใช้อื่น กรุณาโหลดข้อมูลล่าสุดแล้วลองอีกครั้ง</w:t>
@@ -3906,13 +4015,13 @@
             </w:pPr>
             <w:r>
               <w:rPr>
-                <w:rFonts w:ascii="Arial" w:hAnsi="Arial" w:eastAsia="Arial"/>
-                <w:sz w:val="18"/>
-              </w:rPr>
-            </w:r>
-            <w:r>
-              <w:rPr>
-                <w:rFonts w:ascii="Arial" w:hAnsi="Arial" w:eastAsia="Arial"/>
+                <w:rFonts w:ascii="Arial" w:hAnsi="Arial" w:eastAsia="Arial" w:cs="Tahoma"/>
+                <w:sz w:val="18"/>
+              </w:rPr>
+            </w:r>
+            <w:r>
+              <w:rPr>
+                <w:rFonts w:ascii="Arial" w:hAnsi="Arial" w:eastAsia="Arial" w:cs="Tahoma"/>
                 <w:sz w:val="18"/>
               </w:rPr>
               <w:t>FS_BRIDGE_UNAVAILABLE</w:t>
@@ -3931,13 +4040,13 @@
             </w:pPr>
             <w:r>
               <w:rPr>
-                <w:rFonts w:ascii="Arial" w:hAnsi="Arial" w:eastAsia="Arial"/>
-                <w:sz w:val="18"/>
-              </w:rPr>
-            </w:r>
-            <w:r>
-              <w:rPr>
-                <w:rFonts w:ascii="Arial" w:hAnsi="Arial" w:eastAsia="Arial"/>
+                <w:rFonts w:ascii="Arial" w:hAnsi="Arial" w:eastAsia="Arial" w:cs="Tahoma"/>
+                <w:sz w:val="18"/>
+              </w:rPr>
+            </w:r>
+            <w:r>
+              <w:rPr>
+                <w:rFonts w:ascii="Arial" w:hAnsi="Arial" w:eastAsia="Arial" w:cs="Tahoma"/>
                 <w:sz w:val="18"/>
               </w:rPr>
               <w:t>FE</w:t>
@@ -3956,13 +4065,13 @@
             </w:pPr>
             <w:r>
               <w:rPr>
-                <w:rFonts w:ascii="Arial" w:hAnsi="Arial" w:eastAsia="Arial"/>
-                <w:sz w:val="18"/>
-              </w:rPr>
-            </w:r>
-            <w:r>
-              <w:rPr>
-                <w:rFonts w:ascii="Arial" w:hAnsi="Arial" w:eastAsia="Arial"/>
+                <w:rFonts w:ascii="Arial" w:hAnsi="Arial" w:eastAsia="Arial" w:cs="Tahoma"/>
+                <w:sz w:val="18"/>
+              </w:rPr>
+            </w:r>
+            <w:r>
+              <w:rPr>
+                <w:rFonts w:ascii="Arial" w:hAnsi="Arial" w:eastAsia="Arial" w:cs="Tahoma"/>
                 <w:sz w:val="18"/>
               </w:rPr>
               <w:t>hidden iframe ไม่ตอบ FS_FORM_READY ภายในเวลาที่กำหนด</w:t>
@@ -3981,13 +4090,13 @@
             </w:pPr>
             <w:r>
               <w:rPr>
-                <w:rFonts w:ascii="Arial" w:hAnsi="Arial" w:eastAsia="Arial"/>
-                <w:sz w:val="18"/>
-              </w:rPr>
-            </w:r>
-            <w:r>
-              <w:rPr>
-                <w:rFonts w:ascii="Arial" w:hAnsi="Arial" w:eastAsia="Arial"/>
+                <w:rFonts w:ascii="Arial" w:hAnsi="Arial" w:eastAsia="Arial" w:cs="Tahoma"/>
+                <w:sz w:val="18"/>
+              </w:rPr>
+            </w:r>
+            <w:r>
+              <w:rPr>
+                <w:rFonts w:ascii="Arial" w:hAnsi="Arial" w:eastAsia="Arial" w:cs="Tahoma"/>
                 <w:sz w:val="18"/>
               </w:rPr>
               <w:t>ไม่สามารถเชื่อมต่อแบบฟอร์ม FS ได้ กรุณาลองอีกครั้ง</w:t>
@@ -4011,13 +4120,13 @@
             </w:pPr>
             <w:r>
               <w:rPr>
-                <w:rFonts w:ascii="Arial" w:hAnsi="Arial" w:eastAsia="Arial"/>
-                <w:sz w:val="18"/>
-              </w:rPr>
-            </w:r>
-            <w:r>
-              <w:rPr>
-                <w:rFonts w:ascii="Arial" w:hAnsi="Arial" w:eastAsia="Arial"/>
+                <w:rFonts w:ascii="Arial" w:hAnsi="Arial" w:eastAsia="Arial" w:cs="Tahoma"/>
+                <w:sz w:val="18"/>
+              </w:rPr>
+            </w:r>
+            <w:r>
+              <w:rPr>
+                <w:rFonts w:ascii="Arial" w:hAnsi="Arial" w:eastAsia="Arial" w:cs="Tahoma"/>
                 <w:sz w:val="18"/>
               </w:rPr>
               <w:t>FS_BRIDGE_ORIGIN_INVALID</w:t>
@@ -4036,13 +4145,13 @@
             </w:pPr>
             <w:r>
               <w:rPr>
-                <w:rFonts w:ascii="Arial" w:hAnsi="Arial" w:eastAsia="Arial"/>
-                <w:sz w:val="18"/>
-              </w:rPr>
-            </w:r>
-            <w:r>
-              <w:rPr>
-                <w:rFonts w:ascii="Arial" w:hAnsi="Arial" w:eastAsia="Arial"/>
+                <w:rFonts w:ascii="Arial" w:hAnsi="Arial" w:eastAsia="Arial" w:cs="Tahoma"/>
+                <w:sz w:val="18"/>
+              </w:rPr>
+            </w:r>
+            <w:r>
+              <w:rPr>
+                <w:rFonts w:ascii="Arial" w:hAnsi="Arial" w:eastAsia="Arial" w:cs="Tahoma"/>
                 <w:sz w:val="18"/>
               </w:rPr>
               <w:t>FE</w:t>
@@ -4061,13 +4170,13 @@
             </w:pPr>
             <w:r>
               <w:rPr>
-                <w:rFonts w:ascii="Arial" w:hAnsi="Arial" w:eastAsia="Arial"/>
-                <w:sz w:val="18"/>
-              </w:rPr>
-            </w:r>
-            <w:r>
-              <w:rPr>
-                <w:rFonts w:ascii="Arial" w:hAnsi="Arial" w:eastAsia="Arial"/>
+                <w:rFonts w:ascii="Arial" w:hAnsi="Arial" w:eastAsia="Arial" w:cs="Tahoma"/>
+                <w:sz w:val="18"/>
+              </w:rPr>
+            </w:r>
+            <w:r>
+              <w:rPr>
+                <w:rFonts w:ascii="Arial" w:hAnsi="Arial" w:eastAsia="Arial" w:cs="Tahoma"/>
                 <w:sz w:val="18"/>
               </w:rPr>
               <w:t>event.origin ไม่ตรง allowlist</w:t>
@@ -4086,13 +4195,13 @@
             </w:pPr>
             <w:r>
               <w:rPr>
-                <w:rFonts w:ascii="Arial" w:hAnsi="Arial" w:eastAsia="Arial"/>
-                <w:sz w:val="18"/>
-              </w:rPr>
-            </w:r>
-            <w:r>
-              <w:rPr>
-                <w:rFonts w:ascii="Arial" w:hAnsi="Arial" w:eastAsia="Arial"/>
+                <w:rFonts w:ascii="Arial" w:hAnsi="Arial" w:eastAsia="Arial" w:cs="Tahoma"/>
+                <w:sz w:val="18"/>
+              </w:rPr>
+            </w:r>
+            <w:r>
+              <w:rPr>
+                <w:rFonts w:ascii="Arial" w:hAnsi="Arial" w:eastAsia="Arial" w:cs="Tahoma"/>
                 <w:sz w:val="18"/>
               </w:rPr>
               <w:t>ไม่สามารถยืนยันแหล่งที่มาของแบบฟอร์ม FS ได้</w:t>
@@ -4116,13 +4225,13 @@
             </w:pPr>
             <w:r>
               <w:rPr>
-                <w:rFonts w:ascii="Arial" w:hAnsi="Arial" w:eastAsia="Arial"/>
-                <w:sz w:val="18"/>
-              </w:rPr>
-            </w:r>
-            <w:r>
-              <w:rPr>
-                <w:rFonts w:ascii="Arial" w:hAnsi="Arial" w:eastAsia="Arial"/>
+                <w:rFonts w:ascii="Arial" w:hAnsi="Arial" w:eastAsia="Arial" w:cs="Tahoma"/>
+                <w:sz w:val="18"/>
+              </w:rPr>
+            </w:r>
+            <w:r>
+              <w:rPr>
+                <w:rFonts w:ascii="Arial" w:hAnsi="Arial" w:eastAsia="Arial" w:cs="Tahoma"/>
                 <w:sz w:val="18"/>
               </w:rPr>
               <w:t>FS_BRIDGE_SCHEMA_INVALID</w:t>
@@ -4141,13 +4250,13 @@
             </w:pPr>
             <w:r>
               <w:rPr>
-                <w:rFonts w:ascii="Arial" w:hAnsi="Arial" w:eastAsia="Arial"/>
-                <w:sz w:val="18"/>
-              </w:rPr>
-            </w:r>
-            <w:r>
-              <w:rPr>
-                <w:rFonts w:ascii="Arial" w:hAnsi="Arial" w:eastAsia="Arial"/>
+                <w:rFonts w:ascii="Arial" w:hAnsi="Arial" w:eastAsia="Arial" w:cs="Tahoma"/>
+                <w:sz w:val="18"/>
+              </w:rPr>
+            </w:r>
+            <w:r>
+              <w:rPr>
+                <w:rFonts w:ascii="Arial" w:hAnsi="Arial" w:eastAsia="Arial" w:cs="Tahoma"/>
                 <w:sz w:val="18"/>
               </w:rPr>
               <w:t>FE</w:t>
@@ -4166,13 +4275,13 @@
             </w:pPr>
             <w:r>
               <w:rPr>
-                <w:rFonts w:ascii="Arial" w:hAnsi="Arial" w:eastAsia="Arial"/>
-                <w:sz w:val="18"/>
-              </w:rPr>
-            </w:r>
-            <w:r>
-              <w:rPr>
-                <w:rFonts w:ascii="Arial" w:hAnsi="Arial" w:eastAsia="Arial"/>
+                <w:rFonts w:ascii="Arial" w:hAnsi="Arial" w:eastAsia="Arial" w:cs="Tahoma"/>
+                <w:sz w:val="18"/>
+              </w:rPr>
+            </w:r>
+            <w:r>
+              <w:rPr>
+                <w:rFonts w:ascii="Arial" w:hAnsi="Arial" w:eastAsia="Arial" w:cs="Tahoma"/>
                 <w:sz w:val="18"/>
               </w:rPr>
               <w:t>FS_FIELD_SCHEMA ไม่ตรง message schema หรือมี field type ที่ไม่รองรับ</w:t>
@@ -4191,13 +4300,13 @@
             </w:pPr>
             <w:r>
               <w:rPr>
-                <w:rFonts w:ascii="Arial" w:hAnsi="Arial" w:eastAsia="Arial"/>
-                <w:sz w:val="18"/>
-              </w:rPr>
-            </w:r>
-            <w:r>
-              <w:rPr>
-                <w:rFonts w:ascii="Arial" w:hAnsi="Arial" w:eastAsia="Arial"/>
+                <w:rFonts w:ascii="Arial" w:hAnsi="Arial" w:eastAsia="Arial" w:cs="Tahoma"/>
+                <w:sz w:val="18"/>
+              </w:rPr>
+            </w:r>
+            <w:r>
+              <w:rPr>
+                <w:rFonts w:ascii="Arial" w:hAnsi="Arial" w:eastAsia="Arial" w:cs="Tahoma"/>
                 <w:sz w:val="18"/>
               </w:rPr>
               <w:t>ข้อมูลแบบฟอร์ม FS ไม่ถูกต้อง กรุณาติดต่อผู้ดูแลระบบ</w:t>
@@ -4221,13 +4330,13 @@
             </w:pPr>
             <w:r>
               <w:rPr>
-                <w:rFonts w:ascii="Arial" w:hAnsi="Arial" w:eastAsia="Arial"/>
-                <w:sz w:val="18"/>
-              </w:rPr>
-            </w:r>
-            <w:r>
-              <w:rPr>
-                <w:rFonts w:ascii="Arial" w:hAnsi="Arial" w:eastAsia="Arial"/>
+                <w:rFonts w:ascii="Arial" w:hAnsi="Arial" w:eastAsia="Arial" w:cs="Tahoma"/>
+                <w:sz w:val="18"/>
+              </w:rPr>
+            </w:r>
+            <w:r>
+              <w:rPr>
+                <w:rFonts w:ascii="Arial" w:hAnsi="Arial" w:eastAsia="Arial" w:cs="Tahoma"/>
                 <w:sz w:val="18"/>
               </w:rPr>
               <w:t>FS_BRIDGE_SUBMIT_FAILED</w:t>
@@ -4246,13 +4355,13 @@
             </w:pPr>
             <w:r>
               <w:rPr>
-                <w:rFonts w:ascii="Arial" w:hAnsi="Arial" w:eastAsia="Arial"/>
-                <w:sz w:val="18"/>
-              </w:rPr>
-            </w:r>
-            <w:r>
-              <w:rPr>
-                <w:rFonts w:ascii="Arial" w:hAnsi="Arial" w:eastAsia="Arial"/>
+                <w:rFonts w:ascii="Arial" w:hAnsi="Arial" w:eastAsia="Arial" w:cs="Tahoma"/>
+                <w:sz w:val="18"/>
+              </w:rPr>
+            </w:r>
+            <w:r>
+              <w:rPr>
+                <w:rFonts w:ascii="Arial" w:hAnsi="Arial" w:eastAsia="Arial" w:cs="Tahoma"/>
                 <w:sz w:val="18"/>
               </w:rPr>
               <w:t>FE</w:t>
@@ -4271,13 +4380,13 @@
             </w:pPr>
             <w:r>
               <w:rPr>
-                <w:rFonts w:ascii="Arial" w:hAnsi="Arial" w:eastAsia="Arial"/>
-                <w:sz w:val="18"/>
-              </w:rPr>
-            </w:r>
-            <w:r>
-              <w:rPr>
-                <w:rFonts w:ascii="Arial" w:hAnsi="Arial" w:eastAsia="Arial"/>
+                <w:rFonts w:ascii="Arial" w:hAnsi="Arial" w:eastAsia="Arial" w:cs="Tahoma"/>
+                <w:sz w:val="18"/>
+              </w:rPr>
+            </w:r>
+            <w:r>
+              <w:rPr>
+                <w:rFonts w:ascii="Arial" w:hAnsi="Arial" w:eastAsia="Arial" w:cs="Tahoma"/>
                 <w:sz w:val="18"/>
               </w:rPr>
               <w:t>FS_SUBMIT_RESULT ไม่สำเร็จหรือ FS_ERROR ตอน submit</w:t>
@@ -4296,13 +4405,13 @@
             </w:pPr>
             <w:r>
               <w:rPr>
-                <w:rFonts w:ascii="Arial" w:hAnsi="Arial" w:eastAsia="Arial"/>
-                <w:sz w:val="18"/>
-              </w:rPr>
-            </w:r>
-            <w:r>
-              <w:rPr>
-                <w:rFonts w:ascii="Arial" w:hAnsi="Arial" w:eastAsia="Arial"/>
+                <w:rFonts w:ascii="Arial" w:hAnsi="Arial" w:eastAsia="Arial" w:cs="Tahoma"/>
+                <w:sz w:val="18"/>
+              </w:rPr>
+            </w:r>
+            <w:r>
+              <w:rPr>
+                <w:rFonts w:ascii="Arial" w:hAnsi="Arial" w:eastAsia="Arial" w:cs="Tahoma"/>
                 <w:sz w:val="18"/>
               </w:rPr>
               <w:t>ส่งแบบฟอร์ม FS ไม่สำเร็จ กรุณาตรวจสอบข้อมูลแล้วลองอีกครั้ง</w:t>
@@ -4332,7 +4441,7 @@
       </w:r>
       <w:r>
         <w:rPr>
-          <w:rFonts w:ascii="Courier New" w:hAnsi="Courier New"/>
+          <w:rFonts w:ascii="Courier New" w:hAnsi="Courier New" w:eastAsia="Courier New" w:cs="Tahoma"/>
         </w:rPr>
         <w:t>x-user-permissions</w:t>
       </w:r>
@@ -4370,7 +4479,7 @@
             <w:r/>
             <w:r>
               <w:rPr>
-                <w:rFonts w:ascii="Arial" w:hAnsi="Arial" w:eastAsia="Arial"/>
+                <w:rFonts w:ascii="Arial" w:hAnsi="Arial" w:eastAsia="Arial" w:cs="Tahoma"/>
                 <w:b/>
                 <w:sz w:val="18"/>
               </w:rPr>
@@ -4392,7 +4501,7 @@
             <w:r/>
             <w:r>
               <w:rPr>
-                <w:rFonts w:ascii="Arial" w:hAnsi="Arial" w:eastAsia="Arial"/>
+                <w:rFonts w:ascii="Arial" w:hAnsi="Arial" w:eastAsia="Arial" w:cs="Tahoma"/>
                 <w:b/>
                 <w:sz w:val="18"/>
               </w:rPr>
@@ -4414,7 +4523,7 @@
             <w:r/>
             <w:r>
               <w:rPr>
-                <w:rFonts w:ascii="Arial" w:hAnsi="Arial" w:eastAsia="Arial"/>
+                <w:rFonts w:ascii="Arial" w:hAnsi="Arial" w:eastAsia="Arial" w:cs="Tahoma"/>
                 <w:b/>
                 <w:sz w:val="18"/>
               </w:rPr>
@@ -4439,13 +4548,13 @@
             </w:pPr>
             <w:r>
               <w:rPr>
-                <w:rFonts w:ascii="Arial" w:hAnsi="Arial" w:eastAsia="Arial"/>
-                <w:sz w:val="18"/>
-              </w:rPr>
-            </w:r>
-            <w:r>
-              <w:rPr>
-                <w:rFonts w:ascii="Arial" w:hAnsi="Arial" w:eastAsia="Arial"/>
+                <w:rFonts w:ascii="Arial" w:hAnsi="Arial" w:eastAsia="Arial" w:cs="Tahoma"/>
+                <w:sz w:val="18"/>
+              </w:rPr>
+            </w:r>
+            <w:r>
+              <w:rPr>
+                <w:rFonts w:ascii="Arial" w:hAnsi="Arial" w:eastAsia="Arial" w:cs="Tahoma"/>
                 <w:sz w:val="18"/>
               </w:rPr>
               <w:t>Current user/menu</w:t>
@@ -4464,13 +4573,13 @@
             </w:pPr>
             <w:r>
               <w:rPr>
-                <w:rFonts w:ascii="Arial" w:hAnsi="Arial" w:eastAsia="Arial"/>
-                <w:sz w:val="18"/>
-              </w:rPr>
-            </w:r>
-            <w:r>
-              <w:rPr>
-                <w:rFonts w:ascii="Arial" w:hAnsi="Arial" w:eastAsia="Arial"/>
+                <w:rFonts w:ascii="Arial" w:hAnsi="Arial" w:eastAsia="Arial" w:cs="Tahoma"/>
+                <w:sz w:val="18"/>
+              </w:rPr>
+            </w:r>
+            <w:r>
+              <w:rPr>
+                <w:rFonts w:ascii="Arial" w:hAnsi="Arial" w:eastAsia="Arial" w:cs="Tahoma"/>
                 <w:sz w:val="18"/>
               </w:rPr>
               <w:t>ไม่ใช่ endpoint ของ SBPGI — FE เรียกของระบบเดิมผ่าน BFF: GET /auth/profile, GET /users/current, GET /menus, GET /groups/current-user/permissions</w:t>
@@ -4489,13 +4598,13 @@
             </w:pPr>
             <w:r>
               <w:rPr>
-                <w:rFonts w:ascii="Arial" w:hAnsi="Arial" w:eastAsia="Arial"/>
-                <w:sz w:val="18"/>
-              </w:rPr>
-            </w:r>
-            <w:r>
-              <w:rPr>
-                <w:rFonts w:ascii="Arial" w:hAnsi="Arial" w:eastAsia="Arial"/>
+                <w:rFonts w:ascii="Arial" w:hAnsi="Arial" w:eastAsia="Arial" w:cs="Tahoma"/>
+                <w:sz w:val="18"/>
+              </w:rPr>
+            </w:r>
+            <w:r>
+              <w:rPr>
+                <w:rFonts w:ascii="Arial" w:hAnsi="Arial" w:eastAsia="Arial" w:cs="Tahoma"/>
                 <w:sz w:val="18"/>
               </w:rPr>
               <w:t>authenticated user</w:t>
@@ -4519,13 +4628,13 @@
             </w:pPr>
             <w:r>
               <w:rPr>
-                <w:rFonts w:ascii="Arial" w:hAnsi="Arial" w:eastAsia="Arial"/>
-                <w:sz w:val="18"/>
-              </w:rPr>
-            </w:r>
-            <w:r>
-              <w:rPr>
-                <w:rFonts w:ascii="Arial" w:hAnsi="Arial" w:eastAsia="Arial"/>
+                <w:rFonts w:ascii="Arial" w:hAnsi="Arial" w:eastAsia="Arial" w:cs="Tahoma"/>
+                <w:sz w:val="18"/>
+              </w:rPr>
+            </w:r>
+            <w:r>
+              <w:rPr>
+                <w:rFonts w:ascii="Arial" w:hAnsi="Arial" w:eastAsia="Arial" w:cs="Tahoma"/>
                 <w:sz w:val="18"/>
               </w:rPr>
               <w:t>Task inbox</w:t>
@@ -4544,13 +4653,13 @@
             </w:pPr>
             <w:r>
               <w:rPr>
-                <w:rFonts w:ascii="Arial" w:hAnsi="Arial" w:eastAsia="Arial"/>
-                <w:sz w:val="18"/>
-              </w:rPr>
-            </w:r>
-            <w:r>
-              <w:rPr>
-                <w:rFonts w:ascii="Arial" w:hAnsi="Arial" w:eastAsia="Arial"/>
+                <w:rFonts w:ascii="Arial" w:hAnsi="Arial" w:eastAsia="Arial" w:cs="Tahoma"/>
+                <w:sz w:val="18"/>
+              </w:rPr>
+            </w:r>
+            <w:r>
+              <w:rPr>
+                <w:rFonts w:ascii="Arial" w:hAnsi="Arial" w:eastAsia="Arial" w:cs="Tahoma"/>
                 <w:sz w:val="18"/>
               </w:rPr>
               <w:t>GET /tasks</w:t>
@@ -4569,13 +4678,13 @@
             </w:pPr>
             <w:r>
               <w:rPr>
-                <w:rFonts w:ascii="Arial" w:hAnsi="Arial" w:eastAsia="Arial"/>
-                <w:sz w:val="18"/>
-              </w:rPr>
-            </w:r>
-            <w:r>
-              <w:rPr>
-                <w:rFonts w:ascii="Arial" w:hAnsi="Arial" w:eastAsia="Arial"/>
+                <w:rFonts w:ascii="Arial" w:hAnsi="Arial" w:eastAsia="Arial" w:cs="Tahoma"/>
+                <w:sz w:val="18"/>
+              </w:rPr>
+            </w:r>
+            <w:r>
+              <w:rPr>
+                <w:rFonts w:ascii="Arial" w:hAnsi="Arial" w:eastAsia="Arial" w:cs="Tahoma"/>
                 <w:sz w:val="18"/>
               </w:rPr>
               <w:t>authenticated user with assigned task access</w:t>
@@ -4599,13 +4708,13 @@
             </w:pPr>
             <w:r>
               <w:rPr>
-                <w:rFonts w:ascii="Arial" w:hAnsi="Arial" w:eastAsia="Arial"/>
-                <w:sz w:val="18"/>
-              </w:rPr>
-            </w:r>
-            <w:r>
-              <w:rPr>
-                <w:rFonts w:ascii="Arial" w:hAnsi="Arial" w:eastAsia="Arial"/>
+                <w:rFonts w:ascii="Arial" w:hAnsi="Arial" w:eastAsia="Arial" w:cs="Tahoma"/>
+                <w:sz w:val="18"/>
+              </w:rPr>
+            </w:r>
+            <w:r>
+              <w:rPr>
+                <w:rFonts w:ascii="Arial" w:hAnsi="Arial" w:eastAsia="Arial" w:cs="Tahoma"/>
                 <w:sz w:val="18"/>
               </w:rPr>
               <w:t>Document read/list/timeline/sales</w:t>
@@ -4624,13 +4733,13 @@
             </w:pPr>
             <w:r>
               <w:rPr>
-                <w:rFonts w:ascii="Arial" w:hAnsi="Arial" w:eastAsia="Arial"/>
-                <w:sz w:val="18"/>
-              </w:rPr>
-            </w:r>
-            <w:r>
-              <w:rPr>
-                <w:rFonts w:ascii="Arial" w:hAnsi="Arial" w:eastAsia="Arial"/>
+                <w:rFonts w:ascii="Arial" w:hAnsi="Arial" w:eastAsia="Arial" w:cs="Tahoma"/>
+                <w:sz w:val="18"/>
+              </w:rPr>
+            </w:r>
+            <w:r>
+              <w:rPr>
+                <w:rFonts w:ascii="Arial" w:hAnsi="Arial" w:eastAsia="Arial" w:cs="Tahoma"/>
                 <w:sz w:val="18"/>
               </w:rPr>
               <w:t>GET /documents*, GET /documents/{docNo}/timeline, GET /documents/{docNo}/sales</w:t>
@@ -4649,13 +4758,13 @@
             </w:pPr>
             <w:r>
               <w:rPr>
-                <w:rFonts w:ascii="Arial" w:hAnsi="Arial" w:eastAsia="Arial"/>
-                <w:sz w:val="18"/>
-              </w:rPr>
-            </w:r>
-            <w:r>
-              <w:rPr>
-                <w:rFonts w:ascii="Arial" w:hAnsi="Arial" w:eastAsia="Arial"/>
+                <w:rFonts w:ascii="Arial" w:hAnsi="Arial" w:eastAsia="Arial" w:cs="Tahoma"/>
+                <w:sz w:val="18"/>
+              </w:rPr>
+            </w:r>
+            <w:r>
+              <w:rPr>
+                <w:rFonts w:ascii="Arial" w:hAnsi="Arial" w:eastAsia="Arial" w:cs="Tahoma"/>
                 <w:sz w:val="18"/>
               </w:rPr>
               <w:t>document participant or report/admin role explicitly granted</w:t>
@@ -4679,13 +4788,13 @@
             </w:pPr>
             <w:r>
               <w:rPr>
-                <w:rFonts w:ascii="Arial" w:hAnsi="Arial" w:eastAsia="Arial"/>
-                <w:sz w:val="18"/>
-              </w:rPr>
-            </w:r>
-            <w:r>
-              <w:rPr>
-                <w:rFonts w:ascii="Arial" w:hAnsi="Arial" w:eastAsia="Arial"/>
+                <w:rFonts w:ascii="Arial" w:hAnsi="Arial" w:eastAsia="Arial" w:cs="Tahoma"/>
+                <w:sz w:val="18"/>
+              </w:rPr>
+            </w:r>
+            <w:r>
+              <w:rPr>
+                <w:rFonts w:ascii="Arial" w:hAnsi="Arial" w:eastAsia="Arial" w:cs="Tahoma"/>
                 <w:sz w:val="18"/>
               </w:rPr>
               <w:t>Document create</w:t>
@@ -4704,13 +4813,13 @@
             </w:pPr>
             <w:r>
               <w:rPr>
-                <w:rFonts w:ascii="Arial" w:hAnsi="Arial" w:eastAsia="Arial"/>
-                <w:sz w:val="18"/>
-              </w:rPr>
-            </w:r>
-            <w:r>
-              <w:rPr>
-                <w:rFonts w:ascii="Arial" w:hAnsi="Arial" w:eastAsia="Arial"/>
+                <w:rFonts w:ascii="Arial" w:hAnsi="Arial" w:eastAsia="Arial" w:cs="Tahoma"/>
+                <w:sz w:val="18"/>
+              </w:rPr>
+            </w:r>
+            <w:r>
+              <w:rPr>
+                <w:rFonts w:ascii="Arial" w:hAnsi="Arial" w:eastAsia="Arial" w:cs="Tahoma"/>
                 <w:sz w:val="18"/>
               </w:rPr>
               <w:t>POST /documents</w:t>
@@ -4729,13 +4838,13 @@
             </w:pPr>
             <w:r>
               <w:rPr>
-                <w:rFonts w:ascii="Arial" w:hAnsi="Arial" w:eastAsia="Arial"/>
-                <w:sz w:val="18"/>
-              </w:rPr>
-            </w:r>
-            <w:r>
-              <w:rPr>
-                <w:rFonts w:ascii="Arial" w:hAnsi="Arial" w:eastAsia="Arial"/>
+                <w:rFonts w:ascii="Arial" w:hAnsi="Arial" w:eastAsia="Arial" w:cs="Tahoma"/>
+                <w:sz w:val="18"/>
+              </w:rPr>
+            </w:r>
+            <w:r>
+              <w:rPr>
+                <w:rFonts w:ascii="Arial" w:hAnsi="Arial" w:eastAsia="Arial" w:cs="Tahoma"/>
                 <w:sz w:val="18"/>
               </w:rPr>
               <w:t>02 HQ, 03 User Admin, 01 Admin</w:t>
@@ -4759,13 +4868,13 @@
             </w:pPr>
             <w:r>
               <w:rPr>
-                <w:rFonts w:ascii="Arial" w:hAnsi="Arial" w:eastAsia="Arial"/>
-                <w:sz w:val="18"/>
-              </w:rPr>
-            </w:r>
-            <w:r>
-              <w:rPr>
-                <w:rFonts w:ascii="Arial" w:hAnsi="Arial" w:eastAsia="Arial"/>
+                <w:rFonts w:ascii="Arial" w:hAnsi="Arial" w:eastAsia="Arial" w:cs="Tahoma"/>
+                <w:sz w:val="18"/>
+              </w:rPr>
+            </w:r>
+            <w:r>
+              <w:rPr>
+                <w:rFonts w:ascii="Arial" w:hAnsi="Arial" w:eastAsia="Arial" w:cs="Tahoma"/>
                 <w:sz w:val="18"/>
               </w:rPr>
               <w:t>Document update/action/attachment upload</w:t>
@@ -4784,13 +4893,13 @@
             </w:pPr>
             <w:r>
               <w:rPr>
-                <w:rFonts w:ascii="Arial" w:hAnsi="Arial" w:eastAsia="Arial"/>
-                <w:sz w:val="18"/>
-              </w:rPr>
-            </w:r>
-            <w:r>
-              <w:rPr>
-                <w:rFonts w:ascii="Arial" w:hAnsi="Arial" w:eastAsia="Arial"/>
+                <w:rFonts w:ascii="Arial" w:hAnsi="Arial" w:eastAsia="Arial" w:cs="Tahoma"/>
+                <w:sz w:val="18"/>
+              </w:rPr>
+            </w:r>
+            <w:r>
+              <w:rPr>
+                <w:rFonts w:ascii="Arial" w:hAnsi="Arial" w:eastAsia="Arial" w:cs="Tahoma"/>
                 <w:sz w:val="18"/>
               </w:rPr>
               <w:t>PUT /documents/{docNo}, POST /documents/{docNo}/actions, POST /documents/{docNo}/attachments</w:t>
@@ -4809,13 +4918,13 @@
             </w:pPr>
             <w:r>
               <w:rPr>
-                <w:rFonts w:ascii="Arial" w:hAnsi="Arial" w:eastAsia="Arial"/>
-                <w:sz w:val="18"/>
-              </w:rPr>
-            </w:r>
-            <w:r>
-              <w:rPr>
-                <w:rFonts w:ascii="Arial" w:hAnsi="Arial" w:eastAsia="Arial"/>
+                <w:rFonts w:ascii="Arial" w:hAnsi="Arial" w:eastAsia="Arial" w:cs="Tahoma"/>
+                <w:sz w:val="18"/>
+              </w:rPr>
+            </w:r>
+            <w:r>
+              <w:rPr>
+                <w:rFonts w:ascii="Arial" w:hAnsi="Arial" w:eastAsia="Arial" w:cs="Tahoma"/>
                 <w:sz w:val="18"/>
               </w:rPr>
               <w:t>current action owner; admin override only with policy and audit reason</w:t>
@@ -4839,13 +4948,13 @@
             </w:pPr>
             <w:r>
               <w:rPr>
-                <w:rFonts w:ascii="Arial" w:hAnsi="Arial" w:eastAsia="Arial"/>
-                <w:sz w:val="18"/>
-              </w:rPr>
-            </w:r>
-            <w:r>
-              <w:rPr>
-                <w:rFonts w:ascii="Arial" w:hAnsi="Arial" w:eastAsia="Arial"/>
+                <w:rFonts w:ascii="Arial" w:hAnsi="Arial" w:eastAsia="Arial" w:cs="Tahoma"/>
+                <w:sz w:val="18"/>
+              </w:rPr>
+            </w:r>
+            <w:r>
+              <w:rPr>
+                <w:rFonts w:ascii="Arial" w:hAnsi="Arial" w:eastAsia="Arial" w:cs="Tahoma"/>
                 <w:sz w:val="18"/>
               </w:rPr>
               <w:t>Attachment download</w:t>
@@ -4864,13 +4973,13 @@
             </w:pPr>
             <w:r>
               <w:rPr>
-                <w:rFonts w:ascii="Arial" w:hAnsi="Arial" w:eastAsia="Arial"/>
-                <w:sz w:val="18"/>
-              </w:rPr>
-            </w:r>
-            <w:r>
-              <w:rPr>
-                <w:rFonts w:ascii="Arial" w:hAnsi="Arial" w:eastAsia="Arial"/>
+                <w:rFonts w:ascii="Arial" w:hAnsi="Arial" w:eastAsia="Arial" w:cs="Tahoma"/>
+                <w:sz w:val="18"/>
+              </w:rPr>
+            </w:r>
+            <w:r>
+              <w:rPr>
+                <w:rFonts w:ascii="Arial" w:hAnsi="Arial" w:eastAsia="Arial" w:cs="Tahoma"/>
                 <w:sz w:val="18"/>
               </w:rPr>
               <w:t>GET /documents/{docNo}/attachments/{attachId}/download</w:t>
@@ -4889,13 +4998,13 @@
             </w:pPr>
             <w:r>
               <w:rPr>
-                <w:rFonts w:ascii="Arial" w:hAnsi="Arial" w:eastAsia="Arial"/>
-                <w:sz w:val="18"/>
-              </w:rPr>
-            </w:r>
-            <w:r>
-              <w:rPr>
-                <w:rFonts w:ascii="Arial" w:hAnsi="Arial" w:eastAsia="Arial"/>
+                <w:rFonts w:ascii="Arial" w:hAnsi="Arial" w:eastAsia="Arial" w:cs="Tahoma"/>
+                <w:sz w:val="18"/>
+              </w:rPr>
+            </w:r>
+            <w:r>
+              <w:rPr>
+                <w:rFonts w:ascii="Arial" w:hAnsi="Arial" w:eastAsia="Arial" w:cs="Tahoma"/>
                 <w:sz w:val="18"/>
               </w:rPr>
               <w:t>same as document read; attachment belongs to doc and scanStatus=CLEAN</w:t>
@@ -4919,13 +5028,13 @@
             </w:pPr>
             <w:r>
               <w:rPr>
-                <w:rFonts w:ascii="Arial" w:hAnsi="Arial" w:eastAsia="Arial"/>
-                <w:sz w:val="18"/>
-              </w:rPr>
-            </w:r>
-            <w:r>
-              <w:rPr>
-                <w:rFonts w:ascii="Arial" w:hAnsi="Arial" w:eastAsia="Arial"/>
+                <w:rFonts w:ascii="Arial" w:hAnsi="Arial" w:eastAsia="Arial" w:cs="Tahoma"/>
+                <w:sz w:val="18"/>
+              </w:rPr>
+            </w:r>
+            <w:r>
+              <w:rPr>
+                <w:rFonts w:ascii="Arial" w:hAnsi="Arial" w:eastAsia="Arial" w:cs="Tahoma"/>
                 <w:sz w:val="18"/>
               </w:rPr>
               <w:t>Lookup</w:t>
@@ -4944,13 +5053,13 @@
             </w:pPr>
             <w:r>
               <w:rPr>
-                <w:rFonts w:ascii="Arial" w:hAnsi="Arial" w:eastAsia="Arial"/>
-                <w:sz w:val="18"/>
-              </w:rPr>
-            </w:r>
-            <w:r>
-              <w:rPr>
-                <w:rFonts w:ascii="Arial" w:hAnsi="Arial" w:eastAsia="Arial"/>
+                <w:rFonts w:ascii="Arial" w:hAnsi="Arial" w:eastAsia="Arial" w:cs="Tahoma"/>
+                <w:sz w:val="18"/>
+              </w:rPr>
+            </w:r>
+            <w:r>
+              <w:rPr>
+                <w:rFonts w:ascii="Arial" w:hAnsi="Arial" w:eastAsia="Arial" w:cs="Tahoma"/>
                 <w:sz w:val="18"/>
               </w:rPr>
               <w:t>/document-statuses, /workflow-sections (ร้าน/ภาค/ประเภทสาขา ใช้ /store/* + /common/common-code ของระบบ SBP เดิม · 2026-08-06)</w:t>
@@ -4969,13 +5078,13 @@
             </w:pPr>
             <w:r>
               <w:rPr>
-                <w:rFonts w:ascii="Arial" w:hAnsi="Arial" w:eastAsia="Arial"/>
-                <w:sz w:val="18"/>
-              </w:rPr>
-            </w:r>
-            <w:r>
-              <w:rPr>
-                <w:rFonts w:ascii="Arial" w:hAnsi="Arial" w:eastAsia="Arial"/>
+                <w:rFonts w:ascii="Arial" w:hAnsi="Arial" w:eastAsia="Arial" w:cs="Tahoma"/>
+                <w:sz w:val="18"/>
+              </w:rPr>
+            </w:r>
+            <w:r>
+              <w:rPr>
+                <w:rFonts w:ascii="Arial" w:hAnsi="Arial" w:eastAsia="Arial" w:cs="Tahoma"/>
                 <w:sz w:val="18"/>
               </w:rPr>
               <w:t>authenticated user with related menu access</w:t>
@@ -4999,13 +5108,13 @@
             </w:pPr>
             <w:r>
               <w:rPr>
-                <w:rFonts w:ascii="Arial" w:hAnsi="Arial" w:eastAsia="Arial"/>
-                <w:sz w:val="18"/>
-              </w:rPr>
-            </w:r>
-            <w:r>
-              <w:rPr>
-                <w:rFonts w:ascii="Arial" w:hAnsi="Arial" w:eastAsia="Arial"/>
+                <w:rFonts w:ascii="Arial" w:hAnsi="Arial" w:eastAsia="Arial" w:cs="Tahoma"/>
+                <w:sz w:val="18"/>
+              </w:rPr>
+            </w:r>
+            <w:r>
+              <w:rPr>
+                <w:rFonts w:ascii="Arial" w:hAnsi="Arial" w:eastAsia="Arial" w:cs="Tahoma"/>
                 <w:sz w:val="18"/>
               </w:rPr>
               <w:t>Master (SBPGI)</w:t>
@@ -5024,13 +5133,13 @@
             </w:pPr>
             <w:r>
               <w:rPr>
-                <w:rFonts w:ascii="Arial" w:hAnsi="Arial" w:eastAsia="Arial"/>
-                <w:sz w:val="18"/>
-              </w:rPr>
-            </w:r>
-            <w:r>
-              <w:rPr>
-                <w:rFonts w:ascii="Arial" w:hAnsi="Arial" w:eastAsia="Arial"/>
+                <w:rFonts w:ascii="Arial" w:hAnsi="Arial" w:eastAsia="Arial" w:cs="Tahoma"/>
+                <w:sz w:val="18"/>
+              </w:rPr>
+            </w:r>
+            <w:r>
+              <w:rPr>
+                <w:rFonts w:ascii="Arial" w:hAnsi="Arial" w:eastAsia="Arial" w:cs="Tahoma"/>
                 <w:sz w:val="18"/>
               </w:rPr>
               <w:t>/factors*, /competitors*</w:t>
@@ -5049,13 +5158,13 @@
             </w:pPr>
             <w:r>
               <w:rPr>
-                <w:rFonts w:ascii="Arial" w:hAnsi="Arial" w:eastAsia="Arial"/>
-                <w:sz w:val="18"/>
-              </w:rPr>
-            </w:r>
-            <w:r>
-              <w:rPr>
-                <w:rFonts w:ascii="Arial" w:hAnsi="Arial" w:eastAsia="Arial"/>
+                <w:rFonts w:ascii="Arial" w:hAnsi="Arial" w:eastAsia="Arial" w:cs="Tahoma"/>
+                <w:sz w:val="18"/>
+              </w:rPr>
+            </w:r>
+            <w:r>
+              <w:rPr>
+                <w:rFonts w:ascii="Arial" w:hAnsi="Arial" w:eastAsia="Arial" w:cs="Tahoma"/>
                 <w:sz w:val="18"/>
               </w:rPr>
               <w:t>admin/HQ ตามสิทธิ์เมนูที่มากับ header x-user-permissions</w:t>
@@ -5079,13 +5188,13 @@
             </w:pPr>
             <w:r>
               <w:rPr>
-                <w:rFonts w:ascii="Arial" w:hAnsi="Arial" w:eastAsia="Arial"/>
-                <w:sz w:val="18"/>
-              </w:rPr>
-            </w:r>
-            <w:r>
-              <w:rPr>
-                <w:rFonts w:ascii="Arial" w:hAnsi="Arial" w:eastAsia="Arial"/>
+                <w:rFonts w:ascii="Arial" w:hAnsi="Arial" w:eastAsia="Arial" w:cs="Tahoma"/>
+                <w:sz w:val="18"/>
+              </w:rPr>
+            </w:r>
+            <w:r>
+              <w:rPr>
+                <w:rFonts w:ascii="Arial" w:hAnsi="Arial" w:eastAsia="Arial" w:cs="Tahoma"/>
                 <w:sz w:val="18"/>
               </w:rPr>
               <w:t>RBAC/ผู้ปฏิบัติงาน</w:t>
@@ -5104,13 +5213,13 @@
             </w:pPr>
             <w:r>
               <w:rPr>
-                <w:rFonts w:ascii="Arial" w:hAnsi="Arial" w:eastAsia="Arial"/>
-                <w:sz w:val="18"/>
-              </w:rPr>
-            </w:r>
-            <w:r>
-              <w:rPr>
-                <w:rFonts w:ascii="Arial" w:hAnsi="Arial" w:eastAsia="Arial"/>
+                <w:rFonts w:ascii="Arial" w:hAnsi="Arial" w:eastAsia="Arial" w:cs="Tahoma"/>
+                <w:sz w:val="18"/>
+              </w:rPr>
+            </w:r>
+            <w:r>
+              <w:rPr>
+                <w:rFonts w:ascii="Arial" w:hAnsi="Arial" w:eastAsia="Arial" w:cs="Tahoma"/>
                 <w:sz w:val="18"/>
               </w:rPr>
               <w:t>ไม่ใช่ endpoint ของ SBPGI — ตัด /operators* /roles* /menus* /menu-permissions* /employees/search รวม 14 เส้น (2026-08-05) ใช้ auth-backend เดิม จัดการที่หน้า /setting/manage-user-rights</w:t>
@@ -5129,13 +5238,13 @@
             </w:pPr>
             <w:r>
               <w:rPr>
-                <w:rFonts w:ascii="Arial" w:hAnsi="Arial" w:eastAsia="Arial"/>
-                <w:sz w:val="18"/>
-              </w:rPr>
-            </w:r>
-            <w:r>
-              <w:rPr>
-                <w:rFonts w:ascii="Arial" w:hAnsi="Arial" w:eastAsia="Arial"/>
+                <w:rFonts w:ascii="Arial" w:hAnsi="Arial" w:eastAsia="Arial" w:cs="Tahoma"/>
+                <w:sz w:val="18"/>
+              </w:rPr>
+            </w:r>
+            <w:r>
+              <w:rPr>
+                <w:rFonts w:ascii="Arial" w:hAnsi="Arial" w:eastAsia="Arial" w:cs="Tahoma"/>
                 <w:sz w:val="18"/>
               </w:rPr>
               <w:t>-</w:t>
@@ -5159,13 +5268,13 @@
             </w:pPr>
             <w:r>
               <w:rPr>
-                <w:rFonts w:ascii="Arial" w:hAnsi="Arial" w:eastAsia="Arial"/>
-                <w:sz w:val="18"/>
-              </w:rPr>
-            </w:r>
-            <w:r>
-              <w:rPr>
-                <w:rFonts w:ascii="Arial" w:hAnsi="Arial" w:eastAsia="Arial"/>
+                <w:rFonts w:ascii="Arial" w:hAnsi="Arial" w:eastAsia="Arial" w:cs="Tahoma"/>
+                <w:sz w:val="18"/>
+              </w:rPr>
+            </w:r>
+            <w:r>
+              <w:rPr>
+                <w:rFonts w:ascii="Arial" w:hAnsi="Arial" w:eastAsia="Arial" w:cs="Tahoma"/>
                 <w:sz w:val="18"/>
               </w:rPr>
               <w:t>Reports</w:t>
@@ -5184,13 +5293,13 @@
             </w:pPr>
             <w:r>
               <w:rPr>
-                <w:rFonts w:ascii="Arial" w:hAnsi="Arial" w:eastAsia="Arial"/>
-                <w:sz w:val="18"/>
-              </w:rPr>
-            </w:r>
-            <w:r>
-              <w:rPr>
-                <w:rFonts w:ascii="Arial" w:hAnsi="Arial" w:eastAsia="Arial"/>
+                <w:rFonts w:ascii="Arial" w:hAnsi="Arial" w:eastAsia="Arial" w:cs="Tahoma"/>
+                <w:sz w:val="18"/>
+              </w:rPr>
+            </w:r>
+            <w:r>
+              <w:rPr>
+                <w:rFonts w:ascii="Arial" w:hAnsi="Arial" w:eastAsia="Arial" w:cs="Tahoma"/>
                 <w:sz w:val="18"/>
               </w:rPr>
               <w:t>/reports/status-summary*</w:t>
@@ -5209,13 +5318,13 @@
             </w:pPr>
             <w:r>
               <w:rPr>
-                <w:rFonts w:ascii="Arial" w:hAnsi="Arial" w:eastAsia="Arial"/>
-                <w:sz w:val="18"/>
-              </w:rPr>
-            </w:r>
-            <w:r>
-              <w:rPr>
-                <w:rFonts w:ascii="Arial" w:hAnsi="Arial" w:eastAsia="Arial"/>
+                <w:rFonts w:ascii="Arial" w:hAnsi="Arial" w:eastAsia="Arial" w:cs="Tahoma"/>
+                <w:sz w:val="18"/>
+              </w:rPr>
+            </w:r>
+            <w:r>
+              <w:rPr>
+                <w:rFonts w:ascii="Arial" w:hAnsi="Arial" w:eastAsia="Arial" w:cs="Tahoma"/>
                 <w:sz w:val="18"/>
               </w:rPr>
               <w:t>admin/HQ/report roles and accounting service user</w:t>
@@ -5239,13 +5348,13 @@
             </w:pPr>
             <w:r>
               <w:rPr>
-                <w:rFonts w:ascii="Arial" w:hAnsi="Arial" w:eastAsia="Arial"/>
-                <w:sz w:val="18"/>
-              </w:rPr>
-            </w:r>
-            <w:r>
-              <w:rPr>
-                <w:rFonts w:ascii="Arial" w:hAnsi="Arial" w:eastAsia="Arial"/>
+                <w:rFonts w:ascii="Arial" w:hAnsi="Arial" w:eastAsia="Arial" w:cs="Tahoma"/>
+                <w:sz w:val="18"/>
+              </w:rPr>
+            </w:r>
+            <w:r>
+              <w:rPr>
+                <w:rFonts w:ascii="Arial" w:hAnsi="Arial" w:eastAsia="Arial" w:cs="Tahoma"/>
                 <w:sz w:val="18"/>
               </w:rPr>
               <w:t>Internal workflow/interface</w:t>
@@ -5264,13 +5373,13 @@
             </w:pPr>
             <w:r>
               <w:rPr>
-                <w:rFonts w:ascii="Arial" w:hAnsi="Arial" w:eastAsia="Arial"/>
-                <w:sz w:val="18"/>
-              </w:rPr>
-            </w:r>
-            <w:r>
-              <w:rPr>
-                <w:rFonts w:ascii="Arial" w:hAnsi="Arial" w:eastAsia="Arial"/>
+                <w:rFonts w:ascii="Arial" w:hAnsi="Arial" w:eastAsia="Arial" w:cs="Tahoma"/>
+                <w:sz w:val="18"/>
+              </w:rPr>
+            </w:r>
+            <w:r>
+              <w:rPr>
+                <w:rFonts w:ascii="Arial" w:hAnsi="Arial" w:eastAsia="Arial" w:cs="Tahoma"/>
                 <w:sz w:val="18"/>
               </w:rPr>
               <w:t>/workflows/instances, /interfaces/* callback</w:t>
@@ -5289,13 +5398,13 @@
             </w:pPr>
             <w:r>
               <w:rPr>
-                <w:rFonts w:ascii="Arial" w:hAnsi="Arial" w:eastAsia="Arial"/>
-                <w:sz w:val="18"/>
-              </w:rPr>
-            </w:r>
-            <w:r>
-              <w:rPr>
-                <w:rFonts w:ascii="Arial" w:hAnsi="Arial" w:eastAsia="Arial"/>
+                <w:rFonts w:ascii="Arial" w:hAnsi="Arial" w:eastAsia="Arial" w:cs="Tahoma"/>
+                <w:sz w:val="18"/>
+              </w:rPr>
+            </w:r>
+            <w:r>
+              <w:rPr>
+                <w:rFonts w:ascii="Arial" w:hAnsi="Arial" w:eastAsia="Arial" w:cs="Tahoma"/>
                 <w:sz w:val="18"/>
               </w:rPr>
               <w:t>service token or API key only</w:t>
@@ -5307,13 +5416,13 @@
     <w:p/>
     <w:p>
       <w:pPr>
-        <w:pStyle w:val="Heading1"/>
+        <w:pStyle w:val="Heading2"/>
         <w:keepNext/>
         <w:keepLines/>
         <w:pageBreakBefore w:val="0"/>
       </w:pPr>
       <w:r>
-        <w:t>5.1 Input / Progress / Output Contract</w:t>
+        <w:t>5.9 Input / Progress / Output Contract</w:t>
       </w:r>
     </w:p>
     <w:tbl>
@@ -5345,7 +5454,7 @@
             <w:r/>
             <w:r>
               <w:rPr>
-                <w:rFonts w:ascii="Arial" w:hAnsi="Arial" w:eastAsia="Arial"/>
+                <w:rFonts w:ascii="Arial" w:hAnsi="Arial" w:eastAsia="Arial" w:cs="Tahoma"/>
                 <w:b/>
                 <w:sz w:val="18"/>
               </w:rPr>
@@ -5367,7 +5476,7 @@
             <w:r/>
             <w:r>
               <w:rPr>
-                <w:rFonts w:ascii="Arial" w:hAnsi="Arial" w:eastAsia="Arial"/>
+                <w:rFonts w:ascii="Arial" w:hAnsi="Arial" w:eastAsia="Arial" w:cs="Tahoma"/>
                 <w:b/>
                 <w:sz w:val="18"/>
               </w:rPr>
@@ -5392,13 +5501,13 @@
             </w:pPr>
             <w:r>
               <w:rPr>
-                <w:rFonts w:ascii="Arial" w:hAnsi="Arial" w:eastAsia="Arial"/>
-                <w:sz w:val="18"/>
-              </w:rPr>
-            </w:r>
-            <w:r>
-              <w:rPr>
-                <w:rFonts w:ascii="Arial" w:hAnsi="Arial" w:eastAsia="Arial"/>
+                <w:rFonts w:ascii="Arial" w:hAnsi="Arial" w:eastAsia="Arial" w:cs="Tahoma"/>
+                <w:sz w:val="18"/>
+              </w:rPr>
+            </w:r>
+            <w:r>
+              <w:rPr>
+                <w:rFonts w:ascii="Arial" w:hAnsi="Arial" w:eastAsia="Arial" w:cs="Tahoma"/>
                 <w:sz w:val="18"/>
               </w:rPr>
               <w:t>Input</w:t>
@@ -5417,13 +5526,13 @@
             </w:pPr>
             <w:r>
               <w:rPr>
-                <w:rFonts w:ascii="Arial" w:hAnsi="Arial" w:eastAsia="Arial"/>
-                <w:sz w:val="18"/>
-              </w:rPr>
-            </w:r>
-            <w:r>
-              <w:rPr>
-                <w:rFonts w:ascii="Arial" w:hAnsi="Arial" w:eastAsia="Arial"/>
+                <w:rFonts w:ascii="Arial" w:hAnsi="Arial" w:eastAsia="Arial" w:cs="Tahoma"/>
+                <w:sz w:val="18"/>
+              </w:rPr>
+            </w:r>
+            <w:r>
+              <w:rPr>
+                <w:rFonts w:ascii="Arial" w:hAnsi="Arial" w:eastAsia="Arial" w:cs="Tahoma"/>
                 <w:sz w:val="18"/>
               </w:rPr>
               <w:t>ALL /api/v1/*; GET /api/v1/*; POST /api/v1/documents/{docNo}/actions</w:t>
@@ -5447,13 +5556,13 @@
             </w:pPr>
             <w:r>
               <w:rPr>
-                <w:rFonts w:ascii="Arial" w:hAnsi="Arial" w:eastAsia="Arial"/>
-                <w:sz w:val="18"/>
-              </w:rPr>
-            </w:r>
-            <w:r>
-              <w:rPr>
-                <w:rFonts w:ascii="Arial" w:hAnsi="Arial" w:eastAsia="Arial"/>
+                <w:rFonts w:ascii="Arial" w:hAnsi="Arial" w:eastAsia="Arial" w:cs="Tahoma"/>
+                <w:sz w:val="18"/>
+              </w:rPr>
+            </w:r>
+            <w:r>
+              <w:rPr>
+                <w:rFonts w:ascii="Arial" w:hAnsi="Arial" w:eastAsia="Arial" w:cs="Tahoma"/>
                 <w:sz w:val="18"/>
               </w:rPr>
               <w:t>Progress</w:t>
@@ -5472,13 +5581,13 @@
             </w:pPr>
             <w:r>
               <w:rPr>
-                <w:rFonts w:ascii="Arial" w:hAnsi="Arial" w:eastAsia="Arial"/>
-                <w:sz w:val="18"/>
-              </w:rPr>
-            </w:r>
-            <w:r>
-              <w:rPr>
-                <w:rFonts w:ascii="Arial" w:hAnsi="Arial" w:eastAsia="Arial"/>
+                <w:rFonts w:ascii="Arial" w:hAnsi="Arial" w:eastAsia="Arial" w:cs="Tahoma"/>
+                <w:sz w:val="18"/>
+              </w:rPr>
+            </w:r>
+            <w:r>
+              <w:rPr>
+                <w:rFonts w:ascii="Arial" w:hAnsi="Arial" w:eastAsia="Arial" w:cs="Tahoma"/>
                 <w:sz w:val="18"/>
               </w:rPr>
               <w:t>Request enters logging middleware and request id is attached; Auth middleware validates JWT or service token by endpoint allowlist; RBAC guard checks role/menu/current workflow task owner; Validate params/query/body with shared schema conventions</w:t>
@@ -5502,13 +5611,13 @@
             </w:pPr>
             <w:r>
               <w:rPr>
-                <w:rFonts w:ascii="Arial" w:hAnsi="Arial" w:eastAsia="Arial"/>
-                <w:sz w:val="18"/>
-              </w:rPr>
-            </w:r>
-            <w:r>
-              <w:rPr>
-                <w:rFonts w:ascii="Arial" w:hAnsi="Arial" w:eastAsia="Arial"/>
+                <w:rFonts w:ascii="Arial" w:hAnsi="Arial" w:eastAsia="Arial" w:cs="Tahoma"/>
+                <w:sz w:val="18"/>
+              </w:rPr>
+            </w:r>
+            <w:r>
+              <w:rPr>
+                <w:rFonts w:ascii="Arial" w:hAnsi="Arial" w:eastAsia="Arial" w:cs="Tahoma"/>
                 <w:sz w:val="18"/>
               </w:rPr>
               <w:t>Output</w:t>
@@ -5527,13 +5636,13 @@
             </w:pPr>
             <w:r>
               <w:rPr>
-                <w:rFonts w:ascii="Arial" w:hAnsi="Arial" w:eastAsia="Arial"/>
-                <w:sz w:val="18"/>
-              </w:rPr>
-            </w:r>
-            <w:r>
-              <w:rPr>
-                <w:rFonts w:ascii="Arial" w:hAnsi="Arial" w:eastAsia="Arial"/>
+                <w:rFonts w:ascii="Arial" w:hAnsi="Arial" w:eastAsia="Arial" w:cs="Tahoma"/>
+                <w:sz w:val="18"/>
+              </w:rPr>
+            </w:r>
+            <w:r>
+              <w:rPr>
+                <w:rFonts w:ascii="Arial" w:hAnsi="Arial" w:eastAsia="Arial" w:cs="Tahoma"/>
                 <w:sz w:val="18"/>
               </w:rPr>
               <w:t>Rendered UI state or normalized API response with status/message and audit-ready trace reference.</w:t>
@@ -5585,7 +5694,7 @@
             <w:r/>
             <w:r>
               <w:rPr>
-                <w:rFonts w:ascii="Arial" w:hAnsi="Arial" w:eastAsia="Arial"/>
+                <w:rFonts w:ascii="Arial" w:hAnsi="Arial" w:eastAsia="Arial" w:cs="Tahoma"/>
                 <w:b/>
                 <w:sz w:val="18"/>
               </w:rPr>
@@ -5607,7 +5716,7 @@
             <w:r/>
             <w:r>
               <w:rPr>
-                <w:rFonts w:ascii="Arial" w:hAnsi="Arial" w:eastAsia="Arial"/>
+                <w:rFonts w:ascii="Arial" w:hAnsi="Arial" w:eastAsia="Arial" w:cs="Tahoma"/>
                 <w:b/>
                 <w:sz w:val="18"/>
               </w:rPr>
@@ -5629,7 +5738,7 @@
             <w:r/>
             <w:r>
               <w:rPr>
-                <w:rFonts w:ascii="Arial" w:hAnsi="Arial" w:eastAsia="Arial"/>
+                <w:rFonts w:ascii="Arial" w:hAnsi="Arial" w:eastAsia="Arial" w:cs="Tahoma"/>
                 <w:b/>
                 <w:sz w:val="18"/>
               </w:rPr>
@@ -5651,7 +5760,7 @@
             <w:r/>
             <w:r>
               <w:rPr>
-                <w:rFonts w:ascii="Arial" w:hAnsi="Arial" w:eastAsia="Arial"/>
+                <w:rFonts w:ascii="Arial" w:hAnsi="Arial" w:eastAsia="Arial" w:cs="Tahoma"/>
                 <w:b/>
                 <w:sz w:val="18"/>
               </w:rPr>
@@ -5676,13 +5785,13 @@
             </w:pPr>
             <w:r>
               <w:rPr>
-                <w:rFonts w:ascii="Arial" w:hAnsi="Arial" w:eastAsia="Arial"/>
-                <w:sz w:val="18"/>
-              </w:rPr>
-            </w:r>
-            <w:r>
-              <w:rPr>
-                <w:rFonts w:ascii="Arial" w:hAnsi="Arial" w:eastAsia="Arial"/>
+                <w:rFonts w:ascii="Arial" w:hAnsi="Arial" w:eastAsia="Arial" w:cs="Tahoma"/>
+                <w:sz w:val="18"/>
+              </w:rPr>
+            </w:r>
+            <w:r>
+              <w:rPr>
+                <w:rFonts w:ascii="Arial" w:hAnsi="Arial" w:eastAsia="Arial" w:cs="Tahoma"/>
                 <w:sz w:val="18"/>
               </w:rPr>
               <w:t>ALL /api/v1/*</w:t>
@@ -5701,13 +5810,13 @@
             </w:pPr>
             <w:r>
               <w:rPr>
-                <w:rFonts w:ascii="Arial" w:hAnsi="Arial" w:eastAsia="Arial"/>
-                <w:sz w:val="18"/>
-              </w:rPr>
-            </w:r>
-            <w:r>
-              <w:rPr>
-                <w:rFonts w:ascii="Arial" w:hAnsi="Arial" w:eastAsia="Arial"/>
+                <w:rFonts w:ascii="Arial" w:hAnsi="Arial" w:eastAsia="Arial" w:cs="Tahoma"/>
+                <w:sz w:val="18"/>
+              </w:rPr>
+            </w:r>
+            <w:r>
+              <w:rPr>
+                <w:rFonts w:ascii="Arial" w:hAnsi="Arial" w:eastAsia="Arial" w:cs="Tahoma"/>
                 <w:sz w:val="18"/>
               </w:rPr>
               <w:t>Standard error envelope</w:t>
@@ -5726,13 +5835,13 @@
             </w:pPr>
             <w:r>
               <w:rPr>
-                <w:rFonts w:ascii="Arial" w:hAnsi="Arial" w:eastAsia="Arial"/>
-                <w:sz w:val="18"/>
-              </w:rPr>
-            </w:r>
-            <w:r>
-              <w:rPr>
-                <w:rFonts w:ascii="Arial" w:hAnsi="Arial" w:eastAsia="Arial"/>
+                <w:rFonts w:ascii="Arial" w:hAnsi="Arial" w:eastAsia="Arial" w:cs="Tahoma"/>
+                <w:sz w:val="18"/>
+              </w:rPr>
+            </w:r>
+            <w:r>
+              <w:rPr>
+                <w:rFonts w:ascii="Arial" w:hAnsi="Arial" w:eastAsia="Arial" w:cs="Tahoma"/>
                 <w:sz w:val="18"/>
               </w:rPr>
               <w:t>Request enters logging middleware and request id is attached</w:t>
@@ -5751,13 +5860,13 @@
             </w:pPr>
             <w:r>
               <w:rPr>
-                <w:rFonts w:ascii="Arial" w:hAnsi="Arial" w:eastAsia="Arial"/>
-                <w:sz w:val="18"/>
-              </w:rPr>
-            </w:r>
-            <w:r>
-              <w:rPr>
-                <w:rFonts w:ascii="Arial" w:hAnsi="Arial" w:eastAsia="Arial"/>
+                <w:rFonts w:ascii="Arial" w:hAnsi="Arial" w:eastAsia="Arial" w:cs="Tahoma"/>
+                <w:sz w:val="18"/>
+              </w:rPr>
+            </w:r>
+            <w:r>
+              <w:rPr>
+                <w:rFonts w:ascii="Arial" w:hAnsi="Arial" w:eastAsia="Arial" w:cs="Tahoma"/>
                 <w:sz w:val="18"/>
               </w:rPr>
               <w:t>ทุก endpoint ต้องใช้ common contract นี้</w:t>
@@ -5781,13 +5890,13 @@
             </w:pPr>
             <w:r>
               <w:rPr>
-                <w:rFonts w:ascii="Arial" w:hAnsi="Arial" w:eastAsia="Arial"/>
-                <w:sz w:val="18"/>
-              </w:rPr>
-            </w:r>
-            <w:r>
-              <w:rPr>
-                <w:rFonts w:ascii="Arial" w:hAnsi="Arial" w:eastAsia="Arial"/>
+                <w:rFonts w:ascii="Arial" w:hAnsi="Arial" w:eastAsia="Arial" w:cs="Tahoma"/>
+                <w:sz w:val="18"/>
+              </w:rPr>
+            </w:r>
+            <w:r>
+              <w:rPr>
+                <w:rFonts w:ascii="Arial" w:hAnsi="Arial" w:eastAsia="Arial" w:cs="Tahoma"/>
                 <w:sz w:val="18"/>
               </w:rPr>
               <w:t>GET /api/v1/*</w:t>
@@ -5806,13 +5915,13 @@
             </w:pPr>
             <w:r>
               <w:rPr>
-                <w:rFonts w:ascii="Arial" w:hAnsi="Arial" w:eastAsia="Arial"/>
-                <w:sz w:val="18"/>
-              </w:rPr>
-            </w:r>
-            <w:r>
-              <w:rPr>
-                <w:rFonts w:ascii="Arial" w:hAnsi="Arial" w:eastAsia="Arial"/>
+                <w:rFonts w:ascii="Arial" w:hAnsi="Arial" w:eastAsia="Arial" w:cs="Tahoma"/>
+                <w:sz w:val="18"/>
+              </w:rPr>
+            </w:r>
+            <w:r>
+              <w:rPr>
+                <w:rFonts w:ascii="Arial" w:hAnsi="Arial" w:eastAsia="Arial" w:cs="Tahoma"/>
                 <w:sz w:val="18"/>
               </w:rPr>
               <w:t>Standard list envelope เมื่อ endpoint เป็นรายการ</w:t>
@@ -5831,13 +5940,13 @@
             </w:pPr>
             <w:r>
               <w:rPr>
-                <w:rFonts w:ascii="Arial" w:hAnsi="Arial" w:eastAsia="Arial"/>
-                <w:sz w:val="18"/>
-              </w:rPr>
-            </w:r>
-            <w:r>
-              <w:rPr>
-                <w:rFonts w:ascii="Arial" w:hAnsi="Arial" w:eastAsia="Arial"/>
+                <w:rFonts w:ascii="Arial" w:hAnsi="Arial" w:eastAsia="Arial" w:cs="Tahoma"/>
+                <w:sz w:val="18"/>
+              </w:rPr>
+            </w:r>
+            <w:r>
+              <w:rPr>
+                <w:rFonts w:ascii="Arial" w:hAnsi="Arial" w:eastAsia="Arial" w:cs="Tahoma"/>
                 <w:sz w:val="18"/>
               </w:rPr>
               <w:t>Auth middleware validates JWT or service token by endpoint allowlist</w:t>
@@ -5856,20 +5965,20 @@
             </w:pPr>
             <w:r>
               <w:rPr>
-                <w:rFonts w:ascii="Arial" w:hAnsi="Arial" w:eastAsia="Arial"/>
-                <w:sz w:val="18"/>
-              </w:rPr>
-            </w:r>
-            <w:r>
-              <w:rPr>
-                <w:rFonts w:ascii="Arial" w:hAnsi="Arial" w:eastAsia="Arial"/>
+                <w:rFonts w:ascii="Arial" w:hAnsi="Arial" w:eastAsia="Arial" w:cs="Tahoma"/>
+                <w:sz w:val="18"/>
+              </w:rPr>
+            </w:r>
+            <w:r>
+              <w:rPr>
+                <w:rFonts w:ascii="Arial" w:hAnsi="Arial" w:eastAsia="Arial" w:cs="Tahoma"/>
                 <w:sz w:val="18"/>
               </w:rPr>
               <w:t xml:space="preserve">ไม่มี endpoint คืน error shape อื่นนอกจาก </w:t>
             </w:r>
             <w:r>
               <w:rPr>
-                <w:rFonts w:ascii="Courier New" w:hAnsi="Courier New" w:eastAsia="Arial"/>
+                <w:rFonts w:ascii="Courier New" w:hAnsi="Courier New" w:eastAsia="Courier New" w:cs="Tahoma"/>
                 <w:sz w:val="18"/>
               </w:rPr>
               <w:t>{code,message}</w:t>
@@ -5893,13 +6002,13 @@
             </w:pPr>
             <w:r>
               <w:rPr>
-                <w:rFonts w:ascii="Arial" w:hAnsi="Arial" w:eastAsia="Arial"/>
-                <w:sz w:val="18"/>
-              </w:rPr>
-            </w:r>
-            <w:r>
-              <w:rPr>
-                <w:rFonts w:ascii="Arial" w:hAnsi="Arial" w:eastAsia="Arial"/>
+                <w:rFonts w:ascii="Arial" w:hAnsi="Arial" w:eastAsia="Arial" w:cs="Tahoma"/>
+                <w:sz w:val="18"/>
+              </w:rPr>
+            </w:r>
+            <w:r>
+              <w:rPr>
+                <w:rFonts w:ascii="Arial" w:hAnsi="Arial" w:eastAsia="Arial" w:cs="Tahoma"/>
                 <w:sz w:val="18"/>
               </w:rPr>
               <w:t>POST /api/v1/documents/{docNo}/actions</w:t>
@@ -5918,13 +6027,13 @@
             </w:pPr>
             <w:r>
               <w:rPr>
-                <w:rFonts w:ascii="Arial" w:hAnsi="Arial" w:eastAsia="Arial"/>
-                <w:sz w:val="18"/>
-              </w:rPr>
-            </w:r>
-            <w:r>
-              <w:rPr>
-                <w:rFonts w:ascii="Arial" w:hAnsi="Arial" w:eastAsia="Arial"/>
+                <w:rFonts w:ascii="Arial" w:hAnsi="Arial" w:eastAsia="Arial" w:cs="Tahoma"/>
+                <w:sz w:val="18"/>
+              </w:rPr>
+            </w:r>
+            <w:r>
+              <w:rPr>
+                <w:rFonts w:ascii="Arial" w:hAnsi="Arial" w:eastAsia="Arial" w:cs="Tahoma"/>
                 <w:b/>
                 <w:sz w:val="18"/>
               </w:rPr>
@@ -5932,7 +6041,7 @@
             </w:r>
             <w:r>
               <w:rPr>
-                <w:rFonts w:ascii="Arial" w:hAnsi="Arial" w:eastAsia="Arial"/>
+                <w:rFonts w:ascii="Arial" w:hAnsi="Arial" w:eastAsia="Arial" w:cs="Tahoma"/>
                 <w:sz w:val="18"/>
               </w:rPr>
               <w:t xml:space="preserve"> · ยกมาเป็นตัวอย่างสัญญา action กลางที่ทุกเส้นต้องยึด (ตัวอย่าง currentSection=01 จึงเปลี่ยนไป 02)</w:t>
@@ -5951,13 +6060,13 @@
             </w:pPr>
             <w:r>
               <w:rPr>
-                <w:rFonts w:ascii="Arial" w:hAnsi="Arial" w:eastAsia="Arial"/>
-                <w:sz w:val="18"/>
-              </w:rPr>
-            </w:r>
-            <w:r>
-              <w:rPr>
-                <w:rFonts w:ascii="Arial" w:hAnsi="Arial" w:eastAsia="Arial"/>
+                <w:rFonts w:ascii="Arial" w:hAnsi="Arial" w:eastAsia="Arial" w:cs="Tahoma"/>
+                <w:sz w:val="18"/>
+              </w:rPr>
+            </w:r>
+            <w:r>
+              <w:rPr>
+                <w:rFonts w:ascii="Arial" w:hAnsi="Arial" w:eastAsia="Arial" w:cs="Tahoma"/>
                 <w:sz w:val="18"/>
               </w:rPr>
               <w:t>RBAC guard checks role/menu/current workflow task owner</w:t>
@@ -5976,13 +6085,13 @@
             </w:pPr>
             <w:r>
               <w:rPr>
-                <w:rFonts w:ascii="Arial" w:hAnsi="Arial" w:eastAsia="Arial"/>
-                <w:sz w:val="18"/>
-              </w:rPr>
-            </w:r>
-            <w:r>
-              <w:rPr>
-                <w:rFonts w:ascii="Arial" w:hAnsi="Arial" w:eastAsia="Arial"/>
+                <w:rFonts w:ascii="Arial" w:hAnsi="Arial" w:eastAsia="Arial" w:cs="Tahoma"/>
+                <w:sz w:val="18"/>
+              </w:rPr>
+            </w:r>
+            <w:r>
+              <w:rPr>
+                <w:rFonts w:ascii="Arial" w:hAnsi="Arial" w:eastAsia="Arial" w:cs="Tahoma"/>
                 <w:sz w:val="18"/>
               </w:rPr>
               <w:t>401/403/404/409/422/413/415 mapping คงที่และ test ได้</w:t>
@@ -6033,7 +6142,7 @@
             <w:r/>
             <w:r>
               <w:rPr>
-                <w:rFonts w:ascii="Arial" w:hAnsi="Arial" w:eastAsia="Arial"/>
+                <w:rFonts w:ascii="Arial" w:hAnsi="Arial" w:eastAsia="Arial" w:cs="Tahoma"/>
                 <w:b/>
                 <w:sz w:val="18"/>
               </w:rPr>
@@ -6055,7 +6164,7 @@
             <w:r/>
             <w:r>
               <w:rPr>
-                <w:rFonts w:ascii="Arial" w:hAnsi="Arial" w:eastAsia="Arial"/>
+                <w:rFonts w:ascii="Arial" w:hAnsi="Arial" w:eastAsia="Arial" w:cs="Tahoma"/>
                 <w:b/>
                 <w:sz w:val="18"/>
               </w:rPr>
@@ -6077,7 +6186,7 @@
             <w:r/>
             <w:r>
               <w:rPr>
-                <w:rFonts w:ascii="Arial" w:hAnsi="Arial" w:eastAsia="Arial"/>
+                <w:rFonts w:ascii="Arial" w:hAnsi="Arial" w:eastAsia="Arial" w:cs="Tahoma"/>
                 <w:b/>
                 <w:sz w:val="18"/>
               </w:rPr>
@@ -6102,13 +6211,13 @@
             </w:pPr>
             <w:r>
               <w:rPr>
-                <w:rFonts w:ascii="Arial" w:hAnsi="Arial" w:eastAsia="Arial"/>
-                <w:sz w:val="18"/>
-              </w:rPr>
-            </w:r>
-            <w:r>
-              <w:rPr>
-                <w:rFonts w:ascii="Arial" w:hAnsi="Arial" w:eastAsia="Arial"/>
+                <w:rFonts w:ascii="Arial" w:hAnsi="Arial" w:eastAsia="Arial" w:cs="Tahoma"/>
+                <w:sz w:val="18"/>
+              </w:rPr>
+            </w:r>
+            <w:r>
+              <w:rPr>
+                <w:rFonts w:ascii="Arial" w:hAnsi="Arial" w:eastAsia="Arial" w:cs="Tahoma"/>
                 <w:sz w:val="18"/>
               </w:rPr>
               <w:t>1</w:t>
@@ -6127,13 +6236,13 @@
             </w:pPr>
             <w:r>
               <w:rPr>
-                <w:rFonts w:ascii="Arial" w:hAnsi="Arial" w:eastAsia="Arial"/>
-                <w:sz w:val="18"/>
-              </w:rPr>
-            </w:r>
-            <w:r>
-              <w:rPr>
-                <w:rFonts w:ascii="Arial" w:hAnsi="Arial" w:eastAsia="Arial"/>
+                <w:rFonts w:ascii="Arial" w:hAnsi="Arial" w:eastAsia="Arial" w:cs="Tahoma"/>
+                <w:sz w:val="18"/>
+              </w:rPr>
+            </w:r>
+            <w:r>
+              <w:rPr>
+                <w:rFonts w:ascii="Arial" w:hAnsi="Arial" w:eastAsia="Arial" w:cs="Tahoma"/>
                 <w:sz w:val="18"/>
               </w:rPr>
               <w:t>Request enters logging middleware and request id is attached</w:t>
@@ -6152,13 +6261,13 @@
             </w:pPr>
             <w:r>
               <w:rPr>
-                <w:rFonts w:ascii="Arial" w:hAnsi="Arial" w:eastAsia="Arial"/>
-                <w:sz w:val="18"/>
-              </w:rPr>
-            </w:r>
-            <w:r>
-              <w:rPr>
-                <w:rFonts w:ascii="Arial" w:hAnsi="Arial" w:eastAsia="Arial"/>
+                <w:rFonts w:ascii="Arial" w:hAnsi="Arial" w:eastAsia="Arial" w:cs="Tahoma"/>
+                <w:sz w:val="18"/>
+              </w:rPr>
+            </w:r>
+            <w:r>
+              <w:rPr>
+                <w:rFonts w:ascii="Arial" w:hAnsi="Arial" w:eastAsia="Arial" w:cs="Tahoma"/>
                 <w:sz w:val="18"/>
               </w:rPr>
               <w:t>missing JWT 401</w:t>
@@ -6182,13 +6291,13 @@
             </w:pPr>
             <w:r>
               <w:rPr>
-                <w:rFonts w:ascii="Arial" w:hAnsi="Arial" w:eastAsia="Arial"/>
-                <w:sz w:val="18"/>
-              </w:rPr>
-            </w:r>
-            <w:r>
-              <w:rPr>
-                <w:rFonts w:ascii="Arial" w:hAnsi="Arial" w:eastAsia="Arial"/>
+                <w:rFonts w:ascii="Arial" w:hAnsi="Arial" w:eastAsia="Arial" w:cs="Tahoma"/>
+                <w:sz w:val="18"/>
+              </w:rPr>
+            </w:r>
+            <w:r>
+              <w:rPr>
+                <w:rFonts w:ascii="Arial" w:hAnsi="Arial" w:eastAsia="Arial" w:cs="Tahoma"/>
                 <w:sz w:val="18"/>
               </w:rPr>
               <w:t>2</w:t>
@@ -6207,13 +6316,13 @@
             </w:pPr>
             <w:r>
               <w:rPr>
-                <w:rFonts w:ascii="Arial" w:hAnsi="Arial" w:eastAsia="Arial"/>
-                <w:sz w:val="18"/>
-              </w:rPr>
-            </w:r>
-            <w:r>
-              <w:rPr>
-                <w:rFonts w:ascii="Arial" w:hAnsi="Arial" w:eastAsia="Arial"/>
+                <w:rFonts w:ascii="Arial" w:hAnsi="Arial" w:eastAsia="Arial" w:cs="Tahoma"/>
+                <w:sz w:val="18"/>
+              </w:rPr>
+            </w:r>
+            <w:r>
+              <w:rPr>
+                <w:rFonts w:ascii="Arial" w:hAnsi="Arial" w:eastAsia="Arial" w:cs="Tahoma"/>
                 <w:sz w:val="18"/>
               </w:rPr>
               <w:t>Auth middleware validates JWT or service token by endpoint allowlist</w:t>
@@ -6232,13 +6341,13 @@
             </w:pPr>
             <w:r>
               <w:rPr>
-                <w:rFonts w:ascii="Arial" w:hAnsi="Arial" w:eastAsia="Arial"/>
-                <w:sz w:val="18"/>
-              </w:rPr>
-            </w:r>
-            <w:r>
-              <w:rPr>
-                <w:rFonts w:ascii="Arial" w:hAnsi="Arial" w:eastAsia="Arial"/>
+                <w:rFonts w:ascii="Arial" w:hAnsi="Arial" w:eastAsia="Arial" w:cs="Tahoma"/>
+                <w:sz w:val="18"/>
+              </w:rPr>
+            </w:r>
+            <w:r>
+              <w:rPr>
+                <w:rFonts w:ascii="Arial" w:hAnsi="Arial" w:eastAsia="Arial" w:cs="Tahoma"/>
                 <w:sz w:val="18"/>
               </w:rPr>
               <w:t>role forbidden 403</w:t>
@@ -6262,13 +6371,13 @@
             </w:pPr>
             <w:r>
               <w:rPr>
-                <w:rFonts w:ascii="Arial" w:hAnsi="Arial" w:eastAsia="Arial"/>
-                <w:sz w:val="18"/>
-              </w:rPr>
-            </w:r>
-            <w:r>
-              <w:rPr>
-                <w:rFonts w:ascii="Arial" w:hAnsi="Arial" w:eastAsia="Arial"/>
+                <w:rFonts w:ascii="Arial" w:hAnsi="Arial" w:eastAsia="Arial" w:cs="Tahoma"/>
+                <w:sz w:val="18"/>
+              </w:rPr>
+            </w:r>
+            <w:r>
+              <w:rPr>
+                <w:rFonts w:ascii="Arial" w:hAnsi="Arial" w:eastAsia="Arial" w:cs="Tahoma"/>
                 <w:sz w:val="18"/>
               </w:rPr>
               <w:t>3</w:t>
@@ -6287,13 +6396,13 @@
             </w:pPr>
             <w:r>
               <w:rPr>
-                <w:rFonts w:ascii="Arial" w:hAnsi="Arial" w:eastAsia="Arial"/>
-                <w:sz w:val="18"/>
-              </w:rPr>
-            </w:r>
-            <w:r>
-              <w:rPr>
-                <w:rFonts w:ascii="Arial" w:hAnsi="Arial" w:eastAsia="Arial"/>
+                <w:rFonts w:ascii="Arial" w:hAnsi="Arial" w:eastAsia="Arial" w:cs="Tahoma"/>
+                <w:sz w:val="18"/>
+              </w:rPr>
+            </w:r>
+            <w:r>
+              <w:rPr>
+                <w:rFonts w:ascii="Arial" w:hAnsi="Arial" w:eastAsia="Arial" w:cs="Tahoma"/>
                 <w:sz w:val="18"/>
               </w:rPr>
               <w:t>RBAC guard checks role/menu/current workflow task owner</w:t>
@@ -6312,13 +6421,13 @@
             </w:pPr>
             <w:r>
               <w:rPr>
-                <w:rFonts w:ascii="Arial" w:hAnsi="Arial" w:eastAsia="Arial"/>
-                <w:sz w:val="18"/>
-              </w:rPr>
-            </w:r>
-            <w:r>
-              <w:rPr>
-                <w:rFonts w:ascii="Arial" w:hAnsi="Arial" w:eastAsia="Arial"/>
+                <w:rFonts w:ascii="Arial" w:hAnsi="Arial" w:eastAsia="Arial" w:cs="Tahoma"/>
+                <w:sz w:val="18"/>
+              </w:rPr>
+            </w:r>
+            <w:r>
+              <w:rPr>
+                <w:rFonts w:ascii="Arial" w:hAnsi="Arial" w:eastAsia="Arial" w:cs="Tahoma"/>
                 <w:sz w:val="18"/>
               </w:rPr>
               <w:t>validation error 400</w:t>
@@ -6342,13 +6451,13 @@
             </w:pPr>
             <w:r>
               <w:rPr>
-                <w:rFonts w:ascii="Arial" w:hAnsi="Arial" w:eastAsia="Arial"/>
-                <w:sz w:val="18"/>
-              </w:rPr>
-            </w:r>
-            <w:r>
-              <w:rPr>
-                <w:rFonts w:ascii="Arial" w:hAnsi="Arial" w:eastAsia="Arial"/>
+                <w:rFonts w:ascii="Arial" w:hAnsi="Arial" w:eastAsia="Arial" w:cs="Tahoma"/>
+                <w:sz w:val="18"/>
+              </w:rPr>
+            </w:r>
+            <w:r>
+              <w:rPr>
+                <w:rFonts w:ascii="Arial" w:hAnsi="Arial" w:eastAsia="Arial" w:cs="Tahoma"/>
                 <w:sz w:val="18"/>
               </w:rPr>
               <w:t>4</w:t>
@@ -6367,13 +6476,13 @@
             </w:pPr>
             <w:r>
               <w:rPr>
-                <w:rFonts w:ascii="Arial" w:hAnsi="Arial" w:eastAsia="Arial"/>
-                <w:sz w:val="18"/>
-              </w:rPr>
-            </w:r>
-            <w:r>
-              <w:rPr>
-                <w:rFonts w:ascii="Arial" w:hAnsi="Arial" w:eastAsia="Arial"/>
+                <w:rFonts w:ascii="Arial" w:hAnsi="Arial" w:eastAsia="Arial" w:cs="Tahoma"/>
+                <w:sz w:val="18"/>
+              </w:rPr>
+            </w:r>
+            <w:r>
+              <w:rPr>
+                <w:rFonts w:ascii="Arial" w:hAnsi="Arial" w:eastAsia="Arial" w:cs="Tahoma"/>
                 <w:sz w:val="18"/>
               </w:rPr>
               <w:t>Validate params/query/body with shared schema conventions</w:t>
@@ -6392,13 +6501,13 @@
             </w:pPr>
             <w:r>
               <w:rPr>
-                <w:rFonts w:ascii="Arial" w:hAnsi="Arial" w:eastAsia="Arial"/>
-                <w:sz w:val="18"/>
-              </w:rPr>
-            </w:r>
-            <w:r>
-              <w:rPr>
-                <w:rFonts w:ascii="Arial" w:hAnsi="Arial" w:eastAsia="Arial"/>
+                <w:rFonts w:ascii="Arial" w:hAnsi="Arial" w:eastAsia="Arial" w:cs="Tahoma"/>
+                <w:sz w:val="18"/>
+              </w:rPr>
+            </w:r>
+            <w:r>
+              <w:rPr>
+                <w:rFonts w:ascii="Arial" w:hAnsi="Arial" w:eastAsia="Arial" w:cs="Tahoma"/>
                 <w:sz w:val="18"/>
               </w:rPr>
               <w:t>not found 404</w:t>
@@ -6422,13 +6531,13 @@
             </w:pPr>
             <w:r>
               <w:rPr>
-                <w:rFonts w:ascii="Arial" w:hAnsi="Arial" w:eastAsia="Arial"/>
-                <w:sz w:val="18"/>
-              </w:rPr>
-            </w:r>
-            <w:r>
-              <w:rPr>
-                <w:rFonts w:ascii="Arial" w:hAnsi="Arial" w:eastAsia="Arial"/>
+                <w:rFonts w:ascii="Arial" w:hAnsi="Arial" w:eastAsia="Arial" w:cs="Tahoma"/>
+                <w:sz w:val="18"/>
+              </w:rPr>
+            </w:r>
+            <w:r>
+              <w:rPr>
+                <w:rFonts w:ascii="Arial" w:hAnsi="Arial" w:eastAsia="Arial" w:cs="Tahoma"/>
                 <w:sz w:val="18"/>
               </w:rPr>
               <w:t>5</w:t>
@@ -6447,13 +6556,13 @@
             </w:pPr>
             <w:r>
               <w:rPr>
-                <w:rFonts w:ascii="Arial" w:hAnsi="Arial" w:eastAsia="Arial"/>
-                <w:sz w:val="18"/>
-              </w:rPr>
-            </w:r>
-            <w:r>
-              <w:rPr>
-                <w:rFonts w:ascii="Arial" w:hAnsi="Arial" w:eastAsia="Arial"/>
+                <w:rFonts w:ascii="Arial" w:hAnsi="Arial" w:eastAsia="Arial" w:cs="Tahoma"/>
+                <w:sz w:val="18"/>
+              </w:rPr>
+            </w:r>
+            <w:r>
+              <w:rPr>
+                <w:rFonts w:ascii="Arial" w:hAnsi="Arial" w:eastAsia="Arial" w:cs="Tahoma"/>
                 <w:sz w:val="18"/>
               </w:rPr>
               <w:t>Service executes business rule and document action if relevant</w:t>
@@ -6472,13 +6581,13 @@
             </w:pPr>
             <w:r>
               <w:rPr>
-                <w:rFonts w:ascii="Arial" w:hAnsi="Arial" w:eastAsia="Arial"/>
-                <w:sz w:val="18"/>
-              </w:rPr>
-            </w:r>
-            <w:r>
-              <w:rPr>
-                <w:rFonts w:ascii="Arial" w:hAnsi="Arial" w:eastAsia="Arial"/>
+                <w:rFonts w:ascii="Arial" w:hAnsi="Arial" w:eastAsia="Arial" w:cs="Tahoma"/>
+                <w:sz w:val="18"/>
+              </w:rPr>
+            </w:r>
+            <w:r>
+              <w:rPr>
+                <w:rFonts w:ascii="Arial" w:hAnsi="Arial" w:eastAsia="Arial" w:cs="Tahoma"/>
                 <w:sz w:val="18"/>
               </w:rPr>
               <w:t>duplicate conflict 409</w:t>
@@ -6502,13 +6611,13 @@
             </w:pPr>
             <w:r>
               <w:rPr>
-                <w:rFonts w:ascii="Arial" w:hAnsi="Arial" w:eastAsia="Arial"/>
-                <w:sz w:val="18"/>
-              </w:rPr>
-            </w:r>
-            <w:r>
-              <w:rPr>
-                <w:rFonts w:ascii="Arial" w:hAnsi="Arial" w:eastAsia="Arial"/>
+                <w:rFonts w:ascii="Arial" w:hAnsi="Arial" w:eastAsia="Arial" w:cs="Tahoma"/>
+                <w:sz w:val="18"/>
+              </w:rPr>
+            </w:r>
+            <w:r>
+              <w:rPr>
+                <w:rFonts w:ascii="Arial" w:hAnsi="Arial" w:eastAsia="Arial" w:cs="Tahoma"/>
                 <w:sz w:val="18"/>
               </w:rPr>
               <w:t>6</w:t>
@@ -6527,13 +6636,13 @@
             </w:pPr>
             <w:r>
               <w:rPr>
-                <w:rFonts w:ascii="Arial" w:hAnsi="Arial" w:eastAsia="Arial"/>
-                <w:sz w:val="18"/>
-              </w:rPr>
-            </w:r>
-            <w:r>
-              <w:rPr>
-                <w:rFonts w:ascii="Arial" w:hAnsi="Arial" w:eastAsia="Arial"/>
+                <w:rFonts w:ascii="Arial" w:hAnsi="Arial" w:eastAsia="Arial" w:cs="Tahoma"/>
+                <w:sz w:val="18"/>
+              </w:rPr>
+            </w:r>
+            <w:r>
+              <w:rPr>
+                <w:rFonts w:ascii="Arial" w:hAnsi="Arial" w:eastAsia="Arial" w:cs="Tahoma"/>
                 <w:sz w:val="18"/>
               </w:rPr>
               <w:t>Mutation writes domain row and audit/reason in the same transaction</w:t>
@@ -6552,13 +6661,13 @@
             </w:pPr>
             <w:r>
               <w:rPr>
-                <w:rFonts w:ascii="Arial" w:hAnsi="Arial" w:eastAsia="Arial"/>
-                <w:sz w:val="18"/>
-              </w:rPr>
-            </w:r>
-            <w:r>
-              <w:rPr>
-                <w:rFonts w:ascii="Arial" w:hAnsi="Arial" w:eastAsia="Arial"/>
+                <w:rFonts w:ascii="Arial" w:hAnsi="Arial" w:eastAsia="Arial" w:cs="Tahoma"/>
+                <w:sz w:val="18"/>
+              </w:rPr>
+            </w:r>
+            <w:r>
+              <w:rPr>
+                <w:rFonts w:ascii="Arial" w:hAnsi="Arial" w:eastAsia="Arial" w:cs="Tahoma"/>
                 <w:sz w:val="18"/>
               </w:rPr>
               <w:t>list envelope</w:t>
@@ -6582,13 +6691,13 @@
             </w:pPr>
             <w:r>
               <w:rPr>
-                <w:rFonts w:ascii="Arial" w:hAnsi="Arial" w:eastAsia="Arial"/>
-                <w:sz w:val="18"/>
-              </w:rPr>
-            </w:r>
-            <w:r>
-              <w:rPr>
-                <w:rFonts w:ascii="Arial" w:hAnsi="Arial" w:eastAsia="Arial"/>
+                <w:rFonts w:ascii="Arial" w:hAnsi="Arial" w:eastAsia="Arial" w:cs="Tahoma"/>
+                <w:sz w:val="18"/>
+              </w:rPr>
+            </w:r>
+            <w:r>
+              <w:rPr>
+                <w:rFonts w:ascii="Arial" w:hAnsi="Arial" w:eastAsia="Arial" w:cs="Tahoma"/>
                 <w:sz w:val="18"/>
               </w:rPr>
               <w:t>7</w:t>
@@ -6607,13 +6716,13 @@
             </w:pPr>
             <w:r>
               <w:rPr>
-                <w:rFonts w:ascii="Arial" w:hAnsi="Arial" w:eastAsia="Arial"/>
-                <w:sz w:val="18"/>
-              </w:rPr>
-            </w:r>
-            <w:r>
-              <w:rPr>
-                <w:rFonts w:ascii="Arial" w:hAnsi="Arial" w:eastAsia="Arial"/>
+                <w:rFonts w:ascii="Arial" w:hAnsi="Arial" w:eastAsia="Arial" w:cs="Tahoma"/>
+                <w:sz w:val="18"/>
+              </w:rPr>
+            </w:r>
+            <w:r>
+              <w:rPr>
+                <w:rFonts w:ascii="Arial" w:hAnsi="Arial" w:eastAsia="Arial" w:cs="Tahoma"/>
                 <w:sz w:val="18"/>
               </w:rPr>
               <w:t>Controller maps result to standard envelope or throws AppError</w:t>
@@ -6632,13 +6741,13 @@
             </w:pPr>
             <w:r>
               <w:rPr>
-                <w:rFonts w:ascii="Arial" w:hAnsi="Arial" w:eastAsia="Arial"/>
-                <w:sz w:val="18"/>
-              </w:rPr>
-            </w:r>
-            <w:r>
-              <w:rPr>
-                <w:rFonts w:ascii="Arial" w:hAnsi="Arial" w:eastAsia="Arial"/>
+                <w:rFonts w:ascii="Arial" w:hAnsi="Arial" w:eastAsia="Arial" w:cs="Tahoma"/>
+                <w:sz w:val="18"/>
+              </w:rPr>
+            </w:r>
+            <w:r>
+              <w:rPr>
+                <w:rFonts w:ascii="Arial" w:hAnsi="Arial" w:eastAsia="Arial" w:cs="Tahoma"/>
                 <w:sz w:val="18"/>
               </w:rPr>
               <w:t>action transition envelope</w:t>
@@ -6662,13 +6771,13 @@
             </w:pPr>
             <w:r>
               <w:rPr>
-                <w:rFonts w:ascii="Arial" w:hAnsi="Arial" w:eastAsia="Arial"/>
-                <w:sz w:val="18"/>
-              </w:rPr>
-            </w:r>
-            <w:r>
-              <w:rPr>
-                <w:rFonts w:ascii="Arial" w:hAnsi="Arial" w:eastAsia="Arial"/>
+                <w:rFonts w:ascii="Arial" w:hAnsi="Arial" w:eastAsia="Arial" w:cs="Tahoma"/>
+                <w:sz w:val="18"/>
+              </w:rPr>
+            </w:r>
+            <w:r>
+              <w:rPr>
+                <w:rFonts w:ascii="Arial" w:hAnsi="Arial" w:eastAsia="Arial" w:cs="Tahoma"/>
                 <w:sz w:val="18"/>
               </w:rPr>
               <w:t>8</w:t>
@@ -6687,27 +6796,27 @@
             </w:pPr>
             <w:r>
               <w:rPr>
-                <w:rFonts w:ascii="Arial" w:hAnsi="Arial" w:eastAsia="Arial"/>
-                <w:sz w:val="18"/>
-              </w:rPr>
-            </w:r>
-            <w:r>
-              <w:rPr>
-                <w:rFonts w:ascii="Arial" w:hAnsi="Arial" w:eastAsia="Arial"/>
+                <w:rFonts w:ascii="Arial" w:hAnsi="Arial" w:eastAsia="Arial" w:cs="Tahoma"/>
+                <w:sz w:val="18"/>
+              </w:rPr>
+            </w:r>
+            <w:r>
+              <w:rPr>
+                <w:rFonts w:ascii="Arial" w:hAnsi="Arial" w:eastAsia="Arial" w:cs="Tahoma"/>
                 <w:sz w:val="18"/>
               </w:rPr>
               <w:t xml:space="preserve">Error handler maps all failures to </w:t>
             </w:r>
             <w:r>
               <w:rPr>
-                <w:rFonts w:ascii="Courier New" w:hAnsi="Courier New" w:eastAsia="Arial"/>
+                <w:rFonts w:ascii="Courier New" w:hAnsi="Courier New" w:eastAsia="Courier New" w:cs="Tahoma"/>
                 <w:sz w:val="18"/>
               </w:rPr>
               <w:t>{code,message}</w:t>
             </w:r>
             <w:r>
               <w:rPr>
-                <w:rFonts w:ascii="Arial" w:hAnsi="Arial" w:eastAsia="Arial"/>
+                <w:rFonts w:ascii="Arial" w:hAnsi="Arial" w:eastAsia="Arial" w:cs="Tahoma"/>
                 <w:sz w:val="18"/>
               </w:rPr>
               <w:t xml:space="preserve"> only</w:t>
@@ -6726,13 +6835,13 @@
             </w:pPr>
             <w:r>
               <w:rPr>
-                <w:rFonts w:ascii="Arial" w:hAnsi="Arial" w:eastAsia="Arial"/>
-                <w:sz w:val="18"/>
-              </w:rPr>
-            </w:r>
-            <w:r>
-              <w:rPr>
-                <w:rFonts w:ascii="Arial" w:hAnsi="Arial" w:eastAsia="Arial"/>
+                <w:rFonts w:ascii="Arial" w:hAnsi="Arial" w:eastAsia="Arial" w:cs="Tahoma"/>
+                <w:sz w:val="18"/>
+              </w:rPr>
+            </w:r>
+            <w:r>
+              <w:rPr>
+                <w:rFonts w:ascii="Arial" w:hAnsi="Arial" w:eastAsia="Arial" w:cs="Tahoma"/>
                 <w:sz w:val="18"/>
               </w:rPr>
               <w:t>audit reason required</w:t>
@@ -6784,7 +6893,7 @@
             <w:r/>
             <w:r>
               <w:rPr>
-                <w:rFonts w:ascii="Arial" w:hAnsi="Arial" w:eastAsia="Arial"/>
+                <w:rFonts w:ascii="Arial" w:hAnsi="Arial" w:eastAsia="Arial" w:cs="Tahoma"/>
                 <w:b/>
                 <w:sz w:val="18"/>
               </w:rPr>
@@ -6806,7 +6915,7 @@
             <w:r/>
             <w:r>
               <w:rPr>
-                <w:rFonts w:ascii="Arial" w:hAnsi="Arial" w:eastAsia="Arial"/>
+                <w:rFonts w:ascii="Arial" w:hAnsi="Arial" w:eastAsia="Arial" w:cs="Tahoma"/>
                 <w:b/>
                 <w:sz w:val="18"/>
               </w:rPr>
@@ -6828,7 +6937,7 @@
             <w:r/>
             <w:r>
               <w:rPr>
-                <w:rFonts w:ascii="Arial" w:hAnsi="Arial" w:eastAsia="Arial"/>
+                <w:rFonts w:ascii="Arial" w:hAnsi="Arial" w:eastAsia="Arial" w:cs="Tahoma"/>
                 <w:b/>
                 <w:sz w:val="18"/>
               </w:rPr>
@@ -6850,7 +6959,7 @@
             <w:r/>
             <w:r>
               <w:rPr>
-                <w:rFonts w:ascii="Arial" w:hAnsi="Arial" w:eastAsia="Arial"/>
+                <w:rFonts w:ascii="Arial" w:hAnsi="Arial" w:eastAsia="Arial" w:cs="Tahoma"/>
                 <w:b/>
                 <w:sz w:val="18"/>
               </w:rPr>
@@ -6875,13 +6984,13 @@
             </w:pPr>
             <w:r>
               <w:rPr>
-                <w:rFonts w:ascii="Arial" w:hAnsi="Arial" w:eastAsia="Arial"/>
-                <w:sz w:val="18"/>
-              </w:rPr>
-            </w:r>
-            <w:r>
-              <w:rPr>
-                <w:rFonts w:ascii="Arial" w:hAnsi="Arial" w:eastAsia="Arial"/>
+                <w:rFonts w:ascii="Arial" w:hAnsi="Arial" w:eastAsia="Arial" w:cs="Tahoma"/>
+                <w:sz w:val="18"/>
+              </w:rPr>
+            </w:r>
+            <w:r>
+              <w:rPr>
+                <w:rFonts w:ascii="Arial" w:hAnsi="Arial" w:eastAsia="Arial" w:cs="Tahoma"/>
                 <w:sz w:val="18"/>
               </w:rPr>
               <w:t>Authenticate user endpoint</w:t>
@@ -6900,13 +7009,13 @@
             </w:pPr>
             <w:r>
               <w:rPr>
-                <w:rFonts w:ascii="Arial" w:hAnsi="Arial" w:eastAsia="Arial"/>
-                <w:sz w:val="18"/>
-              </w:rPr>
-            </w:r>
-            <w:r>
-              <w:rPr>
-                <w:rFonts w:ascii="Arial" w:hAnsi="Arial" w:eastAsia="Arial"/>
+                <w:rFonts w:ascii="Arial" w:hAnsi="Arial" w:eastAsia="Arial" w:cs="Tahoma"/>
+                <w:sz w:val="18"/>
+              </w:rPr>
+            </w:r>
+            <w:r>
+              <w:rPr>
+                <w:rFonts w:ascii="Arial" w:hAnsi="Arial" w:eastAsia="Arial" w:cs="Tahoma"/>
                 <w:sz w:val="18"/>
               </w:rPr>
               <w:t>middleware</w:t>
@@ -6925,13 +7034,13 @@
             </w:pPr>
             <w:r>
               <w:rPr>
-                <w:rFonts w:ascii="Arial" w:hAnsi="Arial" w:eastAsia="Arial"/>
-                <w:sz w:val="18"/>
-              </w:rPr>
-            </w:r>
-            <w:r>
-              <w:rPr>
-                <w:rFonts w:ascii="Arial" w:hAnsi="Arial" w:eastAsia="Arial"/>
+                <w:rFonts w:ascii="Arial" w:hAnsi="Arial" w:eastAsia="Arial" w:cs="Tahoma"/>
+                <w:sz w:val="18"/>
+              </w:rPr>
+            </w:r>
+            <w:r>
+              <w:rPr>
+                <w:rFonts w:ascii="Arial" w:hAnsi="Arial" w:eastAsia="Arial" w:cs="Tahoma"/>
                 <w:sz w:val="18"/>
               </w:rPr>
               <w:t>auth.verifyJwt</w:t>
@@ -6950,13 +7059,13 @@
             </w:pPr>
             <w:r>
               <w:rPr>
-                <w:rFonts w:ascii="Arial" w:hAnsi="Arial" w:eastAsia="Arial"/>
-                <w:sz w:val="18"/>
-              </w:rPr>
-            </w:r>
-            <w:r>
-              <w:rPr>
-                <w:rFonts w:ascii="Arial" w:hAnsi="Arial" w:eastAsia="Arial"/>
+                <w:rFonts w:ascii="Arial" w:hAnsi="Arial" w:eastAsia="Arial" w:cs="Tahoma"/>
+                <w:sz w:val="18"/>
+              </w:rPr>
+            </w:r>
+            <w:r>
+              <w:rPr>
+                <w:rFonts w:ascii="Arial" w:hAnsi="Arial" w:eastAsia="Arial" w:cs="Tahoma"/>
                 <w:sz w:val="18"/>
               </w:rPr>
               <w:t>req.user = employeeId/roleCode/sectionCode</w:t>
@@ -6980,13 +7089,13 @@
             </w:pPr>
             <w:r>
               <w:rPr>
-                <w:rFonts w:ascii="Arial" w:hAnsi="Arial" w:eastAsia="Arial"/>
-                <w:sz w:val="18"/>
-              </w:rPr>
-            </w:r>
-            <w:r>
-              <w:rPr>
-                <w:rFonts w:ascii="Arial" w:hAnsi="Arial" w:eastAsia="Arial"/>
+                <w:rFonts w:ascii="Arial" w:hAnsi="Arial" w:eastAsia="Arial" w:cs="Tahoma"/>
+                <w:sz w:val="18"/>
+              </w:rPr>
+            </w:r>
+            <w:r>
+              <w:rPr>
+                <w:rFonts w:ascii="Arial" w:hAnsi="Arial" w:eastAsia="Arial" w:cs="Tahoma"/>
                 <w:sz w:val="18"/>
               </w:rPr>
               <w:t>Authorize menu/role</w:t>
@@ -7005,13 +7114,13 @@
             </w:pPr>
             <w:r>
               <w:rPr>
-                <w:rFonts w:ascii="Arial" w:hAnsi="Arial" w:eastAsia="Arial"/>
-                <w:sz w:val="18"/>
-              </w:rPr>
-            </w:r>
-            <w:r>
-              <w:rPr>
-                <w:rFonts w:ascii="Arial" w:hAnsi="Arial" w:eastAsia="Arial"/>
+                <w:rFonts w:ascii="Arial" w:hAnsi="Arial" w:eastAsia="Arial" w:cs="Tahoma"/>
+                <w:sz w:val="18"/>
+              </w:rPr>
+            </w:r>
+            <w:r>
+              <w:rPr>
+                <w:rFonts w:ascii="Arial" w:hAnsi="Arial" w:eastAsia="Arial" w:cs="Tahoma"/>
                 <w:sz w:val="18"/>
               </w:rPr>
               <w:t>middleware/service</w:t>
@@ -7030,13 +7139,13 @@
             </w:pPr>
             <w:r>
               <w:rPr>
-                <w:rFonts w:ascii="Arial" w:hAnsi="Arial" w:eastAsia="Arial"/>
-                <w:sz w:val="18"/>
-              </w:rPr>
-            </w:r>
-            <w:r>
-              <w:rPr>
-                <w:rFonts w:ascii="Arial" w:hAnsi="Arial" w:eastAsia="Arial"/>
+                <w:rFonts w:ascii="Arial" w:hAnsi="Arial" w:eastAsia="Arial" w:cs="Tahoma"/>
+                <w:sz w:val="18"/>
+              </w:rPr>
+            </w:r>
+            <w:r>
+              <w:rPr>
+                <w:rFonts w:ascii="Arial" w:hAnsi="Arial" w:eastAsia="Arial" w:cs="Tahoma"/>
                 <w:sz w:val="18"/>
               </w:rPr>
               <w:t>rbac.requireMenu/requireRole</w:t>
@@ -7055,13 +7164,13 @@
             </w:pPr>
             <w:r>
               <w:rPr>
-                <w:rFonts w:ascii="Arial" w:hAnsi="Arial" w:eastAsia="Arial"/>
-                <w:sz w:val="18"/>
-              </w:rPr>
-            </w:r>
-            <w:r>
-              <w:rPr>
-                <w:rFonts w:ascii="Arial" w:hAnsi="Arial" w:eastAsia="Arial"/>
+                <w:rFonts w:ascii="Arial" w:hAnsi="Arial" w:eastAsia="Arial" w:cs="Tahoma"/>
+                <w:sz w:val="18"/>
+              </w:rPr>
+            </w:r>
+            <w:r>
+              <w:rPr>
+                <w:rFonts w:ascii="Arial" w:hAnsi="Arial" w:eastAsia="Arial" w:cs="Tahoma"/>
                 <w:sz w:val="18"/>
               </w:rPr>
               <w:t>403 FORBIDDEN เมื่อไม่มีสิทธิ์</w:t>
@@ -7085,13 +7194,13 @@
             </w:pPr>
             <w:r>
               <w:rPr>
-                <w:rFonts w:ascii="Arial" w:hAnsi="Arial" w:eastAsia="Arial"/>
-                <w:sz w:val="18"/>
-              </w:rPr>
-            </w:r>
-            <w:r>
-              <w:rPr>
-                <w:rFonts w:ascii="Arial" w:hAnsi="Arial" w:eastAsia="Arial"/>
+                <w:rFonts w:ascii="Arial" w:hAnsi="Arial" w:eastAsia="Arial" w:cs="Tahoma"/>
+                <w:sz w:val="18"/>
+              </w:rPr>
+            </w:r>
+            <w:r>
+              <w:rPr>
+                <w:rFonts w:ascii="Arial" w:hAnsi="Arial" w:eastAsia="Arial" w:cs="Tahoma"/>
                 <w:sz w:val="18"/>
               </w:rPr>
               <w:t>Validate request</w:t>
@@ -7110,13 +7219,13 @@
             </w:pPr>
             <w:r>
               <w:rPr>
-                <w:rFonts w:ascii="Arial" w:hAnsi="Arial" w:eastAsia="Arial"/>
-                <w:sz w:val="18"/>
-              </w:rPr>
-            </w:r>
-            <w:r>
-              <w:rPr>
-                <w:rFonts w:ascii="Arial" w:hAnsi="Arial" w:eastAsia="Arial"/>
+                <w:rFonts w:ascii="Arial" w:hAnsi="Arial" w:eastAsia="Arial" w:cs="Tahoma"/>
+                <w:sz w:val="18"/>
+              </w:rPr>
+            </w:r>
+            <w:r>
+              <w:rPr>
+                <w:rFonts w:ascii="Arial" w:hAnsi="Arial" w:eastAsia="Arial" w:cs="Tahoma"/>
                 <w:sz w:val="18"/>
               </w:rPr>
               <w:t>controller</w:t>
@@ -7135,13 +7244,13 @@
             </w:pPr>
             <w:r>
               <w:rPr>
-                <w:rFonts w:ascii="Arial" w:hAnsi="Arial" w:eastAsia="Arial"/>
-                <w:sz w:val="18"/>
-              </w:rPr>
-            </w:r>
-            <w:r>
-              <w:rPr>
-                <w:rFonts w:ascii="Arial" w:hAnsi="Arial" w:eastAsia="Arial"/>
+                <w:rFonts w:ascii="Arial" w:hAnsi="Arial" w:eastAsia="Arial" w:cs="Tahoma"/>
+                <w:sz w:val="18"/>
+              </w:rPr>
+            </w:r>
+            <w:r>
+              <w:rPr>
+                <w:rFonts w:ascii="Arial" w:hAnsi="Arial" w:eastAsia="Arial" w:cs="Tahoma"/>
                 <w:sz w:val="18"/>
               </w:rPr>
               <w:t>zod schema</w:t>
@@ -7160,13 +7269,13 @@
             </w:pPr>
             <w:r>
               <w:rPr>
-                <w:rFonts w:ascii="Arial" w:hAnsi="Arial" w:eastAsia="Arial"/>
-                <w:sz w:val="18"/>
-              </w:rPr>
-            </w:r>
-            <w:r>
-              <w:rPr>
-                <w:rFonts w:ascii="Arial" w:hAnsi="Arial" w:eastAsia="Arial"/>
+                <w:rFonts w:ascii="Arial" w:hAnsi="Arial" w:eastAsia="Arial" w:cs="Tahoma"/>
+                <w:sz w:val="18"/>
+              </w:rPr>
+            </w:r>
+            <w:r>
+              <w:rPr>
+                <w:rFonts w:ascii="Arial" w:hAnsi="Arial" w:eastAsia="Arial" w:cs="Tahoma"/>
                 <w:sz w:val="18"/>
               </w:rPr>
               <w:t>400 VALIDATION envelope</w:t>
@@ -7190,13 +7299,13 @@
             </w:pPr>
             <w:r>
               <w:rPr>
-                <w:rFonts w:ascii="Arial" w:hAnsi="Arial" w:eastAsia="Arial"/>
-                <w:sz w:val="18"/>
-              </w:rPr>
-            </w:r>
-            <w:r>
-              <w:rPr>
-                <w:rFonts w:ascii="Arial" w:hAnsi="Arial" w:eastAsia="Arial"/>
+                <w:rFonts w:ascii="Arial" w:hAnsi="Arial" w:eastAsia="Arial" w:cs="Tahoma"/>
+                <w:sz w:val="18"/>
+              </w:rPr>
+            </w:r>
+            <w:r>
+              <w:rPr>
+                <w:rFonts w:ascii="Arial" w:hAnsi="Arial" w:eastAsia="Arial" w:cs="Tahoma"/>
                 <w:sz w:val="18"/>
               </w:rPr>
               <w:t>Return list</w:t>
@@ -7215,13 +7324,13 @@
             </w:pPr>
             <w:r>
               <w:rPr>
-                <w:rFonts w:ascii="Arial" w:hAnsi="Arial" w:eastAsia="Arial"/>
-                <w:sz w:val="18"/>
-              </w:rPr>
-            </w:r>
-            <w:r>
-              <w:rPr>
-                <w:rFonts w:ascii="Arial" w:hAnsi="Arial" w:eastAsia="Arial"/>
+                <w:rFonts w:ascii="Arial" w:hAnsi="Arial" w:eastAsia="Arial" w:cs="Tahoma"/>
+                <w:sz w:val="18"/>
+              </w:rPr>
+            </w:r>
+            <w:r>
+              <w:rPr>
+                <w:rFonts w:ascii="Arial" w:hAnsi="Arial" w:eastAsia="Arial" w:cs="Tahoma"/>
                 <w:sz w:val="18"/>
               </w:rPr>
               <w:t>repository/service</w:t>
@@ -7240,13 +7349,13 @@
             </w:pPr>
             <w:r>
               <w:rPr>
-                <w:rFonts w:ascii="Arial" w:hAnsi="Arial" w:eastAsia="Arial"/>
-                <w:sz w:val="18"/>
-              </w:rPr>
-            </w:r>
-            <w:r>
-              <w:rPr>
-                <w:rFonts w:ascii="Arial" w:hAnsi="Arial" w:eastAsia="Arial"/>
+                <w:rFonts w:ascii="Arial" w:hAnsi="Arial" w:eastAsia="Arial" w:cs="Tahoma"/>
+                <w:sz w:val="18"/>
+              </w:rPr>
+            </w:r>
+            <w:r>
+              <w:rPr>
+                <w:rFonts w:ascii="Arial" w:hAnsi="Arial" w:eastAsia="Arial" w:cs="Tahoma"/>
                 <w:sz w:val="18"/>
               </w:rPr>
               <w:t>PageResponse&lt;T&gt;</w:t>
@@ -7265,13 +7374,13 @@
             </w:pPr>
             <w:r>
               <w:rPr>
-                <w:rFonts w:ascii="Arial" w:hAnsi="Arial" w:eastAsia="Arial"/>
-                <w:sz w:val="18"/>
-              </w:rPr>
-            </w:r>
-            <w:r>
-              <w:rPr>
-                <w:rFonts w:ascii="Arial" w:hAnsi="Arial" w:eastAsia="Arial"/>
+                <w:rFonts w:ascii="Arial" w:hAnsi="Arial" w:eastAsia="Arial" w:cs="Tahoma"/>
+                <w:sz w:val="18"/>
+              </w:rPr>
+            </w:r>
+            <w:r>
+              <w:rPr>
+                <w:rFonts w:ascii="Arial" w:hAnsi="Arial" w:eastAsia="Arial" w:cs="Tahoma"/>
                 <w:sz w:val="18"/>
               </w:rPr>
               <w:t>pagination shape เดียวกัน</w:t>
@@ -7295,13 +7404,13 @@
             </w:pPr>
             <w:r>
               <w:rPr>
-                <w:rFonts w:ascii="Arial" w:hAnsi="Arial" w:eastAsia="Arial"/>
-                <w:sz w:val="18"/>
-              </w:rPr>
-            </w:r>
-            <w:r>
-              <w:rPr>
-                <w:rFonts w:ascii="Arial" w:hAnsi="Arial" w:eastAsia="Arial"/>
+                <w:rFonts w:ascii="Arial" w:hAnsi="Arial" w:eastAsia="Arial" w:cs="Tahoma"/>
+                <w:sz w:val="18"/>
+              </w:rPr>
+            </w:r>
+            <w:r>
+              <w:rPr>
+                <w:rFonts w:ascii="Arial" w:hAnsi="Arial" w:eastAsia="Arial" w:cs="Tahoma"/>
                 <w:sz w:val="18"/>
               </w:rPr>
               <w:t>Submit document action</w:t>
@@ -7320,13 +7429,13 @@
             </w:pPr>
             <w:r>
               <w:rPr>
-                <w:rFonts w:ascii="Arial" w:hAnsi="Arial" w:eastAsia="Arial"/>
-                <w:sz w:val="18"/>
-              </w:rPr>
-            </w:r>
-            <w:r>
-              <w:rPr>
-                <w:rFonts w:ascii="Arial" w:hAnsi="Arial" w:eastAsia="Arial"/>
+                <w:rFonts w:ascii="Arial" w:hAnsi="Arial" w:eastAsia="Arial" w:cs="Tahoma"/>
+                <w:sz w:val="18"/>
+              </w:rPr>
+            </w:r>
+            <w:r>
+              <w:rPr>
+                <w:rFonts w:ascii="Arial" w:hAnsi="Arial" w:eastAsia="Arial" w:cs="Tahoma"/>
                 <w:sz w:val="18"/>
               </w:rPr>
               <w:t>service</w:t>
@@ -7345,13 +7454,13 @@
             </w:pPr>
             <w:r>
               <w:rPr>
-                <w:rFonts w:ascii="Arial" w:hAnsi="Arial" w:eastAsia="Arial"/>
-                <w:sz w:val="18"/>
-              </w:rPr>
-            </w:r>
-            <w:r>
-              <w:rPr>
-                <w:rFonts w:ascii="Arial" w:hAnsi="Arial" w:eastAsia="Arial"/>
+                <w:rFonts w:ascii="Arial" w:hAnsi="Arial" w:eastAsia="Arial" w:cs="Tahoma"/>
+                <w:sz w:val="18"/>
+              </w:rPr>
+            </w:r>
+            <w:r>
+              <w:rPr>
+                <w:rFonts w:ascii="Arial" w:hAnsi="Arial" w:eastAsia="Arial" w:cs="Tahoma"/>
                 <w:sz w:val="18"/>
               </w:rPr>
               <w:t>documentAction.service.submit</w:t>
@@ -7370,13 +7479,13 @@
             </w:pPr>
             <w:r>
               <w:rPr>
-                <w:rFonts w:ascii="Arial" w:hAnsi="Arial" w:eastAsia="Arial"/>
-                <w:sz w:val="18"/>
-              </w:rPr>
-            </w:r>
-            <w:r>
-              <w:rPr>
-                <w:rFonts w:ascii="Arial" w:hAnsi="Arial" w:eastAsia="Arial"/>
+                <w:rFonts w:ascii="Arial" w:hAnsi="Arial" w:eastAsia="Arial" w:cs="Tahoma"/>
+                <w:sz w:val="18"/>
+              </w:rPr>
+            </w:r>
+            <w:r>
+              <w:rPr>
+                <w:rFonts w:ascii="Arial" w:hAnsi="Arial" w:eastAsia="Arial" w:cs="Tahoma"/>
                 <w:sz w:val="18"/>
               </w:rPr>
               <w:t>return ActionResponse</w:t>
@@ -7400,13 +7509,13 @@
             </w:pPr>
             <w:r>
               <w:rPr>
-                <w:rFonts w:ascii="Arial" w:hAnsi="Arial" w:eastAsia="Arial"/>
-                <w:sz w:val="18"/>
-              </w:rPr>
-            </w:r>
-            <w:r>
-              <w:rPr>
-                <w:rFonts w:ascii="Arial" w:hAnsi="Arial" w:eastAsia="Arial"/>
+                <w:rFonts w:ascii="Arial" w:hAnsi="Arial" w:eastAsia="Arial" w:cs="Tahoma"/>
+                <w:sz w:val="18"/>
+              </w:rPr>
+            </w:r>
+            <w:r>
+              <w:rPr>
+                <w:rFonts w:ascii="Arial" w:hAnsi="Arial" w:eastAsia="Arial" w:cs="Tahoma"/>
                 <w:sz w:val="18"/>
               </w:rPr>
               <w:t>Write audit</w:t>
@@ -7425,13 +7534,13 @@
             </w:pPr>
             <w:r>
               <w:rPr>
-                <w:rFonts w:ascii="Arial" w:hAnsi="Arial" w:eastAsia="Arial"/>
-                <w:sz w:val="18"/>
-              </w:rPr>
-            </w:r>
-            <w:r>
-              <w:rPr>
-                <w:rFonts w:ascii="Arial" w:hAnsi="Arial" w:eastAsia="Arial"/>
+                <w:rFonts w:ascii="Arial" w:hAnsi="Arial" w:eastAsia="Arial" w:cs="Tahoma"/>
+                <w:sz w:val="18"/>
+              </w:rPr>
+            </w:r>
+            <w:r>
+              <w:rPr>
+                <w:rFonts w:ascii="Arial" w:hAnsi="Arial" w:eastAsia="Arial" w:cs="Tahoma"/>
                 <w:sz w:val="18"/>
               </w:rPr>
               <w:t>transaction</w:t>
@@ -7450,13 +7559,13 @@
             </w:pPr>
             <w:r>
               <w:rPr>
-                <w:rFonts w:ascii="Arial" w:hAnsi="Arial" w:eastAsia="Arial"/>
-                <w:sz w:val="18"/>
-              </w:rPr>
-            </w:r>
-            <w:r>
-              <w:rPr>
-                <w:rFonts w:ascii="Arial" w:hAnsi="Arial" w:eastAsia="Arial"/>
+                <w:rFonts w:ascii="Arial" w:hAnsi="Arial" w:eastAsia="Arial" w:cs="Tahoma"/>
+                <w:sz w:val="18"/>
+              </w:rPr>
+            </w:r>
+            <w:r>
+              <w:rPr>
+                <w:rFonts w:ascii="Arial" w:hAnsi="Arial" w:eastAsia="Arial" w:cs="Tahoma"/>
                 <w:sz w:val="18"/>
               </w:rPr>
               <w:t>audit.service.write</w:t>
@@ -7475,13 +7584,13 @@
             </w:pPr>
             <w:r>
               <w:rPr>
-                <w:rFonts w:ascii="Arial" w:hAnsi="Arial" w:eastAsia="Arial"/>
-                <w:sz w:val="18"/>
-              </w:rPr>
-            </w:r>
-            <w:r>
-              <w:rPr>
-                <w:rFonts w:ascii="Arial" w:hAnsi="Arial" w:eastAsia="Arial"/>
+                <w:rFonts w:ascii="Arial" w:hAnsi="Arial" w:eastAsia="Arial" w:cs="Tahoma"/>
+                <w:sz w:val="18"/>
+              </w:rPr>
+            </w:r>
+            <w:r>
+              <w:rPr>
+                <w:rFonts w:ascii="Arial" w:hAnsi="Arial" w:eastAsia="Arial" w:cs="Tahoma"/>
                 <w:sz w:val="18"/>
               </w:rPr>
               <w:t>reason/updated_by/old_value/new_value</w:t>
@@ -7505,13 +7614,13 @@
             </w:pPr>
             <w:r>
               <w:rPr>
-                <w:rFonts w:ascii="Arial" w:hAnsi="Arial" w:eastAsia="Arial"/>
-                <w:sz w:val="18"/>
-              </w:rPr>
-            </w:r>
-            <w:r>
-              <w:rPr>
-                <w:rFonts w:ascii="Arial" w:hAnsi="Arial" w:eastAsia="Arial"/>
+                <w:rFonts w:ascii="Arial" w:hAnsi="Arial" w:eastAsia="Arial" w:cs="Tahoma"/>
+                <w:sz w:val="18"/>
+              </w:rPr>
+            </w:r>
+            <w:r>
+              <w:rPr>
+                <w:rFonts w:ascii="Arial" w:hAnsi="Arial" w:eastAsia="Arial" w:cs="Tahoma"/>
                 <w:sz w:val="18"/>
               </w:rPr>
               <w:t>Handle idempotency</w:t>
@@ -7530,13 +7639,13 @@
             </w:pPr>
             <w:r>
               <w:rPr>
-                <w:rFonts w:ascii="Arial" w:hAnsi="Arial" w:eastAsia="Arial"/>
-                <w:sz w:val="18"/>
-              </w:rPr>
-            </w:r>
-            <w:r>
-              <w:rPr>
-                <w:rFonts w:ascii="Arial" w:hAnsi="Arial" w:eastAsia="Arial"/>
+                <w:rFonts w:ascii="Arial" w:hAnsi="Arial" w:eastAsia="Arial" w:cs="Tahoma"/>
+                <w:sz w:val="18"/>
+              </w:rPr>
+            </w:r>
+            <w:r>
+              <w:rPr>
+                <w:rFonts w:ascii="Arial" w:hAnsi="Arial" w:eastAsia="Arial" w:cs="Tahoma"/>
                 <w:sz w:val="18"/>
               </w:rPr>
               <w:t>service</w:t>
@@ -7555,13 +7664,13 @@
             </w:pPr>
             <w:r>
               <w:rPr>
-                <w:rFonts w:ascii="Arial" w:hAnsi="Arial" w:eastAsia="Arial"/>
-                <w:sz w:val="18"/>
-              </w:rPr>
-            </w:r>
-            <w:r>
-              <w:rPr>
-                <w:rFonts w:ascii="Arial" w:hAnsi="Arial" w:eastAsia="Arial"/>
+                <w:rFonts w:ascii="Arial" w:hAnsi="Arial" w:eastAsia="Arial" w:cs="Tahoma"/>
+                <w:sz w:val="18"/>
+              </w:rPr>
+            </w:r>
+            <w:r>
+              <w:rPr>
+                <w:rFonts w:ascii="Arial" w:hAnsi="Arial" w:eastAsia="Arial" w:cs="Tahoma"/>
                 <w:sz w:val="18"/>
               </w:rPr>
               <w:t>requestId/business key</w:t>
@@ -7580,13 +7689,13 @@
             </w:pPr>
             <w:r>
               <w:rPr>
-                <w:rFonts w:ascii="Arial" w:hAnsi="Arial" w:eastAsia="Arial"/>
-                <w:sz w:val="18"/>
-              </w:rPr>
-            </w:r>
-            <w:r>
-              <w:rPr>
-                <w:rFonts w:ascii="Arial" w:hAnsi="Arial" w:eastAsia="Arial"/>
+                <w:rFonts w:ascii="Arial" w:hAnsi="Arial" w:eastAsia="Arial" w:cs="Tahoma"/>
+                <w:sz w:val="18"/>
+              </w:rPr>
+            </w:r>
+            <w:r>
+              <w:rPr>
+                <w:rFonts w:ascii="Arial" w:hAnsi="Arial" w:eastAsia="Arial" w:cs="Tahoma"/>
                 <w:sz w:val="18"/>
               </w:rPr>
               <w:t>duplicate returns existing result or 409 per endpoint rule</w:t>
@@ -7668,7 +7777,7 @@
             <w:r/>
             <w:r>
               <w:rPr>
-                <w:rFonts w:ascii="Arial" w:hAnsi="Arial" w:eastAsia="Arial"/>
+                <w:rFonts w:ascii="Arial" w:hAnsi="Arial" w:eastAsia="Arial" w:cs="Tahoma"/>
                 <w:b/>
                 <w:sz w:val="18"/>
               </w:rPr>
@@ -7690,7 +7799,7 @@
             <w:r/>
             <w:r>
               <w:rPr>
-                <w:rFonts w:ascii="Arial" w:hAnsi="Arial" w:eastAsia="Arial"/>
+                <w:rFonts w:ascii="Arial" w:hAnsi="Arial" w:eastAsia="Arial" w:cs="Tahoma"/>
                 <w:b/>
                 <w:sz w:val="18"/>
               </w:rPr>
@@ -7712,7 +7821,7 @@
             <w:r/>
             <w:r>
               <w:rPr>
-                <w:rFonts w:ascii="Arial" w:hAnsi="Arial" w:eastAsia="Arial"/>
+                <w:rFonts w:ascii="Arial" w:hAnsi="Arial" w:eastAsia="Arial" w:cs="Tahoma"/>
                 <w:b/>
                 <w:sz w:val="18"/>
               </w:rPr>
@@ -7734,7 +7843,7 @@
             <w:r/>
             <w:r>
               <w:rPr>
-                <w:rFonts w:ascii="Arial" w:hAnsi="Arial" w:eastAsia="Arial"/>
+                <w:rFonts w:ascii="Arial" w:hAnsi="Arial" w:eastAsia="Arial" w:cs="Tahoma"/>
                 <w:b/>
                 <w:sz w:val="18"/>
               </w:rPr>
@@ -7759,13 +7868,13 @@
             </w:pPr>
             <w:r>
               <w:rPr>
-                <w:rFonts w:ascii="Arial" w:hAnsi="Arial" w:eastAsia="Arial"/>
-                <w:sz w:val="18"/>
-              </w:rPr>
-            </w:r>
-            <w:r>
-              <w:rPr>
-                <w:rFonts w:ascii="Arial" w:hAnsi="Arial" w:eastAsia="Arial"/>
+                <w:rFonts w:ascii="Arial" w:hAnsi="Arial" w:eastAsia="Arial" w:cs="Tahoma"/>
+                <w:sz w:val="18"/>
+              </w:rPr>
+            </w:r>
+            <w:r>
+              <w:rPr>
+                <w:rFonts w:ascii="Arial" w:hAnsi="Arial" w:eastAsia="Arial" w:cs="Tahoma"/>
                 <w:sz w:val="18"/>
               </w:rPr>
               <w:t>-</w:t>
@@ -7784,13 +7893,13 @@
             </w:pPr>
             <w:r>
               <w:rPr>
-                <w:rFonts w:ascii="Arial" w:hAnsi="Arial" w:eastAsia="Arial"/>
-                <w:sz w:val="18"/>
-              </w:rPr>
-            </w:r>
-            <w:r>
-              <w:rPr>
-                <w:rFonts w:ascii="Arial" w:hAnsi="Arial" w:eastAsia="Arial"/>
+                <w:rFonts w:ascii="Arial" w:hAnsi="Arial" w:eastAsia="Arial" w:cs="Tahoma"/>
+                <w:sz w:val="18"/>
+              </w:rPr>
+            </w:r>
+            <w:r>
+              <w:rPr>
+                <w:rFonts w:ascii="Arial" w:hAnsi="Arial" w:eastAsia="Arial" w:cs="Tahoma"/>
                 <w:sz w:val="18"/>
               </w:rPr>
               <w:t>none</w:t>
@@ -7809,13 +7918,13 @@
             </w:pPr>
             <w:r>
               <w:rPr>
-                <w:rFonts w:ascii="Arial" w:hAnsi="Arial" w:eastAsia="Arial"/>
-                <w:sz w:val="18"/>
-              </w:rPr>
-            </w:r>
-            <w:r>
-              <w:rPr>
-                <w:rFonts w:ascii="Arial" w:hAnsi="Arial" w:eastAsia="Arial"/>
+                <w:rFonts w:ascii="Arial" w:hAnsi="Arial" w:eastAsia="Arial" w:cs="Tahoma"/>
+                <w:sz w:val="18"/>
+              </w:rPr>
+            </w:r>
+            <w:r>
+              <w:rPr>
+                <w:rFonts w:ascii="Arial" w:hAnsi="Arial" w:eastAsia="Arial" w:cs="Tahoma"/>
                 <w:sz w:val="18"/>
               </w:rPr>
               <w:t>No</w:t>
@@ -7834,13 +7943,13 @@
             </w:pPr>
             <w:r>
               <w:rPr>
-                <w:rFonts w:ascii="Arial" w:hAnsi="Arial" w:eastAsia="Arial"/>
-                <w:sz w:val="18"/>
-              </w:rPr>
-            </w:r>
-            <w:r>
-              <w:rPr>
-                <w:rFonts w:ascii="Arial" w:hAnsi="Arial" w:eastAsia="Arial"/>
+                <w:rFonts w:ascii="Arial" w:hAnsi="Arial" w:eastAsia="Arial" w:cs="Tahoma"/>
+                <w:sz w:val="18"/>
+              </w:rPr>
+            </w:r>
+            <w:r>
+              <w:rPr>
+                <w:rFonts w:ascii="Arial" w:hAnsi="Arial" w:eastAsia="Arial" w:cs="Tahoma"/>
                 <w:sz w:val="18"/>
               </w:rPr>
               <w:t>Endpoint has no JSON body/query object</w:t>
@@ -7878,7 +7987,7 @@
             <w:r/>
             <w:r>
               <w:rPr>
-                <w:rFonts w:ascii="Arial" w:hAnsi="Arial" w:eastAsia="Arial"/>
+                <w:rFonts w:ascii="Arial" w:hAnsi="Arial" w:eastAsia="Arial" w:cs="Tahoma"/>
                 <w:b/>
                 <w:sz w:val="18"/>
               </w:rPr>
@@ -7904,7 +8013,7 @@
             <w:r/>
             <w:r>
               <w:rPr>
-                <w:rFonts w:ascii="Courier New" w:hAnsi="Courier New" w:eastAsia="Courier New"/>
+                <w:rFonts w:ascii="Courier New" w:hAnsi="Courier New" w:eastAsia="Courier New" w:cs="Tahoma"/>
                 <w:sz w:val="16"/>
               </w:rPr>
               <w:t>{</w:t>
@@ -7962,7 +8071,7 @@
             <w:r/>
             <w:r>
               <w:rPr>
-                <w:rFonts w:ascii="Arial" w:hAnsi="Arial" w:eastAsia="Arial"/>
+                <w:rFonts w:ascii="Arial" w:hAnsi="Arial" w:eastAsia="Arial" w:cs="Tahoma"/>
                 <w:b/>
                 <w:sz w:val="18"/>
               </w:rPr>
@@ -7984,7 +8093,7 @@
             <w:r/>
             <w:r>
               <w:rPr>
-                <w:rFonts w:ascii="Arial" w:hAnsi="Arial" w:eastAsia="Arial"/>
+                <w:rFonts w:ascii="Arial" w:hAnsi="Arial" w:eastAsia="Arial" w:cs="Tahoma"/>
                 <w:b/>
                 <w:sz w:val="18"/>
               </w:rPr>
@@ -8006,7 +8115,7 @@
             <w:r/>
             <w:r>
               <w:rPr>
-                <w:rFonts w:ascii="Arial" w:hAnsi="Arial" w:eastAsia="Arial"/>
+                <w:rFonts w:ascii="Arial" w:hAnsi="Arial" w:eastAsia="Arial" w:cs="Tahoma"/>
                 <w:b/>
                 <w:sz w:val="18"/>
               </w:rPr>
@@ -8028,7 +8137,7 @@
             <w:r/>
             <w:r>
               <w:rPr>
-                <w:rFonts w:ascii="Arial" w:hAnsi="Arial" w:eastAsia="Arial"/>
+                <w:rFonts w:ascii="Arial" w:hAnsi="Arial" w:eastAsia="Arial" w:cs="Tahoma"/>
                 <w:b/>
                 <w:sz w:val="18"/>
               </w:rPr>
@@ -8053,13 +8162,13 @@
             </w:pPr>
             <w:r>
               <w:rPr>
-                <w:rFonts w:ascii="Arial" w:hAnsi="Arial" w:eastAsia="Arial"/>
-                <w:sz w:val="18"/>
-              </w:rPr>
-            </w:r>
-            <w:r>
-              <w:rPr>
-                <w:rFonts w:ascii="Arial" w:hAnsi="Arial" w:eastAsia="Arial"/>
+                <w:rFonts w:ascii="Arial" w:hAnsi="Arial" w:eastAsia="Arial" w:cs="Tahoma"/>
+                <w:sz w:val="18"/>
+              </w:rPr>
+            </w:r>
+            <w:r>
+              <w:rPr>
+                <w:rFonts w:ascii="Arial" w:hAnsi="Arial" w:eastAsia="Arial" w:cs="Tahoma"/>
                 <w:sz w:val="18"/>
               </w:rPr>
               <w:t>code</w:t>
@@ -8078,13 +8187,13 @@
             </w:pPr>
             <w:r>
               <w:rPr>
-                <w:rFonts w:ascii="Arial" w:hAnsi="Arial" w:eastAsia="Arial"/>
-                <w:sz w:val="18"/>
-              </w:rPr>
-            </w:r>
-            <w:r>
-              <w:rPr>
-                <w:rFonts w:ascii="Arial" w:hAnsi="Arial" w:eastAsia="Arial"/>
+                <w:rFonts w:ascii="Arial" w:hAnsi="Arial" w:eastAsia="Arial" w:cs="Tahoma"/>
+                <w:sz w:val="18"/>
+              </w:rPr>
+            </w:r>
+            <w:r>
+              <w:rPr>
+                <w:rFonts w:ascii="Arial" w:hAnsi="Arial" w:eastAsia="Arial" w:cs="Tahoma"/>
                 <w:sz w:val="18"/>
               </w:rPr>
               <w:t>string</w:t>
@@ -8103,13 +8212,13 @@
             </w:pPr>
             <w:r>
               <w:rPr>
-                <w:rFonts w:ascii="Arial" w:hAnsi="Arial" w:eastAsia="Arial"/>
-                <w:sz w:val="18"/>
-              </w:rPr>
-            </w:r>
-            <w:r>
-              <w:rPr>
-                <w:rFonts w:ascii="Arial" w:hAnsi="Arial" w:eastAsia="Arial"/>
+                <w:rFonts w:ascii="Arial" w:hAnsi="Arial" w:eastAsia="Arial" w:cs="Tahoma"/>
+                <w:sz w:val="18"/>
+              </w:rPr>
+            </w:r>
+            <w:r>
+              <w:rPr>
+                <w:rFonts w:ascii="Arial" w:hAnsi="Arial" w:eastAsia="Arial" w:cs="Tahoma"/>
                 <w:sz w:val="18"/>
               </w:rPr>
               <w:t>Yes</w:t>
@@ -8128,13 +8237,13 @@
             </w:pPr>
             <w:r>
               <w:rPr>
-                <w:rFonts w:ascii="Arial" w:hAnsi="Arial" w:eastAsia="Arial"/>
-                <w:sz w:val="18"/>
-              </w:rPr>
-            </w:r>
-            <w:r>
-              <w:rPr>
-                <w:rFonts w:ascii="Arial" w:hAnsi="Arial" w:eastAsia="Arial"/>
+                <w:rFonts w:ascii="Arial" w:hAnsi="Arial" w:eastAsia="Arial" w:cs="Tahoma"/>
+                <w:sz w:val="18"/>
+              </w:rPr>
+            </w:r>
+            <w:r>
+              <w:rPr>
+                <w:rFonts w:ascii="Arial" w:hAnsi="Arial" w:eastAsia="Arial" w:cs="Tahoma"/>
                 <w:sz w:val="18"/>
               </w:rPr>
               <w:t>UTF-8; use value domain described by endpoint purpose</w:t>
@@ -8158,13 +8267,13 @@
             </w:pPr>
             <w:r>
               <w:rPr>
-                <w:rFonts w:ascii="Arial" w:hAnsi="Arial" w:eastAsia="Arial"/>
-                <w:sz w:val="18"/>
-              </w:rPr>
-            </w:r>
-            <w:r>
-              <w:rPr>
-                <w:rFonts w:ascii="Arial" w:hAnsi="Arial" w:eastAsia="Arial"/>
+                <w:rFonts w:ascii="Arial" w:hAnsi="Arial" w:eastAsia="Arial" w:cs="Tahoma"/>
+                <w:sz w:val="18"/>
+              </w:rPr>
+            </w:r>
+            <w:r>
+              <w:rPr>
+                <w:rFonts w:ascii="Arial" w:hAnsi="Arial" w:eastAsia="Arial" w:cs="Tahoma"/>
                 <w:sz w:val="18"/>
               </w:rPr>
               <w:t>message</w:t>
@@ -8183,13 +8292,13 @@
             </w:pPr>
             <w:r>
               <w:rPr>
-                <w:rFonts w:ascii="Arial" w:hAnsi="Arial" w:eastAsia="Arial"/>
-                <w:sz w:val="18"/>
-              </w:rPr>
-            </w:r>
-            <w:r>
-              <w:rPr>
-                <w:rFonts w:ascii="Arial" w:hAnsi="Arial" w:eastAsia="Arial"/>
+                <w:rFonts w:ascii="Arial" w:hAnsi="Arial" w:eastAsia="Arial" w:cs="Tahoma"/>
+                <w:sz w:val="18"/>
+              </w:rPr>
+            </w:r>
+            <w:r>
+              <w:rPr>
+                <w:rFonts w:ascii="Arial" w:hAnsi="Arial" w:eastAsia="Arial" w:cs="Tahoma"/>
                 <w:sz w:val="18"/>
               </w:rPr>
               <w:t>string</w:t>
@@ -8208,13 +8317,13 @@
             </w:pPr>
             <w:r>
               <w:rPr>
-                <w:rFonts w:ascii="Arial" w:hAnsi="Arial" w:eastAsia="Arial"/>
-                <w:sz w:val="18"/>
-              </w:rPr>
-            </w:r>
-            <w:r>
-              <w:rPr>
-                <w:rFonts w:ascii="Arial" w:hAnsi="Arial" w:eastAsia="Arial"/>
+                <w:rFonts w:ascii="Arial" w:hAnsi="Arial" w:eastAsia="Arial" w:cs="Tahoma"/>
+                <w:sz w:val="18"/>
+              </w:rPr>
+            </w:r>
+            <w:r>
+              <w:rPr>
+                <w:rFonts w:ascii="Arial" w:hAnsi="Arial" w:eastAsia="Arial" w:cs="Tahoma"/>
                 <w:sz w:val="18"/>
               </w:rPr>
               <w:t>Yes</w:t>
@@ -8233,13 +8342,13 @@
             </w:pPr>
             <w:r>
               <w:rPr>
-                <w:rFonts w:ascii="Arial" w:hAnsi="Arial" w:eastAsia="Arial"/>
-                <w:sz w:val="18"/>
-              </w:rPr>
-            </w:r>
-            <w:r>
-              <w:rPr>
-                <w:rFonts w:ascii="Arial" w:hAnsi="Arial" w:eastAsia="Arial"/>
+                <w:rFonts w:ascii="Arial" w:hAnsi="Arial" w:eastAsia="Arial" w:cs="Tahoma"/>
+                <w:sz w:val="18"/>
+              </w:rPr>
+            </w:r>
+            <w:r>
+              <w:rPr>
+                <w:rFonts w:ascii="Arial" w:hAnsi="Arial" w:eastAsia="Arial" w:cs="Tahoma"/>
                 <w:sz w:val="18"/>
               </w:rPr>
               <w:t>UTF-8; use value domain described by endpoint purpose</w:t>
@@ -8296,7 +8405,7 @@
             <w:r/>
             <w:r>
               <w:rPr>
-                <w:rFonts w:ascii="Arial" w:hAnsi="Arial" w:eastAsia="Arial"/>
+                <w:rFonts w:ascii="Arial" w:hAnsi="Arial" w:eastAsia="Arial" w:cs="Tahoma"/>
                 <w:b/>
                 <w:sz w:val="18"/>
               </w:rPr>
@@ -8322,7 +8431,7 @@
             <w:r/>
             <w:r>
               <w:rPr>
-                <w:rFonts w:ascii="Courier New" w:hAnsi="Courier New" w:eastAsia="Courier New"/>
+                <w:rFonts w:ascii="Courier New" w:hAnsi="Courier New" w:eastAsia="Courier New" w:cs="Tahoma"/>
                 <w:sz w:val="16"/>
               </w:rPr>
               <w:t>{</w:t>
@@ -8380,7 +8489,7 @@
             <w:r/>
             <w:r>
               <w:rPr>
-                <w:rFonts w:ascii="Arial" w:hAnsi="Arial" w:eastAsia="Arial"/>
+                <w:rFonts w:ascii="Arial" w:hAnsi="Arial" w:eastAsia="Arial" w:cs="Tahoma"/>
                 <w:b/>
                 <w:sz w:val="18"/>
               </w:rPr>
@@ -8402,7 +8511,7 @@
             <w:r/>
             <w:r>
               <w:rPr>
-                <w:rFonts w:ascii="Arial" w:hAnsi="Arial" w:eastAsia="Arial"/>
+                <w:rFonts w:ascii="Arial" w:hAnsi="Arial" w:eastAsia="Arial" w:cs="Tahoma"/>
                 <w:b/>
                 <w:sz w:val="18"/>
               </w:rPr>
@@ -8424,7 +8533,7 @@
             <w:r/>
             <w:r>
               <w:rPr>
-                <w:rFonts w:ascii="Arial" w:hAnsi="Arial" w:eastAsia="Arial"/>
+                <w:rFonts w:ascii="Arial" w:hAnsi="Arial" w:eastAsia="Arial" w:cs="Tahoma"/>
                 <w:b/>
                 <w:sz w:val="18"/>
               </w:rPr>
@@ -8446,7 +8555,7 @@
             <w:r/>
             <w:r>
               <w:rPr>
-                <w:rFonts w:ascii="Arial" w:hAnsi="Arial" w:eastAsia="Arial"/>
+                <w:rFonts w:ascii="Arial" w:hAnsi="Arial" w:eastAsia="Arial" w:cs="Tahoma"/>
                 <w:b/>
                 <w:sz w:val="18"/>
               </w:rPr>
@@ -8471,13 +8580,13 @@
             </w:pPr>
             <w:r>
               <w:rPr>
-                <w:rFonts w:ascii="Arial" w:hAnsi="Arial" w:eastAsia="Arial"/>
-                <w:sz w:val="18"/>
-              </w:rPr>
-            </w:r>
-            <w:r>
-              <w:rPr>
-                <w:rFonts w:ascii="Arial" w:hAnsi="Arial" w:eastAsia="Arial"/>
+                <w:rFonts w:ascii="Arial" w:hAnsi="Arial" w:eastAsia="Arial" w:cs="Tahoma"/>
+                <w:sz w:val="18"/>
+              </w:rPr>
+            </w:r>
+            <w:r>
+              <w:rPr>
+                <w:rFonts w:ascii="Arial" w:hAnsi="Arial" w:eastAsia="Arial" w:cs="Tahoma"/>
                 <w:sz w:val="18"/>
               </w:rPr>
               <w:t>page</w:t>
@@ -8496,13 +8605,13 @@
             </w:pPr>
             <w:r>
               <w:rPr>
-                <w:rFonts w:ascii="Arial" w:hAnsi="Arial" w:eastAsia="Arial"/>
-                <w:sz w:val="18"/>
-              </w:rPr>
-            </w:r>
-            <w:r>
-              <w:rPr>
-                <w:rFonts w:ascii="Arial" w:hAnsi="Arial" w:eastAsia="Arial"/>
+                <w:rFonts w:ascii="Arial" w:hAnsi="Arial" w:eastAsia="Arial" w:cs="Tahoma"/>
+                <w:sz w:val="18"/>
+              </w:rPr>
+            </w:r>
+            <w:r>
+              <w:rPr>
+                <w:rFonts w:ascii="Arial" w:hAnsi="Arial" w:eastAsia="Arial" w:cs="Tahoma"/>
                 <w:sz w:val="18"/>
               </w:rPr>
               <w:t>integer</w:t>
@@ -8521,13 +8630,13 @@
             </w:pPr>
             <w:r>
               <w:rPr>
-                <w:rFonts w:ascii="Arial" w:hAnsi="Arial" w:eastAsia="Arial"/>
-                <w:sz w:val="18"/>
-              </w:rPr>
-            </w:r>
-            <w:r>
-              <w:rPr>
-                <w:rFonts w:ascii="Arial" w:hAnsi="Arial" w:eastAsia="Arial"/>
+                <w:rFonts w:ascii="Arial" w:hAnsi="Arial" w:eastAsia="Arial" w:cs="Tahoma"/>
+                <w:sz w:val="18"/>
+              </w:rPr>
+            </w:r>
+            <w:r>
+              <w:rPr>
+                <w:rFonts w:ascii="Arial" w:hAnsi="Arial" w:eastAsia="Arial" w:cs="Tahoma"/>
                 <w:sz w:val="18"/>
               </w:rPr>
               <w:t>No</w:t>
@@ -8546,13 +8655,13 @@
             </w:pPr>
             <w:r>
               <w:rPr>
-                <w:rFonts w:ascii="Arial" w:hAnsi="Arial" w:eastAsia="Arial"/>
-                <w:sz w:val="18"/>
-              </w:rPr>
-            </w:r>
-            <w:r>
-              <w:rPr>
-                <w:rFonts w:ascii="Arial" w:hAnsi="Arial" w:eastAsia="Arial"/>
+                <w:rFonts w:ascii="Arial" w:hAnsi="Arial" w:eastAsia="Arial" w:cs="Tahoma"/>
+                <w:sz w:val="18"/>
+              </w:rPr>
+            </w:r>
+            <w:r>
+              <w:rPr>
+                <w:rFonts w:ascii="Arial" w:hAnsi="Arial" w:eastAsia="Arial" w:cs="Tahoma"/>
                 <w:sz w:val="18"/>
               </w:rPr>
               <w:t>&gt;= 1; default 1</w:t>
@@ -8576,13 +8685,13 @@
             </w:pPr>
             <w:r>
               <w:rPr>
-                <w:rFonts w:ascii="Arial" w:hAnsi="Arial" w:eastAsia="Arial"/>
-                <w:sz w:val="18"/>
-              </w:rPr>
-            </w:r>
-            <w:r>
-              <w:rPr>
-                <w:rFonts w:ascii="Arial" w:hAnsi="Arial" w:eastAsia="Arial"/>
+                <w:rFonts w:ascii="Arial" w:hAnsi="Arial" w:eastAsia="Arial" w:cs="Tahoma"/>
+                <w:sz w:val="18"/>
+              </w:rPr>
+            </w:r>
+            <w:r>
+              <w:rPr>
+                <w:rFonts w:ascii="Arial" w:hAnsi="Arial" w:eastAsia="Arial" w:cs="Tahoma"/>
                 <w:sz w:val="18"/>
               </w:rPr>
               <w:t>size</w:t>
@@ -8601,13 +8710,13 @@
             </w:pPr>
             <w:r>
               <w:rPr>
-                <w:rFonts w:ascii="Arial" w:hAnsi="Arial" w:eastAsia="Arial"/>
-                <w:sz w:val="18"/>
-              </w:rPr>
-            </w:r>
-            <w:r>
-              <w:rPr>
-                <w:rFonts w:ascii="Arial" w:hAnsi="Arial" w:eastAsia="Arial"/>
+                <w:rFonts w:ascii="Arial" w:hAnsi="Arial" w:eastAsia="Arial" w:cs="Tahoma"/>
+                <w:sz w:val="18"/>
+              </w:rPr>
+            </w:r>
+            <w:r>
+              <w:rPr>
+                <w:rFonts w:ascii="Arial" w:hAnsi="Arial" w:eastAsia="Arial" w:cs="Tahoma"/>
                 <w:sz w:val="18"/>
               </w:rPr>
               <w:t>integer</w:t>
@@ -8626,13 +8735,13 @@
             </w:pPr>
             <w:r>
               <w:rPr>
-                <w:rFonts w:ascii="Arial" w:hAnsi="Arial" w:eastAsia="Arial"/>
-                <w:sz w:val="18"/>
-              </w:rPr>
-            </w:r>
-            <w:r>
-              <w:rPr>
-                <w:rFonts w:ascii="Arial" w:hAnsi="Arial" w:eastAsia="Arial"/>
+                <w:rFonts w:ascii="Arial" w:hAnsi="Arial" w:eastAsia="Arial" w:cs="Tahoma"/>
+                <w:sz w:val="18"/>
+              </w:rPr>
+            </w:r>
+            <w:r>
+              <w:rPr>
+                <w:rFonts w:ascii="Arial" w:hAnsi="Arial" w:eastAsia="Arial" w:cs="Tahoma"/>
                 <w:sz w:val="18"/>
               </w:rPr>
               <w:t>No</w:t>
@@ -8651,13 +8760,13 @@
             </w:pPr>
             <w:r>
               <w:rPr>
-                <w:rFonts w:ascii="Arial" w:hAnsi="Arial" w:eastAsia="Arial"/>
-                <w:sz w:val="18"/>
-              </w:rPr>
-            </w:r>
-            <w:r>
-              <w:rPr>
-                <w:rFonts w:ascii="Arial" w:hAnsi="Arial" w:eastAsia="Arial"/>
+                <w:rFonts w:ascii="Arial" w:hAnsi="Arial" w:eastAsia="Arial" w:cs="Tahoma"/>
+                <w:sz w:val="18"/>
+              </w:rPr>
+            </w:r>
+            <w:r>
+              <w:rPr>
+                <w:rFonts w:ascii="Arial" w:hAnsi="Arial" w:eastAsia="Arial" w:cs="Tahoma"/>
                 <w:sz w:val="18"/>
               </w:rPr>
               <w:t>1..100; default 20</w:t>
@@ -8695,7 +8804,7 @@
             <w:r/>
             <w:r>
               <w:rPr>
-                <w:rFonts w:ascii="Arial" w:hAnsi="Arial" w:eastAsia="Arial"/>
+                <w:rFonts w:ascii="Arial" w:hAnsi="Arial" w:eastAsia="Arial" w:cs="Tahoma"/>
                 <w:b/>
                 <w:sz w:val="18"/>
               </w:rPr>
@@ -8721,7 +8830,7 @@
             <w:r/>
             <w:r>
               <w:rPr>
-                <w:rFonts w:ascii="Courier New" w:hAnsi="Courier New" w:eastAsia="Courier New"/>
+                <w:rFonts w:ascii="Courier New" w:hAnsi="Courier New" w:eastAsia="Courier New" w:cs="Tahoma"/>
                 <w:sz w:val="16"/>
               </w:rPr>
               <w:t>{</w:t>
@@ -8783,7 +8892,7 @@
             <w:r/>
             <w:r>
               <w:rPr>
-                <w:rFonts w:ascii="Arial" w:hAnsi="Arial" w:eastAsia="Arial"/>
+                <w:rFonts w:ascii="Arial" w:hAnsi="Arial" w:eastAsia="Arial" w:cs="Tahoma"/>
                 <w:b/>
                 <w:sz w:val="18"/>
               </w:rPr>
@@ -8805,7 +8914,7 @@
             <w:r/>
             <w:r>
               <w:rPr>
-                <w:rFonts w:ascii="Arial" w:hAnsi="Arial" w:eastAsia="Arial"/>
+                <w:rFonts w:ascii="Arial" w:hAnsi="Arial" w:eastAsia="Arial" w:cs="Tahoma"/>
                 <w:b/>
                 <w:sz w:val="18"/>
               </w:rPr>
@@ -8827,7 +8936,7 @@
             <w:r/>
             <w:r>
               <w:rPr>
-                <w:rFonts w:ascii="Arial" w:hAnsi="Arial" w:eastAsia="Arial"/>
+                <w:rFonts w:ascii="Arial" w:hAnsi="Arial" w:eastAsia="Arial" w:cs="Tahoma"/>
                 <w:b/>
                 <w:sz w:val="18"/>
               </w:rPr>
@@ -8849,7 +8958,7 @@
             <w:r/>
             <w:r>
               <w:rPr>
-                <w:rFonts w:ascii="Arial" w:hAnsi="Arial" w:eastAsia="Arial"/>
+                <w:rFonts w:ascii="Arial" w:hAnsi="Arial" w:eastAsia="Arial" w:cs="Tahoma"/>
                 <w:b/>
                 <w:sz w:val="18"/>
               </w:rPr>
@@ -8874,13 +8983,13 @@
             </w:pPr>
             <w:r>
               <w:rPr>
-                <w:rFonts w:ascii="Arial" w:hAnsi="Arial" w:eastAsia="Arial"/>
-                <w:sz w:val="18"/>
-              </w:rPr>
-            </w:r>
-            <w:r>
-              <w:rPr>
-                <w:rFonts w:ascii="Arial" w:hAnsi="Arial" w:eastAsia="Arial"/>
+                <w:rFonts w:ascii="Arial" w:hAnsi="Arial" w:eastAsia="Arial" w:cs="Tahoma"/>
+                <w:sz w:val="18"/>
+              </w:rPr>
+            </w:r>
+            <w:r>
+              <w:rPr>
+                <w:rFonts w:ascii="Arial" w:hAnsi="Arial" w:eastAsia="Arial" w:cs="Tahoma"/>
                 <w:sz w:val="18"/>
               </w:rPr>
               <w:t>page</w:t>
@@ -8899,13 +9008,13 @@
             </w:pPr>
             <w:r>
               <w:rPr>
-                <w:rFonts w:ascii="Arial" w:hAnsi="Arial" w:eastAsia="Arial"/>
-                <w:sz w:val="18"/>
-              </w:rPr>
-            </w:r>
-            <w:r>
-              <w:rPr>
-                <w:rFonts w:ascii="Arial" w:hAnsi="Arial" w:eastAsia="Arial"/>
+                <w:rFonts w:ascii="Arial" w:hAnsi="Arial" w:eastAsia="Arial" w:cs="Tahoma"/>
+                <w:sz w:val="18"/>
+              </w:rPr>
+            </w:r>
+            <w:r>
+              <w:rPr>
+                <w:rFonts w:ascii="Arial" w:hAnsi="Arial" w:eastAsia="Arial" w:cs="Tahoma"/>
                 <w:sz w:val="18"/>
               </w:rPr>
               <w:t>integer</w:t>
@@ -8924,13 +9033,13 @@
             </w:pPr>
             <w:r>
               <w:rPr>
-                <w:rFonts w:ascii="Arial" w:hAnsi="Arial" w:eastAsia="Arial"/>
-                <w:sz w:val="18"/>
-              </w:rPr>
-            </w:r>
-            <w:r>
-              <w:rPr>
-                <w:rFonts w:ascii="Arial" w:hAnsi="Arial" w:eastAsia="Arial"/>
+                <w:rFonts w:ascii="Arial" w:hAnsi="Arial" w:eastAsia="Arial" w:cs="Tahoma"/>
+                <w:sz w:val="18"/>
+              </w:rPr>
+            </w:r>
+            <w:r>
+              <w:rPr>
+                <w:rFonts w:ascii="Arial" w:hAnsi="Arial" w:eastAsia="Arial" w:cs="Tahoma"/>
                 <w:sz w:val="18"/>
               </w:rPr>
               <w:t>Yes</w:t>
@@ -8949,13 +9058,13 @@
             </w:pPr>
             <w:r>
               <w:rPr>
-                <w:rFonts w:ascii="Arial" w:hAnsi="Arial" w:eastAsia="Arial"/>
-                <w:sz w:val="18"/>
-              </w:rPr>
-            </w:r>
-            <w:r>
-              <w:rPr>
-                <w:rFonts w:ascii="Arial" w:hAnsi="Arial" w:eastAsia="Arial"/>
+                <w:rFonts w:ascii="Arial" w:hAnsi="Arial" w:eastAsia="Arial" w:cs="Tahoma"/>
+                <w:sz w:val="18"/>
+              </w:rPr>
+            </w:r>
+            <w:r>
+              <w:rPr>
+                <w:rFonts w:ascii="Arial" w:hAnsi="Arial" w:eastAsia="Arial" w:cs="Tahoma"/>
                 <w:sz w:val="18"/>
               </w:rPr>
               <w:t>&gt;= 1; default 1</w:t>
@@ -8979,13 +9088,13 @@
             </w:pPr>
             <w:r>
               <w:rPr>
-                <w:rFonts w:ascii="Arial" w:hAnsi="Arial" w:eastAsia="Arial"/>
-                <w:sz w:val="18"/>
-              </w:rPr>
-            </w:r>
-            <w:r>
-              <w:rPr>
-                <w:rFonts w:ascii="Arial" w:hAnsi="Arial" w:eastAsia="Arial"/>
+                <w:rFonts w:ascii="Arial" w:hAnsi="Arial" w:eastAsia="Arial" w:cs="Tahoma"/>
+                <w:sz w:val="18"/>
+              </w:rPr>
+            </w:r>
+            <w:r>
+              <w:rPr>
+                <w:rFonts w:ascii="Arial" w:hAnsi="Arial" w:eastAsia="Arial" w:cs="Tahoma"/>
                 <w:sz w:val="18"/>
               </w:rPr>
               <w:t>size</w:t>
@@ -9004,13 +9113,13 @@
             </w:pPr>
             <w:r>
               <w:rPr>
-                <w:rFonts w:ascii="Arial" w:hAnsi="Arial" w:eastAsia="Arial"/>
-                <w:sz w:val="18"/>
-              </w:rPr>
-            </w:r>
-            <w:r>
-              <w:rPr>
-                <w:rFonts w:ascii="Arial" w:hAnsi="Arial" w:eastAsia="Arial"/>
+                <w:rFonts w:ascii="Arial" w:hAnsi="Arial" w:eastAsia="Arial" w:cs="Tahoma"/>
+                <w:sz w:val="18"/>
+              </w:rPr>
+            </w:r>
+            <w:r>
+              <w:rPr>
+                <w:rFonts w:ascii="Arial" w:hAnsi="Arial" w:eastAsia="Arial" w:cs="Tahoma"/>
                 <w:sz w:val="18"/>
               </w:rPr>
               <w:t>integer</w:t>
@@ -9029,13 +9138,13 @@
             </w:pPr>
             <w:r>
               <w:rPr>
-                <w:rFonts w:ascii="Arial" w:hAnsi="Arial" w:eastAsia="Arial"/>
-                <w:sz w:val="18"/>
-              </w:rPr>
-            </w:r>
-            <w:r>
-              <w:rPr>
-                <w:rFonts w:ascii="Arial" w:hAnsi="Arial" w:eastAsia="Arial"/>
+                <w:rFonts w:ascii="Arial" w:hAnsi="Arial" w:eastAsia="Arial" w:cs="Tahoma"/>
+                <w:sz w:val="18"/>
+              </w:rPr>
+            </w:r>
+            <w:r>
+              <w:rPr>
+                <w:rFonts w:ascii="Arial" w:hAnsi="Arial" w:eastAsia="Arial" w:cs="Tahoma"/>
                 <w:sz w:val="18"/>
               </w:rPr>
               <w:t>Yes</w:t>
@@ -9054,13 +9163,13 @@
             </w:pPr>
             <w:r>
               <w:rPr>
-                <w:rFonts w:ascii="Arial" w:hAnsi="Arial" w:eastAsia="Arial"/>
-                <w:sz w:val="18"/>
-              </w:rPr>
-            </w:r>
-            <w:r>
-              <w:rPr>
-                <w:rFonts w:ascii="Arial" w:hAnsi="Arial" w:eastAsia="Arial"/>
+                <w:rFonts w:ascii="Arial" w:hAnsi="Arial" w:eastAsia="Arial" w:cs="Tahoma"/>
+                <w:sz w:val="18"/>
+              </w:rPr>
+            </w:r>
+            <w:r>
+              <w:rPr>
+                <w:rFonts w:ascii="Arial" w:hAnsi="Arial" w:eastAsia="Arial" w:cs="Tahoma"/>
                 <w:sz w:val="18"/>
               </w:rPr>
               <w:t>1..100; default 20</w:t>
@@ -9084,13 +9193,13 @@
             </w:pPr>
             <w:r>
               <w:rPr>
-                <w:rFonts w:ascii="Arial" w:hAnsi="Arial" w:eastAsia="Arial"/>
-                <w:sz w:val="18"/>
-              </w:rPr>
-            </w:r>
-            <w:r>
-              <w:rPr>
-                <w:rFonts w:ascii="Arial" w:hAnsi="Arial" w:eastAsia="Arial"/>
+                <w:rFonts w:ascii="Arial" w:hAnsi="Arial" w:eastAsia="Arial" w:cs="Tahoma"/>
+                <w:sz w:val="18"/>
+              </w:rPr>
+            </w:r>
+            <w:r>
+              <w:rPr>
+                <w:rFonts w:ascii="Arial" w:hAnsi="Arial" w:eastAsia="Arial" w:cs="Tahoma"/>
                 <w:sz w:val="18"/>
               </w:rPr>
               <w:t>total</w:t>
@@ -9109,13 +9218,13 @@
             </w:pPr>
             <w:r>
               <w:rPr>
-                <w:rFonts w:ascii="Arial" w:hAnsi="Arial" w:eastAsia="Arial"/>
-                <w:sz w:val="18"/>
-              </w:rPr>
-            </w:r>
-            <w:r>
-              <w:rPr>
-                <w:rFonts w:ascii="Arial" w:hAnsi="Arial" w:eastAsia="Arial"/>
+                <w:rFonts w:ascii="Arial" w:hAnsi="Arial" w:eastAsia="Arial" w:cs="Tahoma"/>
+                <w:sz w:val="18"/>
+              </w:rPr>
+            </w:r>
+            <w:r>
+              <w:rPr>
+                <w:rFonts w:ascii="Arial" w:hAnsi="Arial" w:eastAsia="Arial" w:cs="Tahoma"/>
                 <w:sz w:val="18"/>
               </w:rPr>
               <w:t>integer</w:t>
@@ -9134,13 +9243,13 @@
             </w:pPr>
             <w:r>
               <w:rPr>
-                <w:rFonts w:ascii="Arial" w:hAnsi="Arial" w:eastAsia="Arial"/>
-                <w:sz w:val="18"/>
-              </w:rPr>
-            </w:r>
-            <w:r>
-              <w:rPr>
-                <w:rFonts w:ascii="Arial" w:hAnsi="Arial" w:eastAsia="Arial"/>
+                <w:rFonts w:ascii="Arial" w:hAnsi="Arial" w:eastAsia="Arial" w:cs="Tahoma"/>
+                <w:sz w:val="18"/>
+              </w:rPr>
+            </w:r>
+            <w:r>
+              <w:rPr>
+                <w:rFonts w:ascii="Arial" w:hAnsi="Arial" w:eastAsia="Arial" w:cs="Tahoma"/>
                 <w:sz w:val="18"/>
               </w:rPr>
               <w:t>Yes</w:t>
@@ -9159,13 +9268,13 @@
             </w:pPr>
             <w:r>
               <w:rPr>
-                <w:rFonts w:ascii="Arial" w:hAnsi="Arial" w:eastAsia="Arial"/>
-                <w:sz w:val="18"/>
-              </w:rPr>
-            </w:r>
-            <w:r>
-              <w:rPr>
-                <w:rFonts w:ascii="Arial" w:hAnsi="Arial" w:eastAsia="Arial"/>
+                <w:rFonts w:ascii="Arial" w:hAnsi="Arial" w:eastAsia="Arial" w:cs="Tahoma"/>
+                <w:sz w:val="18"/>
+              </w:rPr>
+            </w:r>
+            <w:r>
+              <w:rPr>
+                <w:rFonts w:ascii="Arial" w:hAnsi="Arial" w:eastAsia="Arial" w:cs="Tahoma"/>
                 <w:sz w:val="18"/>
               </w:rPr>
               <w:t>UTF-8; use value domain described by endpoint purpose</w:t>
@@ -9189,13 +9298,13 @@
             </w:pPr>
             <w:r>
               <w:rPr>
-                <w:rFonts w:ascii="Arial" w:hAnsi="Arial" w:eastAsia="Arial"/>
-                <w:sz w:val="18"/>
-              </w:rPr>
-            </w:r>
-            <w:r>
-              <w:rPr>
-                <w:rFonts w:ascii="Arial" w:hAnsi="Arial" w:eastAsia="Arial"/>
+                <w:rFonts w:ascii="Arial" w:hAnsi="Arial" w:eastAsia="Arial" w:cs="Tahoma"/>
+                <w:sz w:val="18"/>
+              </w:rPr>
+            </w:r>
+            <w:r>
+              <w:rPr>
+                <w:rFonts w:ascii="Arial" w:hAnsi="Arial" w:eastAsia="Arial" w:cs="Tahoma"/>
                 <w:sz w:val="18"/>
               </w:rPr>
               <w:t>items</w:t>
@@ -9214,13 +9323,13 @@
             </w:pPr>
             <w:r>
               <w:rPr>
-                <w:rFonts w:ascii="Arial" w:hAnsi="Arial" w:eastAsia="Arial"/>
-                <w:sz w:val="18"/>
-              </w:rPr>
-            </w:r>
-            <w:r>
-              <w:rPr>
-                <w:rFonts w:ascii="Arial" w:hAnsi="Arial" w:eastAsia="Arial"/>
+                <w:rFonts w:ascii="Arial" w:hAnsi="Arial" w:eastAsia="Arial" w:cs="Tahoma"/>
+                <w:sz w:val="18"/>
+              </w:rPr>
+            </w:r>
+            <w:r>
+              <w:rPr>
+                <w:rFonts w:ascii="Arial" w:hAnsi="Arial" w:eastAsia="Arial" w:cs="Tahoma"/>
                 <w:sz w:val="18"/>
               </w:rPr>
               <w:t>array&lt;object&gt;</w:t>
@@ -9239,13 +9348,13 @@
             </w:pPr>
             <w:r>
               <w:rPr>
-                <w:rFonts w:ascii="Arial" w:hAnsi="Arial" w:eastAsia="Arial"/>
-                <w:sz w:val="18"/>
-              </w:rPr>
-            </w:r>
-            <w:r>
-              <w:rPr>
-                <w:rFonts w:ascii="Arial" w:hAnsi="Arial" w:eastAsia="Arial"/>
+                <w:rFonts w:ascii="Arial" w:hAnsi="Arial" w:eastAsia="Arial" w:cs="Tahoma"/>
+                <w:sz w:val="18"/>
+              </w:rPr>
+            </w:r>
+            <w:r>
+              <w:rPr>
+                <w:rFonts w:ascii="Arial" w:hAnsi="Arial" w:eastAsia="Arial" w:cs="Tahoma"/>
                 <w:sz w:val="18"/>
               </w:rPr>
               <w:t>Yes</w:t>
@@ -9264,13 +9373,13 @@
             </w:pPr>
             <w:r>
               <w:rPr>
-                <w:rFonts w:ascii="Arial" w:hAnsi="Arial" w:eastAsia="Arial"/>
-                <w:sz w:val="18"/>
-              </w:rPr>
-            </w:r>
-            <w:r>
-              <w:rPr>
-                <w:rFonts w:ascii="Arial" w:hAnsi="Arial" w:eastAsia="Arial"/>
+                <w:rFonts w:ascii="Arial" w:hAnsi="Arial" w:eastAsia="Arial" w:cs="Tahoma"/>
+                <w:sz w:val="18"/>
+              </w:rPr>
+            </w:r>
+            <w:r>
+              <w:rPr>
+                <w:rFonts w:ascii="Arial" w:hAnsi="Arial" w:eastAsia="Arial" w:cs="Tahoma"/>
                 <w:sz w:val="18"/>
               </w:rPr>
               <w:t>JSON array; element type shown in Type column</w:t>
@@ -9333,7 +9442,7 @@
             <w:r/>
             <w:r>
               <w:rPr>
-                <w:rFonts w:ascii="Arial" w:hAnsi="Arial" w:eastAsia="Arial"/>
+                <w:rFonts w:ascii="Arial" w:hAnsi="Arial" w:eastAsia="Arial" w:cs="Tahoma"/>
                 <w:b/>
                 <w:sz w:val="18"/>
               </w:rPr>
@@ -9359,7 +9468,7 @@
             <w:r/>
             <w:r>
               <w:rPr>
-                <w:rFonts w:ascii="Courier New" w:hAnsi="Courier New" w:eastAsia="Courier New"/>
+                <w:rFonts w:ascii="Courier New" w:hAnsi="Courier New" w:eastAsia="Courier New" w:cs="Tahoma"/>
                 <w:sz w:val="16"/>
               </w:rPr>
               <w:t>{</w:t>
@@ -9417,7 +9526,7 @@
             <w:r/>
             <w:r>
               <w:rPr>
-                <w:rFonts w:ascii="Arial" w:hAnsi="Arial" w:eastAsia="Arial"/>
+                <w:rFonts w:ascii="Arial" w:hAnsi="Arial" w:eastAsia="Arial" w:cs="Tahoma"/>
                 <w:b/>
                 <w:sz w:val="18"/>
               </w:rPr>
@@ -9439,7 +9548,7 @@
             <w:r/>
             <w:r>
               <w:rPr>
-                <w:rFonts w:ascii="Arial" w:hAnsi="Arial" w:eastAsia="Arial"/>
+                <w:rFonts w:ascii="Arial" w:hAnsi="Arial" w:eastAsia="Arial" w:cs="Tahoma"/>
                 <w:b/>
                 <w:sz w:val="18"/>
               </w:rPr>
@@ -9461,7 +9570,7 @@
             <w:r/>
             <w:r>
               <w:rPr>
-                <w:rFonts w:ascii="Arial" w:hAnsi="Arial" w:eastAsia="Arial"/>
+                <w:rFonts w:ascii="Arial" w:hAnsi="Arial" w:eastAsia="Arial" w:cs="Tahoma"/>
                 <w:b/>
                 <w:sz w:val="18"/>
               </w:rPr>
@@ -9483,7 +9592,7 @@
             <w:r/>
             <w:r>
               <w:rPr>
-                <w:rFonts w:ascii="Arial" w:hAnsi="Arial" w:eastAsia="Arial"/>
+                <w:rFonts w:ascii="Arial" w:hAnsi="Arial" w:eastAsia="Arial" w:cs="Tahoma"/>
                 <w:b/>
                 <w:sz w:val="18"/>
               </w:rPr>
@@ -9508,13 +9617,13 @@
             </w:pPr>
             <w:r>
               <w:rPr>
-                <w:rFonts w:ascii="Arial" w:hAnsi="Arial" w:eastAsia="Arial"/>
-                <w:sz w:val="18"/>
-              </w:rPr>
-            </w:r>
-            <w:r>
-              <w:rPr>
-                <w:rFonts w:ascii="Arial" w:hAnsi="Arial" w:eastAsia="Arial"/>
+                <w:rFonts w:ascii="Arial" w:hAnsi="Arial" w:eastAsia="Arial" w:cs="Tahoma"/>
+                <w:sz w:val="18"/>
+              </w:rPr>
+            </w:r>
+            <w:r>
+              <w:rPr>
+                <w:rFonts w:ascii="Arial" w:hAnsi="Arial" w:eastAsia="Arial" w:cs="Tahoma"/>
                 <w:sz w:val="18"/>
               </w:rPr>
               <w:t>result</w:t>
@@ -9533,13 +9642,13 @@
             </w:pPr>
             <w:r>
               <w:rPr>
-                <w:rFonts w:ascii="Arial" w:hAnsi="Arial" w:eastAsia="Arial"/>
-                <w:sz w:val="18"/>
-              </w:rPr>
-            </w:r>
-            <w:r>
-              <w:rPr>
-                <w:rFonts w:ascii="Arial" w:hAnsi="Arial" w:eastAsia="Arial"/>
+                <w:rFonts w:ascii="Arial" w:hAnsi="Arial" w:eastAsia="Arial" w:cs="Tahoma"/>
+                <w:sz w:val="18"/>
+              </w:rPr>
+            </w:r>
+            <w:r>
+              <w:rPr>
+                <w:rFonts w:ascii="Arial" w:hAnsi="Arial" w:eastAsia="Arial" w:cs="Tahoma"/>
                 <w:sz w:val="18"/>
               </w:rPr>
               <w:t>string</w:t>
@@ -9558,13 +9667,13 @@
             </w:pPr>
             <w:r>
               <w:rPr>
-                <w:rFonts w:ascii="Arial" w:hAnsi="Arial" w:eastAsia="Arial"/>
-                <w:sz w:val="18"/>
-              </w:rPr>
-            </w:r>
-            <w:r>
-              <w:rPr>
-                <w:rFonts w:ascii="Arial" w:hAnsi="Arial" w:eastAsia="Arial"/>
+                <w:rFonts w:ascii="Arial" w:hAnsi="Arial" w:eastAsia="Arial" w:cs="Tahoma"/>
+                <w:sz w:val="18"/>
+              </w:rPr>
+            </w:r>
+            <w:r>
+              <w:rPr>
+                <w:rFonts w:ascii="Arial" w:hAnsi="Arial" w:eastAsia="Arial" w:cs="Tahoma"/>
                 <w:sz w:val="18"/>
               </w:rPr>
               <w:t>Yes</w:t>
@@ -9583,13 +9692,13 @@
             </w:pPr>
             <w:r>
               <w:rPr>
-                <w:rFonts w:ascii="Arial" w:hAnsi="Arial" w:eastAsia="Arial"/>
-                <w:sz w:val="18"/>
-              </w:rPr>
-            </w:r>
-            <w:r>
-              <w:rPr>
-                <w:rFonts w:ascii="Arial" w:hAnsi="Arial" w:eastAsia="Arial"/>
+                <w:rFonts w:ascii="Arial" w:hAnsi="Arial" w:eastAsia="Arial" w:cs="Tahoma"/>
+                <w:sz w:val="18"/>
+              </w:rPr>
+            </w:r>
+            <w:r>
+              <w:rPr>
+                <w:rFonts w:ascii="Arial" w:hAnsi="Arial" w:eastAsia="Arial" w:cs="Tahoma"/>
                 <w:sz w:val="18"/>
               </w:rPr>
               <w:t>UTF-8; use value domain described by endpoint purpose</w:t>
@@ -9613,13 +9722,13 @@
             </w:pPr>
             <w:r>
               <w:rPr>
-                <w:rFonts w:ascii="Arial" w:hAnsi="Arial" w:eastAsia="Arial"/>
-                <w:sz w:val="18"/>
-              </w:rPr>
-            </w:r>
-            <w:r>
-              <w:rPr>
-                <w:rFonts w:ascii="Arial" w:hAnsi="Arial" w:eastAsia="Arial"/>
+                <w:rFonts w:ascii="Arial" w:hAnsi="Arial" w:eastAsia="Arial" w:cs="Tahoma"/>
+                <w:sz w:val="18"/>
+              </w:rPr>
+            </w:r>
+            <w:r>
+              <w:rPr>
+                <w:rFonts w:ascii="Arial" w:hAnsi="Arial" w:eastAsia="Arial" w:cs="Tahoma"/>
                 <w:sz w:val="18"/>
               </w:rPr>
               <w:t>comment</w:t>
@@ -9638,13 +9747,13 @@
             </w:pPr>
             <w:r>
               <w:rPr>
-                <w:rFonts w:ascii="Arial" w:hAnsi="Arial" w:eastAsia="Arial"/>
-                <w:sz w:val="18"/>
-              </w:rPr>
-            </w:r>
-            <w:r>
-              <w:rPr>
-                <w:rFonts w:ascii="Arial" w:hAnsi="Arial" w:eastAsia="Arial"/>
+                <w:rFonts w:ascii="Arial" w:hAnsi="Arial" w:eastAsia="Arial" w:cs="Tahoma"/>
+                <w:sz w:val="18"/>
+              </w:rPr>
+            </w:r>
+            <w:r>
+              <w:rPr>
+                <w:rFonts w:ascii="Arial" w:hAnsi="Arial" w:eastAsia="Arial" w:cs="Tahoma"/>
                 <w:sz w:val="18"/>
               </w:rPr>
               <w:t>string</w:t>
@@ -9663,13 +9772,13 @@
             </w:pPr>
             <w:r>
               <w:rPr>
-                <w:rFonts w:ascii="Arial" w:hAnsi="Arial" w:eastAsia="Arial"/>
-                <w:sz w:val="18"/>
-              </w:rPr>
-            </w:r>
-            <w:r>
-              <w:rPr>
-                <w:rFonts w:ascii="Arial" w:hAnsi="Arial" w:eastAsia="Arial"/>
+                <w:rFonts w:ascii="Arial" w:hAnsi="Arial" w:eastAsia="Arial" w:cs="Tahoma"/>
+                <w:sz w:val="18"/>
+              </w:rPr>
+            </w:r>
+            <w:r>
+              <w:rPr>
+                <w:rFonts w:ascii="Arial" w:hAnsi="Arial" w:eastAsia="Arial" w:cs="Tahoma"/>
                 <w:sz w:val="18"/>
               </w:rPr>
               <w:t>Yes</w:t>
@@ -9688,13 +9797,13 @@
             </w:pPr>
             <w:r>
               <w:rPr>
-                <w:rFonts w:ascii="Arial" w:hAnsi="Arial" w:eastAsia="Arial"/>
-                <w:sz w:val="18"/>
-              </w:rPr>
-            </w:r>
-            <w:r>
-              <w:rPr>
-                <w:rFonts w:ascii="Arial" w:hAnsi="Arial" w:eastAsia="Arial"/>
+                <w:rFonts w:ascii="Arial" w:hAnsi="Arial" w:eastAsia="Arial" w:cs="Tahoma"/>
+                <w:sz w:val="18"/>
+              </w:rPr>
+            </w:r>
+            <w:r>
+              <w:rPr>
+                <w:rFonts w:ascii="Arial" w:hAnsi="Arial" w:eastAsia="Arial" w:cs="Tahoma"/>
                 <w:sz w:val="18"/>
               </w:rPr>
               <w:t>trimmed UTF-8 Thai text; required by operation/business rule</w:t>
@@ -9732,7 +9841,7 @@
             <w:r/>
             <w:r>
               <w:rPr>
-                <w:rFonts w:ascii="Arial" w:hAnsi="Arial" w:eastAsia="Arial"/>
+                <w:rFonts w:ascii="Arial" w:hAnsi="Arial" w:eastAsia="Arial" w:cs="Tahoma"/>
                 <w:b/>
                 <w:sz w:val="18"/>
               </w:rPr>
@@ -9758,7 +9867,7 @@
             <w:r/>
             <w:r>
               <w:rPr>
-                <w:rFonts w:ascii="Courier New" w:hAnsi="Courier New" w:eastAsia="Courier New"/>
+                <w:rFonts w:ascii="Courier New" w:hAnsi="Courier New" w:eastAsia="Courier New" w:cs="Tahoma"/>
                 <w:sz w:val="16"/>
               </w:rPr>
               <w:t>{</w:t>
@@ -9818,7 +9927,7 @@
             <w:r/>
             <w:r>
               <w:rPr>
-                <w:rFonts w:ascii="Arial" w:hAnsi="Arial" w:eastAsia="Arial"/>
+                <w:rFonts w:ascii="Arial" w:hAnsi="Arial" w:eastAsia="Arial" w:cs="Tahoma"/>
                 <w:b/>
                 <w:sz w:val="18"/>
               </w:rPr>
@@ -9840,7 +9949,7 @@
             <w:r/>
             <w:r>
               <w:rPr>
-                <w:rFonts w:ascii="Arial" w:hAnsi="Arial" w:eastAsia="Arial"/>
+                <w:rFonts w:ascii="Arial" w:hAnsi="Arial" w:eastAsia="Arial" w:cs="Tahoma"/>
                 <w:b/>
                 <w:sz w:val="18"/>
               </w:rPr>
@@ -9862,7 +9971,7 @@
             <w:r/>
             <w:r>
               <w:rPr>
-                <w:rFonts w:ascii="Arial" w:hAnsi="Arial" w:eastAsia="Arial"/>
+                <w:rFonts w:ascii="Arial" w:hAnsi="Arial" w:eastAsia="Arial" w:cs="Tahoma"/>
                 <w:b/>
                 <w:sz w:val="18"/>
               </w:rPr>
@@ -9884,7 +9993,7 @@
             <w:r/>
             <w:r>
               <w:rPr>
-                <w:rFonts w:ascii="Arial" w:hAnsi="Arial" w:eastAsia="Arial"/>
+                <w:rFonts w:ascii="Arial" w:hAnsi="Arial" w:eastAsia="Arial" w:cs="Tahoma"/>
                 <w:b/>
                 <w:sz w:val="18"/>
               </w:rPr>
@@ -9909,13 +10018,13 @@
             </w:pPr>
             <w:r>
               <w:rPr>
-                <w:rFonts w:ascii="Arial" w:hAnsi="Arial" w:eastAsia="Arial"/>
-                <w:sz w:val="18"/>
-              </w:rPr>
-            </w:r>
-            <w:r>
-              <w:rPr>
-                <w:rFonts w:ascii="Arial" w:hAnsi="Arial" w:eastAsia="Arial"/>
+                <w:rFonts w:ascii="Arial" w:hAnsi="Arial" w:eastAsia="Arial" w:cs="Tahoma"/>
+                <w:sz w:val="18"/>
+              </w:rPr>
+            </w:r>
+            <w:r>
+              <w:rPr>
+                <w:rFonts w:ascii="Arial" w:hAnsi="Arial" w:eastAsia="Arial" w:cs="Tahoma"/>
                 <w:sz w:val="18"/>
               </w:rPr>
               <w:t>statusCode</w:t>
@@ -9934,13 +10043,13 @@
             </w:pPr>
             <w:r>
               <w:rPr>
-                <w:rFonts w:ascii="Arial" w:hAnsi="Arial" w:eastAsia="Arial"/>
-                <w:sz w:val="18"/>
-              </w:rPr>
-            </w:r>
-            <w:r>
-              <w:rPr>
-                <w:rFonts w:ascii="Arial" w:hAnsi="Arial" w:eastAsia="Arial"/>
+                <w:rFonts w:ascii="Arial" w:hAnsi="Arial" w:eastAsia="Arial" w:cs="Tahoma"/>
+                <w:sz w:val="18"/>
+              </w:rPr>
+            </w:r>
+            <w:r>
+              <w:rPr>
+                <w:rFonts w:ascii="Arial" w:hAnsi="Arial" w:eastAsia="Arial" w:cs="Tahoma"/>
                 <w:sz w:val="18"/>
               </w:rPr>
               <w:t>string</w:t>
@@ -9959,13 +10068,13 @@
             </w:pPr>
             <w:r>
               <w:rPr>
-                <w:rFonts w:ascii="Arial" w:hAnsi="Arial" w:eastAsia="Arial"/>
-                <w:sz w:val="18"/>
-              </w:rPr>
-            </w:r>
-            <w:r>
-              <w:rPr>
-                <w:rFonts w:ascii="Arial" w:hAnsi="Arial" w:eastAsia="Arial"/>
+                <w:rFonts w:ascii="Arial" w:hAnsi="Arial" w:eastAsia="Arial" w:cs="Tahoma"/>
+                <w:sz w:val="18"/>
+              </w:rPr>
+            </w:r>
+            <w:r>
+              <w:rPr>
+                <w:rFonts w:ascii="Arial" w:hAnsi="Arial" w:eastAsia="Arial" w:cs="Tahoma"/>
                 <w:sz w:val="18"/>
               </w:rPr>
               <w:t>Yes</w:t>
@@ -9984,13 +10093,13 @@
             </w:pPr>
             <w:r>
               <w:rPr>
-                <w:rFonts w:ascii="Arial" w:hAnsi="Arial" w:eastAsia="Arial"/>
-                <w:sz w:val="18"/>
-              </w:rPr>
-            </w:r>
-            <w:r>
-              <w:rPr>
-                <w:rFonts w:ascii="Arial" w:hAnsi="Arial" w:eastAsia="Arial"/>
+                <w:rFonts w:ascii="Arial" w:hAnsi="Arial" w:eastAsia="Arial" w:cs="Tahoma"/>
+                <w:sz w:val="18"/>
+              </w:rPr>
+            </w:r>
+            <w:r>
+              <w:rPr>
+                <w:rFonts w:ascii="Arial" w:hAnsi="Arial" w:eastAsia="Arial" w:cs="Tahoma"/>
                 <w:sz w:val="18"/>
               </w:rPr>
               <w:t>canonical code; do not replace with display label</w:t>
@@ -10014,13 +10123,13 @@
             </w:pPr>
             <w:r>
               <w:rPr>
-                <w:rFonts w:ascii="Arial" w:hAnsi="Arial" w:eastAsia="Arial"/>
-                <w:sz w:val="18"/>
-              </w:rPr>
-            </w:r>
-            <w:r>
-              <w:rPr>
-                <w:rFonts w:ascii="Arial" w:hAnsi="Arial" w:eastAsia="Arial"/>
+                <w:rFonts w:ascii="Arial" w:hAnsi="Arial" w:eastAsia="Arial" w:cs="Tahoma"/>
+                <w:sz w:val="18"/>
+              </w:rPr>
+            </w:r>
+            <w:r>
+              <w:rPr>
+                <w:rFonts w:ascii="Arial" w:hAnsi="Arial" w:eastAsia="Arial" w:cs="Tahoma"/>
                 <w:sz w:val="18"/>
               </w:rPr>
               <w:t>nextSection</w:t>
@@ -10039,13 +10148,13 @@
             </w:pPr>
             <w:r>
               <w:rPr>
-                <w:rFonts w:ascii="Arial" w:hAnsi="Arial" w:eastAsia="Arial"/>
-                <w:sz w:val="18"/>
-              </w:rPr>
-            </w:r>
-            <w:r>
-              <w:rPr>
-                <w:rFonts w:ascii="Arial" w:hAnsi="Arial" w:eastAsia="Arial"/>
+                <w:rFonts w:ascii="Arial" w:hAnsi="Arial" w:eastAsia="Arial" w:cs="Tahoma"/>
+                <w:sz w:val="18"/>
+              </w:rPr>
+            </w:r>
+            <w:r>
+              <w:rPr>
+                <w:rFonts w:ascii="Arial" w:hAnsi="Arial" w:eastAsia="Arial" w:cs="Tahoma"/>
                 <w:sz w:val="18"/>
               </w:rPr>
               <w:t>string</w:t>
@@ -10064,13 +10173,13 @@
             </w:pPr>
             <w:r>
               <w:rPr>
-                <w:rFonts w:ascii="Arial" w:hAnsi="Arial" w:eastAsia="Arial"/>
-                <w:sz w:val="18"/>
-              </w:rPr>
-            </w:r>
-            <w:r>
-              <w:rPr>
-                <w:rFonts w:ascii="Arial" w:hAnsi="Arial" w:eastAsia="Arial"/>
+                <w:rFonts w:ascii="Arial" w:hAnsi="Arial" w:eastAsia="Arial" w:cs="Tahoma"/>
+                <w:sz w:val="18"/>
+              </w:rPr>
+            </w:r>
+            <w:r>
+              <w:rPr>
+                <w:rFonts w:ascii="Arial" w:hAnsi="Arial" w:eastAsia="Arial" w:cs="Tahoma"/>
                 <w:sz w:val="18"/>
               </w:rPr>
               <w:t>Yes</w:t>
@@ -10089,13 +10198,13 @@
             </w:pPr>
             <w:r>
               <w:rPr>
-                <w:rFonts w:ascii="Arial" w:hAnsi="Arial" w:eastAsia="Arial"/>
-                <w:sz w:val="18"/>
-              </w:rPr>
-            </w:r>
-            <w:r>
-              <w:rPr>
-                <w:rFonts w:ascii="Arial" w:hAnsi="Arial" w:eastAsia="Arial"/>
+                <w:rFonts w:ascii="Arial" w:hAnsi="Arial" w:eastAsia="Arial" w:cs="Tahoma"/>
+                <w:sz w:val="18"/>
+              </w:rPr>
+            </w:r>
+            <w:r>
+              <w:rPr>
+                <w:rFonts w:ascii="Arial" w:hAnsi="Arial" w:eastAsia="Arial" w:cs="Tahoma"/>
                 <w:sz w:val="18"/>
               </w:rPr>
               <w:t>canonical code; do not replace with display label</w:t>
@@ -10119,13 +10228,13 @@
             </w:pPr>
             <w:r>
               <w:rPr>
-                <w:rFonts w:ascii="Arial" w:hAnsi="Arial" w:eastAsia="Arial"/>
-                <w:sz w:val="18"/>
-              </w:rPr>
-            </w:r>
-            <w:r>
-              <w:rPr>
-                <w:rFonts w:ascii="Arial" w:hAnsi="Arial" w:eastAsia="Arial"/>
+                <w:rFonts w:ascii="Arial" w:hAnsi="Arial" w:eastAsia="Arial" w:cs="Tahoma"/>
+                <w:sz w:val="18"/>
+              </w:rPr>
+            </w:r>
+            <w:r>
+              <w:rPr>
+                <w:rFonts w:ascii="Arial" w:hAnsi="Arial" w:eastAsia="Arial" w:cs="Tahoma"/>
                 <w:sz w:val="18"/>
               </w:rPr>
               <w:t>message</w:t>
@@ -10144,13 +10253,13 @@
             </w:pPr>
             <w:r>
               <w:rPr>
-                <w:rFonts w:ascii="Arial" w:hAnsi="Arial" w:eastAsia="Arial"/>
-                <w:sz w:val="18"/>
-              </w:rPr>
-            </w:r>
-            <w:r>
-              <w:rPr>
-                <w:rFonts w:ascii="Arial" w:hAnsi="Arial" w:eastAsia="Arial"/>
+                <w:rFonts w:ascii="Arial" w:hAnsi="Arial" w:eastAsia="Arial" w:cs="Tahoma"/>
+                <w:sz w:val="18"/>
+              </w:rPr>
+            </w:r>
+            <w:r>
+              <w:rPr>
+                <w:rFonts w:ascii="Arial" w:hAnsi="Arial" w:eastAsia="Arial" w:cs="Tahoma"/>
                 <w:sz w:val="18"/>
               </w:rPr>
               <w:t>string</w:t>
@@ -10169,13 +10278,13 @@
             </w:pPr>
             <w:r>
               <w:rPr>
-                <w:rFonts w:ascii="Arial" w:hAnsi="Arial" w:eastAsia="Arial"/>
-                <w:sz w:val="18"/>
-              </w:rPr>
-            </w:r>
-            <w:r>
-              <w:rPr>
-                <w:rFonts w:ascii="Arial" w:hAnsi="Arial" w:eastAsia="Arial"/>
+                <w:rFonts w:ascii="Arial" w:hAnsi="Arial" w:eastAsia="Arial" w:cs="Tahoma"/>
+                <w:sz w:val="18"/>
+              </w:rPr>
+            </w:r>
+            <w:r>
+              <w:rPr>
+                <w:rFonts w:ascii="Arial" w:hAnsi="Arial" w:eastAsia="Arial" w:cs="Tahoma"/>
                 <w:sz w:val="18"/>
               </w:rPr>
               <w:t>Yes</w:t>
@@ -10194,13 +10303,13 @@
             </w:pPr>
             <w:r>
               <w:rPr>
-                <w:rFonts w:ascii="Arial" w:hAnsi="Arial" w:eastAsia="Arial"/>
-                <w:sz w:val="18"/>
-              </w:rPr>
-            </w:r>
-            <w:r>
-              <w:rPr>
-                <w:rFonts w:ascii="Arial" w:hAnsi="Arial" w:eastAsia="Arial"/>
+                <w:rFonts w:ascii="Arial" w:hAnsi="Arial" w:eastAsia="Arial" w:cs="Tahoma"/>
+                <w:sz w:val="18"/>
+              </w:rPr>
+            </w:r>
+            <w:r>
+              <w:rPr>
+                <w:rFonts w:ascii="Arial" w:hAnsi="Arial" w:eastAsia="Arial" w:cs="Tahoma"/>
                 <w:sz w:val="18"/>
               </w:rPr>
               <w:t>UTF-8; use value domain described by endpoint purpose</w:t>
@@ -10230,7 +10339,7 @@
       </w:r>
       <w:r>
         <w:rPr>
-          <w:rFonts w:ascii="Courier New" w:hAnsi="Courier New"/>
+          <w:rFonts w:ascii="Courier New" w:hAnsi="Courier New" w:eastAsia="Courier New" w:cs="Tahoma"/>
         </w:rPr>
         <w:t>srm-sps-spsap-store-backend</w:t>
       </w:r>
@@ -10239,7 +10348,7 @@
       </w:r>
       <w:r>
         <w:rPr>
-          <w:rFonts w:ascii="Courier New" w:hAnsi="Courier New"/>
+          <w:rFonts w:ascii="Courier New" w:hAnsi="Courier New" w:eastAsia="Courier New" w:cs="Tahoma"/>
         </w:rPr>
         <w:t>sps_store</w:t>
       </w:r>
@@ -10248,7 +10357,7 @@
       </w:r>
       <w:r>
         <w:rPr>
-          <w:rFonts w:ascii="Courier New" w:hAnsi="Courier New"/>
+          <w:rFonts w:ascii="Courier New" w:hAnsi="Courier New" w:eastAsia="Courier New" w:cs="Tahoma"/>
         </w:rPr>
         <w:t>DATA_SOURCE</w:t>
       </w:r>
@@ -10257,7 +10366,7 @@
       </w:r>
       <w:r>
         <w:rPr>
-          <w:rFonts w:ascii="Courier New" w:hAnsi="Courier New"/>
+          <w:rFonts w:ascii="Courier New" w:hAnsi="Courier New" w:eastAsia="Courier New" w:cs="Tahoma"/>
         </w:rPr>
         <w:t>srm-sps-spsap-sbp-bff</w:t>
       </w:r>
@@ -10266,7 +10375,7 @@
       </w:r>
       <w:r>
         <w:rPr>
-          <w:rFonts w:ascii="Courier New" w:hAnsi="Courier New"/>
+          <w:rFonts w:ascii="Courier New" w:hAnsi="Courier New" w:eastAsia="Courier New" w:cs="Tahoma"/>
         </w:rPr>
         <w:t>// TODO:</w:t>
       </w:r>
@@ -10275,7 +10384,7 @@
       </w:r>
       <w:r>
         <w:rPr>
-          <w:rFonts w:ascii="Courier New" w:hAnsi="Courier New"/>
+          <w:rFonts w:ascii="Courier New" w:hAnsi="Courier New" w:eastAsia="Courier New" w:cs="Tahoma"/>
         </w:rPr>
         <w:t>{success, data}</w:t>
       </w:r>
@@ -10338,7 +10447,7 @@
             <w:r/>
             <w:r>
               <w:rPr>
-                <w:rFonts w:ascii="Arial" w:hAnsi="Arial" w:eastAsia="Arial"/>
+                <w:rFonts w:ascii="Arial" w:hAnsi="Arial" w:eastAsia="Arial" w:cs="Tahoma"/>
                 <w:b/>
                 <w:sz w:val="18"/>
               </w:rPr>
@@ -10360,7 +10469,7 @@
             <w:r/>
             <w:r>
               <w:rPr>
-                <w:rFonts w:ascii="Arial" w:hAnsi="Arial" w:eastAsia="Arial"/>
+                <w:rFonts w:ascii="Arial" w:hAnsi="Arial" w:eastAsia="Arial" w:cs="Tahoma"/>
                 <w:b/>
                 <w:sz w:val="18"/>
               </w:rPr>
@@ -10382,7 +10491,7 @@
             <w:r/>
             <w:r>
               <w:rPr>
-                <w:rFonts w:ascii="Arial" w:hAnsi="Arial" w:eastAsia="Arial"/>
+                <w:rFonts w:ascii="Arial" w:hAnsi="Arial" w:eastAsia="Arial" w:cs="Tahoma"/>
                 <w:b/>
                 <w:sz w:val="18"/>
               </w:rPr>
@@ -10407,13 +10516,13 @@
             </w:pPr>
             <w:r>
               <w:rPr>
-                <w:rFonts w:ascii="Arial" w:hAnsi="Arial" w:eastAsia="Arial"/>
-                <w:sz w:val="18"/>
-              </w:rPr>
-            </w:r>
-            <w:r>
-              <w:rPr>
-                <w:rFonts w:ascii="Arial" w:hAnsi="Arial" w:eastAsia="Arial"/>
+                <w:rFonts w:ascii="Arial" w:hAnsi="Arial" w:eastAsia="Arial" w:cs="Tahoma"/>
+                <w:sz w:val="18"/>
+              </w:rPr>
+            </w:r>
+            <w:r>
+              <w:rPr>
+                <w:rFonts w:ascii="Arial" w:hAnsi="Arial" w:eastAsia="Arial" w:cs="Tahoma"/>
                 <w:sz w:val="18"/>
               </w:rPr>
               <w:t>ALL /api/v1/*</w:t>
@@ -10432,13 +10541,13 @@
             </w:pPr>
             <w:r>
               <w:rPr>
-                <w:rFonts w:ascii="Arial" w:hAnsi="Arial" w:eastAsia="Arial"/>
-                <w:sz w:val="18"/>
-              </w:rPr>
-            </w:r>
-            <w:r>
-              <w:rPr>
-                <w:rFonts w:ascii="Arial" w:hAnsi="Arial" w:eastAsia="Arial"/>
+                <w:rFonts w:ascii="Arial" w:hAnsi="Arial" w:eastAsia="Arial" w:cs="Tahoma"/>
+                <w:sz w:val="18"/>
+              </w:rPr>
+            </w:r>
+            <w:r>
+              <w:rPr>
+                <w:rFonts w:ascii="Arial" w:hAnsi="Arial" w:eastAsia="Arial" w:cs="Tahoma"/>
                 <w:sz w:val="18"/>
               </w:rPr>
               <w:t>Standard error envelope</w:t>
@@ -10457,13 +10566,13 @@
             </w:pPr>
             <w:r>
               <w:rPr>
-                <w:rFonts w:ascii="Arial" w:hAnsi="Arial" w:eastAsia="Arial"/>
-                <w:sz w:val="18"/>
-              </w:rPr>
-            </w:r>
-            <w:r>
-              <w:rPr>
-                <w:rFonts w:ascii="Arial" w:hAnsi="Arial" w:eastAsia="Arial"/>
+                <w:rFonts w:ascii="Arial" w:hAnsi="Arial" w:eastAsia="Arial" w:cs="Tahoma"/>
+                <w:sz w:val="18"/>
+              </w:rPr>
+            </w:r>
+            <w:r>
+              <w:rPr>
+                <w:rFonts w:ascii="Arial" w:hAnsi="Arial" w:eastAsia="Arial" w:cs="Tahoma"/>
                 <w:sz w:val="18"/>
               </w:rPr>
               <w:t>contract กลาง/wildcard — ไม่ผูกกับ controller ใดเส้นเดียว</w:t>
@@ -10487,13 +10596,13 @@
             </w:pPr>
             <w:r>
               <w:rPr>
-                <w:rFonts w:ascii="Arial" w:hAnsi="Arial" w:eastAsia="Arial"/>
-                <w:sz w:val="18"/>
-              </w:rPr>
-            </w:r>
-            <w:r>
-              <w:rPr>
-                <w:rFonts w:ascii="Arial" w:hAnsi="Arial" w:eastAsia="Arial"/>
+                <w:rFonts w:ascii="Arial" w:hAnsi="Arial" w:eastAsia="Arial" w:cs="Tahoma"/>
+                <w:sz w:val="18"/>
+              </w:rPr>
+            </w:r>
+            <w:r>
+              <w:rPr>
+                <w:rFonts w:ascii="Arial" w:hAnsi="Arial" w:eastAsia="Arial" w:cs="Tahoma"/>
                 <w:sz w:val="18"/>
               </w:rPr>
               <w:t>GET /api/v1/*</w:t>
@@ -10512,13 +10621,13 @@
             </w:pPr>
             <w:r>
               <w:rPr>
-                <w:rFonts w:ascii="Arial" w:hAnsi="Arial" w:eastAsia="Arial"/>
-                <w:sz w:val="18"/>
-              </w:rPr>
-            </w:r>
-            <w:r>
-              <w:rPr>
-                <w:rFonts w:ascii="Arial" w:hAnsi="Arial" w:eastAsia="Arial"/>
+                <w:rFonts w:ascii="Arial" w:hAnsi="Arial" w:eastAsia="Arial" w:cs="Tahoma"/>
+                <w:sz w:val="18"/>
+              </w:rPr>
+            </w:r>
+            <w:r>
+              <w:rPr>
+                <w:rFonts w:ascii="Arial" w:hAnsi="Arial" w:eastAsia="Arial" w:cs="Tahoma"/>
                 <w:sz w:val="18"/>
               </w:rPr>
               <w:t>Standard list envelope เมื่อ endpoint เป็นรายการ</w:t>
@@ -10537,13 +10646,13 @@
             </w:pPr>
             <w:r>
               <w:rPr>
-                <w:rFonts w:ascii="Arial" w:hAnsi="Arial" w:eastAsia="Arial"/>
-                <w:sz w:val="18"/>
-              </w:rPr>
-            </w:r>
-            <w:r>
-              <w:rPr>
-                <w:rFonts w:ascii="Arial" w:hAnsi="Arial" w:eastAsia="Arial"/>
+                <w:rFonts w:ascii="Arial" w:hAnsi="Arial" w:eastAsia="Arial" w:cs="Tahoma"/>
+                <w:sz w:val="18"/>
+              </w:rPr>
+            </w:r>
+            <w:r>
+              <w:rPr>
+                <w:rFonts w:ascii="Arial" w:hAnsi="Arial" w:eastAsia="Arial" w:cs="Tahoma"/>
                 <w:sz w:val="18"/>
               </w:rPr>
               <w:t>contract กลาง/wildcard — ไม่ผูกกับ controller ใดเส้นเดียว</w:t>
@@ -10567,13 +10676,13 @@
             </w:pPr>
             <w:r>
               <w:rPr>
-                <w:rFonts w:ascii="Arial" w:hAnsi="Arial" w:eastAsia="Arial"/>
-                <w:sz w:val="18"/>
-              </w:rPr>
-            </w:r>
-            <w:r>
-              <w:rPr>
-                <w:rFonts w:ascii="Arial" w:hAnsi="Arial" w:eastAsia="Arial"/>
+                <w:rFonts w:ascii="Arial" w:hAnsi="Arial" w:eastAsia="Arial" w:cs="Tahoma"/>
+                <w:sz w:val="18"/>
+              </w:rPr>
+            </w:r>
+            <w:r>
+              <w:rPr>
+                <w:rFonts w:ascii="Arial" w:hAnsi="Arial" w:eastAsia="Arial" w:cs="Tahoma"/>
                 <w:sz w:val="18"/>
               </w:rPr>
               <w:t>POST /api/v1/documents/{docNo}/actions</w:t>
@@ -10592,13 +10701,13 @@
             </w:pPr>
             <w:r>
               <w:rPr>
-                <w:rFonts w:ascii="Arial" w:hAnsi="Arial" w:eastAsia="Arial"/>
-                <w:sz w:val="18"/>
-              </w:rPr>
-            </w:r>
-            <w:r>
-              <w:rPr>
-                <w:rFonts w:ascii="Arial" w:hAnsi="Arial" w:eastAsia="Arial"/>
+                <w:rFonts w:ascii="Arial" w:hAnsi="Arial" w:eastAsia="Arial" w:cs="Tahoma"/>
+                <w:sz w:val="18"/>
+              </w:rPr>
+            </w:r>
+            <w:r>
+              <w:rPr>
+                <w:rFonts w:ascii="Arial" w:hAnsi="Arial" w:eastAsia="Arial" w:cs="Tahoma"/>
                 <w:sz w:val="18"/>
               </w:rPr>
               <w:t>**อ้างอิงเท่านั้น — เจ้าของ endpoint นี้คือ LLDD-BE-API-Doc.pdf…</w:t>
@@ -10617,13 +10726,13 @@
             </w:pPr>
             <w:r>
               <w:rPr>
-                <w:rFonts w:ascii="Arial" w:hAnsi="Arial" w:eastAsia="Arial"/>
-                <w:sz w:val="18"/>
-              </w:rPr>
-            </w:r>
-            <w:r>
-              <w:rPr>
-                <w:rFonts w:ascii="Arial" w:hAnsi="Arial" w:eastAsia="Arial"/>
+                <w:rFonts w:ascii="Arial" w:hAnsi="Arial" w:eastAsia="Arial" w:cs="Tahoma"/>
+                <w:sz w:val="18"/>
+              </w:rPr>
+            </w:r>
+            <w:r>
+              <w:rPr>
+                <w:rFonts w:ascii="Arial" w:hAnsi="Arial" w:eastAsia="Arial" w:cs="Tahoma"/>
                 <w:b/>
                 <w:sz w:val="18"/>
               </w:rPr>
@@ -10631,7 +10740,7 @@
             </w:r>
             <w:r>
               <w:rPr>
-                <w:rFonts w:ascii="Arial" w:hAnsi="Arial" w:eastAsia="Arial"/>
+                <w:rFonts w:ascii="Arial" w:hAnsi="Arial" w:eastAsia="Arial" w:cs="Tahoma"/>
                 <w:sz w:val="18"/>
               </w:rPr>
               <w:t xml:space="preserve"> (1 เส้น = 1 เจ้าของ ไม่ประกาศ controller ซ้ำ ไม่งั้น NestJS จะ register ทับกันเงียบ ๆ)</w:t>
@@ -10659,7 +10768,7 @@
       </w:pPr>
       <w:r>
         <w:rPr>
-          <w:rFonts w:ascii="Courier New" w:hAnsi="Courier New"/>
+          <w:rFonts w:ascii="Courier New" w:hAnsi="Courier New" w:eastAsia="Courier New" w:cs="Tahoma"/>
           <w:sz w:val="16"/>
         </w:rPr>
         <w:t>// src/common/interceptors/response.interceptor.ts (มีอยู่แล้ว — ห้ามห่อซ้ำใน service)</w:t>
@@ -10730,7 +10839,7 @@
             <w:r/>
             <w:r>
               <w:rPr>
-                <w:rFonts w:ascii="Arial" w:hAnsi="Arial" w:eastAsia="Arial"/>
+                <w:rFonts w:ascii="Arial" w:hAnsi="Arial" w:eastAsia="Arial" w:cs="Tahoma"/>
                 <w:b/>
                 <w:sz w:val="18"/>
               </w:rPr>
@@ -10752,7 +10861,7 @@
             <w:r/>
             <w:r>
               <w:rPr>
-                <w:rFonts w:ascii="Arial" w:hAnsi="Arial" w:eastAsia="Arial"/>
+                <w:rFonts w:ascii="Arial" w:hAnsi="Arial" w:eastAsia="Arial" w:cs="Tahoma"/>
                 <w:b/>
                 <w:sz w:val="18"/>
               </w:rPr>
@@ -10777,13 +10886,13 @@
             </w:pPr>
             <w:r>
               <w:rPr>
-                <w:rFonts w:ascii="Arial" w:hAnsi="Arial" w:eastAsia="Arial"/>
-                <w:sz w:val="18"/>
-              </w:rPr>
-            </w:r>
-            <w:r>
-              <w:rPr>
-                <w:rFonts w:ascii="Arial" w:hAnsi="Arial" w:eastAsia="Arial"/>
+                <w:rFonts w:ascii="Arial" w:hAnsi="Arial" w:eastAsia="Arial" w:cs="Tahoma"/>
+                <w:sz w:val="18"/>
+              </w:rPr>
+            </w:r>
+            <w:r>
+              <w:rPr>
+                <w:rFonts w:ascii="Arial" w:hAnsi="Arial" w:eastAsia="Arial" w:cs="Tahoma"/>
                 <w:sz w:val="18"/>
               </w:rPr>
               <w:t>1</w:t>
@@ -10802,13 +10911,13 @@
             </w:pPr>
             <w:r>
               <w:rPr>
-                <w:rFonts w:ascii="Arial" w:hAnsi="Arial" w:eastAsia="Arial"/>
-                <w:sz w:val="18"/>
-              </w:rPr>
-            </w:r>
-            <w:r>
-              <w:rPr>
-                <w:rFonts w:ascii="Arial" w:hAnsi="Arial" w:eastAsia="Arial"/>
+                <w:rFonts w:ascii="Arial" w:hAnsi="Arial" w:eastAsia="Arial" w:cs="Tahoma"/>
+                <w:sz w:val="18"/>
+              </w:rPr>
+            </w:r>
+            <w:r>
+              <w:rPr>
+                <w:rFonts w:ascii="Arial" w:hAnsi="Arial" w:eastAsia="Arial" w:cs="Tahoma"/>
                 <w:sz w:val="18"/>
               </w:rPr>
               <w:t>Request enters logging middleware and request id is attached</w:t>
@@ -10832,13 +10941,13 @@
             </w:pPr>
             <w:r>
               <w:rPr>
-                <w:rFonts w:ascii="Arial" w:hAnsi="Arial" w:eastAsia="Arial"/>
-                <w:sz w:val="18"/>
-              </w:rPr>
-            </w:r>
-            <w:r>
-              <w:rPr>
-                <w:rFonts w:ascii="Arial" w:hAnsi="Arial" w:eastAsia="Arial"/>
+                <w:rFonts w:ascii="Arial" w:hAnsi="Arial" w:eastAsia="Arial" w:cs="Tahoma"/>
+                <w:sz w:val="18"/>
+              </w:rPr>
+            </w:r>
+            <w:r>
+              <w:rPr>
+                <w:rFonts w:ascii="Arial" w:hAnsi="Arial" w:eastAsia="Arial" w:cs="Tahoma"/>
                 <w:sz w:val="18"/>
               </w:rPr>
               <w:t>2</w:t>
@@ -10857,13 +10966,13 @@
             </w:pPr>
             <w:r>
               <w:rPr>
-                <w:rFonts w:ascii="Arial" w:hAnsi="Arial" w:eastAsia="Arial"/>
-                <w:sz w:val="18"/>
-              </w:rPr>
-            </w:r>
-            <w:r>
-              <w:rPr>
-                <w:rFonts w:ascii="Arial" w:hAnsi="Arial" w:eastAsia="Arial"/>
+                <w:rFonts w:ascii="Arial" w:hAnsi="Arial" w:eastAsia="Arial" w:cs="Tahoma"/>
+                <w:sz w:val="18"/>
+              </w:rPr>
+            </w:r>
+            <w:r>
+              <w:rPr>
+                <w:rFonts w:ascii="Arial" w:hAnsi="Arial" w:eastAsia="Arial" w:cs="Tahoma"/>
                 <w:sz w:val="18"/>
               </w:rPr>
               <w:t>Auth middleware validates JWT or service token by endpoint allowlist</w:t>
@@ -10887,13 +10996,13 @@
             </w:pPr>
             <w:r>
               <w:rPr>
-                <w:rFonts w:ascii="Arial" w:hAnsi="Arial" w:eastAsia="Arial"/>
-                <w:sz w:val="18"/>
-              </w:rPr>
-            </w:r>
-            <w:r>
-              <w:rPr>
-                <w:rFonts w:ascii="Arial" w:hAnsi="Arial" w:eastAsia="Arial"/>
+                <w:rFonts w:ascii="Arial" w:hAnsi="Arial" w:eastAsia="Arial" w:cs="Tahoma"/>
+                <w:sz w:val="18"/>
+              </w:rPr>
+            </w:r>
+            <w:r>
+              <w:rPr>
+                <w:rFonts w:ascii="Arial" w:hAnsi="Arial" w:eastAsia="Arial" w:cs="Tahoma"/>
                 <w:sz w:val="18"/>
               </w:rPr>
               <w:t>3</w:t>
@@ -10912,13 +11021,13 @@
             </w:pPr>
             <w:r>
               <w:rPr>
-                <w:rFonts w:ascii="Arial" w:hAnsi="Arial" w:eastAsia="Arial"/>
-                <w:sz w:val="18"/>
-              </w:rPr>
-            </w:r>
-            <w:r>
-              <w:rPr>
-                <w:rFonts w:ascii="Arial" w:hAnsi="Arial" w:eastAsia="Arial"/>
+                <w:rFonts w:ascii="Arial" w:hAnsi="Arial" w:eastAsia="Arial" w:cs="Tahoma"/>
+                <w:sz w:val="18"/>
+              </w:rPr>
+            </w:r>
+            <w:r>
+              <w:rPr>
+                <w:rFonts w:ascii="Arial" w:hAnsi="Arial" w:eastAsia="Arial" w:cs="Tahoma"/>
                 <w:sz w:val="18"/>
               </w:rPr>
               <w:t>RBAC guard checks role/menu/current workflow task owner</w:t>
@@ -10942,13 +11051,13 @@
             </w:pPr>
             <w:r>
               <w:rPr>
-                <w:rFonts w:ascii="Arial" w:hAnsi="Arial" w:eastAsia="Arial"/>
-                <w:sz w:val="18"/>
-              </w:rPr>
-            </w:r>
-            <w:r>
-              <w:rPr>
-                <w:rFonts w:ascii="Arial" w:hAnsi="Arial" w:eastAsia="Arial"/>
+                <w:rFonts w:ascii="Arial" w:hAnsi="Arial" w:eastAsia="Arial" w:cs="Tahoma"/>
+                <w:sz w:val="18"/>
+              </w:rPr>
+            </w:r>
+            <w:r>
+              <w:rPr>
+                <w:rFonts w:ascii="Arial" w:hAnsi="Arial" w:eastAsia="Arial" w:cs="Tahoma"/>
                 <w:sz w:val="18"/>
               </w:rPr>
               <w:t>4</w:t>
@@ -10967,13 +11076,13 @@
             </w:pPr>
             <w:r>
               <w:rPr>
-                <w:rFonts w:ascii="Arial" w:hAnsi="Arial" w:eastAsia="Arial"/>
-                <w:sz w:val="18"/>
-              </w:rPr>
-            </w:r>
-            <w:r>
-              <w:rPr>
-                <w:rFonts w:ascii="Arial" w:hAnsi="Arial" w:eastAsia="Arial"/>
+                <w:rFonts w:ascii="Arial" w:hAnsi="Arial" w:eastAsia="Arial" w:cs="Tahoma"/>
+                <w:sz w:val="18"/>
+              </w:rPr>
+            </w:r>
+            <w:r>
+              <w:rPr>
+                <w:rFonts w:ascii="Arial" w:hAnsi="Arial" w:eastAsia="Arial" w:cs="Tahoma"/>
                 <w:sz w:val="18"/>
               </w:rPr>
               <w:t>Validate params/query/body with shared schema conventions</w:t>
@@ -10997,13 +11106,13 @@
             </w:pPr>
             <w:r>
               <w:rPr>
-                <w:rFonts w:ascii="Arial" w:hAnsi="Arial" w:eastAsia="Arial"/>
-                <w:sz w:val="18"/>
-              </w:rPr>
-            </w:r>
-            <w:r>
-              <w:rPr>
-                <w:rFonts w:ascii="Arial" w:hAnsi="Arial" w:eastAsia="Arial"/>
+                <w:rFonts w:ascii="Arial" w:hAnsi="Arial" w:eastAsia="Arial" w:cs="Tahoma"/>
+                <w:sz w:val="18"/>
+              </w:rPr>
+            </w:r>
+            <w:r>
+              <w:rPr>
+                <w:rFonts w:ascii="Arial" w:hAnsi="Arial" w:eastAsia="Arial" w:cs="Tahoma"/>
                 <w:sz w:val="18"/>
               </w:rPr>
               <w:t>5</w:t>
@@ -11022,13 +11131,13 @@
             </w:pPr>
             <w:r>
               <w:rPr>
-                <w:rFonts w:ascii="Arial" w:hAnsi="Arial" w:eastAsia="Arial"/>
-                <w:sz w:val="18"/>
-              </w:rPr>
-            </w:r>
-            <w:r>
-              <w:rPr>
-                <w:rFonts w:ascii="Arial" w:hAnsi="Arial" w:eastAsia="Arial"/>
+                <w:rFonts w:ascii="Arial" w:hAnsi="Arial" w:eastAsia="Arial" w:cs="Tahoma"/>
+                <w:sz w:val="18"/>
+              </w:rPr>
+            </w:r>
+            <w:r>
+              <w:rPr>
+                <w:rFonts w:ascii="Arial" w:hAnsi="Arial" w:eastAsia="Arial" w:cs="Tahoma"/>
                 <w:sz w:val="18"/>
               </w:rPr>
               <w:t>Service executes business rule and document action if relevant</w:t>
@@ -11052,13 +11161,13 @@
             </w:pPr>
             <w:r>
               <w:rPr>
-                <w:rFonts w:ascii="Arial" w:hAnsi="Arial" w:eastAsia="Arial"/>
-                <w:sz w:val="18"/>
-              </w:rPr>
-            </w:r>
-            <w:r>
-              <w:rPr>
-                <w:rFonts w:ascii="Arial" w:hAnsi="Arial" w:eastAsia="Arial"/>
+                <w:rFonts w:ascii="Arial" w:hAnsi="Arial" w:eastAsia="Arial" w:cs="Tahoma"/>
+                <w:sz w:val="18"/>
+              </w:rPr>
+            </w:r>
+            <w:r>
+              <w:rPr>
+                <w:rFonts w:ascii="Arial" w:hAnsi="Arial" w:eastAsia="Arial" w:cs="Tahoma"/>
                 <w:sz w:val="18"/>
               </w:rPr>
               <w:t>6</w:t>
@@ -11077,13 +11186,13 @@
             </w:pPr>
             <w:r>
               <w:rPr>
-                <w:rFonts w:ascii="Arial" w:hAnsi="Arial" w:eastAsia="Arial"/>
-                <w:sz w:val="18"/>
-              </w:rPr>
-            </w:r>
-            <w:r>
-              <w:rPr>
-                <w:rFonts w:ascii="Arial" w:hAnsi="Arial" w:eastAsia="Arial"/>
+                <w:rFonts w:ascii="Arial" w:hAnsi="Arial" w:eastAsia="Arial" w:cs="Tahoma"/>
+                <w:sz w:val="18"/>
+              </w:rPr>
+            </w:r>
+            <w:r>
+              <w:rPr>
+                <w:rFonts w:ascii="Arial" w:hAnsi="Arial" w:eastAsia="Arial" w:cs="Tahoma"/>
                 <w:sz w:val="18"/>
               </w:rPr>
               <w:t>Mutation writes domain row and audit/reason in the same transaction</w:t>
@@ -11107,13 +11216,13 @@
             </w:pPr>
             <w:r>
               <w:rPr>
-                <w:rFonts w:ascii="Arial" w:hAnsi="Arial" w:eastAsia="Arial"/>
-                <w:sz w:val="18"/>
-              </w:rPr>
-            </w:r>
-            <w:r>
-              <w:rPr>
-                <w:rFonts w:ascii="Arial" w:hAnsi="Arial" w:eastAsia="Arial"/>
+                <w:rFonts w:ascii="Arial" w:hAnsi="Arial" w:eastAsia="Arial" w:cs="Tahoma"/>
+                <w:sz w:val="18"/>
+              </w:rPr>
+            </w:r>
+            <w:r>
+              <w:rPr>
+                <w:rFonts w:ascii="Arial" w:hAnsi="Arial" w:eastAsia="Arial" w:cs="Tahoma"/>
                 <w:sz w:val="18"/>
               </w:rPr>
               <w:t>7</w:t>
@@ -11132,13 +11241,13 @@
             </w:pPr>
             <w:r>
               <w:rPr>
-                <w:rFonts w:ascii="Arial" w:hAnsi="Arial" w:eastAsia="Arial"/>
-                <w:sz w:val="18"/>
-              </w:rPr>
-            </w:r>
-            <w:r>
-              <w:rPr>
-                <w:rFonts w:ascii="Arial" w:hAnsi="Arial" w:eastAsia="Arial"/>
+                <w:rFonts w:ascii="Arial" w:hAnsi="Arial" w:eastAsia="Arial" w:cs="Tahoma"/>
+                <w:sz w:val="18"/>
+              </w:rPr>
+            </w:r>
+            <w:r>
+              <w:rPr>
+                <w:rFonts w:ascii="Arial" w:hAnsi="Arial" w:eastAsia="Arial" w:cs="Tahoma"/>
                 <w:sz w:val="18"/>
               </w:rPr>
               <w:t>Controller maps result to standard envelope or throws AppError</w:t>
@@ -11162,13 +11271,13 @@
             </w:pPr>
             <w:r>
               <w:rPr>
-                <w:rFonts w:ascii="Arial" w:hAnsi="Arial" w:eastAsia="Arial"/>
-                <w:sz w:val="18"/>
-              </w:rPr>
-            </w:r>
-            <w:r>
-              <w:rPr>
-                <w:rFonts w:ascii="Arial" w:hAnsi="Arial" w:eastAsia="Arial"/>
+                <w:rFonts w:ascii="Arial" w:hAnsi="Arial" w:eastAsia="Arial" w:cs="Tahoma"/>
+                <w:sz w:val="18"/>
+              </w:rPr>
+            </w:r>
+            <w:r>
+              <w:rPr>
+                <w:rFonts w:ascii="Arial" w:hAnsi="Arial" w:eastAsia="Arial" w:cs="Tahoma"/>
                 <w:sz w:val="18"/>
               </w:rPr>
               <w:t>8</w:t>
@@ -11187,27 +11296,27 @@
             </w:pPr>
             <w:r>
               <w:rPr>
-                <w:rFonts w:ascii="Arial" w:hAnsi="Arial" w:eastAsia="Arial"/>
-                <w:sz w:val="18"/>
-              </w:rPr>
-            </w:r>
-            <w:r>
-              <w:rPr>
-                <w:rFonts w:ascii="Arial" w:hAnsi="Arial" w:eastAsia="Arial"/>
+                <w:rFonts w:ascii="Arial" w:hAnsi="Arial" w:eastAsia="Arial" w:cs="Tahoma"/>
+                <w:sz w:val="18"/>
+              </w:rPr>
+            </w:r>
+            <w:r>
+              <w:rPr>
+                <w:rFonts w:ascii="Arial" w:hAnsi="Arial" w:eastAsia="Arial" w:cs="Tahoma"/>
                 <w:sz w:val="18"/>
               </w:rPr>
               <w:t xml:space="preserve">Error handler maps all failures to </w:t>
             </w:r>
             <w:r>
               <w:rPr>
-                <w:rFonts w:ascii="Courier New" w:hAnsi="Courier New" w:eastAsia="Arial"/>
+                <w:rFonts w:ascii="Courier New" w:hAnsi="Courier New" w:eastAsia="Courier New" w:cs="Tahoma"/>
                 <w:sz w:val="18"/>
               </w:rPr>
               <w:t>{code,message}</w:t>
             </w:r>
             <w:r>
               <w:rPr>
-                <w:rFonts w:ascii="Arial" w:hAnsi="Arial" w:eastAsia="Arial"/>
+                <w:rFonts w:ascii="Arial" w:hAnsi="Arial" w:eastAsia="Arial" w:cs="Tahoma"/>
                 <w:sz w:val="18"/>
               </w:rPr>
               <w:t xml:space="preserve"> only</w:t>
@@ -11247,7 +11356,7 @@
       </w:r>
       <w:r>
         <w:rPr>
-          <w:rFonts w:ascii="Courier New" w:hAnsi="Courier New"/>
+          <w:rFonts w:ascii="Courier New" w:hAnsi="Courier New" w:eastAsia="Courier New" w:cs="Tahoma"/>
         </w:rPr>
         <w:t>{code,message}</w:t>
       </w:r>
@@ -11271,7 +11380,7 @@
       </w:r>
       <w:r>
         <w:rPr>
-          <w:rFonts w:ascii="Courier New" w:hAnsi="Courier New"/>
+          <w:rFonts w:ascii="Courier New" w:hAnsi="Courier New" w:eastAsia="Courier New" w:cs="Tahoma"/>
         </w:rPr>
         <w:t>{page,size,total,items}</w:t>
       </w:r>
@@ -11286,7 +11395,7 @@
       </w:r>
       <w:r>
         <w:rPr>
-          <w:rFonts w:ascii="Courier New" w:hAnsi="Courier New"/>
+          <w:rFonts w:ascii="Courier New" w:hAnsi="Courier New" w:eastAsia="Courier New" w:cs="Tahoma"/>
         </w:rPr>
         <w:t>{result,comment}</w:t>
       </w:r>
@@ -11295,7 +11404,7 @@
       </w:r>
       <w:r>
         <w:rPr>
-          <w:rFonts w:ascii="Courier New" w:hAnsi="Courier New"/>
+          <w:rFonts w:ascii="Courier New" w:hAnsi="Courier New" w:eastAsia="Courier New" w:cs="Tahoma"/>
         </w:rPr>
         <w:t>{statusCode,nextSection,message}</w:t>
       </w:r>
@@ -11358,7 +11467,7 @@
             <w:r/>
             <w:r>
               <w:rPr>
-                <w:rFonts w:ascii="Arial" w:hAnsi="Arial" w:eastAsia="Arial"/>
+                <w:rFonts w:ascii="Arial" w:hAnsi="Arial" w:eastAsia="Arial" w:cs="Tahoma"/>
                 <w:b/>
                 <w:sz w:val="18"/>
               </w:rPr>
@@ -11380,7 +11489,7 @@
             <w:r/>
             <w:r>
               <w:rPr>
-                <w:rFonts w:ascii="Arial" w:hAnsi="Arial" w:eastAsia="Arial"/>
+                <w:rFonts w:ascii="Arial" w:hAnsi="Arial" w:eastAsia="Arial" w:cs="Tahoma"/>
                 <w:b/>
                 <w:sz w:val="18"/>
               </w:rPr>
@@ -11405,13 +11514,13 @@
             </w:pPr>
             <w:r>
               <w:rPr>
-                <w:rFonts w:ascii="Arial" w:hAnsi="Arial" w:eastAsia="Arial"/>
-                <w:sz w:val="18"/>
-              </w:rPr>
-            </w:r>
-            <w:r>
-              <w:rPr>
-                <w:rFonts w:ascii="Arial" w:hAnsi="Arial" w:eastAsia="Arial"/>
+                <w:rFonts w:ascii="Arial" w:hAnsi="Arial" w:eastAsia="Arial" w:cs="Tahoma"/>
+                <w:sz w:val="18"/>
+              </w:rPr>
+            </w:r>
+            <w:r>
+              <w:rPr>
+                <w:rFonts w:ascii="Arial" w:hAnsi="Arial" w:eastAsia="Arial" w:cs="Tahoma"/>
                 <w:sz w:val="18"/>
               </w:rPr>
               <w:t>1</w:t>
@@ -11430,13 +11539,13 @@
             </w:pPr>
             <w:r>
               <w:rPr>
-                <w:rFonts w:ascii="Arial" w:hAnsi="Arial" w:eastAsia="Arial"/>
-                <w:sz w:val="18"/>
-              </w:rPr>
-            </w:r>
-            <w:r>
-              <w:rPr>
-                <w:rFonts w:ascii="Arial" w:hAnsi="Arial" w:eastAsia="Arial"/>
+                <w:rFonts w:ascii="Arial" w:hAnsi="Arial" w:eastAsia="Arial" w:cs="Tahoma"/>
+                <w:sz w:val="18"/>
+              </w:rPr>
+            </w:r>
+            <w:r>
+              <w:rPr>
+                <w:rFonts w:ascii="Arial" w:hAnsi="Arial" w:eastAsia="Arial" w:cs="Tahoma"/>
                 <w:sz w:val="18"/>
               </w:rPr>
               <w:t>missing JWT 401</w:t>
@@ -11460,13 +11569,13 @@
             </w:pPr>
             <w:r>
               <w:rPr>
-                <w:rFonts w:ascii="Arial" w:hAnsi="Arial" w:eastAsia="Arial"/>
-                <w:sz w:val="18"/>
-              </w:rPr>
-            </w:r>
-            <w:r>
-              <w:rPr>
-                <w:rFonts w:ascii="Arial" w:hAnsi="Arial" w:eastAsia="Arial"/>
+                <w:rFonts w:ascii="Arial" w:hAnsi="Arial" w:eastAsia="Arial" w:cs="Tahoma"/>
+                <w:sz w:val="18"/>
+              </w:rPr>
+            </w:r>
+            <w:r>
+              <w:rPr>
+                <w:rFonts w:ascii="Arial" w:hAnsi="Arial" w:eastAsia="Arial" w:cs="Tahoma"/>
                 <w:sz w:val="18"/>
               </w:rPr>
               <w:t>2</w:t>
@@ -11485,13 +11594,13 @@
             </w:pPr>
             <w:r>
               <w:rPr>
-                <w:rFonts w:ascii="Arial" w:hAnsi="Arial" w:eastAsia="Arial"/>
-                <w:sz w:val="18"/>
-              </w:rPr>
-            </w:r>
-            <w:r>
-              <w:rPr>
-                <w:rFonts w:ascii="Arial" w:hAnsi="Arial" w:eastAsia="Arial"/>
+                <w:rFonts w:ascii="Arial" w:hAnsi="Arial" w:eastAsia="Arial" w:cs="Tahoma"/>
+                <w:sz w:val="18"/>
+              </w:rPr>
+            </w:r>
+            <w:r>
+              <w:rPr>
+                <w:rFonts w:ascii="Arial" w:hAnsi="Arial" w:eastAsia="Arial" w:cs="Tahoma"/>
                 <w:sz w:val="18"/>
               </w:rPr>
               <w:t>role forbidden 403</w:t>
@@ -11515,13 +11624,13 @@
             </w:pPr>
             <w:r>
               <w:rPr>
-                <w:rFonts w:ascii="Arial" w:hAnsi="Arial" w:eastAsia="Arial"/>
-                <w:sz w:val="18"/>
-              </w:rPr>
-            </w:r>
-            <w:r>
-              <w:rPr>
-                <w:rFonts w:ascii="Arial" w:hAnsi="Arial" w:eastAsia="Arial"/>
+                <w:rFonts w:ascii="Arial" w:hAnsi="Arial" w:eastAsia="Arial" w:cs="Tahoma"/>
+                <w:sz w:val="18"/>
+              </w:rPr>
+            </w:r>
+            <w:r>
+              <w:rPr>
+                <w:rFonts w:ascii="Arial" w:hAnsi="Arial" w:eastAsia="Arial" w:cs="Tahoma"/>
                 <w:sz w:val="18"/>
               </w:rPr>
               <w:t>3</w:t>
@@ -11540,13 +11649,13 @@
             </w:pPr>
             <w:r>
               <w:rPr>
-                <w:rFonts w:ascii="Arial" w:hAnsi="Arial" w:eastAsia="Arial"/>
-                <w:sz w:val="18"/>
-              </w:rPr>
-            </w:r>
-            <w:r>
-              <w:rPr>
-                <w:rFonts w:ascii="Arial" w:hAnsi="Arial" w:eastAsia="Arial"/>
+                <w:rFonts w:ascii="Arial" w:hAnsi="Arial" w:eastAsia="Arial" w:cs="Tahoma"/>
+                <w:sz w:val="18"/>
+              </w:rPr>
+            </w:r>
+            <w:r>
+              <w:rPr>
+                <w:rFonts w:ascii="Arial" w:hAnsi="Arial" w:eastAsia="Arial" w:cs="Tahoma"/>
                 <w:sz w:val="18"/>
               </w:rPr>
               <w:t>validation error 400</w:t>
@@ -11570,13 +11679,13 @@
             </w:pPr>
             <w:r>
               <w:rPr>
-                <w:rFonts w:ascii="Arial" w:hAnsi="Arial" w:eastAsia="Arial"/>
-                <w:sz w:val="18"/>
-              </w:rPr>
-            </w:r>
-            <w:r>
-              <w:rPr>
-                <w:rFonts w:ascii="Arial" w:hAnsi="Arial" w:eastAsia="Arial"/>
+                <w:rFonts w:ascii="Arial" w:hAnsi="Arial" w:eastAsia="Arial" w:cs="Tahoma"/>
+                <w:sz w:val="18"/>
+              </w:rPr>
+            </w:r>
+            <w:r>
+              <w:rPr>
+                <w:rFonts w:ascii="Arial" w:hAnsi="Arial" w:eastAsia="Arial" w:cs="Tahoma"/>
                 <w:sz w:val="18"/>
               </w:rPr>
               <w:t>4</w:t>
@@ -11595,13 +11704,13 @@
             </w:pPr>
             <w:r>
               <w:rPr>
-                <w:rFonts w:ascii="Arial" w:hAnsi="Arial" w:eastAsia="Arial"/>
-                <w:sz w:val="18"/>
-              </w:rPr>
-            </w:r>
-            <w:r>
-              <w:rPr>
-                <w:rFonts w:ascii="Arial" w:hAnsi="Arial" w:eastAsia="Arial"/>
+                <w:rFonts w:ascii="Arial" w:hAnsi="Arial" w:eastAsia="Arial" w:cs="Tahoma"/>
+                <w:sz w:val="18"/>
+              </w:rPr>
+            </w:r>
+            <w:r>
+              <w:rPr>
+                <w:rFonts w:ascii="Arial" w:hAnsi="Arial" w:eastAsia="Arial" w:cs="Tahoma"/>
                 <w:sz w:val="18"/>
               </w:rPr>
               <w:t>not found 404</w:t>
@@ -11625,13 +11734,13 @@
             </w:pPr>
             <w:r>
               <w:rPr>
-                <w:rFonts w:ascii="Arial" w:hAnsi="Arial" w:eastAsia="Arial"/>
-                <w:sz w:val="18"/>
-              </w:rPr>
-            </w:r>
-            <w:r>
-              <w:rPr>
-                <w:rFonts w:ascii="Arial" w:hAnsi="Arial" w:eastAsia="Arial"/>
+                <w:rFonts w:ascii="Arial" w:hAnsi="Arial" w:eastAsia="Arial" w:cs="Tahoma"/>
+                <w:sz w:val="18"/>
+              </w:rPr>
+            </w:r>
+            <w:r>
+              <w:rPr>
+                <w:rFonts w:ascii="Arial" w:hAnsi="Arial" w:eastAsia="Arial" w:cs="Tahoma"/>
                 <w:sz w:val="18"/>
               </w:rPr>
               <w:t>5</w:t>
@@ -11650,13 +11759,13 @@
             </w:pPr>
             <w:r>
               <w:rPr>
-                <w:rFonts w:ascii="Arial" w:hAnsi="Arial" w:eastAsia="Arial"/>
-                <w:sz w:val="18"/>
-              </w:rPr>
-            </w:r>
-            <w:r>
-              <w:rPr>
-                <w:rFonts w:ascii="Arial" w:hAnsi="Arial" w:eastAsia="Arial"/>
+                <w:rFonts w:ascii="Arial" w:hAnsi="Arial" w:eastAsia="Arial" w:cs="Tahoma"/>
+                <w:sz w:val="18"/>
+              </w:rPr>
+            </w:r>
+            <w:r>
+              <w:rPr>
+                <w:rFonts w:ascii="Arial" w:hAnsi="Arial" w:eastAsia="Arial" w:cs="Tahoma"/>
                 <w:sz w:val="18"/>
               </w:rPr>
               <w:t>duplicate conflict 409</w:t>
@@ -11680,13 +11789,13 @@
             </w:pPr>
             <w:r>
               <w:rPr>
-                <w:rFonts w:ascii="Arial" w:hAnsi="Arial" w:eastAsia="Arial"/>
-                <w:sz w:val="18"/>
-              </w:rPr>
-            </w:r>
-            <w:r>
-              <w:rPr>
-                <w:rFonts w:ascii="Arial" w:hAnsi="Arial" w:eastAsia="Arial"/>
+                <w:rFonts w:ascii="Arial" w:hAnsi="Arial" w:eastAsia="Arial" w:cs="Tahoma"/>
+                <w:sz w:val="18"/>
+              </w:rPr>
+            </w:r>
+            <w:r>
+              <w:rPr>
+                <w:rFonts w:ascii="Arial" w:hAnsi="Arial" w:eastAsia="Arial" w:cs="Tahoma"/>
                 <w:sz w:val="18"/>
               </w:rPr>
               <w:t>6</w:t>
@@ -11705,13 +11814,13 @@
             </w:pPr>
             <w:r>
               <w:rPr>
-                <w:rFonts w:ascii="Arial" w:hAnsi="Arial" w:eastAsia="Arial"/>
-                <w:sz w:val="18"/>
-              </w:rPr>
-            </w:r>
-            <w:r>
-              <w:rPr>
-                <w:rFonts w:ascii="Arial" w:hAnsi="Arial" w:eastAsia="Arial"/>
+                <w:rFonts w:ascii="Arial" w:hAnsi="Arial" w:eastAsia="Arial" w:cs="Tahoma"/>
+                <w:sz w:val="18"/>
+              </w:rPr>
+            </w:r>
+            <w:r>
+              <w:rPr>
+                <w:rFonts w:ascii="Arial" w:hAnsi="Arial" w:eastAsia="Arial" w:cs="Tahoma"/>
                 <w:sz w:val="18"/>
               </w:rPr>
               <w:t>list envelope</w:t>
@@ -11735,13 +11844,13 @@
             </w:pPr>
             <w:r>
               <w:rPr>
-                <w:rFonts w:ascii="Arial" w:hAnsi="Arial" w:eastAsia="Arial"/>
-                <w:sz w:val="18"/>
-              </w:rPr>
-            </w:r>
-            <w:r>
-              <w:rPr>
-                <w:rFonts w:ascii="Arial" w:hAnsi="Arial" w:eastAsia="Arial"/>
+                <w:rFonts w:ascii="Arial" w:hAnsi="Arial" w:eastAsia="Arial" w:cs="Tahoma"/>
+                <w:sz w:val="18"/>
+              </w:rPr>
+            </w:r>
+            <w:r>
+              <w:rPr>
+                <w:rFonts w:ascii="Arial" w:hAnsi="Arial" w:eastAsia="Arial" w:cs="Tahoma"/>
                 <w:sz w:val="18"/>
               </w:rPr>
               <w:t>7</w:t>
@@ -11760,13 +11869,13 @@
             </w:pPr>
             <w:r>
               <w:rPr>
-                <w:rFonts w:ascii="Arial" w:hAnsi="Arial" w:eastAsia="Arial"/>
-                <w:sz w:val="18"/>
-              </w:rPr>
-            </w:r>
-            <w:r>
-              <w:rPr>
-                <w:rFonts w:ascii="Arial" w:hAnsi="Arial" w:eastAsia="Arial"/>
+                <w:rFonts w:ascii="Arial" w:hAnsi="Arial" w:eastAsia="Arial" w:cs="Tahoma"/>
+                <w:sz w:val="18"/>
+              </w:rPr>
+            </w:r>
+            <w:r>
+              <w:rPr>
+                <w:rFonts w:ascii="Arial" w:hAnsi="Arial" w:eastAsia="Arial" w:cs="Tahoma"/>
                 <w:sz w:val="18"/>
               </w:rPr>
               <w:t>action transition envelope</w:t>
@@ -11790,13 +11899,13 @@
             </w:pPr>
             <w:r>
               <w:rPr>
-                <w:rFonts w:ascii="Arial" w:hAnsi="Arial" w:eastAsia="Arial"/>
-                <w:sz w:val="18"/>
-              </w:rPr>
-            </w:r>
-            <w:r>
-              <w:rPr>
-                <w:rFonts w:ascii="Arial" w:hAnsi="Arial" w:eastAsia="Arial"/>
+                <w:rFonts w:ascii="Arial" w:hAnsi="Arial" w:eastAsia="Arial" w:cs="Tahoma"/>
+                <w:sz w:val="18"/>
+              </w:rPr>
+            </w:r>
+            <w:r>
+              <w:rPr>
+                <w:rFonts w:ascii="Arial" w:hAnsi="Arial" w:eastAsia="Arial" w:cs="Tahoma"/>
                 <w:sz w:val="18"/>
               </w:rPr>
               <w:t>8</w:t>
@@ -11815,13 +11924,13 @@
             </w:pPr>
             <w:r>
               <w:rPr>
-                <w:rFonts w:ascii="Arial" w:hAnsi="Arial" w:eastAsia="Arial"/>
-                <w:sz w:val="18"/>
-              </w:rPr>
-            </w:r>
-            <w:r>
-              <w:rPr>
-                <w:rFonts w:ascii="Arial" w:hAnsi="Arial" w:eastAsia="Arial"/>
+                <w:rFonts w:ascii="Arial" w:hAnsi="Arial" w:eastAsia="Arial" w:cs="Tahoma"/>
+                <w:sz w:val="18"/>
+              </w:rPr>
+            </w:r>
+            <w:r>
+              <w:rPr>
+                <w:rFonts w:ascii="Arial" w:hAnsi="Arial" w:eastAsia="Arial" w:cs="Tahoma"/>
                 <w:sz w:val="18"/>
               </w:rPr>
               <w:t>audit reason required</w:t>
@@ -11845,13 +11954,13 @@
             </w:pPr>
             <w:r>
               <w:rPr>
-                <w:rFonts w:ascii="Arial" w:hAnsi="Arial" w:eastAsia="Arial"/>
-                <w:sz w:val="18"/>
-              </w:rPr>
-            </w:r>
-            <w:r>
-              <w:rPr>
-                <w:rFonts w:ascii="Arial" w:hAnsi="Arial" w:eastAsia="Arial"/>
+                <w:rFonts w:ascii="Arial" w:hAnsi="Arial" w:eastAsia="Arial" w:cs="Tahoma"/>
+                <w:sz w:val="18"/>
+              </w:rPr>
+            </w:r>
+            <w:r>
+              <w:rPr>
+                <w:rFonts w:ascii="Arial" w:hAnsi="Arial" w:eastAsia="Arial" w:cs="Tahoma"/>
                 <w:sz w:val="18"/>
               </w:rPr>
               <w:t>9</w:t>
@@ -11870,13 +11979,13 @@
             </w:pPr>
             <w:r>
               <w:rPr>
-                <w:rFonts w:ascii="Arial" w:hAnsi="Arial" w:eastAsia="Arial"/>
-                <w:sz w:val="18"/>
-              </w:rPr>
-            </w:r>
-            <w:r>
-              <w:rPr>
-                <w:rFonts w:ascii="Arial" w:hAnsi="Arial" w:eastAsia="Arial"/>
+                <w:rFonts w:ascii="Arial" w:hAnsi="Arial" w:eastAsia="Arial" w:cs="Tahoma"/>
+                <w:sz w:val="18"/>
+              </w:rPr>
+            </w:r>
+            <w:r>
+              <w:rPr>
+                <w:rFonts w:ascii="Arial" w:hAnsi="Arial" w:eastAsia="Arial" w:cs="Tahoma"/>
                 <w:sz w:val="18"/>
               </w:rPr>
               <w:t>service token endpoint</w:t>
@@ -11906,7 +12015,7 @@
     </w:pPr>
     <w:r>
       <w:rPr>
-        <w:rFonts w:ascii="Arial" w:hAnsi="Arial"/>
+        <w:rFonts w:ascii="Arial" w:hAnsi="Arial" w:eastAsia="Arial" w:cs="Tahoma"/>
         <w:sz w:val="16"/>
       </w:rPr>
       <w:t xml:space="preserve">หน้า </w:t>
@@ -11925,7 +12034,7 @@
     </w:pPr>
     <w:r>
       <w:rPr>
-        <w:rFonts w:ascii="Arial" w:hAnsi="Arial" w:eastAsia="Arial"/>
+        <w:rFonts w:ascii="Arial" w:hAnsi="Arial" w:eastAsia="Arial" w:cs="Tahoma"/>
         <w:color w:val="66717F"/>
         <w:sz w:val="16"/>
       </w:rPr>
@@ -12299,7 +12408,7 @@
     <w:qFormat/>
     <w:rsid w:val="00FC693F"/>
     <w:rPr>
-      <w:rFonts w:ascii="Arial" w:hAnsi="Arial" w:eastAsia="Arial"/>
+      <w:rFonts w:ascii="Arial" w:hAnsi="Arial" w:eastAsia="Arial" w:cs="Tahoma"/>
       <w:sz w:val="20"/>
     </w:rPr>
   </w:style>
@@ -12362,7 +12471,7 @@
       <w:outlineLvl w:val="0"/>
     </w:pPr>
     <w:rPr>
-      <w:rFonts w:asciiTheme="majorHAnsi" w:eastAsiaTheme="majorEastAsia" w:hAnsiTheme="majorHAnsi" w:cstheme="majorBidi" w:ascii="Arial" w:hAnsi="Arial" w:eastAsia="Arial"/>
+      <w:rFonts w:asciiTheme="majorHAnsi" w:eastAsiaTheme="majorEastAsia" w:hAnsiTheme="majorHAnsi" w:cstheme="majorBidi" w:ascii="Arial" w:hAnsi="Arial" w:eastAsia="Arial" w:cs="Tahoma"/>
       <w:b/>
       <w:bCs/>
       <w:color w:val="1F4D78"/>
@@ -12386,7 +12495,7 @@
       <w:outlineLvl w:val="1"/>
     </w:pPr>
     <w:rPr>
-      <w:rFonts w:asciiTheme="majorHAnsi" w:eastAsiaTheme="majorEastAsia" w:hAnsiTheme="majorHAnsi" w:cstheme="majorBidi" w:ascii="Arial" w:hAnsi="Arial" w:eastAsia="Arial"/>
+      <w:rFonts w:asciiTheme="majorHAnsi" w:eastAsiaTheme="majorEastAsia" w:hAnsiTheme="majorHAnsi" w:cstheme="majorBidi" w:ascii="Arial" w:hAnsi="Arial" w:eastAsia="Arial" w:cs="Tahoma"/>
       <w:b/>
       <w:bCs/>
       <w:color w:val="2E74B5"/>
@@ -12410,7 +12519,7 @@
       <w:outlineLvl w:val="2"/>
     </w:pPr>
     <w:rPr>
-      <w:rFonts w:asciiTheme="majorHAnsi" w:eastAsiaTheme="majorEastAsia" w:hAnsiTheme="majorHAnsi" w:cstheme="majorBidi" w:ascii="Arial" w:hAnsi="Arial" w:eastAsia="Arial"/>
+      <w:rFonts w:asciiTheme="majorHAnsi" w:eastAsiaTheme="majorEastAsia" w:hAnsiTheme="majorHAnsi" w:cstheme="majorBidi" w:ascii="Arial" w:hAnsi="Arial" w:eastAsia="Arial" w:cs="Tahoma"/>
       <w:b/>
       <w:bCs/>
       <w:color w:val="1F4D78"/>
@@ -12434,7 +12543,7 @@
       <w:outlineLvl w:val="3"/>
     </w:pPr>
     <w:rPr>
-      <w:rFonts w:asciiTheme="majorHAnsi" w:eastAsiaTheme="majorEastAsia" w:hAnsiTheme="majorHAnsi" w:cstheme="majorBidi" w:ascii="Arial" w:hAnsi="Arial" w:eastAsia="Arial"/>
+      <w:rFonts w:asciiTheme="majorHAnsi" w:eastAsiaTheme="majorEastAsia" w:hAnsiTheme="majorHAnsi" w:cstheme="majorBidi" w:ascii="Arial" w:hAnsi="Arial" w:eastAsia="Arial" w:cs="Tahoma"/>
       <w:b/>
       <w:bCs/>
       <w:i/>

--- a/LLDD/word/BE/LLDD-BE-API-Common-Contracts.docx
+++ b/LLDD/word/BE/LLDD-BE-API-Common-Contracts.docx
@@ -1347,7 +1347,7 @@
                 <w:rFonts w:ascii="Arial" w:hAnsi="Arial" w:eastAsia="Arial" w:cs="Tahoma"/>
                 <w:sz w:val="18"/>
               </w:rPr>
-              <w:t>ใช้กับ /workflows/instances และ external callback ที่ไม่ใช่ user JWT</w:t>
+              <w:t>ใช้กับ /sbpgi/workflow/instances และ external callback ที่ไม่ใช่ user JWT</w:t>
             </w:r>
           </w:p>
         </w:tc>
@@ -2397,7 +2397,7 @@
                 <w:rFonts w:ascii="Arial" w:hAnsi="Arial" w:eastAsia="Arial" w:cs="Tahoma"/>
                 <w:sz w:val="18"/>
               </w:rPr>
-              <w:t>FE resolve label จาก /document-statuses; mutation response ไม่คืน label ไทยซ้ำ</w:t>
+              <w:t>FE resolve label จาก /sbpgi/lookup/document-statuses; mutation response ไม่คืน label ไทยซ้ำ</w:t>
             </w:r>
           </w:p>
         </w:tc>
@@ -2509,6 +2509,2200 @@
       </w:tr>
     </w:tbl>
     <w:p/>
+    <w:p>
+      <w:pPr>
+        <w:pStyle w:val="Heading2"/>
+        <w:keepNext/>
+        <w:keepLines/>
+        <w:pageBreakBefore w:val="0"/>
+      </w:pPr>
+      <w:r>
+        <w:t>5.80 Namespace + กลุ่ม path ของงานประกันรายได้ (มติ 2026-08-25)</w:t>
+      </w:r>
+    </w:p>
+    <w:p>
+      <w:pPr>
+        <w:keepNext w:val="0"/>
+      </w:pPr>
+      <w:r>
+        <w:t xml:space="preserve">SBPGI ไม่ได้แยก backend/พอร์ทัลใหม่ (มติ </w:t>
+      </w:r>
+      <w:r>
+        <w:rPr>
+          <w:b/>
+        </w:rPr>
+        <w:t>DP-10</w:t>
+      </w:r>
+      <w:r>
+        <w:t xml:space="preserve"> ให้อยู่ใน </w:t>
+      </w:r>
+      <w:r>
+        <w:rPr>
+          <w:rFonts w:ascii="Courier New" w:hAnsi="Courier New" w:eastAsia="Courier New" w:cs="Tahoma"/>
+        </w:rPr>
+        <w:t>srm-sps-spsap-store-backend</w:t>
+      </w:r>
+      <w:r>
+        <w:t xml:space="preserve"> และโมดูลใน </w:t>
+      </w:r>
+      <w:r>
+        <w:rPr>
+          <w:rFonts w:ascii="Courier New" w:hAnsi="Courier New" w:eastAsia="Courier New" w:cs="Tahoma"/>
+        </w:rPr>
+        <w:t>srm-sps-spsap-web-frontend</w:t>
+      </w:r>
+      <w:r>
+        <w:t xml:space="preserve"> เดิม) ทุกอย่างของงานประกันรายได้จึงอยู่ใต้ </w:t>
+      </w:r>
+      <w:r>
+        <w:rPr>
+          <w:b/>
+        </w:rPr>
+        <w:t>ชื่อเดียวกันทั้ง 3 ชั้น</w:t>
+      </w:r>
+      <w:r>
+        <w:t xml:space="preserve"> แล้วแตกเป็น </w:t>
+      </w:r>
+      <w:r>
+        <w:rPr>
+          <w:b/>
+        </w:rPr>
+        <w:t>6 กลุ่มย่อยตามกลุ่มงาน</w:t>
+      </w:r>
+      <w:r>
+        <w:t xml:space="preserve"> — ตรงกับ 6 กลุ่มใน </w:t>
+      </w:r>
+      <w:r>
+        <w:rPr>
+          <w:rFonts w:ascii="Courier New" w:hAnsi="Courier New" w:eastAsia="Courier New" w:cs="Tahoma"/>
+        </w:rPr>
+        <w:t>API design</w:t>
+      </w:r>
+      <w:r>
+        <w:t xml:space="preserve"> แบบ 1:1</w:t>
+      </w:r>
+    </w:p>
+    <w:tbl>
+      <w:tblPr>
+        <w:tblStyle w:val="TableGrid"/>
+        <w:tblW w:type="auto" w:w="0"/>
+        <w:jc w:val="center"/>
+        <w:tblLook w:firstColumn="1" w:firstRow="1" w:lastColumn="0" w:lastRow="0" w:noHBand="0" w:noVBand="1" w:val="04A0"/>
+      </w:tblPr>
+      <w:tblGrid>
+        <w:gridCol w:w="3360"/>
+        <w:gridCol w:w="3360"/>
+        <w:gridCol w:w="3360"/>
+      </w:tblGrid>
+      <w:tr>
+        <w:trPr>
+          <w:cantSplit/>
+        </w:trPr>
+        <w:tc>
+          <w:tcPr>
+            <w:tcW w:type="dxa" w:w="3360"/>
+            <w:vAlign w:val="center"/>
+            <w:shd w:fill="E8EEF5"/>
+          </w:tcPr>
+          <w:p>
+            <w:pPr>
+              <w:keepLines/>
+              <w:spacing w:after="0"/>
+            </w:pPr>
+            <w:r/>
+            <w:r>
+              <w:rPr>
+                <w:rFonts w:ascii="Arial" w:hAnsi="Arial" w:eastAsia="Arial" w:cs="Tahoma"/>
+                <w:b/>
+                <w:sz w:val="18"/>
+              </w:rPr>
+              <w:t>ชั้น</w:t>
+            </w:r>
+          </w:p>
+        </w:tc>
+        <w:tc>
+          <w:tcPr>
+            <w:tcW w:type="dxa" w:w="3360"/>
+            <w:vAlign w:val="center"/>
+            <w:shd w:fill="E8EEF5"/>
+          </w:tcPr>
+          <w:p>
+            <w:pPr>
+              <w:keepLines/>
+              <w:spacing w:after="0"/>
+            </w:pPr>
+            <w:r/>
+            <w:r>
+              <w:rPr>
+                <w:rFonts w:ascii="Arial" w:hAnsi="Arial" w:eastAsia="Arial" w:cs="Tahoma"/>
+                <w:b/>
+                <w:sz w:val="18"/>
+              </w:rPr>
+              <w:t>รูปแบบ</w:t>
+            </w:r>
+          </w:p>
+        </w:tc>
+        <w:tc>
+          <w:tcPr>
+            <w:tcW w:type="dxa" w:w="3360"/>
+            <w:vAlign w:val="center"/>
+            <w:shd w:fill="E8EEF5"/>
+          </w:tcPr>
+          <w:p>
+            <w:pPr>
+              <w:keepLines/>
+              <w:spacing w:after="0"/>
+            </w:pPr>
+            <w:r/>
+            <w:r>
+              <w:rPr>
+                <w:rFonts w:ascii="Arial" w:hAnsi="Arial" w:eastAsia="Arial" w:cs="Tahoma"/>
+                <w:b/>
+                <w:sz w:val="18"/>
+              </w:rPr>
+              <w:t>ตัวอย่าง</w:t>
+            </w:r>
+          </w:p>
+        </w:tc>
+      </w:tr>
+      <w:tr>
+        <w:trPr>
+          <w:cantSplit/>
+        </w:trPr>
+        <w:tc>
+          <w:tcPr>
+            <w:tcW w:type="dxa" w:w="3360"/>
+            <w:vAlign w:val="center"/>
+          </w:tcPr>
+          <w:p>
+            <w:pPr>
+              <w:keepLines/>
+              <w:spacing w:after="0"/>
+            </w:pPr>
+            <w:r>
+              <w:rPr>
+                <w:rFonts w:ascii="Arial" w:hAnsi="Arial" w:eastAsia="Arial" w:cs="Tahoma"/>
+                <w:sz w:val="18"/>
+              </w:rPr>
+            </w:r>
+            <w:r>
+              <w:rPr>
+                <w:rFonts w:ascii="Arial" w:hAnsi="Arial" w:eastAsia="Arial" w:cs="Tahoma"/>
+                <w:sz w:val="18"/>
+              </w:rPr>
+              <w:t>URL ของ API</w:t>
+            </w:r>
+          </w:p>
+        </w:tc>
+        <w:tc>
+          <w:tcPr>
+            <w:tcW w:type="dxa" w:w="3360"/>
+            <w:vAlign w:val="center"/>
+          </w:tcPr>
+          <w:p>
+            <w:pPr>
+              <w:keepLines/>
+              <w:spacing w:after="0"/>
+            </w:pPr>
+            <w:r>
+              <w:rPr>
+                <w:rFonts w:ascii="Arial" w:hAnsi="Arial" w:eastAsia="Arial" w:cs="Tahoma"/>
+                <w:sz w:val="18"/>
+              </w:rPr>
+            </w:r>
+            <w:r>
+              <w:rPr>
+                <w:rFonts w:ascii="Arial" w:hAnsi="Arial" w:eastAsia="Arial" w:cs="Tahoma"/>
+                <w:color w:val="8A3324"/>
+                <w:sz w:val="18"/>
+              </w:rPr>
+              <w:t>/api/v1/sbpgi/&lt;กลุ่ม&gt;/&lt;resource&gt;</w:t>
+            </w:r>
+          </w:p>
+        </w:tc>
+        <w:tc>
+          <w:tcPr>
+            <w:tcW w:type="dxa" w:w="3360"/>
+            <w:vAlign w:val="center"/>
+          </w:tcPr>
+          <w:p>
+            <w:pPr>
+              <w:keepLines/>
+              <w:spacing w:after="0"/>
+            </w:pPr>
+            <w:r>
+              <w:rPr>
+                <w:rFonts w:ascii="Arial" w:hAnsi="Arial" w:eastAsia="Arial" w:cs="Tahoma"/>
+                <w:sz w:val="18"/>
+              </w:rPr>
+            </w:r>
+            <w:r>
+              <w:rPr>
+                <w:rFonts w:ascii="Courier New" w:hAnsi="Courier New" w:eastAsia="Courier New" w:cs="Tahoma"/>
+                <w:sz w:val="18"/>
+              </w:rPr>
+              <w:t>/api/v1/sbpgi/document/{docNo}/actions</w:t>
+            </w:r>
+          </w:p>
+        </w:tc>
+      </w:tr>
+      <w:tr>
+        <w:trPr>
+          <w:cantSplit/>
+        </w:trPr>
+        <w:tc>
+          <w:tcPr>
+            <w:tcW w:type="dxa" w:w="3360"/>
+            <w:vAlign w:val="center"/>
+          </w:tcPr>
+          <w:p>
+            <w:pPr>
+              <w:keepLines/>
+              <w:spacing w:after="0"/>
+            </w:pPr>
+            <w:r>
+              <w:rPr>
+                <w:rFonts w:ascii="Arial" w:hAnsi="Arial" w:eastAsia="Arial" w:cs="Tahoma"/>
+                <w:sz w:val="18"/>
+              </w:rPr>
+            </w:r>
+            <w:r>
+              <w:rPr>
+                <w:rFonts w:ascii="Arial" w:hAnsi="Arial" w:eastAsia="Arial" w:cs="Tahoma"/>
+                <w:sz w:val="18"/>
+              </w:rPr>
+              <w:t>route ของหน้าจอ</w:t>
+            </w:r>
+          </w:p>
+        </w:tc>
+        <w:tc>
+          <w:tcPr>
+            <w:tcW w:type="dxa" w:w="3360"/>
+            <w:vAlign w:val="center"/>
+          </w:tcPr>
+          <w:p>
+            <w:pPr>
+              <w:keepLines/>
+              <w:spacing w:after="0"/>
+            </w:pPr>
+            <w:r>
+              <w:rPr>
+                <w:rFonts w:ascii="Arial" w:hAnsi="Arial" w:eastAsia="Arial" w:cs="Tahoma"/>
+                <w:sz w:val="18"/>
+              </w:rPr>
+            </w:r>
+            <w:r>
+              <w:rPr>
+                <w:rFonts w:ascii="Arial" w:hAnsi="Arial" w:eastAsia="Arial" w:cs="Tahoma"/>
+                <w:color w:val="8A3324"/>
+                <w:sz w:val="18"/>
+              </w:rPr>
+              <w:t>/sbpgi/&lt;กลุ่ม&gt;/&lt;หน้า&gt;</w:t>
+            </w:r>
+          </w:p>
+        </w:tc>
+        <w:tc>
+          <w:tcPr>
+            <w:tcW w:type="dxa" w:w="3360"/>
+            <w:vAlign w:val="center"/>
+          </w:tcPr>
+          <w:p>
+            <w:pPr>
+              <w:keepLines/>
+              <w:spacing w:after="0"/>
+            </w:pPr>
+            <w:r>
+              <w:rPr>
+                <w:rFonts w:ascii="Arial" w:hAnsi="Arial" w:eastAsia="Arial" w:cs="Tahoma"/>
+                <w:sz w:val="18"/>
+              </w:rPr>
+            </w:r>
+            <w:r>
+              <w:rPr>
+                <w:rFonts w:ascii="Courier New" w:hAnsi="Courier New" w:eastAsia="Courier New" w:cs="Tahoma"/>
+                <w:sz w:val="18"/>
+              </w:rPr>
+              <w:t>/sbpgi/document/waiting</w:t>
+            </w:r>
+            <w:r>
+              <w:rPr>
+                <w:rFonts w:ascii="Arial" w:hAnsi="Arial" w:eastAsia="Arial" w:cs="Tahoma"/>
+                <w:sz w:val="18"/>
+              </w:rPr>
+              <w:t xml:space="preserve"> · </w:t>
+            </w:r>
+            <w:r>
+              <w:rPr>
+                <w:rFonts w:ascii="Courier New" w:hAnsi="Courier New" w:eastAsia="Courier New" w:cs="Tahoma"/>
+                <w:sz w:val="18"/>
+              </w:rPr>
+              <w:t>/sbpgi/report/status-summary</w:t>
+            </w:r>
+          </w:p>
+        </w:tc>
+      </w:tr>
+      <w:tr>
+        <w:trPr>
+          <w:cantSplit/>
+        </w:trPr>
+        <w:tc>
+          <w:tcPr>
+            <w:tcW w:type="dxa" w:w="3360"/>
+            <w:vAlign w:val="center"/>
+          </w:tcPr>
+          <w:p>
+            <w:pPr>
+              <w:keepLines/>
+              <w:spacing w:after="0"/>
+            </w:pPr>
+            <w:r>
+              <w:rPr>
+                <w:rFonts w:ascii="Arial" w:hAnsi="Arial" w:eastAsia="Arial" w:cs="Tahoma"/>
+                <w:sz w:val="18"/>
+              </w:rPr>
+            </w:r>
+            <w:r>
+              <w:rPr>
+                <w:rFonts w:ascii="Arial" w:hAnsi="Arial" w:eastAsia="Arial" w:cs="Tahoma"/>
+                <w:sz w:val="18"/>
+              </w:rPr>
+              <w:t>โฟลเดอร์ไฟล์</w:t>
+            </w:r>
+          </w:p>
+        </w:tc>
+        <w:tc>
+          <w:tcPr>
+            <w:tcW w:type="dxa" w:w="3360"/>
+            <w:vAlign w:val="center"/>
+          </w:tcPr>
+          <w:p>
+            <w:pPr>
+              <w:keepLines/>
+              <w:spacing w:after="0"/>
+            </w:pPr>
+            <w:r>
+              <w:rPr>
+                <w:rFonts w:ascii="Arial" w:hAnsi="Arial" w:eastAsia="Arial" w:cs="Tahoma"/>
+                <w:sz w:val="18"/>
+              </w:rPr>
+            </w:r>
+            <w:r>
+              <w:rPr>
+                <w:rFonts w:ascii="Courier New" w:hAnsi="Courier New" w:eastAsia="Courier New" w:cs="Tahoma"/>
+                <w:sz w:val="18"/>
+              </w:rPr>
+              <w:t>**/sbpgi/*</w:t>
+            </w:r>
+          </w:p>
+        </w:tc>
+        <w:tc>
+          <w:tcPr>
+            <w:tcW w:type="dxa" w:w="3360"/>
+            <w:vAlign w:val="center"/>
+          </w:tcPr>
+          <w:p>
+            <w:pPr>
+              <w:keepLines/>
+              <w:spacing w:after="0"/>
+            </w:pPr>
+            <w:r>
+              <w:rPr>
+                <w:rFonts w:ascii="Arial" w:hAnsi="Arial" w:eastAsia="Arial" w:cs="Tahoma"/>
+                <w:sz w:val="18"/>
+              </w:rPr>
+            </w:r>
+            <w:r>
+              <w:rPr>
+                <w:rFonts w:ascii="Courier New" w:hAnsi="Courier New" w:eastAsia="Courier New" w:cs="Tahoma"/>
+                <w:sz w:val="18"/>
+              </w:rPr>
+              <w:t>src/app/(main)/sbpgi/*</w:t>
+            </w:r>
+            <w:r>
+              <w:rPr>
+                <w:rFonts w:ascii="Arial" w:hAnsi="Arial" w:eastAsia="Arial" w:cs="Tahoma"/>
+                <w:sz w:val="18"/>
+              </w:rPr>
+              <w:t xml:space="preserve"> · </w:t>
+            </w:r>
+            <w:r>
+              <w:rPr>
+                <w:rFonts w:ascii="Courier New" w:hAnsi="Courier New" w:eastAsia="Courier New" w:cs="Tahoma"/>
+                <w:sz w:val="18"/>
+              </w:rPr>
+              <w:t>src/services/sbpgi/*</w:t>
+            </w:r>
+            <w:r>
+              <w:rPr>
+                <w:rFonts w:ascii="Arial" w:hAnsi="Arial" w:eastAsia="Arial" w:cs="Tahoma"/>
+                <w:sz w:val="18"/>
+              </w:rPr>
+              <w:t xml:space="preserve"> · </w:t>
+            </w:r>
+            <w:r>
+              <w:rPr>
+                <w:rFonts w:ascii="Courier New" w:hAnsi="Courier New" w:eastAsia="Courier New" w:cs="Tahoma"/>
+                <w:sz w:val="18"/>
+              </w:rPr>
+              <w:t>src/types/sbpgi/*</w:t>
+            </w:r>
+          </w:p>
+        </w:tc>
+      </w:tr>
+    </w:tbl>
+    <w:p/>
+    <w:p>
+      <w:pPr>
+        <w:pStyle w:val="Heading3"/>
+        <w:keepNext/>
+        <w:keepLines/>
+        <w:pageBreakBefore w:val="0"/>
+      </w:pPr>
+      <w:r>
+        <w:t>6 กลุ่มย่อยใต้ `sbpgi`</w:t>
+      </w:r>
+    </w:p>
+    <w:tbl>
+      <w:tblPr>
+        <w:tblStyle w:val="TableGrid"/>
+        <w:tblW w:type="auto" w:w="0"/>
+        <w:jc w:val="center"/>
+        <w:tblLook w:firstColumn="1" w:firstRow="1" w:lastColumn="0" w:lastRow="0" w:noHBand="0" w:noVBand="1" w:val="04A0"/>
+      </w:tblPr>
+      <w:tblGrid>
+        <w:gridCol w:w="2520"/>
+        <w:gridCol w:w="2520"/>
+        <w:gridCol w:w="2520"/>
+        <w:gridCol w:w="2520"/>
+      </w:tblGrid>
+      <w:tr>
+        <w:trPr>
+          <w:cantSplit/>
+        </w:trPr>
+        <w:tc>
+          <w:tcPr>
+            <w:tcW w:type="dxa" w:w="2520"/>
+            <w:vAlign w:val="center"/>
+            <w:shd w:fill="E8EEF5"/>
+          </w:tcPr>
+          <w:p>
+            <w:pPr>
+              <w:keepLines/>
+              <w:spacing w:after="0"/>
+            </w:pPr>
+            <w:r/>
+            <w:r>
+              <w:rPr>
+                <w:rFonts w:ascii="Arial" w:hAnsi="Arial" w:eastAsia="Arial" w:cs="Tahoma"/>
+                <w:b/>
+                <w:sz w:val="18"/>
+              </w:rPr>
+              <w:t>กลุ่ม</w:t>
+            </w:r>
+          </w:p>
+        </w:tc>
+        <w:tc>
+          <w:tcPr>
+            <w:tcW w:type="dxa" w:w="2520"/>
+            <w:vAlign w:val="center"/>
+            <w:shd w:fill="E8EEF5"/>
+          </w:tcPr>
+          <w:p>
+            <w:pPr>
+              <w:keepLines/>
+              <w:spacing w:after="0"/>
+            </w:pPr>
+            <w:r/>
+            <w:r>
+              <w:rPr>
+                <w:rFonts w:ascii="Arial" w:hAnsi="Arial" w:eastAsia="Arial" w:cs="Tahoma"/>
+                <w:b/>
+                <w:sz w:val="18"/>
+              </w:rPr>
+              <w:t>prefix</w:t>
+            </w:r>
+          </w:p>
+        </w:tc>
+        <w:tc>
+          <w:tcPr>
+            <w:tcW w:type="dxa" w:w="2520"/>
+            <w:vAlign w:val="center"/>
+            <w:shd w:fill="E8EEF5"/>
+          </w:tcPr>
+          <w:p>
+            <w:pPr>
+              <w:keepLines/>
+              <w:spacing w:after="0"/>
+            </w:pPr>
+            <w:r/>
+            <w:r>
+              <w:rPr>
+                <w:rFonts w:ascii="Arial" w:hAnsi="Arial" w:eastAsia="Arial" w:cs="Tahoma"/>
+                <w:b/>
+                <w:sz w:val="18"/>
+              </w:rPr>
+              <w:t>เส้น</w:t>
+            </w:r>
+          </w:p>
+        </w:tc>
+        <w:tc>
+          <w:tcPr>
+            <w:tcW w:type="dxa" w:w="2520"/>
+            <w:vAlign w:val="center"/>
+            <w:shd w:fill="E8EEF5"/>
+          </w:tcPr>
+          <w:p>
+            <w:pPr>
+              <w:keepLines/>
+              <w:spacing w:after="0"/>
+            </w:pPr>
+            <w:r/>
+            <w:r>
+              <w:rPr>
+                <w:rFonts w:ascii="Arial" w:hAnsi="Arial" w:eastAsia="Arial" w:cs="Tahoma"/>
+                <w:b/>
+                <w:sz w:val="18"/>
+              </w:rPr>
+              <w:t>ครอบคลุมอะไร</w:t>
+            </w:r>
+          </w:p>
+        </w:tc>
+      </w:tr>
+      <w:tr>
+        <w:trPr>
+          <w:cantSplit/>
+        </w:trPr>
+        <w:tc>
+          <w:tcPr>
+            <w:tcW w:type="dxa" w:w="2520"/>
+            <w:vAlign w:val="center"/>
+          </w:tcPr>
+          <w:p>
+            <w:pPr>
+              <w:keepLines/>
+              <w:spacing w:after="0"/>
+            </w:pPr>
+            <w:r>
+              <w:rPr>
+                <w:rFonts w:ascii="Arial" w:hAnsi="Arial" w:eastAsia="Arial" w:cs="Tahoma"/>
+                <w:sz w:val="18"/>
+              </w:rPr>
+            </w:r>
+            <w:r>
+              <w:rPr>
+                <w:rFonts w:ascii="Arial" w:hAnsi="Arial" w:eastAsia="Arial" w:cs="Tahoma"/>
+                <w:sz w:val="18"/>
+              </w:rPr>
+              <w:t>งาน &amp; เอกสารประกันรายได้</w:t>
+            </w:r>
+          </w:p>
+        </w:tc>
+        <w:tc>
+          <w:tcPr>
+            <w:tcW w:type="dxa" w:w="2520"/>
+            <w:vAlign w:val="center"/>
+          </w:tcPr>
+          <w:p>
+            <w:pPr>
+              <w:keepLines/>
+              <w:spacing w:after="0"/>
+            </w:pPr>
+            <w:r>
+              <w:rPr>
+                <w:rFonts w:ascii="Arial" w:hAnsi="Arial" w:eastAsia="Arial" w:cs="Tahoma"/>
+                <w:sz w:val="18"/>
+              </w:rPr>
+            </w:r>
+            <w:r>
+              <w:rPr>
+                <w:rFonts w:ascii="Courier New" w:hAnsi="Courier New" w:eastAsia="Courier New" w:cs="Tahoma"/>
+                <w:sz w:val="18"/>
+              </w:rPr>
+              <w:t>/sbpgi/document/*</w:t>
+            </w:r>
+          </w:p>
+        </w:tc>
+        <w:tc>
+          <w:tcPr>
+            <w:tcW w:type="dxa" w:w="2520"/>
+            <w:vAlign w:val="center"/>
+          </w:tcPr>
+          <w:p>
+            <w:pPr>
+              <w:keepLines/>
+              <w:spacing w:after="0"/>
+            </w:pPr>
+            <w:r>
+              <w:rPr>
+                <w:rFonts w:ascii="Arial" w:hAnsi="Arial" w:eastAsia="Arial" w:cs="Tahoma"/>
+                <w:sz w:val="18"/>
+              </w:rPr>
+            </w:r>
+            <w:r>
+              <w:rPr>
+                <w:rFonts w:ascii="Arial" w:hAnsi="Arial" w:eastAsia="Arial" w:cs="Tahoma"/>
+                <w:sz w:val="18"/>
+              </w:rPr>
+              <w:t>11</w:t>
+            </w:r>
+          </w:p>
+        </w:tc>
+        <w:tc>
+          <w:tcPr>
+            <w:tcW w:type="dxa" w:w="2520"/>
+            <w:vAlign w:val="center"/>
+          </w:tcPr>
+          <w:p>
+            <w:pPr>
+              <w:keepLines/>
+              <w:spacing w:after="0"/>
+            </w:pPr>
+            <w:r>
+              <w:rPr>
+                <w:rFonts w:ascii="Arial" w:hAnsi="Arial" w:eastAsia="Arial" w:cs="Tahoma"/>
+                <w:sz w:val="18"/>
+              </w:rPr>
+            </w:r>
+            <w:r>
+              <w:rPr>
+                <w:rFonts w:ascii="Courier New" w:hAnsi="Courier New" w:eastAsia="Courier New" w:cs="Tahoma"/>
+                <w:sz w:val="18"/>
+              </w:rPr>
+              <w:t>/tasks</w:t>
+            </w:r>
+            <w:r>
+              <w:rPr>
+                <w:rFonts w:ascii="Arial" w:hAnsi="Arial" w:eastAsia="Arial" w:cs="Tahoma"/>
+                <w:sz w:val="18"/>
+              </w:rPr>
+              <w:t xml:space="preserve"> (กล่องงาน) · ค้นหา/สร้าง/แก้เอกสาร · </w:t>
+            </w:r>
+            <w:r>
+              <w:rPr>
+                <w:rFonts w:ascii="Courier New" w:hAnsi="Courier New" w:eastAsia="Courier New" w:cs="Tahoma"/>
+                <w:sz w:val="18"/>
+              </w:rPr>
+              <w:t>/{docNo}/actions</w:t>
+            </w:r>
+            <w:r>
+              <w:rPr>
+                <w:rFonts w:ascii="Arial" w:hAnsi="Arial" w:eastAsia="Arial" w:cs="Tahoma"/>
+                <w:sz w:val="18"/>
+              </w:rPr>
+              <w:t xml:space="preserve"> · </w:t>
+            </w:r>
+            <w:r>
+              <w:rPr>
+                <w:rFonts w:ascii="Courier New" w:hAnsi="Courier New" w:eastAsia="Courier New" w:cs="Tahoma"/>
+                <w:sz w:val="18"/>
+              </w:rPr>
+              <w:t>/timeline</w:t>
+            </w:r>
+            <w:r>
+              <w:rPr>
+                <w:rFonts w:ascii="Arial" w:hAnsi="Arial" w:eastAsia="Arial" w:cs="Tahoma"/>
+                <w:sz w:val="18"/>
+              </w:rPr>
+              <w:t xml:space="preserve"> · </w:t>
+            </w:r>
+            <w:r>
+              <w:rPr>
+                <w:rFonts w:ascii="Courier New" w:hAnsi="Courier New" w:eastAsia="Courier New" w:cs="Tahoma"/>
+                <w:sz w:val="18"/>
+              </w:rPr>
+              <w:t>/attachments</w:t>
+            </w:r>
+            <w:r>
+              <w:rPr>
+                <w:rFonts w:ascii="Arial" w:hAnsi="Arial" w:eastAsia="Arial" w:cs="Tahoma"/>
+                <w:sz w:val="18"/>
+              </w:rPr>
+              <w:t xml:space="preserve"> · </w:t>
+            </w:r>
+            <w:r>
+              <w:rPr>
+                <w:rFonts w:ascii="Courier New" w:hAnsi="Courier New" w:eastAsia="Courier New" w:cs="Tahoma"/>
+                <w:sz w:val="18"/>
+              </w:rPr>
+              <w:t>/sales</w:t>
+            </w:r>
+          </w:p>
+        </w:tc>
+      </w:tr>
+      <w:tr>
+        <w:trPr>
+          <w:cantSplit/>
+        </w:trPr>
+        <w:tc>
+          <w:tcPr>
+            <w:tcW w:type="dxa" w:w="2520"/>
+            <w:vAlign w:val="center"/>
+          </w:tcPr>
+          <w:p>
+            <w:pPr>
+              <w:keepLines/>
+              <w:spacing w:after="0"/>
+            </w:pPr>
+            <w:r>
+              <w:rPr>
+                <w:rFonts w:ascii="Arial" w:hAnsi="Arial" w:eastAsia="Arial" w:cs="Tahoma"/>
+                <w:sz w:val="18"/>
+              </w:rPr>
+            </w:r>
+            <w:r>
+              <w:rPr>
+                <w:rFonts w:ascii="Arial" w:hAnsi="Arial" w:eastAsia="Arial" w:cs="Tahoma"/>
+                <w:sz w:val="18"/>
+              </w:rPr>
+              <w:t>ข้อมูลอ้างอิง (Lookup)</w:t>
+            </w:r>
+          </w:p>
+        </w:tc>
+        <w:tc>
+          <w:tcPr>
+            <w:tcW w:type="dxa" w:w="2520"/>
+            <w:vAlign w:val="center"/>
+          </w:tcPr>
+          <w:p>
+            <w:pPr>
+              <w:keepLines/>
+              <w:spacing w:after="0"/>
+            </w:pPr>
+            <w:r>
+              <w:rPr>
+                <w:rFonts w:ascii="Arial" w:hAnsi="Arial" w:eastAsia="Arial" w:cs="Tahoma"/>
+                <w:sz w:val="18"/>
+              </w:rPr>
+            </w:r>
+            <w:r>
+              <w:rPr>
+                <w:rFonts w:ascii="Courier New" w:hAnsi="Courier New" w:eastAsia="Courier New" w:cs="Tahoma"/>
+                <w:sz w:val="18"/>
+              </w:rPr>
+              <w:t>/sbpgi/lookup/*</w:t>
+            </w:r>
+          </w:p>
+        </w:tc>
+        <w:tc>
+          <w:tcPr>
+            <w:tcW w:type="dxa" w:w="2520"/>
+            <w:vAlign w:val="center"/>
+          </w:tcPr>
+          <w:p>
+            <w:pPr>
+              <w:keepLines/>
+              <w:spacing w:after="0"/>
+            </w:pPr>
+            <w:r>
+              <w:rPr>
+                <w:rFonts w:ascii="Arial" w:hAnsi="Arial" w:eastAsia="Arial" w:cs="Tahoma"/>
+                <w:sz w:val="18"/>
+              </w:rPr>
+            </w:r>
+            <w:r>
+              <w:rPr>
+                <w:rFonts w:ascii="Arial" w:hAnsi="Arial" w:eastAsia="Arial" w:cs="Tahoma"/>
+                <w:sz w:val="18"/>
+              </w:rPr>
+              <w:t>2</w:t>
+            </w:r>
+          </w:p>
+        </w:tc>
+        <w:tc>
+          <w:tcPr>
+            <w:tcW w:type="dxa" w:w="2520"/>
+            <w:vAlign w:val="center"/>
+          </w:tcPr>
+          <w:p>
+            <w:pPr>
+              <w:keepLines/>
+              <w:spacing w:after="0"/>
+            </w:pPr>
+            <w:r>
+              <w:rPr>
+                <w:rFonts w:ascii="Arial" w:hAnsi="Arial" w:eastAsia="Arial" w:cs="Tahoma"/>
+                <w:sz w:val="18"/>
+              </w:rPr>
+            </w:r>
+            <w:r>
+              <w:rPr>
+                <w:rFonts w:ascii="Courier New" w:hAnsi="Courier New" w:eastAsia="Courier New" w:cs="Tahoma"/>
+                <w:sz w:val="18"/>
+              </w:rPr>
+              <w:t>/document-statuses</w:t>
+            </w:r>
+            <w:r>
+              <w:rPr>
+                <w:rFonts w:ascii="Arial" w:hAnsi="Arial" w:eastAsia="Arial" w:cs="Tahoma"/>
+                <w:sz w:val="18"/>
+              </w:rPr>
+              <w:t xml:space="preserve"> · </w:t>
+            </w:r>
+            <w:r>
+              <w:rPr>
+                <w:rFonts w:ascii="Courier New" w:hAnsi="Courier New" w:eastAsia="Courier New" w:cs="Tahoma"/>
+                <w:sz w:val="18"/>
+              </w:rPr>
+              <w:t>/workflow-sections</w:t>
+            </w:r>
+            <w:r>
+              <w:rPr>
+                <w:rFonts w:ascii="Arial" w:hAnsi="Arial" w:eastAsia="Arial" w:cs="Tahoma"/>
+                <w:sz w:val="18"/>
+              </w:rPr>
+              <w:t xml:space="preserve"> — อ่านอย่างเดียว ไม่มีหน้าจอดูแล</w:t>
+            </w:r>
+          </w:p>
+        </w:tc>
+      </w:tr>
+      <w:tr>
+        <w:trPr>
+          <w:cantSplit/>
+        </w:trPr>
+        <w:tc>
+          <w:tcPr>
+            <w:tcW w:type="dxa" w:w="2520"/>
+            <w:vAlign w:val="center"/>
+          </w:tcPr>
+          <w:p>
+            <w:pPr>
+              <w:keepLines/>
+              <w:spacing w:after="0"/>
+            </w:pPr>
+            <w:r>
+              <w:rPr>
+                <w:rFonts w:ascii="Arial" w:hAnsi="Arial" w:eastAsia="Arial" w:cs="Tahoma"/>
+                <w:sz w:val="18"/>
+              </w:rPr>
+            </w:r>
+            <w:r>
+              <w:rPr>
+                <w:rFonts w:ascii="Arial" w:hAnsi="Arial" w:eastAsia="Arial" w:cs="Tahoma"/>
+                <w:sz w:val="18"/>
+              </w:rPr>
+              <w:t>Master Data</w:t>
+            </w:r>
+          </w:p>
+        </w:tc>
+        <w:tc>
+          <w:tcPr>
+            <w:tcW w:type="dxa" w:w="2520"/>
+            <w:vAlign w:val="center"/>
+          </w:tcPr>
+          <w:p>
+            <w:pPr>
+              <w:keepLines/>
+              <w:spacing w:after="0"/>
+            </w:pPr>
+            <w:r>
+              <w:rPr>
+                <w:rFonts w:ascii="Arial" w:hAnsi="Arial" w:eastAsia="Arial" w:cs="Tahoma"/>
+                <w:sz w:val="18"/>
+              </w:rPr>
+            </w:r>
+            <w:r>
+              <w:rPr>
+                <w:rFonts w:ascii="Courier New" w:hAnsi="Courier New" w:eastAsia="Courier New" w:cs="Tahoma"/>
+                <w:sz w:val="18"/>
+              </w:rPr>
+              <w:t>/sbpgi/master/*</w:t>
+            </w:r>
+          </w:p>
+        </w:tc>
+        <w:tc>
+          <w:tcPr>
+            <w:tcW w:type="dxa" w:w="2520"/>
+            <w:vAlign w:val="center"/>
+          </w:tcPr>
+          <w:p>
+            <w:pPr>
+              <w:keepLines/>
+              <w:spacing w:after="0"/>
+            </w:pPr>
+            <w:r>
+              <w:rPr>
+                <w:rFonts w:ascii="Arial" w:hAnsi="Arial" w:eastAsia="Arial" w:cs="Tahoma"/>
+                <w:sz w:val="18"/>
+              </w:rPr>
+            </w:r>
+            <w:r>
+              <w:rPr>
+                <w:rFonts w:ascii="Arial" w:hAnsi="Arial" w:eastAsia="Arial" w:cs="Tahoma"/>
+                <w:sz w:val="18"/>
+              </w:rPr>
+              <w:t>8</w:t>
+            </w:r>
+          </w:p>
+        </w:tc>
+        <w:tc>
+          <w:tcPr>
+            <w:tcW w:type="dxa" w:w="2520"/>
+            <w:vAlign w:val="center"/>
+          </w:tcPr>
+          <w:p>
+            <w:pPr>
+              <w:keepLines/>
+              <w:spacing w:after="0"/>
+            </w:pPr>
+            <w:r>
+              <w:rPr>
+                <w:rFonts w:ascii="Arial" w:hAnsi="Arial" w:eastAsia="Arial" w:cs="Tahoma"/>
+                <w:sz w:val="18"/>
+              </w:rPr>
+            </w:r>
+            <w:r>
+              <w:rPr>
+                <w:rFonts w:ascii="Courier New" w:hAnsi="Courier New" w:eastAsia="Courier New" w:cs="Tahoma"/>
+                <w:sz w:val="18"/>
+              </w:rPr>
+              <w:t>/factors</w:t>
+            </w:r>
+            <w:r>
+              <w:rPr>
+                <w:rFonts w:ascii="Arial" w:hAnsi="Arial" w:eastAsia="Arial" w:cs="Tahoma"/>
+                <w:sz w:val="18"/>
+              </w:rPr>
+              <w:t xml:space="preserve"> (CRUD 4) · </w:t>
+            </w:r>
+            <w:r>
+              <w:rPr>
+                <w:rFonts w:ascii="Courier New" w:hAnsi="Courier New" w:eastAsia="Courier New" w:cs="Tahoma"/>
+                <w:sz w:val="18"/>
+              </w:rPr>
+              <w:t>/competitors</w:t>
+            </w:r>
+            <w:r>
+              <w:rPr>
+                <w:rFonts w:ascii="Arial" w:hAnsi="Arial" w:eastAsia="Arial" w:cs="Tahoma"/>
+                <w:sz w:val="18"/>
+              </w:rPr>
+              <w:t xml:space="preserve"> (CRUD 4) — master ที่มีหน้าจอดูแลของตัวเอง</w:t>
+            </w:r>
+          </w:p>
+        </w:tc>
+      </w:tr>
+      <w:tr>
+        <w:trPr>
+          <w:cantSplit/>
+        </w:trPr>
+        <w:tc>
+          <w:tcPr>
+            <w:tcW w:type="dxa" w:w="2520"/>
+            <w:vAlign w:val="center"/>
+          </w:tcPr>
+          <w:p>
+            <w:pPr>
+              <w:keepLines/>
+              <w:spacing w:after="0"/>
+            </w:pPr>
+            <w:r>
+              <w:rPr>
+                <w:rFonts w:ascii="Arial" w:hAnsi="Arial" w:eastAsia="Arial" w:cs="Tahoma"/>
+                <w:sz w:val="18"/>
+              </w:rPr>
+            </w:r>
+            <w:r>
+              <w:rPr>
+                <w:rFonts w:ascii="Arial" w:hAnsi="Arial" w:eastAsia="Arial" w:cs="Tahoma"/>
+                <w:sz w:val="18"/>
+              </w:rPr>
+              <w:t>รายงาน</w:t>
+            </w:r>
+          </w:p>
+        </w:tc>
+        <w:tc>
+          <w:tcPr>
+            <w:tcW w:type="dxa" w:w="2520"/>
+            <w:vAlign w:val="center"/>
+          </w:tcPr>
+          <w:p>
+            <w:pPr>
+              <w:keepLines/>
+              <w:spacing w:after="0"/>
+            </w:pPr>
+            <w:r>
+              <w:rPr>
+                <w:rFonts w:ascii="Arial" w:hAnsi="Arial" w:eastAsia="Arial" w:cs="Tahoma"/>
+                <w:sz w:val="18"/>
+              </w:rPr>
+            </w:r>
+            <w:r>
+              <w:rPr>
+                <w:rFonts w:ascii="Courier New" w:hAnsi="Courier New" w:eastAsia="Courier New" w:cs="Tahoma"/>
+                <w:sz w:val="18"/>
+              </w:rPr>
+              <w:t>/sbpgi/report/*</w:t>
+            </w:r>
+          </w:p>
+        </w:tc>
+        <w:tc>
+          <w:tcPr>
+            <w:tcW w:type="dxa" w:w="2520"/>
+            <w:vAlign w:val="center"/>
+          </w:tcPr>
+          <w:p>
+            <w:pPr>
+              <w:keepLines/>
+              <w:spacing w:after="0"/>
+            </w:pPr>
+            <w:r>
+              <w:rPr>
+                <w:rFonts w:ascii="Arial" w:hAnsi="Arial" w:eastAsia="Arial" w:cs="Tahoma"/>
+                <w:sz w:val="18"/>
+              </w:rPr>
+            </w:r>
+            <w:r>
+              <w:rPr>
+                <w:rFonts w:ascii="Arial" w:hAnsi="Arial" w:eastAsia="Arial" w:cs="Tahoma"/>
+                <w:sz w:val="18"/>
+              </w:rPr>
+              <w:t>2</w:t>
+            </w:r>
+          </w:p>
+        </w:tc>
+        <w:tc>
+          <w:tcPr>
+            <w:tcW w:type="dxa" w:w="2520"/>
+            <w:vAlign w:val="center"/>
+          </w:tcPr>
+          <w:p>
+            <w:pPr>
+              <w:keepLines/>
+              <w:spacing w:after="0"/>
+            </w:pPr>
+            <w:r>
+              <w:rPr>
+                <w:rFonts w:ascii="Arial" w:hAnsi="Arial" w:eastAsia="Arial" w:cs="Tahoma"/>
+                <w:sz w:val="18"/>
+              </w:rPr>
+            </w:r>
+            <w:r>
+              <w:rPr>
+                <w:rFonts w:ascii="Courier New" w:hAnsi="Courier New" w:eastAsia="Courier New" w:cs="Tahoma"/>
+                <w:sz w:val="18"/>
+              </w:rPr>
+              <w:t>/status-summary</w:t>
+            </w:r>
+            <w:r>
+              <w:rPr>
+                <w:rFonts w:ascii="Arial" w:hAnsi="Arial" w:eastAsia="Arial" w:cs="Tahoma"/>
+                <w:sz w:val="18"/>
+              </w:rPr>
+              <w:t xml:space="preserve"> · </w:t>
+            </w:r>
+            <w:r>
+              <w:rPr>
+                <w:rFonts w:ascii="Courier New" w:hAnsi="Courier New" w:eastAsia="Courier New" w:cs="Tahoma"/>
+                <w:sz w:val="18"/>
+              </w:rPr>
+              <w:t>/status-summary/export</w:t>
+            </w:r>
+          </w:p>
+        </w:tc>
+      </w:tr>
+      <w:tr>
+        <w:trPr>
+          <w:cantSplit/>
+        </w:trPr>
+        <w:tc>
+          <w:tcPr>
+            <w:tcW w:type="dxa" w:w="2520"/>
+            <w:vAlign w:val="center"/>
+          </w:tcPr>
+          <w:p>
+            <w:pPr>
+              <w:keepLines/>
+              <w:spacing w:after="0"/>
+            </w:pPr>
+            <w:r>
+              <w:rPr>
+                <w:rFonts w:ascii="Arial" w:hAnsi="Arial" w:eastAsia="Arial" w:cs="Tahoma"/>
+                <w:sz w:val="18"/>
+              </w:rPr>
+            </w:r>
+            <w:r>
+              <w:rPr>
+                <w:rFonts w:ascii="Arial" w:hAnsi="Arial" w:eastAsia="Arial" w:cs="Tahoma"/>
+                <w:sz w:val="18"/>
+              </w:rPr>
+              <w:t>Workflow ภายใน</w:t>
+            </w:r>
+          </w:p>
+        </w:tc>
+        <w:tc>
+          <w:tcPr>
+            <w:tcW w:type="dxa" w:w="2520"/>
+            <w:vAlign w:val="center"/>
+          </w:tcPr>
+          <w:p>
+            <w:pPr>
+              <w:keepLines/>
+              <w:spacing w:after="0"/>
+            </w:pPr>
+            <w:r>
+              <w:rPr>
+                <w:rFonts w:ascii="Arial" w:hAnsi="Arial" w:eastAsia="Arial" w:cs="Tahoma"/>
+                <w:sz w:val="18"/>
+              </w:rPr>
+            </w:r>
+            <w:r>
+              <w:rPr>
+                <w:rFonts w:ascii="Courier New" w:hAnsi="Courier New" w:eastAsia="Courier New" w:cs="Tahoma"/>
+                <w:sz w:val="18"/>
+              </w:rPr>
+              <w:t>/sbpgi/workflow/*</w:t>
+            </w:r>
+          </w:p>
+        </w:tc>
+        <w:tc>
+          <w:tcPr>
+            <w:tcW w:type="dxa" w:w="2520"/>
+            <w:vAlign w:val="center"/>
+          </w:tcPr>
+          <w:p>
+            <w:pPr>
+              <w:keepLines/>
+              <w:spacing w:after="0"/>
+            </w:pPr>
+            <w:r>
+              <w:rPr>
+                <w:rFonts w:ascii="Arial" w:hAnsi="Arial" w:eastAsia="Arial" w:cs="Tahoma"/>
+                <w:sz w:val="18"/>
+              </w:rPr>
+            </w:r>
+            <w:r>
+              <w:rPr>
+                <w:rFonts w:ascii="Arial" w:hAnsi="Arial" w:eastAsia="Arial" w:cs="Tahoma"/>
+                <w:sz w:val="18"/>
+              </w:rPr>
+              <w:t>3</w:t>
+            </w:r>
+          </w:p>
+        </w:tc>
+        <w:tc>
+          <w:tcPr>
+            <w:tcW w:type="dxa" w:w="2520"/>
+            <w:vAlign w:val="center"/>
+          </w:tcPr>
+          <w:p>
+            <w:pPr>
+              <w:keepLines/>
+              <w:spacing w:after="0"/>
+            </w:pPr>
+            <w:r>
+              <w:rPr>
+                <w:rFonts w:ascii="Arial" w:hAnsi="Arial" w:eastAsia="Arial" w:cs="Tahoma"/>
+                <w:sz w:val="18"/>
+              </w:rPr>
+            </w:r>
+            <w:r>
+              <w:rPr>
+                <w:rFonts w:ascii="Courier New" w:hAnsi="Courier New" w:eastAsia="Courier New" w:cs="Tahoma"/>
+                <w:sz w:val="18"/>
+              </w:rPr>
+              <w:t>/instances</w:t>
+            </w:r>
+            <w:r>
+              <w:rPr>
+                <w:rFonts w:ascii="Arial" w:hAnsi="Arial" w:eastAsia="Arial" w:cs="Tahoma"/>
+                <w:sz w:val="18"/>
+              </w:rPr>
+              <w:t xml:space="preserve"> · </w:t>
+            </w:r>
+            <w:r>
+              <w:rPr>
+                <w:rFonts w:ascii="Courier New" w:hAnsi="Courier New" w:eastAsia="Courier New" w:cs="Tahoma"/>
+                <w:sz w:val="18"/>
+              </w:rPr>
+              <w:t>/instances/{id}</w:t>
+            </w:r>
+            <w:r>
+              <w:rPr>
+                <w:rFonts w:ascii="Arial" w:hAnsi="Arial" w:eastAsia="Arial" w:cs="Tahoma"/>
+                <w:sz w:val="18"/>
+              </w:rPr>
+              <w:t xml:space="preserve"> · </w:t>
+            </w:r>
+            <w:r>
+              <w:rPr>
+                <w:rFonts w:ascii="Courier New" w:hAnsi="Courier New" w:eastAsia="Courier New" w:cs="Tahoma"/>
+                <w:sz w:val="18"/>
+              </w:rPr>
+              <w:t>/summary</w:t>
+            </w:r>
+          </w:p>
+        </w:tc>
+      </w:tr>
+      <w:tr>
+        <w:trPr>
+          <w:cantSplit/>
+        </w:trPr>
+        <w:tc>
+          <w:tcPr>
+            <w:tcW w:type="dxa" w:w="2520"/>
+            <w:vAlign w:val="center"/>
+          </w:tcPr>
+          <w:p>
+            <w:pPr>
+              <w:keepLines/>
+              <w:spacing w:after="0"/>
+            </w:pPr>
+            <w:r>
+              <w:rPr>
+                <w:rFonts w:ascii="Arial" w:hAnsi="Arial" w:eastAsia="Arial" w:cs="Tahoma"/>
+                <w:sz w:val="18"/>
+              </w:rPr>
+            </w:r>
+            <w:r>
+              <w:rPr>
+                <w:rFonts w:ascii="Arial" w:hAnsi="Arial" w:eastAsia="Arial" w:cs="Tahoma"/>
+                <w:sz w:val="18"/>
+              </w:rPr>
+              <w:t>Interface (tracking / ACK)</w:t>
+            </w:r>
+          </w:p>
+        </w:tc>
+        <w:tc>
+          <w:tcPr>
+            <w:tcW w:type="dxa" w:w="2520"/>
+            <w:vAlign w:val="center"/>
+          </w:tcPr>
+          <w:p>
+            <w:pPr>
+              <w:keepLines/>
+              <w:spacing w:after="0"/>
+            </w:pPr>
+            <w:r>
+              <w:rPr>
+                <w:rFonts w:ascii="Arial" w:hAnsi="Arial" w:eastAsia="Arial" w:cs="Tahoma"/>
+                <w:sz w:val="18"/>
+              </w:rPr>
+            </w:r>
+            <w:r>
+              <w:rPr>
+                <w:rFonts w:ascii="Courier New" w:hAnsi="Courier New" w:eastAsia="Courier New" w:cs="Tahoma"/>
+                <w:sz w:val="18"/>
+              </w:rPr>
+              <w:t>/sbpgi/interface/*</w:t>
+            </w:r>
+          </w:p>
+        </w:tc>
+        <w:tc>
+          <w:tcPr>
+            <w:tcW w:type="dxa" w:w="2520"/>
+            <w:vAlign w:val="center"/>
+          </w:tcPr>
+          <w:p>
+            <w:pPr>
+              <w:keepLines/>
+              <w:spacing w:after="0"/>
+            </w:pPr>
+            <w:r>
+              <w:rPr>
+                <w:rFonts w:ascii="Arial" w:hAnsi="Arial" w:eastAsia="Arial" w:cs="Tahoma"/>
+                <w:sz w:val="18"/>
+              </w:rPr>
+            </w:r>
+            <w:r>
+              <w:rPr>
+                <w:rFonts w:ascii="Arial" w:hAnsi="Arial" w:eastAsia="Arial" w:cs="Tahoma"/>
+                <w:sz w:val="18"/>
+              </w:rPr>
+              <w:t>3</w:t>
+            </w:r>
+          </w:p>
+        </w:tc>
+        <w:tc>
+          <w:tcPr>
+            <w:tcW w:type="dxa" w:w="2520"/>
+            <w:vAlign w:val="center"/>
+          </w:tcPr>
+          <w:p>
+            <w:pPr>
+              <w:keepLines/>
+              <w:spacing w:after="0"/>
+            </w:pPr>
+            <w:r>
+              <w:rPr>
+                <w:rFonts w:ascii="Arial" w:hAnsi="Arial" w:eastAsia="Arial" w:cs="Tahoma"/>
+                <w:sz w:val="18"/>
+              </w:rPr>
+            </w:r>
+            <w:r>
+              <w:rPr>
+                <w:rFonts w:ascii="Courier New" w:hAnsi="Courier New" w:eastAsia="Courier New" w:cs="Tahoma"/>
+                <w:sz w:val="18"/>
+              </w:rPr>
+              <w:t>/tracking</w:t>
+            </w:r>
+            <w:r>
+              <w:rPr>
+                <w:rFonts w:ascii="Arial" w:hAnsi="Arial" w:eastAsia="Arial" w:cs="Tahoma"/>
+                <w:sz w:val="18"/>
+              </w:rPr>
+              <w:t xml:space="preserve"> · </w:t>
+            </w:r>
+            <w:r>
+              <w:rPr>
+                <w:rFonts w:ascii="Courier New" w:hAnsi="Courier New" w:eastAsia="Courier New" w:cs="Tahoma"/>
+                <w:sz w:val="18"/>
+              </w:rPr>
+              <w:t>/pending-ack</w:t>
+            </w:r>
+            <w:r>
+              <w:rPr>
+                <w:rFonts w:ascii="Arial" w:hAnsi="Arial" w:eastAsia="Arial" w:cs="Tahoma"/>
+                <w:sz w:val="18"/>
+              </w:rPr>
+              <w:t xml:space="preserve"> · </w:t>
+            </w:r>
+            <w:r>
+              <w:rPr>
+                <w:rFonts w:ascii="Courier New" w:hAnsi="Courier New" w:eastAsia="Courier New" w:cs="Tahoma"/>
+                <w:sz w:val="18"/>
+              </w:rPr>
+              <w:t>/sta/ack</w:t>
+            </w:r>
+          </w:p>
+        </w:tc>
+      </w:tr>
+    </w:tbl>
+    <w:p/>
+    <w:p>
+      <w:r>
+        <w:rPr>
+          <w:b/>
+        </w:rPr>
+        <w:t>Batch job ไม่มีกลุ่ม path ของตัวเอง</w:t>
+      </w:r>
+      <w:r>
+        <w:t xml:space="preserve"> — Jobs 2-10 + 8b รันด้วย cron/CLI ไม่ได้เปิด endpoint (กลุ่ม Batch Job Admin 6 เส้นถูกตัดทิ้ง 2026-08-06) · หน้าต่างที่มองเห็นผลของ job คือ </w:t>
+      </w:r>
+      <w:r>
+        <w:rPr>
+          <w:b/>
+        </w:rPr>
+        <w:t>`/sbpgi/interface/*`</w:t>
+      </w:r>
+      <w:r>
+        <w:t xml:space="preserve"> (tracking + ACK ของ </w:t>
+      </w:r>
+      <w:r>
+        <w:rPr>
+          <w:rFonts w:ascii="Courier New" w:hAnsi="Courier New" w:eastAsia="Courier New" w:cs="Tahoma"/>
+        </w:rPr>
+        <w:t>interface_transactions</w:t>
+      </w:r>
+      <w:r>
+        <w:t>) กับ application log เท่านั้น</w:t>
+      </w:r>
+    </w:p>
+    <w:p>
+      <w:pPr>
+        <w:pStyle w:val="Heading3"/>
+        <w:keepNext/>
+        <w:keepLines/>
+        <w:pageBreakBefore w:val="0"/>
+      </w:pPr>
+      <w:r>
+        <w:t>ทำไมต้องมี prefix (ไม่ใช่แค่ความสวยงาม)</w:t>
+      </w:r>
+    </w:p>
+    <w:tbl>
+      <w:tblPr>
+        <w:tblStyle w:val="TableGrid"/>
+        <w:tblW w:type="auto" w:w="0"/>
+        <w:jc w:val="center"/>
+        <w:tblLook w:firstColumn="1" w:firstRow="1" w:lastColumn="0" w:lastRow="0" w:noHBand="0" w:noVBand="1" w:val="04A0"/>
+      </w:tblPr>
+      <w:tblGrid>
+        <w:gridCol w:w="3360"/>
+        <w:gridCol w:w="3360"/>
+        <w:gridCol w:w="3360"/>
+      </w:tblGrid>
+      <w:tr>
+        <w:trPr>
+          <w:cantSplit/>
+        </w:trPr>
+        <w:tc>
+          <w:tcPr>
+            <w:tcW w:type="dxa" w:w="3360"/>
+            <w:vAlign w:val="center"/>
+            <w:shd w:fill="E8EEF5"/>
+          </w:tcPr>
+          <w:p>
+            <w:pPr>
+              <w:keepLines/>
+              <w:spacing w:after="0"/>
+            </w:pPr>
+            <w:r/>
+            <w:r>
+              <w:rPr>
+                <w:rFonts w:ascii="Arial" w:hAnsi="Arial" w:eastAsia="Arial" w:cs="Tahoma"/>
+                <w:b/>
+                <w:sz w:val="18"/>
+              </w:rPr>
+              <w:t>ระบบเดิมมีอยู่แล้ว</w:t>
+            </w:r>
+          </w:p>
+        </w:tc>
+        <w:tc>
+          <w:tcPr>
+            <w:tcW w:type="dxa" w:w="3360"/>
+            <w:vAlign w:val="center"/>
+            <w:shd w:fill="E8EEF5"/>
+          </w:tcPr>
+          <w:p>
+            <w:pPr>
+              <w:keepLines/>
+              <w:spacing w:after="0"/>
+            </w:pPr>
+            <w:r/>
+            <w:r>
+              <w:rPr>
+                <w:rFonts w:ascii="Arial" w:hAnsi="Arial" w:eastAsia="Arial" w:cs="Tahoma"/>
+                <w:b/>
+                <w:sz w:val="18"/>
+              </w:rPr>
+              <w:t>ของ SBPGI ถ้าไม่ใส่ prefix</w:t>
+            </w:r>
+          </w:p>
+        </w:tc>
+        <w:tc>
+          <w:tcPr>
+            <w:tcW w:type="dxa" w:w="3360"/>
+            <w:vAlign w:val="center"/>
+            <w:shd w:fill="E8EEF5"/>
+          </w:tcPr>
+          <w:p>
+            <w:pPr>
+              <w:keepLines/>
+              <w:spacing w:after="0"/>
+            </w:pPr>
+            <w:r/>
+            <w:r>
+              <w:rPr>
+                <w:rFonts w:ascii="Arial" w:hAnsi="Arial" w:eastAsia="Arial" w:cs="Tahoma"/>
+                <w:b/>
+                <w:sz w:val="18"/>
+              </w:rPr>
+              <w:t>ผล</w:t>
+            </w:r>
+          </w:p>
+        </w:tc>
+      </w:tr>
+      <w:tr>
+        <w:trPr>
+          <w:cantSplit/>
+        </w:trPr>
+        <w:tc>
+          <w:tcPr>
+            <w:tcW w:type="dxa" w:w="3360"/>
+            <w:vAlign w:val="center"/>
+          </w:tcPr>
+          <w:p>
+            <w:pPr>
+              <w:keepLines/>
+              <w:spacing w:after="0"/>
+            </w:pPr>
+            <w:r>
+              <w:rPr>
+                <w:rFonts w:ascii="Arial" w:hAnsi="Arial" w:eastAsia="Arial" w:cs="Tahoma"/>
+                <w:sz w:val="18"/>
+              </w:rPr>
+            </w:r>
+            <w:r>
+              <w:rPr>
+                <w:rFonts w:ascii="Courier New" w:hAnsi="Courier New" w:eastAsia="Courier New" w:cs="Tahoma"/>
+                <w:sz w:val="18"/>
+              </w:rPr>
+              <w:t>/document</w:t>
+            </w:r>
+            <w:r>
+              <w:rPr>
+                <w:rFonts w:ascii="Arial" w:hAnsi="Arial" w:eastAsia="Arial" w:cs="Tahoma"/>
+                <w:sz w:val="18"/>
+              </w:rPr>
+              <w:t xml:space="preserve"> · </w:t>
+            </w:r>
+            <w:r>
+              <w:rPr>
+                <w:rFonts w:ascii="Courier New" w:hAnsi="Courier New" w:eastAsia="Courier New" w:cs="Tahoma"/>
+                <w:sz w:val="18"/>
+              </w:rPr>
+              <w:t>/statement/...</w:t>
+            </w:r>
+          </w:p>
+        </w:tc>
+        <w:tc>
+          <w:tcPr>
+            <w:tcW w:type="dxa" w:w="3360"/>
+            <w:vAlign w:val="center"/>
+          </w:tcPr>
+          <w:p>
+            <w:pPr>
+              <w:keepLines/>
+              <w:spacing w:after="0"/>
+            </w:pPr>
+            <w:r>
+              <w:rPr>
+                <w:rFonts w:ascii="Arial" w:hAnsi="Arial" w:eastAsia="Arial" w:cs="Tahoma"/>
+                <w:sz w:val="18"/>
+              </w:rPr>
+            </w:r>
+            <w:r>
+              <w:rPr>
+                <w:rFonts w:ascii="Courier New" w:hAnsi="Courier New" w:eastAsia="Courier New" w:cs="Tahoma"/>
+                <w:sz w:val="18"/>
+              </w:rPr>
+              <w:t>/documents</w:t>
+            </w:r>
+          </w:p>
+        </w:tc>
+        <w:tc>
+          <w:tcPr>
+            <w:tcW w:type="dxa" w:w="3360"/>
+            <w:vAlign w:val="center"/>
+          </w:tcPr>
+          <w:p>
+            <w:pPr>
+              <w:keepLines/>
+              <w:spacing w:after="0"/>
+            </w:pPr>
+            <w:r>
+              <w:rPr>
+                <w:rFonts w:ascii="Arial" w:hAnsi="Arial" w:eastAsia="Arial" w:cs="Tahoma"/>
+                <w:sz w:val="18"/>
+              </w:rPr>
+            </w:r>
+            <w:r>
+              <w:rPr>
+                <w:rFonts w:ascii="Arial" w:hAnsi="Arial" w:eastAsia="Arial" w:cs="Tahoma"/>
+                <w:sz w:val="18"/>
+              </w:rPr>
+              <w:t>ชนเชิงความหมาย อ่าน routing แล้วสับสน</w:t>
+            </w:r>
+          </w:p>
+        </w:tc>
+      </w:tr>
+      <w:tr>
+        <w:trPr>
+          <w:cantSplit/>
+        </w:trPr>
+        <w:tc>
+          <w:tcPr>
+            <w:tcW w:type="dxa" w:w="3360"/>
+            <w:vAlign w:val="center"/>
+          </w:tcPr>
+          <w:p>
+            <w:pPr>
+              <w:keepLines/>
+              <w:spacing w:after="0"/>
+            </w:pPr>
+            <w:r>
+              <w:rPr>
+                <w:rFonts w:ascii="Arial" w:hAnsi="Arial" w:eastAsia="Arial" w:cs="Tahoma"/>
+                <w:sz w:val="18"/>
+              </w:rPr>
+            </w:r>
+            <w:r>
+              <w:rPr>
+                <w:rFonts w:ascii="Courier New" w:hAnsi="Courier New" w:eastAsia="Courier New" w:cs="Tahoma"/>
+                <w:sz w:val="18"/>
+              </w:rPr>
+              <w:t>/report</w:t>
+            </w:r>
+            <w:r>
+              <w:rPr>
+                <w:rFonts w:ascii="Arial" w:hAnsi="Arial" w:eastAsia="Arial" w:cs="Tahoma"/>
+                <w:sz w:val="18"/>
+              </w:rPr>
+              <w:t xml:space="preserve"> · </w:t>
+            </w:r>
+            <w:r>
+              <w:rPr>
+                <w:rFonts w:ascii="Courier New" w:hAnsi="Courier New" w:eastAsia="Courier New" w:cs="Tahoma"/>
+                <w:sz w:val="18"/>
+              </w:rPr>
+              <w:t>/performance-report</w:t>
+            </w:r>
+            <w:r>
+              <w:rPr>
+                <w:rFonts w:ascii="Arial" w:hAnsi="Arial" w:eastAsia="Arial" w:cs="Tahoma"/>
+                <w:sz w:val="18"/>
+              </w:rPr>
+              <w:t xml:space="preserve"> · </w:t>
+            </w:r>
+            <w:r>
+              <w:rPr>
+                <w:rFonts w:ascii="Courier New" w:hAnsi="Courier New" w:eastAsia="Courier New" w:cs="Tahoma"/>
+                <w:sz w:val="18"/>
+              </w:rPr>
+              <w:t>/statement/report/ej</w:t>
+            </w:r>
+          </w:p>
+        </w:tc>
+        <w:tc>
+          <w:tcPr>
+            <w:tcW w:type="dxa" w:w="3360"/>
+            <w:vAlign w:val="center"/>
+          </w:tcPr>
+          <w:p>
+            <w:pPr>
+              <w:keepLines/>
+              <w:spacing w:after="0"/>
+            </w:pPr>
+            <w:r>
+              <w:rPr>
+                <w:rFonts w:ascii="Arial" w:hAnsi="Arial" w:eastAsia="Arial" w:cs="Tahoma"/>
+                <w:sz w:val="18"/>
+              </w:rPr>
+            </w:r>
+            <w:r>
+              <w:rPr>
+                <w:rFonts w:ascii="Courier New" w:hAnsi="Courier New" w:eastAsia="Courier New" w:cs="Tahoma"/>
+                <w:sz w:val="18"/>
+              </w:rPr>
+              <w:t>/reports/status-summary</w:t>
+            </w:r>
+          </w:p>
+        </w:tc>
+        <w:tc>
+          <w:tcPr>
+            <w:tcW w:type="dxa" w:w="3360"/>
+            <w:vAlign w:val="center"/>
+          </w:tcPr>
+          <w:p>
+            <w:pPr>
+              <w:keepLines/>
+              <w:spacing w:after="0"/>
+            </w:pPr>
+            <w:r>
+              <w:rPr>
+                <w:rFonts w:ascii="Arial" w:hAnsi="Arial" w:eastAsia="Arial" w:cs="Tahoma"/>
+                <w:sz w:val="18"/>
+              </w:rPr>
+            </w:r>
+            <w:r>
+              <w:rPr>
+                <w:rFonts w:ascii="Arial" w:hAnsi="Arial" w:eastAsia="Arial" w:cs="Tahoma"/>
+                <w:sz w:val="18"/>
+              </w:rPr>
+              <w:t>ชนเชิงความหมาย</w:t>
+            </w:r>
+          </w:p>
+        </w:tc>
+      </w:tr>
+      <w:tr>
+        <w:trPr>
+          <w:cantSplit/>
+        </w:trPr>
+        <w:tc>
+          <w:tcPr>
+            <w:tcW w:type="dxa" w:w="3360"/>
+            <w:vAlign w:val="center"/>
+          </w:tcPr>
+          <w:p>
+            <w:pPr>
+              <w:keepLines/>
+              <w:spacing w:after="0"/>
+            </w:pPr>
+            <w:r>
+              <w:rPr>
+                <w:rFonts w:ascii="Arial" w:hAnsi="Arial" w:eastAsia="Arial" w:cs="Tahoma"/>
+                <w:sz w:val="18"/>
+              </w:rPr>
+            </w:r>
+            <w:r>
+              <w:rPr>
+                <w:rFonts w:ascii="Arial" w:hAnsi="Arial" w:eastAsia="Arial" w:cs="Tahoma"/>
+                <w:b/>
+                <w:sz w:val="18"/>
+              </w:rPr>
+              <w:t>`/interface/sta/upload-cmadd`</w:t>
+            </w:r>
+            <w:r>
+              <w:rPr>
+                <w:rFonts w:ascii="Arial" w:hAnsi="Arial" w:eastAsia="Arial" w:cs="Tahoma"/>
+                <w:sz w:val="18"/>
+              </w:rPr>
+              <w:t xml:space="preserve"> · </w:t>
+            </w:r>
+            <w:r>
+              <w:rPr>
+                <w:rFonts w:ascii="Courier New" w:hAnsi="Courier New" w:eastAsia="Courier New" w:cs="Tahoma"/>
+                <w:sz w:val="18"/>
+              </w:rPr>
+              <w:t>/interface/add</w:t>
+            </w:r>
+          </w:p>
+        </w:tc>
+        <w:tc>
+          <w:tcPr>
+            <w:tcW w:type="dxa" w:w="3360"/>
+            <w:vAlign w:val="center"/>
+          </w:tcPr>
+          <w:p>
+            <w:pPr>
+              <w:keepLines/>
+              <w:spacing w:after="0"/>
+            </w:pPr>
+            <w:r>
+              <w:rPr>
+                <w:rFonts w:ascii="Arial" w:hAnsi="Arial" w:eastAsia="Arial" w:cs="Tahoma"/>
+                <w:sz w:val="18"/>
+              </w:rPr>
+            </w:r>
+            <w:r>
+              <w:rPr>
+                <w:rFonts w:ascii="Arial" w:hAnsi="Arial" w:eastAsia="Arial" w:cs="Tahoma"/>
+                <w:b/>
+                <w:sz w:val="18"/>
+              </w:rPr>
+              <w:t>`/interfaces/sta/ack`</w:t>
+            </w:r>
+          </w:p>
+        </w:tc>
+        <w:tc>
+          <w:tcPr>
+            <w:tcW w:type="dxa" w:w="3360"/>
+            <w:vAlign w:val="center"/>
+          </w:tcPr>
+          <w:p>
+            <w:pPr>
+              <w:keepLines/>
+              <w:spacing w:after="0"/>
+            </w:pPr>
+            <w:r>
+              <w:rPr>
+                <w:rFonts w:ascii="Arial" w:hAnsi="Arial" w:eastAsia="Arial" w:cs="Tahoma"/>
+                <w:sz w:val="18"/>
+              </w:rPr>
+            </w:r>
+            <w:r>
+              <w:rPr>
+                <w:rFonts w:ascii="Arial" w:hAnsi="Arial" w:eastAsia="Arial" w:cs="Tahoma"/>
+                <w:sz w:val="18"/>
+              </w:rPr>
+              <w:t>🔴 เกือบเหมือนกัน — เสี่ยงยิงผิดเส้นจริง</w:t>
+            </w:r>
+          </w:p>
+        </w:tc>
+      </w:tr>
+      <w:tr>
+        <w:trPr>
+          <w:cantSplit/>
+        </w:trPr>
+        <w:tc>
+          <w:tcPr>
+            <w:tcW w:type="dxa" w:w="3360"/>
+            <w:vAlign w:val="center"/>
+          </w:tcPr>
+          <w:p>
+            <w:pPr>
+              <w:keepLines/>
+              <w:spacing w:after="0"/>
+            </w:pPr>
+            <w:r>
+              <w:rPr>
+                <w:rFonts w:ascii="Arial" w:hAnsi="Arial" w:eastAsia="Arial" w:cs="Tahoma"/>
+                <w:sz w:val="18"/>
+              </w:rPr>
+            </w:r>
+            <w:r>
+              <w:rPr>
+                <w:rFonts w:ascii="Courier New" w:hAnsi="Courier New" w:eastAsia="Courier New" w:cs="Tahoma"/>
+                <w:sz w:val="18"/>
+              </w:rPr>
+              <w:t>/common</w:t>
+            </w:r>
+            <w:r>
+              <w:rPr>
+                <w:rFonts w:ascii="Arial" w:hAnsi="Arial" w:eastAsia="Arial" w:cs="Tahoma"/>
+                <w:sz w:val="18"/>
+              </w:rPr>
+              <w:t xml:space="preserve"> · </w:t>
+            </w:r>
+            <w:r>
+              <w:rPr>
+                <w:rFonts w:ascii="Courier New" w:hAnsi="Courier New" w:eastAsia="Courier New" w:cs="Tahoma"/>
+                <w:sz w:val="18"/>
+              </w:rPr>
+              <w:t>/master</w:t>
+            </w:r>
+            <w:r>
+              <w:rPr>
+                <w:rFonts w:ascii="Arial" w:hAnsi="Arial" w:eastAsia="Arial" w:cs="Tahoma"/>
+                <w:sz w:val="18"/>
+              </w:rPr>
+              <w:t xml:space="preserve"> · </w:t>
+            </w:r>
+            <w:r>
+              <w:rPr>
+                <w:rFonts w:ascii="Courier New" w:hAnsi="Courier New" w:eastAsia="Courier New" w:cs="Tahoma"/>
+                <w:sz w:val="18"/>
+              </w:rPr>
+              <w:t>/store</w:t>
+            </w:r>
+          </w:p>
+        </w:tc>
+        <w:tc>
+          <w:tcPr>
+            <w:tcW w:type="dxa" w:w="3360"/>
+            <w:vAlign w:val="center"/>
+          </w:tcPr>
+          <w:p>
+            <w:pPr>
+              <w:keepLines/>
+              <w:spacing w:after="0"/>
+            </w:pPr>
+            <w:r>
+              <w:rPr>
+                <w:rFonts w:ascii="Arial" w:hAnsi="Arial" w:eastAsia="Arial" w:cs="Tahoma"/>
+                <w:sz w:val="18"/>
+              </w:rPr>
+            </w:r>
+            <w:r>
+              <w:rPr>
+                <w:rFonts w:ascii="Courier New" w:hAnsi="Courier New" w:eastAsia="Courier New" w:cs="Tahoma"/>
+                <w:sz w:val="18"/>
+              </w:rPr>
+              <w:t>/factors</w:t>
+            </w:r>
+            <w:r>
+              <w:rPr>
+                <w:rFonts w:ascii="Arial" w:hAnsi="Arial" w:eastAsia="Arial" w:cs="Tahoma"/>
+                <w:sz w:val="18"/>
+              </w:rPr>
+              <w:t xml:space="preserve"> </w:t>
+            </w:r>
+            <w:r>
+              <w:rPr>
+                <w:rFonts w:ascii="Courier New" w:hAnsi="Courier New" w:eastAsia="Courier New" w:cs="Tahoma"/>
+                <w:sz w:val="18"/>
+              </w:rPr>
+              <w:t>/competitors</w:t>
+            </w:r>
+            <w:r>
+              <w:rPr>
+                <w:rFonts w:ascii="Arial" w:hAnsi="Arial" w:eastAsia="Arial" w:cs="Tahoma"/>
+                <w:sz w:val="18"/>
+              </w:rPr>
+              <w:t xml:space="preserve"> </w:t>
+            </w:r>
+            <w:r>
+              <w:rPr>
+                <w:rFonts w:ascii="Courier New" w:hAnsi="Courier New" w:eastAsia="Courier New" w:cs="Tahoma"/>
+                <w:sz w:val="18"/>
+              </w:rPr>
+              <w:t>/document-statuses</w:t>
+            </w:r>
+          </w:p>
+        </w:tc>
+        <w:tc>
+          <w:tcPr>
+            <w:tcW w:type="dxa" w:w="3360"/>
+            <w:vAlign w:val="center"/>
+          </w:tcPr>
+          <w:p>
+            <w:pPr>
+              <w:keepLines/>
+              <w:spacing w:after="0"/>
+            </w:pPr>
+            <w:r>
+              <w:rPr>
+                <w:rFonts w:ascii="Arial" w:hAnsi="Arial" w:eastAsia="Arial" w:cs="Tahoma"/>
+                <w:sz w:val="18"/>
+              </w:rPr>
+            </w:r>
+            <w:r>
+              <w:rPr>
+                <w:rFonts w:ascii="Arial" w:hAnsi="Arial" w:eastAsia="Arial" w:cs="Tahoma"/>
+                <w:sz w:val="18"/>
+              </w:rPr>
+              <w:t>ปนกับ master ของโมดูลอื่น</w:t>
+            </w:r>
+          </w:p>
+        </w:tc>
+      </w:tr>
+    </w:tbl>
+    <w:p/>
+    <w:p>
+      <w:pPr>
+        <w:pStyle w:val="ListBullet"/>
+        <w:keepLines/>
+      </w:pPr>
+      <w:r>
+        <w:t xml:space="preserve">ฝั่ง NestJS: </w:t>
+      </w:r>
+      <w:r>
+        <w:rPr>
+          <w:b/>
+        </w:rPr>
+        <w:t>`SbpgiModule` เดียว</w:t>
+      </w:r>
+      <w:r>
+        <w:t xml:space="preserve"> ผูก prefix ที่ระดับโมดูล (</w:t>
+      </w:r>
+      <w:r>
+        <w:rPr>
+          <w:rFonts w:ascii="Courier New" w:hAnsi="Courier New" w:eastAsia="Courier New" w:cs="Tahoma"/>
+        </w:rPr>
+        <w:t>RouterModule.register([{ path: 'sbpgi', module: SbpgiModule }])</w:t>
+      </w:r>
+      <w:r>
+        <w:t>) แล้วแตกเป็น 6 controller ตามกลุ่ม (</w:t>
+      </w:r>
+      <w:r>
+        <w:rPr>
+          <w:rFonts w:ascii="Courier New" w:hAnsi="Courier New" w:eastAsia="Courier New" w:cs="Tahoma"/>
+        </w:rPr>
+        <w:t>DocumentController</w:t>
+      </w:r>
+      <w:r>
+        <w:t xml:space="preserve"> </w:t>
+      </w:r>
+      <w:r>
+        <w:rPr>
+          <w:rFonts w:ascii="Courier New" w:hAnsi="Courier New" w:eastAsia="Courier New" w:cs="Tahoma"/>
+        </w:rPr>
+        <w:t>LookupController</w:t>
+      </w:r>
+      <w:r>
+        <w:t xml:space="preserve"> </w:t>
+      </w:r>
+      <w:r>
+        <w:rPr>
+          <w:rFonts w:ascii="Courier New" w:hAnsi="Courier New" w:eastAsia="Courier New" w:cs="Tahoma"/>
+        </w:rPr>
+        <w:t>MasterController</w:t>
+      </w:r>
+      <w:r>
+        <w:t xml:space="preserve"> </w:t>
+      </w:r>
+      <w:r>
+        <w:rPr>
+          <w:rFonts w:ascii="Courier New" w:hAnsi="Courier New" w:eastAsia="Courier New" w:cs="Tahoma"/>
+        </w:rPr>
+        <w:t>ReportController</w:t>
+      </w:r>
+      <w:r>
+        <w:t xml:space="preserve"> </w:t>
+      </w:r>
+      <w:r>
+        <w:rPr>
+          <w:rFonts w:ascii="Courier New" w:hAnsi="Courier New" w:eastAsia="Courier New" w:cs="Tahoma"/>
+        </w:rPr>
+        <w:t>WorkflowController</w:t>
+      </w:r>
+      <w:r>
+        <w:t xml:space="preserve"> </w:t>
+      </w:r>
+      <w:r>
+        <w:rPr>
+          <w:rFonts w:ascii="Courier New" w:hAnsi="Courier New" w:eastAsia="Courier New" w:cs="Tahoma"/>
+        </w:rPr>
+        <w:t>InterfaceController</w:t>
+      </w:r>
+      <w:r>
+        <w:t xml:space="preserve">) — </w:t>
+      </w:r>
+      <w:r>
+        <w:rPr>
+          <w:b/>
+        </w:rPr>
+        <w:t>ห้ามเติม `sbpgi/` ในแต่ละ `@Controller()`</w:t>
+      </w:r>
+    </w:p>
+    <w:p>
+      <w:pPr>
+        <w:pStyle w:val="ListBullet"/>
+        <w:keepLines/>
+      </w:pPr>
+      <w:r>
+        <w:t xml:space="preserve">ในกลุ่ม </w:t>
+      </w:r>
+      <w:r>
+        <w:rPr>
+          <w:rFonts w:ascii="Courier New" w:hAnsi="Courier New" w:eastAsia="Courier New" w:cs="Tahoma"/>
+        </w:rPr>
+        <w:t>document</w:t>
+      </w:r>
+      <w:r>
+        <w:t xml:space="preserve"> ต้องประกาศ route คงที่ (</w:t>
+      </w:r>
+      <w:r>
+        <w:rPr>
+          <w:rFonts w:ascii="Courier New" w:hAnsi="Courier New" w:eastAsia="Courier New" w:cs="Tahoma"/>
+        </w:rPr>
+        <w:t>/tasks</w:t>
+      </w:r>
+      <w:r>
+        <w:t xml:space="preserve">) </w:t>
+      </w:r>
+      <w:r>
+        <w:rPr>
+          <w:b/>
+        </w:rPr>
+        <w:t>ก่อน</w:t>
+      </w:r>
+      <w:r>
+        <w:t xml:space="preserve"> route ที่มีพารามิเตอร์ (</w:t>
+      </w:r>
+      <w:r>
+        <w:rPr>
+          <w:rFonts w:ascii="Courier New" w:hAnsi="Courier New" w:eastAsia="Courier New" w:cs="Tahoma"/>
+        </w:rPr>
+        <w:t>/{docNo}</w:t>
+      </w:r>
+      <w:r>
+        <w:t xml:space="preserve">) และ </w:t>
+      </w:r>
+      <w:r>
+        <w:rPr>
+          <w:rFonts w:ascii="Courier New" w:hAnsi="Courier New" w:eastAsia="Courier New" w:cs="Tahoma"/>
+        </w:rPr>
+        <w:t>docNo</w:t>
+      </w:r>
+      <w:r>
+        <w:t xml:space="preserve"> เป็น </w:t>
+      </w:r>
+      <w:r>
+        <w:rPr>
+          <w:rFonts w:ascii="Courier New" w:hAnsi="Courier New" w:eastAsia="Courier New" w:cs="Tahoma"/>
+        </w:rPr>
+        <w:t>YYYY/xxxxx</w:t>
+      </w:r>
+      <w:r>
+        <w:t xml:space="preserve"> จึงต้อง </w:t>
+      </w:r>
+      <w:r>
+        <w:rPr>
+          <w:rFonts w:ascii="Courier New" w:hAnsi="Courier New" w:eastAsia="Courier New" w:cs="Tahoma"/>
+        </w:rPr>
+        <w:t>encodeURIComponent</w:t>
+      </w:r>
+      <w:r>
+        <w:t xml:space="preserve"> ทุกครั้งที่ประกอบ URL</w:t>
+      </w:r>
+    </w:p>
+    <w:p>
+      <w:pPr>
+        <w:pStyle w:val="ListBullet"/>
+        <w:keepLines/>
+      </w:pPr>
+      <w:r>
+        <w:t xml:space="preserve">เส้นที่ </w:t>
+      </w:r>
+      <w:r>
+        <w:rPr>
+          <w:b/>
+        </w:rPr>
+        <w:t>ไม่ใช่ของ SBPGI ห้ามใส่ prefix และห้ามแตะ</w:t>
+      </w:r>
+      <w:r>
+        <w:t xml:space="preserve"> — </w:t>
+      </w:r>
+      <w:r>
+        <w:rPr>
+          <w:rFonts w:ascii="Courier New" w:hAnsi="Courier New" w:eastAsia="Courier New" w:cs="Tahoma"/>
+        </w:rPr>
+        <w:t>GET /store/search</w:t>
+      </w:r>
+      <w:r>
+        <w:t xml:space="preserve"> · </w:t>
+      </w:r>
+      <w:r>
+        <w:rPr>
+          <w:rFonts w:ascii="Courier New" w:hAnsi="Courier New" w:eastAsia="Courier New" w:cs="Tahoma"/>
+        </w:rPr>
+        <w:t>GET /store/all-regions</w:t>
+      </w:r>
+      <w:r>
+        <w:t xml:space="preserve"> · </w:t>
+      </w:r>
+      <w:r>
+        <w:rPr>
+          <w:rFonts w:ascii="Courier New" w:hAnsi="Courier New" w:eastAsia="Courier New" w:cs="Tahoma"/>
+        </w:rPr>
+        <w:t>GET /common/common-code</w:t>
+      </w:r>
+      <w:r>
+        <w:t xml:space="preserve"> · </w:t>
+      </w:r>
+      <w:r>
+        <w:rPr>
+          <w:rFonts w:ascii="Courier New" w:hAnsi="Courier New" w:eastAsia="Courier New" w:cs="Tahoma"/>
+        </w:rPr>
+        <w:t>GET /menus</w:t>
+      </w:r>
+      <w:r>
+        <w:t xml:space="preserve"> · </w:t>
+      </w:r>
+      <w:r>
+        <w:rPr>
+          <w:rFonts w:ascii="Courier New" w:hAnsi="Courier New" w:eastAsia="Courier New" w:cs="Tahoma"/>
+        </w:rPr>
+        <w:t>GET /groups/current-user/permissions</w:t>
+      </w:r>
+      <w:r>
+        <w:t xml:space="preserve"> · </w:t>
+      </w:r>
+      <w:r>
+        <w:rPr>
+          <w:rFonts w:ascii="Courier New" w:hAnsi="Courier New" w:eastAsia="Courier New" w:cs="Tahoma"/>
+        </w:rPr>
+        <w:t>POST /statement/upload-file-aws</w:t>
+      </w:r>
+      <w:r>
+        <w:t xml:space="preserve"> · </w:t>
+      </w:r>
+      <w:r>
+        <w:rPr>
+          <w:rFonts w:ascii="Courier New" w:hAnsi="Courier New" w:eastAsia="Courier New" w:cs="Tahoma"/>
+        </w:rPr>
+        <w:t>GET /api/workflow/pending</w:t>
+      </w:r>
+      <w:r>
+        <w:t xml:space="preserve"> เป็นของระบบ SBP เดิม</w:t>
+      </w:r>
+    </w:p>
+    <w:p>
+      <w:pPr>
+        <w:pStyle w:val="ListBullet"/>
+        <w:keepLines/>
+      </w:pPr>
+      <w:r>
+        <w:t>BFF ส่งต่อทั้ง prefix (</w:t>
+      </w:r>
+      <w:r>
+        <w:rPr>
+          <w:rFonts w:ascii="Courier New" w:hAnsi="Courier New" w:eastAsia="Courier New" w:cs="Tahoma"/>
+        </w:rPr>
+        <w:t>/api/v1/sbpgi/*</w:t>
+      </w:r>
+      <w:r>
+        <w:t xml:space="preserve">) โดยไม่ตัดคำ · สิทธิ์เมนูผูกกับ URL ของ </w:t>
+      </w:r>
+      <w:r>
+        <w:rPr>
+          <w:b/>
+        </w:rPr>
+        <w:t>หน้าจอ</w:t>
+      </w:r>
+      <w:r>
+        <w:t xml:space="preserve"> (</w:t>
+      </w:r>
+      <w:r>
+        <w:rPr>
+          <w:color w:val="8A3324"/>
+        </w:rPr>
+        <w:t>/sbpgi/&lt;กลุ่ม&gt;/...</w:t>
+      </w:r>
+      <w:r>
+        <w:t>) ไม่ใช่ URL ของ API</w:t>
+      </w:r>
+    </w:p>
     <w:p>
       <w:pPr>
         <w:pStyle w:val="Heading2"/>
@@ -4662,7 +6856,7 @@
                 <w:rFonts w:ascii="Arial" w:hAnsi="Arial" w:eastAsia="Arial" w:cs="Tahoma"/>
                 <w:sz w:val="18"/>
               </w:rPr>
-              <w:t>GET /tasks</w:t>
+              <w:t>GET /sbpgi/document/tasks</w:t>
             </w:r>
           </w:p>
         </w:tc>
@@ -4742,7 +6936,7 @@
                 <w:rFonts w:ascii="Arial" w:hAnsi="Arial" w:eastAsia="Arial" w:cs="Tahoma"/>
                 <w:sz w:val="18"/>
               </w:rPr>
-              <w:t>GET /documents*, GET /documents/{docNo}/timeline, GET /documents/{docNo}/sales</w:t>
+              <w:t>GET /sbpgi/document*, GET /sbpgi/document/{docNo}/timeline, GET /sbpgi/document/{docNo}/sales</w:t>
             </w:r>
           </w:p>
         </w:tc>
@@ -4822,7 +7016,7 @@
                 <w:rFonts w:ascii="Arial" w:hAnsi="Arial" w:eastAsia="Arial" w:cs="Tahoma"/>
                 <w:sz w:val="18"/>
               </w:rPr>
-              <w:t>POST /documents</w:t>
+              <w:t>POST /sbpgi/document</w:t>
             </w:r>
           </w:p>
         </w:tc>
@@ -4847,7 +7041,22 @@
                 <w:rFonts w:ascii="Arial" w:hAnsi="Arial" w:eastAsia="Arial" w:cs="Tahoma"/>
                 <w:sz w:val="18"/>
               </w:rPr>
-              <w:t>02 HQ, 03 User Admin, 01 Admin</w:t>
+              <w:t xml:space="preserve">🔴 </w:t>
+            </w:r>
+            <w:r>
+              <w:rPr>
+                <w:rFonts w:ascii="Arial" w:hAnsi="Arial" w:eastAsia="Arial" w:cs="Tahoma"/>
+                <w:b/>
+                <w:sz w:val="18"/>
+              </w:rPr>
+              <w:t>service token / pipeline เท่านั้น</w:t>
+            </w:r>
+            <w:r>
+              <w:rPr>
+                <w:rFonts w:ascii="Arial" w:hAnsi="Arial" w:eastAsia="Arial" w:cs="Tahoma"/>
+                <w:sz w:val="18"/>
+              </w:rPr>
+              <w:t xml:space="preserve"> — มติ 2026-08-06 ตัดฟอร์มสร้างเอกสารใน FE ออกแล้ว (ต้นทางสร้างที่ระบบ FS แล้ว SBP Statement ส่งข้อมูลกลับ) · ห้ามระบุเป็นรหัสกลุ่มสิทธิ์ เพราะเลข 01/02/03 ชนกับ section_code ของ workflow</w:t>
             </w:r>
           </w:p>
         </w:tc>
@@ -4902,7 +7111,7 @@
                 <w:rFonts w:ascii="Arial" w:hAnsi="Arial" w:eastAsia="Arial" w:cs="Tahoma"/>
                 <w:sz w:val="18"/>
               </w:rPr>
-              <w:t>PUT /documents/{docNo}, POST /documents/{docNo}/actions, POST /documents/{docNo}/attachments</w:t>
+              <w:t>PUT /sbpgi/document/{docNo}, POST /sbpgi/document/{docNo}/actions, POST /sbpgi/document/{docNo}/attachments</w:t>
             </w:r>
           </w:p>
         </w:tc>
@@ -4982,7 +7191,7 @@
                 <w:rFonts w:ascii="Arial" w:hAnsi="Arial" w:eastAsia="Arial" w:cs="Tahoma"/>
                 <w:sz w:val="18"/>
               </w:rPr>
-              <w:t>GET /documents/{docNo}/attachments/{attachId}/download</w:t>
+              <w:t>GET /sbpgi/document/{docNo}/attachments/{attachId}/download</w:t>
             </w:r>
           </w:p>
         </w:tc>
@@ -5007,7 +7216,35 @@
                 <w:rFonts w:ascii="Arial" w:hAnsi="Arial" w:eastAsia="Arial" w:cs="Tahoma"/>
                 <w:sz w:val="18"/>
               </w:rPr>
-              <w:t>same as document read; attachment belongs to doc and scanStatus=CLEAN</w:t>
+              <w:t xml:space="preserve">สิทธิ์เท่ากับอ่านเอกสาร + attachment ต้องเป็นของ docNo นั้น · ⚠️ เงื่อนไข </w:t>
+            </w:r>
+            <w:r>
+              <w:rPr>
+                <w:rFonts w:ascii="Courier New" w:hAnsi="Courier New" w:eastAsia="Courier New" w:cs="Tahoma"/>
+                <w:sz w:val="18"/>
+              </w:rPr>
+              <w:t>scan_status</w:t>
+            </w:r>
+            <w:r>
+              <w:rPr>
+                <w:rFonts w:ascii="Arial" w:hAnsi="Arial" w:eastAsia="Arial" w:cs="Tahoma"/>
+                <w:sz w:val="18"/>
+              </w:rPr>
+              <w:t xml:space="preserve"> ขึ้นกับนโยบาย AV ที่ยังไม่เคาะ (ดู </w:t>
+            </w:r>
+            <w:r>
+              <w:rPr>
+                <w:rFonts w:ascii="Courier New" w:hAnsi="Courier New" w:eastAsia="Courier New" w:cs="Tahoma"/>
+                <w:sz w:val="18"/>
+              </w:rPr>
+              <w:t>LLDD-BE-API-Attachment-Sales-Timeline.pdf</w:t>
+            </w:r>
+            <w:r>
+              <w:rPr>
+                <w:rFonts w:ascii="Arial" w:hAnsi="Arial" w:eastAsia="Arial" w:cs="Tahoma"/>
+                <w:sz w:val="18"/>
+              </w:rPr>
+              <w:t xml:space="preserve"> 5.1) — บังคับ CLEAN อย่างเดียวตอนนี้จะดาวน์โหลดไม่ได้เลย</w:t>
             </w:r>
           </w:p>
         </w:tc>
@@ -5062,7 +7299,7 @@
                 <w:rFonts w:ascii="Arial" w:hAnsi="Arial" w:eastAsia="Arial" w:cs="Tahoma"/>
                 <w:sz w:val="18"/>
               </w:rPr>
-              <w:t>/document-statuses, /workflow-sections (ร้าน/ภาค/ประเภทสาขา ใช้ /store/* + /common/common-code ของระบบ SBP เดิม · 2026-08-06)</w:t>
+              <w:t>/sbpgi/lookup/document-statuses, /sbpgi/lookup/workflow-sections (ร้าน/ภาค/ประเภทสาขา ใช้ /store/* + /common/common-code ของระบบ SBP เดิม · 2026-08-06)</w:t>
             </w:r>
           </w:p>
         </w:tc>
@@ -5142,7 +7379,7 @@
                 <w:rFonts w:ascii="Arial" w:hAnsi="Arial" w:eastAsia="Arial" w:cs="Tahoma"/>
                 <w:sz w:val="18"/>
               </w:rPr>
-              <w:t>/factors*, /competitors*</w:t>
+              <w:t>/sbpgi/master/factors*, /sbpgi/master/competitors*</w:t>
             </w:r>
           </w:p>
         </w:tc>
@@ -5302,7 +7539,7 @@
                 <w:rFonts w:ascii="Arial" w:hAnsi="Arial" w:eastAsia="Arial" w:cs="Tahoma"/>
                 <w:sz w:val="18"/>
               </w:rPr>
-              <w:t>/reports/status-summary*</w:t>
+              <w:t>/sbpgi/report/status-summary*</w:t>
             </w:r>
           </w:p>
         </w:tc>
@@ -5382,7 +7619,7 @@
                 <w:rFonts w:ascii="Arial" w:hAnsi="Arial" w:eastAsia="Arial" w:cs="Tahoma"/>
                 <w:sz w:val="18"/>
               </w:rPr>
-              <w:t>/workflows/instances, /interfaces/* callback</w:t>
+              <w:t>/sbpgi/workflow/instances · /sbpgi/interface/* (tracking · pending-ack · sta/ack callback)</w:t>
             </w:r>
           </w:p>
         </w:tc>
@@ -5407,7 +7644,7 @@
                 <w:rFonts w:ascii="Arial" w:hAnsi="Arial" w:eastAsia="Arial" w:cs="Tahoma"/>
                 <w:sz w:val="18"/>
               </w:rPr>
-              <w:t>service token or API key only</w:t>
+              <w:t>service token หรือ API key เท่านั้น — ไม่ผ่านสิทธิ์เมนูของผู้ใช้</w:t>
             </w:r>
           </w:p>
         </w:tc>
@@ -5535,7 +7772,7 @@
                 <w:rFonts w:ascii="Arial" w:hAnsi="Arial" w:eastAsia="Arial" w:cs="Tahoma"/>
                 <w:sz w:val="18"/>
               </w:rPr>
-              <w:t>ALL /api/v1/*; GET /api/v1/*; POST /api/v1/documents/{docNo}/actions</w:t>
+              <w:t>ALL /api/v1/sbpgi/*; GET /api/v1/sbpgi/*; POST /api/v1/sbpgi/document/{docNo}/actions</w:t>
             </w:r>
           </w:p>
         </w:tc>
@@ -5590,7 +7827,7 @@
                 <w:rFonts w:ascii="Arial" w:hAnsi="Arial" w:eastAsia="Arial" w:cs="Tahoma"/>
                 <w:sz w:val="18"/>
               </w:rPr>
-              <w:t>Request enters logging middleware and request id is attached; Auth middleware validates JWT or service token by endpoint allowlist; RBAC guard checks role/menu/current workflow task owner; Validate params/query/body with shared schema conventions</w:t>
+              <w:t>Request enters logging middleware and request id is attached; BffUserGuard ตรวจ x-api-key แล้ว map BFF header เป็น user context — 🔴 SBPGI ไม่ออก/ไม่ตรวจ JWT เอง (login อยู่ที่ Cognito ฝั่ง BFF) · เส้น service-token ใช้ API key แยก; RBAC guard checks role/menu/current workflow task owner; Validate params/query/body with shared schema conventions</w:t>
             </w:r>
           </w:p>
         </w:tc>
@@ -5645,7 +7882,21 @@
                 <w:rFonts w:ascii="Arial" w:hAnsi="Arial" w:eastAsia="Arial" w:cs="Tahoma"/>
                 <w:sz w:val="18"/>
               </w:rPr>
-              <w:t>Rendered UI state or normalized API response with status/message and audit-ready trace reference.</w:t>
+              <w:t xml:space="preserve">ไม่มีตารางที่เอกสารนี้เขียนเอง — output คือ response ตาม envelope กลาง </w:t>
+            </w:r>
+            <w:r>
+              <w:rPr>
+                <w:rFonts w:ascii="Courier New" w:hAnsi="Courier New" w:eastAsia="Courier New" w:cs="Tahoma"/>
+                <w:sz w:val="18"/>
+              </w:rPr>
+              <w:t>{success, data}</w:t>
+            </w:r>
+            <w:r>
+              <w:rPr>
+                <w:rFonts w:ascii="Arial" w:hAnsi="Arial" w:eastAsia="Arial" w:cs="Tahoma"/>
+                <w:sz w:val="18"/>
+              </w:rPr>
+              <w:t xml:space="preserve"> และร่องรอยที่ตรวจย้อนได้ (log / consideration_logs / workflow_history ของ engine)</w:t>
             </w:r>
           </w:p>
         </w:tc>
@@ -5794,7 +8045,7 @@
                 <w:rFonts w:ascii="Arial" w:hAnsi="Arial" w:eastAsia="Arial" w:cs="Tahoma"/>
                 <w:sz w:val="18"/>
               </w:rPr>
-              <w:t>ALL /api/v1/*</w:t>
+              <w:t>ALL /api/v1/sbpgi/*</w:t>
             </w:r>
           </w:p>
         </w:tc>
@@ -5899,7 +8150,7 @@
                 <w:rFonts w:ascii="Arial" w:hAnsi="Arial" w:eastAsia="Arial" w:cs="Tahoma"/>
                 <w:sz w:val="18"/>
               </w:rPr>
-              <w:t>GET /api/v1/*</w:t>
+              <w:t>GET /api/v1/sbpgi/*</w:t>
             </w:r>
           </w:p>
         </w:tc>
@@ -5949,7 +8200,7 @@
                 <w:rFonts w:ascii="Arial" w:hAnsi="Arial" w:eastAsia="Arial" w:cs="Tahoma"/>
                 <w:sz w:val="18"/>
               </w:rPr>
-              <w:t>Auth middleware validates JWT or service token by endpoint allowlist</w:t>
+              <w:t>BffUserGuard ตรวจ x-api-key แล้ว map BFF header เป็น user context — 🔴 SBPGI ไม่ออก/ไม่ตรวจ JWT เอง (login อยู่ที่ Cognito ฝั่ง BFF) · เส้น service-token ใช้ API key แยก</w:t>
             </w:r>
           </w:p>
         </w:tc>
@@ -6011,7 +8262,7 @@
                 <w:rFonts w:ascii="Arial" w:hAnsi="Arial" w:eastAsia="Arial" w:cs="Tahoma"/>
                 <w:sz w:val="18"/>
               </w:rPr>
-              <w:t>POST /api/v1/documents/{docNo}/actions</w:t>
+              <w:t>POST /api/v1/sbpgi/document/{docNo}/actions</w:t>
             </w:r>
           </w:p>
         </w:tc>
@@ -6325,7 +8576,7 @@
                 <w:rFonts w:ascii="Arial" w:hAnsi="Arial" w:eastAsia="Arial" w:cs="Tahoma"/>
                 <w:sz w:val="18"/>
               </w:rPr>
-              <w:t>Auth middleware validates JWT or service token by endpoint allowlist</w:t>
+              <w:t>BffUserGuard ตรวจ x-api-key แล้ว map BFF header เป็น user context — 🔴 SBPGI ไม่ออก/ไม่ตรวจ JWT เอง (login อยู่ที่ Cognito ฝั่ง BFF) · เส้น service-token ใช้ API key แยก</w:t>
             </w:r>
           </w:p>
         </w:tc>
@@ -6851,6 +9102,410 @@
       </w:tr>
     </w:tbl>
     <w:p/>
+    <w:p>
+      <w:pPr>
+        <w:pStyle w:val="Heading2"/>
+        <w:keepNext/>
+        <w:keepLines/>
+        <w:pageBreakBefore w:val="0"/>
+      </w:pPr>
+      <w:r>
+        <w:t>5.92 Workflow Trigger Event Contract</w:t>
+      </w:r>
+    </w:p>
+    <w:p>
+      <w:pPr>
+        <w:keepNext w:val="0"/>
+      </w:pPr>
+      <w:r>
+        <w:t xml:space="preserve">งานชิ้นนี้ </w:t>
+      </w:r>
+      <w:r>
+        <w:rPr>
+          <w:b/>
+        </w:rPr>
+        <w:t>ต้องเรียก workflow engine</w:t>
+      </w:r>
+      <w:r>
+        <w:t xml:space="preserve"> ตามตารางด้านล่าง · ชื่อ function ยึด API 8 ตัวของ </w:t>
+      </w:r>
+      <w:r>
+        <w:rPr>
+          <w:rFonts w:ascii="Courier New" w:hAnsi="Courier New" w:eastAsia="Courier New" w:cs="Tahoma"/>
+        </w:rPr>
+        <w:t>@srm/glb-workflow</w:t>
+      </w:r>
+      <w:r>
+        <w:t xml:space="preserve"> ตามชีต </w:t>
+      </w:r>
+      <w:r>
+        <w:rPr>
+          <w:rFonts w:ascii="Courier New" w:hAnsi="Courier New" w:eastAsia="Courier New" w:cs="Tahoma"/>
+        </w:rPr>
+        <w:t>Detail</w:t>
+      </w:r>
+      <w:r>
+        <w:t xml:space="preserve"> ของ </w:t>
+      </w:r>
+      <w:r>
+        <w:rPr>
+          <w:color w:val="8A3324"/>
+        </w:rPr>
+        <w:t>TSM SRM LLDD SBP workflow ไฟล์1.2</w:t>
+      </w:r>
+      <w:r>
+        <w:t xml:space="preserve"> — รายละเอียด signature และตารางที่ engine เขียน ดู </w:t>
+      </w:r>
+      <w:r>
+        <w:rPr>
+          <w:b/>
+        </w:rPr>
+        <w:t>LLDD-BE-Workflow-Engine-Definition.pdf</w:t>
+      </w:r>
+      <w:r>
+        <w:t xml:space="preserve"> หัวข้อ 5.3</w:t>
+      </w:r>
+    </w:p>
+    <w:tbl>
+      <w:tblPr>
+        <w:tblStyle w:val="TableGrid"/>
+        <w:tblW w:type="auto" w:w="0"/>
+        <w:jc w:val="center"/>
+        <w:tblLook w:firstColumn="1" w:firstRow="1" w:lastColumn="0" w:lastRow="0" w:noHBand="0" w:noVBand="1" w:val="04A0"/>
+      </w:tblPr>
+      <w:tblGrid>
+        <w:gridCol w:w="2520"/>
+        <w:gridCol w:w="2520"/>
+        <w:gridCol w:w="2520"/>
+        <w:gridCol w:w="2520"/>
+      </w:tblGrid>
+      <w:tr>
+        <w:trPr>
+          <w:cantSplit/>
+        </w:trPr>
+        <w:tc>
+          <w:tcPr>
+            <w:tcW w:type="dxa" w:w="2520"/>
+            <w:vAlign w:val="center"/>
+            <w:shd w:fill="E8EEF5"/>
+          </w:tcPr>
+          <w:p>
+            <w:pPr>
+              <w:keepLines/>
+              <w:spacing w:after="0"/>
+            </w:pPr>
+            <w:r/>
+            <w:r>
+              <w:rPr>
+                <w:rFonts w:ascii="Arial" w:hAnsi="Arial" w:eastAsia="Arial" w:cs="Tahoma"/>
+                <w:b/>
+                <w:sz w:val="18"/>
+              </w:rPr>
+              <w:t>จุดที่เรียก (call site)</w:t>
+            </w:r>
+          </w:p>
+        </w:tc>
+        <w:tc>
+          <w:tcPr>
+            <w:tcW w:type="dxa" w:w="2520"/>
+            <w:vAlign w:val="center"/>
+            <w:shd w:fill="E8EEF5"/>
+          </w:tcPr>
+          <w:p>
+            <w:pPr>
+              <w:keepLines/>
+              <w:spacing w:after="0"/>
+            </w:pPr>
+            <w:r/>
+            <w:r>
+              <w:rPr>
+                <w:rFonts w:ascii="Arial" w:hAnsi="Arial" w:eastAsia="Arial" w:cs="Tahoma"/>
+                <w:b/>
+                <w:sz w:val="18"/>
+              </w:rPr>
+              <w:t>Engine function</w:t>
+            </w:r>
+          </w:p>
+        </w:tc>
+        <w:tc>
+          <w:tcPr>
+            <w:tcW w:type="dxa" w:w="2520"/>
+            <w:vAlign w:val="center"/>
+            <w:shd w:fill="E8EEF5"/>
+          </w:tcPr>
+          <w:p>
+            <w:pPr>
+              <w:keepLines/>
+              <w:spacing w:after="0"/>
+            </w:pPr>
+            <w:r/>
+            <w:r>
+              <w:rPr>
+                <w:rFonts w:ascii="Arial" w:hAnsi="Arial" w:eastAsia="Arial" w:cs="Tahoma"/>
+                <w:b/>
+                <w:sz w:val="18"/>
+              </w:rPr>
+              <w:t>พารามิเตอร์หลัก</w:t>
+            </w:r>
+          </w:p>
+        </w:tc>
+        <w:tc>
+          <w:tcPr>
+            <w:tcW w:type="dxa" w:w="2520"/>
+            <w:vAlign w:val="center"/>
+            <w:shd w:fill="E8EEF5"/>
+          </w:tcPr>
+          <w:p>
+            <w:pPr>
+              <w:keepLines/>
+              <w:spacing w:after="0"/>
+            </w:pPr>
+            <w:r/>
+            <w:r>
+              <w:rPr>
+                <w:rFonts w:ascii="Arial" w:hAnsi="Arial" w:eastAsia="Arial" w:cs="Tahoma"/>
+                <w:b/>
+                <w:sz w:val="18"/>
+              </w:rPr>
+              <w:t>กติกา / transaction boundary</w:t>
+            </w:r>
+          </w:p>
+        </w:tc>
+      </w:tr>
+      <w:tr>
+        <w:trPr>
+          <w:cantSplit/>
+        </w:trPr>
+        <w:tc>
+          <w:tcPr>
+            <w:tcW w:type="dxa" w:w="2520"/>
+            <w:vAlign w:val="center"/>
+          </w:tcPr>
+          <w:p>
+            <w:pPr>
+              <w:keepLines/>
+              <w:spacing w:after="0"/>
+            </w:pPr>
+            <w:r>
+              <w:rPr>
+                <w:rFonts w:ascii="Arial" w:hAnsi="Arial" w:eastAsia="Arial" w:cs="Tahoma"/>
+                <w:sz w:val="18"/>
+              </w:rPr>
+            </w:r>
+            <w:r>
+              <w:rPr>
+                <w:rFonts w:ascii="Arial" w:hAnsi="Arial" w:eastAsia="Arial" w:cs="Tahoma"/>
+                <w:sz w:val="18"/>
+              </w:rPr>
+              <w:t>ตัวห่อกลาง (WorkflowGateway)</w:t>
+            </w:r>
+          </w:p>
+        </w:tc>
+        <w:tc>
+          <w:tcPr>
+            <w:tcW w:type="dxa" w:w="2520"/>
+            <w:vAlign w:val="center"/>
+          </w:tcPr>
+          <w:p>
+            <w:pPr>
+              <w:keepLines/>
+              <w:spacing w:after="0"/>
+            </w:pPr>
+            <w:r>
+              <w:rPr>
+                <w:rFonts w:ascii="Arial" w:hAnsi="Arial" w:eastAsia="Arial" w:cs="Tahoma"/>
+                <w:sz w:val="18"/>
+              </w:rPr>
+            </w:r>
+            <w:r>
+              <w:rPr>
+                <w:rFonts w:ascii="Arial" w:hAnsi="Arial" w:eastAsia="Arial" w:cs="Tahoma"/>
+                <w:sz w:val="18"/>
+              </w:rPr>
+              <w:t xml:space="preserve">ทั้ง 8 ตัวของ </w:t>
+            </w:r>
+            <w:r>
+              <w:rPr>
+                <w:rFonts w:ascii="Courier New" w:hAnsi="Courier New" w:eastAsia="Courier New" w:cs="Tahoma"/>
+                <w:sz w:val="18"/>
+              </w:rPr>
+              <w:t>@srm/glb-workflow</w:t>
+            </w:r>
+          </w:p>
+        </w:tc>
+        <w:tc>
+          <w:tcPr>
+            <w:tcW w:type="dxa" w:w="2520"/>
+            <w:vAlign w:val="center"/>
+          </w:tcPr>
+          <w:p>
+            <w:pPr>
+              <w:keepLines/>
+              <w:spacing w:after="0"/>
+            </w:pPr>
+            <w:r>
+              <w:rPr>
+                <w:rFonts w:ascii="Arial" w:hAnsi="Arial" w:eastAsia="Arial" w:cs="Tahoma"/>
+                <w:sz w:val="18"/>
+              </w:rPr>
+            </w:r>
+            <w:r>
+              <w:rPr>
+                <w:rFonts w:ascii="Arial" w:hAnsi="Arial" w:eastAsia="Arial" w:cs="Tahoma"/>
+                <w:sz w:val="18"/>
+              </w:rPr>
+              <w:t>userData มาจาก BFF header (</w:t>
+            </w:r>
+            <w:r>
+              <w:rPr>
+                <w:rFonts w:ascii="Courier New" w:hAnsi="Courier New" w:eastAsia="Courier New" w:cs="Tahoma"/>
+                <w:sz w:val="18"/>
+              </w:rPr>
+              <w:t>x-user-id</w:t>
+            </w:r>
+            <w:r>
+              <w:rPr>
+                <w:rFonts w:ascii="Arial" w:hAnsi="Arial" w:eastAsia="Arial" w:cs="Tahoma"/>
+                <w:sz w:val="18"/>
+              </w:rPr>
+              <w:t xml:space="preserve">, </w:t>
+            </w:r>
+            <w:r>
+              <w:rPr>
+                <w:rFonts w:ascii="Courier New" w:hAnsi="Courier New" w:eastAsia="Courier New" w:cs="Tahoma"/>
+                <w:sz w:val="18"/>
+              </w:rPr>
+              <w:t>x-user-group-id</w:t>
+            </w:r>
+            <w:r>
+              <w:rPr>
+                <w:rFonts w:ascii="Arial" w:hAnsi="Arial" w:eastAsia="Arial" w:cs="Tahoma"/>
+                <w:sz w:val="18"/>
+              </w:rPr>
+              <w:t>)</w:t>
+            </w:r>
+          </w:p>
+        </w:tc>
+        <w:tc>
+          <w:tcPr>
+            <w:tcW w:type="dxa" w:w="2520"/>
+            <w:vAlign w:val="center"/>
+          </w:tcPr>
+          <w:p>
+            <w:pPr>
+              <w:keepLines/>
+              <w:spacing w:after="0"/>
+            </w:pPr>
+            <w:r>
+              <w:rPr>
+                <w:rFonts w:ascii="Arial" w:hAnsi="Arial" w:eastAsia="Arial" w:cs="Tahoma"/>
+                <w:sz w:val="18"/>
+              </w:rPr>
+            </w:r>
+            <w:r>
+              <w:rPr>
+                <w:rFonts w:ascii="Arial" w:hAnsi="Arial" w:eastAsia="Arial" w:cs="Tahoma"/>
+                <w:sz w:val="18"/>
+              </w:rPr>
+              <w:t xml:space="preserve">🔴 งานของเอกสารนี้คือ </w:t>
+            </w:r>
+            <w:r>
+              <w:rPr>
+                <w:rFonts w:ascii="Arial" w:hAnsi="Arial" w:eastAsia="Arial" w:cs="Tahoma"/>
+                <w:b/>
+                <w:sz w:val="18"/>
+              </w:rPr>
+              <w:t>ทำตัวห่อกลางให้ทุกคนเรียก</w:t>
+            </w:r>
+            <w:r>
+              <w:rPr>
+                <w:rFonts w:ascii="Arial" w:hAnsi="Arial" w:eastAsia="Arial" w:cs="Tahoma"/>
+                <w:sz w:val="18"/>
+              </w:rPr>
+              <w:t xml:space="preserve"> — map error ของ engine เข้า envelope </w:t>
+            </w:r>
+            <w:r>
+              <w:rPr>
+                <w:rFonts w:ascii="Courier New" w:hAnsi="Courier New" w:eastAsia="Courier New" w:cs="Tahoma"/>
+                <w:sz w:val="18"/>
+              </w:rPr>
+              <w:t>{success:false, error:{code,message}}</w:t>
+            </w:r>
+            <w:r>
+              <w:rPr>
+                <w:rFonts w:ascii="Arial" w:hAnsi="Arial" w:eastAsia="Arial" w:cs="Tahoma"/>
+                <w:sz w:val="18"/>
+              </w:rPr>
+              <w:t xml:space="preserve"> และบังคับ timeout/retry ที่เดียว</w:t>
+            </w:r>
+          </w:p>
+        </w:tc>
+      </w:tr>
+    </w:tbl>
+    <w:p/>
+    <w:p>
+      <w:pPr>
+        <w:pStyle w:val="ListBullet"/>
+        <w:keepLines/>
+      </w:pPr>
+      <w:r>
+        <w:t xml:space="preserve">🔴 กติกาเหล็ก: ตาราง </w:t>
+      </w:r>
+      <w:r>
+        <w:rPr>
+          <w:rFonts w:ascii="Courier New" w:hAnsi="Courier New" w:eastAsia="Courier New" w:cs="Tahoma"/>
+        </w:rPr>
+        <w:t>sps_store.workflow_*</w:t>
+      </w:r>
+      <w:r>
+        <w:t xml:space="preserve"> (13 ตาราง) เป็นของ lib — SBPGI </w:t>
+      </w:r>
+      <w:r>
+        <w:rPr>
+          <w:b/>
+        </w:rPr>
+        <w:t>R เท่านั้น</w:t>
+      </w:r>
+      <w:r>
+        <w:t xml:space="preserve"> ห้าม INSERT/UPDATE/DELETE ตรงในทุกกรณี</w:t>
+      </w:r>
+    </w:p>
+    <w:p>
+      <w:pPr>
+        <w:pStyle w:val="ListBullet"/>
+        <w:keepLines/>
+      </w:pPr>
+      <w:r>
+        <w:t xml:space="preserve">ทุกการเรียก engine ต้องผ่านตัวห่อกลาง </w:t>
+      </w:r>
+      <w:r>
+        <w:rPr>
+          <w:rFonts w:ascii="Courier New" w:hAnsi="Courier New" w:eastAsia="Courier New" w:cs="Tahoma"/>
+        </w:rPr>
+        <w:t>WorkflowGateway</w:t>
+      </w:r>
+      <w:r>
+        <w:t xml:space="preserve"> ที่นิยามใน </w:t>
+      </w:r>
+      <w:r>
+        <w:rPr>
+          <w:b/>
+        </w:rPr>
+        <w:t>LLDD-BE-API-Common-Contracts.pdf</w:t>
+      </w:r>
+      <w:r>
+        <w:t xml:space="preserve"> (timeout · retry · map error เข้า envelope) ห้าม import lib ตรงจาก service</w:t>
+      </w:r>
+    </w:p>
+    <w:p>
+      <w:pPr>
+        <w:pStyle w:val="ListBullet"/>
+        <w:keepLines/>
+      </w:pPr>
+      <w:r>
+        <w:t>unit test ต้อง mock engine และครอบอย่างน้อย: เรียกสำเร็จ · engine โยน error แล้ว rollback ฝั่ง SBPGI ครบ · เรียกซ้ำด้วย referenceId เดิมไม่เกิดผลซ้ำ</w:t>
+      </w:r>
+    </w:p>
     <w:p>
       <w:pPr>
         <w:pStyle w:val="Heading1"/>
@@ -7724,7 +10379,7 @@
         <w:pageBreakBefore w:val="0"/>
       </w:pPr>
       <w:r>
-        <w:t>ALL /api/v1/*</w:t>
+        <w:t>ALL /api/v1/sbpgi/*</w:t>
       </w:r>
     </w:p>
     <w:p>
@@ -8366,7 +11021,7 @@
         <w:pageBreakBefore w:val="0"/>
       </w:pPr>
       <w:r>
-        <w:t>GET /api/v1/*</w:t>
+        <w:t>GET /api/v1/sbpgi/*</w:t>
       </w:r>
     </w:p>
     <w:p>
@@ -9397,7 +12052,7 @@
         <w:pageBreakBefore w:val="0"/>
       </w:pPr>
       <w:r>
-        <w:t>POST /api/v1/documents/{docNo}/actions</w:t>
+        <w:t>POST /api/v1/sbpgi/document/{docNo}/actions</w:t>
       </w:r>
     </w:p>
     <w:p>
@@ -10525,7 +13180,7 @@
                 <w:rFonts w:ascii="Arial" w:hAnsi="Arial" w:eastAsia="Arial" w:cs="Tahoma"/>
                 <w:sz w:val="18"/>
               </w:rPr>
-              <w:t>ALL /api/v1/*</w:t>
+              <w:t>ALL /api/v1/sbpgi/*</w:t>
             </w:r>
           </w:p>
         </w:tc>
@@ -10605,7 +13260,7 @@
                 <w:rFonts w:ascii="Arial" w:hAnsi="Arial" w:eastAsia="Arial" w:cs="Tahoma"/>
                 <w:sz w:val="18"/>
               </w:rPr>
-              <w:t>GET /api/v1/*</w:t>
+              <w:t>GET /api/v1/sbpgi/*</w:t>
             </w:r>
           </w:p>
         </w:tc>
@@ -10685,7 +13340,7 @@
                 <w:rFonts w:ascii="Arial" w:hAnsi="Arial" w:eastAsia="Arial" w:cs="Tahoma"/>
                 <w:sz w:val="18"/>
               </w:rPr>
-              <w:t>POST /api/v1/documents/{docNo}/actions</w:t>
+              <w:t>POST /api/v1/sbpgi/document/{docNo}/actions</w:t>
             </w:r>
           </w:p>
         </w:tc>
@@ -10975,7 +13630,7 @@
                 <w:rFonts w:ascii="Arial" w:hAnsi="Arial" w:eastAsia="Arial" w:cs="Tahoma"/>
                 <w:sz w:val="18"/>
               </w:rPr>
-              <w:t>Auth middleware validates JWT or service token by endpoint allowlist</w:t>
+              <w:t>BffUserGuard ตรวจ x-api-key แล้ว map BFF header เป็น user context — 🔴 SBPGI ไม่ออก/ไม่ตรวจ JWT เอง (login อยู่ที่ Cognito ฝั่ง BFF) · เส้น service-token ใช้ API key แยก</w:t>
             </w:r>
           </w:p>
         </w:tc>

--- a/LLDD/word/BE/LLDD-BE-API-Common-Contracts.docx
+++ b/LLDD/word/BE/LLDD-BE-API-Common-Contracts.docx
@@ -649,6 +649,543 @@
         <w:t>Common contract reference: ทุกหัวข้อ API/FE ต้องยึด LLDD-BE-API-Common-Contracts.pdf และ LLDD-FE-Integration-Contracts.pdf สำหรับ error/auth/format/pagination/action/RBAC ก่อนลงรายละเอียดเฉพาะหน้าหรือเฉพาะ endpoint</w:t>
       </w:r>
     </w:p>
+    <w:p>
+      <w:pPr>
+        <w:pStyle w:val="Heading2"/>
+        <w:keepNext/>
+        <w:keepLines/>
+        <w:pageBreakBefore w:val="0"/>
+      </w:pPr>
+      <w:r>
+        <w:t>1.1 เอกสาร LLDD ที่เกี่ยวข้อง</w:t>
+      </w:r>
+    </w:p>
+    <w:p>
+      <w:pPr>
+        <w:keepNext w:val="0"/>
+      </w:pPr>
+      <w:r>
+        <w:t>ตารางนี้สร้างจาก endpoint และตารางที่เอกสารฉบับนี้ประกาศไว้จริง — อ่านฉบับที่อยู่ในตารางก่อนลงมือ เพื่อไม่ให้สัญญา request/response หรือชื่อคอลัมน์หลุดจากกัน</w:t>
+      </w:r>
+    </w:p>
+    <w:tbl>
+      <w:tblPr>
+        <w:tblStyle w:val="TableGrid"/>
+        <w:tblW w:type="auto" w:w="0"/>
+        <w:jc w:val="center"/>
+        <w:tblLook w:firstColumn="1" w:firstRow="1" w:lastColumn="0" w:lastRow="0" w:noHBand="0" w:noVBand="1" w:val="04A0"/>
+      </w:tblPr>
+      <w:tblGrid>
+        <w:gridCol w:w="3360"/>
+        <w:gridCol w:w="3360"/>
+        <w:gridCol w:w="3360"/>
+      </w:tblGrid>
+      <w:tr>
+        <w:trPr>
+          <w:cantSplit/>
+        </w:trPr>
+        <w:tc>
+          <w:tcPr>
+            <w:tcW w:type="dxa" w:w="3360"/>
+            <w:vAlign w:val="center"/>
+            <w:shd w:fill="E8EEF5"/>
+          </w:tcPr>
+          <w:p>
+            <w:pPr>
+              <w:keepLines/>
+              <w:spacing w:after="0"/>
+            </w:pPr>
+            <w:r/>
+            <w:r>
+              <w:rPr>
+                <w:rFonts w:ascii="Arial" w:hAnsi="Arial" w:eastAsia="Arial" w:cs="Tahoma"/>
+                <w:b/>
+                <w:sz w:val="18"/>
+              </w:rPr>
+              <w:t>ความสัมพันธ์</w:t>
+            </w:r>
+          </w:p>
+        </w:tc>
+        <w:tc>
+          <w:tcPr>
+            <w:tcW w:type="dxa" w:w="3360"/>
+            <w:vAlign w:val="center"/>
+            <w:shd w:fill="E8EEF5"/>
+          </w:tcPr>
+          <w:p>
+            <w:pPr>
+              <w:keepLines/>
+              <w:spacing w:after="0"/>
+            </w:pPr>
+            <w:r/>
+            <w:r>
+              <w:rPr>
+                <w:rFonts w:ascii="Arial" w:hAnsi="Arial" w:eastAsia="Arial" w:cs="Tahoma"/>
+                <w:b/>
+                <w:sz w:val="18"/>
+              </w:rPr>
+              <w:t>เอกสาร LLDD</w:t>
+            </w:r>
+          </w:p>
+        </w:tc>
+        <w:tc>
+          <w:tcPr>
+            <w:tcW w:type="dxa" w:w="3360"/>
+            <w:vAlign w:val="center"/>
+            <w:shd w:fill="E8EEF5"/>
+          </w:tcPr>
+          <w:p>
+            <w:pPr>
+              <w:keepLines/>
+              <w:spacing w:after="0"/>
+            </w:pPr>
+            <w:r/>
+            <w:r>
+              <w:rPr>
+                <w:rFonts w:ascii="Arial" w:hAnsi="Arial" w:eastAsia="Arial" w:cs="Tahoma"/>
+                <w:b/>
+                <w:sz w:val="18"/>
+              </w:rPr>
+              <w:t>เกี่ยวข้องตรงไหน</w:t>
+            </w:r>
+          </w:p>
+        </w:tc>
+      </w:tr>
+      <w:tr>
+        <w:trPr>
+          <w:cantSplit/>
+        </w:trPr>
+        <w:tc>
+          <w:tcPr>
+            <w:tcW w:type="dxa" w:w="3360"/>
+            <w:vAlign w:val="center"/>
+          </w:tcPr>
+          <w:p>
+            <w:pPr>
+              <w:keepLines/>
+              <w:spacing w:after="0"/>
+            </w:pPr>
+            <w:r>
+              <w:rPr>
+                <w:rFonts w:ascii="Arial" w:hAnsi="Arial" w:eastAsia="Arial" w:cs="Tahoma"/>
+                <w:sz w:val="18"/>
+              </w:rPr>
+            </w:r>
+            <w:r>
+              <w:rPr>
+                <w:rFonts w:ascii="Arial" w:hAnsi="Arial" w:eastAsia="Arial" w:cs="Tahoma"/>
+                <w:sz w:val="18"/>
+              </w:rPr>
+              <w:t>ใช้ endpoint ของ</w:t>
+            </w:r>
+          </w:p>
+        </w:tc>
+        <w:tc>
+          <w:tcPr>
+            <w:tcW w:type="dxa" w:w="3360"/>
+            <w:vAlign w:val="center"/>
+          </w:tcPr>
+          <w:p>
+            <w:pPr>
+              <w:keepLines/>
+              <w:spacing w:after="0"/>
+            </w:pPr>
+            <w:r>
+              <w:rPr>
+                <w:rFonts w:ascii="Arial" w:hAnsi="Arial" w:eastAsia="Arial" w:cs="Tahoma"/>
+                <w:sz w:val="18"/>
+              </w:rPr>
+            </w:r>
+            <w:r>
+              <w:rPr>
+                <w:rFonts w:ascii="Arial" w:hAnsi="Arial" w:eastAsia="Arial" w:cs="Tahoma"/>
+                <w:b/>
+                <w:sz w:val="18"/>
+              </w:rPr>
+              <w:t>LLDD-BE-API-Document-Workflow-Actions.pdf</w:t>
+            </w:r>
+          </w:p>
+        </w:tc>
+        <w:tc>
+          <w:tcPr>
+            <w:tcW w:type="dxa" w:w="3360"/>
+            <w:vAlign w:val="center"/>
+          </w:tcPr>
+          <w:p>
+            <w:pPr>
+              <w:keepLines/>
+              <w:spacing w:after="0"/>
+            </w:pPr>
+            <w:r>
+              <w:rPr>
+                <w:rFonts w:ascii="Arial" w:hAnsi="Arial" w:eastAsia="Arial" w:cs="Tahoma"/>
+                <w:sz w:val="18"/>
+              </w:rPr>
+            </w:r>
+            <w:r>
+              <w:rPr>
+                <w:rFonts w:ascii="Courier New" w:hAnsi="Courier New" w:eastAsia="Courier New" w:cs="Tahoma"/>
+                <w:sz w:val="18"/>
+              </w:rPr>
+              <w:t>POST /api/v1/sgi/document/{docNo}/actions</w:t>
+            </w:r>
+          </w:p>
+        </w:tc>
+      </w:tr>
+      <w:tr>
+        <w:trPr>
+          <w:cantSplit/>
+        </w:trPr>
+        <w:tc>
+          <w:tcPr>
+            <w:tcW w:type="dxa" w:w="3360"/>
+            <w:vAlign w:val="center"/>
+          </w:tcPr>
+          <w:p>
+            <w:pPr>
+              <w:keepLines/>
+              <w:spacing w:after="0"/>
+            </w:pPr>
+            <w:r>
+              <w:rPr>
+                <w:rFonts w:ascii="Arial" w:hAnsi="Arial" w:eastAsia="Arial" w:cs="Tahoma"/>
+                <w:sz w:val="18"/>
+              </w:rPr>
+            </w:r>
+            <w:r>
+              <w:rPr>
+                <w:rFonts w:ascii="Arial" w:hAnsi="Arial" w:eastAsia="Arial" w:cs="Tahoma"/>
+                <w:sz w:val="18"/>
+              </w:rPr>
+              <w:t>workflow engine</w:t>
+            </w:r>
+          </w:p>
+        </w:tc>
+        <w:tc>
+          <w:tcPr>
+            <w:tcW w:type="dxa" w:w="3360"/>
+            <w:vAlign w:val="center"/>
+          </w:tcPr>
+          <w:p>
+            <w:pPr>
+              <w:keepLines/>
+              <w:spacing w:after="0"/>
+            </w:pPr>
+            <w:r>
+              <w:rPr>
+                <w:rFonts w:ascii="Arial" w:hAnsi="Arial" w:eastAsia="Arial" w:cs="Tahoma"/>
+                <w:sz w:val="18"/>
+              </w:rPr>
+            </w:r>
+            <w:r>
+              <w:rPr>
+                <w:rFonts w:ascii="Arial" w:hAnsi="Arial" w:eastAsia="Arial" w:cs="Tahoma"/>
+                <w:b/>
+                <w:sz w:val="18"/>
+              </w:rPr>
+              <w:t>LLDD-BE-Workflow-Engine-Definition.pdf</w:t>
+            </w:r>
+          </w:p>
+        </w:tc>
+        <w:tc>
+          <w:tcPr>
+            <w:tcW w:type="dxa" w:w="3360"/>
+            <w:vAlign w:val="center"/>
+          </w:tcPr>
+          <w:p>
+            <w:pPr>
+              <w:keepLines/>
+              <w:spacing w:after="0"/>
+            </w:pPr>
+            <w:r>
+              <w:rPr>
+                <w:rFonts w:ascii="Arial" w:hAnsi="Arial" w:eastAsia="Arial" w:cs="Tahoma"/>
+                <w:sz w:val="18"/>
+              </w:rPr>
+            </w:r>
+            <w:r>
+              <w:rPr>
+                <w:rFonts w:ascii="Arial" w:hAnsi="Arial" w:eastAsia="Arial" w:cs="Tahoma"/>
+                <w:sz w:val="18"/>
+              </w:rPr>
+              <w:t>นิยาม state/route/event ที่หัวข้อ Workflow Trigger Event Contract เรียกใช้</w:t>
+            </w:r>
+          </w:p>
+        </w:tc>
+      </w:tr>
+      <w:tr>
+        <w:trPr>
+          <w:cantSplit/>
+        </w:trPr>
+        <w:tc>
+          <w:tcPr>
+            <w:tcW w:type="dxa" w:w="3360"/>
+            <w:vAlign w:val="center"/>
+          </w:tcPr>
+          <w:p>
+            <w:pPr>
+              <w:keepLines/>
+              <w:spacing w:after="0"/>
+            </w:pPr>
+            <w:r>
+              <w:rPr>
+                <w:rFonts w:ascii="Arial" w:hAnsi="Arial" w:eastAsia="Arial" w:cs="Tahoma"/>
+                <w:sz w:val="18"/>
+              </w:rPr>
+            </w:r>
+            <w:r>
+              <w:rPr>
+                <w:rFonts w:ascii="Arial" w:hAnsi="Arial" w:eastAsia="Arial" w:cs="Tahoma"/>
+                <w:sz w:val="18"/>
+              </w:rPr>
+              <w:t>แพลตฟอร์มระบบเดิม</w:t>
+            </w:r>
+          </w:p>
+        </w:tc>
+        <w:tc>
+          <w:tcPr>
+            <w:tcW w:type="dxa" w:w="3360"/>
+            <w:vAlign w:val="center"/>
+          </w:tcPr>
+          <w:p>
+            <w:pPr>
+              <w:keepLines/>
+              <w:spacing w:after="0"/>
+            </w:pPr>
+            <w:r>
+              <w:rPr>
+                <w:rFonts w:ascii="Arial" w:hAnsi="Arial" w:eastAsia="Arial" w:cs="Tahoma"/>
+                <w:sz w:val="18"/>
+              </w:rPr>
+            </w:r>
+            <w:r>
+              <w:rPr>
+                <w:rFonts w:ascii="Arial" w:hAnsi="Arial" w:eastAsia="Arial" w:cs="Tahoma"/>
+                <w:b/>
+                <w:sz w:val="18"/>
+              </w:rPr>
+              <w:t>LLDD-BE-Integration-SBP-Platform.pdf</w:t>
+            </w:r>
+          </w:p>
+        </w:tc>
+        <w:tc>
+          <w:tcPr>
+            <w:tcW w:type="dxa" w:w="3360"/>
+            <w:vAlign w:val="center"/>
+          </w:tcPr>
+          <w:p>
+            <w:pPr>
+              <w:keepLines/>
+              <w:spacing w:after="0"/>
+            </w:pPr>
+            <w:r>
+              <w:rPr>
+                <w:rFonts w:ascii="Arial" w:hAnsi="Arial" w:eastAsia="Arial" w:cs="Tahoma"/>
+                <w:sz w:val="18"/>
+              </w:rPr>
+            </w:r>
+            <w:r>
+              <w:rPr>
+                <w:rFonts w:ascii="Arial" w:hAnsi="Arial" w:eastAsia="Arial" w:cs="Tahoma"/>
+                <w:sz w:val="18"/>
+              </w:rPr>
+              <w:t>header จาก BFF (</w:t>
+            </w:r>
+            <w:r>
+              <w:rPr>
+                <w:rFonts w:ascii="Courier New" w:hAnsi="Courier New" w:eastAsia="Courier New" w:cs="Tahoma"/>
+                <w:sz w:val="18"/>
+              </w:rPr>
+              <w:t>x-api-key</w:t>
+            </w:r>
+            <w:r>
+              <w:rPr>
+                <w:rFonts w:ascii="Arial" w:hAnsi="Arial" w:eastAsia="Arial" w:cs="Tahoma"/>
+                <w:sz w:val="18"/>
+              </w:rPr>
+              <w:t xml:space="preserve"> / </w:t>
+            </w:r>
+            <w:r>
+              <w:rPr>
+                <w:rFonts w:ascii="Courier New" w:hAnsi="Courier New" w:eastAsia="Courier New" w:cs="Tahoma"/>
+                <w:sz w:val="18"/>
+              </w:rPr>
+              <w:t>x-user-*</w:t>
+            </w:r>
+            <w:r>
+              <w:rPr>
+                <w:rFonts w:ascii="Arial" w:hAnsi="Arial" w:eastAsia="Arial" w:cs="Tahoma"/>
+                <w:sz w:val="18"/>
+              </w:rPr>
+              <w:t>) · การ reuse ตารางและ service ของระบบ SBP เดิม</w:t>
+            </w:r>
+          </w:p>
+        </w:tc>
+      </w:tr>
+      <w:tr>
+        <w:trPr>
+          <w:cantSplit/>
+        </w:trPr>
+        <w:tc>
+          <w:tcPr>
+            <w:tcW w:type="dxa" w:w="3360"/>
+            <w:vAlign w:val="center"/>
+          </w:tcPr>
+          <w:p>
+            <w:pPr>
+              <w:keepLines/>
+              <w:spacing w:after="0"/>
+            </w:pPr>
+            <w:r>
+              <w:rPr>
+                <w:rFonts w:ascii="Arial" w:hAnsi="Arial" w:eastAsia="Arial" w:cs="Tahoma"/>
+                <w:sz w:val="18"/>
+              </w:rPr>
+            </w:r>
+            <w:r>
+              <w:rPr>
+                <w:rFonts w:ascii="Arial" w:hAnsi="Arial" w:eastAsia="Arial" w:cs="Tahoma"/>
+                <w:sz w:val="18"/>
+              </w:rPr>
+              <w:t>ต้องจบก่อน (ลำดับงาน)</w:t>
+            </w:r>
+          </w:p>
+        </w:tc>
+        <w:tc>
+          <w:tcPr>
+            <w:tcW w:type="dxa" w:w="3360"/>
+            <w:vAlign w:val="center"/>
+          </w:tcPr>
+          <w:p>
+            <w:pPr>
+              <w:keepLines/>
+              <w:spacing w:after="0"/>
+            </w:pPr>
+            <w:r>
+              <w:rPr>
+                <w:rFonts w:ascii="Arial" w:hAnsi="Arial" w:eastAsia="Arial" w:cs="Tahoma"/>
+                <w:sz w:val="18"/>
+              </w:rPr>
+            </w:r>
+            <w:r>
+              <w:rPr>
+                <w:rFonts w:ascii="Arial" w:hAnsi="Arial" w:eastAsia="Arial" w:cs="Tahoma"/>
+                <w:b/>
+                <w:sz w:val="18"/>
+              </w:rPr>
+              <w:t>LLDD-BE-Database-Structure.pdf</w:t>
+            </w:r>
+          </w:p>
+        </w:tc>
+        <w:tc>
+          <w:tcPr>
+            <w:tcW w:type="dxa" w:w="3360"/>
+            <w:vAlign w:val="center"/>
+          </w:tcPr>
+          <w:p>
+            <w:pPr>
+              <w:keepLines/>
+              <w:spacing w:after="0"/>
+            </w:pPr>
+            <w:r>
+              <w:rPr>
+                <w:rFonts w:ascii="Arial" w:hAnsi="Arial" w:eastAsia="Arial" w:cs="Tahoma"/>
+                <w:sz w:val="18"/>
+              </w:rPr>
+            </w:r>
+            <w:r>
+              <w:rPr>
+                <w:rFonts w:ascii="Arial" w:hAnsi="Arial" w:eastAsia="Arial" w:cs="Tahoma"/>
+                <w:sz w:val="18"/>
+              </w:rPr>
+              <w:t>เป็นฉบับต้นทางของสัญญา/โครงที่ฉบับนี้อ้าง</w:t>
+            </w:r>
+          </w:p>
+        </w:tc>
+      </w:tr>
+      <w:tr>
+        <w:trPr>
+          <w:cantSplit/>
+        </w:trPr>
+        <w:tc>
+          <w:tcPr>
+            <w:tcW w:type="dxa" w:w="3360"/>
+            <w:vAlign w:val="center"/>
+          </w:tcPr>
+          <w:p>
+            <w:pPr>
+              <w:keepLines/>
+              <w:spacing w:after="0"/>
+            </w:pPr>
+            <w:r>
+              <w:rPr>
+                <w:rFonts w:ascii="Arial" w:hAnsi="Arial" w:eastAsia="Arial" w:cs="Tahoma"/>
+                <w:sz w:val="18"/>
+              </w:rPr>
+            </w:r>
+            <w:r>
+              <w:rPr>
+                <w:rFonts w:ascii="Arial" w:hAnsi="Arial" w:eastAsia="Arial" w:cs="Tahoma"/>
+                <w:sz w:val="18"/>
+              </w:rPr>
+              <w:t>ต้องจบก่อน (ลำดับงาน)</w:t>
+            </w:r>
+          </w:p>
+        </w:tc>
+        <w:tc>
+          <w:tcPr>
+            <w:tcW w:type="dxa" w:w="3360"/>
+            <w:vAlign w:val="center"/>
+          </w:tcPr>
+          <w:p>
+            <w:pPr>
+              <w:keepLines/>
+              <w:spacing w:after="0"/>
+            </w:pPr>
+            <w:r>
+              <w:rPr>
+                <w:rFonts w:ascii="Arial" w:hAnsi="Arial" w:eastAsia="Arial" w:cs="Tahoma"/>
+                <w:sz w:val="18"/>
+              </w:rPr>
+            </w:r>
+            <w:r>
+              <w:rPr>
+                <w:rFonts w:ascii="Arial" w:hAnsi="Arial" w:eastAsia="Arial" w:cs="Tahoma"/>
+                <w:b/>
+                <w:sz w:val="18"/>
+              </w:rPr>
+              <w:t>LLDD-BE-Integration-SBP-Platform.pdf</w:t>
+            </w:r>
+          </w:p>
+        </w:tc>
+        <w:tc>
+          <w:tcPr>
+            <w:tcW w:type="dxa" w:w="3360"/>
+            <w:vAlign w:val="center"/>
+          </w:tcPr>
+          <w:p>
+            <w:pPr>
+              <w:keepLines/>
+              <w:spacing w:after="0"/>
+            </w:pPr>
+            <w:r>
+              <w:rPr>
+                <w:rFonts w:ascii="Arial" w:hAnsi="Arial" w:eastAsia="Arial" w:cs="Tahoma"/>
+                <w:sz w:val="18"/>
+              </w:rPr>
+            </w:r>
+            <w:r>
+              <w:rPr>
+                <w:rFonts w:ascii="Arial" w:hAnsi="Arial" w:eastAsia="Arial" w:cs="Tahoma"/>
+                <w:sz w:val="18"/>
+              </w:rPr>
+              <w:t>เป็นฉบับต้นทางของสัญญา/โครงที่ฉบับนี้อ้าง</w:t>
+            </w:r>
+          </w:p>
+        </w:tc>
+      </w:tr>
+    </w:tbl>
+    <w:p/>
     <w:p>
       <w:pPr>
         <w:pStyle w:val="Heading1"/>
@@ -759,7 +1296,18 @@
         <w:pageBreakBefore w:val="0"/>
       </w:pPr>
       <w:r>
-        <w:t>4. Implementation Flow Diagram (Reference)</w:t>
+        <w:t>4. Implementation Flow &amp; Sequence Diagram (Reference)</w:t>
+      </w:r>
+    </w:p>
+    <w:p>
+      <w:pPr>
+        <w:pStyle w:val="Heading2"/>
+        <w:keepNext/>
+        <w:keepLines/>
+        <w:pageBreakBefore w:val="0"/>
+      </w:pPr>
+      <w:r>
+        <w:t>4.1 Implementation Flow (ลำดับขั้นการทำงาน)</w:t>
       </w:r>
     </w:p>
     <w:p>
@@ -817,6 +1365,78 @@
     </w:p>
     <w:p>
       <w:pPr>
+        <w:pStyle w:val="Heading2"/>
+        <w:keepNext/>
+        <w:keepLines/>
+        <w:pageBreakBefore w:val="0"/>
+      </w:pPr>
+      <w:r>
+        <w:t>4.2 Sequence Diagram (ใครคุยกับใคร ลำดับไหน)</w:t>
+      </w:r>
+    </w:p>
+    <w:p>
+      <w:pPr>
+        <w:keepNext w:val="0"/>
+      </w:pPr>
+      <w:r>
+        <w:t>ผู้แสดงและลำดับข้อความในภาพนี้สร้างจาก endpoint ในหัวข้อ 7 และตารางในหัวข้อ Reference DB Mapping ของเอกสารฉบับนี้เอง จึงตรงกับสัญญาเสมอ</w:t>
+      </w:r>
+    </w:p>
+    <w:p>
+      <w:pPr>
+        <w:keepNext/>
+        <w:jc w:val="center"/>
+      </w:pPr>
+      <w:r>
+        <w:drawing>
+          <wp:inline xmlns:a="http://schemas.openxmlformats.org/drawingml/2006/main" xmlns:pic="http://schemas.openxmlformats.org/drawingml/2006/picture">
+            <wp:extent cx="5669280" cy="2918629"/>
+            <wp:docPr id="2" name="Picture 2"/>
+            <wp:cNvGraphicFramePr>
+              <a:graphicFrameLocks noChangeAspect="1"/>
+            </wp:cNvGraphicFramePr>
+            <a:graphic>
+              <a:graphicData uri="http://schemas.openxmlformats.org/drawingml/2006/picture">
+                <pic:pic>
+                  <pic:nvPicPr>
+                    <pic:cNvPr id="0" name="BE-LLDD-BE-API-Common-Contracts-sequence.png"/>
+                    <pic:cNvPicPr/>
+                  </pic:nvPicPr>
+                  <pic:blipFill>
+                    <a:blip r:embed="rId12"/>
+                    <a:stretch>
+                      <a:fillRect/>
+                    </a:stretch>
+                  </pic:blipFill>
+                  <pic:spPr>
+                    <a:xfrm>
+                      <a:off x="0" y="0"/>
+                      <a:ext cx="5669280" cy="2918629"/>
+                    </a:xfrm>
+                    <a:prstGeom prst="rect"/>
+                  </pic:spPr>
+                </pic:pic>
+              </a:graphicData>
+            </a:graphic>
+          </wp:inline>
+        </w:drawing>
+      </w:r>
+    </w:p>
+    <w:p>
+      <w:pPr>
+        <w:keepLines/>
+        <w:jc w:val="center"/>
+      </w:pPr>
+      <w:r>
+        <w:rPr>
+          <w:i/>
+          <w:sz w:val="18"/>
+        </w:rPr>
+        <w:t>รูปที่ 2: Sequence diagram: LLDD BE - API Common Contracts</w:t>
+      </w:r>
+    </w:p>
+    <w:p>
+      <w:pPr>
         <w:pStyle w:val="Heading1"/>
         <w:keepNext/>
         <w:keepLines/>
@@ -1347,7 +1967,7 @@
                 <w:rFonts w:ascii="Arial" w:hAnsi="Arial" w:eastAsia="Arial" w:cs="Tahoma"/>
                 <w:sz w:val="18"/>
               </w:rPr>
-              <w:t>ใช้กับ /sbpgi/workflow/instances และ external callback ที่ไม่ใช่ user JWT</w:t>
+              <w:t>ใช้กับ /sgi/workflow/instances และ external callback ที่ไม่ใช่ user JWT</w:t>
             </w:r>
           </w:p>
         </w:tc>
@@ -2397,7 +3017,7 @@
                 <w:rFonts w:ascii="Arial" w:hAnsi="Arial" w:eastAsia="Arial" w:cs="Tahoma"/>
                 <w:sz w:val="18"/>
               </w:rPr>
-              <w:t>FE resolve label จาก /sbpgi/lookup/document-statuses; mutation response ไม่คืน label ไทยซ้ำ</w:t>
+              <w:t>FE resolve label จาก /sgi/lookup/document-statuses; mutation response ไม่คืน label ไทยซ้ำ</w:t>
             </w:r>
           </w:p>
         </w:tc>
@@ -2525,7 +3145,7 @@
         <w:keepNext w:val="0"/>
       </w:pPr>
       <w:r>
-        <w:t xml:space="preserve">SBPGI ไม่ได้แยก backend/พอร์ทัลใหม่ (มติ </w:t>
+        <w:t xml:space="preserve">SGI ไม่ได้แยก backend/พอร์ทัลใหม่ (มติ </w:t>
       </w:r>
       <w:r>
         <w:rPr>
@@ -2716,7 +3336,7 @@
                 <w:color w:val="8A3324"/>
                 <w:sz w:val="18"/>
               </w:rPr>
-              <w:t>/api/v1/sbpgi/&lt;กลุ่ม&gt;/&lt;resource&gt;</w:t>
+              <w:t>/api/v1/sgi/&lt;กลุ่ม&gt;/&lt;resource&gt;</w:t>
             </w:r>
           </w:p>
         </w:tc>
@@ -2741,7 +3361,7 @@
                 <w:rFonts w:ascii="Courier New" w:hAnsi="Courier New" w:eastAsia="Courier New" w:cs="Tahoma"/>
                 <w:sz w:val="18"/>
               </w:rPr>
-              <w:t>/api/v1/sbpgi/document/{docNo}/actions</w:t>
+              <w:t>/api/v1/sgi/document/{docNo}/actions</w:t>
             </w:r>
           </w:p>
         </w:tc>
@@ -2797,7 +3417,7 @@
                 <w:color w:val="8A3324"/>
                 <w:sz w:val="18"/>
               </w:rPr>
-              <w:t>/sbpgi/&lt;กลุ่ม&gt;/&lt;หน้า&gt;</w:t>
+              <w:t>/sgi/&lt;กลุ่ม&gt;/&lt;หน้า&gt;</w:t>
             </w:r>
           </w:p>
         </w:tc>
@@ -2822,7 +3442,7 @@
                 <w:rFonts w:ascii="Courier New" w:hAnsi="Courier New" w:eastAsia="Courier New" w:cs="Tahoma"/>
                 <w:sz w:val="18"/>
               </w:rPr>
-              <w:t>/sbpgi/document/waiting</w:t>
+              <w:t>/sgi/document/waiting</w:t>
             </w:r>
             <w:r>
               <w:rPr>
@@ -2836,7 +3456,7 @@
                 <w:rFonts w:ascii="Courier New" w:hAnsi="Courier New" w:eastAsia="Courier New" w:cs="Tahoma"/>
                 <w:sz w:val="18"/>
               </w:rPr>
-              <w:t>/sbpgi/report/status-summary</w:t>
+              <w:t>/sgi/report/status-summary</w:t>
             </w:r>
           </w:p>
         </w:tc>
@@ -2891,7 +3511,7 @@
                 <w:rFonts w:ascii="Courier New" w:hAnsi="Courier New" w:eastAsia="Courier New" w:cs="Tahoma"/>
                 <w:sz w:val="18"/>
               </w:rPr>
-              <w:t>**/sbpgi/*</w:t>
+              <w:t>**/sgi/*</w:t>
             </w:r>
           </w:p>
         </w:tc>
@@ -2916,7 +3536,7 @@
                 <w:rFonts w:ascii="Courier New" w:hAnsi="Courier New" w:eastAsia="Courier New" w:cs="Tahoma"/>
                 <w:sz w:val="18"/>
               </w:rPr>
-              <w:t>src/app/(main)/sbpgi/*</w:t>
+              <w:t>src/app/(main)/sgi/*</w:t>
             </w:r>
             <w:r>
               <w:rPr>
@@ -2930,7 +3550,7 @@
                 <w:rFonts w:ascii="Courier New" w:hAnsi="Courier New" w:eastAsia="Courier New" w:cs="Tahoma"/>
                 <w:sz w:val="18"/>
               </w:rPr>
-              <w:t>src/services/sbpgi/*</w:t>
+              <w:t>src/services/sgi/*</w:t>
             </w:r>
             <w:r>
               <w:rPr>
@@ -2944,7 +3564,7 @@
                 <w:rFonts w:ascii="Courier New" w:hAnsi="Courier New" w:eastAsia="Courier New" w:cs="Tahoma"/>
                 <w:sz w:val="18"/>
               </w:rPr>
-              <w:t>src/types/sbpgi/*</w:t>
+              <w:t>src/types/sgi/*</w:t>
             </w:r>
           </w:p>
         </w:tc>
@@ -2959,7 +3579,7 @@
         <w:pageBreakBefore w:val="0"/>
       </w:pPr>
       <w:r>
-        <w:t>6 กลุ่มย่อยใต้ `sbpgi`</w:t>
+        <w:t>6 กลุ่มย่อยใต้ `sgi`</w:t>
       </w:r>
     </w:p>
     <w:tbl>
@@ -3118,7 +3738,7 @@
                 <w:rFonts w:ascii="Courier New" w:hAnsi="Courier New" w:eastAsia="Courier New" w:cs="Tahoma"/>
                 <w:sz w:val="18"/>
               </w:rPr>
-              <w:t>/sbpgi/document/*</w:t>
+              <w:t>/sgi/document/*</w:t>
             </w:r>
           </w:p>
         </w:tc>
@@ -3279,7 +3899,7 @@
                 <w:rFonts w:ascii="Courier New" w:hAnsi="Courier New" w:eastAsia="Courier New" w:cs="Tahoma"/>
                 <w:sz w:val="18"/>
               </w:rPr>
-              <w:t>/sbpgi/lookup/*</w:t>
+              <w:t>/sgi/lookup/*</w:t>
             </w:r>
           </w:p>
         </w:tc>
@@ -3405,7 +4025,7 @@
                 <w:rFonts w:ascii="Courier New" w:hAnsi="Courier New" w:eastAsia="Courier New" w:cs="Tahoma"/>
                 <w:sz w:val="18"/>
               </w:rPr>
-              <w:t>/sbpgi/master/*</w:t>
+              <w:t>/sgi/master/*</w:t>
             </w:r>
           </w:p>
         </w:tc>
@@ -3531,7 +4151,7 @@
                 <w:rFonts w:ascii="Courier New" w:hAnsi="Courier New" w:eastAsia="Courier New" w:cs="Tahoma"/>
                 <w:sz w:val="18"/>
               </w:rPr>
-              <w:t>/sbpgi/report/*</w:t>
+              <w:t>/sgi/report/*</w:t>
             </w:r>
           </w:p>
         </w:tc>
@@ -3650,7 +4270,7 @@
                 <w:rFonts w:ascii="Courier New" w:hAnsi="Courier New" w:eastAsia="Courier New" w:cs="Tahoma"/>
                 <w:sz w:val="18"/>
               </w:rPr>
-              <w:t>/sbpgi/workflow/*</w:t>
+              <w:t>/sgi/workflow/*</w:t>
             </w:r>
           </w:p>
         </w:tc>
@@ -3783,7 +4403,7 @@
                 <w:rFonts w:ascii="Courier New" w:hAnsi="Courier New" w:eastAsia="Courier New" w:cs="Tahoma"/>
                 <w:sz w:val="18"/>
               </w:rPr>
-              <w:t>/sbpgi/interface/*</w:t>
+              <w:t>/sgi/interface/*</w:t>
             </w:r>
           </w:p>
         </w:tc>
@@ -3882,7 +4502,7 @@
         <w:rPr>
           <w:b/>
         </w:rPr>
-        <w:t>`/sbpgi/interface/*`</w:t>
+        <w:t>`/sgi/interface/*`</w:t>
       </w:r>
       <w:r>
         <w:t xml:space="preserve"> (tracking + ACK ของ </w:t>
@@ -3891,7 +4511,7 @@
         <w:rPr>
           <w:rFonts w:ascii="Courier New" w:hAnsi="Courier New" w:eastAsia="Courier New" w:cs="Tahoma"/>
         </w:rPr>
-        <w:t>interface_transactions</w:t>
+        <w:t>sgi_interface_transactions</w:t>
       </w:r>
       <w:r>
         <w:t>) กับ application log เท่านั้น</w:t>
@@ -3964,7 +4584,7 @@
                 <w:b/>
                 <w:sz w:val="18"/>
               </w:rPr>
-              <w:t>ของ SBPGI ถ้าไม่ใส่ prefix</w:t>
+              <w:t>ของ SGI ถ้าไม่ใส่ prefix</w:t>
             </w:r>
           </w:p>
         </w:tc>
@@ -4439,7 +5059,7 @@
         <w:rPr>
           <w:b/>
         </w:rPr>
-        <w:t>`SbpgiModule` เดียว</w:t>
+        <w:t>`SgiModule` เดียว</w:t>
       </w:r>
       <w:r>
         <w:t xml:space="preserve"> ผูก prefix ที่ระดับโมดูล (</w:t>
@@ -4448,7 +5068,7 @@
         <w:rPr>
           <w:rFonts w:ascii="Courier New" w:hAnsi="Courier New" w:eastAsia="Courier New" w:cs="Tahoma"/>
         </w:rPr>
-        <w:t>RouterModule.register([{ path: 'sbpgi', module: SbpgiModule }])</w:t>
+        <w:t>RouterModule.register([{ path: 'sgi', module: SgiModule }])</w:t>
       </w:r>
       <w:r>
         <w:t>) แล้วแตกเป็น 6 controller ตามกลุ่ม (</w:t>
@@ -4511,7 +5131,7 @@
         <w:rPr>
           <w:b/>
         </w:rPr>
-        <w:t>ห้ามเติม `sbpgi/` ในแต่ละ `@Controller()`</w:t>
+        <w:t>ห้ามเติม `sgi/` ในแต่ละ `@Controller()`</w:t>
       </w:r>
     </w:p>
     <w:p>
@@ -4598,7 +5218,7 @@
         <w:rPr>
           <w:b/>
         </w:rPr>
-        <w:t>ไม่ใช่ของ SBPGI ห้ามใส่ prefix และห้ามแตะ</w:t>
+        <w:t>ไม่ใช่ของ SGI ห้ามใส่ prefix และห้ามแตะ</w:t>
       </w:r>
       <w:r>
         <w:t xml:space="preserve"> — </w:t>
@@ -4679,7 +5299,7 @@
         <w:rPr>
           <w:rFonts w:ascii="Courier New" w:hAnsi="Courier New" w:eastAsia="Courier New" w:cs="Tahoma"/>
         </w:rPr>
-        <w:t>/api/v1/sbpgi/*</w:t>
+        <w:t>/api/v1/sgi/*</w:t>
       </w:r>
       <w:r>
         <w:t xml:space="preserve">) โดยไม่ตัดคำ · สิทธิ์เมนูผูกกับ URL ของ </w:t>
@@ -4697,7 +5317,7 @@
         <w:rPr>
           <w:color w:val="8A3324"/>
         </w:rPr>
-        <w:t>/sbpgi/&lt;กลุ่ม&gt;/...</w:t>
+        <w:t>/sgi/&lt;กลุ่ม&gt;/...</w:t>
       </w:r>
       <w:r>
         <w:t>) ไม่ใช่ URL ของ API</w:t>
@@ -6163,7 +6783,7 @@
                 <w:rFonts w:ascii="Arial" w:hAnsi="Arial" w:eastAsia="Arial" w:cs="Tahoma"/>
                 <w:sz w:val="18"/>
               </w:rPr>
-              <w:t>versionNo ที่ส่งมาไม่ตรงกับ compensation_documents.version_no</w:t>
+              <w:t>versionNo ที่ส่งมาไม่ตรงกับ sgi_compensation_documents.version_no</w:t>
             </w:r>
           </w:p>
         </w:tc>
@@ -6776,7 +7396,7 @@
                 <w:rFonts w:ascii="Arial" w:hAnsi="Arial" w:eastAsia="Arial" w:cs="Tahoma"/>
                 <w:sz w:val="18"/>
               </w:rPr>
-              <w:t>ไม่ใช่ endpoint ของ SBPGI — FE เรียกของระบบเดิมผ่าน BFF: GET /auth/profile, GET /users/current, GET /menus, GET /groups/current-user/permissions</w:t>
+              <w:t>ไม่ใช่ endpoint ของ SGI — FE เรียกของระบบเดิมผ่าน BFF: GET /auth/profile, GET /users/current, GET /menus, GET /groups/current-user/permissions</w:t>
             </w:r>
           </w:p>
         </w:tc>
@@ -6856,7 +7476,7 @@
                 <w:rFonts w:ascii="Arial" w:hAnsi="Arial" w:eastAsia="Arial" w:cs="Tahoma"/>
                 <w:sz w:val="18"/>
               </w:rPr>
-              <w:t>GET /sbpgi/document/tasks</w:t>
+              <w:t>GET /sgi/document/tasks</w:t>
             </w:r>
           </w:p>
         </w:tc>
@@ -6936,7 +7556,7 @@
                 <w:rFonts w:ascii="Arial" w:hAnsi="Arial" w:eastAsia="Arial" w:cs="Tahoma"/>
                 <w:sz w:val="18"/>
               </w:rPr>
-              <w:t>GET /sbpgi/document*, GET /sbpgi/document/{docNo}/timeline, GET /sbpgi/document/{docNo}/sales</w:t>
+              <w:t>GET /sgi/document*, GET /sgi/document/{docNo}/timeline, GET /sgi/document/{docNo}/sales</w:t>
             </w:r>
           </w:p>
         </w:tc>
@@ -7016,7 +7636,7 @@
                 <w:rFonts w:ascii="Arial" w:hAnsi="Arial" w:eastAsia="Arial" w:cs="Tahoma"/>
                 <w:sz w:val="18"/>
               </w:rPr>
-              <w:t>POST /sbpgi/document</w:t>
+              <w:t>POST /sgi/document</w:t>
             </w:r>
           </w:p>
         </w:tc>
@@ -7111,7 +7731,7 @@
                 <w:rFonts w:ascii="Arial" w:hAnsi="Arial" w:eastAsia="Arial" w:cs="Tahoma"/>
                 <w:sz w:val="18"/>
               </w:rPr>
-              <w:t>PUT /sbpgi/document/{docNo}, POST /sbpgi/document/{docNo}/actions, POST /sbpgi/document/{docNo}/attachments</w:t>
+              <w:t>PUT /sgi/document/{docNo}, POST /sgi/document/{docNo}/actions, POST /sgi/document/{docNo}/attachments</w:t>
             </w:r>
           </w:p>
         </w:tc>
@@ -7191,7 +7811,7 @@
                 <w:rFonts w:ascii="Arial" w:hAnsi="Arial" w:eastAsia="Arial" w:cs="Tahoma"/>
                 <w:sz w:val="18"/>
               </w:rPr>
-              <w:t>GET /sbpgi/document/{docNo}/attachments/{attachId}/download</w:t>
+              <w:t>GET /sgi/document/{docNo}/attachments/{attachId}/download</w:t>
             </w:r>
           </w:p>
         </w:tc>
@@ -7299,7 +7919,7 @@
                 <w:rFonts w:ascii="Arial" w:hAnsi="Arial" w:eastAsia="Arial" w:cs="Tahoma"/>
                 <w:sz w:val="18"/>
               </w:rPr>
-              <w:t>/sbpgi/lookup/document-statuses, /sbpgi/lookup/workflow-sections (ร้าน/ภาค/ประเภทสาขา ใช้ /store/* + /common/common-code ของระบบ SBP เดิม · 2026-08-06)</w:t>
+              <w:t>/sgi/lookup/document-statuses, /sgi/lookup/workflow-sections (ร้าน/ภาค/ประเภทสาขา ใช้ /store/* + /common/common-code ของระบบ SBP เดิม · 2026-08-06)</w:t>
             </w:r>
           </w:p>
         </w:tc>
@@ -7354,7 +7974,7 @@
                 <w:rFonts w:ascii="Arial" w:hAnsi="Arial" w:eastAsia="Arial" w:cs="Tahoma"/>
                 <w:sz w:val="18"/>
               </w:rPr>
-              <w:t>Master (SBPGI)</w:t>
+              <w:t>Master (SGI)</w:t>
             </w:r>
           </w:p>
         </w:tc>
@@ -7379,7 +7999,7 @@
                 <w:rFonts w:ascii="Arial" w:hAnsi="Arial" w:eastAsia="Arial" w:cs="Tahoma"/>
                 <w:sz w:val="18"/>
               </w:rPr>
-              <w:t>/sbpgi/master/factors*, /sbpgi/master/competitors*</w:t>
+              <w:t>/sgi/master/factors*, /sgi/master/competitors*</w:t>
             </w:r>
           </w:p>
         </w:tc>
@@ -7459,7 +8079,7 @@
                 <w:rFonts w:ascii="Arial" w:hAnsi="Arial" w:eastAsia="Arial" w:cs="Tahoma"/>
                 <w:sz w:val="18"/>
               </w:rPr>
-              <w:t>ไม่ใช่ endpoint ของ SBPGI — ตัด /operators* /roles* /menus* /menu-permissions* /employees/search รวม 14 เส้น (2026-08-05) ใช้ auth-backend เดิม จัดการที่หน้า /setting/manage-user-rights</w:t>
+              <w:t>ไม่ใช่ endpoint ของ SGI — ตัด /operators* /roles* /menus* /menu-permissions* /employees/search รวม 14 เส้น (2026-08-05) ใช้ auth-backend เดิม จัดการที่หน้า /setting/manage-user-rights</w:t>
             </w:r>
           </w:p>
         </w:tc>
@@ -7539,7 +8159,7 @@
                 <w:rFonts w:ascii="Arial" w:hAnsi="Arial" w:eastAsia="Arial" w:cs="Tahoma"/>
                 <w:sz w:val="18"/>
               </w:rPr>
-              <w:t>/sbpgi/report/status-summary*</w:t>
+              <w:t>/sgi/report/status-summary*</w:t>
             </w:r>
           </w:p>
         </w:tc>
@@ -7619,7 +8239,7 @@
                 <w:rFonts w:ascii="Arial" w:hAnsi="Arial" w:eastAsia="Arial" w:cs="Tahoma"/>
                 <w:sz w:val="18"/>
               </w:rPr>
-              <w:t>/sbpgi/workflow/instances · /sbpgi/interface/* (tracking · pending-ack · sta/ack callback)</w:t>
+              <w:t>/sgi/workflow/instances · /sgi/interface/* (tracking · pending-ack · sta/ack callback)</w:t>
             </w:r>
           </w:p>
         </w:tc>
@@ -7772,7 +8392,7 @@
                 <w:rFonts w:ascii="Arial" w:hAnsi="Arial" w:eastAsia="Arial" w:cs="Tahoma"/>
                 <w:sz w:val="18"/>
               </w:rPr>
-              <w:t>ALL /api/v1/sbpgi/*; GET /api/v1/sbpgi/*; POST /api/v1/sbpgi/document/{docNo}/actions</w:t>
+              <w:t>ALL /api/v1/sgi/*; GET /api/v1/sgi/*; POST /api/v1/sgi/document/{docNo}/actions</w:t>
             </w:r>
           </w:p>
         </w:tc>
@@ -7827,7 +8447,7 @@
                 <w:rFonts w:ascii="Arial" w:hAnsi="Arial" w:eastAsia="Arial" w:cs="Tahoma"/>
                 <w:sz w:val="18"/>
               </w:rPr>
-              <w:t>Request enters logging middleware and request id is attached; BffUserGuard ตรวจ x-api-key แล้ว map BFF header เป็น user context — 🔴 SBPGI ไม่ออก/ไม่ตรวจ JWT เอง (login อยู่ที่ Cognito ฝั่ง BFF) · เส้น service-token ใช้ API key แยก; RBAC guard checks role/menu/current workflow task owner; Validate params/query/body with shared schema conventions</w:t>
+              <w:t>Request enters logging middleware and request id is attached; BffUserGuard ตรวจ x-api-key แล้ว map BFF header เป็น user context — 🔴 SGI ไม่ออก/ไม่ตรวจ JWT เอง (login อยู่ที่ Cognito ฝั่ง BFF) · เส้น service-token ใช้ API key แยก; RBAC guard checks role/menu/current workflow task owner; Validate params/query/body with shared schema conventions</w:t>
             </w:r>
           </w:p>
         </w:tc>
@@ -7896,7 +8516,7 @@
                 <w:rFonts w:ascii="Arial" w:hAnsi="Arial" w:eastAsia="Arial" w:cs="Tahoma"/>
                 <w:sz w:val="18"/>
               </w:rPr>
-              <w:t xml:space="preserve"> และร่องรอยที่ตรวจย้อนได้ (log / consideration_logs / workflow_history ของ engine)</w:t>
+              <w:t xml:space="preserve"> และร่องรอยที่ตรวจย้อนได้ (log / sgi_consideration_logs / workflow_history ของ engine)</w:t>
             </w:r>
           </w:p>
         </w:tc>
@@ -8045,7 +8665,7 @@
                 <w:rFonts w:ascii="Arial" w:hAnsi="Arial" w:eastAsia="Arial" w:cs="Tahoma"/>
                 <w:sz w:val="18"/>
               </w:rPr>
-              <w:t>ALL /api/v1/sbpgi/*</w:t>
+              <w:t>ALL /api/v1/sgi/*</w:t>
             </w:r>
           </w:p>
         </w:tc>
@@ -8150,7 +8770,7 @@
                 <w:rFonts w:ascii="Arial" w:hAnsi="Arial" w:eastAsia="Arial" w:cs="Tahoma"/>
                 <w:sz w:val="18"/>
               </w:rPr>
-              <w:t>GET /api/v1/sbpgi/*</w:t>
+              <w:t>GET /api/v1/sgi/*</w:t>
             </w:r>
           </w:p>
         </w:tc>
@@ -8200,7 +8820,7 @@
                 <w:rFonts w:ascii="Arial" w:hAnsi="Arial" w:eastAsia="Arial" w:cs="Tahoma"/>
                 <w:sz w:val="18"/>
               </w:rPr>
-              <w:t>BffUserGuard ตรวจ x-api-key แล้ว map BFF header เป็น user context — 🔴 SBPGI ไม่ออก/ไม่ตรวจ JWT เอง (login อยู่ที่ Cognito ฝั่ง BFF) · เส้น service-token ใช้ API key แยก</w:t>
+              <w:t>BffUserGuard ตรวจ x-api-key แล้ว map BFF header เป็น user context — 🔴 SGI ไม่ออก/ไม่ตรวจ JWT เอง (login อยู่ที่ Cognito ฝั่ง BFF) · เส้น service-token ใช้ API key แยก</w:t>
             </w:r>
           </w:p>
         </w:tc>
@@ -8262,7 +8882,7 @@
                 <w:rFonts w:ascii="Arial" w:hAnsi="Arial" w:eastAsia="Arial" w:cs="Tahoma"/>
                 <w:sz w:val="18"/>
               </w:rPr>
-              <w:t>POST /api/v1/sbpgi/document/{docNo}/actions</w:t>
+              <w:t>POST /api/v1/sgi/document/{docNo}/actions</w:t>
             </w:r>
           </w:p>
         </w:tc>
@@ -8576,7 +9196,7 @@
                 <w:rFonts w:ascii="Arial" w:hAnsi="Arial" w:eastAsia="Arial" w:cs="Tahoma"/>
                 <w:sz w:val="18"/>
               </w:rPr>
-              <w:t>BffUserGuard ตรวจ x-api-key แล้ว map BFF header เป็น user context — 🔴 SBPGI ไม่ออก/ไม่ตรวจ JWT เอง (login อยู่ที่ Cognito ฝั่ง BFF) · เส้น service-token ใช้ API key แยก</w:t>
+              <w:t>BffUserGuard ตรวจ x-api-key แล้ว map BFF header เป็น user context — 🔴 SGI ไม่ออก/ไม่ตรวจ JWT เอง (login อยู่ที่ Cognito ฝั่ง BFF) · เส้น service-token ใช้ API key แยก</w:t>
             </w:r>
           </w:p>
         </w:tc>
@@ -9458,7 +10078,7 @@
         <w:t>sps_store.workflow_*</w:t>
       </w:r>
       <w:r>
-        <w:t xml:space="preserve"> (13 ตาราง) เป็นของ lib — SBPGI </w:t>
+        <w:t xml:space="preserve"> (13 ตาราง) เป็นของ lib — SGI </w:t>
       </w:r>
       <w:r>
         <w:rPr>
@@ -9503,7 +10123,7 @@
         <w:keepLines/>
       </w:pPr>
       <w:r>
-        <w:t>unit test ต้อง mock engine และครอบอย่างน้อย: เรียกสำเร็จ · engine โยน error แล้ว rollback ฝั่ง SBPGI ครบ · เรียกซ้ำด้วย referenceId เดิมไม่เกิดผลซ้ำ</w:t>
+        <w:t>unit test ต้อง mock engine และครอบอย่างน้อย: เรียกสำเร็จ · engine โยน error แล้ว rollback ฝั่ง SGI ครบ · เรียกซ้ำด้วย referenceId เดิมไม่เกิดผลซ้ำ</w:t>
       </w:r>
     </w:p>
     <w:p>
@@ -10379,7 +10999,7 @@
         <w:pageBreakBefore w:val="0"/>
       </w:pPr>
       <w:r>
-        <w:t>ALL /api/v1/sbpgi/*</w:t>
+        <w:t>ALL /api/v1/sgi/*</w:t>
       </w:r>
     </w:p>
     <w:p>
@@ -11021,7 +11641,7 @@
         <w:pageBreakBefore w:val="0"/>
       </w:pPr>
       <w:r>
-        <w:t>GET /api/v1/sbpgi/*</w:t>
+        <w:t>GET /api/v1/sgi/*</w:t>
       </w:r>
     </w:p>
     <w:p>
@@ -12052,7 +12672,7 @@
         <w:pageBreakBefore w:val="0"/>
       </w:pPr>
       <w:r>
-        <w:t>POST /api/v1/sbpgi/document/{docNo}/actions</w:t>
+        <w:t>POST /api/v1/sgi/document/{docNo}/actions</w:t>
       </w:r>
     </w:p>
     <w:p>
@@ -13180,7 +13800,7 @@
                 <w:rFonts w:ascii="Arial" w:hAnsi="Arial" w:eastAsia="Arial" w:cs="Tahoma"/>
                 <w:sz w:val="18"/>
               </w:rPr>
-              <w:t>ALL /api/v1/sbpgi/*</w:t>
+              <w:t>ALL /api/v1/sgi/*</w:t>
             </w:r>
           </w:p>
         </w:tc>
@@ -13260,7 +13880,7 @@
                 <w:rFonts w:ascii="Arial" w:hAnsi="Arial" w:eastAsia="Arial" w:cs="Tahoma"/>
                 <w:sz w:val="18"/>
               </w:rPr>
-              <w:t>GET /api/v1/sbpgi/*</w:t>
+              <w:t>GET /api/v1/sgi/*</w:t>
             </w:r>
           </w:p>
         </w:tc>
@@ -13340,7 +13960,7 @@
                 <w:rFonts w:ascii="Arial" w:hAnsi="Arial" w:eastAsia="Arial" w:cs="Tahoma"/>
                 <w:sz w:val="18"/>
               </w:rPr>
-              <w:t>POST /api/v1/sbpgi/document/{docNo}/actions</w:t>
+              <w:t>POST /api/v1/sgi/document/{docNo}/actions</w:t>
             </w:r>
           </w:p>
         </w:tc>
@@ -13432,7 +14052,7 @@
         <w:br/>
         <w:t>// error   : { success: false, data: null, error: { code, message } }</w:t>
         <w:br/>
-        <w:t>// TODO: endpoint ของ SBPGI ทุกเส้นต้องคืน error message ภาษาไทย verbatim ตาม ข้อกำหนดทางธุรกิจ ผ่าน HttpException เท่านั้น</w:t>
+        <w:t>// TODO: endpoint ของ SGI ทุกเส้นต้องคืน error message ภาษาไทย verbatim ตาม ข้อกำหนดทางธุรกิจ ผ่าน HttpException เท่านั้น</w:t>
       </w:r>
     </w:p>
     <w:p>
@@ -13630,7 +14250,7 @@
                 <w:rFonts w:ascii="Arial" w:hAnsi="Arial" w:eastAsia="Arial" w:cs="Tahoma"/>
                 <w:sz w:val="18"/>
               </w:rPr>
-              <w:t>BffUserGuard ตรวจ x-api-key แล้ว map BFF header เป็น user context — 🔴 SBPGI ไม่ออก/ไม่ตรวจ JWT เอง (login อยู่ที่ Cognito ฝั่ง BFF) · เส้น service-token ใช้ API key แยก</w:t>
+              <w:t>BffUserGuard ตรวจ x-api-key แล้ว map BFF header เป็น user context — 🔴 SGI ไม่ออก/ไม่ตรวจ JWT เอง (login อยู่ที่ Cognito ฝั่ง BFF) · เส้น service-token ใช้ API key แยก</w:t>
             </w:r>
           </w:p>
         </w:tc>
@@ -14079,7 +14699,7 @@
         <w:keepLines/>
       </w:pPr>
       <w:r>
-        <w:t>workflow action ต้องเขียน consideration_logs · master mutation ไม่มี audit แล้ว (ยกเลิกระบบ audit ของ master 2026-08-07)</w:t>
+        <w:t>workflow action ต้องเขียน sgi_consideration_logs · master mutation ไม่มี audit แล้ว (ยกเลิกระบบ audit ของ master 2026-08-07)</w:t>
       </w:r>
     </w:p>
     <w:p>
